--- a/public/templates/BERKAS PEMBAYARAN TERMIN II PML (1).docx
+++ b/public/templates/BERKAS PEMBAYARAN TERMIN II PML (1).docx
@@ -372,47 +372,7 @@
           <w:sz w:val="24"/>
           <w:szCs w:val="24"/>
         </w:rPr>
-        <w:t xml:space="preserve">Dengan </w:t>
-      </w:r>
-      <w:proofErr w:type="spellStart"/>
-      <w:r>
-        <w:rPr>
-          <w:rFonts w:ascii="Bookman Old Style" w:eastAsia="Bookman Old Style" w:hAnsi="Bookman Old Style" w:cs="Bookman Old Style"/>
-          <w:color w:val="000000"/>
-          <w:sz w:val="24"/>
-          <w:szCs w:val="24"/>
-        </w:rPr>
-        <w:t>ini</w:t>
-      </w:r>
-      <w:proofErr w:type="spellEnd"/>
-      <w:r>
-        <w:rPr>
-          <w:rFonts w:ascii="Bookman Old Style" w:eastAsia="Bookman Old Style" w:hAnsi="Bookman Old Style" w:cs="Bookman Old Style"/>
-          <w:color w:val="000000"/>
-          <w:sz w:val="24"/>
-          <w:szCs w:val="24"/>
-        </w:rPr>
-        <w:t xml:space="preserve"> </w:t>
-      </w:r>
-      <w:proofErr w:type="spellStart"/>
-      <w:r>
-        <w:rPr>
-          <w:rFonts w:ascii="Bookman Old Style" w:eastAsia="Bookman Old Style" w:hAnsi="Bookman Old Style" w:cs="Bookman Old Style"/>
-          <w:color w:val="000000"/>
-          <w:sz w:val="24"/>
-          <w:szCs w:val="24"/>
-        </w:rPr>
-        <w:t>menyatakan</w:t>
-      </w:r>
-      <w:proofErr w:type="spellEnd"/>
-      <w:r>
-        <w:rPr>
-          <w:rFonts w:ascii="Bookman Old Style" w:eastAsia="Bookman Old Style" w:hAnsi="Bookman Old Style" w:cs="Bookman Old Style"/>
-          <w:color w:val="000000"/>
-          <w:sz w:val="24"/>
-          <w:szCs w:val="24"/>
-        </w:rPr>
-        <w:t>:  </w:t>
+        <w:t>Dengan ini menyatakan:  </w:t>
       </w:r>
     </w:p>
     <w:p>
@@ -431,32 +391,13 @@
           <w:szCs w:val="24"/>
         </w:rPr>
       </w:pPr>
-      <w:proofErr w:type="spellStart"/>
-      <w:r>
-        <w:rPr>
-          <w:rFonts w:ascii="Bookman Old Style" w:eastAsia="Bookman Old Style" w:hAnsi="Bookman Old Style" w:cs="Bookman Old Style"/>
-          <w:sz w:val="24"/>
-          <w:szCs w:val="24"/>
-        </w:rPr>
-        <w:t>bahwa</w:t>
-      </w:r>
-      <w:proofErr w:type="spellEnd"/>
-      <w:r>
-        <w:rPr>
-          <w:rFonts w:ascii="Bookman Old Style" w:eastAsia="Bookman Old Style" w:hAnsi="Bookman Old Style" w:cs="Bookman Old Style"/>
-          <w:sz w:val="24"/>
-          <w:szCs w:val="24"/>
-        </w:rPr>
-        <w:t xml:space="preserve"> </w:t>
-      </w:r>
-      <w:proofErr w:type="spellStart"/>
-      <w:r>
-        <w:rPr>
-          <w:rFonts w:ascii="Bookman Old Style" w:eastAsia="Bookman Old Style" w:hAnsi="Bookman Old Style" w:cs="Bookman Old Style"/>
-          <w:sz w:val="24"/>
-          <w:szCs w:val="24"/>
-        </w:rPr>
-        <w:t>t</w:t>
+      <w:r>
+        <w:rPr>
+          <w:rFonts w:ascii="Bookman Old Style" w:eastAsia="Bookman Old Style" w:hAnsi="Bookman Old Style" w:cs="Bookman Old Style"/>
+          <w:sz w:val="24"/>
+          <w:szCs w:val="24"/>
+        </w:rPr>
+        <w:t>bahwa t</w:t>
       </w:r>
       <w:r>
         <w:rPr>
@@ -465,9 +406,8 @@
           <w:sz w:val="24"/>
           <w:szCs w:val="24"/>
         </w:rPr>
-        <w:t>elah</w:t>
-      </w:r>
-      <w:proofErr w:type="spellEnd"/>
+        <w:t xml:space="preserve">elah melaksanakan pekerjaan Pemeriksaan hasil Pendataan Lapangan Sensus Ekonomi 2026 pada Badan Pusat Statistik </w:t>
+      </w:r>
       <w:r>
         <w:rPr>
           <w:rFonts w:ascii="Bookman Old Style" w:eastAsia="Bookman Old Style" w:hAnsi="Bookman Old Style" w:cs="Bookman Old Style"/>
@@ -475,9 +415,8 @@
           <w:sz w:val="24"/>
           <w:szCs w:val="24"/>
         </w:rPr>
-        <w:t xml:space="preserve"> </w:t>
-      </w:r>
-      <w:proofErr w:type="spellStart"/>
+        <w:t>Kota Jakarta Timur</w:t>
+      </w:r>
       <w:r>
         <w:rPr>
           <w:rFonts w:ascii="Bookman Old Style" w:eastAsia="Bookman Old Style" w:hAnsi="Bookman Old Style" w:cs="Bookman Old Style"/>
@@ -485,9 +424,8 @@
           <w:sz w:val="24"/>
           <w:szCs w:val="24"/>
         </w:rPr>
-        <w:t>melaksanakan</w:t>
-      </w:r>
-      <w:proofErr w:type="spellEnd"/>
+        <w:t xml:space="preserve"> berdasarkan Perjanjian Kerja Nomor:</w:t>
+      </w:r>
       <w:r>
         <w:rPr>
           <w:rFonts w:ascii="Bookman Old Style" w:eastAsia="Bookman Old Style" w:hAnsi="Bookman Old Style" w:cs="Bookman Old Style"/>
@@ -495,9 +433,8 @@
           <w:sz w:val="24"/>
           <w:szCs w:val="24"/>
         </w:rPr>
-        <w:t xml:space="preserve"> </w:t>
-      </w:r>
-      <w:proofErr w:type="spellStart"/>
+        <w:t xml:space="preserve"> {nomor_spk}</w:t>
+      </w:r>
       <w:r>
         <w:rPr>
           <w:rFonts w:ascii="Bookman Old Style" w:eastAsia="Bookman Old Style" w:hAnsi="Bookman Old Style" w:cs="Bookman Old Style"/>
@@ -505,285 +442,26 @@
           <w:sz w:val="24"/>
           <w:szCs w:val="24"/>
         </w:rPr>
+        <w:t xml:space="preserve">, sesuai dengan target </w:t>
+      </w:r>
+      <w:r>
+        <w:rPr>
+          <w:rFonts w:ascii="Bookman Old Style" w:eastAsia="Bookman Old Style" w:hAnsi="Bookman Old Style" w:cs="Bookman Old Style"/>
+          <w:color w:val="000000"/>
+          <w:sz w:val="24"/>
+          <w:szCs w:val="24"/>
+        </w:rPr>
+        <w:t xml:space="preserve">seluruh </w:t>
+      </w:r>
+      <w:r>
+        <w:rPr>
+          <w:rFonts w:ascii="Bookman Old Style" w:eastAsia="Bookman Old Style" w:hAnsi="Bookman Old Style" w:cs="Bookman Old Style"/>
+          <w:color w:val="000000"/>
+          <w:sz w:val="24"/>
+          <w:szCs w:val="24"/>
+        </w:rPr>
         <w:t>pekerjaan</w:t>
       </w:r>
-      <w:proofErr w:type="spellEnd"/>
-      <w:r>
-        <w:rPr>
-          <w:rFonts w:ascii="Bookman Old Style" w:eastAsia="Bookman Old Style" w:hAnsi="Bookman Old Style" w:cs="Bookman Old Style"/>
-          <w:color w:val="000000"/>
-          <w:sz w:val="24"/>
-          <w:szCs w:val="24"/>
-        </w:rPr>
-        <w:t xml:space="preserve"> </w:t>
-      </w:r>
-      <w:proofErr w:type="spellStart"/>
-      <w:r>
-        <w:rPr>
-          <w:rFonts w:ascii="Bookman Old Style" w:eastAsia="Bookman Old Style" w:hAnsi="Bookman Old Style" w:cs="Bookman Old Style"/>
-          <w:color w:val="000000"/>
-          <w:sz w:val="24"/>
-          <w:szCs w:val="24"/>
-        </w:rPr>
-        <w:t>Pemeriksaan</w:t>
-      </w:r>
-      <w:proofErr w:type="spellEnd"/>
-      <w:r>
-        <w:rPr>
-          <w:rFonts w:ascii="Bookman Old Style" w:eastAsia="Bookman Old Style" w:hAnsi="Bookman Old Style" w:cs="Bookman Old Style"/>
-          <w:color w:val="000000"/>
-          <w:sz w:val="24"/>
-          <w:szCs w:val="24"/>
-        </w:rPr>
-        <w:t xml:space="preserve"> </w:t>
-      </w:r>
-      <w:proofErr w:type="spellStart"/>
-      <w:r>
-        <w:rPr>
-          <w:rFonts w:ascii="Bookman Old Style" w:eastAsia="Bookman Old Style" w:hAnsi="Bookman Old Style" w:cs="Bookman Old Style"/>
-          <w:color w:val="000000"/>
-          <w:sz w:val="24"/>
-          <w:szCs w:val="24"/>
-        </w:rPr>
-        <w:t>hasil</w:t>
-      </w:r>
-      <w:proofErr w:type="spellEnd"/>
-      <w:r>
-        <w:rPr>
-          <w:rFonts w:ascii="Bookman Old Style" w:eastAsia="Bookman Old Style" w:hAnsi="Bookman Old Style" w:cs="Bookman Old Style"/>
-          <w:color w:val="000000"/>
-          <w:sz w:val="24"/>
-          <w:szCs w:val="24"/>
-        </w:rPr>
-        <w:t xml:space="preserve"> </w:t>
-      </w:r>
-      <w:proofErr w:type="spellStart"/>
-      <w:r>
-        <w:rPr>
-          <w:rFonts w:ascii="Bookman Old Style" w:eastAsia="Bookman Old Style" w:hAnsi="Bookman Old Style" w:cs="Bookman Old Style"/>
-          <w:color w:val="000000"/>
-          <w:sz w:val="24"/>
-          <w:szCs w:val="24"/>
-        </w:rPr>
-        <w:t>Pendataan</w:t>
-      </w:r>
-      <w:proofErr w:type="spellEnd"/>
-      <w:r>
-        <w:rPr>
-          <w:rFonts w:ascii="Bookman Old Style" w:eastAsia="Bookman Old Style" w:hAnsi="Bookman Old Style" w:cs="Bookman Old Style"/>
-          <w:color w:val="000000"/>
-          <w:sz w:val="24"/>
-          <w:szCs w:val="24"/>
-        </w:rPr>
-        <w:t xml:space="preserve"> Lapangan Sensus Ekonomi 2026 pada Badan Pusat </w:t>
-      </w:r>
-      <w:proofErr w:type="spellStart"/>
-      <w:r>
-        <w:rPr>
-          <w:rFonts w:ascii="Bookman Old Style" w:eastAsia="Bookman Old Style" w:hAnsi="Bookman Old Style" w:cs="Bookman Old Style"/>
-          <w:color w:val="000000"/>
-          <w:sz w:val="24"/>
-          <w:szCs w:val="24"/>
-        </w:rPr>
-        <w:t>Statistik</w:t>
-      </w:r>
-      <w:proofErr w:type="spellEnd"/>
-      <w:r>
-        <w:rPr>
-          <w:rFonts w:ascii="Bookman Old Style" w:eastAsia="Bookman Old Style" w:hAnsi="Bookman Old Style" w:cs="Bookman Old Style"/>
-          <w:color w:val="000000"/>
-          <w:sz w:val="24"/>
-          <w:szCs w:val="24"/>
-        </w:rPr>
-        <w:t xml:space="preserve"> </w:t>
-      </w:r>
-      <w:r>
-        <w:rPr>
-          <w:rFonts w:ascii="Bookman Old Style" w:eastAsia="Bookman Old Style" w:hAnsi="Bookman Old Style" w:cs="Bookman Old Style"/>
-          <w:color w:val="000000"/>
-          <w:sz w:val="24"/>
-          <w:szCs w:val="24"/>
-        </w:rPr>
-        <w:t>Kota Jakarta Timur</w:t>
-      </w:r>
-      <w:r>
-        <w:rPr>
-          <w:rFonts w:ascii="Bookman Old Style" w:eastAsia="Bookman Old Style" w:hAnsi="Bookman Old Style" w:cs="Bookman Old Style"/>
-          <w:color w:val="000000"/>
-          <w:sz w:val="24"/>
-          <w:szCs w:val="24"/>
-        </w:rPr>
-        <w:t xml:space="preserve"> </w:t>
-      </w:r>
-      <w:proofErr w:type="spellStart"/>
-      <w:r>
-        <w:rPr>
-          <w:rFonts w:ascii="Bookman Old Style" w:eastAsia="Bookman Old Style" w:hAnsi="Bookman Old Style" w:cs="Bookman Old Style"/>
-          <w:color w:val="000000"/>
-          <w:sz w:val="24"/>
-          <w:szCs w:val="24"/>
-        </w:rPr>
-        <w:t>berdasarkan</w:t>
-      </w:r>
-      <w:proofErr w:type="spellEnd"/>
-      <w:r>
-        <w:rPr>
-          <w:rFonts w:ascii="Bookman Old Style" w:eastAsia="Bookman Old Style" w:hAnsi="Bookman Old Style" w:cs="Bookman Old Style"/>
-          <w:color w:val="000000"/>
-          <w:sz w:val="24"/>
-          <w:szCs w:val="24"/>
-        </w:rPr>
-        <w:t xml:space="preserve"> </w:t>
-      </w:r>
-      <w:proofErr w:type="spellStart"/>
-      <w:r>
-        <w:rPr>
-          <w:rFonts w:ascii="Bookman Old Style" w:eastAsia="Bookman Old Style" w:hAnsi="Bookman Old Style" w:cs="Bookman Old Style"/>
-          <w:color w:val="000000"/>
-          <w:sz w:val="24"/>
-          <w:szCs w:val="24"/>
-        </w:rPr>
-        <w:t>Perjanjian</w:t>
-      </w:r>
-      <w:proofErr w:type="spellEnd"/>
-      <w:r>
-        <w:rPr>
-          <w:rFonts w:ascii="Bookman Old Style" w:eastAsia="Bookman Old Style" w:hAnsi="Bookman Old Style" w:cs="Bookman Old Style"/>
-          <w:color w:val="000000"/>
-          <w:sz w:val="24"/>
-          <w:szCs w:val="24"/>
-        </w:rPr>
-        <w:t xml:space="preserve"> </w:t>
-      </w:r>
-      <w:proofErr w:type="spellStart"/>
-      <w:r>
-        <w:rPr>
-          <w:rFonts w:ascii="Bookman Old Style" w:eastAsia="Bookman Old Style" w:hAnsi="Bookman Old Style" w:cs="Bookman Old Style"/>
-          <w:color w:val="000000"/>
-          <w:sz w:val="24"/>
-          <w:szCs w:val="24"/>
-        </w:rPr>
-        <w:t>Kerja</w:t>
-      </w:r>
-      <w:proofErr w:type="spellEnd"/>
-      <w:r>
-        <w:rPr>
-          <w:rFonts w:ascii="Bookman Old Style" w:eastAsia="Bookman Old Style" w:hAnsi="Bookman Old Style" w:cs="Bookman Old Style"/>
-          <w:color w:val="000000"/>
-          <w:sz w:val="24"/>
-          <w:szCs w:val="24"/>
-        </w:rPr>
-        <w:t xml:space="preserve"> Nomor:</w:t>
-      </w:r>
-      <w:r>
-        <w:rPr>
-          <w:rFonts w:ascii="Bookman Old Style" w:eastAsia="Bookman Old Style" w:hAnsi="Bookman Old Style" w:cs="Bookman Old Style"/>
-          <w:color w:val="000000"/>
-          <w:sz w:val="24"/>
-          <w:szCs w:val="24"/>
-        </w:rPr>
-        <w:t xml:space="preserve"> {</w:t>
-      </w:r>
-      <w:proofErr w:type="spellStart"/>
-      <w:r>
-        <w:rPr>
-          <w:rFonts w:ascii="Bookman Old Style" w:eastAsia="Bookman Old Style" w:hAnsi="Bookman Old Style" w:cs="Bookman Old Style"/>
-          <w:color w:val="000000"/>
-          <w:sz w:val="24"/>
-          <w:szCs w:val="24"/>
-        </w:rPr>
-        <w:t>nomor_spk</w:t>
-      </w:r>
-      <w:proofErr w:type="spellEnd"/>
-      <w:r>
-        <w:rPr>
-          <w:rFonts w:ascii="Bookman Old Style" w:eastAsia="Bookman Old Style" w:hAnsi="Bookman Old Style" w:cs="Bookman Old Style"/>
-          <w:color w:val="000000"/>
-          <w:sz w:val="24"/>
-          <w:szCs w:val="24"/>
-        </w:rPr>
-        <w:t>}</w:t>
-      </w:r>
-      <w:r>
-        <w:rPr>
-          <w:rFonts w:ascii="Bookman Old Style" w:eastAsia="Bookman Old Style" w:hAnsi="Bookman Old Style" w:cs="Bookman Old Style"/>
-          <w:color w:val="000000"/>
-          <w:sz w:val="24"/>
-          <w:szCs w:val="24"/>
-        </w:rPr>
-        <w:t xml:space="preserve">, </w:t>
-      </w:r>
-      <w:proofErr w:type="spellStart"/>
-      <w:r>
-        <w:rPr>
-          <w:rFonts w:ascii="Bookman Old Style" w:eastAsia="Bookman Old Style" w:hAnsi="Bookman Old Style" w:cs="Bookman Old Style"/>
-          <w:color w:val="000000"/>
-          <w:sz w:val="24"/>
-          <w:szCs w:val="24"/>
-        </w:rPr>
-        <w:t>sesuai</w:t>
-      </w:r>
-      <w:proofErr w:type="spellEnd"/>
-      <w:r>
-        <w:rPr>
-          <w:rFonts w:ascii="Bookman Old Style" w:eastAsia="Bookman Old Style" w:hAnsi="Bookman Old Style" w:cs="Bookman Old Style"/>
-          <w:color w:val="000000"/>
-          <w:sz w:val="24"/>
-          <w:szCs w:val="24"/>
-        </w:rPr>
-        <w:t xml:space="preserve"> </w:t>
-      </w:r>
-      <w:proofErr w:type="spellStart"/>
-      <w:r>
-        <w:rPr>
-          <w:rFonts w:ascii="Bookman Old Style" w:eastAsia="Bookman Old Style" w:hAnsi="Bookman Old Style" w:cs="Bookman Old Style"/>
-          <w:color w:val="000000"/>
-          <w:sz w:val="24"/>
-          <w:szCs w:val="24"/>
-        </w:rPr>
-        <w:t>dengan</w:t>
-      </w:r>
-      <w:proofErr w:type="spellEnd"/>
-      <w:r>
-        <w:rPr>
-          <w:rFonts w:ascii="Bookman Old Style" w:eastAsia="Bookman Old Style" w:hAnsi="Bookman Old Style" w:cs="Bookman Old Style"/>
-          <w:color w:val="000000"/>
-          <w:sz w:val="24"/>
-          <w:szCs w:val="24"/>
-        </w:rPr>
-        <w:t xml:space="preserve"> target </w:t>
-      </w:r>
-      <w:proofErr w:type="spellStart"/>
-      <w:r>
-        <w:rPr>
-          <w:rFonts w:ascii="Bookman Old Style" w:eastAsia="Bookman Old Style" w:hAnsi="Bookman Old Style" w:cs="Bookman Old Style"/>
-          <w:color w:val="000000"/>
-          <w:sz w:val="24"/>
-          <w:szCs w:val="24"/>
-        </w:rPr>
-        <w:t>seluruh</w:t>
-      </w:r>
-      <w:proofErr w:type="spellEnd"/>
-      <w:r>
-        <w:rPr>
-          <w:rFonts w:ascii="Bookman Old Style" w:eastAsia="Bookman Old Style" w:hAnsi="Bookman Old Style" w:cs="Bookman Old Style"/>
-          <w:color w:val="000000"/>
-          <w:sz w:val="24"/>
-          <w:szCs w:val="24"/>
-        </w:rPr>
-        <w:t xml:space="preserve"> </w:t>
-      </w:r>
-      <w:proofErr w:type="spellStart"/>
-      <w:r>
-        <w:rPr>
-          <w:rFonts w:ascii="Bookman Old Style" w:eastAsia="Bookman Old Style" w:hAnsi="Bookman Old Style" w:cs="Bookman Old Style"/>
-          <w:color w:val="000000"/>
-          <w:sz w:val="24"/>
-          <w:szCs w:val="24"/>
-        </w:rPr>
-        <w:t>pekerjaan</w:t>
-      </w:r>
-      <w:proofErr w:type="spellEnd"/>
       <w:r>
         <w:rPr>
           <w:rFonts w:ascii="Bookman Old Style" w:eastAsia="Bookman Old Style" w:hAnsi="Bookman Old Style" w:cs="Bookman Old Style"/>
@@ -1654,25 +1332,7 @@
                 <w:sz w:val="24"/>
                 <w:szCs w:val="24"/>
               </w:rPr>
-              <w:t xml:space="preserve">Nama </w:t>
-            </w:r>
-            <w:proofErr w:type="spellStart"/>
-            <w:r>
-              <w:rPr>
-                <w:rFonts w:ascii="Bookman Old Style" w:eastAsia="Bookman Old Style" w:hAnsi="Bookman Old Style" w:cs="Bookman Old Style"/>
-                <w:sz w:val="24"/>
-                <w:szCs w:val="24"/>
-              </w:rPr>
-              <w:t>Petugas</w:t>
-            </w:r>
-            <w:proofErr w:type="spellEnd"/>
-            <w:r>
-              <w:rPr>
-                <w:rFonts w:ascii="Bookman Old Style" w:eastAsia="Bookman Old Style" w:hAnsi="Bookman Old Style" w:cs="Bookman Old Style"/>
-                <w:sz w:val="24"/>
-                <w:szCs w:val="24"/>
-              </w:rPr>
-              <w:t xml:space="preserve"> Lapangan</w:t>
+              <w:t>Nama Petugas Lapangan</w:t>
             </w:r>
           </w:p>
         </w:tc>
@@ -1751,59 +1411,13 @@
                 <w:szCs w:val="24"/>
               </w:rPr>
             </w:pPr>
-            <w:proofErr w:type="spellStart"/>
-            <w:r>
-              <w:rPr>
-                <w:rFonts w:ascii="Bookman Old Style" w:eastAsia="Bookman Old Style" w:hAnsi="Bookman Old Style" w:cs="Bookman Old Style"/>
-                <w:sz w:val="24"/>
-                <w:szCs w:val="24"/>
-              </w:rPr>
-              <w:t>Realisasi</w:t>
-            </w:r>
-            <w:proofErr w:type="spellEnd"/>
-            <w:r>
-              <w:rPr>
-                <w:rFonts w:ascii="Bookman Old Style" w:eastAsia="Bookman Old Style" w:hAnsi="Bookman Old Style" w:cs="Bookman Old Style"/>
-                <w:sz w:val="24"/>
-                <w:szCs w:val="24"/>
-              </w:rPr>
-              <w:t xml:space="preserve"> Hasil </w:t>
-            </w:r>
-            <w:proofErr w:type="spellStart"/>
-            <w:r>
-              <w:rPr>
-                <w:rFonts w:ascii="Bookman Old Style" w:eastAsia="Bookman Old Style" w:hAnsi="Bookman Old Style" w:cs="Bookman Old Style"/>
-                <w:sz w:val="24"/>
-                <w:szCs w:val="24"/>
-              </w:rPr>
-              <w:t>Pendataan</w:t>
-            </w:r>
-            <w:proofErr w:type="spellEnd"/>
-            <w:r>
-              <w:rPr>
-                <w:rFonts w:ascii="Bookman Old Style" w:eastAsia="Bookman Old Style" w:hAnsi="Bookman Old Style" w:cs="Bookman Old Style"/>
-                <w:sz w:val="24"/>
-                <w:szCs w:val="24"/>
-              </w:rPr>
-              <w:t xml:space="preserve"> (</w:t>
-            </w:r>
-            <w:proofErr w:type="spellStart"/>
-            <w:r>
-              <w:rPr>
-                <w:rFonts w:ascii="Bookman Old Style" w:eastAsia="Bookman Old Style" w:hAnsi="Bookman Old Style" w:cs="Bookman Old Style"/>
-                <w:sz w:val="24"/>
-                <w:szCs w:val="24"/>
-              </w:rPr>
-              <w:t>Usaha+Keluarga</w:t>
-            </w:r>
-            <w:proofErr w:type="spellEnd"/>
-            <w:r>
-              <w:rPr>
-                <w:rFonts w:ascii="Bookman Old Style" w:eastAsia="Bookman Old Style" w:hAnsi="Bookman Old Style" w:cs="Bookman Old Style"/>
-                <w:sz w:val="24"/>
-                <w:szCs w:val="24"/>
-              </w:rPr>
-              <w:t>)</w:t>
+            <w:r>
+              <w:rPr>
+                <w:rFonts w:ascii="Bookman Old Style" w:eastAsia="Bookman Old Style" w:hAnsi="Bookman Old Style" w:cs="Bookman Old Style"/>
+                <w:sz w:val="24"/>
+                <w:szCs w:val="24"/>
+              </w:rPr>
+              <w:t>Realisasi Hasil Pendataan (Usaha+Keluarga)</w:t>
             </w:r>
           </w:p>
         </w:tc>
@@ -1833,23 +1447,13 @@
                 <w:szCs w:val="24"/>
               </w:rPr>
             </w:pPr>
-            <w:proofErr w:type="spellStart"/>
-            <w:r>
-              <w:rPr>
-                <w:rFonts w:ascii="Bookman Old Style" w:eastAsia="Bookman Old Style" w:hAnsi="Bookman Old Style" w:cs="Bookman Old Style"/>
-                <w:sz w:val="24"/>
-                <w:szCs w:val="24"/>
-              </w:rPr>
-              <w:t>Presentase</w:t>
-            </w:r>
-            <w:proofErr w:type="spellEnd"/>
-            <w:r>
-              <w:rPr>
-                <w:rFonts w:ascii="Bookman Old Style" w:eastAsia="Bookman Old Style" w:hAnsi="Bookman Old Style" w:cs="Bookman Old Style"/>
-                <w:sz w:val="24"/>
-                <w:szCs w:val="24"/>
-              </w:rPr>
-              <w:t xml:space="preserve"> (%)</w:t>
+            <w:r>
+              <w:rPr>
+                <w:rFonts w:ascii="Bookman Old Style" w:eastAsia="Bookman Old Style" w:hAnsi="Bookman Old Style" w:cs="Bookman Old Style"/>
+                <w:sz w:val="24"/>
+                <w:szCs w:val="24"/>
+              </w:rPr>
+              <w:t>Presentase (%)</w:t>
             </w:r>
           </w:p>
         </w:tc>
@@ -2182,25 +1786,7 @@
                 <w:sz w:val="24"/>
                 <w:szCs w:val="24"/>
               </w:rPr>
-              <w:t>{</w:t>
-            </w:r>
-            <w:proofErr w:type="spellStart"/>
-            <w:r>
-              <w:rPr>
-                <w:rFonts w:ascii="Bookman Old Style" w:eastAsia="Bookman Old Style" w:hAnsi="Bookman Old Style" w:cs="Bookman Old Style"/>
-                <w:sz w:val="24"/>
-                <w:szCs w:val="24"/>
-              </w:rPr>
-              <w:t>nama_ppl</w:t>
-            </w:r>
-            <w:proofErr w:type="spellEnd"/>
-            <w:r>
-              <w:rPr>
-                <w:rFonts w:ascii="Bookman Old Style" w:eastAsia="Bookman Old Style" w:hAnsi="Bookman Old Style" w:cs="Bookman Old Style"/>
-                <w:sz w:val="24"/>
-                <w:szCs w:val="24"/>
-              </w:rPr>
-              <w:t>}</w:t>
+              <w:t>{nama_ppl}</w:t>
             </w:r>
           </w:p>
         </w:tc>
@@ -2237,25 +1823,7 @@
                 <w:sz w:val="24"/>
                 <w:szCs w:val="24"/>
               </w:rPr>
-              <w:t>{</w:t>
-            </w:r>
-            <w:proofErr w:type="spellStart"/>
-            <w:r>
-              <w:rPr>
-                <w:rFonts w:ascii="Bookman Old Style" w:eastAsia="Bookman Old Style" w:hAnsi="Bookman Old Style" w:cs="Bookman Old Style"/>
-                <w:sz w:val="24"/>
-                <w:szCs w:val="24"/>
-              </w:rPr>
-              <w:t>prelist_total</w:t>
-            </w:r>
-            <w:proofErr w:type="spellEnd"/>
-            <w:r>
-              <w:rPr>
-                <w:rFonts w:ascii="Bookman Old Style" w:eastAsia="Bookman Old Style" w:hAnsi="Bookman Old Style" w:cs="Bookman Old Style"/>
-                <w:sz w:val="24"/>
-                <w:szCs w:val="24"/>
-              </w:rPr>
-              <w:t>}</w:t>
+              <w:t>{prelist_total}</w:t>
             </w:r>
           </w:p>
         </w:tc>
@@ -2292,25 +1860,7 @@
                 <w:sz w:val="24"/>
                 <w:szCs w:val="24"/>
               </w:rPr>
-              <w:t>{</w:t>
-            </w:r>
-            <w:proofErr w:type="spellStart"/>
-            <w:r>
-              <w:rPr>
-                <w:rFonts w:ascii="Bookman Old Style" w:eastAsia="Bookman Old Style" w:hAnsi="Bookman Old Style" w:cs="Bookman Old Style"/>
-                <w:sz w:val="24"/>
-                <w:szCs w:val="24"/>
-              </w:rPr>
-              <w:t>realisasi</w:t>
-            </w:r>
-            <w:proofErr w:type="spellEnd"/>
-            <w:r>
-              <w:rPr>
-                <w:rFonts w:ascii="Bookman Old Style" w:eastAsia="Bookman Old Style" w:hAnsi="Bookman Old Style" w:cs="Bookman Old Style"/>
-                <w:sz w:val="24"/>
-                <w:szCs w:val="24"/>
-              </w:rPr>
-              <w:t>}</w:t>
+              <w:t>{realisasi}</w:t>
             </w:r>
           </w:p>
         </w:tc>
@@ -2410,7 +1960,6 @@
                 <w:szCs w:val="24"/>
               </w:rPr>
             </w:pPr>
-            <w:proofErr w:type="spellStart"/>
             <w:r>
               <w:rPr>
                 <w:rFonts w:ascii="Bookman Old Style" w:eastAsia="Bookman Old Style" w:hAnsi="Bookman Old Style" w:cs="Bookman Old Style"/>
@@ -2419,7 +1968,6 @@
               </w:rPr>
               <w:t>Jumlah</w:t>
             </w:r>
-            <w:proofErr w:type="spellEnd"/>
           </w:p>
         </w:tc>
         <w:tc>
@@ -2615,43 +2163,7 @@
           <w:sz w:val="24"/>
           <w:szCs w:val="24"/>
         </w:rPr>
-        <w:t xml:space="preserve">Yang </w:t>
-      </w:r>
-      <w:proofErr w:type="spellStart"/>
-      <w:r>
-        <w:rPr>
-          <w:rFonts w:ascii="Bookman Old Style" w:eastAsia="Bookman Old Style" w:hAnsi="Bookman Old Style" w:cs="Bookman Old Style"/>
-          <w:sz w:val="24"/>
-          <w:szCs w:val="24"/>
-        </w:rPr>
-        <w:t>membuat</w:t>
-      </w:r>
-      <w:proofErr w:type="spellEnd"/>
-      <w:r>
-        <w:rPr>
-          <w:rFonts w:ascii="Bookman Old Style" w:eastAsia="Bookman Old Style" w:hAnsi="Bookman Old Style" w:cs="Bookman Old Style"/>
-          <w:sz w:val="24"/>
-          <w:szCs w:val="24"/>
-        </w:rPr>
-        <w:t xml:space="preserve"> </w:t>
-      </w:r>
-      <w:proofErr w:type="spellStart"/>
-      <w:r>
-        <w:rPr>
-          <w:rFonts w:ascii="Bookman Old Style" w:eastAsia="Bookman Old Style" w:hAnsi="Bookman Old Style" w:cs="Bookman Old Style"/>
-          <w:sz w:val="24"/>
-          <w:szCs w:val="24"/>
-        </w:rPr>
-        <w:t>pernyataan</w:t>
-      </w:r>
-      <w:proofErr w:type="spellEnd"/>
-      <w:r>
-        <w:rPr>
-          <w:rFonts w:ascii="Bookman Old Style" w:eastAsia="Bookman Old Style" w:hAnsi="Bookman Old Style" w:cs="Bookman Old Style"/>
-          <w:sz w:val="24"/>
-          <w:szCs w:val="24"/>
-        </w:rPr>
-        <w:t>,</w:t>
+        <w:t>Yang membuat pernyataan,</w:t>
       </w:r>
     </w:p>
     <w:p>
@@ -2764,23 +2276,13 @@
           <w:szCs w:val="24"/>
         </w:rPr>
       </w:pPr>
-      <w:proofErr w:type="spellStart"/>
-      <w:r>
-        <w:rPr>
-          <w:rFonts w:ascii="Bookman Old Style" w:eastAsia="Bookman Old Style" w:hAnsi="Bookman Old Style" w:cs="Bookman Old Style"/>
-          <w:sz w:val="24"/>
-          <w:szCs w:val="24"/>
-        </w:rPr>
-        <w:t>Mengetahui</w:t>
-      </w:r>
-      <w:proofErr w:type="spellEnd"/>
-      <w:r>
-        <w:rPr>
-          <w:rFonts w:ascii="Bookman Old Style" w:eastAsia="Bookman Old Style" w:hAnsi="Bookman Old Style" w:cs="Bookman Old Style"/>
-          <w:sz w:val="24"/>
-          <w:szCs w:val="24"/>
-        </w:rPr>
-        <w:t>,</w:t>
+      <w:r>
+        <w:rPr>
+          <w:rFonts w:ascii="Bookman Old Style" w:eastAsia="Bookman Old Style" w:hAnsi="Bookman Old Style" w:cs="Bookman Old Style"/>
+          <w:sz w:val="24"/>
+          <w:szCs w:val="24"/>
+        </w:rPr>
+        <w:t>Mengetahui,</w:t>
       </w:r>
     </w:p>
     <w:p>
@@ -3371,7 +2873,6 @@
         <w:tab/>
         <w:t xml:space="preserve">:  </w:t>
       </w:r>
-      <w:proofErr w:type="spellStart"/>
       <w:r>
         <w:rPr>
           <w:rFonts w:ascii="Bookman Old Style" w:eastAsia="Bookman Old Style" w:hAnsi="Bookman Old Style" w:cs="Bookman Old Style"/>
@@ -3380,7 +2881,6 @@
         </w:rPr>
         <w:t>Nuraliyah</w:t>
       </w:r>
-      <w:proofErr w:type="spellEnd"/>
     </w:p>
     <w:p>
       <w:pPr>
@@ -3713,25 +3213,7 @@
           <w:sz w:val="24"/>
           <w:szCs w:val="24"/>
         </w:rPr>
-        <w:t>{</w:t>
-      </w:r>
-      <w:proofErr w:type="spellStart"/>
-      <w:r>
-        <w:rPr>
-          <w:rFonts w:ascii="Bookman Old Style" w:eastAsia="Bookman Old Style" w:hAnsi="Bookman Old Style" w:cs="Bookman Old Style"/>
-          <w:sz w:val="24"/>
-          <w:szCs w:val="24"/>
-        </w:rPr>
-        <w:t>nama_petugas</w:t>
-      </w:r>
-      <w:proofErr w:type="spellEnd"/>
-      <w:r>
-        <w:rPr>
-          <w:rFonts w:ascii="Bookman Old Style" w:eastAsia="Bookman Old Style" w:hAnsi="Bookman Old Style" w:cs="Bookman Old Style"/>
-          <w:sz w:val="24"/>
-          <w:szCs w:val="24"/>
-        </w:rPr>
-        <w:t>}</w:t>
+        <w:t>{nama_petugas}</w:t>
       </w:r>
     </w:p>
     <w:p>
@@ -3775,25 +3257,7 @@
           <w:sz w:val="24"/>
           <w:szCs w:val="24"/>
         </w:rPr>
-        <w:t>{</w:t>
-      </w:r>
-      <w:proofErr w:type="spellStart"/>
-      <w:r>
-        <w:rPr>
-          <w:rFonts w:ascii="Bookman Old Style" w:eastAsia="Bookman Old Style" w:hAnsi="Bookman Old Style" w:cs="Bookman Old Style"/>
-          <w:sz w:val="24"/>
-          <w:szCs w:val="24"/>
-        </w:rPr>
-        <w:t>nik</w:t>
-      </w:r>
-      <w:proofErr w:type="spellEnd"/>
-      <w:r>
-        <w:rPr>
-          <w:rFonts w:ascii="Bookman Old Style" w:eastAsia="Bookman Old Style" w:hAnsi="Bookman Old Style" w:cs="Bookman Old Style"/>
-          <w:sz w:val="24"/>
-          <w:szCs w:val="24"/>
-        </w:rPr>
-        <w:t>}</w:t>
+        <w:t>{nik}</w:t>
       </w:r>
     </w:p>
     <w:p>
@@ -3909,47 +3373,7 @@
           <w:sz w:val="24"/>
           <w:szCs w:val="24"/>
         </w:rPr>
-        <w:t xml:space="preserve">Dengan </w:t>
-      </w:r>
-      <w:proofErr w:type="spellStart"/>
-      <w:r>
-        <w:rPr>
-          <w:rFonts w:ascii="Bookman Old Style" w:eastAsia="Bookman Old Style" w:hAnsi="Bookman Old Style" w:cs="Bookman Old Style"/>
-          <w:color w:val="000000"/>
-          <w:sz w:val="24"/>
-          <w:szCs w:val="24"/>
-        </w:rPr>
-        <w:t>ini</w:t>
-      </w:r>
-      <w:proofErr w:type="spellEnd"/>
-      <w:r>
-        <w:rPr>
-          <w:rFonts w:ascii="Bookman Old Style" w:eastAsia="Bookman Old Style" w:hAnsi="Bookman Old Style" w:cs="Bookman Old Style"/>
-          <w:color w:val="000000"/>
-          <w:sz w:val="24"/>
-          <w:szCs w:val="24"/>
-        </w:rPr>
-        <w:t xml:space="preserve"> </w:t>
-      </w:r>
-      <w:proofErr w:type="spellStart"/>
-      <w:r>
-        <w:rPr>
-          <w:rFonts w:ascii="Bookman Old Style" w:eastAsia="Bookman Old Style" w:hAnsi="Bookman Old Style" w:cs="Bookman Old Style"/>
-          <w:color w:val="000000"/>
-          <w:sz w:val="24"/>
-          <w:szCs w:val="24"/>
-        </w:rPr>
-        <w:t>menyatakan</w:t>
-      </w:r>
-      <w:proofErr w:type="spellEnd"/>
-      <w:r>
-        <w:rPr>
-          <w:rFonts w:ascii="Bookman Old Style" w:eastAsia="Bookman Old Style" w:hAnsi="Bookman Old Style" w:cs="Bookman Old Style"/>
-          <w:color w:val="000000"/>
-          <w:sz w:val="24"/>
-          <w:szCs w:val="24"/>
-        </w:rPr>
-        <w:t>:  </w:t>
+        <w:t>Dengan ini menyatakan:  </w:t>
       </w:r>
     </w:p>
     <w:p>
@@ -3986,9 +3410,16 @@
           <w:sz w:val="24"/>
           <w:szCs w:val="24"/>
         </w:rPr>
-        <w:t xml:space="preserve"> </w:t>
-      </w:r>
-      <w:proofErr w:type="spellStart"/>
+        <w:t xml:space="preserve"> telah melaksanakan  pekerjaan </w:t>
+      </w:r>
+      <w:r>
+        <w:rPr>
+          <w:rFonts w:ascii="Bookman Old Style" w:eastAsia="Bookman Old Style" w:hAnsi="Bookman Old Style" w:cs="Bookman Old Style"/>
+          <w:sz w:val="24"/>
+          <w:szCs w:val="24"/>
+        </w:rPr>
+        <w:t>Pemeriksaan</w:t>
+      </w:r>
       <w:r>
         <w:rPr>
           <w:rFonts w:ascii="Bookman Old Style" w:eastAsia="Bookman Old Style" w:hAnsi="Bookman Old Style" w:cs="Bookman Old Style"/>
@@ -3996,9 +3427,8 @@
           <w:sz w:val="24"/>
           <w:szCs w:val="24"/>
         </w:rPr>
-        <w:t>telah</w:t>
-      </w:r>
-      <w:proofErr w:type="spellEnd"/>
+        <w:t xml:space="preserve"> Pendataan Lapangan  Sensus Ekonomi 2026 pada Badan Pusat Statistik </w:t>
+      </w:r>
       <w:r>
         <w:rPr>
           <w:rFonts w:ascii="Bookman Old Style" w:eastAsia="Bookman Old Style" w:hAnsi="Bookman Old Style" w:cs="Bookman Old Style"/>
@@ -4006,9 +3436,8 @@
           <w:sz w:val="24"/>
           <w:szCs w:val="24"/>
         </w:rPr>
-        <w:t xml:space="preserve"> </w:t>
-      </w:r>
-      <w:proofErr w:type="spellStart"/>
+        <w:t>Kota Jakarta Timur</w:t>
+      </w:r>
       <w:r>
         <w:rPr>
           <w:rFonts w:ascii="Bookman Old Style" w:eastAsia="Bookman Old Style" w:hAnsi="Bookman Old Style" w:cs="Bookman Old Style"/>
@@ -4016,9 +3445,8 @@
           <w:sz w:val="24"/>
           <w:szCs w:val="24"/>
         </w:rPr>
-        <w:t>melaksanakan</w:t>
-      </w:r>
-      <w:proofErr w:type="spellEnd"/>
+        <w:t xml:space="preserve"> berdasarkan Perjanjian Kerja Nomor: </w:t>
+      </w:r>
       <w:r>
         <w:rPr>
           <w:rFonts w:ascii="Bookman Old Style" w:eastAsia="Bookman Old Style" w:hAnsi="Bookman Old Style" w:cs="Bookman Old Style"/>
@@ -4026,9 +3454,8 @@
           <w:sz w:val="24"/>
           <w:szCs w:val="24"/>
         </w:rPr>
-        <w:t xml:space="preserve">  </w:t>
-      </w:r>
-      <w:proofErr w:type="spellStart"/>
+        <w:t>{nomor_spk}</w:t>
+      </w:r>
       <w:r>
         <w:rPr>
           <w:rFonts w:ascii="Bookman Old Style" w:eastAsia="Bookman Old Style" w:hAnsi="Bookman Old Style" w:cs="Bookman Old Style"/>
@@ -4036,9 +3463,16 @@
           <w:sz w:val="24"/>
           <w:szCs w:val="24"/>
         </w:rPr>
-        <w:t>pekerjaan</w:t>
-      </w:r>
-      <w:proofErr w:type="spellEnd"/>
+        <w:t xml:space="preserve">, sesuai dengan target pekerjaan termin </w:t>
+      </w:r>
+      <w:r>
+        <w:rPr>
+          <w:rFonts w:ascii="Bookman Old Style" w:eastAsia="Bookman Old Style" w:hAnsi="Bookman Old Style" w:cs="Bookman Old Style"/>
+          <w:sz w:val="24"/>
+          <w:szCs w:val="24"/>
+        </w:rPr>
+        <w:t>I</w:t>
+      </w:r>
       <w:r>
         <w:rPr>
           <w:rFonts w:ascii="Bookman Old Style" w:eastAsia="Bookman Old Style" w:hAnsi="Bookman Old Style" w:cs="Bookman Old Style"/>
@@ -4046,18 +3480,8 @@
           <w:sz w:val="24"/>
           <w:szCs w:val="24"/>
         </w:rPr>
-        <w:t xml:space="preserve"> </w:t>
-      </w:r>
-      <w:proofErr w:type="spellStart"/>
-      <w:r>
-        <w:rPr>
-          <w:rFonts w:ascii="Bookman Old Style" w:eastAsia="Bookman Old Style" w:hAnsi="Bookman Old Style" w:cs="Bookman Old Style"/>
-          <w:sz w:val="24"/>
-          <w:szCs w:val="24"/>
-        </w:rPr>
-        <w:t>Pemeriksaan</w:t>
-      </w:r>
-      <w:proofErr w:type="spellEnd"/>
+        <w:t>I yang ditetapkan sebesar</w:t>
+      </w:r>
       <w:r>
         <w:rPr>
           <w:rFonts w:ascii="Bookman Old Style" w:eastAsia="Bookman Old Style" w:hAnsi="Bookman Old Style" w:cs="Bookman Old Style"/>
@@ -4065,9 +3489,8 @@
           <w:sz w:val="24"/>
           <w:szCs w:val="24"/>
         </w:rPr>
-        <w:t xml:space="preserve"> </w:t>
-      </w:r>
-      <w:proofErr w:type="spellStart"/>
+        <w:t xml:space="preserve"> {</w:t>
+      </w:r>
       <w:r>
         <w:rPr>
           <w:rFonts w:ascii="Bookman Old Style" w:eastAsia="Bookman Old Style" w:hAnsi="Bookman Old Style" w:cs="Bookman Old Style"/>
@@ -4075,9 +3498,8 @@
           <w:sz w:val="24"/>
           <w:szCs w:val="24"/>
         </w:rPr>
-        <w:t>Pendataan</w:t>
-      </w:r>
-      <w:proofErr w:type="spellEnd"/>
+        <w:t>sls_ongoing</w:t>
+      </w:r>
       <w:r>
         <w:rPr>
           <w:rFonts w:ascii="Bookman Old Style" w:eastAsia="Bookman Old Style" w:hAnsi="Bookman Old Style" w:cs="Bookman Old Style"/>
@@ -4085,369 +3507,16 @@
           <w:sz w:val="24"/>
           <w:szCs w:val="24"/>
         </w:rPr>
-        <w:t xml:space="preserve"> Lapangan  Sensus Ekonomi 2026 pada Badan Pusat </w:t>
-      </w:r>
-      <w:proofErr w:type="spellStart"/>
-      <w:r>
-        <w:rPr>
-          <w:rFonts w:ascii="Bookman Old Style" w:eastAsia="Bookman Old Style" w:hAnsi="Bookman Old Style" w:cs="Bookman Old Style"/>
-          <w:color w:val="000000"/>
-          <w:sz w:val="24"/>
-          <w:szCs w:val="24"/>
-        </w:rPr>
-        <w:t>Statistik</w:t>
-      </w:r>
-      <w:proofErr w:type="spellEnd"/>
-      <w:r>
-        <w:rPr>
-          <w:rFonts w:ascii="Bookman Old Style" w:eastAsia="Bookman Old Style" w:hAnsi="Bookman Old Style" w:cs="Bookman Old Style"/>
-          <w:color w:val="000000"/>
-          <w:sz w:val="24"/>
-          <w:szCs w:val="24"/>
-        </w:rPr>
-        <w:t xml:space="preserve"> </w:t>
-      </w:r>
-      <w:r>
-        <w:rPr>
-          <w:rFonts w:ascii="Bookman Old Style" w:eastAsia="Bookman Old Style" w:hAnsi="Bookman Old Style" w:cs="Bookman Old Style"/>
-          <w:color w:val="000000"/>
-          <w:sz w:val="24"/>
-          <w:szCs w:val="24"/>
-        </w:rPr>
-        <w:t>Kota Jakarta Timur</w:t>
-      </w:r>
-      <w:r>
-        <w:rPr>
-          <w:rFonts w:ascii="Bookman Old Style" w:eastAsia="Bookman Old Style" w:hAnsi="Bookman Old Style" w:cs="Bookman Old Style"/>
-          <w:color w:val="000000"/>
-          <w:sz w:val="24"/>
-          <w:szCs w:val="24"/>
-        </w:rPr>
-        <w:t xml:space="preserve"> </w:t>
-      </w:r>
-      <w:proofErr w:type="spellStart"/>
-      <w:r>
-        <w:rPr>
-          <w:rFonts w:ascii="Bookman Old Style" w:eastAsia="Bookman Old Style" w:hAnsi="Bookman Old Style" w:cs="Bookman Old Style"/>
-          <w:color w:val="000000"/>
-          <w:sz w:val="24"/>
-          <w:szCs w:val="24"/>
-        </w:rPr>
-        <w:t>berdasarkan</w:t>
-      </w:r>
-      <w:proofErr w:type="spellEnd"/>
-      <w:r>
-        <w:rPr>
-          <w:rFonts w:ascii="Bookman Old Style" w:eastAsia="Bookman Old Style" w:hAnsi="Bookman Old Style" w:cs="Bookman Old Style"/>
-          <w:color w:val="000000"/>
-          <w:sz w:val="24"/>
-          <w:szCs w:val="24"/>
-        </w:rPr>
-        <w:t xml:space="preserve"> </w:t>
-      </w:r>
-      <w:proofErr w:type="spellStart"/>
-      <w:r>
-        <w:rPr>
-          <w:rFonts w:ascii="Bookman Old Style" w:eastAsia="Bookman Old Style" w:hAnsi="Bookman Old Style" w:cs="Bookman Old Style"/>
-          <w:color w:val="000000"/>
-          <w:sz w:val="24"/>
-          <w:szCs w:val="24"/>
-        </w:rPr>
-        <w:t>Perjanjian</w:t>
-      </w:r>
-      <w:proofErr w:type="spellEnd"/>
-      <w:r>
-        <w:rPr>
-          <w:rFonts w:ascii="Bookman Old Style" w:eastAsia="Bookman Old Style" w:hAnsi="Bookman Old Style" w:cs="Bookman Old Style"/>
-          <w:color w:val="000000"/>
-          <w:sz w:val="24"/>
-          <w:szCs w:val="24"/>
-        </w:rPr>
-        <w:t xml:space="preserve"> </w:t>
-      </w:r>
-      <w:proofErr w:type="spellStart"/>
-      <w:r>
-        <w:rPr>
-          <w:rFonts w:ascii="Bookman Old Style" w:eastAsia="Bookman Old Style" w:hAnsi="Bookman Old Style" w:cs="Bookman Old Style"/>
-          <w:color w:val="000000"/>
-          <w:sz w:val="24"/>
-          <w:szCs w:val="24"/>
-        </w:rPr>
-        <w:t>Kerja</w:t>
-      </w:r>
-      <w:proofErr w:type="spellEnd"/>
-      <w:r>
-        <w:rPr>
-          <w:rFonts w:ascii="Bookman Old Style" w:eastAsia="Bookman Old Style" w:hAnsi="Bookman Old Style" w:cs="Bookman Old Style"/>
-          <w:color w:val="000000"/>
-          <w:sz w:val="24"/>
-          <w:szCs w:val="24"/>
-        </w:rPr>
-        <w:t xml:space="preserve"> Nomor: </w:t>
-      </w:r>
-      <w:r>
-        <w:rPr>
-          <w:rFonts w:ascii="Bookman Old Style" w:eastAsia="Bookman Old Style" w:hAnsi="Bookman Old Style" w:cs="Bookman Old Style"/>
-          <w:color w:val="000000"/>
-          <w:sz w:val="24"/>
-          <w:szCs w:val="24"/>
-        </w:rPr>
-        <w:t>{</w:t>
-      </w:r>
-      <w:proofErr w:type="spellStart"/>
-      <w:r>
-        <w:rPr>
-          <w:rFonts w:ascii="Bookman Old Style" w:eastAsia="Bookman Old Style" w:hAnsi="Bookman Old Style" w:cs="Bookman Old Style"/>
-          <w:color w:val="000000"/>
-          <w:sz w:val="24"/>
-          <w:szCs w:val="24"/>
-        </w:rPr>
-        <w:t>nomor_spk</w:t>
-      </w:r>
-      <w:proofErr w:type="spellEnd"/>
-      <w:r>
-        <w:rPr>
-          <w:rFonts w:ascii="Bookman Old Style" w:eastAsia="Bookman Old Style" w:hAnsi="Bookman Old Style" w:cs="Bookman Old Style"/>
-          <w:color w:val="000000"/>
-          <w:sz w:val="24"/>
-          <w:szCs w:val="24"/>
-        </w:rPr>
         <w:t>}</w:t>
       </w:r>
       <w:r>
         <w:rPr>
           <w:rFonts w:ascii="Bookman Old Style" w:eastAsia="Bookman Old Style" w:hAnsi="Bookman Old Style" w:cs="Bookman Old Style"/>
-          <w:color w:val="000000"/>
-          <w:sz w:val="24"/>
-          <w:szCs w:val="24"/>
-        </w:rPr>
-        <w:t xml:space="preserve">, </w:t>
-      </w:r>
-      <w:proofErr w:type="spellStart"/>
-      <w:r>
-        <w:rPr>
-          <w:rFonts w:ascii="Bookman Old Style" w:eastAsia="Bookman Old Style" w:hAnsi="Bookman Old Style" w:cs="Bookman Old Style"/>
-          <w:color w:val="000000"/>
-          <w:sz w:val="24"/>
-          <w:szCs w:val="24"/>
-        </w:rPr>
-        <w:t>sesuai</w:t>
-      </w:r>
-      <w:proofErr w:type="spellEnd"/>
-      <w:r>
-        <w:rPr>
-          <w:rFonts w:ascii="Bookman Old Style" w:eastAsia="Bookman Old Style" w:hAnsi="Bookman Old Style" w:cs="Bookman Old Style"/>
-          <w:color w:val="000000"/>
-          <w:sz w:val="24"/>
-          <w:szCs w:val="24"/>
-        </w:rPr>
-        <w:t xml:space="preserve"> </w:t>
-      </w:r>
-      <w:proofErr w:type="spellStart"/>
-      <w:r>
-        <w:rPr>
-          <w:rFonts w:ascii="Bookman Old Style" w:eastAsia="Bookman Old Style" w:hAnsi="Bookman Old Style" w:cs="Bookman Old Style"/>
-          <w:color w:val="000000"/>
-          <w:sz w:val="24"/>
-          <w:szCs w:val="24"/>
-        </w:rPr>
-        <w:t>dengan</w:t>
-      </w:r>
-      <w:proofErr w:type="spellEnd"/>
-      <w:r>
-        <w:rPr>
-          <w:rFonts w:ascii="Bookman Old Style" w:eastAsia="Bookman Old Style" w:hAnsi="Bookman Old Style" w:cs="Bookman Old Style"/>
-          <w:color w:val="000000"/>
-          <w:sz w:val="24"/>
-          <w:szCs w:val="24"/>
-        </w:rPr>
-        <w:t xml:space="preserve"> target </w:t>
-      </w:r>
-      <w:proofErr w:type="spellStart"/>
-      <w:r>
-        <w:rPr>
-          <w:rFonts w:ascii="Bookman Old Style" w:eastAsia="Bookman Old Style" w:hAnsi="Bookman Old Style" w:cs="Bookman Old Style"/>
-          <w:color w:val="000000"/>
-          <w:sz w:val="24"/>
-          <w:szCs w:val="24"/>
-        </w:rPr>
-        <w:t>pekerjaan</w:t>
-      </w:r>
-      <w:proofErr w:type="spellEnd"/>
-      <w:r>
-        <w:rPr>
-          <w:rFonts w:ascii="Bookman Old Style" w:eastAsia="Bookman Old Style" w:hAnsi="Bookman Old Style" w:cs="Bookman Old Style"/>
-          <w:color w:val="000000"/>
-          <w:sz w:val="24"/>
-          <w:szCs w:val="24"/>
-        </w:rPr>
-        <w:t xml:space="preserve"> </w:t>
-      </w:r>
-      <w:proofErr w:type="spellStart"/>
-      <w:r>
-        <w:rPr>
-          <w:rFonts w:ascii="Bookman Old Style" w:eastAsia="Bookman Old Style" w:hAnsi="Bookman Old Style" w:cs="Bookman Old Style"/>
-          <w:color w:val="000000"/>
-          <w:sz w:val="24"/>
-          <w:szCs w:val="24"/>
-        </w:rPr>
-        <w:t>termin</w:t>
-      </w:r>
-      <w:proofErr w:type="spellEnd"/>
-      <w:r>
-        <w:rPr>
-          <w:rFonts w:ascii="Bookman Old Style" w:eastAsia="Bookman Old Style" w:hAnsi="Bookman Old Style" w:cs="Bookman Old Style"/>
-          <w:color w:val="000000"/>
-          <w:sz w:val="24"/>
-          <w:szCs w:val="24"/>
-        </w:rPr>
-        <w:t xml:space="preserve"> </w:t>
-      </w:r>
-      <w:r>
-        <w:rPr>
-          <w:rFonts w:ascii="Bookman Old Style" w:eastAsia="Bookman Old Style" w:hAnsi="Bookman Old Style" w:cs="Bookman Old Style"/>
-          <w:sz w:val="24"/>
-          <w:szCs w:val="24"/>
-        </w:rPr>
-        <w:t>I</w:t>
-      </w:r>
-      <w:r>
-        <w:rPr>
-          <w:rFonts w:ascii="Bookman Old Style" w:eastAsia="Bookman Old Style" w:hAnsi="Bookman Old Style" w:cs="Bookman Old Style"/>
-          <w:color w:val="000000"/>
-          <w:sz w:val="24"/>
-          <w:szCs w:val="24"/>
-        </w:rPr>
-        <w:t xml:space="preserve">I yang </w:t>
-      </w:r>
-      <w:proofErr w:type="spellStart"/>
-      <w:r>
-        <w:rPr>
-          <w:rFonts w:ascii="Bookman Old Style" w:eastAsia="Bookman Old Style" w:hAnsi="Bookman Old Style" w:cs="Bookman Old Style"/>
-          <w:color w:val="000000"/>
-          <w:sz w:val="24"/>
-          <w:szCs w:val="24"/>
-        </w:rPr>
-        <w:t>ditetapkan</w:t>
-      </w:r>
-      <w:proofErr w:type="spellEnd"/>
-      <w:r>
-        <w:rPr>
-          <w:rFonts w:ascii="Bookman Old Style" w:eastAsia="Bookman Old Style" w:hAnsi="Bookman Old Style" w:cs="Bookman Old Style"/>
-          <w:color w:val="000000"/>
-          <w:sz w:val="24"/>
-          <w:szCs w:val="24"/>
-        </w:rPr>
-        <w:t xml:space="preserve"> </w:t>
-      </w:r>
-      <w:proofErr w:type="spellStart"/>
-      <w:r>
-        <w:rPr>
-          <w:rFonts w:ascii="Bookman Old Style" w:eastAsia="Bookman Old Style" w:hAnsi="Bookman Old Style" w:cs="Bookman Old Style"/>
-          <w:color w:val="000000"/>
-          <w:sz w:val="24"/>
-          <w:szCs w:val="24"/>
-        </w:rPr>
-        <w:t>sebesar</w:t>
-      </w:r>
-      <w:proofErr w:type="spellEnd"/>
-      <w:r>
-        <w:rPr>
-          <w:rFonts w:ascii="Bookman Old Style" w:eastAsia="Bookman Old Style" w:hAnsi="Bookman Old Style" w:cs="Bookman Old Style"/>
-          <w:color w:val="000000"/>
-          <w:sz w:val="24"/>
-          <w:szCs w:val="24"/>
-        </w:rPr>
-        <w:t xml:space="preserve"> {</w:t>
-      </w:r>
-      <w:proofErr w:type="spellStart"/>
-      <w:r>
-        <w:rPr>
-          <w:rFonts w:ascii="Bookman Old Style" w:eastAsia="Bookman Old Style" w:hAnsi="Bookman Old Style" w:cs="Bookman Old Style"/>
-          <w:color w:val="000000"/>
-          <w:sz w:val="24"/>
-          <w:szCs w:val="24"/>
-        </w:rPr>
-        <w:t>sls_ongoing</w:t>
-      </w:r>
-      <w:proofErr w:type="spellEnd"/>
-      <w:r>
-        <w:rPr>
-          <w:rFonts w:ascii="Bookman Old Style" w:eastAsia="Bookman Old Style" w:hAnsi="Bookman Old Style" w:cs="Bookman Old Style"/>
-          <w:color w:val="000000"/>
-          <w:sz w:val="24"/>
-          <w:szCs w:val="24"/>
-        </w:rPr>
-        <w:t>}</w:t>
-      </w:r>
-      <w:r>
-        <w:rPr>
-          <w:rFonts w:ascii="Bookman Old Style" w:eastAsia="Bookman Old Style" w:hAnsi="Bookman Old Style" w:cs="Bookman Old Style"/>
           <w:color w:val="000000" w:themeColor="text1"/>
           <w:sz w:val="24"/>
           <w:szCs w:val="24"/>
         </w:rPr>
-        <w:t xml:space="preserve"> SLS/Sub-SLS dan/</w:t>
-      </w:r>
-      <w:proofErr w:type="spellStart"/>
-      <w:r>
-        <w:rPr>
-          <w:rFonts w:ascii="Bookman Old Style" w:eastAsia="Bookman Old Style" w:hAnsi="Bookman Old Style" w:cs="Bookman Old Style"/>
-          <w:color w:val="000000" w:themeColor="text1"/>
-          <w:sz w:val="24"/>
-          <w:szCs w:val="24"/>
-        </w:rPr>
-        <w:t>atau</w:t>
-      </w:r>
-      <w:proofErr w:type="spellEnd"/>
-      <w:r>
-        <w:rPr>
-          <w:rFonts w:ascii="Bookman Old Style" w:eastAsia="Bookman Old Style" w:hAnsi="Bookman Old Style" w:cs="Bookman Old Style"/>
-          <w:color w:val="000000" w:themeColor="text1"/>
-          <w:sz w:val="24"/>
-          <w:szCs w:val="24"/>
-        </w:rPr>
-        <w:t xml:space="preserve"> </w:t>
-      </w:r>
-      <w:proofErr w:type="spellStart"/>
-      <w:r>
-        <w:rPr>
-          <w:rFonts w:ascii="Bookman Old Style" w:eastAsia="Bookman Old Style" w:hAnsi="Bookman Old Style" w:cs="Bookman Old Style"/>
-          <w:color w:val="000000" w:themeColor="text1"/>
-          <w:sz w:val="24"/>
-          <w:szCs w:val="24"/>
-        </w:rPr>
-        <w:t>usaha</w:t>
-      </w:r>
-      <w:proofErr w:type="spellEnd"/>
-      <w:r>
-        <w:rPr>
-          <w:rFonts w:ascii="Bookman Old Style" w:eastAsia="Bookman Old Style" w:hAnsi="Bookman Old Style" w:cs="Bookman Old Style"/>
-          <w:color w:val="000000" w:themeColor="text1"/>
-          <w:sz w:val="24"/>
-          <w:szCs w:val="24"/>
-        </w:rPr>
-        <w:t xml:space="preserve"> </w:t>
-      </w:r>
-      <w:proofErr w:type="spellStart"/>
-      <w:r>
-        <w:rPr>
-          <w:rFonts w:ascii="Bookman Old Style" w:eastAsia="Bookman Old Style" w:hAnsi="Bookman Old Style" w:cs="Bookman Old Style"/>
-          <w:color w:val="000000" w:themeColor="text1"/>
-          <w:sz w:val="24"/>
-          <w:szCs w:val="24"/>
-        </w:rPr>
-        <w:t>besar</w:t>
-      </w:r>
-      <w:proofErr w:type="spellEnd"/>
-      <w:r>
-        <w:rPr>
-          <w:rFonts w:ascii="Bookman Old Style" w:eastAsia="Bookman Old Style" w:hAnsi="Bookman Old Style" w:cs="Bookman Old Style"/>
-          <w:color w:val="000000" w:themeColor="text1"/>
-          <w:sz w:val="24"/>
-          <w:szCs w:val="24"/>
-        </w:rPr>
-        <w:t>.</w:t>
+        <w:t xml:space="preserve"> SLS/Sub-SLS dan/atau usaha besar.</w:t>
       </w:r>
     </w:p>
     <w:p>
@@ -4484,9 +3553,16 @@
           <w:sz w:val="24"/>
           <w:szCs w:val="24"/>
         </w:rPr>
-        <w:t xml:space="preserve"> </w:t>
-      </w:r>
-      <w:proofErr w:type="spellStart"/>
+        <w:t xml:space="preserve"> telah menyelesaikan pekerjaan termin II </w:t>
+      </w:r>
+      <w:r>
+        <w:rPr>
+          <w:rFonts w:ascii="Bookman Old Style" w:eastAsia="Bookman Old Style" w:hAnsi="Bookman Old Style" w:cs="Bookman Old Style"/>
+          <w:sz w:val="24"/>
+          <w:szCs w:val="24"/>
+        </w:rPr>
+        <w:t>Pemeriksaan Pendataan</w:t>
+      </w:r>
       <w:r>
         <w:rPr>
           <w:rFonts w:ascii="Bookman Old Style" w:eastAsia="Bookman Old Style" w:hAnsi="Bookman Old Style" w:cs="Bookman Old Style"/>
@@ -4494,294 +3570,7 @@
           <w:sz w:val="24"/>
           <w:szCs w:val="24"/>
         </w:rPr>
-        <w:t>telah</w:t>
-      </w:r>
-      <w:proofErr w:type="spellEnd"/>
-      <w:r>
-        <w:rPr>
-          <w:rFonts w:ascii="Bookman Old Style" w:eastAsia="Bookman Old Style" w:hAnsi="Bookman Old Style" w:cs="Bookman Old Style"/>
-          <w:color w:val="000000"/>
-          <w:sz w:val="24"/>
-          <w:szCs w:val="24"/>
-        </w:rPr>
-        <w:t xml:space="preserve"> </w:t>
-      </w:r>
-      <w:proofErr w:type="spellStart"/>
-      <w:r>
-        <w:rPr>
-          <w:rFonts w:ascii="Bookman Old Style" w:eastAsia="Bookman Old Style" w:hAnsi="Bookman Old Style" w:cs="Bookman Old Style"/>
-          <w:color w:val="000000"/>
-          <w:sz w:val="24"/>
-          <w:szCs w:val="24"/>
-        </w:rPr>
-        <w:t>menyelesaikan</w:t>
-      </w:r>
-      <w:proofErr w:type="spellEnd"/>
-      <w:r>
-        <w:rPr>
-          <w:rFonts w:ascii="Bookman Old Style" w:eastAsia="Bookman Old Style" w:hAnsi="Bookman Old Style" w:cs="Bookman Old Style"/>
-          <w:color w:val="000000"/>
-          <w:sz w:val="24"/>
-          <w:szCs w:val="24"/>
-        </w:rPr>
-        <w:t xml:space="preserve"> </w:t>
-      </w:r>
-      <w:proofErr w:type="spellStart"/>
-      <w:r>
-        <w:rPr>
-          <w:rFonts w:ascii="Bookman Old Style" w:eastAsia="Bookman Old Style" w:hAnsi="Bookman Old Style" w:cs="Bookman Old Style"/>
-          <w:color w:val="000000"/>
-          <w:sz w:val="24"/>
-          <w:szCs w:val="24"/>
-        </w:rPr>
-        <w:t>pekerjaan</w:t>
-      </w:r>
-      <w:proofErr w:type="spellEnd"/>
-      <w:r>
-        <w:rPr>
-          <w:rFonts w:ascii="Bookman Old Style" w:eastAsia="Bookman Old Style" w:hAnsi="Bookman Old Style" w:cs="Bookman Old Style"/>
-          <w:color w:val="000000"/>
-          <w:sz w:val="24"/>
-          <w:szCs w:val="24"/>
-        </w:rPr>
-        <w:t xml:space="preserve"> </w:t>
-      </w:r>
-      <w:proofErr w:type="spellStart"/>
-      <w:r>
-        <w:rPr>
-          <w:rFonts w:ascii="Bookman Old Style" w:eastAsia="Bookman Old Style" w:hAnsi="Bookman Old Style" w:cs="Bookman Old Style"/>
-          <w:color w:val="000000"/>
-          <w:sz w:val="24"/>
-          <w:szCs w:val="24"/>
-        </w:rPr>
-        <w:t>termin</w:t>
-      </w:r>
-      <w:proofErr w:type="spellEnd"/>
-      <w:r>
-        <w:rPr>
-          <w:rFonts w:ascii="Bookman Old Style" w:eastAsia="Bookman Old Style" w:hAnsi="Bookman Old Style" w:cs="Bookman Old Style"/>
-          <w:color w:val="000000"/>
-          <w:sz w:val="24"/>
-          <w:szCs w:val="24"/>
-        </w:rPr>
-        <w:t xml:space="preserve"> II </w:t>
-      </w:r>
-      <w:proofErr w:type="spellStart"/>
-      <w:r>
-        <w:rPr>
-          <w:rFonts w:ascii="Bookman Old Style" w:eastAsia="Bookman Old Style" w:hAnsi="Bookman Old Style" w:cs="Bookman Old Style"/>
-          <w:sz w:val="24"/>
-          <w:szCs w:val="24"/>
-        </w:rPr>
-        <w:t>Pemeriksaan</w:t>
-      </w:r>
-      <w:proofErr w:type="spellEnd"/>
-      <w:r>
-        <w:rPr>
-          <w:rFonts w:ascii="Bookman Old Style" w:eastAsia="Bookman Old Style" w:hAnsi="Bookman Old Style" w:cs="Bookman Old Style"/>
-          <w:sz w:val="24"/>
-          <w:szCs w:val="24"/>
-        </w:rPr>
-        <w:t xml:space="preserve"> </w:t>
-      </w:r>
-      <w:proofErr w:type="spellStart"/>
-      <w:r>
-        <w:rPr>
-          <w:rFonts w:ascii="Bookman Old Style" w:eastAsia="Bookman Old Style" w:hAnsi="Bookman Old Style" w:cs="Bookman Old Style"/>
-          <w:sz w:val="24"/>
-          <w:szCs w:val="24"/>
-        </w:rPr>
-        <w:t>Pendataan</w:t>
-      </w:r>
-      <w:proofErr w:type="spellEnd"/>
-      <w:r>
-        <w:rPr>
-          <w:rFonts w:ascii="Bookman Old Style" w:eastAsia="Bookman Old Style" w:hAnsi="Bookman Old Style" w:cs="Bookman Old Style"/>
-          <w:color w:val="000000"/>
-          <w:sz w:val="24"/>
-          <w:szCs w:val="24"/>
-        </w:rPr>
-        <w:t xml:space="preserve"> Lapangan Sensus Ekonomi 2026 </w:t>
-      </w:r>
-      <w:proofErr w:type="spellStart"/>
-      <w:r>
-        <w:rPr>
-          <w:rFonts w:ascii="Bookman Old Style" w:eastAsia="Bookman Old Style" w:hAnsi="Bookman Old Style" w:cs="Bookman Old Style"/>
-          <w:color w:val="000000"/>
-          <w:sz w:val="24"/>
-          <w:szCs w:val="24"/>
-        </w:rPr>
-        <w:t>berdasarkan</w:t>
-      </w:r>
-      <w:proofErr w:type="spellEnd"/>
-      <w:r>
-        <w:rPr>
-          <w:rFonts w:ascii="Bookman Old Style" w:eastAsia="Bookman Old Style" w:hAnsi="Bookman Old Style" w:cs="Bookman Old Style"/>
-          <w:color w:val="000000"/>
-          <w:sz w:val="24"/>
-          <w:szCs w:val="24"/>
-        </w:rPr>
-        <w:t xml:space="preserve"> </w:t>
-      </w:r>
-      <w:proofErr w:type="spellStart"/>
-      <w:r>
-        <w:rPr>
-          <w:rFonts w:ascii="Bookman Old Style" w:eastAsia="Bookman Old Style" w:hAnsi="Bookman Old Style" w:cs="Bookman Old Style"/>
-          <w:color w:val="000000"/>
-          <w:sz w:val="24"/>
-          <w:szCs w:val="24"/>
-        </w:rPr>
-        <w:t>hasil</w:t>
-      </w:r>
-      <w:proofErr w:type="spellEnd"/>
-      <w:r>
-        <w:rPr>
-          <w:rFonts w:ascii="Bookman Old Style" w:eastAsia="Bookman Old Style" w:hAnsi="Bookman Old Style" w:cs="Bookman Old Style"/>
-          <w:color w:val="000000"/>
-          <w:sz w:val="24"/>
-          <w:szCs w:val="24"/>
-        </w:rPr>
-        <w:t xml:space="preserve"> </w:t>
-      </w:r>
-      <w:proofErr w:type="spellStart"/>
-      <w:r>
-        <w:rPr>
-          <w:rFonts w:ascii="Bookman Old Style" w:eastAsia="Bookman Old Style" w:hAnsi="Bookman Old Style" w:cs="Bookman Old Style"/>
-          <w:color w:val="000000"/>
-          <w:sz w:val="24"/>
-          <w:szCs w:val="24"/>
-        </w:rPr>
-        <w:t>pemeriksaan</w:t>
-      </w:r>
-      <w:proofErr w:type="spellEnd"/>
-      <w:r>
-        <w:rPr>
-          <w:rFonts w:ascii="Bookman Old Style" w:eastAsia="Bookman Old Style" w:hAnsi="Bookman Old Style" w:cs="Bookman Old Style"/>
-          <w:color w:val="000000"/>
-          <w:sz w:val="24"/>
-          <w:szCs w:val="24"/>
-        </w:rPr>
-        <w:t xml:space="preserve"> dan </w:t>
-      </w:r>
-      <w:proofErr w:type="spellStart"/>
-      <w:r>
-        <w:rPr>
-          <w:rFonts w:ascii="Bookman Old Style" w:eastAsia="Bookman Old Style" w:hAnsi="Bookman Old Style" w:cs="Bookman Old Style"/>
-          <w:color w:val="000000"/>
-          <w:sz w:val="24"/>
-          <w:szCs w:val="24"/>
-        </w:rPr>
-        <w:t>evaluasi</w:t>
-      </w:r>
-      <w:proofErr w:type="spellEnd"/>
-      <w:r>
-        <w:rPr>
-          <w:rFonts w:ascii="Bookman Old Style" w:eastAsia="Bookman Old Style" w:hAnsi="Bookman Old Style" w:cs="Bookman Old Style"/>
-          <w:color w:val="000000"/>
-          <w:sz w:val="24"/>
-          <w:szCs w:val="24"/>
-        </w:rPr>
-        <w:t xml:space="preserve"> </w:t>
-      </w:r>
-      <w:proofErr w:type="spellStart"/>
-      <w:r>
-        <w:rPr>
-          <w:rFonts w:ascii="Bookman Old Style" w:eastAsia="Bookman Old Style" w:hAnsi="Bookman Old Style" w:cs="Bookman Old Style"/>
-          <w:color w:val="000000"/>
-          <w:sz w:val="24"/>
-          <w:szCs w:val="24"/>
-        </w:rPr>
-        <w:t>pekerjaan</w:t>
-      </w:r>
-      <w:proofErr w:type="spellEnd"/>
-      <w:r>
-        <w:rPr>
-          <w:rFonts w:ascii="Bookman Old Style" w:eastAsia="Bookman Old Style" w:hAnsi="Bookman Old Style" w:cs="Bookman Old Style"/>
-          <w:color w:val="000000"/>
-          <w:sz w:val="24"/>
-          <w:szCs w:val="24"/>
-        </w:rPr>
-        <w:t xml:space="preserve"> </w:t>
-      </w:r>
-      <w:proofErr w:type="spellStart"/>
-      <w:r>
-        <w:rPr>
-          <w:rFonts w:ascii="Bookman Old Style" w:eastAsia="Bookman Old Style" w:hAnsi="Bookman Old Style" w:cs="Bookman Old Style"/>
-          <w:color w:val="000000"/>
-          <w:sz w:val="24"/>
-          <w:szCs w:val="24"/>
-        </w:rPr>
-        <w:t>sebagaimana</w:t>
-      </w:r>
-      <w:proofErr w:type="spellEnd"/>
-      <w:r>
-        <w:rPr>
-          <w:rFonts w:ascii="Bookman Old Style" w:eastAsia="Bookman Old Style" w:hAnsi="Bookman Old Style" w:cs="Bookman Old Style"/>
-          <w:color w:val="000000"/>
-          <w:sz w:val="24"/>
-          <w:szCs w:val="24"/>
-        </w:rPr>
-        <w:t xml:space="preserve"> </w:t>
-      </w:r>
-      <w:proofErr w:type="spellStart"/>
-      <w:r>
-        <w:rPr>
-          <w:rFonts w:ascii="Bookman Old Style" w:eastAsia="Bookman Old Style" w:hAnsi="Bookman Old Style" w:cs="Bookman Old Style"/>
-          <w:color w:val="000000"/>
-          <w:sz w:val="24"/>
-          <w:szCs w:val="24"/>
-        </w:rPr>
-        <w:t>tercantum</w:t>
-      </w:r>
-      <w:proofErr w:type="spellEnd"/>
-      <w:r>
-        <w:rPr>
-          <w:rFonts w:ascii="Bookman Old Style" w:eastAsia="Bookman Old Style" w:hAnsi="Bookman Old Style" w:cs="Bookman Old Style"/>
-          <w:color w:val="000000"/>
-          <w:sz w:val="24"/>
-          <w:szCs w:val="24"/>
-        </w:rPr>
-        <w:t xml:space="preserve"> </w:t>
-      </w:r>
-      <w:proofErr w:type="spellStart"/>
-      <w:r>
-        <w:rPr>
-          <w:rFonts w:ascii="Bookman Old Style" w:eastAsia="Bookman Old Style" w:hAnsi="Bookman Old Style" w:cs="Bookman Old Style"/>
-          <w:color w:val="000000"/>
-          <w:sz w:val="24"/>
-          <w:szCs w:val="24"/>
-        </w:rPr>
-        <w:t>dalam</w:t>
-      </w:r>
-      <w:proofErr w:type="spellEnd"/>
-      <w:r>
-        <w:rPr>
-          <w:rFonts w:ascii="Bookman Old Style" w:eastAsia="Bookman Old Style" w:hAnsi="Bookman Old Style" w:cs="Bookman Old Style"/>
-          <w:color w:val="000000"/>
-          <w:sz w:val="24"/>
-          <w:szCs w:val="24"/>
-        </w:rPr>
-        <w:t xml:space="preserve"> </w:t>
-      </w:r>
-      <w:proofErr w:type="spellStart"/>
-      <w:r>
-        <w:rPr>
-          <w:rFonts w:ascii="Bookman Old Style" w:eastAsia="Bookman Old Style" w:hAnsi="Bookman Old Style" w:cs="Bookman Old Style"/>
-          <w:color w:val="000000"/>
-          <w:sz w:val="24"/>
-          <w:szCs w:val="24"/>
-        </w:rPr>
-        <w:t>lampiran</w:t>
-      </w:r>
-      <w:proofErr w:type="spellEnd"/>
-      <w:r>
-        <w:rPr>
-          <w:rFonts w:ascii="Bookman Old Style" w:eastAsia="Bookman Old Style" w:hAnsi="Bookman Old Style" w:cs="Bookman Old Style"/>
-          <w:color w:val="000000"/>
-          <w:sz w:val="24"/>
-          <w:szCs w:val="24"/>
-        </w:rPr>
-        <w:t>. </w:t>
+        <w:t xml:space="preserve"> Lapangan Sensus Ekonomi 2026 berdasarkan hasil pemeriksaan dan evaluasi pekerjaan sebagaimana tercantum dalam lampiran. </w:t>
       </w:r>
     </w:p>
     <w:p>
@@ -4800,7 +3589,6 @@
           <w:szCs w:val="24"/>
         </w:rPr>
       </w:pPr>
-      <w:proofErr w:type="spellStart"/>
       <w:r>
         <w:rPr>
           <w:rFonts w:ascii="Bookman Old Style" w:eastAsia="Bookman Old Style" w:hAnsi="Bookman Old Style" w:cs="Bookman Old Style"/>
@@ -4808,77 +3596,7 @@
           <w:sz w:val="24"/>
           <w:szCs w:val="24"/>
         </w:rPr>
-        <w:t>Berdasarkan</w:t>
-      </w:r>
-      <w:proofErr w:type="spellEnd"/>
-      <w:r>
-        <w:rPr>
-          <w:rFonts w:ascii="Bookman Old Style" w:eastAsia="Bookman Old Style" w:hAnsi="Bookman Old Style" w:cs="Bookman Old Style"/>
-          <w:color w:val="000000"/>
-          <w:sz w:val="24"/>
-          <w:szCs w:val="24"/>
-        </w:rPr>
-        <w:t xml:space="preserve"> </w:t>
-      </w:r>
-      <w:proofErr w:type="spellStart"/>
-      <w:r>
-        <w:rPr>
-          <w:rFonts w:ascii="Bookman Old Style" w:eastAsia="Bookman Old Style" w:hAnsi="Bookman Old Style" w:cs="Bookman Old Style"/>
-          <w:color w:val="000000"/>
-          <w:sz w:val="24"/>
-          <w:szCs w:val="24"/>
-        </w:rPr>
-        <w:t>angka</w:t>
-      </w:r>
-      <w:proofErr w:type="spellEnd"/>
-      <w:r>
-        <w:rPr>
-          <w:rFonts w:ascii="Bookman Old Style" w:eastAsia="Bookman Old Style" w:hAnsi="Bookman Old Style" w:cs="Bookman Old Style"/>
-          <w:color w:val="000000"/>
-          <w:sz w:val="24"/>
-          <w:szCs w:val="24"/>
-        </w:rPr>
-        <w:t xml:space="preserve"> 2 </w:t>
-      </w:r>
-      <w:proofErr w:type="spellStart"/>
-      <w:r>
-        <w:rPr>
-          <w:rFonts w:ascii="Bookman Old Style" w:eastAsia="Bookman Old Style" w:hAnsi="Bookman Old Style" w:cs="Bookman Old Style"/>
-          <w:color w:val="000000"/>
-          <w:sz w:val="24"/>
-          <w:szCs w:val="24"/>
-        </w:rPr>
-        <w:t>tersebut</w:t>
-      </w:r>
-      <w:proofErr w:type="spellEnd"/>
-      <w:r>
-        <w:rPr>
-          <w:rFonts w:ascii="Bookman Old Style" w:eastAsia="Bookman Old Style" w:hAnsi="Bookman Old Style" w:cs="Bookman Old Style"/>
-          <w:color w:val="000000"/>
-          <w:sz w:val="24"/>
-          <w:szCs w:val="24"/>
-        </w:rPr>
-        <w:t xml:space="preserve"> di </w:t>
-      </w:r>
-      <w:proofErr w:type="spellStart"/>
-      <w:r>
-        <w:rPr>
-          <w:rFonts w:ascii="Bookman Old Style" w:eastAsia="Bookman Old Style" w:hAnsi="Bookman Old Style" w:cs="Bookman Old Style"/>
-          <w:color w:val="000000"/>
-          <w:sz w:val="24"/>
-          <w:szCs w:val="24"/>
-        </w:rPr>
-        <w:t>atas</w:t>
-      </w:r>
-      <w:proofErr w:type="spellEnd"/>
-      <w:r>
-        <w:rPr>
-          <w:rFonts w:ascii="Bookman Old Style" w:eastAsia="Bookman Old Style" w:hAnsi="Bookman Old Style" w:cs="Bookman Old Style"/>
-          <w:color w:val="000000"/>
-          <w:sz w:val="24"/>
-          <w:szCs w:val="24"/>
-        </w:rPr>
-        <w:t xml:space="preserve">, </w:t>
+        <w:t xml:space="preserve">Berdasarkan angka 2 tersebut di atas, </w:t>
       </w:r>
       <w:r>
         <w:rPr>
@@ -4898,127 +3616,7 @@
           <w:sz w:val="24"/>
           <w:szCs w:val="24"/>
         </w:rPr>
-        <w:t xml:space="preserve"> </w:t>
-      </w:r>
-      <w:proofErr w:type="spellStart"/>
-      <w:r>
-        <w:rPr>
-          <w:rFonts w:ascii="Bookman Old Style" w:eastAsia="Bookman Old Style" w:hAnsi="Bookman Old Style" w:cs="Bookman Old Style"/>
-          <w:color w:val="000000"/>
-          <w:sz w:val="24"/>
-          <w:szCs w:val="24"/>
-        </w:rPr>
-        <w:t>menyerahkan</w:t>
-      </w:r>
-      <w:proofErr w:type="spellEnd"/>
-      <w:r>
-        <w:rPr>
-          <w:rFonts w:ascii="Bookman Old Style" w:eastAsia="Bookman Old Style" w:hAnsi="Bookman Old Style" w:cs="Bookman Old Style"/>
-          <w:color w:val="000000"/>
-          <w:sz w:val="24"/>
-          <w:szCs w:val="24"/>
-        </w:rPr>
-        <w:t xml:space="preserve"> </w:t>
-      </w:r>
-      <w:proofErr w:type="spellStart"/>
-      <w:r>
-        <w:rPr>
-          <w:rFonts w:ascii="Bookman Old Style" w:eastAsia="Bookman Old Style" w:hAnsi="Bookman Old Style" w:cs="Bookman Old Style"/>
-          <w:color w:val="000000"/>
-          <w:sz w:val="24"/>
-          <w:szCs w:val="24"/>
-        </w:rPr>
-        <w:t>hasil</w:t>
-      </w:r>
-      <w:proofErr w:type="spellEnd"/>
-      <w:r>
-        <w:rPr>
-          <w:rFonts w:ascii="Bookman Old Style" w:eastAsia="Bookman Old Style" w:hAnsi="Bookman Old Style" w:cs="Bookman Old Style"/>
-          <w:color w:val="000000"/>
-          <w:sz w:val="24"/>
-          <w:szCs w:val="24"/>
-        </w:rPr>
-        <w:t xml:space="preserve"> </w:t>
-      </w:r>
-      <w:proofErr w:type="spellStart"/>
-      <w:r>
-        <w:rPr>
-          <w:rFonts w:ascii="Bookman Old Style" w:eastAsia="Bookman Old Style" w:hAnsi="Bookman Old Style" w:cs="Bookman Old Style"/>
-          <w:color w:val="000000"/>
-          <w:sz w:val="24"/>
-          <w:szCs w:val="24"/>
-        </w:rPr>
-        <w:t>pekerjaan</w:t>
-      </w:r>
-      <w:proofErr w:type="spellEnd"/>
-      <w:r>
-        <w:rPr>
-          <w:rFonts w:ascii="Bookman Old Style" w:eastAsia="Bookman Old Style" w:hAnsi="Bookman Old Style" w:cs="Bookman Old Style"/>
-          <w:color w:val="000000"/>
-          <w:sz w:val="24"/>
-          <w:szCs w:val="24"/>
-        </w:rPr>
-        <w:t xml:space="preserve"> </w:t>
-      </w:r>
-      <w:proofErr w:type="spellStart"/>
-      <w:r>
-        <w:rPr>
-          <w:rFonts w:ascii="Bookman Old Style" w:eastAsia="Bookman Old Style" w:hAnsi="Bookman Old Style" w:cs="Bookman Old Style"/>
-          <w:color w:val="000000"/>
-          <w:sz w:val="24"/>
-          <w:szCs w:val="24"/>
-        </w:rPr>
-        <w:t>Pemeriksaan</w:t>
-      </w:r>
-      <w:proofErr w:type="spellEnd"/>
-      <w:r>
-        <w:rPr>
-          <w:rFonts w:ascii="Bookman Old Style" w:eastAsia="Bookman Old Style" w:hAnsi="Bookman Old Style" w:cs="Bookman Old Style"/>
-          <w:color w:val="000000"/>
-          <w:sz w:val="24"/>
-          <w:szCs w:val="24"/>
-        </w:rPr>
-        <w:t xml:space="preserve"> </w:t>
-      </w:r>
-      <w:proofErr w:type="spellStart"/>
-      <w:r>
-        <w:rPr>
-          <w:rFonts w:ascii="Bookman Old Style" w:eastAsia="Bookman Old Style" w:hAnsi="Bookman Old Style" w:cs="Bookman Old Style"/>
-          <w:color w:val="000000"/>
-          <w:sz w:val="24"/>
-          <w:szCs w:val="24"/>
-        </w:rPr>
-        <w:t>Pendataan</w:t>
-      </w:r>
-      <w:proofErr w:type="spellEnd"/>
-      <w:r>
-        <w:rPr>
-          <w:rFonts w:ascii="Bookman Old Style" w:eastAsia="Bookman Old Style" w:hAnsi="Bookman Old Style" w:cs="Bookman Old Style"/>
-          <w:color w:val="000000"/>
-          <w:sz w:val="24"/>
-          <w:szCs w:val="24"/>
-        </w:rPr>
-        <w:t xml:space="preserve"> Lapangan  Sensus Ekonomi 2026 </w:t>
-      </w:r>
-      <w:proofErr w:type="spellStart"/>
-      <w:r>
-        <w:rPr>
-          <w:rFonts w:ascii="Bookman Old Style" w:eastAsia="Bookman Old Style" w:hAnsi="Bookman Old Style" w:cs="Bookman Old Style"/>
-          <w:color w:val="000000"/>
-          <w:sz w:val="24"/>
-          <w:szCs w:val="24"/>
-        </w:rPr>
-        <w:t>kepada</w:t>
-      </w:r>
-      <w:proofErr w:type="spellEnd"/>
-      <w:r>
-        <w:rPr>
-          <w:rFonts w:ascii="Bookman Old Style" w:eastAsia="Bookman Old Style" w:hAnsi="Bookman Old Style" w:cs="Bookman Old Style"/>
-          <w:color w:val="000000"/>
-          <w:sz w:val="24"/>
-          <w:szCs w:val="24"/>
-        </w:rPr>
-        <w:t xml:space="preserve"> </w:t>
+        <w:t xml:space="preserve"> menyerahkan hasil pekerjaan Pemeriksaan Pendataan Lapangan  Sensus Ekonomi 2026 kepada </w:t>
       </w:r>
       <w:r>
         <w:rPr>
@@ -5058,167 +3656,7 @@
           <w:sz w:val="24"/>
           <w:szCs w:val="24"/>
         </w:rPr>
-        <w:t xml:space="preserve"> </w:t>
-      </w:r>
-      <w:proofErr w:type="spellStart"/>
-      <w:r>
-        <w:rPr>
-          <w:rFonts w:ascii="Bookman Old Style" w:eastAsia="Bookman Old Style" w:hAnsi="Bookman Old Style" w:cs="Bookman Old Style"/>
-          <w:color w:val="000000"/>
-          <w:sz w:val="24"/>
-          <w:szCs w:val="24"/>
-        </w:rPr>
-        <w:t>menerima</w:t>
-      </w:r>
-      <w:proofErr w:type="spellEnd"/>
-      <w:r>
-        <w:rPr>
-          <w:rFonts w:ascii="Bookman Old Style" w:eastAsia="Bookman Old Style" w:hAnsi="Bookman Old Style" w:cs="Bookman Old Style"/>
-          <w:color w:val="000000"/>
-          <w:sz w:val="24"/>
-          <w:szCs w:val="24"/>
-        </w:rPr>
-        <w:t xml:space="preserve"> </w:t>
-      </w:r>
-      <w:proofErr w:type="spellStart"/>
-      <w:r>
-        <w:rPr>
-          <w:rFonts w:ascii="Bookman Old Style" w:eastAsia="Bookman Old Style" w:hAnsi="Bookman Old Style" w:cs="Bookman Old Style"/>
-          <w:color w:val="000000"/>
-          <w:sz w:val="24"/>
-          <w:szCs w:val="24"/>
-        </w:rPr>
-        <w:t>hasil</w:t>
-      </w:r>
-      <w:proofErr w:type="spellEnd"/>
-      <w:r>
-        <w:rPr>
-          <w:rFonts w:ascii="Bookman Old Style" w:eastAsia="Bookman Old Style" w:hAnsi="Bookman Old Style" w:cs="Bookman Old Style"/>
-          <w:color w:val="000000"/>
-          <w:sz w:val="24"/>
-          <w:szCs w:val="24"/>
-        </w:rPr>
-        <w:t xml:space="preserve"> </w:t>
-      </w:r>
-      <w:proofErr w:type="spellStart"/>
-      <w:r>
-        <w:rPr>
-          <w:rFonts w:ascii="Bookman Old Style" w:eastAsia="Bookman Old Style" w:hAnsi="Bookman Old Style" w:cs="Bookman Old Style"/>
-          <w:color w:val="000000"/>
-          <w:sz w:val="24"/>
-          <w:szCs w:val="24"/>
-        </w:rPr>
-        <w:t>pekerjaan</w:t>
-      </w:r>
-      <w:proofErr w:type="spellEnd"/>
-      <w:r>
-        <w:rPr>
-          <w:rFonts w:ascii="Bookman Old Style" w:eastAsia="Bookman Old Style" w:hAnsi="Bookman Old Style" w:cs="Bookman Old Style"/>
-          <w:color w:val="000000"/>
-          <w:sz w:val="24"/>
-          <w:szCs w:val="24"/>
-        </w:rPr>
-        <w:t xml:space="preserve"> </w:t>
-      </w:r>
-      <w:proofErr w:type="spellStart"/>
-      <w:r>
-        <w:rPr>
-          <w:rFonts w:ascii="Bookman Old Style" w:eastAsia="Bookman Old Style" w:hAnsi="Bookman Old Style" w:cs="Bookman Old Style"/>
-          <w:color w:val="000000"/>
-          <w:sz w:val="24"/>
-          <w:szCs w:val="24"/>
-        </w:rPr>
-        <w:t>tersebut</w:t>
-      </w:r>
-      <w:proofErr w:type="spellEnd"/>
-      <w:r>
-        <w:rPr>
-          <w:rFonts w:ascii="Bookman Old Style" w:eastAsia="Bookman Old Style" w:hAnsi="Bookman Old Style" w:cs="Bookman Old Style"/>
-          <w:color w:val="000000"/>
-          <w:sz w:val="24"/>
-          <w:szCs w:val="24"/>
-        </w:rPr>
-        <w:t xml:space="preserve"> yang </w:t>
-      </w:r>
-      <w:proofErr w:type="spellStart"/>
-      <w:r>
-        <w:rPr>
-          <w:rFonts w:ascii="Bookman Old Style" w:eastAsia="Bookman Old Style" w:hAnsi="Bookman Old Style" w:cs="Bookman Old Style"/>
-          <w:color w:val="000000"/>
-          <w:sz w:val="24"/>
-          <w:szCs w:val="24"/>
-        </w:rPr>
-        <w:t>telah</w:t>
-      </w:r>
-      <w:proofErr w:type="spellEnd"/>
-      <w:r>
-        <w:rPr>
-          <w:rFonts w:ascii="Bookman Old Style" w:eastAsia="Bookman Old Style" w:hAnsi="Bookman Old Style" w:cs="Bookman Old Style"/>
-          <w:color w:val="000000"/>
-          <w:sz w:val="24"/>
-          <w:szCs w:val="24"/>
-        </w:rPr>
-        <w:t xml:space="preserve"> </w:t>
-      </w:r>
-      <w:proofErr w:type="spellStart"/>
-      <w:r>
-        <w:rPr>
-          <w:rFonts w:ascii="Bookman Old Style" w:eastAsia="Bookman Old Style" w:hAnsi="Bookman Old Style" w:cs="Bookman Old Style"/>
-          <w:color w:val="000000"/>
-          <w:sz w:val="24"/>
-          <w:szCs w:val="24"/>
-        </w:rPr>
-        <w:t>sesuai</w:t>
-      </w:r>
-      <w:proofErr w:type="spellEnd"/>
-      <w:r>
-        <w:rPr>
-          <w:rFonts w:ascii="Bookman Old Style" w:eastAsia="Bookman Old Style" w:hAnsi="Bookman Old Style" w:cs="Bookman Old Style"/>
-          <w:color w:val="000000"/>
-          <w:sz w:val="24"/>
-          <w:szCs w:val="24"/>
-        </w:rPr>
-        <w:t xml:space="preserve"> </w:t>
-      </w:r>
-      <w:proofErr w:type="spellStart"/>
-      <w:r>
-        <w:rPr>
-          <w:rFonts w:ascii="Bookman Old Style" w:eastAsia="Bookman Old Style" w:hAnsi="Bookman Old Style" w:cs="Bookman Old Style"/>
-          <w:color w:val="000000"/>
-          <w:sz w:val="24"/>
-          <w:szCs w:val="24"/>
-        </w:rPr>
-        <w:t>dengan</w:t>
-      </w:r>
-      <w:proofErr w:type="spellEnd"/>
-      <w:r>
-        <w:rPr>
-          <w:rFonts w:ascii="Bookman Old Style" w:eastAsia="Bookman Old Style" w:hAnsi="Bookman Old Style" w:cs="Bookman Old Style"/>
-          <w:color w:val="000000"/>
-          <w:sz w:val="24"/>
-          <w:szCs w:val="24"/>
-        </w:rPr>
-        <w:t xml:space="preserve"> </w:t>
-      </w:r>
-      <w:proofErr w:type="spellStart"/>
-      <w:r>
-        <w:rPr>
-          <w:rFonts w:ascii="Bookman Old Style" w:eastAsia="Bookman Old Style" w:hAnsi="Bookman Old Style" w:cs="Bookman Old Style"/>
-          <w:color w:val="000000"/>
-          <w:sz w:val="24"/>
-          <w:szCs w:val="24"/>
-        </w:rPr>
-        <w:t>seharusnya</w:t>
-      </w:r>
-      <w:proofErr w:type="spellEnd"/>
-      <w:r>
-        <w:rPr>
-          <w:rFonts w:ascii="Bookman Old Style" w:eastAsia="Bookman Old Style" w:hAnsi="Bookman Old Style" w:cs="Bookman Old Style"/>
-          <w:color w:val="000000"/>
-          <w:sz w:val="24"/>
-          <w:szCs w:val="24"/>
-        </w:rPr>
-        <w:t>;</w:t>
+        <w:t xml:space="preserve"> menerima hasil pekerjaan tersebut yang telah sesuai dengan seharusnya;</w:t>
       </w:r>
     </w:p>
     <w:p>
@@ -5237,7 +3675,6 @@
           <w:szCs w:val="24"/>
         </w:rPr>
       </w:pPr>
-      <w:proofErr w:type="spellStart"/>
       <w:r>
         <w:rPr>
           <w:rFonts w:ascii="Bookman Old Style" w:eastAsia="Bookman Old Style" w:hAnsi="Bookman Old Style" w:cs="Bookman Old Style"/>
@@ -5253,9 +3690,8 @@
           <w:sz w:val="24"/>
           <w:szCs w:val="24"/>
         </w:rPr>
-        <w:t>ekerjaan</w:t>
-      </w:r>
-      <w:proofErr w:type="spellEnd"/>
+        <w:t>ekerjaan Pemeriksaan Pendataan Lapangan Sensus Ekonomi 2026 sebagaimana dimaksud dalam angka 3, berupa dokumen pemeriksaan hasil Pendataan Lapangan Sensus Ekonomi 2026, sejumlah</w:t>
+      </w:r>
       <w:r>
         <w:rPr>
           <w:rFonts w:ascii="Bookman Old Style" w:eastAsia="Bookman Old Style" w:hAnsi="Bookman Old Style" w:cs="Bookman Old Style"/>
@@ -5263,9 +3699,8 @@
           <w:sz w:val="24"/>
           <w:szCs w:val="24"/>
         </w:rPr>
-        <w:t xml:space="preserve"> </w:t>
-      </w:r>
-      <w:proofErr w:type="spellStart"/>
+        <w:t xml:space="preserve"> {s</w:t>
+      </w:r>
       <w:r>
         <w:rPr>
           <w:rFonts w:ascii="Bookman Old Style" w:eastAsia="Bookman Old Style" w:hAnsi="Bookman Old Style" w:cs="Bookman Old Style"/>
@@ -5273,266 +3708,7 @@
           <w:sz w:val="24"/>
           <w:szCs w:val="24"/>
         </w:rPr>
-        <w:t>Pemeriksaan</w:t>
-      </w:r>
-      <w:proofErr w:type="spellEnd"/>
-      <w:r>
-        <w:rPr>
-          <w:rFonts w:ascii="Bookman Old Style" w:eastAsia="Bookman Old Style" w:hAnsi="Bookman Old Style" w:cs="Bookman Old Style"/>
-          <w:color w:val="000000"/>
-          <w:sz w:val="24"/>
-          <w:szCs w:val="24"/>
-        </w:rPr>
-        <w:t xml:space="preserve"> </w:t>
-      </w:r>
-      <w:proofErr w:type="spellStart"/>
-      <w:r>
-        <w:rPr>
-          <w:rFonts w:ascii="Bookman Old Style" w:eastAsia="Bookman Old Style" w:hAnsi="Bookman Old Style" w:cs="Bookman Old Style"/>
-          <w:color w:val="000000"/>
-          <w:sz w:val="24"/>
-          <w:szCs w:val="24"/>
-        </w:rPr>
-        <w:t>Pendataan</w:t>
-      </w:r>
-      <w:proofErr w:type="spellEnd"/>
-      <w:r>
-        <w:rPr>
-          <w:rFonts w:ascii="Bookman Old Style" w:eastAsia="Bookman Old Style" w:hAnsi="Bookman Old Style" w:cs="Bookman Old Style"/>
-          <w:color w:val="000000"/>
-          <w:sz w:val="24"/>
-          <w:szCs w:val="24"/>
-        </w:rPr>
-        <w:t xml:space="preserve"> Lapangan Sensus Ekonomi 2026 </w:t>
-      </w:r>
-      <w:proofErr w:type="spellStart"/>
-      <w:r>
-        <w:rPr>
-          <w:rFonts w:ascii="Bookman Old Style" w:eastAsia="Bookman Old Style" w:hAnsi="Bookman Old Style" w:cs="Bookman Old Style"/>
-          <w:color w:val="000000"/>
-          <w:sz w:val="24"/>
-          <w:szCs w:val="24"/>
-        </w:rPr>
-        <w:t>sebagaimana</w:t>
-      </w:r>
-      <w:proofErr w:type="spellEnd"/>
-      <w:r>
-        <w:rPr>
-          <w:rFonts w:ascii="Bookman Old Style" w:eastAsia="Bookman Old Style" w:hAnsi="Bookman Old Style" w:cs="Bookman Old Style"/>
-          <w:color w:val="000000"/>
-          <w:sz w:val="24"/>
-          <w:szCs w:val="24"/>
-        </w:rPr>
-        <w:t xml:space="preserve"> </w:t>
-      </w:r>
-      <w:proofErr w:type="spellStart"/>
-      <w:r>
-        <w:rPr>
-          <w:rFonts w:ascii="Bookman Old Style" w:eastAsia="Bookman Old Style" w:hAnsi="Bookman Old Style" w:cs="Bookman Old Style"/>
-          <w:color w:val="000000"/>
-          <w:sz w:val="24"/>
-          <w:szCs w:val="24"/>
-        </w:rPr>
-        <w:t>dimaksud</w:t>
-      </w:r>
-      <w:proofErr w:type="spellEnd"/>
-      <w:r>
-        <w:rPr>
-          <w:rFonts w:ascii="Bookman Old Style" w:eastAsia="Bookman Old Style" w:hAnsi="Bookman Old Style" w:cs="Bookman Old Style"/>
-          <w:color w:val="000000"/>
-          <w:sz w:val="24"/>
-          <w:szCs w:val="24"/>
-        </w:rPr>
-        <w:t xml:space="preserve"> </w:t>
-      </w:r>
-      <w:proofErr w:type="spellStart"/>
-      <w:r>
-        <w:rPr>
-          <w:rFonts w:ascii="Bookman Old Style" w:eastAsia="Bookman Old Style" w:hAnsi="Bookman Old Style" w:cs="Bookman Old Style"/>
-          <w:color w:val="000000"/>
-          <w:sz w:val="24"/>
-          <w:szCs w:val="24"/>
-        </w:rPr>
-        <w:t>dalam</w:t>
-      </w:r>
-      <w:proofErr w:type="spellEnd"/>
-      <w:r>
-        <w:rPr>
-          <w:rFonts w:ascii="Bookman Old Style" w:eastAsia="Bookman Old Style" w:hAnsi="Bookman Old Style" w:cs="Bookman Old Style"/>
-          <w:color w:val="000000"/>
-          <w:sz w:val="24"/>
-          <w:szCs w:val="24"/>
-        </w:rPr>
-        <w:t xml:space="preserve"> </w:t>
-      </w:r>
-      <w:proofErr w:type="spellStart"/>
-      <w:r>
-        <w:rPr>
-          <w:rFonts w:ascii="Bookman Old Style" w:eastAsia="Bookman Old Style" w:hAnsi="Bookman Old Style" w:cs="Bookman Old Style"/>
-          <w:color w:val="000000"/>
-          <w:sz w:val="24"/>
-          <w:szCs w:val="24"/>
-        </w:rPr>
-        <w:t>angka</w:t>
-      </w:r>
-      <w:proofErr w:type="spellEnd"/>
-      <w:r>
-        <w:rPr>
-          <w:rFonts w:ascii="Bookman Old Style" w:eastAsia="Bookman Old Style" w:hAnsi="Bookman Old Style" w:cs="Bookman Old Style"/>
-          <w:color w:val="000000"/>
-          <w:sz w:val="24"/>
-          <w:szCs w:val="24"/>
-        </w:rPr>
-        <w:t xml:space="preserve"> 3, </w:t>
-      </w:r>
-      <w:proofErr w:type="spellStart"/>
-      <w:r>
-        <w:rPr>
-          <w:rFonts w:ascii="Bookman Old Style" w:eastAsia="Bookman Old Style" w:hAnsi="Bookman Old Style" w:cs="Bookman Old Style"/>
-          <w:color w:val="000000"/>
-          <w:sz w:val="24"/>
-          <w:szCs w:val="24"/>
-        </w:rPr>
-        <w:t>berupa</w:t>
-      </w:r>
-      <w:proofErr w:type="spellEnd"/>
-      <w:r>
-        <w:rPr>
-          <w:rFonts w:ascii="Bookman Old Style" w:eastAsia="Bookman Old Style" w:hAnsi="Bookman Old Style" w:cs="Bookman Old Style"/>
-          <w:color w:val="000000"/>
-          <w:sz w:val="24"/>
-          <w:szCs w:val="24"/>
-        </w:rPr>
-        <w:t xml:space="preserve"> </w:t>
-      </w:r>
-      <w:proofErr w:type="spellStart"/>
-      <w:r>
-        <w:rPr>
-          <w:rFonts w:ascii="Bookman Old Style" w:eastAsia="Bookman Old Style" w:hAnsi="Bookman Old Style" w:cs="Bookman Old Style"/>
-          <w:color w:val="000000"/>
-          <w:sz w:val="24"/>
-          <w:szCs w:val="24"/>
-        </w:rPr>
-        <w:t>dokumen</w:t>
-      </w:r>
-      <w:proofErr w:type="spellEnd"/>
-      <w:r>
-        <w:rPr>
-          <w:rFonts w:ascii="Bookman Old Style" w:eastAsia="Bookman Old Style" w:hAnsi="Bookman Old Style" w:cs="Bookman Old Style"/>
-          <w:color w:val="000000"/>
-          <w:sz w:val="24"/>
-          <w:szCs w:val="24"/>
-        </w:rPr>
-        <w:t xml:space="preserve"> </w:t>
-      </w:r>
-      <w:proofErr w:type="spellStart"/>
-      <w:r>
-        <w:rPr>
-          <w:rFonts w:ascii="Bookman Old Style" w:eastAsia="Bookman Old Style" w:hAnsi="Bookman Old Style" w:cs="Bookman Old Style"/>
-          <w:color w:val="000000"/>
-          <w:sz w:val="24"/>
-          <w:szCs w:val="24"/>
-        </w:rPr>
-        <w:t>pemeriksaan</w:t>
-      </w:r>
-      <w:proofErr w:type="spellEnd"/>
-      <w:r>
-        <w:rPr>
-          <w:rFonts w:ascii="Bookman Old Style" w:eastAsia="Bookman Old Style" w:hAnsi="Bookman Old Style" w:cs="Bookman Old Style"/>
-          <w:color w:val="000000"/>
-          <w:sz w:val="24"/>
-          <w:szCs w:val="24"/>
-        </w:rPr>
-        <w:t xml:space="preserve"> </w:t>
-      </w:r>
-      <w:proofErr w:type="spellStart"/>
-      <w:r>
-        <w:rPr>
-          <w:rFonts w:ascii="Bookman Old Style" w:eastAsia="Bookman Old Style" w:hAnsi="Bookman Old Style" w:cs="Bookman Old Style"/>
-          <w:color w:val="000000"/>
-          <w:sz w:val="24"/>
-          <w:szCs w:val="24"/>
-        </w:rPr>
-        <w:t>hasil</w:t>
-      </w:r>
-      <w:proofErr w:type="spellEnd"/>
-      <w:r>
-        <w:rPr>
-          <w:rFonts w:ascii="Bookman Old Style" w:eastAsia="Bookman Old Style" w:hAnsi="Bookman Old Style" w:cs="Bookman Old Style"/>
-          <w:color w:val="000000"/>
-          <w:sz w:val="24"/>
-          <w:szCs w:val="24"/>
-        </w:rPr>
-        <w:t xml:space="preserve"> </w:t>
-      </w:r>
-      <w:proofErr w:type="spellStart"/>
-      <w:r>
-        <w:rPr>
-          <w:rFonts w:ascii="Bookman Old Style" w:eastAsia="Bookman Old Style" w:hAnsi="Bookman Old Style" w:cs="Bookman Old Style"/>
-          <w:color w:val="000000"/>
-          <w:sz w:val="24"/>
-          <w:szCs w:val="24"/>
-        </w:rPr>
-        <w:t>Pendataan</w:t>
-      </w:r>
-      <w:proofErr w:type="spellEnd"/>
-      <w:r>
-        <w:rPr>
-          <w:rFonts w:ascii="Bookman Old Style" w:eastAsia="Bookman Old Style" w:hAnsi="Bookman Old Style" w:cs="Bookman Old Style"/>
-          <w:color w:val="000000"/>
-          <w:sz w:val="24"/>
-          <w:szCs w:val="24"/>
-        </w:rPr>
-        <w:t xml:space="preserve"> Lapangan Sensus Ekonomi 2026, </w:t>
-      </w:r>
-      <w:proofErr w:type="spellStart"/>
-      <w:r>
-        <w:rPr>
-          <w:rFonts w:ascii="Bookman Old Style" w:eastAsia="Bookman Old Style" w:hAnsi="Bookman Old Style" w:cs="Bookman Old Style"/>
-          <w:color w:val="000000"/>
-          <w:sz w:val="24"/>
-          <w:szCs w:val="24"/>
-        </w:rPr>
-        <w:t>sejumlah</w:t>
-      </w:r>
-      <w:proofErr w:type="spellEnd"/>
-      <w:r>
-        <w:rPr>
-          <w:rFonts w:ascii="Bookman Old Style" w:eastAsia="Bookman Old Style" w:hAnsi="Bookman Old Style" w:cs="Bookman Old Style"/>
-          <w:color w:val="000000"/>
-          <w:sz w:val="24"/>
-          <w:szCs w:val="24"/>
-        </w:rPr>
-        <w:t xml:space="preserve"> {</w:t>
-      </w:r>
-      <w:proofErr w:type="spellStart"/>
-      <w:r>
-        <w:rPr>
-          <w:rFonts w:ascii="Bookman Old Style" w:eastAsia="Bookman Old Style" w:hAnsi="Bookman Old Style" w:cs="Bookman Old Style"/>
-          <w:color w:val="000000"/>
-          <w:sz w:val="24"/>
-          <w:szCs w:val="24"/>
-        </w:rPr>
-        <w:t>s</w:t>
-      </w:r>
-      <w:r>
-        <w:rPr>
-          <w:rFonts w:ascii="Bookman Old Style" w:eastAsia="Bookman Old Style" w:hAnsi="Bookman Old Style" w:cs="Bookman Old Style"/>
-          <w:color w:val="000000"/>
-          <w:sz w:val="24"/>
-          <w:szCs w:val="24"/>
-        </w:rPr>
-        <w:t>ls_ongoing</w:t>
-      </w:r>
-      <w:proofErr w:type="spellEnd"/>
-      <w:r>
-        <w:rPr>
-          <w:rFonts w:ascii="Bookman Old Style" w:eastAsia="Bookman Old Style" w:hAnsi="Bookman Old Style" w:cs="Bookman Old Style"/>
-          <w:color w:val="000000"/>
-          <w:sz w:val="24"/>
-          <w:szCs w:val="24"/>
-        </w:rPr>
-        <w:t>}</w:t>
+        <w:t>ls_ongoing}</w:t>
       </w:r>
       <w:r>
         <w:rPr>
@@ -5541,67 +3717,7 @@
           <w:sz w:val="24"/>
           <w:szCs w:val="24"/>
         </w:rPr>
-        <w:t xml:space="preserve"> SLS/Sub-SLS dan/</w:t>
-      </w:r>
-      <w:proofErr w:type="spellStart"/>
-      <w:r>
-        <w:rPr>
-          <w:rFonts w:ascii="Bookman Old Style" w:eastAsia="Bookman Old Style" w:hAnsi="Bookman Old Style" w:cs="Bookman Old Style"/>
-          <w:color w:val="000000" w:themeColor="text1"/>
-          <w:sz w:val="24"/>
-          <w:szCs w:val="24"/>
-        </w:rPr>
-        <w:t>atau</w:t>
-      </w:r>
-      <w:proofErr w:type="spellEnd"/>
-      <w:r>
-        <w:rPr>
-          <w:rFonts w:ascii="Bookman Old Style" w:eastAsia="Bookman Old Style" w:hAnsi="Bookman Old Style" w:cs="Bookman Old Style"/>
-          <w:color w:val="000000" w:themeColor="text1"/>
-          <w:sz w:val="24"/>
-          <w:szCs w:val="24"/>
-        </w:rPr>
-        <w:t xml:space="preserve"> </w:t>
-      </w:r>
-      <w:proofErr w:type="spellStart"/>
-      <w:r>
-        <w:rPr>
-          <w:rFonts w:ascii="Bookman Old Style" w:eastAsia="Bookman Old Style" w:hAnsi="Bookman Old Style" w:cs="Bookman Old Style"/>
-          <w:color w:val="000000" w:themeColor="text1"/>
-          <w:sz w:val="24"/>
-          <w:szCs w:val="24"/>
-        </w:rPr>
-        <w:t>usaha</w:t>
-      </w:r>
-      <w:proofErr w:type="spellEnd"/>
-      <w:r>
-        <w:rPr>
-          <w:rFonts w:ascii="Bookman Old Style" w:eastAsia="Bookman Old Style" w:hAnsi="Bookman Old Style" w:cs="Bookman Old Style"/>
-          <w:color w:val="000000" w:themeColor="text1"/>
-          <w:sz w:val="24"/>
-          <w:szCs w:val="24"/>
-        </w:rPr>
-        <w:t xml:space="preserve"> </w:t>
-      </w:r>
-      <w:proofErr w:type="spellStart"/>
-      <w:r>
-        <w:rPr>
-          <w:rFonts w:ascii="Bookman Old Style" w:eastAsia="Bookman Old Style" w:hAnsi="Bookman Old Style" w:cs="Bookman Old Style"/>
-          <w:color w:val="000000" w:themeColor="text1"/>
-          <w:sz w:val="24"/>
-          <w:szCs w:val="24"/>
-        </w:rPr>
-        <w:t>besar</w:t>
-      </w:r>
-      <w:proofErr w:type="spellEnd"/>
-      <w:r>
-        <w:rPr>
-          <w:rFonts w:ascii="Bookman Old Style" w:eastAsia="Bookman Old Style" w:hAnsi="Bookman Old Style" w:cs="Bookman Old Style"/>
-          <w:color w:val="000000" w:themeColor="text1"/>
-          <w:sz w:val="24"/>
-          <w:szCs w:val="24"/>
-        </w:rPr>
-        <w:t>.</w:t>
+        <w:t xml:space="preserve"> SLS/Sub-SLS dan/atau usaha besar.</w:t>
       </w:r>
     </w:p>
     <w:p>
@@ -5620,7 +3736,6 @@
           <w:szCs w:val="24"/>
         </w:rPr>
       </w:pPr>
-      <w:proofErr w:type="spellStart"/>
       <w:r>
         <w:rPr>
           <w:rFonts w:ascii="Bookman Old Style" w:eastAsia="Bookman Old Style" w:hAnsi="Bookman Old Style" w:cs="Bookman Old Style"/>
@@ -5636,9 +3751,16 @@
           <w:sz w:val="24"/>
           <w:szCs w:val="24"/>
         </w:rPr>
-        <w:t>ekerjaan</w:t>
-      </w:r>
-      <w:proofErr w:type="spellEnd"/>
+        <w:t xml:space="preserve">ekerjaan </w:t>
+      </w:r>
+      <w:r>
+        <w:rPr>
+          <w:rFonts w:ascii="Bookman Old Style" w:eastAsia="Bookman Old Style" w:hAnsi="Bookman Old Style" w:cs="Bookman Old Style"/>
+          <w:sz w:val="24"/>
+          <w:szCs w:val="24"/>
+        </w:rPr>
+        <w:t>pemeriksaan</w:t>
+      </w:r>
       <w:r>
         <w:rPr>
           <w:rFonts w:ascii="Bookman Old Style" w:eastAsia="Bookman Old Style" w:hAnsi="Bookman Old Style" w:cs="Bookman Old Style"/>
@@ -5646,18 +3768,8 @@
           <w:sz w:val="24"/>
           <w:szCs w:val="24"/>
         </w:rPr>
-        <w:t xml:space="preserve"> </w:t>
-      </w:r>
-      <w:proofErr w:type="spellStart"/>
-      <w:r>
-        <w:rPr>
-          <w:rFonts w:ascii="Bookman Old Style" w:eastAsia="Bookman Old Style" w:hAnsi="Bookman Old Style" w:cs="Bookman Old Style"/>
-          <w:sz w:val="24"/>
-          <w:szCs w:val="24"/>
-        </w:rPr>
-        <w:t>pemeriksaan</w:t>
-      </w:r>
-      <w:proofErr w:type="spellEnd"/>
+        <w:t xml:space="preserve"> sebagaimana dimaksud pada angka 4 yang memerlukan pemeriksaan lanjutan, akan dilakukan pengecekan, </w:t>
+      </w:r>
       <w:r>
         <w:rPr>
           <w:rFonts w:ascii="Bookman Old Style" w:eastAsia="Bookman Old Style" w:hAnsi="Bookman Old Style" w:cs="Bookman Old Style"/>
@@ -5665,368 +3777,8 @@
           <w:sz w:val="24"/>
           <w:szCs w:val="24"/>
         </w:rPr>
-        <w:t xml:space="preserve"> </w:t>
-      </w:r>
-      <w:proofErr w:type="spellStart"/>
-      <w:r>
-        <w:rPr>
-          <w:rFonts w:ascii="Bookman Old Style" w:eastAsia="Bookman Old Style" w:hAnsi="Bookman Old Style" w:cs="Bookman Old Style"/>
-          <w:color w:val="000000"/>
-          <w:sz w:val="24"/>
-          <w:szCs w:val="24"/>
-        </w:rPr>
-        <w:t>sebagaimana</w:t>
-      </w:r>
-      <w:proofErr w:type="spellEnd"/>
-      <w:r>
-        <w:rPr>
-          <w:rFonts w:ascii="Bookman Old Style" w:eastAsia="Bookman Old Style" w:hAnsi="Bookman Old Style" w:cs="Bookman Old Style"/>
-          <w:color w:val="000000"/>
-          <w:sz w:val="24"/>
-          <w:szCs w:val="24"/>
-        </w:rPr>
-        <w:t xml:space="preserve"> </w:t>
-      </w:r>
-      <w:proofErr w:type="spellStart"/>
-      <w:r>
-        <w:rPr>
-          <w:rFonts w:ascii="Bookman Old Style" w:eastAsia="Bookman Old Style" w:hAnsi="Bookman Old Style" w:cs="Bookman Old Style"/>
-          <w:color w:val="000000"/>
-          <w:sz w:val="24"/>
-          <w:szCs w:val="24"/>
-        </w:rPr>
-        <w:t>dimaksud</w:t>
-      </w:r>
-      <w:proofErr w:type="spellEnd"/>
-      <w:r>
-        <w:rPr>
-          <w:rFonts w:ascii="Bookman Old Style" w:eastAsia="Bookman Old Style" w:hAnsi="Bookman Old Style" w:cs="Bookman Old Style"/>
-          <w:color w:val="000000"/>
-          <w:sz w:val="24"/>
-          <w:szCs w:val="24"/>
-        </w:rPr>
-        <w:t xml:space="preserve"> pada </w:t>
-      </w:r>
-      <w:proofErr w:type="spellStart"/>
-      <w:r>
-        <w:rPr>
-          <w:rFonts w:ascii="Bookman Old Style" w:eastAsia="Bookman Old Style" w:hAnsi="Bookman Old Style" w:cs="Bookman Old Style"/>
-          <w:color w:val="000000"/>
-          <w:sz w:val="24"/>
-          <w:szCs w:val="24"/>
-        </w:rPr>
-        <w:t>angka</w:t>
-      </w:r>
-      <w:proofErr w:type="spellEnd"/>
-      <w:r>
-        <w:rPr>
-          <w:rFonts w:ascii="Bookman Old Style" w:eastAsia="Bookman Old Style" w:hAnsi="Bookman Old Style" w:cs="Bookman Old Style"/>
-          <w:color w:val="000000"/>
-          <w:sz w:val="24"/>
-          <w:szCs w:val="24"/>
-        </w:rPr>
-        <w:t xml:space="preserve"> 4 yang </w:t>
-      </w:r>
-      <w:proofErr w:type="spellStart"/>
-      <w:r>
-        <w:rPr>
-          <w:rFonts w:ascii="Bookman Old Style" w:eastAsia="Bookman Old Style" w:hAnsi="Bookman Old Style" w:cs="Bookman Old Style"/>
-          <w:color w:val="000000"/>
-          <w:sz w:val="24"/>
-          <w:szCs w:val="24"/>
-        </w:rPr>
-        <w:t>memerlukan</w:t>
-      </w:r>
-      <w:proofErr w:type="spellEnd"/>
-      <w:r>
-        <w:rPr>
-          <w:rFonts w:ascii="Bookman Old Style" w:eastAsia="Bookman Old Style" w:hAnsi="Bookman Old Style" w:cs="Bookman Old Style"/>
-          <w:color w:val="000000"/>
-          <w:sz w:val="24"/>
-          <w:szCs w:val="24"/>
-        </w:rPr>
-        <w:t xml:space="preserve"> </w:t>
-      </w:r>
-      <w:proofErr w:type="spellStart"/>
-      <w:r>
-        <w:rPr>
-          <w:rFonts w:ascii="Bookman Old Style" w:eastAsia="Bookman Old Style" w:hAnsi="Bookman Old Style" w:cs="Bookman Old Style"/>
-          <w:color w:val="000000"/>
-          <w:sz w:val="24"/>
-          <w:szCs w:val="24"/>
-        </w:rPr>
-        <w:t>pemeriksaan</w:t>
-      </w:r>
-      <w:proofErr w:type="spellEnd"/>
-      <w:r>
-        <w:rPr>
-          <w:rFonts w:ascii="Bookman Old Style" w:eastAsia="Bookman Old Style" w:hAnsi="Bookman Old Style" w:cs="Bookman Old Style"/>
-          <w:color w:val="000000"/>
-          <w:sz w:val="24"/>
-          <w:szCs w:val="24"/>
-        </w:rPr>
-        <w:t xml:space="preserve"> </w:t>
-      </w:r>
-      <w:proofErr w:type="spellStart"/>
-      <w:r>
-        <w:rPr>
-          <w:rFonts w:ascii="Bookman Old Style" w:eastAsia="Bookman Old Style" w:hAnsi="Bookman Old Style" w:cs="Bookman Old Style"/>
-          <w:color w:val="000000"/>
-          <w:sz w:val="24"/>
-          <w:szCs w:val="24"/>
-        </w:rPr>
-        <w:t>lanjutan</w:t>
-      </w:r>
-      <w:proofErr w:type="spellEnd"/>
-      <w:r>
-        <w:rPr>
-          <w:rFonts w:ascii="Bookman Old Style" w:eastAsia="Bookman Old Style" w:hAnsi="Bookman Old Style" w:cs="Bookman Old Style"/>
-          <w:color w:val="000000"/>
-          <w:sz w:val="24"/>
-          <w:szCs w:val="24"/>
-        </w:rPr>
-        <w:t xml:space="preserve">, </w:t>
-      </w:r>
-      <w:proofErr w:type="spellStart"/>
-      <w:r>
-        <w:rPr>
-          <w:rFonts w:ascii="Bookman Old Style" w:eastAsia="Bookman Old Style" w:hAnsi="Bookman Old Style" w:cs="Bookman Old Style"/>
-          <w:color w:val="000000"/>
-          <w:sz w:val="24"/>
-          <w:szCs w:val="24"/>
-        </w:rPr>
-        <w:t>akan</w:t>
-      </w:r>
-      <w:proofErr w:type="spellEnd"/>
-      <w:r>
-        <w:rPr>
-          <w:rFonts w:ascii="Bookman Old Style" w:eastAsia="Bookman Old Style" w:hAnsi="Bookman Old Style" w:cs="Bookman Old Style"/>
-          <w:color w:val="000000"/>
-          <w:sz w:val="24"/>
-          <w:szCs w:val="24"/>
-        </w:rPr>
-        <w:t xml:space="preserve"> </w:t>
-      </w:r>
-      <w:proofErr w:type="spellStart"/>
-      <w:r>
-        <w:rPr>
-          <w:rFonts w:ascii="Bookman Old Style" w:eastAsia="Bookman Old Style" w:hAnsi="Bookman Old Style" w:cs="Bookman Old Style"/>
-          <w:color w:val="000000"/>
-          <w:sz w:val="24"/>
-          <w:szCs w:val="24"/>
-        </w:rPr>
-        <w:t>dilakukan</w:t>
-      </w:r>
-      <w:proofErr w:type="spellEnd"/>
-      <w:r>
-        <w:rPr>
-          <w:rFonts w:ascii="Bookman Old Style" w:eastAsia="Bookman Old Style" w:hAnsi="Bookman Old Style" w:cs="Bookman Old Style"/>
-          <w:color w:val="000000"/>
-          <w:sz w:val="24"/>
-          <w:szCs w:val="24"/>
-        </w:rPr>
-        <w:t xml:space="preserve"> </w:t>
-      </w:r>
-      <w:proofErr w:type="spellStart"/>
-      <w:r>
-        <w:rPr>
-          <w:rFonts w:ascii="Bookman Old Style" w:eastAsia="Bookman Old Style" w:hAnsi="Bookman Old Style" w:cs="Bookman Old Style"/>
-          <w:color w:val="000000"/>
-          <w:sz w:val="24"/>
-          <w:szCs w:val="24"/>
-        </w:rPr>
-        <w:t>pengecekan</w:t>
-      </w:r>
-      <w:proofErr w:type="spellEnd"/>
-      <w:r>
-        <w:rPr>
-          <w:rFonts w:ascii="Bookman Old Style" w:eastAsia="Bookman Old Style" w:hAnsi="Bookman Old Style" w:cs="Bookman Old Style"/>
-          <w:color w:val="000000"/>
-          <w:sz w:val="24"/>
-          <w:szCs w:val="24"/>
-        </w:rPr>
-        <w:t xml:space="preserve">, </w:t>
-      </w:r>
-      <w:proofErr w:type="spellStart"/>
-      <w:r>
-        <w:rPr>
-          <w:rFonts w:ascii="Bookman Old Style" w:eastAsia="Bookman Old Style" w:hAnsi="Bookman Old Style" w:cs="Bookman Old Style"/>
-          <w:color w:val="000000"/>
-          <w:sz w:val="24"/>
-          <w:szCs w:val="24"/>
-        </w:rPr>
         <w:lastRenderedPageBreak/>
-        <w:t>perubahan</w:t>
-      </w:r>
-      <w:proofErr w:type="spellEnd"/>
-      <w:r>
-        <w:rPr>
-          <w:rFonts w:ascii="Bookman Old Style" w:eastAsia="Bookman Old Style" w:hAnsi="Bookman Old Style" w:cs="Bookman Old Style"/>
-          <w:color w:val="000000"/>
-          <w:sz w:val="24"/>
-          <w:szCs w:val="24"/>
-        </w:rPr>
-        <w:t>, dan/</w:t>
-      </w:r>
-      <w:proofErr w:type="spellStart"/>
-      <w:r>
-        <w:rPr>
-          <w:rFonts w:ascii="Bookman Old Style" w:eastAsia="Bookman Old Style" w:hAnsi="Bookman Old Style" w:cs="Bookman Old Style"/>
-          <w:color w:val="000000"/>
-          <w:sz w:val="24"/>
-          <w:szCs w:val="24"/>
-        </w:rPr>
-        <w:t>atau</w:t>
-      </w:r>
-      <w:proofErr w:type="spellEnd"/>
-      <w:r>
-        <w:rPr>
-          <w:rFonts w:ascii="Bookman Old Style" w:eastAsia="Bookman Old Style" w:hAnsi="Bookman Old Style" w:cs="Bookman Old Style"/>
-          <w:color w:val="000000"/>
-          <w:sz w:val="24"/>
-          <w:szCs w:val="24"/>
-        </w:rPr>
-        <w:t xml:space="preserve"> </w:t>
-      </w:r>
-      <w:proofErr w:type="spellStart"/>
-      <w:r>
-        <w:rPr>
-          <w:rFonts w:ascii="Bookman Old Style" w:eastAsia="Bookman Old Style" w:hAnsi="Bookman Old Style" w:cs="Bookman Old Style"/>
-          <w:color w:val="000000"/>
-          <w:sz w:val="24"/>
-          <w:szCs w:val="24"/>
-        </w:rPr>
-        <w:t>kunjungan</w:t>
-      </w:r>
-      <w:proofErr w:type="spellEnd"/>
-      <w:r>
-        <w:rPr>
-          <w:rFonts w:ascii="Bookman Old Style" w:eastAsia="Bookman Old Style" w:hAnsi="Bookman Old Style" w:cs="Bookman Old Style"/>
-          <w:color w:val="000000"/>
-          <w:sz w:val="24"/>
-          <w:szCs w:val="24"/>
-        </w:rPr>
-        <w:t xml:space="preserve"> </w:t>
-      </w:r>
-      <w:proofErr w:type="spellStart"/>
-      <w:r>
-        <w:rPr>
-          <w:rFonts w:ascii="Bookman Old Style" w:eastAsia="Bookman Old Style" w:hAnsi="Bookman Old Style" w:cs="Bookman Old Style"/>
-          <w:color w:val="000000"/>
-          <w:sz w:val="24"/>
-          <w:szCs w:val="24"/>
-        </w:rPr>
-        <w:t>kembali</w:t>
-      </w:r>
-      <w:proofErr w:type="spellEnd"/>
-      <w:r>
-        <w:rPr>
-          <w:rFonts w:ascii="Bookman Old Style" w:eastAsia="Bookman Old Style" w:hAnsi="Bookman Old Style" w:cs="Bookman Old Style"/>
-          <w:color w:val="000000"/>
-          <w:sz w:val="24"/>
-          <w:szCs w:val="24"/>
-        </w:rPr>
-        <w:t xml:space="preserve"> </w:t>
-      </w:r>
-      <w:proofErr w:type="spellStart"/>
-      <w:r>
-        <w:rPr>
-          <w:rFonts w:ascii="Bookman Old Style" w:eastAsia="Bookman Old Style" w:hAnsi="Bookman Old Style" w:cs="Bookman Old Style"/>
-          <w:color w:val="000000"/>
-          <w:sz w:val="24"/>
-          <w:szCs w:val="24"/>
-        </w:rPr>
-        <w:t>ke</w:t>
-      </w:r>
-      <w:proofErr w:type="spellEnd"/>
-      <w:r>
-        <w:rPr>
-          <w:rFonts w:ascii="Bookman Old Style" w:eastAsia="Bookman Old Style" w:hAnsi="Bookman Old Style" w:cs="Bookman Old Style"/>
-          <w:color w:val="000000"/>
-          <w:sz w:val="24"/>
-          <w:szCs w:val="24"/>
-        </w:rPr>
-        <w:t xml:space="preserve"> </w:t>
-      </w:r>
-      <w:proofErr w:type="spellStart"/>
-      <w:r>
-        <w:rPr>
-          <w:rFonts w:ascii="Bookman Old Style" w:eastAsia="Bookman Old Style" w:hAnsi="Bookman Old Style" w:cs="Bookman Old Style"/>
-          <w:color w:val="000000"/>
-          <w:sz w:val="24"/>
-          <w:szCs w:val="24"/>
-        </w:rPr>
-        <w:t>lapangan</w:t>
-      </w:r>
-      <w:proofErr w:type="spellEnd"/>
-      <w:r>
-        <w:rPr>
-          <w:rFonts w:ascii="Bookman Old Style" w:eastAsia="Bookman Old Style" w:hAnsi="Bookman Old Style" w:cs="Bookman Old Style"/>
-          <w:color w:val="000000"/>
-          <w:sz w:val="24"/>
-          <w:szCs w:val="24"/>
-        </w:rPr>
-        <w:t xml:space="preserve"> </w:t>
-      </w:r>
-      <w:proofErr w:type="spellStart"/>
-      <w:r>
-        <w:rPr>
-          <w:rFonts w:ascii="Bookman Old Style" w:eastAsia="Bookman Old Style" w:hAnsi="Bookman Old Style" w:cs="Bookman Old Style"/>
-          <w:color w:val="000000"/>
-          <w:sz w:val="24"/>
-          <w:szCs w:val="24"/>
-        </w:rPr>
-        <w:t>merujuk</w:t>
-      </w:r>
-      <w:proofErr w:type="spellEnd"/>
-      <w:r>
-        <w:rPr>
-          <w:rFonts w:ascii="Bookman Old Style" w:eastAsia="Bookman Old Style" w:hAnsi="Bookman Old Style" w:cs="Bookman Old Style"/>
-          <w:color w:val="000000"/>
-          <w:sz w:val="24"/>
-          <w:szCs w:val="24"/>
-        </w:rPr>
-        <w:t xml:space="preserve"> pada </w:t>
-      </w:r>
-      <w:proofErr w:type="spellStart"/>
-      <w:r>
-        <w:rPr>
-          <w:rFonts w:ascii="Bookman Old Style" w:eastAsia="Bookman Old Style" w:hAnsi="Bookman Old Style" w:cs="Bookman Old Style"/>
-          <w:color w:val="000000"/>
-          <w:sz w:val="24"/>
-          <w:szCs w:val="24"/>
-        </w:rPr>
-        <w:t>perjanjian</w:t>
-      </w:r>
-      <w:proofErr w:type="spellEnd"/>
-      <w:r>
-        <w:rPr>
-          <w:rFonts w:ascii="Bookman Old Style" w:eastAsia="Bookman Old Style" w:hAnsi="Bookman Old Style" w:cs="Bookman Old Style"/>
-          <w:color w:val="000000"/>
-          <w:sz w:val="24"/>
-          <w:szCs w:val="24"/>
-        </w:rPr>
-        <w:t xml:space="preserve"> yang </w:t>
-      </w:r>
-      <w:proofErr w:type="spellStart"/>
-      <w:r>
-        <w:rPr>
-          <w:rFonts w:ascii="Bookman Old Style" w:eastAsia="Bookman Old Style" w:hAnsi="Bookman Old Style" w:cs="Bookman Old Style"/>
-          <w:color w:val="000000"/>
-          <w:sz w:val="24"/>
-          <w:szCs w:val="24"/>
-        </w:rPr>
-        <w:t>ditandatangani</w:t>
-      </w:r>
-      <w:proofErr w:type="spellEnd"/>
-      <w:r>
-        <w:rPr>
-          <w:rFonts w:ascii="Bookman Old Style" w:eastAsia="Bookman Old Style" w:hAnsi="Bookman Old Style" w:cs="Bookman Old Style"/>
-          <w:color w:val="000000"/>
-          <w:sz w:val="24"/>
-          <w:szCs w:val="24"/>
-        </w:rPr>
-        <w:t xml:space="preserve"> oleh </w:t>
+        <w:t xml:space="preserve">perubahan, dan/atau kunjungan kembali ke lapangan merujuk pada perjanjian yang ditandatangani oleh </w:t>
       </w:r>
       <w:r>
         <w:rPr>
@@ -6194,27 +3946,7 @@
                 <w:sz w:val="24"/>
                 <w:szCs w:val="24"/>
               </w:rPr>
-              <w:t>{</w:t>
-            </w:r>
-            <w:proofErr w:type="spellStart"/>
-            <w:r>
-              <w:rPr>
-                <w:rFonts w:ascii="Bookman Old Style" w:eastAsia="Bookman Old Style" w:hAnsi="Bookman Old Style" w:cs="Bookman Old Style"/>
-                <w:color w:val="000000"/>
-                <w:sz w:val="24"/>
-                <w:szCs w:val="24"/>
-              </w:rPr>
-              <w:t>nama_petugas</w:t>
-            </w:r>
-            <w:proofErr w:type="spellEnd"/>
-            <w:r>
-              <w:rPr>
-                <w:rFonts w:ascii="Bookman Old Style" w:eastAsia="Bookman Old Style" w:hAnsi="Bookman Old Style" w:cs="Bookman Old Style"/>
-                <w:color w:val="000000"/>
-                <w:sz w:val="24"/>
-                <w:szCs w:val="24"/>
-              </w:rPr>
-              <w:t>}</w:t>
+              <w:t>{nama_petugas}</w:t>
             </w:r>
             <w:r>
               <w:rPr>
@@ -6294,27 +4026,7 @@
                 <w:sz w:val="24"/>
                 <w:szCs w:val="24"/>
               </w:rPr>
-              <w:t>(</w:t>
-            </w:r>
-            <w:proofErr w:type="spellStart"/>
-            <w:r>
-              <w:rPr>
-                <w:rFonts w:ascii="Bookman Old Style" w:eastAsia="Bookman Old Style" w:hAnsi="Bookman Old Style" w:cs="Bookman Old Style"/>
-                <w:color w:val="000000"/>
-                <w:sz w:val="24"/>
-                <w:szCs w:val="24"/>
-              </w:rPr>
-              <w:t>Nuraliyah</w:t>
-            </w:r>
-            <w:proofErr w:type="spellEnd"/>
-            <w:r>
-              <w:rPr>
-                <w:rFonts w:ascii="Bookman Old Style" w:eastAsia="Bookman Old Style" w:hAnsi="Bookman Old Style" w:cs="Bookman Old Style"/>
-                <w:color w:val="000000"/>
-                <w:sz w:val="24"/>
-                <w:szCs w:val="24"/>
-              </w:rPr>
-              <w:t>)</w:t>
+              <w:t>(Nuraliyah)</w:t>
             </w:r>
           </w:p>
         </w:tc>
@@ -6641,27 +4353,15 @@
                 <w:szCs w:val="24"/>
               </w:rPr>
             </w:pPr>
-            <w:proofErr w:type="spellStart"/>
-            <w:r>
-              <w:rPr>
-                <w:rFonts w:ascii="Bookman Old Style" w:eastAsia="Bookman Old Style" w:hAnsi="Bookman Old Style" w:cs="Bookman Old Style"/>
-                <w:color w:val="000000"/>
-                <w:sz w:val="24"/>
-                <w:szCs w:val="24"/>
-              </w:rPr>
-              <w:t>Uraian</w:t>
-            </w:r>
-            <w:proofErr w:type="spellEnd"/>
-            <w:r>
-              <w:rPr>
-                <w:rFonts w:ascii="Bookman Old Style" w:eastAsia="Bookman Old Style" w:hAnsi="Bookman Old Style" w:cs="Bookman Old Style"/>
-                <w:color w:val="000000"/>
-                <w:sz w:val="24"/>
-                <w:szCs w:val="24"/>
-              </w:rPr>
-              <w:t xml:space="preserve"> </w:t>
-            </w:r>
-            <w:proofErr w:type="spellStart"/>
+            <w:r>
+              <w:rPr>
+                <w:rFonts w:ascii="Bookman Old Style" w:eastAsia="Bookman Old Style" w:hAnsi="Bookman Old Style" w:cs="Bookman Old Style"/>
+                <w:color w:val="000000"/>
+                <w:sz w:val="24"/>
+                <w:szCs w:val="24"/>
+              </w:rPr>
+              <w:t xml:space="preserve">Uraian </w:t>
+            </w:r>
             <w:r>
               <w:rPr>
                 <w:rFonts w:ascii="Bookman Old Style" w:eastAsia="Bookman Old Style" w:hAnsi="Bookman Old Style" w:cs="Bookman Old Style"/>
@@ -6670,7 +4370,6 @@
               </w:rPr>
               <w:t>Pekerjaan</w:t>
             </w:r>
-            <w:proofErr w:type="spellEnd"/>
           </w:p>
         </w:tc>
         <w:tc>
@@ -6702,17 +4401,7 @@
                 <w:sz w:val="24"/>
                 <w:szCs w:val="24"/>
               </w:rPr>
-              <w:t xml:space="preserve">Waktu </w:t>
-            </w:r>
-            <w:proofErr w:type="spellStart"/>
-            <w:r>
-              <w:rPr>
-                <w:rFonts w:ascii="Bookman Old Style" w:eastAsia="Bookman Old Style" w:hAnsi="Bookman Old Style" w:cs="Bookman Old Style"/>
-                <w:color w:val="000000"/>
-                <w:sz w:val="24"/>
-                <w:szCs w:val="24"/>
-              </w:rPr>
-              <w:t>Penyelesa</w:t>
+              <w:t>Waktu Penyelesa</w:t>
             </w:r>
             <w:r>
               <w:rPr>
@@ -6722,7 +4411,6 @@
               </w:rPr>
               <w:t>ian</w:t>
             </w:r>
-            <w:proofErr w:type="spellEnd"/>
           </w:p>
         </w:tc>
         <w:tc>
@@ -6754,19 +4442,8 @@
                 <w:sz w:val="24"/>
                 <w:szCs w:val="24"/>
               </w:rPr>
-              <w:t xml:space="preserve">Target </w:t>
-            </w:r>
-            <w:proofErr w:type="spellStart"/>
-            <w:r>
-              <w:rPr>
-                <w:rFonts w:ascii="Bookman Old Style" w:eastAsia="Bookman Old Style" w:hAnsi="Bookman Old Style" w:cs="Bookman Old Style"/>
-                <w:color w:val="000000"/>
-                <w:sz w:val="24"/>
-                <w:szCs w:val="24"/>
-              </w:rPr>
-              <w:t>Pekerjaan</w:t>
-            </w:r>
-            <w:proofErr w:type="spellEnd"/>
+              <w:t>Target Pekerjaan</w:t>
+            </w:r>
           </w:p>
         </w:tc>
         <w:tc>
@@ -6791,37 +4468,15 @@
                 <w:szCs w:val="24"/>
               </w:rPr>
             </w:pPr>
-            <w:proofErr w:type="spellStart"/>
-            <w:r>
-              <w:rPr>
-                <w:rFonts w:ascii="Bookman Old Style" w:eastAsia="Bookman Old Style" w:hAnsi="Bookman Old Style" w:cs="Bookman Old Style"/>
-                <w:color w:val="000000"/>
-                <w:sz w:val="24"/>
-                <w:szCs w:val="24"/>
-              </w:rPr>
-              <w:t>Realisasi</w:t>
-            </w:r>
-            <w:proofErr w:type="spellEnd"/>
-            <w:r>
-              <w:rPr>
-                <w:rFonts w:ascii="Bookman Old Style" w:eastAsia="Bookman Old Style" w:hAnsi="Bookman Old Style" w:cs="Bookman Old Style"/>
-                <w:color w:val="000000"/>
-                <w:sz w:val="24"/>
-                <w:szCs w:val="24"/>
-              </w:rPr>
-              <w:t xml:space="preserve"> </w:t>
-            </w:r>
-            <w:proofErr w:type="spellStart"/>
-            <w:r>
-              <w:rPr>
-                <w:rFonts w:ascii="Bookman Old Style" w:eastAsia="Bookman Old Style" w:hAnsi="Bookman Old Style" w:cs="Bookman Old Style"/>
-                <w:color w:val="000000"/>
-                <w:sz w:val="24"/>
-                <w:szCs w:val="24"/>
-              </w:rPr>
-              <w:t>Pekerjaan</w:t>
-            </w:r>
-            <w:proofErr w:type="spellEnd"/>
+            <w:r>
+              <w:rPr>
+                <w:rFonts w:ascii="Bookman Old Style" w:eastAsia="Bookman Old Style" w:hAnsi="Bookman Old Style" w:cs="Bookman Old Style"/>
+                <w:color w:val="000000"/>
+                <w:sz w:val="24"/>
+                <w:szCs w:val="24"/>
+              </w:rPr>
+              <w:t>Realisasi Pekerjaan</w:t>
+            </w:r>
           </w:p>
         </w:tc>
         <w:tc>
@@ -6853,19 +4508,8 @@
                 <w:sz w:val="24"/>
                 <w:szCs w:val="24"/>
               </w:rPr>
-              <w:t xml:space="preserve">Nilai </w:t>
-            </w:r>
-            <w:proofErr w:type="spellStart"/>
-            <w:r>
-              <w:rPr>
-                <w:rFonts w:ascii="Bookman Old Style" w:eastAsia="Bookman Old Style" w:hAnsi="Bookman Old Style" w:cs="Bookman Old Style"/>
-                <w:color w:val="000000"/>
-                <w:sz w:val="24"/>
-                <w:szCs w:val="24"/>
-              </w:rPr>
-              <w:t>Perjanjian</w:t>
-            </w:r>
-            <w:proofErr w:type="spellEnd"/>
+              <w:t>Nilai Perjanjian</w:t>
+            </w:r>
           </w:p>
         </w:tc>
       </w:tr>
@@ -6957,7 +4601,6 @@
                 <w:szCs w:val="24"/>
               </w:rPr>
             </w:pPr>
-            <w:proofErr w:type="spellStart"/>
             <w:r>
               <w:rPr>
                 <w:rFonts w:ascii="Bookman Old Style" w:eastAsia="Bookman Old Style" w:hAnsi="Bookman Old Style" w:cs="Bookman Old Style"/>
@@ -6967,7 +4610,6 @@
               </w:rPr>
               <w:t>Presentase</w:t>
             </w:r>
-            <w:proofErr w:type="spellEnd"/>
           </w:p>
         </w:tc>
         <w:tc>
@@ -7322,95 +4964,13 @@
                 <w:szCs w:val="24"/>
               </w:rPr>
             </w:pPr>
-            <w:proofErr w:type="spellStart"/>
-            <w:r>
-              <w:rPr>
-                <w:rFonts w:ascii="Bookman Old Style" w:eastAsia="Bookman Old Style" w:hAnsi="Bookman Old Style" w:cs="Bookman Old Style"/>
-                <w:sz w:val="24"/>
-                <w:szCs w:val="24"/>
-              </w:rPr>
-              <w:t>Melakukan</w:t>
-            </w:r>
-            <w:proofErr w:type="spellEnd"/>
-            <w:r>
-              <w:rPr>
-                <w:rFonts w:ascii="Bookman Old Style" w:eastAsia="Bookman Old Style" w:hAnsi="Bookman Old Style" w:cs="Bookman Old Style"/>
-                <w:sz w:val="24"/>
-                <w:szCs w:val="24"/>
-              </w:rPr>
-              <w:t xml:space="preserve"> </w:t>
-            </w:r>
-            <w:proofErr w:type="spellStart"/>
-            <w:r>
-              <w:rPr>
-                <w:rFonts w:ascii="Bookman Old Style" w:eastAsia="Bookman Old Style" w:hAnsi="Bookman Old Style" w:cs="Bookman Old Style"/>
-                <w:sz w:val="24"/>
-                <w:szCs w:val="24"/>
-              </w:rPr>
-              <w:t>pemeriksaan</w:t>
-            </w:r>
-            <w:proofErr w:type="spellEnd"/>
-            <w:r>
-              <w:rPr>
-                <w:rFonts w:ascii="Bookman Old Style" w:eastAsia="Bookman Old Style" w:hAnsi="Bookman Old Style" w:cs="Bookman Old Style"/>
-                <w:sz w:val="24"/>
-                <w:szCs w:val="24"/>
-              </w:rPr>
-              <w:t xml:space="preserve"> </w:t>
-            </w:r>
-            <w:proofErr w:type="spellStart"/>
-            <w:r>
-              <w:rPr>
-                <w:rFonts w:ascii="Bookman Old Style" w:eastAsia="Bookman Old Style" w:hAnsi="Bookman Old Style" w:cs="Bookman Old Style"/>
-                <w:sz w:val="24"/>
-                <w:szCs w:val="24"/>
-              </w:rPr>
-              <w:t>hasil</w:t>
-            </w:r>
-            <w:proofErr w:type="spellEnd"/>
-            <w:r>
-              <w:rPr>
-                <w:rFonts w:ascii="Bookman Old Style" w:eastAsia="Bookman Old Style" w:hAnsi="Bookman Old Style" w:cs="Bookman Old Style"/>
-                <w:sz w:val="24"/>
-                <w:szCs w:val="24"/>
-              </w:rPr>
-              <w:t xml:space="preserve"> </w:t>
-            </w:r>
-            <w:proofErr w:type="spellStart"/>
-            <w:r>
-              <w:rPr>
-                <w:rFonts w:ascii="Bookman Old Style" w:eastAsia="Bookman Old Style" w:hAnsi="Bookman Old Style" w:cs="Bookman Old Style"/>
-                <w:sz w:val="24"/>
-                <w:szCs w:val="24"/>
-              </w:rPr>
-              <w:t>pendataan</w:t>
-            </w:r>
-            <w:proofErr w:type="spellEnd"/>
-            <w:r>
-              <w:rPr>
-                <w:rFonts w:ascii="Bookman Old Style" w:eastAsia="Bookman Old Style" w:hAnsi="Bookman Old Style" w:cs="Bookman Old Style"/>
-                <w:sz w:val="24"/>
-                <w:szCs w:val="24"/>
-              </w:rPr>
-              <w:t xml:space="preserve"> </w:t>
-            </w:r>
-            <w:proofErr w:type="spellStart"/>
-            <w:r>
-              <w:rPr>
-                <w:rFonts w:ascii="Bookman Old Style" w:eastAsia="Bookman Old Style" w:hAnsi="Bookman Old Style" w:cs="Bookman Old Style"/>
-                <w:sz w:val="24"/>
-                <w:szCs w:val="24"/>
-              </w:rPr>
-              <w:t>Petugas</w:t>
-            </w:r>
-            <w:proofErr w:type="spellEnd"/>
-            <w:r>
-              <w:rPr>
-                <w:rFonts w:ascii="Bookman Old Style" w:eastAsia="Bookman Old Style" w:hAnsi="Bookman Old Style" w:cs="Bookman Old Style"/>
-                <w:sz w:val="24"/>
-                <w:szCs w:val="24"/>
-              </w:rPr>
-              <w:t xml:space="preserve"> Lapangan </w:t>
+            <w:r>
+              <w:rPr>
+                <w:rFonts w:ascii="Bookman Old Style" w:eastAsia="Bookman Old Style" w:hAnsi="Bookman Old Style" w:cs="Bookman Old Style"/>
+                <w:sz w:val="24"/>
+                <w:szCs w:val="24"/>
+              </w:rPr>
+              <w:t xml:space="preserve">Melakukan pemeriksaan hasil pendataan Petugas Lapangan </w:t>
             </w:r>
             <w:r>
               <w:rPr>
@@ -7428,25 +4988,7 @@
                 <w:sz w:val="24"/>
                 <w:szCs w:val="24"/>
               </w:rPr>
-              <w:t xml:space="preserve">Sensus Ekonomi 2026 </w:t>
-            </w:r>
-            <w:proofErr w:type="spellStart"/>
-            <w:r>
-              <w:rPr>
-                <w:rFonts w:ascii="Bookman Old Style" w:eastAsia="Bookman Old Style" w:hAnsi="Bookman Old Style" w:cs="Bookman Old Style"/>
-                <w:sz w:val="24"/>
-                <w:szCs w:val="24"/>
-              </w:rPr>
-              <w:t>termin</w:t>
-            </w:r>
-            <w:proofErr w:type="spellEnd"/>
-            <w:r>
-              <w:rPr>
-                <w:rFonts w:ascii="Bookman Old Style" w:eastAsia="Bookman Old Style" w:hAnsi="Bookman Old Style" w:cs="Bookman Old Style"/>
-                <w:sz w:val="24"/>
-                <w:szCs w:val="24"/>
-              </w:rPr>
-              <w:t xml:space="preserve"> II</w:t>
+              <w:t>Sensus Ekonomi 2026 termin II</w:t>
             </w:r>
           </w:p>
           <w:p>
@@ -7656,9 +5198,8 @@
                 <w:sz w:val="24"/>
                 <w:szCs w:val="24"/>
               </w:rPr>
-              <w:t xml:space="preserve">Telah </w:t>
-            </w:r>
-            <w:proofErr w:type="spellStart"/>
+              <w:t xml:space="preserve">Telah mencapai target pekerjaan sebesar </w:t>
+            </w:r>
             <w:r>
               <w:rPr>
                 <w:rFonts w:ascii="Bookman Old Style" w:eastAsia="Bookman Old Style" w:hAnsi="Bookman Old Style" w:cs="Bookman Old Style"/>
@@ -7666,68 +5207,8 @@
                 <w:sz w:val="24"/>
                 <w:szCs w:val="24"/>
               </w:rPr>
-              <w:t>mencapai</w:t>
-            </w:r>
-            <w:proofErr w:type="spellEnd"/>
-            <w:r>
-              <w:rPr>
-                <w:rFonts w:ascii="Bookman Old Style" w:eastAsia="Bookman Old Style" w:hAnsi="Bookman Old Style" w:cs="Bookman Old Style"/>
-                <w:color w:val="000000" w:themeColor="text1"/>
-                <w:sz w:val="24"/>
-                <w:szCs w:val="24"/>
-              </w:rPr>
-              <w:t xml:space="preserve"> target </w:t>
-            </w:r>
-            <w:proofErr w:type="spellStart"/>
-            <w:r>
-              <w:rPr>
-                <w:rFonts w:ascii="Bookman Old Style" w:eastAsia="Bookman Old Style" w:hAnsi="Bookman Old Style" w:cs="Bookman Old Style"/>
-                <w:color w:val="000000" w:themeColor="text1"/>
-                <w:sz w:val="24"/>
-                <w:szCs w:val="24"/>
-              </w:rPr>
-              <w:t>pekerjaan</w:t>
-            </w:r>
-            <w:proofErr w:type="spellEnd"/>
-            <w:r>
-              <w:rPr>
-                <w:rFonts w:ascii="Bookman Old Style" w:eastAsia="Bookman Old Style" w:hAnsi="Bookman Old Style" w:cs="Bookman Old Style"/>
-                <w:color w:val="000000" w:themeColor="text1"/>
-                <w:sz w:val="24"/>
-                <w:szCs w:val="24"/>
-              </w:rPr>
-              <w:t xml:space="preserve"> </w:t>
-            </w:r>
-            <w:proofErr w:type="spellStart"/>
-            <w:r>
-              <w:rPr>
-                <w:rFonts w:ascii="Bookman Old Style" w:eastAsia="Bookman Old Style" w:hAnsi="Bookman Old Style" w:cs="Bookman Old Style"/>
-                <w:color w:val="000000" w:themeColor="text1"/>
-                <w:sz w:val="24"/>
-                <w:szCs w:val="24"/>
-              </w:rPr>
-              <w:t>sebesar</w:t>
-            </w:r>
-            <w:proofErr w:type="spellEnd"/>
-            <w:r>
-              <w:rPr>
-                <w:rFonts w:ascii="Bookman Old Style" w:eastAsia="Bookman Old Style" w:hAnsi="Bookman Old Style" w:cs="Bookman Old Style"/>
-                <w:color w:val="000000" w:themeColor="text1"/>
-                <w:sz w:val="24"/>
-                <w:szCs w:val="24"/>
-              </w:rPr>
-              <w:t xml:space="preserve"> </w:t>
-            </w:r>
-            <w:r>
-              <w:rPr>
-                <w:rFonts w:ascii="Bookman Old Style" w:eastAsia="Bookman Old Style" w:hAnsi="Bookman Old Style" w:cs="Bookman Old Style"/>
-                <w:color w:val="000000" w:themeColor="text1"/>
-                <w:sz w:val="24"/>
-                <w:szCs w:val="24"/>
-              </w:rPr>
               <w:t>{</w:t>
             </w:r>
-            <w:proofErr w:type="spellStart"/>
             <w:r>
               <w:rPr>
                 <w:rFonts w:ascii="Bookman Old Style" w:eastAsia="Bookman Old Style" w:hAnsi="Bookman Old Style" w:cs="Bookman Old Style"/>
@@ -7740,7 +5221,6 @@
               </w:rPr>
               <w:t>sls_ongoing</w:t>
             </w:r>
-            <w:proofErr w:type="spellEnd"/>
             <w:r>
               <w:rPr>
                 <w:rFonts w:ascii="Bookman Old Style" w:eastAsia="Bookman Old Style" w:hAnsi="Bookman Old Style" w:cs="Bookman Old Style"/>
@@ -8302,7 +5782,6 @@
           <w:szCs w:val="24"/>
         </w:rPr>
       </w:pPr>
-      <w:proofErr w:type="spellStart"/>
       <w:r>
         <w:rPr>
           <w:rFonts w:ascii="Bookman Old Style" w:eastAsia="Bookman Old Style" w:hAnsi="Bookman Old Style" w:cs="Bookman Old Style"/>
@@ -8310,37 +5789,7 @@
           <w:sz w:val="24"/>
           <w:szCs w:val="24"/>
         </w:rPr>
-        <w:t>Screenshoot</w:t>
-      </w:r>
-      <w:proofErr w:type="spellEnd"/>
-      <w:r>
-        <w:rPr>
-          <w:rFonts w:ascii="Bookman Old Style" w:eastAsia="Bookman Old Style" w:hAnsi="Bookman Old Style" w:cs="Bookman Old Style"/>
-          <w:color w:val="000000" w:themeColor="text1"/>
-          <w:sz w:val="24"/>
-          <w:szCs w:val="24"/>
-        </w:rPr>
-        <w:t xml:space="preserve"> </w:t>
-      </w:r>
-      <w:proofErr w:type="spellStart"/>
-      <w:r>
-        <w:rPr>
-          <w:rFonts w:ascii="Bookman Old Style" w:eastAsia="Bookman Old Style" w:hAnsi="Bookman Old Style" w:cs="Bookman Old Style"/>
-          <w:color w:val="000000" w:themeColor="text1"/>
-          <w:sz w:val="24"/>
-          <w:szCs w:val="24"/>
-        </w:rPr>
-        <w:t>Aplikasi</w:t>
-      </w:r>
-      <w:proofErr w:type="spellEnd"/>
-      <w:r>
-        <w:rPr>
-          <w:rFonts w:ascii="Bookman Old Style" w:eastAsia="Bookman Old Style" w:hAnsi="Bookman Old Style" w:cs="Bookman Old Style"/>
-          <w:color w:val="000000" w:themeColor="text1"/>
-          <w:sz w:val="24"/>
-          <w:szCs w:val="24"/>
-        </w:rPr>
-        <w:t xml:space="preserve"> Fasih</w:t>
+        <w:t>Screenshoot Aplikasi Fasih</w:t>
       </w:r>
     </w:p>
     <w:p>
@@ -8373,7 +5822,6 @@
         </w:rPr>
         <w:t>%</w:t>
       </w:r>
-      <w:proofErr w:type="spellStart"/>
       <w:r>
         <w:rPr>
           <w:rFonts w:ascii="Bookman Old Style" w:eastAsia="Bookman Old Style" w:hAnsi="Bookman Old Style" w:cs="Bookman Old Style"/>
@@ -8381,17 +5829,7 @@
           <w:sz w:val="24"/>
           <w:szCs w:val="24"/>
         </w:rPr>
-        <w:t>halaman_depan</w:t>
-      </w:r>
-      <w:proofErr w:type="spellEnd"/>
-      <w:r>
-        <w:rPr>
-          <w:rFonts w:ascii="Bookman Old Style" w:eastAsia="Bookman Old Style" w:hAnsi="Bookman Old Style" w:cs="Bookman Old Style"/>
-          <w:color w:val="000000" w:themeColor="text1"/>
-          <w:sz w:val="24"/>
-          <w:szCs w:val="24"/>
-        </w:rPr>
-        <w:t>}</w:t>
+        <w:t>halaman_depan}</w:t>
       </w:r>
     </w:p>
     <w:tbl>
@@ -8482,23 +5920,7 @@
                 <w:rFonts w:ascii="Arial" w:eastAsia="Arial" w:hAnsi="Arial"/>
                 <w:sz w:val="16"/>
               </w:rPr>
-              <w:t>{%foto3}{/</w:t>
-            </w:r>
-            <w:proofErr w:type="spellStart"/>
-            <w:r>
-              <w:rPr>
-                <w:rFonts w:ascii="Arial" w:eastAsia="Arial" w:hAnsi="Arial"/>
-                <w:sz w:val="16"/>
-              </w:rPr>
-              <w:t>foto_rows</w:t>
-            </w:r>
-            <w:proofErr w:type="spellEnd"/>
-            <w:r>
-              <w:rPr>
-                <w:rFonts w:ascii="Arial" w:eastAsia="Arial" w:hAnsi="Arial"/>
-                <w:sz w:val="16"/>
-              </w:rPr>
-              <w:t>}</w:t>
+              <w:t>{%foto3}{/foto_rows}</w:t>
             </w:r>
           </w:p>
         </w:tc>
@@ -8652,25 +6074,7 @@
                 <w:sz w:val="24"/>
                 <w:szCs w:val="24"/>
               </w:rPr>
-              <w:t>{</w:t>
-            </w:r>
-            <w:proofErr w:type="spellStart"/>
-            <w:r>
-              <w:rPr>
-                <w:rFonts w:ascii="Bookman Old Style" w:eastAsia="Bookman Old Style" w:hAnsi="Bookman Old Style" w:cs="Bookman Old Style"/>
-                <w:sz w:val="24"/>
-                <w:szCs w:val="24"/>
-              </w:rPr>
-              <w:t>nama_petugas</w:t>
-            </w:r>
-            <w:proofErr w:type="spellEnd"/>
-            <w:r>
-              <w:rPr>
-                <w:rFonts w:ascii="Bookman Old Style" w:eastAsia="Bookman Old Style" w:hAnsi="Bookman Old Style" w:cs="Bookman Old Style"/>
-                <w:sz w:val="24"/>
-                <w:szCs w:val="24"/>
-              </w:rPr>
-              <w:t>}</w:t>
+              <w:t>{nama_petugas}</w:t>
             </w:r>
             <w:r>
               <w:rPr>
@@ -8788,25 +6192,7 @@
                 <w:sz w:val="24"/>
                 <w:szCs w:val="24"/>
               </w:rPr>
-              <w:t>(</w:t>
-            </w:r>
-            <w:proofErr w:type="spellStart"/>
-            <w:r>
-              <w:rPr>
-                <w:rFonts w:ascii="Bookman Old Style" w:eastAsia="Bookman Old Style" w:hAnsi="Bookman Old Style" w:cs="Bookman Old Style"/>
-                <w:sz w:val="24"/>
-                <w:szCs w:val="24"/>
-              </w:rPr>
-              <w:t>Nuraliyah</w:t>
-            </w:r>
-            <w:proofErr w:type="spellEnd"/>
-            <w:r>
-              <w:rPr>
-                <w:rFonts w:ascii="Bookman Old Style" w:eastAsia="Bookman Old Style" w:hAnsi="Bookman Old Style" w:cs="Bookman Old Style"/>
-                <w:sz w:val="24"/>
-                <w:szCs w:val="24"/>
-              </w:rPr>
-              <w:t>)</w:t>
+              <w:t>(Nuraliyah)</w:t>
             </w:r>
           </w:p>
         </w:tc>
@@ -8890,23 +6276,13 @@
           <w:szCs w:val="24"/>
         </w:rPr>
       </w:pPr>
-      <w:proofErr w:type="spellStart"/>
-      <w:r>
-        <w:rPr>
-          <w:rFonts w:ascii="Bookman Old Style" w:eastAsia="Bookman Old Style" w:hAnsi="Bookman Old Style" w:cs="Bookman Old Style"/>
-          <w:sz w:val="24"/>
-          <w:szCs w:val="24"/>
-        </w:rPr>
-        <w:t>Menyetujui</w:t>
-      </w:r>
-      <w:proofErr w:type="spellEnd"/>
-      <w:r>
-        <w:rPr>
-          <w:rFonts w:ascii="Bookman Old Style" w:eastAsia="Bookman Old Style" w:hAnsi="Bookman Old Style" w:cs="Bookman Old Style"/>
-          <w:sz w:val="24"/>
-          <w:szCs w:val="24"/>
-        </w:rPr>
-        <w:t>,</w:t>
+      <w:r>
+        <w:rPr>
+          <w:rFonts w:ascii="Bookman Old Style" w:eastAsia="Bookman Old Style" w:hAnsi="Bookman Old Style" w:cs="Bookman Old Style"/>
+          <w:sz w:val="24"/>
+          <w:szCs w:val="24"/>
+        </w:rPr>
+        <w:t>Menyetujui,</w:t>
       </w:r>
       <w:r>
         <w:rPr>
@@ -8915,53 +6291,8 @@
           <w:szCs w:val="24"/>
         </w:rPr>
         <w:br/>
-      </w:r>
-      <w:proofErr w:type="spellStart"/>
-      <w:r>
-        <w:rPr>
-          <w:rFonts w:ascii="Bookman Old Style" w:eastAsia="Bookman Old Style" w:hAnsi="Bookman Old Style" w:cs="Bookman Old Style"/>
-          <w:sz w:val="24"/>
-          <w:szCs w:val="24"/>
-        </w:rPr>
-        <w:t>Pejabat</w:t>
-      </w:r>
-      <w:proofErr w:type="spellEnd"/>
-      <w:r>
-        <w:rPr>
-          <w:rFonts w:ascii="Bookman Old Style" w:eastAsia="Bookman Old Style" w:hAnsi="Bookman Old Style" w:cs="Bookman Old Style"/>
-          <w:sz w:val="24"/>
-          <w:szCs w:val="24"/>
-        </w:rPr>
-        <w:t xml:space="preserve"> </w:t>
-      </w:r>
-      <w:proofErr w:type="spellStart"/>
-      <w:r>
-        <w:rPr>
-          <w:rFonts w:ascii="Bookman Old Style" w:eastAsia="Bookman Old Style" w:hAnsi="Bookman Old Style" w:cs="Bookman Old Style"/>
-          <w:sz w:val="24"/>
-          <w:szCs w:val="24"/>
-        </w:rPr>
-        <w:t>Pembuat</w:t>
-      </w:r>
-      <w:proofErr w:type="spellEnd"/>
-      <w:r>
-        <w:rPr>
-          <w:rFonts w:ascii="Bookman Old Style" w:eastAsia="Bookman Old Style" w:hAnsi="Bookman Old Style" w:cs="Bookman Old Style"/>
-          <w:sz w:val="24"/>
-          <w:szCs w:val="24"/>
-        </w:rPr>
-        <w:t xml:space="preserve"> </w:t>
-      </w:r>
-      <w:proofErr w:type="spellStart"/>
-      <w:r>
-        <w:rPr>
-          <w:rFonts w:ascii="Bookman Old Style" w:eastAsia="Bookman Old Style" w:hAnsi="Bookman Old Style" w:cs="Bookman Old Style"/>
-          <w:sz w:val="24"/>
-          <w:szCs w:val="24"/>
-        </w:rPr>
-        <w:t>Komitmen</w:t>
-      </w:r>
-      <w:proofErr w:type="spellEnd"/>
+        <w:t>Pejabat Pembuat Komitmen</w:t>
+      </w:r>
     </w:p>
     <w:p>
       <w:pPr>
@@ -9882,47 +7213,7 @@
           <w:szCs w:val="24"/>
           <w:lang w:val="en"/>
         </w:rPr>
-        <w:t xml:space="preserve">Dengan </w:t>
-      </w:r>
-      <w:proofErr w:type="spellStart"/>
-      <w:r>
-        <w:rPr>
-          <w:rFonts w:ascii="Bookman Old Style" w:eastAsia="Bookman Old Style" w:hAnsi="Bookman Old Style" w:cs="Bookman Old Style"/>
-          <w:sz w:val="24"/>
-          <w:szCs w:val="24"/>
-          <w:lang w:val="en"/>
-        </w:rPr>
-        <w:t>ini</w:t>
-      </w:r>
-      <w:proofErr w:type="spellEnd"/>
-      <w:r>
-        <w:rPr>
-          <w:rFonts w:ascii="Bookman Old Style" w:eastAsia="Bookman Old Style" w:hAnsi="Bookman Old Style" w:cs="Bookman Old Style"/>
-          <w:sz w:val="24"/>
-          <w:szCs w:val="24"/>
-          <w:lang w:val="en"/>
-        </w:rPr>
-        <w:t xml:space="preserve"> </w:t>
-      </w:r>
-      <w:proofErr w:type="spellStart"/>
-      <w:r>
-        <w:rPr>
-          <w:rFonts w:ascii="Bookman Old Style" w:eastAsia="Bookman Old Style" w:hAnsi="Bookman Old Style" w:cs="Bookman Old Style"/>
-          <w:sz w:val="24"/>
-          <w:szCs w:val="24"/>
-          <w:lang w:val="en"/>
-        </w:rPr>
-        <w:t>menyatakan</w:t>
-      </w:r>
-      <w:proofErr w:type="spellEnd"/>
-      <w:r>
-        <w:rPr>
-          <w:rFonts w:ascii="Bookman Old Style" w:eastAsia="Bookman Old Style" w:hAnsi="Bookman Old Style" w:cs="Bookman Old Style"/>
-          <w:sz w:val="24"/>
-          <w:szCs w:val="24"/>
-          <w:lang w:val="en"/>
-        </w:rPr>
-        <w:t xml:space="preserve">:  </w:t>
+        <w:t xml:space="preserve">Dengan ini menyatakan:  </w:t>
       </w:r>
     </w:p>
     <w:p>
@@ -9960,19 +7251,108 @@
           <w:szCs w:val="24"/>
           <w:lang w:val="en"/>
         </w:rPr>
+        <w:t xml:space="preserve"> telah melaksanakan seluruh pekerjaan Pemeriksaan Pendataan Lapangan Sensus Ekonomi 2026 pada Badan Pusat Statistik </w:t>
+      </w:r>
+      <w:r>
+        <w:rPr>
+          <w:rFonts w:ascii="Bookman Old Style" w:eastAsia="Bookman Old Style" w:hAnsi="Bookman Old Style" w:cs="Bookman Old Style"/>
+          <w:sz w:val="24"/>
+          <w:szCs w:val="24"/>
+          <w:lang w:val="en"/>
+        </w:rPr>
+        <w:t>Kota Jakarta Timur</w:t>
+      </w:r>
+      <w:r>
+        <w:rPr>
+          <w:rFonts w:ascii="Bookman Old Style" w:eastAsia="Bookman Old Style" w:hAnsi="Bookman Old Style" w:cs="Bookman Old Style"/>
+          <w:sz w:val="24"/>
+          <w:szCs w:val="24"/>
+          <w:lang w:val="en"/>
+        </w:rPr>
+        <w:t xml:space="preserve"> berdasarkan Perjanjian Kerja Nomor: </w:t>
+      </w:r>
+      <w:r>
+        <w:rPr>
+          <w:rFonts w:ascii="Bookman Old Style" w:eastAsia="Bookman Old Style" w:hAnsi="Bookman Old Style" w:cs="Bookman Old Style"/>
+          <w:sz w:val="24"/>
+          <w:szCs w:val="24"/>
+          <w:lang w:val="en"/>
+        </w:rPr>
+        <w:t>{</w:t>
+      </w:r>
+      <w:r>
+        <w:rPr>
+          <w:rFonts w:ascii="Bookman Old Style" w:eastAsia="Bookman Old Style" w:hAnsi="Bookman Old Style" w:cs="Bookman Old Style"/>
+          <w:sz w:val="24"/>
+          <w:szCs w:val="24"/>
+          <w:lang w:val="en"/>
+        </w:rPr>
+        <w:t>nomor_spk</w:t>
+      </w:r>
+      <w:r>
+        <w:rPr>
+          <w:rFonts w:ascii="Bookman Old Style" w:eastAsia="Bookman Old Style" w:hAnsi="Bookman Old Style" w:cs="Bookman Old Style"/>
+          <w:sz w:val="24"/>
+          <w:szCs w:val="24"/>
+          <w:lang w:val="en"/>
+        </w:rPr>
+        <w:t>}</w:t>
+      </w:r>
+      <w:r>
+        <w:rPr>
+          <w:rFonts w:ascii="Bookman Old Style" w:eastAsia="Bookman Old Style" w:hAnsi="Bookman Old Style" w:cs="Bookman Old Style"/>
+          <w:sz w:val="24"/>
+          <w:szCs w:val="24"/>
+          <w:lang w:val="en"/>
+        </w:rPr>
+        <w:t xml:space="preserve">, sesuai dengan target pekerjaan yang ditetapkan sebesar </w:t>
+      </w:r>
+      <w:r>
+        <w:rPr>
+          <w:rFonts w:ascii="Bookman Old Style" w:eastAsia="Bookman Old Style" w:hAnsi="Bookman Old Style" w:cs="Bookman Old Style"/>
+          <w:sz w:val="24"/>
+          <w:szCs w:val="24"/>
+          <w:lang w:val="en"/>
+        </w:rPr>
+        <w:t>{</w:t>
+      </w:r>
+      <w:r>
+        <w:rPr>
+          <w:rFonts w:ascii="Bookman Old Style" w:eastAsia="Bookman Old Style" w:hAnsi="Bookman Old Style" w:cs="Bookman Old Style"/>
+          <w:sz w:val="24"/>
+          <w:szCs w:val="24"/>
+          <w:lang w:val="en"/>
+        </w:rPr>
+        <w:t>sls_ongoing</w:t>
+      </w:r>
+      <w:r>
+        <w:rPr>
+          <w:rFonts w:ascii="Bookman Old Style" w:eastAsia="Bookman Old Style" w:hAnsi="Bookman Old Style" w:cs="Bookman Old Style"/>
+          <w:sz w:val="24"/>
+          <w:szCs w:val="24"/>
+          <w:lang w:val="en"/>
+        </w:rPr>
+        <w:t>}</w:t>
+      </w:r>
+      <w:r>
+        <w:rPr>
+          <w:rFonts w:ascii="Bookman Old Style" w:eastAsia="Bookman Old Style" w:hAnsi="Bookman Old Style" w:cs="Bookman Old Style"/>
+          <w:sz w:val="24"/>
+          <w:szCs w:val="24"/>
+          <w:lang w:val="en"/>
+        </w:rPr>
         <w:t xml:space="preserve"> </w:t>
       </w:r>
-      <w:proofErr w:type="spellStart"/>
-      <w:r>
-        <w:rPr>
-          <w:rFonts w:ascii="Bookman Old Style" w:eastAsia="Bookman Old Style" w:hAnsi="Bookman Old Style" w:cs="Bookman Old Style"/>
+      <w:r>
+        <w:rPr>
+          <w:rFonts w:ascii="Bookman Old Style" w:eastAsia="Bookman Old Style" w:hAnsi="Bookman Old Style" w:cs="Bookman Old Style"/>
+          <w:color w:val="000000" w:themeColor="text1"/>
           <w:sz w:val="24"/>
           <w:szCs w:val="24"/>
           <w:lang w:val="en"/>
         </w:rPr>
-        <w:t>telah</w:t>
-      </w:r>
-      <w:proofErr w:type="spellEnd"/>
+        <w:t xml:space="preserve">SLS/Sub-SLS dan/atau usaha besar </w:t>
+      </w:r>
       <w:r>
         <w:rPr>
           <w:rFonts w:ascii="Bookman Old Style" w:eastAsia="Bookman Old Style" w:hAnsi="Bookman Old Style" w:cs="Bookman Old Style"/>
@@ -9980,537 +7360,7 @@
           <w:szCs w:val="24"/>
           <w:lang w:val="en"/>
         </w:rPr>
-        <w:t xml:space="preserve"> </w:t>
-      </w:r>
-      <w:proofErr w:type="spellStart"/>
-      <w:r>
-        <w:rPr>
-          <w:rFonts w:ascii="Bookman Old Style" w:eastAsia="Bookman Old Style" w:hAnsi="Bookman Old Style" w:cs="Bookman Old Style"/>
-          <w:sz w:val="24"/>
-          <w:szCs w:val="24"/>
-          <w:lang w:val="en"/>
-        </w:rPr>
-        <w:t>melaksanakan</w:t>
-      </w:r>
-      <w:proofErr w:type="spellEnd"/>
-      <w:r>
-        <w:rPr>
-          <w:rFonts w:ascii="Bookman Old Style" w:eastAsia="Bookman Old Style" w:hAnsi="Bookman Old Style" w:cs="Bookman Old Style"/>
-          <w:sz w:val="24"/>
-          <w:szCs w:val="24"/>
-          <w:lang w:val="en"/>
-        </w:rPr>
-        <w:t xml:space="preserve"> </w:t>
-      </w:r>
-      <w:proofErr w:type="spellStart"/>
-      <w:r>
-        <w:rPr>
-          <w:rFonts w:ascii="Bookman Old Style" w:eastAsia="Bookman Old Style" w:hAnsi="Bookman Old Style" w:cs="Bookman Old Style"/>
-          <w:sz w:val="24"/>
-          <w:szCs w:val="24"/>
-          <w:lang w:val="en"/>
-        </w:rPr>
-        <w:t>seluruh</w:t>
-      </w:r>
-      <w:proofErr w:type="spellEnd"/>
-      <w:r>
-        <w:rPr>
-          <w:rFonts w:ascii="Bookman Old Style" w:eastAsia="Bookman Old Style" w:hAnsi="Bookman Old Style" w:cs="Bookman Old Style"/>
-          <w:sz w:val="24"/>
-          <w:szCs w:val="24"/>
-          <w:lang w:val="en"/>
-        </w:rPr>
-        <w:t xml:space="preserve"> </w:t>
-      </w:r>
-      <w:proofErr w:type="spellStart"/>
-      <w:r>
-        <w:rPr>
-          <w:rFonts w:ascii="Bookman Old Style" w:eastAsia="Bookman Old Style" w:hAnsi="Bookman Old Style" w:cs="Bookman Old Style"/>
-          <w:sz w:val="24"/>
-          <w:szCs w:val="24"/>
-          <w:lang w:val="en"/>
-        </w:rPr>
-        <w:t>pekerjaan</w:t>
-      </w:r>
-      <w:proofErr w:type="spellEnd"/>
-      <w:r>
-        <w:rPr>
-          <w:rFonts w:ascii="Bookman Old Style" w:eastAsia="Bookman Old Style" w:hAnsi="Bookman Old Style" w:cs="Bookman Old Style"/>
-          <w:sz w:val="24"/>
-          <w:szCs w:val="24"/>
-          <w:lang w:val="en"/>
-        </w:rPr>
-        <w:t xml:space="preserve"> </w:t>
-      </w:r>
-      <w:proofErr w:type="spellStart"/>
-      <w:r>
-        <w:rPr>
-          <w:rFonts w:ascii="Bookman Old Style" w:eastAsia="Bookman Old Style" w:hAnsi="Bookman Old Style" w:cs="Bookman Old Style"/>
-          <w:sz w:val="24"/>
-          <w:szCs w:val="24"/>
-          <w:lang w:val="en"/>
-        </w:rPr>
-        <w:t>Pemeriksaan</w:t>
-      </w:r>
-      <w:proofErr w:type="spellEnd"/>
-      <w:r>
-        <w:rPr>
-          <w:rFonts w:ascii="Bookman Old Style" w:eastAsia="Bookman Old Style" w:hAnsi="Bookman Old Style" w:cs="Bookman Old Style"/>
-          <w:sz w:val="24"/>
-          <w:szCs w:val="24"/>
-          <w:lang w:val="en"/>
-        </w:rPr>
-        <w:t xml:space="preserve"> </w:t>
-      </w:r>
-      <w:proofErr w:type="spellStart"/>
-      <w:r>
-        <w:rPr>
-          <w:rFonts w:ascii="Bookman Old Style" w:eastAsia="Bookman Old Style" w:hAnsi="Bookman Old Style" w:cs="Bookman Old Style"/>
-          <w:sz w:val="24"/>
-          <w:szCs w:val="24"/>
-          <w:lang w:val="en"/>
-        </w:rPr>
-        <w:t>Pendataan</w:t>
-      </w:r>
-      <w:proofErr w:type="spellEnd"/>
-      <w:r>
-        <w:rPr>
-          <w:rFonts w:ascii="Bookman Old Style" w:eastAsia="Bookman Old Style" w:hAnsi="Bookman Old Style" w:cs="Bookman Old Style"/>
-          <w:sz w:val="24"/>
-          <w:szCs w:val="24"/>
-          <w:lang w:val="en"/>
-        </w:rPr>
-        <w:t xml:space="preserve"> Lapangan Sensus Ekonomi 2026 pada Badan Pusat </w:t>
-      </w:r>
-      <w:proofErr w:type="spellStart"/>
-      <w:r>
-        <w:rPr>
-          <w:rFonts w:ascii="Bookman Old Style" w:eastAsia="Bookman Old Style" w:hAnsi="Bookman Old Style" w:cs="Bookman Old Style"/>
-          <w:sz w:val="24"/>
-          <w:szCs w:val="24"/>
-          <w:lang w:val="en"/>
-        </w:rPr>
-        <w:t>Statistik</w:t>
-      </w:r>
-      <w:proofErr w:type="spellEnd"/>
-      <w:r>
-        <w:rPr>
-          <w:rFonts w:ascii="Bookman Old Style" w:eastAsia="Bookman Old Style" w:hAnsi="Bookman Old Style" w:cs="Bookman Old Style"/>
-          <w:sz w:val="24"/>
-          <w:szCs w:val="24"/>
-          <w:lang w:val="en"/>
-        </w:rPr>
-        <w:t xml:space="preserve"> </w:t>
-      </w:r>
-      <w:r>
-        <w:rPr>
-          <w:rFonts w:ascii="Bookman Old Style" w:eastAsia="Bookman Old Style" w:hAnsi="Bookman Old Style" w:cs="Bookman Old Style"/>
-          <w:sz w:val="24"/>
-          <w:szCs w:val="24"/>
-          <w:lang w:val="en"/>
-        </w:rPr>
-        <w:t>Kota Jakarta Timur</w:t>
-      </w:r>
-      <w:r>
-        <w:rPr>
-          <w:rFonts w:ascii="Bookman Old Style" w:eastAsia="Bookman Old Style" w:hAnsi="Bookman Old Style" w:cs="Bookman Old Style"/>
-          <w:sz w:val="24"/>
-          <w:szCs w:val="24"/>
-          <w:lang w:val="en"/>
-        </w:rPr>
-        <w:t xml:space="preserve"> </w:t>
-      </w:r>
-      <w:proofErr w:type="spellStart"/>
-      <w:r>
-        <w:rPr>
-          <w:rFonts w:ascii="Bookman Old Style" w:eastAsia="Bookman Old Style" w:hAnsi="Bookman Old Style" w:cs="Bookman Old Style"/>
-          <w:sz w:val="24"/>
-          <w:szCs w:val="24"/>
-          <w:lang w:val="en"/>
-        </w:rPr>
-        <w:t>berdasarkan</w:t>
-      </w:r>
-      <w:proofErr w:type="spellEnd"/>
-      <w:r>
-        <w:rPr>
-          <w:rFonts w:ascii="Bookman Old Style" w:eastAsia="Bookman Old Style" w:hAnsi="Bookman Old Style" w:cs="Bookman Old Style"/>
-          <w:sz w:val="24"/>
-          <w:szCs w:val="24"/>
-          <w:lang w:val="en"/>
-        </w:rPr>
-        <w:t xml:space="preserve"> </w:t>
-      </w:r>
-      <w:proofErr w:type="spellStart"/>
-      <w:r>
-        <w:rPr>
-          <w:rFonts w:ascii="Bookman Old Style" w:eastAsia="Bookman Old Style" w:hAnsi="Bookman Old Style" w:cs="Bookman Old Style"/>
-          <w:sz w:val="24"/>
-          <w:szCs w:val="24"/>
-          <w:lang w:val="en"/>
-        </w:rPr>
-        <w:t>Perjanjian</w:t>
-      </w:r>
-      <w:proofErr w:type="spellEnd"/>
-      <w:r>
-        <w:rPr>
-          <w:rFonts w:ascii="Bookman Old Style" w:eastAsia="Bookman Old Style" w:hAnsi="Bookman Old Style" w:cs="Bookman Old Style"/>
-          <w:sz w:val="24"/>
-          <w:szCs w:val="24"/>
-          <w:lang w:val="en"/>
-        </w:rPr>
-        <w:t xml:space="preserve"> </w:t>
-      </w:r>
-      <w:proofErr w:type="spellStart"/>
-      <w:r>
-        <w:rPr>
-          <w:rFonts w:ascii="Bookman Old Style" w:eastAsia="Bookman Old Style" w:hAnsi="Bookman Old Style" w:cs="Bookman Old Style"/>
-          <w:sz w:val="24"/>
-          <w:szCs w:val="24"/>
-          <w:lang w:val="en"/>
-        </w:rPr>
-        <w:t>Kerja</w:t>
-      </w:r>
-      <w:proofErr w:type="spellEnd"/>
-      <w:r>
-        <w:rPr>
-          <w:rFonts w:ascii="Bookman Old Style" w:eastAsia="Bookman Old Style" w:hAnsi="Bookman Old Style" w:cs="Bookman Old Style"/>
-          <w:sz w:val="24"/>
-          <w:szCs w:val="24"/>
-          <w:lang w:val="en"/>
-        </w:rPr>
-        <w:t xml:space="preserve"> Nomor: </w:t>
-      </w:r>
-      <w:r>
-        <w:rPr>
-          <w:rFonts w:ascii="Bookman Old Style" w:eastAsia="Bookman Old Style" w:hAnsi="Bookman Old Style" w:cs="Bookman Old Style"/>
-          <w:sz w:val="24"/>
-          <w:szCs w:val="24"/>
-          <w:lang w:val="en"/>
-        </w:rPr>
-        <w:t>{</w:t>
-      </w:r>
-      <w:proofErr w:type="spellStart"/>
-      <w:r>
-        <w:rPr>
-          <w:rFonts w:ascii="Bookman Old Style" w:eastAsia="Bookman Old Style" w:hAnsi="Bookman Old Style" w:cs="Bookman Old Style"/>
-          <w:sz w:val="24"/>
-          <w:szCs w:val="24"/>
-          <w:lang w:val="en"/>
-        </w:rPr>
-        <w:t>nomor_spk</w:t>
-      </w:r>
-      <w:proofErr w:type="spellEnd"/>
-      <w:r>
-        <w:rPr>
-          <w:rFonts w:ascii="Bookman Old Style" w:eastAsia="Bookman Old Style" w:hAnsi="Bookman Old Style" w:cs="Bookman Old Style"/>
-          <w:sz w:val="24"/>
-          <w:szCs w:val="24"/>
-          <w:lang w:val="en"/>
-        </w:rPr>
-        <w:t>}</w:t>
-      </w:r>
-      <w:r>
-        <w:rPr>
-          <w:rFonts w:ascii="Bookman Old Style" w:eastAsia="Bookman Old Style" w:hAnsi="Bookman Old Style" w:cs="Bookman Old Style"/>
-          <w:sz w:val="24"/>
-          <w:szCs w:val="24"/>
-          <w:lang w:val="en"/>
-        </w:rPr>
-        <w:t xml:space="preserve">, </w:t>
-      </w:r>
-      <w:proofErr w:type="spellStart"/>
-      <w:r>
-        <w:rPr>
-          <w:rFonts w:ascii="Bookman Old Style" w:eastAsia="Bookman Old Style" w:hAnsi="Bookman Old Style" w:cs="Bookman Old Style"/>
-          <w:sz w:val="24"/>
-          <w:szCs w:val="24"/>
-          <w:lang w:val="en"/>
-        </w:rPr>
-        <w:t>sesuai</w:t>
-      </w:r>
-      <w:proofErr w:type="spellEnd"/>
-      <w:r>
-        <w:rPr>
-          <w:rFonts w:ascii="Bookman Old Style" w:eastAsia="Bookman Old Style" w:hAnsi="Bookman Old Style" w:cs="Bookman Old Style"/>
-          <w:sz w:val="24"/>
-          <w:szCs w:val="24"/>
-          <w:lang w:val="en"/>
-        </w:rPr>
-        <w:t xml:space="preserve"> </w:t>
-      </w:r>
-      <w:proofErr w:type="spellStart"/>
-      <w:r>
-        <w:rPr>
-          <w:rFonts w:ascii="Bookman Old Style" w:eastAsia="Bookman Old Style" w:hAnsi="Bookman Old Style" w:cs="Bookman Old Style"/>
-          <w:sz w:val="24"/>
-          <w:szCs w:val="24"/>
-          <w:lang w:val="en"/>
-        </w:rPr>
-        <w:t>dengan</w:t>
-      </w:r>
-      <w:proofErr w:type="spellEnd"/>
-      <w:r>
-        <w:rPr>
-          <w:rFonts w:ascii="Bookman Old Style" w:eastAsia="Bookman Old Style" w:hAnsi="Bookman Old Style" w:cs="Bookman Old Style"/>
-          <w:sz w:val="24"/>
-          <w:szCs w:val="24"/>
-          <w:lang w:val="en"/>
-        </w:rPr>
-        <w:t xml:space="preserve"> target </w:t>
-      </w:r>
-      <w:proofErr w:type="spellStart"/>
-      <w:r>
-        <w:rPr>
-          <w:rFonts w:ascii="Bookman Old Style" w:eastAsia="Bookman Old Style" w:hAnsi="Bookman Old Style" w:cs="Bookman Old Style"/>
-          <w:sz w:val="24"/>
-          <w:szCs w:val="24"/>
-          <w:lang w:val="en"/>
-        </w:rPr>
-        <w:t>pekerjaan</w:t>
-      </w:r>
-      <w:proofErr w:type="spellEnd"/>
-      <w:r>
-        <w:rPr>
-          <w:rFonts w:ascii="Bookman Old Style" w:eastAsia="Bookman Old Style" w:hAnsi="Bookman Old Style" w:cs="Bookman Old Style"/>
-          <w:sz w:val="24"/>
-          <w:szCs w:val="24"/>
-          <w:lang w:val="en"/>
-        </w:rPr>
-        <w:t xml:space="preserve"> yang </w:t>
-      </w:r>
-      <w:proofErr w:type="spellStart"/>
-      <w:r>
-        <w:rPr>
-          <w:rFonts w:ascii="Bookman Old Style" w:eastAsia="Bookman Old Style" w:hAnsi="Bookman Old Style" w:cs="Bookman Old Style"/>
-          <w:sz w:val="24"/>
-          <w:szCs w:val="24"/>
-          <w:lang w:val="en"/>
-        </w:rPr>
-        <w:t>ditetapkan</w:t>
-      </w:r>
-      <w:proofErr w:type="spellEnd"/>
-      <w:r>
-        <w:rPr>
-          <w:rFonts w:ascii="Bookman Old Style" w:eastAsia="Bookman Old Style" w:hAnsi="Bookman Old Style" w:cs="Bookman Old Style"/>
-          <w:sz w:val="24"/>
-          <w:szCs w:val="24"/>
-          <w:lang w:val="en"/>
-        </w:rPr>
-        <w:t xml:space="preserve"> </w:t>
-      </w:r>
-      <w:proofErr w:type="spellStart"/>
-      <w:r>
-        <w:rPr>
-          <w:rFonts w:ascii="Bookman Old Style" w:eastAsia="Bookman Old Style" w:hAnsi="Bookman Old Style" w:cs="Bookman Old Style"/>
-          <w:sz w:val="24"/>
-          <w:szCs w:val="24"/>
-          <w:lang w:val="en"/>
-        </w:rPr>
-        <w:t>sebesar</w:t>
-      </w:r>
-      <w:proofErr w:type="spellEnd"/>
-      <w:r>
-        <w:rPr>
-          <w:rFonts w:ascii="Bookman Old Style" w:eastAsia="Bookman Old Style" w:hAnsi="Bookman Old Style" w:cs="Bookman Old Style"/>
-          <w:sz w:val="24"/>
-          <w:szCs w:val="24"/>
-          <w:lang w:val="en"/>
-        </w:rPr>
-        <w:t xml:space="preserve"> </w:t>
-      </w:r>
-      <w:r>
-        <w:rPr>
-          <w:rFonts w:ascii="Bookman Old Style" w:eastAsia="Bookman Old Style" w:hAnsi="Bookman Old Style" w:cs="Bookman Old Style"/>
-          <w:sz w:val="24"/>
-          <w:szCs w:val="24"/>
-          <w:lang w:val="en"/>
-        </w:rPr>
-        <w:t>{</w:t>
-      </w:r>
-      <w:proofErr w:type="spellStart"/>
-      <w:r>
-        <w:rPr>
-          <w:rFonts w:ascii="Bookman Old Style" w:eastAsia="Bookman Old Style" w:hAnsi="Bookman Old Style" w:cs="Bookman Old Style"/>
-          <w:sz w:val="24"/>
-          <w:szCs w:val="24"/>
-          <w:lang w:val="en"/>
-        </w:rPr>
-        <w:t>sls_ongoing</w:t>
-      </w:r>
-      <w:proofErr w:type="spellEnd"/>
-      <w:r>
-        <w:rPr>
-          <w:rFonts w:ascii="Bookman Old Style" w:eastAsia="Bookman Old Style" w:hAnsi="Bookman Old Style" w:cs="Bookman Old Style"/>
-          <w:sz w:val="24"/>
-          <w:szCs w:val="24"/>
-          <w:lang w:val="en"/>
-        </w:rPr>
-        <w:t>}</w:t>
-      </w:r>
-      <w:r>
-        <w:rPr>
-          <w:rFonts w:ascii="Bookman Old Style" w:eastAsia="Bookman Old Style" w:hAnsi="Bookman Old Style" w:cs="Bookman Old Style"/>
-          <w:sz w:val="24"/>
-          <w:szCs w:val="24"/>
-          <w:lang w:val="en"/>
-        </w:rPr>
-        <w:t xml:space="preserve"> </w:t>
-      </w:r>
-      <w:r>
-        <w:rPr>
-          <w:rFonts w:ascii="Bookman Old Style" w:eastAsia="Bookman Old Style" w:hAnsi="Bookman Old Style" w:cs="Bookman Old Style"/>
-          <w:color w:val="000000" w:themeColor="text1"/>
-          <w:sz w:val="24"/>
-          <w:szCs w:val="24"/>
-          <w:lang w:val="en"/>
-        </w:rPr>
-        <w:t>SLS/Sub-SLS dan/</w:t>
-      </w:r>
-      <w:proofErr w:type="spellStart"/>
-      <w:r>
-        <w:rPr>
-          <w:rFonts w:ascii="Bookman Old Style" w:eastAsia="Bookman Old Style" w:hAnsi="Bookman Old Style" w:cs="Bookman Old Style"/>
-          <w:color w:val="000000" w:themeColor="text1"/>
-          <w:sz w:val="24"/>
-          <w:szCs w:val="24"/>
-          <w:lang w:val="en"/>
-        </w:rPr>
-        <w:t>atau</w:t>
-      </w:r>
-      <w:proofErr w:type="spellEnd"/>
-      <w:r>
-        <w:rPr>
-          <w:rFonts w:ascii="Bookman Old Style" w:eastAsia="Bookman Old Style" w:hAnsi="Bookman Old Style" w:cs="Bookman Old Style"/>
-          <w:color w:val="000000" w:themeColor="text1"/>
-          <w:sz w:val="24"/>
-          <w:szCs w:val="24"/>
-          <w:lang w:val="en"/>
-        </w:rPr>
-        <w:t xml:space="preserve"> </w:t>
-      </w:r>
-      <w:proofErr w:type="spellStart"/>
-      <w:r>
-        <w:rPr>
-          <w:rFonts w:ascii="Bookman Old Style" w:eastAsia="Bookman Old Style" w:hAnsi="Bookman Old Style" w:cs="Bookman Old Style"/>
-          <w:color w:val="000000" w:themeColor="text1"/>
-          <w:sz w:val="24"/>
-          <w:szCs w:val="24"/>
-          <w:lang w:val="en"/>
-        </w:rPr>
-        <w:t>usaha</w:t>
-      </w:r>
-      <w:proofErr w:type="spellEnd"/>
-      <w:r>
-        <w:rPr>
-          <w:rFonts w:ascii="Bookman Old Style" w:eastAsia="Bookman Old Style" w:hAnsi="Bookman Old Style" w:cs="Bookman Old Style"/>
-          <w:color w:val="000000" w:themeColor="text1"/>
-          <w:sz w:val="24"/>
-          <w:szCs w:val="24"/>
-          <w:lang w:val="en"/>
-        </w:rPr>
-        <w:t xml:space="preserve"> </w:t>
-      </w:r>
-      <w:proofErr w:type="spellStart"/>
-      <w:r>
-        <w:rPr>
-          <w:rFonts w:ascii="Bookman Old Style" w:eastAsia="Bookman Old Style" w:hAnsi="Bookman Old Style" w:cs="Bookman Old Style"/>
-          <w:color w:val="000000" w:themeColor="text1"/>
-          <w:sz w:val="24"/>
-          <w:szCs w:val="24"/>
-          <w:lang w:val="en"/>
-        </w:rPr>
-        <w:t>besar</w:t>
-      </w:r>
-      <w:proofErr w:type="spellEnd"/>
-      <w:r>
-        <w:rPr>
-          <w:rFonts w:ascii="Bookman Old Style" w:eastAsia="Bookman Old Style" w:hAnsi="Bookman Old Style" w:cs="Bookman Old Style"/>
-          <w:color w:val="000000" w:themeColor="text1"/>
-          <w:sz w:val="24"/>
-          <w:szCs w:val="24"/>
-          <w:lang w:val="en"/>
-        </w:rPr>
-        <w:t xml:space="preserve"> </w:t>
-      </w:r>
-      <w:proofErr w:type="spellStart"/>
-      <w:r>
-        <w:rPr>
-          <w:rFonts w:ascii="Bookman Old Style" w:eastAsia="Bookman Old Style" w:hAnsi="Bookman Old Style" w:cs="Bookman Old Style"/>
-          <w:sz w:val="24"/>
-          <w:szCs w:val="24"/>
-          <w:lang w:val="en"/>
-        </w:rPr>
-        <w:t>selama</w:t>
-      </w:r>
-      <w:proofErr w:type="spellEnd"/>
-      <w:r>
-        <w:rPr>
-          <w:rFonts w:ascii="Bookman Old Style" w:eastAsia="Bookman Old Style" w:hAnsi="Bookman Old Style" w:cs="Bookman Old Style"/>
-          <w:sz w:val="24"/>
-          <w:szCs w:val="24"/>
-          <w:lang w:val="en"/>
-        </w:rPr>
-        <w:t xml:space="preserve"> </w:t>
-      </w:r>
-      <w:proofErr w:type="spellStart"/>
-      <w:r>
-        <w:rPr>
-          <w:rFonts w:ascii="Bookman Old Style" w:eastAsia="Bookman Old Style" w:hAnsi="Bookman Old Style" w:cs="Bookman Old Style"/>
-          <w:sz w:val="24"/>
-          <w:szCs w:val="24"/>
-          <w:lang w:val="en"/>
-        </w:rPr>
-        <w:t>pendataan</w:t>
-      </w:r>
-      <w:proofErr w:type="spellEnd"/>
-      <w:r>
-        <w:rPr>
-          <w:rFonts w:ascii="Bookman Old Style" w:eastAsia="Bookman Old Style" w:hAnsi="Bookman Old Style" w:cs="Bookman Old Style"/>
-          <w:sz w:val="24"/>
-          <w:szCs w:val="24"/>
-          <w:lang w:val="en"/>
-        </w:rPr>
-        <w:t xml:space="preserve"> 15 Juni 2026 </w:t>
-      </w:r>
-      <w:proofErr w:type="spellStart"/>
-      <w:r>
-        <w:rPr>
-          <w:rFonts w:ascii="Bookman Old Style" w:eastAsia="Bookman Old Style" w:hAnsi="Bookman Old Style" w:cs="Bookman Old Style"/>
-          <w:sz w:val="24"/>
-          <w:szCs w:val="24"/>
-          <w:lang w:val="en"/>
-        </w:rPr>
-        <w:t>sampai</w:t>
-      </w:r>
-      <w:proofErr w:type="spellEnd"/>
-      <w:r>
-        <w:rPr>
-          <w:rFonts w:ascii="Bookman Old Style" w:eastAsia="Bookman Old Style" w:hAnsi="Bookman Old Style" w:cs="Bookman Old Style"/>
-          <w:sz w:val="24"/>
-          <w:szCs w:val="24"/>
-          <w:lang w:val="en"/>
-        </w:rPr>
-        <w:t xml:space="preserve"> </w:t>
-      </w:r>
-      <w:proofErr w:type="spellStart"/>
-      <w:r>
-        <w:rPr>
-          <w:rFonts w:ascii="Bookman Old Style" w:eastAsia="Bookman Old Style" w:hAnsi="Bookman Old Style" w:cs="Bookman Old Style"/>
-          <w:sz w:val="24"/>
-          <w:szCs w:val="24"/>
-          <w:lang w:val="en"/>
-        </w:rPr>
-        <w:t>dengan</w:t>
-      </w:r>
-      <w:proofErr w:type="spellEnd"/>
-      <w:r>
-        <w:rPr>
-          <w:rFonts w:ascii="Bookman Old Style" w:eastAsia="Bookman Old Style" w:hAnsi="Bookman Old Style" w:cs="Bookman Old Style"/>
-          <w:sz w:val="24"/>
-          <w:szCs w:val="24"/>
-          <w:lang w:val="en"/>
-        </w:rPr>
-        <w:t xml:space="preserve"> 31 Agustus 2026.</w:t>
+        <w:t>selama pendataan 15 Juni 2026 sampai dengan 31 Agustus 2026.</w:t>
       </w:r>
     </w:p>
     <w:p>
@@ -10548,307 +7398,7 @@
           <w:szCs w:val="24"/>
           <w:lang w:val="en"/>
         </w:rPr>
-        <w:t xml:space="preserve"> </w:t>
-      </w:r>
-      <w:proofErr w:type="spellStart"/>
-      <w:r>
-        <w:rPr>
-          <w:rFonts w:ascii="Bookman Old Style" w:eastAsia="Bookman Old Style" w:hAnsi="Bookman Old Style" w:cs="Bookman Old Style"/>
-          <w:sz w:val="24"/>
-          <w:szCs w:val="24"/>
-          <w:lang w:val="en"/>
-        </w:rPr>
-        <w:t>telah</w:t>
-      </w:r>
-      <w:proofErr w:type="spellEnd"/>
-      <w:r>
-        <w:rPr>
-          <w:rFonts w:ascii="Bookman Old Style" w:eastAsia="Bookman Old Style" w:hAnsi="Bookman Old Style" w:cs="Bookman Old Style"/>
-          <w:sz w:val="24"/>
-          <w:szCs w:val="24"/>
-          <w:lang w:val="en"/>
-        </w:rPr>
-        <w:t xml:space="preserve"> </w:t>
-      </w:r>
-      <w:proofErr w:type="spellStart"/>
-      <w:r>
-        <w:rPr>
-          <w:rFonts w:ascii="Bookman Old Style" w:eastAsia="Bookman Old Style" w:hAnsi="Bookman Old Style" w:cs="Bookman Old Style"/>
-          <w:sz w:val="24"/>
-          <w:szCs w:val="24"/>
-          <w:lang w:val="en"/>
-        </w:rPr>
-        <w:t>menyelesaikan</w:t>
-      </w:r>
-      <w:proofErr w:type="spellEnd"/>
-      <w:r>
-        <w:rPr>
-          <w:rFonts w:ascii="Bookman Old Style" w:eastAsia="Bookman Old Style" w:hAnsi="Bookman Old Style" w:cs="Bookman Old Style"/>
-          <w:sz w:val="24"/>
-          <w:szCs w:val="24"/>
-          <w:lang w:val="en"/>
-        </w:rPr>
-        <w:t xml:space="preserve"> </w:t>
-      </w:r>
-      <w:proofErr w:type="spellStart"/>
-      <w:r>
-        <w:rPr>
-          <w:rFonts w:ascii="Bookman Old Style" w:eastAsia="Bookman Old Style" w:hAnsi="Bookman Old Style" w:cs="Bookman Old Style"/>
-          <w:sz w:val="24"/>
-          <w:szCs w:val="24"/>
-          <w:lang w:val="en"/>
-        </w:rPr>
-        <w:t>seluruh</w:t>
-      </w:r>
-      <w:proofErr w:type="spellEnd"/>
-      <w:r>
-        <w:rPr>
-          <w:rFonts w:ascii="Bookman Old Style" w:eastAsia="Bookman Old Style" w:hAnsi="Bookman Old Style" w:cs="Bookman Old Style"/>
-          <w:sz w:val="24"/>
-          <w:szCs w:val="24"/>
-          <w:lang w:val="en"/>
-        </w:rPr>
-        <w:t xml:space="preserve"> </w:t>
-      </w:r>
-      <w:proofErr w:type="spellStart"/>
-      <w:r>
-        <w:rPr>
-          <w:rFonts w:ascii="Bookman Old Style" w:eastAsia="Bookman Old Style" w:hAnsi="Bookman Old Style" w:cs="Bookman Old Style"/>
-          <w:sz w:val="24"/>
-          <w:szCs w:val="24"/>
-          <w:lang w:val="en"/>
-        </w:rPr>
-        <w:t>pekerjaan</w:t>
-      </w:r>
-      <w:proofErr w:type="spellEnd"/>
-      <w:r>
-        <w:rPr>
-          <w:rFonts w:ascii="Bookman Old Style" w:eastAsia="Bookman Old Style" w:hAnsi="Bookman Old Style" w:cs="Bookman Old Style"/>
-          <w:sz w:val="24"/>
-          <w:szCs w:val="24"/>
-          <w:lang w:val="en"/>
-        </w:rPr>
-        <w:t xml:space="preserve"> </w:t>
-      </w:r>
-      <w:proofErr w:type="spellStart"/>
-      <w:r>
-        <w:rPr>
-          <w:rFonts w:ascii="Bookman Old Style" w:eastAsia="Bookman Old Style" w:hAnsi="Bookman Old Style" w:cs="Bookman Old Style"/>
-          <w:sz w:val="24"/>
-          <w:szCs w:val="24"/>
-          <w:lang w:val="en"/>
-        </w:rPr>
-        <w:t>Pemeriksaan</w:t>
-      </w:r>
-      <w:proofErr w:type="spellEnd"/>
-      <w:r>
-        <w:rPr>
-          <w:rFonts w:ascii="Bookman Old Style" w:eastAsia="Bookman Old Style" w:hAnsi="Bookman Old Style" w:cs="Bookman Old Style"/>
-          <w:sz w:val="24"/>
-          <w:szCs w:val="24"/>
-          <w:lang w:val="en"/>
-        </w:rPr>
-        <w:t xml:space="preserve"> </w:t>
-      </w:r>
-      <w:proofErr w:type="spellStart"/>
-      <w:r>
-        <w:rPr>
-          <w:rFonts w:ascii="Bookman Old Style" w:eastAsia="Bookman Old Style" w:hAnsi="Bookman Old Style" w:cs="Bookman Old Style"/>
-          <w:sz w:val="24"/>
-          <w:szCs w:val="24"/>
-          <w:lang w:val="en"/>
-        </w:rPr>
-        <w:t>Pendataan</w:t>
-      </w:r>
-      <w:proofErr w:type="spellEnd"/>
-      <w:r>
-        <w:rPr>
-          <w:rFonts w:ascii="Bookman Old Style" w:eastAsia="Bookman Old Style" w:hAnsi="Bookman Old Style" w:cs="Bookman Old Style"/>
-          <w:sz w:val="24"/>
-          <w:szCs w:val="24"/>
-          <w:lang w:val="en"/>
-        </w:rPr>
-        <w:t xml:space="preserve"> Lapangan Sensus Ekonomi 2026 </w:t>
-      </w:r>
-      <w:proofErr w:type="spellStart"/>
-      <w:r>
-        <w:rPr>
-          <w:rFonts w:ascii="Bookman Old Style" w:eastAsia="Bookman Old Style" w:hAnsi="Bookman Old Style" w:cs="Bookman Old Style"/>
-          <w:sz w:val="24"/>
-          <w:szCs w:val="24"/>
-          <w:lang w:val="en"/>
-        </w:rPr>
-        <w:t>berdasarkan</w:t>
-      </w:r>
-      <w:proofErr w:type="spellEnd"/>
-      <w:r>
-        <w:rPr>
-          <w:rFonts w:ascii="Bookman Old Style" w:eastAsia="Bookman Old Style" w:hAnsi="Bookman Old Style" w:cs="Bookman Old Style"/>
-          <w:sz w:val="24"/>
-          <w:szCs w:val="24"/>
-          <w:lang w:val="en"/>
-        </w:rPr>
-        <w:t xml:space="preserve"> </w:t>
-      </w:r>
-      <w:proofErr w:type="spellStart"/>
-      <w:r>
-        <w:rPr>
-          <w:rFonts w:ascii="Bookman Old Style" w:eastAsia="Bookman Old Style" w:hAnsi="Bookman Old Style" w:cs="Bookman Old Style"/>
-          <w:sz w:val="24"/>
-          <w:szCs w:val="24"/>
-          <w:lang w:val="en"/>
-        </w:rPr>
-        <w:t>hasil</w:t>
-      </w:r>
-      <w:proofErr w:type="spellEnd"/>
-      <w:r>
-        <w:rPr>
-          <w:rFonts w:ascii="Bookman Old Style" w:eastAsia="Bookman Old Style" w:hAnsi="Bookman Old Style" w:cs="Bookman Old Style"/>
-          <w:sz w:val="24"/>
-          <w:szCs w:val="24"/>
-          <w:lang w:val="en"/>
-        </w:rPr>
-        <w:t xml:space="preserve"> </w:t>
-      </w:r>
-      <w:proofErr w:type="spellStart"/>
-      <w:r>
-        <w:rPr>
-          <w:rFonts w:ascii="Bookman Old Style" w:eastAsia="Bookman Old Style" w:hAnsi="Bookman Old Style" w:cs="Bookman Old Style"/>
-          <w:sz w:val="24"/>
-          <w:szCs w:val="24"/>
-          <w:lang w:val="en"/>
-        </w:rPr>
-        <w:t>pemeriksaan</w:t>
-      </w:r>
-      <w:proofErr w:type="spellEnd"/>
-      <w:r>
-        <w:rPr>
-          <w:rFonts w:ascii="Bookman Old Style" w:eastAsia="Bookman Old Style" w:hAnsi="Bookman Old Style" w:cs="Bookman Old Style"/>
-          <w:sz w:val="24"/>
-          <w:szCs w:val="24"/>
-          <w:lang w:val="en"/>
-        </w:rPr>
-        <w:t xml:space="preserve"> dan </w:t>
-      </w:r>
-      <w:proofErr w:type="spellStart"/>
-      <w:r>
-        <w:rPr>
-          <w:rFonts w:ascii="Bookman Old Style" w:eastAsia="Bookman Old Style" w:hAnsi="Bookman Old Style" w:cs="Bookman Old Style"/>
-          <w:sz w:val="24"/>
-          <w:szCs w:val="24"/>
-          <w:lang w:val="en"/>
-        </w:rPr>
-        <w:t>evaluasi</w:t>
-      </w:r>
-      <w:proofErr w:type="spellEnd"/>
-      <w:r>
-        <w:rPr>
-          <w:rFonts w:ascii="Bookman Old Style" w:eastAsia="Bookman Old Style" w:hAnsi="Bookman Old Style" w:cs="Bookman Old Style"/>
-          <w:sz w:val="24"/>
-          <w:szCs w:val="24"/>
-          <w:lang w:val="en"/>
-        </w:rPr>
-        <w:t xml:space="preserve"> </w:t>
-      </w:r>
-      <w:proofErr w:type="spellStart"/>
-      <w:r>
-        <w:rPr>
-          <w:rFonts w:ascii="Bookman Old Style" w:eastAsia="Bookman Old Style" w:hAnsi="Bookman Old Style" w:cs="Bookman Old Style"/>
-          <w:sz w:val="24"/>
-          <w:szCs w:val="24"/>
-          <w:lang w:val="en"/>
-        </w:rPr>
-        <w:t>pekerjaan</w:t>
-      </w:r>
-      <w:proofErr w:type="spellEnd"/>
-      <w:r>
-        <w:rPr>
-          <w:rFonts w:ascii="Bookman Old Style" w:eastAsia="Bookman Old Style" w:hAnsi="Bookman Old Style" w:cs="Bookman Old Style"/>
-          <w:sz w:val="24"/>
-          <w:szCs w:val="24"/>
-          <w:lang w:val="en"/>
-        </w:rPr>
-        <w:t xml:space="preserve"> </w:t>
-      </w:r>
-      <w:proofErr w:type="spellStart"/>
-      <w:r>
-        <w:rPr>
-          <w:rFonts w:ascii="Bookman Old Style" w:eastAsia="Bookman Old Style" w:hAnsi="Bookman Old Style" w:cs="Bookman Old Style"/>
-          <w:sz w:val="24"/>
-          <w:szCs w:val="24"/>
-          <w:lang w:val="en"/>
-        </w:rPr>
-        <w:t>sebagaimana</w:t>
-      </w:r>
-      <w:proofErr w:type="spellEnd"/>
-      <w:r>
-        <w:rPr>
-          <w:rFonts w:ascii="Bookman Old Style" w:eastAsia="Bookman Old Style" w:hAnsi="Bookman Old Style" w:cs="Bookman Old Style"/>
-          <w:sz w:val="24"/>
-          <w:szCs w:val="24"/>
-          <w:lang w:val="en"/>
-        </w:rPr>
-        <w:t xml:space="preserve"> </w:t>
-      </w:r>
-      <w:proofErr w:type="spellStart"/>
-      <w:r>
-        <w:rPr>
-          <w:rFonts w:ascii="Bookman Old Style" w:eastAsia="Bookman Old Style" w:hAnsi="Bookman Old Style" w:cs="Bookman Old Style"/>
-          <w:sz w:val="24"/>
-          <w:szCs w:val="24"/>
-          <w:lang w:val="en"/>
-        </w:rPr>
-        <w:t>tercantum</w:t>
-      </w:r>
-      <w:proofErr w:type="spellEnd"/>
-      <w:r>
-        <w:rPr>
-          <w:rFonts w:ascii="Bookman Old Style" w:eastAsia="Bookman Old Style" w:hAnsi="Bookman Old Style" w:cs="Bookman Old Style"/>
-          <w:sz w:val="24"/>
-          <w:szCs w:val="24"/>
-          <w:lang w:val="en"/>
-        </w:rPr>
-        <w:t xml:space="preserve"> </w:t>
-      </w:r>
-      <w:proofErr w:type="spellStart"/>
-      <w:r>
-        <w:rPr>
-          <w:rFonts w:ascii="Bookman Old Style" w:eastAsia="Bookman Old Style" w:hAnsi="Bookman Old Style" w:cs="Bookman Old Style"/>
-          <w:sz w:val="24"/>
-          <w:szCs w:val="24"/>
-          <w:lang w:val="en"/>
-        </w:rPr>
-        <w:t>dalam</w:t>
-      </w:r>
-      <w:proofErr w:type="spellEnd"/>
-      <w:r>
-        <w:rPr>
-          <w:rFonts w:ascii="Bookman Old Style" w:eastAsia="Bookman Old Style" w:hAnsi="Bookman Old Style" w:cs="Bookman Old Style"/>
-          <w:sz w:val="24"/>
-          <w:szCs w:val="24"/>
-          <w:lang w:val="en"/>
-        </w:rPr>
-        <w:t xml:space="preserve"> </w:t>
-      </w:r>
-      <w:proofErr w:type="spellStart"/>
-      <w:r>
-        <w:rPr>
-          <w:rFonts w:ascii="Bookman Old Style" w:eastAsia="Bookman Old Style" w:hAnsi="Bookman Old Style" w:cs="Bookman Old Style"/>
-          <w:sz w:val="24"/>
-          <w:szCs w:val="24"/>
-          <w:lang w:val="en"/>
-        </w:rPr>
-        <w:t>lampiran</w:t>
-      </w:r>
-      <w:proofErr w:type="spellEnd"/>
-      <w:r>
-        <w:rPr>
-          <w:rFonts w:ascii="Bookman Old Style" w:eastAsia="Bookman Old Style" w:hAnsi="Bookman Old Style" w:cs="Bookman Old Style"/>
-          <w:sz w:val="24"/>
-          <w:szCs w:val="24"/>
-          <w:lang w:val="en"/>
-        </w:rPr>
-        <w:t xml:space="preserve">. </w:t>
+        <w:t xml:space="preserve"> telah menyelesaikan seluruh pekerjaan Pemeriksaan Pendataan Lapangan Sensus Ekonomi 2026 berdasarkan hasil pemeriksaan dan evaluasi pekerjaan sebagaimana tercantum dalam lampiran. </w:t>
       </w:r>
     </w:p>
     <w:p>
@@ -10875,7 +7425,6 @@
           <w:lang w:val="en"/>
         </w:rPr>
       </w:pPr>
-      <w:proofErr w:type="spellStart"/>
       <w:r>
         <w:rPr>
           <w:rFonts w:ascii="Bookman Old Style" w:eastAsia="Bookman Old Style" w:hAnsi="Bookman Old Style" w:cs="Bookman Old Style"/>
@@ -10883,77 +7432,7 @@
           <w:szCs w:val="24"/>
           <w:lang w:val="en"/>
         </w:rPr>
-        <w:t>Berdasarkan</w:t>
-      </w:r>
-      <w:proofErr w:type="spellEnd"/>
-      <w:r>
-        <w:rPr>
-          <w:rFonts w:ascii="Bookman Old Style" w:eastAsia="Bookman Old Style" w:hAnsi="Bookman Old Style" w:cs="Bookman Old Style"/>
-          <w:sz w:val="24"/>
-          <w:szCs w:val="24"/>
-          <w:lang w:val="en"/>
-        </w:rPr>
-        <w:t xml:space="preserve"> </w:t>
-      </w:r>
-      <w:proofErr w:type="spellStart"/>
-      <w:r>
-        <w:rPr>
-          <w:rFonts w:ascii="Bookman Old Style" w:eastAsia="Bookman Old Style" w:hAnsi="Bookman Old Style" w:cs="Bookman Old Style"/>
-          <w:sz w:val="24"/>
-          <w:szCs w:val="24"/>
-          <w:lang w:val="en"/>
-        </w:rPr>
-        <w:t>angka</w:t>
-      </w:r>
-      <w:proofErr w:type="spellEnd"/>
-      <w:r>
-        <w:rPr>
-          <w:rFonts w:ascii="Bookman Old Style" w:eastAsia="Bookman Old Style" w:hAnsi="Bookman Old Style" w:cs="Bookman Old Style"/>
-          <w:sz w:val="24"/>
-          <w:szCs w:val="24"/>
-          <w:lang w:val="en"/>
-        </w:rPr>
-        <w:t xml:space="preserve"> 2 </w:t>
-      </w:r>
-      <w:proofErr w:type="spellStart"/>
-      <w:r>
-        <w:rPr>
-          <w:rFonts w:ascii="Bookman Old Style" w:eastAsia="Bookman Old Style" w:hAnsi="Bookman Old Style" w:cs="Bookman Old Style"/>
-          <w:sz w:val="24"/>
-          <w:szCs w:val="24"/>
-          <w:lang w:val="en"/>
-        </w:rPr>
-        <w:t>tersebut</w:t>
-      </w:r>
-      <w:proofErr w:type="spellEnd"/>
-      <w:r>
-        <w:rPr>
-          <w:rFonts w:ascii="Bookman Old Style" w:eastAsia="Bookman Old Style" w:hAnsi="Bookman Old Style" w:cs="Bookman Old Style"/>
-          <w:sz w:val="24"/>
-          <w:szCs w:val="24"/>
-          <w:lang w:val="en"/>
-        </w:rPr>
-        <w:t xml:space="preserve"> di </w:t>
-      </w:r>
-      <w:proofErr w:type="spellStart"/>
-      <w:r>
-        <w:rPr>
-          <w:rFonts w:ascii="Bookman Old Style" w:eastAsia="Bookman Old Style" w:hAnsi="Bookman Old Style" w:cs="Bookman Old Style"/>
-          <w:sz w:val="24"/>
-          <w:szCs w:val="24"/>
-          <w:lang w:val="en"/>
-        </w:rPr>
-        <w:t>atas</w:t>
-      </w:r>
-      <w:proofErr w:type="spellEnd"/>
-      <w:r>
-        <w:rPr>
-          <w:rFonts w:ascii="Bookman Old Style" w:eastAsia="Bookman Old Style" w:hAnsi="Bookman Old Style" w:cs="Bookman Old Style"/>
-          <w:sz w:val="24"/>
-          <w:szCs w:val="24"/>
-          <w:lang w:val="en"/>
-        </w:rPr>
-        <w:t xml:space="preserve">, </w:t>
+        <w:t xml:space="preserve">Berdasarkan angka 2 tersebut di atas, </w:t>
       </w:r>
       <w:r>
         <w:rPr>
@@ -10973,147 +7452,7 @@
           <w:szCs w:val="24"/>
           <w:lang w:val="en"/>
         </w:rPr>
-        <w:t xml:space="preserve"> </w:t>
-      </w:r>
-      <w:proofErr w:type="spellStart"/>
-      <w:r>
-        <w:rPr>
-          <w:rFonts w:ascii="Bookman Old Style" w:eastAsia="Bookman Old Style" w:hAnsi="Bookman Old Style" w:cs="Bookman Old Style"/>
-          <w:sz w:val="24"/>
-          <w:szCs w:val="24"/>
-          <w:lang w:val="en"/>
-        </w:rPr>
-        <w:t>menyerahkan</w:t>
-      </w:r>
-      <w:proofErr w:type="spellEnd"/>
-      <w:r>
-        <w:rPr>
-          <w:rFonts w:ascii="Bookman Old Style" w:eastAsia="Bookman Old Style" w:hAnsi="Bookman Old Style" w:cs="Bookman Old Style"/>
-          <w:sz w:val="24"/>
-          <w:szCs w:val="24"/>
-          <w:lang w:val="en"/>
-        </w:rPr>
-        <w:t xml:space="preserve"> </w:t>
-      </w:r>
-      <w:proofErr w:type="spellStart"/>
-      <w:r>
-        <w:rPr>
-          <w:rFonts w:ascii="Bookman Old Style" w:eastAsia="Bookman Old Style" w:hAnsi="Bookman Old Style" w:cs="Bookman Old Style"/>
-          <w:sz w:val="24"/>
-          <w:szCs w:val="24"/>
-          <w:lang w:val="en"/>
-        </w:rPr>
-        <w:t>seluruh</w:t>
-      </w:r>
-      <w:proofErr w:type="spellEnd"/>
-      <w:r>
-        <w:rPr>
-          <w:rFonts w:ascii="Bookman Old Style" w:eastAsia="Bookman Old Style" w:hAnsi="Bookman Old Style" w:cs="Bookman Old Style"/>
-          <w:sz w:val="24"/>
-          <w:szCs w:val="24"/>
-          <w:lang w:val="en"/>
-        </w:rPr>
-        <w:t xml:space="preserve"> </w:t>
-      </w:r>
-      <w:proofErr w:type="spellStart"/>
-      <w:r>
-        <w:rPr>
-          <w:rFonts w:ascii="Bookman Old Style" w:eastAsia="Bookman Old Style" w:hAnsi="Bookman Old Style" w:cs="Bookman Old Style"/>
-          <w:sz w:val="24"/>
-          <w:szCs w:val="24"/>
-          <w:lang w:val="en"/>
-        </w:rPr>
-        <w:t>hasil</w:t>
-      </w:r>
-      <w:proofErr w:type="spellEnd"/>
-      <w:r>
-        <w:rPr>
-          <w:rFonts w:ascii="Bookman Old Style" w:eastAsia="Bookman Old Style" w:hAnsi="Bookman Old Style" w:cs="Bookman Old Style"/>
-          <w:sz w:val="24"/>
-          <w:szCs w:val="24"/>
-          <w:lang w:val="en"/>
-        </w:rPr>
-        <w:t xml:space="preserve"> </w:t>
-      </w:r>
-      <w:proofErr w:type="spellStart"/>
-      <w:r>
-        <w:rPr>
-          <w:rFonts w:ascii="Bookman Old Style" w:eastAsia="Bookman Old Style" w:hAnsi="Bookman Old Style" w:cs="Bookman Old Style"/>
-          <w:sz w:val="24"/>
-          <w:szCs w:val="24"/>
-          <w:lang w:val="en"/>
-        </w:rPr>
-        <w:t>pekerjaan</w:t>
-      </w:r>
-      <w:proofErr w:type="spellEnd"/>
-      <w:r>
-        <w:rPr>
-          <w:rFonts w:ascii="Bookman Old Style" w:eastAsia="Bookman Old Style" w:hAnsi="Bookman Old Style" w:cs="Bookman Old Style"/>
-          <w:sz w:val="24"/>
-          <w:szCs w:val="24"/>
-          <w:lang w:val="en"/>
-        </w:rPr>
-        <w:t xml:space="preserve"> </w:t>
-      </w:r>
-      <w:proofErr w:type="spellStart"/>
-      <w:r>
-        <w:rPr>
-          <w:rFonts w:ascii="Bookman Old Style" w:eastAsia="Bookman Old Style" w:hAnsi="Bookman Old Style" w:cs="Bookman Old Style"/>
-          <w:sz w:val="24"/>
-          <w:szCs w:val="24"/>
-          <w:lang w:val="en"/>
-        </w:rPr>
-        <w:t>Pemeriksaan</w:t>
-      </w:r>
-      <w:proofErr w:type="spellEnd"/>
-      <w:r>
-        <w:rPr>
-          <w:rFonts w:ascii="Bookman Old Style" w:eastAsia="Bookman Old Style" w:hAnsi="Bookman Old Style" w:cs="Bookman Old Style"/>
-          <w:sz w:val="24"/>
-          <w:szCs w:val="24"/>
-          <w:lang w:val="en"/>
-        </w:rPr>
-        <w:t xml:space="preserve"> </w:t>
-      </w:r>
-      <w:proofErr w:type="spellStart"/>
-      <w:r>
-        <w:rPr>
-          <w:rFonts w:ascii="Bookman Old Style" w:eastAsia="Bookman Old Style" w:hAnsi="Bookman Old Style" w:cs="Bookman Old Style"/>
-          <w:sz w:val="24"/>
-          <w:szCs w:val="24"/>
-          <w:lang w:val="en"/>
-        </w:rPr>
-        <w:t>Pendataan</w:t>
-      </w:r>
-      <w:proofErr w:type="spellEnd"/>
-      <w:r>
-        <w:rPr>
-          <w:rFonts w:ascii="Bookman Old Style" w:eastAsia="Bookman Old Style" w:hAnsi="Bookman Old Style" w:cs="Bookman Old Style"/>
-          <w:sz w:val="24"/>
-          <w:szCs w:val="24"/>
-          <w:lang w:val="en"/>
-        </w:rPr>
-        <w:t xml:space="preserve"> Lapangan Sensus Ekonomi 2026 </w:t>
-      </w:r>
-      <w:proofErr w:type="spellStart"/>
-      <w:r>
-        <w:rPr>
-          <w:rFonts w:ascii="Bookman Old Style" w:eastAsia="Bookman Old Style" w:hAnsi="Bookman Old Style" w:cs="Bookman Old Style"/>
-          <w:sz w:val="24"/>
-          <w:szCs w:val="24"/>
-          <w:lang w:val="en"/>
-        </w:rPr>
-        <w:t>kepada</w:t>
-      </w:r>
-      <w:proofErr w:type="spellEnd"/>
-      <w:r>
-        <w:rPr>
-          <w:rFonts w:ascii="Bookman Old Style" w:eastAsia="Bookman Old Style" w:hAnsi="Bookman Old Style" w:cs="Bookman Old Style"/>
-          <w:sz w:val="24"/>
-          <w:szCs w:val="24"/>
-          <w:lang w:val="en"/>
-        </w:rPr>
-        <w:t xml:space="preserve"> </w:t>
+        <w:t xml:space="preserve"> menyerahkan seluruh hasil pekerjaan Pemeriksaan Pendataan Lapangan Sensus Ekonomi 2026 kepada </w:t>
       </w:r>
       <w:r>
         <w:rPr>
@@ -11153,167 +7492,7 @@
           <w:szCs w:val="24"/>
           <w:lang w:val="en"/>
         </w:rPr>
-        <w:t xml:space="preserve"> </w:t>
-      </w:r>
-      <w:proofErr w:type="spellStart"/>
-      <w:r>
-        <w:rPr>
-          <w:rFonts w:ascii="Bookman Old Style" w:eastAsia="Bookman Old Style" w:hAnsi="Bookman Old Style" w:cs="Bookman Old Style"/>
-          <w:sz w:val="24"/>
-          <w:szCs w:val="24"/>
-          <w:lang w:val="en"/>
-        </w:rPr>
-        <w:t>menerima</w:t>
-      </w:r>
-      <w:proofErr w:type="spellEnd"/>
-      <w:r>
-        <w:rPr>
-          <w:rFonts w:ascii="Bookman Old Style" w:eastAsia="Bookman Old Style" w:hAnsi="Bookman Old Style" w:cs="Bookman Old Style"/>
-          <w:sz w:val="24"/>
-          <w:szCs w:val="24"/>
-          <w:lang w:val="en"/>
-        </w:rPr>
-        <w:t xml:space="preserve"> </w:t>
-      </w:r>
-      <w:proofErr w:type="spellStart"/>
-      <w:r>
-        <w:rPr>
-          <w:rFonts w:ascii="Bookman Old Style" w:eastAsia="Bookman Old Style" w:hAnsi="Bookman Old Style" w:cs="Bookman Old Style"/>
-          <w:sz w:val="24"/>
-          <w:szCs w:val="24"/>
-          <w:lang w:val="en"/>
-        </w:rPr>
-        <w:t>hasil</w:t>
-      </w:r>
-      <w:proofErr w:type="spellEnd"/>
-      <w:r>
-        <w:rPr>
-          <w:rFonts w:ascii="Bookman Old Style" w:eastAsia="Bookman Old Style" w:hAnsi="Bookman Old Style" w:cs="Bookman Old Style"/>
-          <w:sz w:val="24"/>
-          <w:szCs w:val="24"/>
-          <w:lang w:val="en"/>
-        </w:rPr>
-        <w:t xml:space="preserve"> </w:t>
-      </w:r>
-      <w:proofErr w:type="spellStart"/>
-      <w:r>
-        <w:rPr>
-          <w:rFonts w:ascii="Bookman Old Style" w:eastAsia="Bookman Old Style" w:hAnsi="Bookman Old Style" w:cs="Bookman Old Style"/>
-          <w:sz w:val="24"/>
-          <w:szCs w:val="24"/>
-          <w:lang w:val="en"/>
-        </w:rPr>
-        <w:t>pekerjaan</w:t>
-      </w:r>
-      <w:proofErr w:type="spellEnd"/>
-      <w:r>
-        <w:rPr>
-          <w:rFonts w:ascii="Bookman Old Style" w:eastAsia="Bookman Old Style" w:hAnsi="Bookman Old Style" w:cs="Bookman Old Style"/>
-          <w:sz w:val="24"/>
-          <w:szCs w:val="24"/>
-          <w:lang w:val="en"/>
-        </w:rPr>
-        <w:t xml:space="preserve"> </w:t>
-      </w:r>
-      <w:proofErr w:type="spellStart"/>
-      <w:r>
-        <w:rPr>
-          <w:rFonts w:ascii="Bookman Old Style" w:eastAsia="Bookman Old Style" w:hAnsi="Bookman Old Style" w:cs="Bookman Old Style"/>
-          <w:sz w:val="24"/>
-          <w:szCs w:val="24"/>
-          <w:lang w:val="en"/>
-        </w:rPr>
-        <w:t>tersebut</w:t>
-      </w:r>
-      <w:proofErr w:type="spellEnd"/>
-      <w:r>
-        <w:rPr>
-          <w:rFonts w:ascii="Bookman Old Style" w:eastAsia="Bookman Old Style" w:hAnsi="Bookman Old Style" w:cs="Bookman Old Style"/>
-          <w:sz w:val="24"/>
-          <w:szCs w:val="24"/>
-          <w:lang w:val="en"/>
-        </w:rPr>
-        <w:t xml:space="preserve"> yang </w:t>
-      </w:r>
-      <w:proofErr w:type="spellStart"/>
-      <w:r>
-        <w:rPr>
-          <w:rFonts w:ascii="Bookman Old Style" w:eastAsia="Bookman Old Style" w:hAnsi="Bookman Old Style" w:cs="Bookman Old Style"/>
-          <w:sz w:val="24"/>
-          <w:szCs w:val="24"/>
-          <w:lang w:val="en"/>
-        </w:rPr>
-        <w:t>telah</w:t>
-      </w:r>
-      <w:proofErr w:type="spellEnd"/>
-      <w:r>
-        <w:rPr>
-          <w:rFonts w:ascii="Bookman Old Style" w:eastAsia="Bookman Old Style" w:hAnsi="Bookman Old Style" w:cs="Bookman Old Style"/>
-          <w:sz w:val="24"/>
-          <w:szCs w:val="24"/>
-          <w:lang w:val="en"/>
-        </w:rPr>
-        <w:t xml:space="preserve"> </w:t>
-      </w:r>
-      <w:proofErr w:type="spellStart"/>
-      <w:r>
-        <w:rPr>
-          <w:rFonts w:ascii="Bookman Old Style" w:eastAsia="Bookman Old Style" w:hAnsi="Bookman Old Style" w:cs="Bookman Old Style"/>
-          <w:sz w:val="24"/>
-          <w:szCs w:val="24"/>
-          <w:lang w:val="en"/>
-        </w:rPr>
-        <w:t>sesuai</w:t>
-      </w:r>
-      <w:proofErr w:type="spellEnd"/>
-      <w:r>
-        <w:rPr>
-          <w:rFonts w:ascii="Bookman Old Style" w:eastAsia="Bookman Old Style" w:hAnsi="Bookman Old Style" w:cs="Bookman Old Style"/>
-          <w:sz w:val="24"/>
-          <w:szCs w:val="24"/>
-          <w:lang w:val="en"/>
-        </w:rPr>
-        <w:t xml:space="preserve"> </w:t>
-      </w:r>
-      <w:proofErr w:type="spellStart"/>
-      <w:r>
-        <w:rPr>
-          <w:rFonts w:ascii="Bookman Old Style" w:eastAsia="Bookman Old Style" w:hAnsi="Bookman Old Style" w:cs="Bookman Old Style"/>
-          <w:sz w:val="24"/>
-          <w:szCs w:val="24"/>
-          <w:lang w:val="en"/>
-        </w:rPr>
-        <w:t>dengan</w:t>
-      </w:r>
-      <w:proofErr w:type="spellEnd"/>
-      <w:r>
-        <w:rPr>
-          <w:rFonts w:ascii="Bookman Old Style" w:eastAsia="Bookman Old Style" w:hAnsi="Bookman Old Style" w:cs="Bookman Old Style"/>
-          <w:sz w:val="24"/>
-          <w:szCs w:val="24"/>
-          <w:lang w:val="en"/>
-        </w:rPr>
-        <w:t xml:space="preserve"> </w:t>
-      </w:r>
-      <w:proofErr w:type="spellStart"/>
-      <w:r>
-        <w:rPr>
-          <w:rFonts w:ascii="Bookman Old Style" w:eastAsia="Bookman Old Style" w:hAnsi="Bookman Old Style" w:cs="Bookman Old Style"/>
-          <w:sz w:val="24"/>
-          <w:szCs w:val="24"/>
-          <w:lang w:val="en"/>
-        </w:rPr>
-        <w:t>seharusnya</w:t>
-      </w:r>
-      <w:proofErr w:type="spellEnd"/>
-      <w:r>
-        <w:rPr>
-          <w:rFonts w:ascii="Bookman Old Style" w:eastAsia="Bookman Old Style" w:hAnsi="Bookman Old Style" w:cs="Bookman Old Style"/>
-          <w:sz w:val="24"/>
-          <w:szCs w:val="24"/>
-          <w:lang w:val="en"/>
-        </w:rPr>
-        <w:t>;</w:t>
+        <w:t xml:space="preserve"> menerima hasil pekerjaan tersebut yang telah sesuai dengan seharusnya;</w:t>
       </w:r>
     </w:p>
     <w:p>
@@ -11341,7 +7520,6 @@
           <w:lang w:val="en"/>
         </w:rPr>
       </w:pPr>
-      <w:proofErr w:type="spellStart"/>
       <w:r>
         <w:rPr>
           <w:rFonts w:ascii="Bookman Old Style" w:eastAsia="Bookman Old Style" w:hAnsi="Bookman Old Style" w:cs="Bookman Old Style"/>
@@ -11349,9 +7527,8 @@
           <w:szCs w:val="24"/>
           <w:lang w:val="en"/>
         </w:rPr>
-        <w:t>Pekerjaan</w:t>
-      </w:r>
-      <w:proofErr w:type="spellEnd"/>
+        <w:t xml:space="preserve">Pekerjaan Pemeriksaan Pendataan Lapangan Sensus Ekonomi 2026 sebagaimana dimaksud dalam angka 3, berupa dokumen pemeriksaan hasil Pendataan Lapangan Sensus Ekonomi 2026, sejumlah </w:t>
+      </w:r>
       <w:r>
         <w:rPr>
           <w:rFonts w:ascii="Bookman Old Style" w:eastAsia="Bookman Old Style" w:hAnsi="Bookman Old Style" w:cs="Bookman Old Style"/>
@@ -11359,352 +7536,17 @@
           <w:szCs w:val="24"/>
           <w:lang w:val="en"/>
         </w:rPr>
-        <w:t xml:space="preserve"> </w:t>
-      </w:r>
-      <w:proofErr w:type="spellStart"/>
-      <w:r>
-        <w:rPr>
-          <w:rFonts w:ascii="Bookman Old Style" w:eastAsia="Bookman Old Style" w:hAnsi="Bookman Old Style" w:cs="Bookman Old Style"/>
+        <w:t>{sls_ongoing}</w:t>
+      </w:r>
+      <w:r>
+        <w:rPr>
+          <w:rFonts w:ascii="Bookman Old Style" w:eastAsia="Bookman Old Style" w:hAnsi="Bookman Old Style" w:cs="Bookman Old Style"/>
+          <w:color w:val="000000" w:themeColor="text1"/>
           <w:sz w:val="24"/>
           <w:szCs w:val="24"/>
           <w:lang w:val="en"/>
         </w:rPr>
-        <w:t>Pemeriksaan</w:t>
-      </w:r>
-      <w:proofErr w:type="spellEnd"/>
-      <w:r>
-        <w:rPr>
-          <w:rFonts w:ascii="Bookman Old Style" w:eastAsia="Bookman Old Style" w:hAnsi="Bookman Old Style" w:cs="Bookman Old Style"/>
-          <w:sz w:val="24"/>
-          <w:szCs w:val="24"/>
-          <w:lang w:val="en"/>
-        </w:rPr>
-        <w:t xml:space="preserve"> </w:t>
-      </w:r>
-      <w:proofErr w:type="spellStart"/>
-      <w:r>
-        <w:rPr>
-          <w:rFonts w:ascii="Bookman Old Style" w:eastAsia="Bookman Old Style" w:hAnsi="Bookman Old Style" w:cs="Bookman Old Style"/>
-          <w:sz w:val="24"/>
-          <w:szCs w:val="24"/>
-          <w:lang w:val="en"/>
-        </w:rPr>
-        <w:t>Pendataan</w:t>
-      </w:r>
-      <w:proofErr w:type="spellEnd"/>
-      <w:r>
-        <w:rPr>
-          <w:rFonts w:ascii="Bookman Old Style" w:eastAsia="Bookman Old Style" w:hAnsi="Bookman Old Style" w:cs="Bookman Old Style"/>
-          <w:sz w:val="24"/>
-          <w:szCs w:val="24"/>
-          <w:lang w:val="en"/>
-        </w:rPr>
-        <w:t xml:space="preserve"> Lapangan Sensus Ekonomi 2026 </w:t>
-      </w:r>
-      <w:proofErr w:type="spellStart"/>
-      <w:r>
-        <w:rPr>
-          <w:rFonts w:ascii="Bookman Old Style" w:eastAsia="Bookman Old Style" w:hAnsi="Bookman Old Style" w:cs="Bookman Old Style"/>
-          <w:sz w:val="24"/>
-          <w:szCs w:val="24"/>
-          <w:lang w:val="en"/>
-        </w:rPr>
-        <w:t>sebagaimana</w:t>
-      </w:r>
-      <w:proofErr w:type="spellEnd"/>
-      <w:r>
-        <w:rPr>
-          <w:rFonts w:ascii="Bookman Old Style" w:eastAsia="Bookman Old Style" w:hAnsi="Bookman Old Style" w:cs="Bookman Old Style"/>
-          <w:sz w:val="24"/>
-          <w:szCs w:val="24"/>
-          <w:lang w:val="en"/>
-        </w:rPr>
-        <w:t xml:space="preserve"> </w:t>
-      </w:r>
-      <w:proofErr w:type="spellStart"/>
-      <w:r>
-        <w:rPr>
-          <w:rFonts w:ascii="Bookman Old Style" w:eastAsia="Bookman Old Style" w:hAnsi="Bookman Old Style" w:cs="Bookman Old Style"/>
-          <w:sz w:val="24"/>
-          <w:szCs w:val="24"/>
-          <w:lang w:val="en"/>
-        </w:rPr>
-        <w:t>dimaksud</w:t>
-      </w:r>
-      <w:proofErr w:type="spellEnd"/>
-      <w:r>
-        <w:rPr>
-          <w:rFonts w:ascii="Bookman Old Style" w:eastAsia="Bookman Old Style" w:hAnsi="Bookman Old Style" w:cs="Bookman Old Style"/>
-          <w:sz w:val="24"/>
-          <w:szCs w:val="24"/>
-          <w:lang w:val="en"/>
-        </w:rPr>
-        <w:t xml:space="preserve"> </w:t>
-      </w:r>
-      <w:proofErr w:type="spellStart"/>
-      <w:r>
-        <w:rPr>
-          <w:rFonts w:ascii="Bookman Old Style" w:eastAsia="Bookman Old Style" w:hAnsi="Bookman Old Style" w:cs="Bookman Old Style"/>
-          <w:sz w:val="24"/>
-          <w:szCs w:val="24"/>
-          <w:lang w:val="en"/>
-        </w:rPr>
-        <w:t>dalam</w:t>
-      </w:r>
-      <w:proofErr w:type="spellEnd"/>
-      <w:r>
-        <w:rPr>
-          <w:rFonts w:ascii="Bookman Old Style" w:eastAsia="Bookman Old Style" w:hAnsi="Bookman Old Style" w:cs="Bookman Old Style"/>
-          <w:sz w:val="24"/>
-          <w:szCs w:val="24"/>
-          <w:lang w:val="en"/>
-        </w:rPr>
-        <w:t xml:space="preserve"> </w:t>
-      </w:r>
-      <w:proofErr w:type="spellStart"/>
-      <w:r>
-        <w:rPr>
-          <w:rFonts w:ascii="Bookman Old Style" w:eastAsia="Bookman Old Style" w:hAnsi="Bookman Old Style" w:cs="Bookman Old Style"/>
-          <w:sz w:val="24"/>
-          <w:szCs w:val="24"/>
-          <w:lang w:val="en"/>
-        </w:rPr>
-        <w:t>angka</w:t>
-      </w:r>
-      <w:proofErr w:type="spellEnd"/>
-      <w:r>
-        <w:rPr>
-          <w:rFonts w:ascii="Bookman Old Style" w:eastAsia="Bookman Old Style" w:hAnsi="Bookman Old Style" w:cs="Bookman Old Style"/>
-          <w:sz w:val="24"/>
-          <w:szCs w:val="24"/>
-          <w:lang w:val="en"/>
-        </w:rPr>
-        <w:t xml:space="preserve"> 3, </w:t>
-      </w:r>
-      <w:proofErr w:type="spellStart"/>
-      <w:r>
-        <w:rPr>
-          <w:rFonts w:ascii="Bookman Old Style" w:eastAsia="Bookman Old Style" w:hAnsi="Bookman Old Style" w:cs="Bookman Old Style"/>
-          <w:sz w:val="24"/>
-          <w:szCs w:val="24"/>
-          <w:lang w:val="en"/>
-        </w:rPr>
-        <w:t>berupa</w:t>
-      </w:r>
-      <w:proofErr w:type="spellEnd"/>
-      <w:r>
-        <w:rPr>
-          <w:rFonts w:ascii="Bookman Old Style" w:eastAsia="Bookman Old Style" w:hAnsi="Bookman Old Style" w:cs="Bookman Old Style"/>
-          <w:sz w:val="24"/>
-          <w:szCs w:val="24"/>
-          <w:lang w:val="en"/>
-        </w:rPr>
-        <w:t xml:space="preserve"> </w:t>
-      </w:r>
-      <w:proofErr w:type="spellStart"/>
-      <w:r>
-        <w:rPr>
-          <w:rFonts w:ascii="Bookman Old Style" w:eastAsia="Bookman Old Style" w:hAnsi="Bookman Old Style" w:cs="Bookman Old Style"/>
-          <w:sz w:val="24"/>
-          <w:szCs w:val="24"/>
-          <w:lang w:val="en"/>
-        </w:rPr>
-        <w:t>dokumen</w:t>
-      </w:r>
-      <w:proofErr w:type="spellEnd"/>
-      <w:r>
-        <w:rPr>
-          <w:rFonts w:ascii="Bookman Old Style" w:eastAsia="Bookman Old Style" w:hAnsi="Bookman Old Style" w:cs="Bookman Old Style"/>
-          <w:sz w:val="24"/>
-          <w:szCs w:val="24"/>
-          <w:lang w:val="en"/>
-        </w:rPr>
-        <w:t xml:space="preserve"> </w:t>
-      </w:r>
-      <w:proofErr w:type="spellStart"/>
-      <w:r>
-        <w:rPr>
-          <w:rFonts w:ascii="Bookman Old Style" w:eastAsia="Bookman Old Style" w:hAnsi="Bookman Old Style" w:cs="Bookman Old Style"/>
-          <w:sz w:val="24"/>
-          <w:szCs w:val="24"/>
-          <w:lang w:val="en"/>
-        </w:rPr>
-        <w:t>pemeriksaan</w:t>
-      </w:r>
-      <w:proofErr w:type="spellEnd"/>
-      <w:r>
-        <w:rPr>
-          <w:rFonts w:ascii="Bookman Old Style" w:eastAsia="Bookman Old Style" w:hAnsi="Bookman Old Style" w:cs="Bookman Old Style"/>
-          <w:sz w:val="24"/>
-          <w:szCs w:val="24"/>
-          <w:lang w:val="en"/>
-        </w:rPr>
-        <w:t xml:space="preserve"> </w:t>
-      </w:r>
-      <w:proofErr w:type="spellStart"/>
-      <w:r>
-        <w:rPr>
-          <w:rFonts w:ascii="Bookman Old Style" w:eastAsia="Bookman Old Style" w:hAnsi="Bookman Old Style" w:cs="Bookman Old Style"/>
-          <w:sz w:val="24"/>
-          <w:szCs w:val="24"/>
-          <w:lang w:val="en"/>
-        </w:rPr>
-        <w:t>hasil</w:t>
-      </w:r>
-      <w:proofErr w:type="spellEnd"/>
-      <w:r>
-        <w:rPr>
-          <w:rFonts w:ascii="Bookman Old Style" w:eastAsia="Bookman Old Style" w:hAnsi="Bookman Old Style" w:cs="Bookman Old Style"/>
-          <w:sz w:val="24"/>
-          <w:szCs w:val="24"/>
-          <w:lang w:val="en"/>
-        </w:rPr>
-        <w:t xml:space="preserve"> </w:t>
-      </w:r>
-      <w:proofErr w:type="spellStart"/>
-      <w:r>
-        <w:rPr>
-          <w:rFonts w:ascii="Bookman Old Style" w:eastAsia="Bookman Old Style" w:hAnsi="Bookman Old Style" w:cs="Bookman Old Style"/>
-          <w:sz w:val="24"/>
-          <w:szCs w:val="24"/>
-          <w:lang w:val="en"/>
-        </w:rPr>
-        <w:t>Pendataan</w:t>
-      </w:r>
-      <w:proofErr w:type="spellEnd"/>
-      <w:r>
-        <w:rPr>
-          <w:rFonts w:ascii="Bookman Old Style" w:eastAsia="Bookman Old Style" w:hAnsi="Bookman Old Style" w:cs="Bookman Old Style"/>
-          <w:sz w:val="24"/>
-          <w:szCs w:val="24"/>
-          <w:lang w:val="en"/>
-        </w:rPr>
-        <w:t xml:space="preserve"> Lapangan Sensus Ekonomi 2026, </w:t>
-      </w:r>
-      <w:proofErr w:type="spellStart"/>
-      <w:r>
-        <w:rPr>
-          <w:rFonts w:ascii="Bookman Old Style" w:eastAsia="Bookman Old Style" w:hAnsi="Bookman Old Style" w:cs="Bookman Old Style"/>
-          <w:sz w:val="24"/>
-          <w:szCs w:val="24"/>
-          <w:lang w:val="en"/>
-        </w:rPr>
-        <w:t>sejumlah</w:t>
-      </w:r>
-      <w:proofErr w:type="spellEnd"/>
-      <w:r>
-        <w:rPr>
-          <w:rFonts w:ascii="Bookman Old Style" w:eastAsia="Bookman Old Style" w:hAnsi="Bookman Old Style" w:cs="Bookman Old Style"/>
-          <w:sz w:val="24"/>
-          <w:szCs w:val="24"/>
-          <w:lang w:val="en"/>
-        </w:rPr>
-        <w:t xml:space="preserve"> </w:t>
-      </w:r>
-      <w:r>
-        <w:rPr>
-          <w:rFonts w:ascii="Bookman Old Style" w:eastAsia="Bookman Old Style" w:hAnsi="Bookman Old Style" w:cs="Bookman Old Style"/>
-          <w:sz w:val="24"/>
-          <w:szCs w:val="24"/>
-          <w:lang w:val="en"/>
-        </w:rPr>
-        <w:t>{</w:t>
-      </w:r>
-      <w:proofErr w:type="spellStart"/>
-      <w:r>
-        <w:rPr>
-          <w:rFonts w:ascii="Bookman Old Style" w:eastAsia="Bookman Old Style" w:hAnsi="Bookman Old Style" w:cs="Bookman Old Style"/>
-          <w:sz w:val="24"/>
-          <w:szCs w:val="24"/>
-          <w:lang w:val="en"/>
-        </w:rPr>
-        <w:t>sls_ongoing</w:t>
-      </w:r>
-      <w:proofErr w:type="spellEnd"/>
-      <w:r>
-        <w:rPr>
-          <w:rFonts w:ascii="Bookman Old Style" w:eastAsia="Bookman Old Style" w:hAnsi="Bookman Old Style" w:cs="Bookman Old Style"/>
-          <w:sz w:val="24"/>
-          <w:szCs w:val="24"/>
-          <w:lang w:val="en"/>
-        </w:rPr>
-        <w:t>}</w:t>
-      </w:r>
-      <w:r>
-        <w:rPr>
-          <w:rFonts w:ascii="Bookman Old Style" w:eastAsia="Bookman Old Style" w:hAnsi="Bookman Old Style" w:cs="Bookman Old Style"/>
-          <w:color w:val="000000" w:themeColor="text1"/>
-          <w:sz w:val="24"/>
-          <w:szCs w:val="24"/>
-          <w:lang w:val="en"/>
-        </w:rPr>
-        <w:t xml:space="preserve"> SLS/Sub-SLS dan/</w:t>
-      </w:r>
-      <w:proofErr w:type="spellStart"/>
-      <w:r>
-        <w:rPr>
-          <w:rFonts w:ascii="Bookman Old Style" w:eastAsia="Bookman Old Style" w:hAnsi="Bookman Old Style" w:cs="Bookman Old Style"/>
-          <w:color w:val="000000" w:themeColor="text1"/>
-          <w:sz w:val="24"/>
-          <w:szCs w:val="24"/>
-          <w:lang w:val="en"/>
-        </w:rPr>
-        <w:t>atau</w:t>
-      </w:r>
-      <w:proofErr w:type="spellEnd"/>
-      <w:r>
-        <w:rPr>
-          <w:rFonts w:ascii="Bookman Old Style" w:eastAsia="Bookman Old Style" w:hAnsi="Bookman Old Style" w:cs="Bookman Old Style"/>
-          <w:color w:val="000000" w:themeColor="text1"/>
-          <w:sz w:val="24"/>
-          <w:szCs w:val="24"/>
-          <w:lang w:val="en"/>
-        </w:rPr>
-        <w:t xml:space="preserve"> </w:t>
-      </w:r>
-      <w:proofErr w:type="spellStart"/>
-      <w:r>
-        <w:rPr>
-          <w:rFonts w:ascii="Bookman Old Style" w:eastAsia="Bookman Old Style" w:hAnsi="Bookman Old Style" w:cs="Bookman Old Style"/>
-          <w:color w:val="000000" w:themeColor="text1"/>
-          <w:sz w:val="24"/>
-          <w:szCs w:val="24"/>
-          <w:lang w:val="en"/>
-        </w:rPr>
-        <w:t>usaha</w:t>
-      </w:r>
-      <w:proofErr w:type="spellEnd"/>
-      <w:r>
-        <w:rPr>
-          <w:rFonts w:ascii="Bookman Old Style" w:eastAsia="Bookman Old Style" w:hAnsi="Bookman Old Style" w:cs="Bookman Old Style"/>
-          <w:color w:val="000000" w:themeColor="text1"/>
-          <w:sz w:val="24"/>
-          <w:szCs w:val="24"/>
-          <w:lang w:val="en"/>
-        </w:rPr>
-        <w:t xml:space="preserve"> </w:t>
-      </w:r>
-      <w:proofErr w:type="spellStart"/>
-      <w:r>
-        <w:rPr>
-          <w:rFonts w:ascii="Bookman Old Style" w:eastAsia="Bookman Old Style" w:hAnsi="Bookman Old Style" w:cs="Bookman Old Style"/>
-          <w:color w:val="000000" w:themeColor="text1"/>
-          <w:sz w:val="24"/>
-          <w:szCs w:val="24"/>
-          <w:lang w:val="en"/>
-        </w:rPr>
-        <w:t>besar</w:t>
-      </w:r>
-      <w:proofErr w:type="spellEnd"/>
-      <w:r>
-        <w:rPr>
-          <w:rFonts w:ascii="Bookman Old Style" w:eastAsia="Bookman Old Style" w:hAnsi="Bookman Old Style" w:cs="Bookman Old Style"/>
-          <w:color w:val="000000" w:themeColor="text1"/>
-          <w:sz w:val="24"/>
-          <w:szCs w:val="24"/>
-          <w:lang w:val="en"/>
-        </w:rPr>
-        <w:t>.</w:t>
+        <w:t xml:space="preserve"> SLS/Sub-SLS dan/atau usaha besar.</w:t>
       </w:r>
     </w:p>
     <w:p>
@@ -11731,7 +7573,6 @@
           <w:lang w:val="en"/>
         </w:rPr>
       </w:pPr>
-      <w:proofErr w:type="spellStart"/>
       <w:r>
         <w:rPr>
           <w:rFonts w:ascii="Bookman Old Style" w:eastAsia="Bookman Old Style" w:hAnsi="Bookman Old Style" w:cs="Bookman Old Style"/>
@@ -11740,415 +7581,16 @@
           <w:szCs w:val="24"/>
           <w:lang w:val="en"/>
         </w:rPr>
-        <w:t>Pekerjaaan</w:t>
-      </w:r>
-      <w:proofErr w:type="spellEnd"/>
-      <w:r>
-        <w:rPr>
-          <w:rFonts w:ascii="Bookman Old Style" w:eastAsia="Bookman Old Style" w:hAnsi="Bookman Old Style" w:cs="Bookman Old Style"/>
-          <w:color w:val="000000" w:themeColor="text1"/>
+        <w:t xml:space="preserve">Pekerjaaan pemeriksaan sebagaimana dimaksud pada angka </w:t>
+      </w:r>
+      <w:r>
+        <w:rPr>
+          <w:rFonts w:ascii="Bookman Old Style" w:eastAsia="Bookman Old Style" w:hAnsi="Bookman Old Style" w:cs="Bookman Old Style"/>
           <w:sz w:val="24"/>
           <w:szCs w:val="24"/>
           <w:lang w:val="en"/>
         </w:rPr>
-        <w:t xml:space="preserve"> </w:t>
-      </w:r>
-      <w:proofErr w:type="spellStart"/>
-      <w:r>
-        <w:rPr>
-          <w:rFonts w:ascii="Bookman Old Style" w:eastAsia="Bookman Old Style" w:hAnsi="Bookman Old Style" w:cs="Bookman Old Style"/>
-          <w:color w:val="000000" w:themeColor="text1"/>
-          <w:sz w:val="24"/>
-          <w:szCs w:val="24"/>
-          <w:lang w:val="en"/>
-        </w:rPr>
-        <w:t>pemeriksaan</w:t>
-      </w:r>
-      <w:proofErr w:type="spellEnd"/>
-      <w:r>
-        <w:rPr>
-          <w:rFonts w:ascii="Bookman Old Style" w:eastAsia="Bookman Old Style" w:hAnsi="Bookman Old Style" w:cs="Bookman Old Style"/>
-          <w:color w:val="000000" w:themeColor="text1"/>
-          <w:sz w:val="24"/>
-          <w:szCs w:val="24"/>
-          <w:lang w:val="en"/>
-        </w:rPr>
-        <w:t xml:space="preserve"> </w:t>
-      </w:r>
-      <w:proofErr w:type="spellStart"/>
-      <w:r>
-        <w:rPr>
-          <w:rFonts w:ascii="Bookman Old Style" w:eastAsia="Bookman Old Style" w:hAnsi="Bookman Old Style" w:cs="Bookman Old Style"/>
-          <w:color w:val="000000" w:themeColor="text1"/>
-          <w:sz w:val="24"/>
-          <w:szCs w:val="24"/>
-          <w:lang w:val="en"/>
-        </w:rPr>
-        <w:t>sebagaimana</w:t>
-      </w:r>
-      <w:proofErr w:type="spellEnd"/>
-      <w:r>
-        <w:rPr>
-          <w:rFonts w:ascii="Bookman Old Style" w:eastAsia="Bookman Old Style" w:hAnsi="Bookman Old Style" w:cs="Bookman Old Style"/>
-          <w:color w:val="000000" w:themeColor="text1"/>
-          <w:sz w:val="24"/>
-          <w:szCs w:val="24"/>
-          <w:lang w:val="en"/>
-        </w:rPr>
-        <w:t xml:space="preserve"> </w:t>
-      </w:r>
-      <w:proofErr w:type="spellStart"/>
-      <w:r>
-        <w:rPr>
-          <w:rFonts w:ascii="Bookman Old Style" w:eastAsia="Bookman Old Style" w:hAnsi="Bookman Old Style" w:cs="Bookman Old Style"/>
-          <w:color w:val="000000" w:themeColor="text1"/>
-          <w:sz w:val="24"/>
-          <w:szCs w:val="24"/>
-          <w:lang w:val="en"/>
-        </w:rPr>
-        <w:t>dimaksud</w:t>
-      </w:r>
-      <w:proofErr w:type="spellEnd"/>
-      <w:r>
-        <w:rPr>
-          <w:rFonts w:ascii="Bookman Old Style" w:eastAsia="Bookman Old Style" w:hAnsi="Bookman Old Style" w:cs="Bookman Old Style"/>
-          <w:color w:val="000000" w:themeColor="text1"/>
-          <w:sz w:val="24"/>
-          <w:szCs w:val="24"/>
-          <w:lang w:val="en"/>
-        </w:rPr>
-        <w:t xml:space="preserve"> pada </w:t>
-      </w:r>
-      <w:proofErr w:type="spellStart"/>
-      <w:r>
-        <w:rPr>
-          <w:rFonts w:ascii="Bookman Old Style" w:eastAsia="Bookman Old Style" w:hAnsi="Bookman Old Style" w:cs="Bookman Old Style"/>
-          <w:color w:val="000000" w:themeColor="text1"/>
-          <w:sz w:val="24"/>
-          <w:szCs w:val="24"/>
-          <w:lang w:val="en"/>
-        </w:rPr>
-        <w:t>angka</w:t>
-      </w:r>
-      <w:proofErr w:type="spellEnd"/>
-      <w:r>
-        <w:rPr>
-          <w:rFonts w:ascii="Bookman Old Style" w:eastAsia="Bookman Old Style" w:hAnsi="Bookman Old Style" w:cs="Bookman Old Style"/>
-          <w:color w:val="000000" w:themeColor="text1"/>
-          <w:sz w:val="24"/>
-          <w:szCs w:val="24"/>
-          <w:lang w:val="en"/>
-        </w:rPr>
-        <w:t xml:space="preserve"> </w:t>
-      </w:r>
-      <w:r>
-        <w:rPr>
-          <w:rFonts w:ascii="Bookman Old Style" w:eastAsia="Bookman Old Style" w:hAnsi="Bookman Old Style" w:cs="Bookman Old Style"/>
-          <w:sz w:val="24"/>
-          <w:szCs w:val="24"/>
-          <w:lang w:val="en"/>
-        </w:rPr>
-        <w:t xml:space="preserve">4 yang </w:t>
-      </w:r>
-      <w:proofErr w:type="spellStart"/>
-      <w:r>
-        <w:rPr>
-          <w:rFonts w:ascii="Bookman Old Style" w:eastAsia="Bookman Old Style" w:hAnsi="Bookman Old Style" w:cs="Bookman Old Style"/>
-          <w:sz w:val="24"/>
-          <w:szCs w:val="24"/>
-          <w:lang w:val="en"/>
-        </w:rPr>
-        <w:t>memerlukan</w:t>
-      </w:r>
-      <w:proofErr w:type="spellEnd"/>
-      <w:r>
-        <w:rPr>
-          <w:rFonts w:ascii="Bookman Old Style" w:eastAsia="Bookman Old Style" w:hAnsi="Bookman Old Style" w:cs="Bookman Old Style"/>
-          <w:sz w:val="24"/>
-          <w:szCs w:val="24"/>
-          <w:lang w:val="en"/>
-        </w:rPr>
-        <w:t xml:space="preserve"> </w:t>
-      </w:r>
-      <w:proofErr w:type="spellStart"/>
-      <w:r>
-        <w:rPr>
-          <w:rFonts w:ascii="Bookman Old Style" w:eastAsia="Bookman Old Style" w:hAnsi="Bookman Old Style" w:cs="Bookman Old Style"/>
-          <w:sz w:val="24"/>
-          <w:szCs w:val="24"/>
-          <w:lang w:val="en"/>
-        </w:rPr>
-        <w:t>pemeriksaan</w:t>
-      </w:r>
-      <w:proofErr w:type="spellEnd"/>
-      <w:r>
-        <w:rPr>
-          <w:rFonts w:ascii="Bookman Old Style" w:eastAsia="Bookman Old Style" w:hAnsi="Bookman Old Style" w:cs="Bookman Old Style"/>
-          <w:sz w:val="24"/>
-          <w:szCs w:val="24"/>
-          <w:lang w:val="en"/>
-        </w:rPr>
-        <w:t xml:space="preserve"> </w:t>
-      </w:r>
-      <w:proofErr w:type="spellStart"/>
-      <w:r>
-        <w:rPr>
-          <w:rFonts w:ascii="Bookman Old Style" w:eastAsia="Bookman Old Style" w:hAnsi="Bookman Old Style" w:cs="Bookman Old Style"/>
-          <w:sz w:val="24"/>
-          <w:szCs w:val="24"/>
-          <w:lang w:val="en"/>
-        </w:rPr>
-        <w:t>lanjutan</w:t>
-      </w:r>
-      <w:proofErr w:type="spellEnd"/>
-      <w:r>
-        <w:rPr>
-          <w:rFonts w:ascii="Bookman Old Style" w:eastAsia="Bookman Old Style" w:hAnsi="Bookman Old Style" w:cs="Bookman Old Style"/>
-          <w:sz w:val="24"/>
-          <w:szCs w:val="24"/>
-          <w:lang w:val="en"/>
-        </w:rPr>
-        <w:t xml:space="preserve">, </w:t>
-      </w:r>
-      <w:proofErr w:type="spellStart"/>
-      <w:r>
-        <w:rPr>
-          <w:rFonts w:ascii="Bookman Old Style" w:eastAsia="Bookman Old Style" w:hAnsi="Bookman Old Style" w:cs="Bookman Old Style"/>
-          <w:sz w:val="24"/>
-          <w:szCs w:val="24"/>
-          <w:lang w:val="en"/>
-        </w:rPr>
-        <w:t>akan</w:t>
-      </w:r>
-      <w:proofErr w:type="spellEnd"/>
-      <w:r>
-        <w:rPr>
-          <w:rFonts w:ascii="Bookman Old Style" w:eastAsia="Bookman Old Style" w:hAnsi="Bookman Old Style" w:cs="Bookman Old Style"/>
-          <w:sz w:val="24"/>
-          <w:szCs w:val="24"/>
-          <w:lang w:val="en"/>
-        </w:rPr>
-        <w:t xml:space="preserve"> </w:t>
-      </w:r>
-      <w:proofErr w:type="spellStart"/>
-      <w:r>
-        <w:rPr>
-          <w:rFonts w:ascii="Bookman Old Style" w:eastAsia="Bookman Old Style" w:hAnsi="Bookman Old Style" w:cs="Bookman Old Style"/>
-          <w:sz w:val="24"/>
-          <w:szCs w:val="24"/>
-          <w:lang w:val="en"/>
-        </w:rPr>
-        <w:t>dilakukan</w:t>
-      </w:r>
-      <w:proofErr w:type="spellEnd"/>
-      <w:r>
-        <w:rPr>
-          <w:rFonts w:ascii="Bookman Old Style" w:eastAsia="Bookman Old Style" w:hAnsi="Bookman Old Style" w:cs="Bookman Old Style"/>
-          <w:sz w:val="24"/>
-          <w:szCs w:val="24"/>
-          <w:lang w:val="en"/>
-        </w:rPr>
-        <w:t xml:space="preserve"> </w:t>
-      </w:r>
-      <w:proofErr w:type="spellStart"/>
-      <w:r>
-        <w:rPr>
-          <w:rFonts w:ascii="Bookman Old Style" w:eastAsia="Bookman Old Style" w:hAnsi="Bookman Old Style" w:cs="Bookman Old Style"/>
-          <w:sz w:val="24"/>
-          <w:szCs w:val="24"/>
-          <w:lang w:val="en"/>
-        </w:rPr>
-        <w:t>pengecekan</w:t>
-      </w:r>
-      <w:proofErr w:type="spellEnd"/>
-      <w:r>
-        <w:rPr>
-          <w:rFonts w:ascii="Bookman Old Style" w:eastAsia="Bookman Old Style" w:hAnsi="Bookman Old Style" w:cs="Bookman Old Style"/>
-          <w:sz w:val="24"/>
-          <w:szCs w:val="24"/>
-          <w:lang w:val="en"/>
-        </w:rPr>
-        <w:t xml:space="preserve">, </w:t>
-      </w:r>
-      <w:proofErr w:type="spellStart"/>
-      <w:r>
-        <w:rPr>
-          <w:rFonts w:ascii="Bookman Old Style" w:eastAsia="Bookman Old Style" w:hAnsi="Bookman Old Style" w:cs="Bookman Old Style"/>
-          <w:sz w:val="24"/>
-          <w:szCs w:val="24"/>
-          <w:lang w:val="en"/>
-        </w:rPr>
-        <w:t>perubahan</w:t>
-      </w:r>
-      <w:proofErr w:type="spellEnd"/>
-      <w:r>
-        <w:rPr>
-          <w:rFonts w:ascii="Bookman Old Style" w:eastAsia="Bookman Old Style" w:hAnsi="Bookman Old Style" w:cs="Bookman Old Style"/>
-          <w:sz w:val="24"/>
-          <w:szCs w:val="24"/>
-          <w:lang w:val="en"/>
-        </w:rPr>
-        <w:t>, dan/</w:t>
-      </w:r>
-      <w:proofErr w:type="spellStart"/>
-      <w:r>
-        <w:rPr>
-          <w:rFonts w:ascii="Bookman Old Style" w:eastAsia="Bookman Old Style" w:hAnsi="Bookman Old Style" w:cs="Bookman Old Style"/>
-          <w:sz w:val="24"/>
-          <w:szCs w:val="24"/>
-          <w:lang w:val="en"/>
-        </w:rPr>
-        <w:t>atau</w:t>
-      </w:r>
-      <w:proofErr w:type="spellEnd"/>
-      <w:r>
-        <w:rPr>
-          <w:rFonts w:ascii="Bookman Old Style" w:eastAsia="Bookman Old Style" w:hAnsi="Bookman Old Style" w:cs="Bookman Old Style"/>
-          <w:sz w:val="24"/>
-          <w:szCs w:val="24"/>
-          <w:lang w:val="en"/>
-        </w:rPr>
-        <w:t xml:space="preserve"> </w:t>
-      </w:r>
-      <w:proofErr w:type="spellStart"/>
-      <w:r>
-        <w:rPr>
-          <w:rFonts w:ascii="Bookman Old Style" w:eastAsia="Bookman Old Style" w:hAnsi="Bookman Old Style" w:cs="Bookman Old Style"/>
-          <w:sz w:val="24"/>
-          <w:szCs w:val="24"/>
-          <w:lang w:val="en"/>
-        </w:rPr>
-        <w:t>kunjungan</w:t>
-      </w:r>
-      <w:proofErr w:type="spellEnd"/>
-      <w:r>
-        <w:rPr>
-          <w:rFonts w:ascii="Bookman Old Style" w:eastAsia="Bookman Old Style" w:hAnsi="Bookman Old Style" w:cs="Bookman Old Style"/>
-          <w:sz w:val="24"/>
-          <w:szCs w:val="24"/>
-          <w:lang w:val="en"/>
-        </w:rPr>
-        <w:t xml:space="preserve"> </w:t>
-      </w:r>
-      <w:proofErr w:type="spellStart"/>
-      <w:r>
-        <w:rPr>
-          <w:rFonts w:ascii="Bookman Old Style" w:eastAsia="Bookman Old Style" w:hAnsi="Bookman Old Style" w:cs="Bookman Old Style"/>
-          <w:sz w:val="24"/>
-          <w:szCs w:val="24"/>
-          <w:lang w:val="en"/>
-        </w:rPr>
-        <w:t>kembali</w:t>
-      </w:r>
-      <w:proofErr w:type="spellEnd"/>
-      <w:r>
-        <w:rPr>
-          <w:rFonts w:ascii="Bookman Old Style" w:eastAsia="Bookman Old Style" w:hAnsi="Bookman Old Style" w:cs="Bookman Old Style"/>
-          <w:sz w:val="24"/>
-          <w:szCs w:val="24"/>
-          <w:lang w:val="en"/>
-        </w:rPr>
-        <w:t xml:space="preserve"> </w:t>
-      </w:r>
-      <w:proofErr w:type="spellStart"/>
-      <w:r>
-        <w:rPr>
-          <w:rFonts w:ascii="Bookman Old Style" w:eastAsia="Bookman Old Style" w:hAnsi="Bookman Old Style" w:cs="Bookman Old Style"/>
-          <w:sz w:val="24"/>
-          <w:szCs w:val="24"/>
-          <w:lang w:val="en"/>
-        </w:rPr>
-        <w:t>ke</w:t>
-      </w:r>
-      <w:proofErr w:type="spellEnd"/>
-      <w:r>
-        <w:rPr>
-          <w:rFonts w:ascii="Bookman Old Style" w:eastAsia="Bookman Old Style" w:hAnsi="Bookman Old Style" w:cs="Bookman Old Style"/>
-          <w:sz w:val="24"/>
-          <w:szCs w:val="24"/>
-          <w:lang w:val="en"/>
-        </w:rPr>
-        <w:t xml:space="preserve"> </w:t>
-      </w:r>
-      <w:proofErr w:type="spellStart"/>
-      <w:r>
-        <w:rPr>
-          <w:rFonts w:ascii="Bookman Old Style" w:eastAsia="Bookman Old Style" w:hAnsi="Bookman Old Style" w:cs="Bookman Old Style"/>
-          <w:sz w:val="24"/>
-          <w:szCs w:val="24"/>
-          <w:lang w:val="en"/>
-        </w:rPr>
-        <w:t>lapangan</w:t>
-      </w:r>
-      <w:proofErr w:type="spellEnd"/>
-      <w:r>
-        <w:rPr>
-          <w:rFonts w:ascii="Bookman Old Style" w:eastAsia="Bookman Old Style" w:hAnsi="Bookman Old Style" w:cs="Bookman Old Style"/>
-          <w:sz w:val="24"/>
-          <w:szCs w:val="24"/>
-          <w:lang w:val="en"/>
-        </w:rPr>
-        <w:t xml:space="preserve"> </w:t>
-      </w:r>
-      <w:proofErr w:type="spellStart"/>
-      <w:r>
-        <w:rPr>
-          <w:rFonts w:ascii="Bookman Old Style" w:eastAsia="Bookman Old Style" w:hAnsi="Bookman Old Style" w:cs="Bookman Old Style"/>
-          <w:sz w:val="24"/>
-          <w:szCs w:val="24"/>
-          <w:lang w:val="en"/>
-        </w:rPr>
-        <w:t>merujuk</w:t>
-      </w:r>
-      <w:proofErr w:type="spellEnd"/>
-      <w:r>
-        <w:rPr>
-          <w:rFonts w:ascii="Bookman Old Style" w:eastAsia="Bookman Old Style" w:hAnsi="Bookman Old Style" w:cs="Bookman Old Style"/>
-          <w:sz w:val="24"/>
-          <w:szCs w:val="24"/>
-          <w:lang w:val="en"/>
-        </w:rPr>
-        <w:t xml:space="preserve"> pada </w:t>
-      </w:r>
-      <w:proofErr w:type="spellStart"/>
-      <w:r>
-        <w:rPr>
-          <w:rFonts w:ascii="Bookman Old Style" w:eastAsia="Bookman Old Style" w:hAnsi="Bookman Old Style" w:cs="Bookman Old Style"/>
-          <w:sz w:val="24"/>
-          <w:szCs w:val="24"/>
-          <w:lang w:val="en"/>
-        </w:rPr>
-        <w:t>perjanjian</w:t>
-      </w:r>
-      <w:proofErr w:type="spellEnd"/>
-      <w:r>
-        <w:rPr>
-          <w:rFonts w:ascii="Bookman Old Style" w:eastAsia="Bookman Old Style" w:hAnsi="Bookman Old Style" w:cs="Bookman Old Style"/>
-          <w:sz w:val="24"/>
-          <w:szCs w:val="24"/>
-          <w:lang w:val="en"/>
-        </w:rPr>
-        <w:t xml:space="preserve"> yang </w:t>
-      </w:r>
-      <w:proofErr w:type="spellStart"/>
-      <w:r>
-        <w:rPr>
-          <w:rFonts w:ascii="Bookman Old Style" w:eastAsia="Bookman Old Style" w:hAnsi="Bookman Old Style" w:cs="Bookman Old Style"/>
-          <w:sz w:val="24"/>
-          <w:szCs w:val="24"/>
-          <w:lang w:val="en"/>
-        </w:rPr>
-        <w:t>ditandatangani</w:t>
-      </w:r>
-      <w:proofErr w:type="spellEnd"/>
-      <w:r>
-        <w:rPr>
-          <w:rFonts w:ascii="Bookman Old Style" w:eastAsia="Bookman Old Style" w:hAnsi="Bookman Old Style" w:cs="Bookman Old Style"/>
-          <w:sz w:val="24"/>
-          <w:szCs w:val="24"/>
-          <w:lang w:val="en"/>
-        </w:rPr>
-        <w:t xml:space="preserve"> oleh </w:t>
+        <w:t xml:space="preserve">4 yang memerlukan pemeriksaan lanjutan, akan dilakukan pengecekan, perubahan, dan/atau kunjungan kembali ke lapangan merujuk pada perjanjian yang ditandatangani oleh </w:t>
       </w:r>
       <w:r>
         <w:rPr>
@@ -12206,7 +7648,6 @@
         </w:rPr>
         <w:t xml:space="preserve">PIHAK KEDUA </w:t>
       </w:r>
-      <w:proofErr w:type="spellStart"/>
       <w:r>
         <w:rPr>
           <w:rFonts w:ascii="Bookman Old Style" w:eastAsia="Bookman Old Style" w:hAnsi="Bookman Old Style" w:cs="Bookman Old Style"/>
@@ -12214,37 +7655,7 @@
           <w:szCs w:val="24"/>
           <w:lang w:val="en"/>
         </w:rPr>
-        <w:t>menghapus</w:t>
-      </w:r>
-      <w:proofErr w:type="spellEnd"/>
-      <w:r>
-        <w:rPr>
-          <w:rFonts w:ascii="Bookman Old Style" w:eastAsia="Bookman Old Style" w:hAnsi="Bookman Old Style" w:cs="Bookman Old Style"/>
-          <w:sz w:val="24"/>
-          <w:szCs w:val="24"/>
-          <w:lang w:val="en"/>
-        </w:rPr>
-        <w:t xml:space="preserve"> </w:t>
-      </w:r>
-      <w:proofErr w:type="spellStart"/>
-      <w:r>
-        <w:rPr>
-          <w:rFonts w:ascii="Bookman Old Style" w:eastAsia="Bookman Old Style" w:hAnsi="Bookman Old Style" w:cs="Bookman Old Style"/>
-          <w:sz w:val="24"/>
-          <w:szCs w:val="24"/>
-          <w:lang w:val="en"/>
-        </w:rPr>
-        <w:t>Aplikasi</w:t>
-      </w:r>
-      <w:proofErr w:type="spellEnd"/>
-      <w:r>
-        <w:rPr>
-          <w:rFonts w:ascii="Bookman Old Style" w:eastAsia="Bookman Old Style" w:hAnsi="Bookman Old Style" w:cs="Bookman Old Style"/>
-          <w:sz w:val="24"/>
-          <w:szCs w:val="24"/>
-          <w:lang w:val="en"/>
-        </w:rPr>
-        <w:t xml:space="preserve"> </w:t>
+        <w:t xml:space="preserve">menghapus Aplikasi </w:t>
       </w:r>
       <w:r>
         <w:rPr>
@@ -12264,87 +7675,7 @@
           <w:szCs w:val="24"/>
           <w:lang w:val="en"/>
         </w:rPr>
-        <w:t xml:space="preserve"> dan data </w:t>
-      </w:r>
-      <w:proofErr w:type="spellStart"/>
-      <w:r>
-        <w:rPr>
-          <w:rFonts w:ascii="Bookman Old Style" w:eastAsia="Bookman Old Style" w:hAnsi="Bookman Old Style" w:cs="Bookman Old Style"/>
-          <w:sz w:val="24"/>
-          <w:szCs w:val="24"/>
-          <w:lang w:val="en"/>
-        </w:rPr>
-        <w:t>hasil</w:t>
-      </w:r>
-      <w:proofErr w:type="spellEnd"/>
-      <w:r>
-        <w:rPr>
-          <w:rFonts w:ascii="Bookman Old Style" w:eastAsia="Bookman Old Style" w:hAnsi="Bookman Old Style" w:cs="Bookman Old Style"/>
-          <w:sz w:val="24"/>
-          <w:szCs w:val="24"/>
-          <w:lang w:val="en"/>
-        </w:rPr>
-        <w:t xml:space="preserve"> </w:t>
-      </w:r>
-      <w:proofErr w:type="spellStart"/>
-      <w:r>
-        <w:rPr>
-          <w:rFonts w:ascii="Bookman Old Style" w:eastAsia="Bookman Old Style" w:hAnsi="Bookman Old Style" w:cs="Bookman Old Style"/>
-          <w:sz w:val="24"/>
-          <w:szCs w:val="24"/>
-          <w:lang w:val="en"/>
-        </w:rPr>
-        <w:t>Pemeriksaan</w:t>
-      </w:r>
-      <w:proofErr w:type="spellEnd"/>
-      <w:r>
-        <w:rPr>
-          <w:rFonts w:ascii="Bookman Old Style" w:eastAsia="Bookman Old Style" w:hAnsi="Bookman Old Style" w:cs="Bookman Old Style"/>
-          <w:sz w:val="24"/>
-          <w:szCs w:val="24"/>
-          <w:lang w:val="en"/>
-        </w:rPr>
-        <w:t xml:space="preserve"> </w:t>
-      </w:r>
-      <w:proofErr w:type="spellStart"/>
-      <w:r>
-        <w:rPr>
-          <w:rFonts w:ascii="Bookman Old Style" w:eastAsia="Bookman Old Style" w:hAnsi="Bookman Old Style" w:cs="Bookman Old Style"/>
-          <w:sz w:val="24"/>
-          <w:szCs w:val="24"/>
-          <w:lang w:val="en"/>
-        </w:rPr>
-        <w:t>Pendataan</w:t>
-      </w:r>
-      <w:proofErr w:type="spellEnd"/>
-      <w:r>
-        <w:rPr>
-          <w:rFonts w:ascii="Bookman Old Style" w:eastAsia="Bookman Old Style" w:hAnsi="Bookman Old Style" w:cs="Bookman Old Style"/>
-          <w:sz w:val="24"/>
-          <w:szCs w:val="24"/>
-          <w:lang w:val="en"/>
-        </w:rPr>
-        <w:t xml:space="preserve"> Lapangan Sensus Ekonomi 2026 pada </w:t>
-      </w:r>
-      <w:proofErr w:type="spellStart"/>
-      <w:r>
-        <w:rPr>
-          <w:rFonts w:ascii="Bookman Old Style" w:eastAsia="Bookman Old Style" w:hAnsi="Bookman Old Style" w:cs="Bookman Old Style"/>
-          <w:sz w:val="24"/>
-          <w:szCs w:val="24"/>
-          <w:lang w:val="en"/>
-        </w:rPr>
-        <w:t>perangkat</w:t>
-      </w:r>
-      <w:proofErr w:type="spellEnd"/>
-      <w:r>
-        <w:rPr>
-          <w:rFonts w:ascii="Bookman Old Style" w:eastAsia="Bookman Old Style" w:hAnsi="Bookman Old Style" w:cs="Bookman Old Style"/>
-          <w:sz w:val="24"/>
-          <w:szCs w:val="24"/>
-          <w:lang w:val="en"/>
-        </w:rPr>
-        <w:t xml:space="preserve"> handphone </w:t>
+        <w:t xml:space="preserve"> dan data hasil Pemeriksaan Pendataan Lapangan Sensus Ekonomi 2026 pada perangkat handphone </w:t>
       </w:r>
       <w:r>
         <w:rPr>
@@ -12364,87 +7695,7 @@
           <w:szCs w:val="24"/>
           <w:lang w:val="en"/>
         </w:rPr>
-        <w:t xml:space="preserve"> </w:t>
-      </w:r>
-      <w:proofErr w:type="spellStart"/>
-      <w:r>
-        <w:rPr>
-          <w:rFonts w:ascii="Bookman Old Style" w:eastAsia="Bookman Old Style" w:hAnsi="Bookman Old Style" w:cs="Bookman Old Style"/>
-          <w:sz w:val="24"/>
-          <w:szCs w:val="24"/>
-          <w:lang w:val="en"/>
-        </w:rPr>
-        <w:t>disaksikan</w:t>
-      </w:r>
-      <w:proofErr w:type="spellEnd"/>
-      <w:r>
-        <w:rPr>
-          <w:rFonts w:ascii="Bookman Old Style" w:eastAsia="Bookman Old Style" w:hAnsi="Bookman Old Style" w:cs="Bookman Old Style"/>
-          <w:sz w:val="24"/>
-          <w:szCs w:val="24"/>
-          <w:lang w:val="en"/>
-        </w:rPr>
-        <w:t xml:space="preserve"> oleh </w:t>
-      </w:r>
-      <w:proofErr w:type="spellStart"/>
-      <w:r>
-        <w:rPr>
-          <w:rFonts w:ascii="Bookman Old Style" w:eastAsia="Bookman Old Style" w:hAnsi="Bookman Old Style" w:cs="Bookman Old Style"/>
-          <w:sz w:val="24"/>
-          <w:szCs w:val="24"/>
-          <w:lang w:val="en"/>
-        </w:rPr>
-        <w:t>pegawai</w:t>
-      </w:r>
-      <w:proofErr w:type="spellEnd"/>
-      <w:r>
-        <w:rPr>
-          <w:rFonts w:ascii="Bookman Old Style" w:eastAsia="Bookman Old Style" w:hAnsi="Bookman Old Style" w:cs="Bookman Old Style"/>
-          <w:sz w:val="24"/>
-          <w:szCs w:val="24"/>
-          <w:lang w:val="en"/>
-        </w:rPr>
-        <w:t xml:space="preserve"> BPS </w:t>
-      </w:r>
-      <w:proofErr w:type="spellStart"/>
-      <w:r>
-        <w:rPr>
-          <w:rFonts w:ascii="Bookman Old Style" w:eastAsia="Bookman Old Style" w:hAnsi="Bookman Old Style" w:cs="Bookman Old Style"/>
-          <w:sz w:val="24"/>
-          <w:szCs w:val="24"/>
-          <w:lang w:val="en"/>
-        </w:rPr>
-        <w:t>Kabupaten</w:t>
-      </w:r>
-      <w:proofErr w:type="spellEnd"/>
-      <w:r>
-        <w:rPr>
-          <w:rFonts w:ascii="Bookman Old Style" w:eastAsia="Bookman Old Style" w:hAnsi="Bookman Old Style" w:cs="Bookman Old Style"/>
-          <w:sz w:val="24"/>
-          <w:szCs w:val="24"/>
-          <w:lang w:val="en"/>
-        </w:rPr>
-        <w:t xml:space="preserve">/Kota yang </w:t>
-      </w:r>
-      <w:proofErr w:type="spellStart"/>
-      <w:r>
-        <w:rPr>
-          <w:rFonts w:ascii="Bookman Old Style" w:eastAsia="Bookman Old Style" w:hAnsi="Bookman Old Style" w:cs="Bookman Old Style"/>
-          <w:sz w:val="24"/>
-          <w:szCs w:val="24"/>
-          <w:lang w:val="en"/>
-        </w:rPr>
-        <w:t>ditunjuk</w:t>
-      </w:r>
-      <w:proofErr w:type="spellEnd"/>
-      <w:r>
-        <w:rPr>
-          <w:rFonts w:ascii="Bookman Old Style" w:eastAsia="Bookman Old Style" w:hAnsi="Bookman Old Style" w:cs="Bookman Old Style"/>
-          <w:sz w:val="24"/>
-          <w:szCs w:val="24"/>
-          <w:lang w:val="en"/>
-        </w:rPr>
-        <w:t xml:space="preserve"> oleh </w:t>
+        <w:t xml:space="preserve"> disaksikan oleh pegawai BPS Kabupaten/Kota yang ditunjuk oleh </w:t>
       </w:r>
       <w:r>
         <w:rPr>
@@ -13024,7 +8275,6 @@
                 <w:lang w:val="en"/>
               </w:rPr>
             </w:pPr>
-            <w:proofErr w:type="spellStart"/>
             <w:r>
               <w:rPr>
                 <w:rFonts w:ascii="Bookman Old Style" w:eastAsia="Bookman Old Style" w:hAnsi="Bookman Old Style" w:cs="Bookman Old Style"/>
@@ -13032,29 +8282,8 @@
                 <w:szCs w:val="24"/>
                 <w:lang w:val="en"/>
               </w:rPr>
-              <w:t>Uraian</w:t>
-            </w:r>
-            <w:proofErr w:type="spellEnd"/>
-            <w:r>
-              <w:rPr>
-                <w:rFonts w:ascii="Bookman Old Style" w:eastAsia="Bookman Old Style" w:hAnsi="Bookman Old Style" w:cs="Bookman Old Style"/>
-                <w:sz w:val="24"/>
-                <w:szCs w:val="24"/>
-                <w:lang w:val="en"/>
-              </w:rPr>
-              <w:t xml:space="preserve"> </w:t>
-            </w:r>
-            <w:proofErr w:type="spellStart"/>
-            <w:r>
-              <w:rPr>
-                <w:rFonts w:ascii="Bookman Old Style" w:eastAsia="Bookman Old Style" w:hAnsi="Bookman Old Style" w:cs="Bookman Old Style"/>
-                <w:sz w:val="24"/>
-                <w:szCs w:val="24"/>
-                <w:lang w:val="en"/>
-              </w:rPr>
-              <w:t>Pekerjaan</w:t>
-            </w:r>
-            <w:proofErr w:type="spellEnd"/>
+              <w:t>Uraian Pekerjaan</w:t>
+            </w:r>
           </w:p>
         </w:tc>
         <w:tc>
@@ -13081,19 +8310,8 @@
                 <w:szCs w:val="24"/>
                 <w:lang w:val="en"/>
               </w:rPr>
-              <w:t xml:space="preserve">Waktu </w:t>
-            </w:r>
-            <w:proofErr w:type="spellStart"/>
-            <w:r>
-              <w:rPr>
-                <w:rFonts w:ascii="Bookman Old Style" w:eastAsia="Bookman Old Style" w:hAnsi="Bookman Old Style" w:cs="Bookman Old Style"/>
-                <w:sz w:val="24"/>
-                <w:szCs w:val="24"/>
-                <w:lang w:val="en"/>
-              </w:rPr>
-              <w:t>Penyelesaian</w:t>
-            </w:r>
-            <w:proofErr w:type="spellEnd"/>
+              <w:t>Waktu Penyelesaian</w:t>
+            </w:r>
           </w:p>
         </w:tc>
         <w:tc>
@@ -13120,19 +8338,8 @@
                 <w:szCs w:val="24"/>
                 <w:lang w:val="en"/>
               </w:rPr>
-              <w:t xml:space="preserve">Target </w:t>
-            </w:r>
-            <w:proofErr w:type="spellStart"/>
-            <w:r>
-              <w:rPr>
-                <w:rFonts w:ascii="Bookman Old Style" w:eastAsia="Bookman Old Style" w:hAnsi="Bookman Old Style" w:cs="Bookman Old Style"/>
-                <w:sz w:val="24"/>
-                <w:szCs w:val="24"/>
-                <w:lang w:val="en"/>
-              </w:rPr>
-              <w:t>Pekerjaan</w:t>
-            </w:r>
-            <w:proofErr w:type="spellEnd"/>
+              <w:t>Target Pekerjaan</w:t>
+            </w:r>
           </w:p>
         </w:tc>
         <w:tc>
@@ -13152,7 +8359,6 @@
                 <w:lang w:val="en"/>
               </w:rPr>
             </w:pPr>
-            <w:proofErr w:type="spellStart"/>
             <w:r>
               <w:rPr>
                 <w:rFonts w:ascii="Bookman Old Style" w:eastAsia="Bookman Old Style" w:hAnsi="Bookman Old Style" w:cs="Bookman Old Style"/>
@@ -13160,29 +8366,8 @@
                 <w:szCs w:val="24"/>
                 <w:lang w:val="en"/>
               </w:rPr>
-              <w:t>Realisasi</w:t>
-            </w:r>
-            <w:proofErr w:type="spellEnd"/>
-            <w:r>
-              <w:rPr>
-                <w:rFonts w:ascii="Bookman Old Style" w:eastAsia="Bookman Old Style" w:hAnsi="Bookman Old Style" w:cs="Bookman Old Style"/>
-                <w:sz w:val="24"/>
-                <w:szCs w:val="24"/>
-                <w:lang w:val="en"/>
-              </w:rPr>
-              <w:t xml:space="preserve"> </w:t>
-            </w:r>
-            <w:proofErr w:type="spellStart"/>
-            <w:r>
-              <w:rPr>
-                <w:rFonts w:ascii="Bookman Old Style" w:eastAsia="Bookman Old Style" w:hAnsi="Bookman Old Style" w:cs="Bookman Old Style"/>
-                <w:sz w:val="24"/>
-                <w:szCs w:val="24"/>
-                <w:lang w:val="en"/>
-              </w:rPr>
-              <w:t>Pekerjaan</w:t>
-            </w:r>
-            <w:proofErr w:type="spellEnd"/>
+              <w:t>Realisasi Pekerjaan</w:t>
+            </w:r>
           </w:p>
         </w:tc>
         <w:tc>
@@ -13209,19 +8394,8 @@
                 <w:szCs w:val="24"/>
                 <w:lang w:val="en"/>
               </w:rPr>
-              <w:t xml:space="preserve">Nilai </w:t>
-            </w:r>
-            <w:proofErr w:type="spellStart"/>
-            <w:r>
-              <w:rPr>
-                <w:rFonts w:ascii="Bookman Old Style" w:eastAsia="Bookman Old Style" w:hAnsi="Bookman Old Style" w:cs="Bookman Old Style"/>
-                <w:sz w:val="24"/>
-                <w:szCs w:val="24"/>
-                <w:lang w:val="en"/>
-              </w:rPr>
-              <w:t>Perjanjian</w:t>
-            </w:r>
-            <w:proofErr w:type="spellEnd"/>
+              <w:t>Nilai Perjanjian</w:t>
+            </w:r>
           </w:p>
         </w:tc>
       </w:tr>
@@ -13298,7 +8472,6 @@
                 <w:lang w:val="en"/>
               </w:rPr>
             </w:pPr>
-            <w:proofErr w:type="spellStart"/>
             <w:r>
               <w:rPr>
                 <w:rFonts w:ascii="Bookman Old Style" w:eastAsia="Bookman Old Style" w:hAnsi="Bookman Old Style" w:cs="Bookman Old Style"/>
@@ -13308,7 +8481,6 @@
               </w:rPr>
               <w:t>Presentase</w:t>
             </w:r>
-            <w:proofErr w:type="spellEnd"/>
           </w:p>
         </w:tc>
         <w:tc>
@@ -13729,7 +8901,7 @@
                 <w:szCs w:val="24"/>
                 <w:lang w:val="en"/>
               </w:rPr>
-              <w:t>60</w:t>
+              <w:t>total</w:t>
             </w:r>
             <w:r>
               <w:rPr>
@@ -13792,102 +8964,16 @@
                 <w:szCs w:val="24"/>
                 <w:lang w:val="en"/>
               </w:rPr>
-              <w:t xml:space="preserve">Telah </w:t>
-            </w:r>
-            <w:proofErr w:type="spellStart"/>
-            <w:r>
-              <w:rPr>
-                <w:rFonts w:ascii="Bookman Old Style" w:eastAsia="Bookman Old Style" w:hAnsi="Bookman Old Style" w:cs="Bookman Old Style"/>
-                <w:color w:val="000000" w:themeColor="text1"/>
+              <w:t xml:space="preserve">Telah mencapai target pekerjaan sebesar </w:t>
+            </w:r>
+            <w:r>
+              <w:rPr>
+                <w:rFonts w:ascii="Bookman Old Style" w:eastAsia="Bookman Old Style" w:hAnsi="Bookman Old Style" w:cs="Bookman Old Style"/>
                 <w:sz w:val="24"/>
                 <w:szCs w:val="24"/>
                 <w:lang w:val="en"/>
               </w:rPr>
-              <w:t>mencapai</w:t>
-            </w:r>
-            <w:proofErr w:type="spellEnd"/>
-            <w:r>
-              <w:rPr>
-                <w:rFonts w:ascii="Bookman Old Style" w:eastAsia="Bookman Old Style" w:hAnsi="Bookman Old Style" w:cs="Bookman Old Style"/>
-                <w:color w:val="000000" w:themeColor="text1"/>
-                <w:sz w:val="24"/>
-                <w:szCs w:val="24"/>
-                <w:lang w:val="en"/>
-              </w:rPr>
-              <w:t xml:space="preserve"> target </w:t>
-            </w:r>
-            <w:proofErr w:type="spellStart"/>
-            <w:r>
-              <w:rPr>
-                <w:rFonts w:ascii="Bookman Old Style" w:eastAsia="Bookman Old Style" w:hAnsi="Bookman Old Style" w:cs="Bookman Old Style"/>
-                <w:color w:val="000000" w:themeColor="text1"/>
-                <w:sz w:val="24"/>
-                <w:szCs w:val="24"/>
-                <w:lang w:val="en"/>
-              </w:rPr>
-              <w:t>pekerjaan</w:t>
-            </w:r>
-            <w:proofErr w:type="spellEnd"/>
-            <w:r>
-              <w:rPr>
-                <w:rFonts w:ascii="Bookman Old Style" w:eastAsia="Bookman Old Style" w:hAnsi="Bookman Old Style" w:cs="Bookman Old Style"/>
-                <w:color w:val="000000" w:themeColor="text1"/>
-                <w:sz w:val="24"/>
-                <w:szCs w:val="24"/>
-                <w:lang w:val="en"/>
-              </w:rPr>
-              <w:t xml:space="preserve"> </w:t>
-            </w:r>
-            <w:proofErr w:type="spellStart"/>
-            <w:r>
-              <w:rPr>
-                <w:rFonts w:ascii="Bookman Old Style" w:eastAsia="Bookman Old Style" w:hAnsi="Bookman Old Style" w:cs="Bookman Old Style"/>
-                <w:color w:val="000000" w:themeColor="text1"/>
-                <w:sz w:val="24"/>
-                <w:szCs w:val="24"/>
-                <w:lang w:val="en"/>
-              </w:rPr>
-              <w:t>sebesar</w:t>
-            </w:r>
-            <w:proofErr w:type="spellEnd"/>
-            <w:r>
-              <w:rPr>
-                <w:rFonts w:ascii="Bookman Old Style" w:eastAsia="Bookman Old Style" w:hAnsi="Bookman Old Style" w:cs="Bookman Old Style"/>
-                <w:color w:val="000000" w:themeColor="text1"/>
-                <w:sz w:val="24"/>
-                <w:szCs w:val="24"/>
-                <w:lang w:val="en"/>
-              </w:rPr>
-              <w:t xml:space="preserve"> </w:t>
-            </w:r>
-            <w:r>
-              <w:rPr>
-                <w:rFonts w:ascii="Bookman Old Style" w:eastAsia="Bookman Old Style" w:hAnsi="Bookman Old Style" w:cs="Bookman Old Style"/>
-                <w:sz w:val="24"/>
-                <w:szCs w:val="24"/>
-                <w:lang w:val="en"/>
-              </w:rPr>
-              <w:t>{</w:t>
-            </w:r>
-            <w:proofErr w:type="spellStart"/>
-            <w:r>
-              <w:rPr>
-                <w:rFonts w:ascii="Bookman Old Style" w:eastAsia="Bookman Old Style" w:hAnsi="Bookman Old Style" w:cs="Bookman Old Style"/>
-                <w:sz w:val="24"/>
-                <w:szCs w:val="24"/>
-                <w:lang w:val="en"/>
-              </w:rPr>
-              <w:t>sls_ongoing</w:t>
-            </w:r>
-            <w:proofErr w:type="spellEnd"/>
-            <w:r>
-              <w:rPr>
-                <w:rFonts w:ascii="Bookman Old Style" w:eastAsia="Bookman Old Style" w:hAnsi="Bookman Old Style" w:cs="Bookman Old Style"/>
-                <w:sz w:val="24"/>
-                <w:szCs w:val="24"/>
-                <w:lang w:val="en"/>
-              </w:rPr>
-              <w:t>}</w:t>
+              <w:t>{sls_ongoing}</w:t>
             </w:r>
           </w:p>
           <w:p>
@@ -14397,19 +9483,26 @@
                 <w:szCs w:val="24"/>
                 <w:lang w:val="en"/>
               </w:rPr>
-              <w:t xml:space="preserve">Nama </w:t>
-            </w:r>
-            <w:proofErr w:type="spellStart"/>
-            <w:r>
+              <w:t>Nama Petugas Lapangan Sensus</w:t>
+            </w:r>
+          </w:p>
+        </w:tc>
+        <w:tc>
+          <w:tcPr>
+            <w:tcW w:w="2797" w:type="dxa"/>
+            <w:vAlign w:val="center"/>
+          </w:tcPr>
+          <w:p>
+            <w:pPr>
+              <w:spacing w:after="0" w:line="240" w:lineRule="auto"/>
+              <w:jc w:val="center"/>
               <w:rPr>
                 <w:rFonts w:ascii="Bookman Old Style" w:eastAsia="Bookman Old Style" w:hAnsi="Bookman Old Style" w:cs="Bookman Old Style"/>
                 <w:sz w:val="24"/>
                 <w:szCs w:val="24"/>
                 <w:lang w:val="en"/>
               </w:rPr>
-              <w:t>Petugas</w:t>
-            </w:r>
-            <w:proofErr w:type="spellEnd"/>
+            </w:pPr>
             <w:r>
               <w:rPr>
                 <w:rFonts w:ascii="Bookman Old Style" w:eastAsia="Bookman Old Style" w:hAnsi="Bookman Old Style" w:cs="Bookman Old Style"/>
@@ -14417,13 +9510,13 @@
                 <w:szCs w:val="24"/>
                 <w:lang w:val="en"/>
               </w:rPr>
-              <w:t xml:space="preserve"> Lapangan Sensus</w:t>
-            </w:r>
-          </w:p>
-        </w:tc>
-        <w:tc>
-          <w:tcPr>
-            <w:tcW w:w="2797" w:type="dxa"/>
+              <w:t>[Kode] KECAMATAN/DISTRIK</w:t>
+            </w:r>
+          </w:p>
+        </w:tc>
+        <w:tc>
+          <w:tcPr>
+            <w:tcW w:w="1649" w:type="dxa"/>
             <w:vAlign w:val="center"/>
           </w:tcPr>
           <w:p>
@@ -14444,13 +9537,13 @@
                 <w:szCs w:val="24"/>
                 <w:lang w:val="en"/>
               </w:rPr>
-              <w:t>[Kode] KECAMATAN/DISTRIK</w:t>
-            </w:r>
-          </w:p>
-        </w:tc>
-        <w:tc>
-          <w:tcPr>
-            <w:tcW w:w="1649" w:type="dxa"/>
+              <w:t>[Kode] DESA</w:t>
+            </w:r>
+          </w:p>
+        </w:tc>
+        <w:tc>
+          <w:tcPr>
+            <w:tcW w:w="2445" w:type="dxa"/>
             <w:vAlign w:val="center"/>
           </w:tcPr>
           <w:p>
@@ -14471,45 +9564,7 @@
                 <w:szCs w:val="24"/>
                 <w:lang w:val="en"/>
               </w:rPr>
-              <w:t>[Kode] DESA</w:t>
-            </w:r>
-          </w:p>
-        </w:tc>
-        <w:tc>
-          <w:tcPr>
-            <w:tcW w:w="2445" w:type="dxa"/>
-            <w:vAlign w:val="center"/>
-          </w:tcPr>
-          <w:p>
-            <w:pPr>
-              <w:spacing w:after="0" w:line="240" w:lineRule="auto"/>
-              <w:jc w:val="center"/>
-              <w:rPr>
-                <w:rFonts w:ascii="Bookman Old Style" w:eastAsia="Bookman Old Style" w:hAnsi="Bookman Old Style" w:cs="Bookman Old Style"/>
-                <w:sz w:val="24"/>
-                <w:szCs w:val="24"/>
-                <w:lang w:val="en"/>
-              </w:rPr>
-            </w:pPr>
-            <w:proofErr w:type="spellStart"/>
-            <w:r>
-              <w:rPr>
-                <w:rFonts w:ascii="Bookman Old Style" w:eastAsia="Bookman Old Style" w:hAnsi="Bookman Old Style" w:cs="Bookman Old Style"/>
-                <w:sz w:val="24"/>
-                <w:szCs w:val="24"/>
-                <w:lang w:val="en"/>
-              </w:rPr>
-              <w:t>Jumlah</w:t>
-            </w:r>
-            <w:proofErr w:type="spellEnd"/>
-            <w:r>
-              <w:rPr>
-                <w:rFonts w:ascii="Bookman Old Style" w:eastAsia="Bookman Old Style" w:hAnsi="Bookman Old Style" w:cs="Bookman Old Style"/>
-                <w:sz w:val="24"/>
-                <w:szCs w:val="24"/>
-                <w:lang w:val="en"/>
-              </w:rPr>
-              <w:t xml:space="preserve"> SLS/Sub-SLS</w:t>
+              <w:t>Jumlah SLS/Sub-SLS</w:t>
             </w:r>
           </w:p>
         </w:tc>
@@ -14857,7 +9912,6 @@
           <w:lang w:val="en"/>
         </w:rPr>
       </w:pPr>
-      <w:proofErr w:type="spellStart"/>
       <w:r>
         <w:rPr>
           <w:rFonts w:ascii="Bookman Old Style" w:eastAsia="Bookman Old Style" w:hAnsi="Bookman Old Style" w:cs="Bookman Old Style"/>
@@ -14865,37 +9919,7 @@
           <w:szCs w:val="24"/>
           <w:lang w:val="en"/>
         </w:rPr>
-        <w:t>Screenshoot</w:t>
-      </w:r>
-      <w:proofErr w:type="spellEnd"/>
-      <w:r>
-        <w:rPr>
-          <w:rFonts w:ascii="Bookman Old Style" w:eastAsia="Bookman Old Style" w:hAnsi="Bookman Old Style" w:cs="Bookman Old Style"/>
-          <w:sz w:val="24"/>
-          <w:szCs w:val="24"/>
-          <w:lang w:val="en"/>
-        </w:rPr>
-        <w:t xml:space="preserve"> </w:t>
-      </w:r>
-      <w:proofErr w:type="spellStart"/>
-      <w:r>
-        <w:rPr>
-          <w:rFonts w:ascii="Bookman Old Style" w:eastAsia="Bookman Old Style" w:hAnsi="Bookman Old Style" w:cs="Bookman Old Style"/>
-          <w:sz w:val="24"/>
-          <w:szCs w:val="24"/>
-          <w:lang w:val="en"/>
-        </w:rPr>
-        <w:t>Aplikasi</w:t>
-      </w:r>
-      <w:proofErr w:type="spellEnd"/>
-      <w:r>
-        <w:rPr>
-          <w:rFonts w:ascii="Bookman Old Style" w:eastAsia="Bookman Old Style" w:hAnsi="Bookman Old Style" w:cs="Bookman Old Style"/>
-          <w:sz w:val="24"/>
-          <w:szCs w:val="24"/>
-          <w:lang w:val="en"/>
-        </w:rPr>
-        <w:t xml:space="preserve"> Fasih</w:t>
+        <w:t>Screenshoot Aplikasi Fasih</w:t>
       </w:r>
     </w:p>
     <w:p>
@@ -14927,7 +9951,6 @@
         </w:rPr>
         <w:t>%</w:t>
       </w:r>
-      <w:proofErr w:type="spellStart"/>
       <w:r>
         <w:rPr>
           <w:rFonts w:ascii="Bookman Old Style" w:eastAsia="Bookman Old Style" w:hAnsi="Bookman Old Style" w:cs="Bookman Old Style"/>
@@ -14935,17 +9958,7 @@
           <w:szCs w:val="24"/>
           <w:lang w:val="en"/>
         </w:rPr>
-        <w:t>halaman_depan</w:t>
-      </w:r>
-      <w:proofErr w:type="spellEnd"/>
-      <w:r>
-        <w:rPr>
-          <w:rFonts w:ascii="Bookman Old Style" w:eastAsia="Bookman Old Style" w:hAnsi="Bookman Old Style" w:cs="Bookman Old Style"/>
-          <w:sz w:val="24"/>
-          <w:szCs w:val="24"/>
-          <w:lang w:val="en"/>
-        </w:rPr>
-        <w:t>}</w:t>
+        <w:t>halaman_depan}</w:t>
       </w:r>
     </w:p>
     <w:tbl>
@@ -15066,27 +10079,7 @@
                 <w:szCs w:val="24"/>
                 <w:lang w:val="en"/>
               </w:rPr>
-              <w:t>{%foto3}{/</w:t>
-            </w:r>
-            <w:proofErr w:type="spellStart"/>
-            <w:r>
-              <w:rPr>
-                <w:rFonts w:ascii="Bookman Old Style" w:eastAsia="Bookman Old Style" w:hAnsi="Bookman Old Style" w:cs="Bookman Old Style"/>
-                <w:sz w:val="24"/>
-                <w:szCs w:val="24"/>
-                <w:lang w:val="en"/>
-              </w:rPr>
-              <w:t>foto_rows</w:t>
-            </w:r>
-            <w:proofErr w:type="spellEnd"/>
-            <w:r>
-              <w:rPr>
-                <w:rFonts w:ascii="Bookman Old Style" w:eastAsia="Bookman Old Style" w:hAnsi="Bookman Old Style" w:cs="Bookman Old Style"/>
-                <w:sz w:val="24"/>
-                <w:szCs w:val="24"/>
-                <w:lang w:val="en"/>
-              </w:rPr>
-              <w:t>}</w:t>
+              <w:t>{%foto3}{/foto_rows}</w:t>
             </w:r>
           </w:p>
         </w:tc>
@@ -15117,7 +10110,6 @@
                 <w:lang w:val="en"/>
               </w:rPr>
             </w:pPr>
-            <w:proofErr w:type="spellStart"/>
             <w:r>
               <w:rPr>
                 <w:rFonts w:ascii="Bookman Old Style" w:eastAsia="Bookman Old Style" w:hAnsi="Bookman Old Style" w:cs="Bookman Old Style"/>
@@ -15125,119 +10117,89 @@
                 <w:szCs w:val="24"/>
                 <w:lang w:val="en"/>
               </w:rPr>
-              <w:t>Mengetahui</w:t>
-            </w:r>
-            <w:proofErr w:type="spellEnd"/>
-            <w:r>
+              <w:t>Mengetahui,</w:t>
+            </w:r>
+          </w:p>
+          <w:p>
+            <w:pPr>
+              <w:widowControl w:val="0"/>
+              <w:spacing w:after="0" w:line="240" w:lineRule="auto"/>
+              <w:jc w:val="center"/>
+              <w:rPr>
+                <w:rFonts w:ascii="Bookman Old Style" w:eastAsia="Bookman Old Style" w:hAnsi="Bookman Old Style" w:cs="Bookman Old Style"/>
+                <w:sz w:val="24"/>
+                <w:szCs w:val="24"/>
+                <w:lang w:val="sv-SE"/>
+              </w:rPr>
+            </w:pPr>
+            <w:r>
+              <w:rPr>
+                <w:rFonts w:ascii="Bookman Old Style" w:eastAsia="Bookman Old Style" w:hAnsi="Bookman Old Style" w:cs="Bookman Old Style"/>
+                <w:sz w:val="24"/>
+                <w:szCs w:val="24"/>
+                <w:lang w:val="sv-SE"/>
+              </w:rPr>
+              <w:t>Ketua Tim Pelaksana selaku Pemeriksa Pekerjaan,</w:t>
+            </w:r>
+          </w:p>
+          <w:p>
+            <w:pPr>
+              <w:widowControl w:val="0"/>
+              <w:spacing w:after="0" w:line="240" w:lineRule="auto"/>
+              <w:rPr>
+                <w:rFonts w:ascii="Bookman Old Style" w:eastAsia="Bookman Old Style" w:hAnsi="Bookman Old Style" w:cs="Bookman Old Style"/>
+                <w:sz w:val="24"/>
+                <w:szCs w:val="24"/>
+                <w:lang w:val="sv-SE"/>
+              </w:rPr>
+            </w:pPr>
+          </w:p>
+          <w:p>
+            <w:pPr>
+              <w:widowControl w:val="0"/>
+              <w:spacing w:after="0" w:line="240" w:lineRule="auto"/>
+              <w:jc w:val="center"/>
+              <w:rPr>
+                <w:rFonts w:ascii="Bookman Old Style" w:eastAsia="Bookman Old Style" w:hAnsi="Bookman Old Style" w:cs="Bookman Old Style"/>
+                <w:sz w:val="24"/>
+                <w:szCs w:val="24"/>
+                <w:lang w:val="sv-SE"/>
+              </w:rPr>
+            </w:pPr>
+          </w:p>
+          <w:p>
+            <w:pPr>
+              <w:widowControl w:val="0"/>
+              <w:spacing w:after="0" w:line="240" w:lineRule="auto"/>
+              <w:jc w:val="center"/>
+              <w:rPr>
+                <w:rFonts w:ascii="Bookman Old Style" w:eastAsia="Bookman Old Style" w:hAnsi="Bookman Old Style" w:cs="Bookman Old Style"/>
+                <w:sz w:val="24"/>
+                <w:szCs w:val="24"/>
+                <w:lang w:val="sv-SE"/>
+              </w:rPr>
+            </w:pPr>
+          </w:p>
+          <w:p>
+            <w:pPr>
+              <w:widowControl w:val="0"/>
+              <w:spacing w:after="0" w:line="240" w:lineRule="auto"/>
+              <w:jc w:val="center"/>
               <w:rPr>
                 <w:rFonts w:ascii="Bookman Old Style" w:eastAsia="Bookman Old Style" w:hAnsi="Bookman Old Style" w:cs="Bookman Old Style"/>
                 <w:sz w:val="24"/>
                 <w:szCs w:val="24"/>
                 <w:lang w:val="en"/>
               </w:rPr>
-              <w:t>,</w:t>
-            </w:r>
-          </w:p>
-          <w:p>
-            <w:pPr>
-              <w:widowControl w:val="0"/>
-              <w:spacing w:after="0" w:line="240" w:lineRule="auto"/>
-              <w:jc w:val="center"/>
-              <w:rPr>
-                <w:rFonts w:ascii="Bookman Old Style" w:eastAsia="Bookman Old Style" w:hAnsi="Bookman Old Style" w:cs="Bookman Old Style"/>
-                <w:sz w:val="24"/>
-                <w:szCs w:val="24"/>
-                <w:lang w:val="sv-SE"/>
-              </w:rPr>
-            </w:pPr>
-            <w:r>
-              <w:rPr>
-                <w:rFonts w:ascii="Bookman Old Style" w:eastAsia="Bookman Old Style" w:hAnsi="Bookman Old Style" w:cs="Bookman Old Style"/>
-                <w:sz w:val="24"/>
-                <w:szCs w:val="24"/>
-                <w:lang w:val="sv-SE"/>
-              </w:rPr>
-              <w:t>Ketua Tim Pelaksana selaku Pemeriksa Pekerjaan,</w:t>
-            </w:r>
-          </w:p>
-          <w:p>
-            <w:pPr>
-              <w:widowControl w:val="0"/>
-              <w:spacing w:after="0" w:line="240" w:lineRule="auto"/>
-              <w:rPr>
-                <w:rFonts w:ascii="Bookman Old Style" w:eastAsia="Bookman Old Style" w:hAnsi="Bookman Old Style" w:cs="Bookman Old Style"/>
-                <w:sz w:val="24"/>
-                <w:szCs w:val="24"/>
-                <w:lang w:val="sv-SE"/>
-              </w:rPr>
-            </w:pPr>
-          </w:p>
-          <w:p>
-            <w:pPr>
-              <w:widowControl w:val="0"/>
-              <w:spacing w:after="0" w:line="240" w:lineRule="auto"/>
-              <w:jc w:val="center"/>
-              <w:rPr>
-                <w:rFonts w:ascii="Bookman Old Style" w:eastAsia="Bookman Old Style" w:hAnsi="Bookman Old Style" w:cs="Bookman Old Style"/>
-                <w:sz w:val="24"/>
-                <w:szCs w:val="24"/>
-                <w:lang w:val="sv-SE"/>
-              </w:rPr>
-            </w:pPr>
-          </w:p>
-          <w:p>
-            <w:pPr>
-              <w:widowControl w:val="0"/>
-              <w:spacing w:after="0" w:line="240" w:lineRule="auto"/>
-              <w:jc w:val="center"/>
-              <w:rPr>
-                <w:rFonts w:ascii="Bookman Old Style" w:eastAsia="Bookman Old Style" w:hAnsi="Bookman Old Style" w:cs="Bookman Old Style"/>
-                <w:sz w:val="24"/>
-                <w:szCs w:val="24"/>
-                <w:lang w:val="sv-SE"/>
-              </w:rPr>
-            </w:pPr>
-          </w:p>
-          <w:p>
-            <w:pPr>
-              <w:widowControl w:val="0"/>
-              <w:spacing w:after="0" w:line="240" w:lineRule="auto"/>
-              <w:jc w:val="center"/>
+            </w:pPr>
+            <w:r>
               <w:rPr>
                 <w:rFonts w:ascii="Bookman Old Style" w:eastAsia="Bookman Old Style" w:hAnsi="Bookman Old Style" w:cs="Bookman Old Style"/>
                 <w:sz w:val="24"/>
                 <w:szCs w:val="24"/>
                 <w:lang w:val="en"/>
               </w:rPr>
-            </w:pPr>
-            <w:r>
-              <w:rPr>
-                <w:rFonts w:ascii="Bookman Old Style" w:eastAsia="Bookman Old Style" w:hAnsi="Bookman Old Style" w:cs="Bookman Old Style"/>
-                <w:sz w:val="24"/>
-                <w:szCs w:val="24"/>
-                <w:lang w:val="en"/>
-              </w:rPr>
-              <w:t>(</w:t>
-            </w:r>
-            <w:proofErr w:type="spellStart"/>
-            <w:r>
-              <w:rPr>
-                <w:rFonts w:ascii="Bookman Old Style" w:eastAsia="Bookman Old Style" w:hAnsi="Bookman Old Style" w:cs="Bookman Old Style"/>
-                <w:sz w:val="24"/>
-                <w:szCs w:val="24"/>
-                <w:lang w:val="en"/>
-              </w:rPr>
-              <w:t>Nuraliyah</w:t>
-            </w:r>
-            <w:proofErr w:type="spellEnd"/>
-            <w:r>
-              <w:rPr>
-                <w:rFonts w:ascii="Bookman Old Style" w:eastAsia="Bookman Old Style" w:hAnsi="Bookman Old Style" w:cs="Bookman Old Style"/>
-                <w:sz w:val="24"/>
-                <w:szCs w:val="24"/>
-                <w:lang w:val="en"/>
-              </w:rPr>
-              <w:t>)</w:t>
+              <w:t>(Nuraliyah)</w:t>
             </w:r>
           </w:p>
         </w:tc>
@@ -15364,27 +10326,7 @@
                 <w:szCs w:val="24"/>
                 <w:lang w:val="en"/>
               </w:rPr>
-              <w:t>{</w:t>
-            </w:r>
-            <w:proofErr w:type="spellStart"/>
-            <w:r>
-              <w:rPr>
-                <w:rFonts w:ascii="Bookman Old Style" w:eastAsia="Bookman Old Style" w:hAnsi="Bookman Old Style" w:cs="Bookman Old Style"/>
-                <w:sz w:val="24"/>
-                <w:szCs w:val="24"/>
-                <w:lang w:val="en"/>
-              </w:rPr>
-              <w:t>nama_petugas</w:t>
-            </w:r>
-            <w:proofErr w:type="spellEnd"/>
-            <w:r>
-              <w:rPr>
-                <w:rFonts w:ascii="Bookman Old Style" w:eastAsia="Bookman Old Style" w:hAnsi="Bookman Old Style" w:cs="Bookman Old Style"/>
-                <w:sz w:val="24"/>
-                <w:szCs w:val="24"/>
-                <w:lang w:val="en"/>
-              </w:rPr>
-              <w:t>}</w:t>
+              <w:t>{nama_petugas}</w:t>
             </w:r>
             <w:r>
               <w:rPr>
@@ -16048,7 +10990,6 @@
                 <w:szCs w:val="16"/>
               </w:rPr>
             </w:pPr>
-            <w:proofErr w:type="spellStart"/>
             <w:r>
               <w:rPr>
                 <w:rFonts w:ascii="Arial" w:eastAsia="Times New Roman" w:hAnsi="Arial" w:cs="Arial"/>
@@ -16060,7 +11001,6 @@
               </w:rPr>
               <w:t>Realisasi</w:t>
             </w:r>
-            <w:proofErr w:type="spellEnd"/>
           </w:p>
         </w:tc>
         <w:tc>
@@ -16089,7 +11029,6 @@
                 <w:szCs w:val="16"/>
               </w:rPr>
             </w:pPr>
-            <w:proofErr w:type="spellStart"/>
             <w:r>
               <w:rPr>
                 <w:rFonts w:ascii="Arial" w:eastAsia="Times New Roman" w:hAnsi="Arial" w:cs="Arial"/>
@@ -16099,19 +11038,7 @@
                 <w:sz w:val="16"/>
                 <w:szCs w:val="16"/>
               </w:rPr>
-              <w:t>Persentase</w:t>
-            </w:r>
-            <w:proofErr w:type="spellEnd"/>
-            <w:r>
-              <w:rPr>
-                <w:rFonts w:ascii="Arial" w:eastAsia="Times New Roman" w:hAnsi="Arial" w:cs="Arial"/>
-                <w:b/>
-                <w:bCs/>
-                <w:color w:val="000000"/>
-                <w:sz w:val="16"/>
-                <w:szCs w:val="16"/>
-              </w:rPr>
-              <w:t xml:space="preserve"> (%)</w:t>
+              <w:t>Persentase (%)</w:t>
             </w:r>
           </w:p>
         </w:tc>
@@ -16142,7 +11069,6 @@
                 <w:szCs w:val="16"/>
               </w:rPr>
             </w:pPr>
-            <w:proofErr w:type="spellStart"/>
             <w:r>
               <w:rPr>
                 <w:rFonts w:ascii="Arial" w:eastAsia="Times New Roman" w:hAnsi="Arial" w:cs="Arial"/>
@@ -16154,7 +11080,6 @@
               </w:rPr>
               <w:t>Keterangan</w:t>
             </w:r>
-            <w:proofErr w:type="spellEnd"/>
           </w:p>
         </w:tc>
       </w:tr>
@@ -16261,21 +11186,8 @@
                 <w:sz w:val="16"/>
                 <w:szCs w:val="16"/>
               </w:rPr>
-              <w:t xml:space="preserve">Username </w:t>
-            </w:r>
-            <w:proofErr w:type="spellStart"/>
-            <w:r>
-              <w:rPr>
-                <w:rFonts w:ascii="Arial" w:eastAsia="Times New Roman" w:hAnsi="Arial" w:cs="Arial"/>
-                <w:b/>
-                <w:bCs/>
-                <w:color w:val="000000"/>
-                <w:sz w:val="16"/>
-                <w:szCs w:val="16"/>
-              </w:rPr>
-              <w:t>Sobat</w:t>
-            </w:r>
-            <w:proofErr w:type="spellEnd"/>
+              <w:t>Username Sobat</w:t>
+            </w:r>
           </w:p>
         </w:tc>
         <w:tc>
@@ -16350,21 +11262,8 @@
                 <w:sz w:val="16"/>
                 <w:szCs w:val="16"/>
               </w:rPr>
-              <w:t xml:space="preserve">Username </w:t>
-            </w:r>
-            <w:proofErr w:type="spellStart"/>
-            <w:r>
-              <w:rPr>
-                <w:rFonts w:ascii="Arial" w:eastAsia="Times New Roman" w:hAnsi="Arial" w:cs="Arial"/>
-                <w:b/>
-                <w:bCs/>
-                <w:color w:val="000000"/>
-                <w:sz w:val="16"/>
-                <w:szCs w:val="16"/>
-              </w:rPr>
-              <w:t>Sobat</w:t>
-            </w:r>
-            <w:proofErr w:type="spellEnd"/>
+              <w:t>Username Sobat</w:t>
+            </w:r>
           </w:p>
         </w:tc>
         <w:tc>
@@ -16473,7 +11372,6 @@
                 <w:szCs w:val="16"/>
               </w:rPr>
             </w:pPr>
-            <w:proofErr w:type="spellStart"/>
             <w:r>
               <w:rPr>
                 <w:rFonts w:ascii="Arial" w:eastAsia="Times New Roman" w:hAnsi="Arial" w:cs="Arial"/>
@@ -16485,7 +11383,6 @@
               </w:rPr>
               <w:t>Keluarga</w:t>
             </w:r>
-            <w:proofErr w:type="spellEnd"/>
           </w:p>
         </w:tc>
         <w:tc>
@@ -16551,7 +11448,6 @@
                 <w:szCs w:val="16"/>
               </w:rPr>
             </w:pPr>
-            <w:proofErr w:type="spellStart"/>
             <w:r>
               <w:rPr>
                 <w:rFonts w:ascii="Arial" w:eastAsia="Times New Roman" w:hAnsi="Arial" w:cs="Arial"/>
@@ -16563,7 +11459,6 @@
               </w:rPr>
               <w:t>Jumlah</w:t>
             </w:r>
-            <w:proofErr w:type="spellEnd"/>
           </w:p>
         </w:tc>
         <w:tc>
@@ -16591,7 +11486,6 @@
                 <w:szCs w:val="16"/>
               </w:rPr>
             </w:pPr>
-            <w:proofErr w:type="spellStart"/>
             <w:r>
               <w:rPr>
                 <w:rFonts w:ascii="Arial" w:eastAsia="Times New Roman" w:hAnsi="Arial" w:cs="Arial"/>
@@ -16603,7 +11497,6 @@
               </w:rPr>
               <w:t>Keluarga</w:t>
             </w:r>
-            <w:proofErr w:type="spellEnd"/>
           </w:p>
         </w:tc>
         <w:tc>
@@ -16669,7 +11562,6 @@
                 <w:szCs w:val="16"/>
               </w:rPr>
             </w:pPr>
-            <w:proofErr w:type="spellStart"/>
             <w:r>
               <w:rPr>
                 <w:rFonts w:ascii="Arial" w:eastAsia="Times New Roman" w:hAnsi="Arial" w:cs="Arial"/>
@@ -16681,7 +11573,6 @@
               </w:rPr>
               <w:t>Jumlah</w:t>
             </w:r>
-            <w:proofErr w:type="spellEnd"/>
           </w:p>
         </w:tc>
         <w:tc>
@@ -17428,27 +12319,7 @@
                 <w:sz w:val="16"/>
                 <w:szCs w:val="16"/>
               </w:rPr>
-              <w:t>{</w:t>
-            </w:r>
-            <w:proofErr w:type="spellStart"/>
-            <w:r>
-              <w:rPr>
-                <w:rFonts w:ascii="Arial" w:eastAsia="Times New Roman" w:hAnsi="Arial" w:cs="Arial"/>
-                <w:color w:val="000000"/>
-                <w:sz w:val="16"/>
-                <w:szCs w:val="16"/>
-              </w:rPr>
-              <w:t>nama_petugas</w:t>
-            </w:r>
-            <w:proofErr w:type="spellEnd"/>
-            <w:r>
-              <w:rPr>
-                <w:rFonts w:ascii="Arial" w:eastAsia="Times New Roman" w:hAnsi="Arial" w:cs="Arial"/>
-                <w:color w:val="000000"/>
-                <w:sz w:val="16"/>
-                <w:szCs w:val="16"/>
-              </w:rPr>
-              <w:t>}</w:t>
+              <w:t>{nama_petugas}</w:t>
             </w:r>
           </w:p>
         </w:tc>
@@ -17481,27 +12352,7 @@
                 <w:sz w:val="16"/>
                 <w:szCs w:val="16"/>
               </w:rPr>
-              <w:t>{</w:t>
-            </w:r>
-            <w:proofErr w:type="spellStart"/>
-            <w:r>
-              <w:rPr>
-                <w:rFonts w:ascii="Arial" w:eastAsia="Times New Roman" w:hAnsi="Arial" w:cs="Arial"/>
-                <w:color w:val="000000"/>
-                <w:sz w:val="16"/>
-                <w:szCs w:val="16"/>
-              </w:rPr>
-              <w:t>email_petugas</w:t>
-            </w:r>
-            <w:proofErr w:type="spellEnd"/>
-            <w:r>
-              <w:rPr>
-                <w:rFonts w:ascii="Arial" w:eastAsia="Times New Roman" w:hAnsi="Arial" w:cs="Arial"/>
-                <w:color w:val="000000"/>
-                <w:sz w:val="16"/>
-                <w:szCs w:val="16"/>
-              </w:rPr>
-              <w:t>}</w:t>
+              <w:t>{email_petugas}</w:t>
             </w:r>
           </w:p>
         </w:tc>
@@ -17534,27 +12385,7 @@
                 <w:sz w:val="16"/>
                 <w:szCs w:val="16"/>
               </w:rPr>
-              <w:t>{</w:t>
-            </w:r>
-            <w:proofErr w:type="spellStart"/>
-            <w:r>
-              <w:rPr>
-                <w:rFonts w:ascii="Arial" w:eastAsia="Times New Roman" w:hAnsi="Arial" w:cs="Arial"/>
-                <w:color w:val="000000"/>
-                <w:sz w:val="16"/>
-                <w:szCs w:val="16"/>
-              </w:rPr>
-              <w:t>nama_ppl</w:t>
-            </w:r>
-            <w:proofErr w:type="spellEnd"/>
-            <w:r>
-              <w:rPr>
-                <w:rFonts w:ascii="Arial" w:eastAsia="Times New Roman" w:hAnsi="Arial" w:cs="Arial"/>
-                <w:color w:val="000000"/>
-                <w:sz w:val="16"/>
-                <w:szCs w:val="16"/>
-              </w:rPr>
-              <w:t>}</w:t>
+              <w:t>{nama_ppl}</w:t>
             </w:r>
           </w:p>
         </w:tc>
@@ -17587,27 +12418,7 @@
                 <w:sz w:val="16"/>
                 <w:szCs w:val="16"/>
               </w:rPr>
-              <w:t>{</w:t>
-            </w:r>
-            <w:proofErr w:type="spellStart"/>
-            <w:r>
-              <w:rPr>
-                <w:rFonts w:ascii="Arial" w:eastAsia="Times New Roman" w:hAnsi="Arial" w:cs="Arial"/>
-                <w:color w:val="000000"/>
-                <w:sz w:val="16"/>
-                <w:szCs w:val="16"/>
-              </w:rPr>
-              <w:t>email_ppl</w:t>
-            </w:r>
-            <w:proofErr w:type="spellEnd"/>
-            <w:r>
-              <w:rPr>
-                <w:rFonts w:ascii="Arial" w:eastAsia="Times New Roman" w:hAnsi="Arial" w:cs="Arial"/>
-                <w:color w:val="000000"/>
-                <w:sz w:val="16"/>
-                <w:szCs w:val="16"/>
-              </w:rPr>
-              <w:t>}</w:t>
+              <w:t>{email_ppl}</w:t>
             </w:r>
           </w:p>
         </w:tc>
@@ -17641,27 +12452,7 @@
                 <w:sz w:val="16"/>
                 <w:szCs w:val="16"/>
               </w:rPr>
-              <w:t>{</w:t>
-            </w:r>
-            <w:proofErr w:type="spellStart"/>
-            <w:r>
-              <w:rPr>
-                <w:rFonts w:ascii="Arial" w:eastAsia="Times New Roman" w:hAnsi="Arial" w:cs="Arial"/>
-                <w:color w:val="000000"/>
-                <w:sz w:val="16"/>
-                <w:szCs w:val="16"/>
-              </w:rPr>
-              <w:t>kode_kecamatan</w:t>
-            </w:r>
-            <w:proofErr w:type="spellEnd"/>
-            <w:r>
-              <w:rPr>
-                <w:rFonts w:ascii="Arial" w:eastAsia="Times New Roman" w:hAnsi="Arial" w:cs="Arial"/>
-                <w:color w:val="000000"/>
-                <w:sz w:val="16"/>
-                <w:szCs w:val="16"/>
-              </w:rPr>
-              <w:t>}</w:t>
+              <w:t>{kode_kecamatan}</w:t>
             </w:r>
           </w:p>
         </w:tc>
@@ -17695,27 +12486,7 @@
                 <w:sz w:val="16"/>
                 <w:szCs w:val="16"/>
               </w:rPr>
-              <w:t>{</w:t>
-            </w:r>
-            <w:proofErr w:type="spellStart"/>
-            <w:r>
-              <w:rPr>
-                <w:rFonts w:ascii="Arial" w:eastAsia="Times New Roman" w:hAnsi="Arial" w:cs="Arial"/>
-                <w:color w:val="000000"/>
-                <w:sz w:val="16"/>
-                <w:szCs w:val="16"/>
-              </w:rPr>
-              <w:t>kode_kelurahan</w:t>
-            </w:r>
-            <w:proofErr w:type="spellEnd"/>
-            <w:r>
-              <w:rPr>
-                <w:rFonts w:ascii="Arial" w:eastAsia="Times New Roman" w:hAnsi="Arial" w:cs="Arial"/>
-                <w:color w:val="000000"/>
-                <w:sz w:val="16"/>
-                <w:szCs w:val="16"/>
-              </w:rPr>
-              <w:t>}</w:t>
+              <w:t>{kode_kelurahan}</w:t>
             </w:r>
           </w:p>
         </w:tc>
@@ -17749,27 +12520,7 @@
                 <w:sz w:val="16"/>
                 <w:szCs w:val="16"/>
               </w:rPr>
-              <w:t>{</w:t>
-            </w:r>
-            <w:proofErr w:type="spellStart"/>
-            <w:r>
-              <w:rPr>
-                <w:rFonts w:ascii="Arial" w:eastAsia="Times New Roman" w:hAnsi="Arial" w:cs="Arial"/>
-                <w:color w:val="000000"/>
-                <w:sz w:val="16"/>
-                <w:szCs w:val="16"/>
-              </w:rPr>
-              <w:t>kode_sls</w:t>
-            </w:r>
-            <w:proofErr w:type="spellEnd"/>
-            <w:r>
-              <w:rPr>
-                <w:rFonts w:ascii="Arial" w:eastAsia="Times New Roman" w:hAnsi="Arial" w:cs="Arial"/>
-                <w:color w:val="000000"/>
-                <w:sz w:val="16"/>
-                <w:szCs w:val="16"/>
-              </w:rPr>
-              <w:t>}</w:t>
+              <w:t>{kode_sls}</w:t>
             </w:r>
           </w:p>
         </w:tc>
@@ -17803,27 +12554,7 @@
                 <w:sz w:val="16"/>
                 <w:szCs w:val="16"/>
               </w:rPr>
-              <w:t>{</w:t>
-            </w:r>
-            <w:proofErr w:type="spellStart"/>
-            <w:r>
-              <w:rPr>
-                <w:rFonts w:ascii="Arial" w:eastAsia="Times New Roman" w:hAnsi="Arial" w:cs="Arial"/>
-                <w:color w:val="000000"/>
-                <w:sz w:val="16"/>
-                <w:szCs w:val="16"/>
-              </w:rPr>
-              <w:t>pre_keluarga</w:t>
-            </w:r>
-            <w:proofErr w:type="spellEnd"/>
-            <w:r>
-              <w:rPr>
-                <w:rFonts w:ascii="Arial" w:eastAsia="Times New Roman" w:hAnsi="Arial" w:cs="Arial"/>
-                <w:color w:val="000000"/>
-                <w:sz w:val="16"/>
-                <w:szCs w:val="16"/>
-              </w:rPr>
-              <w:t>}</w:t>
+              <w:t>{pre_keluarga}</w:t>
             </w:r>
           </w:p>
         </w:tc>
@@ -17857,27 +12588,7 @@
                 <w:sz w:val="16"/>
                 <w:szCs w:val="16"/>
               </w:rPr>
-              <w:t>{</w:t>
-            </w:r>
-            <w:proofErr w:type="spellStart"/>
-            <w:r>
-              <w:rPr>
-                <w:rFonts w:ascii="Arial" w:eastAsia="Times New Roman" w:hAnsi="Arial" w:cs="Arial"/>
-                <w:color w:val="000000"/>
-                <w:sz w:val="16"/>
-                <w:szCs w:val="16"/>
-              </w:rPr>
-              <w:t>pre_usaha</w:t>
-            </w:r>
-            <w:proofErr w:type="spellEnd"/>
-            <w:r>
-              <w:rPr>
-                <w:rFonts w:ascii="Arial" w:eastAsia="Times New Roman" w:hAnsi="Arial" w:cs="Arial"/>
-                <w:color w:val="000000"/>
-                <w:sz w:val="16"/>
-                <w:szCs w:val="16"/>
-              </w:rPr>
-              <w:t>}</w:t>
+              <w:t>{pre_usaha}</w:t>
             </w:r>
           </w:p>
         </w:tc>
@@ -17911,27 +12622,7 @@
                 <w:sz w:val="16"/>
                 <w:szCs w:val="16"/>
               </w:rPr>
-              <w:t>{</w:t>
-            </w:r>
-            <w:proofErr w:type="spellStart"/>
-            <w:r>
-              <w:rPr>
-                <w:rFonts w:ascii="Arial" w:eastAsia="Times New Roman" w:hAnsi="Arial" w:cs="Arial"/>
-                <w:color w:val="000000"/>
-                <w:sz w:val="16"/>
-                <w:szCs w:val="16"/>
-              </w:rPr>
-              <w:t>jumlah_pre</w:t>
-            </w:r>
-            <w:proofErr w:type="spellEnd"/>
-            <w:r>
-              <w:rPr>
-                <w:rFonts w:ascii="Arial" w:eastAsia="Times New Roman" w:hAnsi="Arial" w:cs="Arial"/>
-                <w:color w:val="000000"/>
-                <w:sz w:val="16"/>
-                <w:szCs w:val="16"/>
-              </w:rPr>
-              <w:t>}</w:t>
+              <w:t>{jumlah_pre}</w:t>
             </w:r>
           </w:p>
         </w:tc>
@@ -17974,27 +12665,7 @@
                 <w:sz w:val="16"/>
                 <w:szCs w:val="16"/>
               </w:rPr>
-              <w:t>{</w:t>
-            </w:r>
-            <w:proofErr w:type="spellStart"/>
-            <w:r>
-              <w:rPr>
-                <w:rFonts w:ascii="Arial" w:eastAsia="Times New Roman" w:hAnsi="Arial" w:cs="Arial"/>
-                <w:color w:val="000000"/>
-                <w:sz w:val="16"/>
-                <w:szCs w:val="16"/>
-              </w:rPr>
-              <w:t>realisasi_keluarga</w:t>
-            </w:r>
-            <w:proofErr w:type="spellEnd"/>
-            <w:r>
-              <w:rPr>
-                <w:rFonts w:ascii="Arial" w:eastAsia="Times New Roman" w:hAnsi="Arial" w:cs="Arial"/>
-                <w:color w:val="000000"/>
-                <w:sz w:val="16"/>
-                <w:szCs w:val="16"/>
-              </w:rPr>
-              <w:t>}</w:t>
+              <w:t>{realisasi_keluarga}</w:t>
             </w:r>
           </w:p>
         </w:tc>
@@ -18037,27 +12708,7 @@
                 <w:sz w:val="16"/>
                 <w:szCs w:val="16"/>
               </w:rPr>
-              <w:t>{</w:t>
-            </w:r>
-            <w:proofErr w:type="spellStart"/>
-            <w:r>
-              <w:rPr>
-                <w:rFonts w:ascii="Arial" w:eastAsia="Times New Roman" w:hAnsi="Arial" w:cs="Arial"/>
-                <w:color w:val="000000"/>
-                <w:sz w:val="16"/>
-                <w:szCs w:val="16"/>
-              </w:rPr>
-              <w:t>realisasi_usaha</w:t>
-            </w:r>
-            <w:proofErr w:type="spellEnd"/>
-            <w:r>
-              <w:rPr>
-                <w:rFonts w:ascii="Arial" w:eastAsia="Times New Roman" w:hAnsi="Arial" w:cs="Arial"/>
-                <w:color w:val="000000"/>
-                <w:sz w:val="16"/>
-                <w:szCs w:val="16"/>
-              </w:rPr>
-              <w:t>}</w:t>
+              <w:t>{realisasi_usaha}</w:t>
             </w:r>
           </w:p>
         </w:tc>
@@ -18091,27 +12742,7 @@
                 <w:sz w:val="16"/>
                 <w:szCs w:val="16"/>
               </w:rPr>
-              <w:t>{</w:t>
-            </w:r>
-            <w:proofErr w:type="spellStart"/>
-            <w:r>
-              <w:rPr>
-                <w:rFonts w:ascii="Arial" w:eastAsia="Times New Roman" w:hAnsi="Arial" w:cs="Arial"/>
-                <w:color w:val="000000"/>
-                <w:sz w:val="16"/>
-                <w:szCs w:val="16"/>
-              </w:rPr>
-              <w:t>realisasi_jumlah</w:t>
-            </w:r>
-            <w:proofErr w:type="spellEnd"/>
-            <w:r>
-              <w:rPr>
-                <w:rFonts w:ascii="Arial" w:eastAsia="Times New Roman" w:hAnsi="Arial" w:cs="Arial"/>
-                <w:color w:val="000000"/>
-                <w:sz w:val="16"/>
-                <w:szCs w:val="16"/>
-              </w:rPr>
-              <w:t>}</w:t>
+              <w:t>{realisasi_jumlah}</w:t>
             </w:r>
             <w:r>
               <w:rPr>
@@ -18154,47 +12785,7 @@
                 <w:sz w:val="16"/>
                 <w:szCs w:val="16"/>
               </w:rPr>
-              <w:t>{</w:t>
-            </w:r>
-            <w:proofErr w:type="spellStart"/>
-            <w:r>
-              <w:rPr>
-                <w:rFonts w:ascii="Arial" w:eastAsia="Times New Roman" w:hAnsi="Arial" w:cs="Arial"/>
-                <w:color w:val="000000"/>
-                <w:sz w:val="16"/>
-                <w:szCs w:val="16"/>
-              </w:rPr>
-              <w:t>pesentase</w:t>
-            </w:r>
-            <w:proofErr w:type="spellEnd"/>
-            <w:r>
-              <w:rPr>
-                <w:rFonts w:ascii="Arial" w:eastAsia="Times New Roman" w:hAnsi="Arial" w:cs="Arial"/>
-                <w:color w:val="000000"/>
-                <w:sz w:val="16"/>
-                <w:szCs w:val="16"/>
-              </w:rPr>
-              <w:t>}{/</w:t>
-            </w:r>
-            <w:proofErr w:type="spellStart"/>
-            <w:r>
-              <w:rPr>
-                <w:rFonts w:ascii="Arial" w:eastAsia="Times New Roman" w:hAnsi="Arial" w:cs="Arial"/>
-                <w:color w:val="000000"/>
-                <w:sz w:val="16"/>
-                <w:szCs w:val="16"/>
-              </w:rPr>
-              <w:t>peserta</w:t>
-            </w:r>
-            <w:proofErr w:type="spellEnd"/>
-            <w:r>
-              <w:rPr>
-                <w:rFonts w:ascii="Arial" w:eastAsia="Times New Roman" w:hAnsi="Arial" w:cs="Arial"/>
-                <w:color w:val="000000"/>
-                <w:sz w:val="16"/>
-                <w:szCs w:val="16"/>
-              </w:rPr>
-              <w:t>}</w:t>
+              <w:t>{pesentase}{/peserta}</w:t>
             </w:r>
           </w:p>
         </w:tc>
@@ -18254,7 +12845,6 @@
                 <w:szCs w:val="16"/>
               </w:rPr>
             </w:pPr>
-            <w:proofErr w:type="spellStart"/>
             <w:r>
               <w:rPr>
                 <w:rFonts w:ascii="Arial" w:eastAsia="Times New Roman" w:hAnsi="Arial" w:cs="Arial"/>
@@ -18266,7 +12856,6 @@
               </w:rPr>
               <w:t>Jumlah</w:t>
             </w:r>
-            <w:proofErr w:type="spellEnd"/>
           </w:p>
         </w:tc>
         <w:tc>
@@ -18486,31 +13075,7 @@
                 <w:sz w:val="16"/>
                 <w:szCs w:val="16"/>
               </w:rPr>
-              <w:t>{</w:t>
-            </w:r>
-            <w:proofErr w:type="spellStart"/>
-            <w:r>
-              <w:rPr>
-                <w:rFonts w:ascii="Arial" w:eastAsia="Times New Roman" w:hAnsi="Arial" w:cs="Arial"/>
-                <w:b/>
-                <w:bCs/>
-                <w:color w:val="000000"/>
-                <w:sz w:val="16"/>
-                <w:szCs w:val="16"/>
-              </w:rPr>
-              <w:t>average_persentase</w:t>
-            </w:r>
-            <w:proofErr w:type="spellEnd"/>
-            <w:r>
-              <w:rPr>
-                <w:rFonts w:ascii="Arial" w:eastAsia="Times New Roman" w:hAnsi="Arial" w:cs="Arial"/>
-                <w:b/>
-                <w:bCs/>
-                <w:color w:val="000000"/>
-                <w:sz w:val="16"/>
-                <w:szCs w:val="16"/>
-              </w:rPr>
-              <w:t>}</w:t>
+              <w:t>{average_persentase}</w:t>
             </w:r>
           </w:p>
         </w:tc>
@@ -20587,7 +15152,7 @@
     <w:name w:val="Normal"/>
     <w:qFormat/>
   </w:style>
-  <w:style w:type="paragraph" w:styleId="Judul1">
+  <w:style w:type="paragraph" w:styleId="Heading1">
     <w:name w:val="heading 1"/>
     <w:basedOn w:val="Normal"/>
     <w:next w:val="Normal"/>
@@ -20605,7 +15170,7 @@
       <w:szCs w:val="40"/>
     </w:rPr>
   </w:style>
-  <w:style w:type="paragraph" w:styleId="Judul2">
+  <w:style w:type="paragraph" w:styleId="Heading2">
     <w:name w:val="heading 2"/>
     <w:basedOn w:val="Normal"/>
     <w:next w:val="Normal"/>
@@ -20625,7 +15190,7 @@
       <w:szCs w:val="32"/>
     </w:rPr>
   </w:style>
-  <w:style w:type="paragraph" w:styleId="Judul3">
+  <w:style w:type="paragraph" w:styleId="Heading3">
     <w:name w:val="heading 3"/>
     <w:basedOn w:val="Normal"/>
     <w:next w:val="Normal"/>
@@ -20645,7 +15210,7 @@
       <w:szCs w:val="28"/>
     </w:rPr>
   </w:style>
-  <w:style w:type="paragraph" w:styleId="Judul4">
+  <w:style w:type="paragraph" w:styleId="Heading4">
     <w:name w:val="heading 4"/>
     <w:basedOn w:val="Normal"/>
     <w:next w:val="Normal"/>
@@ -20665,7 +15230,7 @@
       <w:color w:val="2F5496"/>
     </w:rPr>
   </w:style>
-  <w:style w:type="paragraph" w:styleId="Judul5">
+  <w:style w:type="paragraph" w:styleId="Heading5">
     <w:name w:val="heading 5"/>
     <w:basedOn w:val="Normal"/>
     <w:next w:val="Normal"/>
@@ -20683,7 +15248,7 @@
       <w:color w:val="2F5496"/>
     </w:rPr>
   </w:style>
-  <w:style w:type="paragraph" w:styleId="Judul6">
+  <w:style w:type="paragraph" w:styleId="Heading6">
     <w:name w:val="heading 6"/>
     <w:basedOn w:val="Normal"/>
     <w:next w:val="Normal"/>
@@ -20703,13 +15268,13 @@
       <w:color w:val="595959"/>
     </w:rPr>
   </w:style>
-  <w:style w:type="character" w:default="1" w:styleId="FontParagrafDefault">
+  <w:style w:type="character" w:default="1" w:styleId="DefaultParagraphFont">
     <w:name w:val="Default Paragraph Font"/>
     <w:uiPriority w:val="1"/>
     <w:semiHidden/>
     <w:unhideWhenUsed/>
   </w:style>
-  <w:style w:type="table" w:default="1" w:styleId="TabelNormal">
+  <w:style w:type="table" w:default="1" w:styleId="TableNormal">
     <w:name w:val="Normal Table"/>
     <w:uiPriority w:val="99"/>
     <w:semiHidden/>
@@ -20724,13 +15289,13 @@
       </w:tblCellMar>
     </w:tblPr>
   </w:style>
-  <w:style w:type="numbering" w:default="1" w:styleId="TidakAdaDaftar">
+  <w:style w:type="numbering" w:default="1" w:styleId="NoList">
     <w:name w:val="No List"/>
     <w:uiPriority w:val="99"/>
     <w:semiHidden/>
     <w:unhideWhenUsed/>
   </w:style>
-  <w:style w:type="table" w:customStyle="1" w:styleId="TableNormal">
+  <w:style w:type="table" w:customStyle="1" w:styleId="TableNormal0">
     <w:name w:val="TableNormal"/>
     <w:tblPr>
       <w:tblCellMar>
@@ -20741,7 +15306,7 @@
       </w:tblCellMar>
     </w:tblPr>
   </w:style>
-  <w:style w:type="paragraph" w:styleId="Judul">
+  <w:style w:type="paragraph" w:styleId="Title">
     <w:name w:val="Title"/>
     <w:basedOn w:val="Normal"/>
     <w:next w:val="Normal"/>
@@ -20755,7 +15320,7 @@
       <w:szCs w:val="56"/>
     </w:rPr>
   </w:style>
-  <w:style w:type="paragraph" w:styleId="Subjudul">
+  <w:style w:type="paragraph" w:styleId="Subtitle">
     <w:name w:val="Subtitle"/>
     <w:basedOn w:val="Normal"/>
     <w:next w:val="Normal"/>
@@ -20768,7 +15333,7 @@
     </w:rPr>
   </w:style>
   <w:style w:type="table" w:customStyle="1" w:styleId="a">
-    <w:basedOn w:val="TableNormal"/>
+    <w:basedOn w:val="TableNormal0"/>
     <w:tblPr>
       <w:tblStyleRowBandSize w:val="1"/>
       <w:tblStyleColBandSize w:val="1"/>
@@ -20781,14 +15346,14 @@
     </w:tblPr>
   </w:style>
   <w:style w:type="table" w:customStyle="1" w:styleId="a0">
-    <w:basedOn w:val="TableNormal"/>
+    <w:basedOn w:val="TableNormal0"/>
     <w:tblPr>
       <w:tblStyleRowBandSize w:val="1"/>
       <w:tblStyleColBandSize w:val="1"/>
     </w:tblPr>
   </w:style>
   <w:style w:type="table" w:customStyle="1" w:styleId="a1">
-    <w:basedOn w:val="TableNormal"/>
+    <w:basedOn w:val="TableNormal0"/>
     <w:tblPr>
       <w:tblStyleRowBandSize w:val="1"/>
       <w:tblStyleColBandSize w:val="1"/>
@@ -20803,7 +15368,7 @@
   <w:style w:type="paragraph" w:styleId="Header">
     <w:name w:val="header"/>
     <w:basedOn w:val="Normal"/>
-    <w:link w:val="HeaderKAR"/>
+    <w:link w:val="HeaderChar"/>
     <w:uiPriority w:val="99"/>
     <w:unhideWhenUsed/>
     <w:rsid w:val="00FD29C8"/>
@@ -20815,9 +15380,9 @@
       <w:spacing w:after="0" w:line="240" w:lineRule="auto"/>
     </w:pPr>
   </w:style>
-  <w:style w:type="character" w:customStyle="1" w:styleId="HeaderKAR">
-    <w:name w:val="Header KAR"/>
-    <w:basedOn w:val="FontParagrafDefault"/>
+  <w:style w:type="character" w:customStyle="1" w:styleId="HeaderChar">
+    <w:name w:val="Header Char"/>
+    <w:basedOn w:val="DefaultParagraphFont"/>
     <w:link w:val="Header"/>
     <w:uiPriority w:val="99"/>
     <w:rsid w:val="00FD29C8"/>
@@ -20825,7 +15390,7 @@
   <w:style w:type="paragraph" w:styleId="Footer">
     <w:name w:val="footer"/>
     <w:basedOn w:val="Normal"/>
-    <w:link w:val="FooterKAR"/>
+    <w:link w:val="FooterChar"/>
     <w:uiPriority w:val="99"/>
     <w:unhideWhenUsed/>
     <w:rsid w:val="00FD29C8"/>
@@ -20837,9 +15402,9 @@
       <w:spacing w:after="0" w:line="240" w:lineRule="auto"/>
     </w:pPr>
   </w:style>
-  <w:style w:type="character" w:customStyle="1" w:styleId="FooterKAR">
-    <w:name w:val="Footer KAR"/>
-    <w:basedOn w:val="FontParagrafDefault"/>
+  <w:style w:type="character" w:customStyle="1" w:styleId="FooterChar">
+    <w:name w:val="Footer Char"/>
+    <w:basedOn w:val="DefaultParagraphFont"/>
     <w:link w:val="Footer"/>
     <w:uiPriority w:val="99"/>
     <w:rsid w:val="00FD29C8"/>

--- a/public/templates/BERKAS PEMBAYARAN TERMIN II PML (1).docx
+++ b/public/templates/BERKAS PEMBAYARAN TERMIN II PML (1).docx
@@ -372,7 +372,47 @@
           <w:sz w:val="24"/>
           <w:szCs w:val="24"/>
         </w:rPr>
-        <w:t>Dengan ini menyatakan:  </w:t>
+        <w:t xml:space="preserve">Dengan </w:t>
+      </w:r>
+      <w:proofErr w:type="spellStart"/>
+      <w:r>
+        <w:rPr>
+          <w:rFonts w:ascii="Bookman Old Style" w:eastAsia="Bookman Old Style" w:hAnsi="Bookman Old Style" w:cs="Bookman Old Style"/>
+          <w:color w:val="000000"/>
+          <w:sz w:val="24"/>
+          <w:szCs w:val="24"/>
+        </w:rPr>
+        <w:t>ini</w:t>
+      </w:r>
+      <w:proofErr w:type="spellEnd"/>
+      <w:r>
+        <w:rPr>
+          <w:rFonts w:ascii="Bookman Old Style" w:eastAsia="Bookman Old Style" w:hAnsi="Bookman Old Style" w:cs="Bookman Old Style"/>
+          <w:color w:val="000000"/>
+          <w:sz w:val="24"/>
+          <w:szCs w:val="24"/>
+        </w:rPr>
+        <w:t xml:space="preserve"> </w:t>
+      </w:r>
+      <w:proofErr w:type="spellStart"/>
+      <w:r>
+        <w:rPr>
+          <w:rFonts w:ascii="Bookman Old Style" w:eastAsia="Bookman Old Style" w:hAnsi="Bookman Old Style" w:cs="Bookman Old Style"/>
+          <w:color w:val="000000"/>
+          <w:sz w:val="24"/>
+          <w:szCs w:val="24"/>
+        </w:rPr>
+        <w:t>menyatakan</w:t>
+      </w:r>
+      <w:proofErr w:type="spellEnd"/>
+      <w:r>
+        <w:rPr>
+          <w:rFonts w:ascii="Bookman Old Style" w:eastAsia="Bookman Old Style" w:hAnsi="Bookman Old Style" w:cs="Bookman Old Style"/>
+          <w:color w:val="000000"/>
+          <w:sz w:val="24"/>
+          <w:szCs w:val="24"/>
+        </w:rPr>
+        <w:t>:  </w:t>
       </w:r>
     </w:p>
     <w:p>
@@ -391,22 +431,171 @@
           <w:szCs w:val="24"/>
         </w:rPr>
       </w:pPr>
-      <w:r>
-        <w:rPr>
-          <w:rFonts w:ascii="Bookman Old Style" w:eastAsia="Bookman Old Style" w:hAnsi="Bookman Old Style" w:cs="Bookman Old Style"/>
-          <w:sz w:val="24"/>
-          <w:szCs w:val="24"/>
-        </w:rPr>
-        <w:t>bahwa t</w:t>
-      </w:r>
-      <w:r>
-        <w:rPr>
-          <w:rFonts w:ascii="Bookman Old Style" w:eastAsia="Bookman Old Style" w:hAnsi="Bookman Old Style" w:cs="Bookman Old Style"/>
-          <w:color w:val="000000"/>
-          <w:sz w:val="24"/>
-          <w:szCs w:val="24"/>
-        </w:rPr>
-        <w:t xml:space="preserve">elah melaksanakan pekerjaan Pemeriksaan hasil Pendataan Lapangan Sensus Ekonomi 2026 pada Badan Pusat Statistik </w:t>
+      <w:proofErr w:type="spellStart"/>
+      <w:r>
+        <w:rPr>
+          <w:rFonts w:ascii="Bookman Old Style" w:eastAsia="Bookman Old Style" w:hAnsi="Bookman Old Style" w:cs="Bookman Old Style"/>
+          <w:sz w:val="24"/>
+          <w:szCs w:val="24"/>
+        </w:rPr>
+        <w:t>bahwa</w:t>
+      </w:r>
+      <w:proofErr w:type="spellEnd"/>
+      <w:r>
+        <w:rPr>
+          <w:rFonts w:ascii="Bookman Old Style" w:eastAsia="Bookman Old Style" w:hAnsi="Bookman Old Style" w:cs="Bookman Old Style"/>
+          <w:sz w:val="24"/>
+          <w:szCs w:val="24"/>
+        </w:rPr>
+        <w:t xml:space="preserve"> </w:t>
+      </w:r>
+      <w:proofErr w:type="spellStart"/>
+      <w:r>
+        <w:rPr>
+          <w:rFonts w:ascii="Bookman Old Style" w:eastAsia="Bookman Old Style" w:hAnsi="Bookman Old Style" w:cs="Bookman Old Style"/>
+          <w:sz w:val="24"/>
+          <w:szCs w:val="24"/>
+        </w:rPr>
+        <w:t>t</w:t>
+      </w:r>
+      <w:r>
+        <w:rPr>
+          <w:rFonts w:ascii="Bookman Old Style" w:eastAsia="Bookman Old Style" w:hAnsi="Bookman Old Style" w:cs="Bookman Old Style"/>
+          <w:color w:val="000000"/>
+          <w:sz w:val="24"/>
+          <w:szCs w:val="24"/>
+        </w:rPr>
+        <w:t>elah</w:t>
+      </w:r>
+      <w:proofErr w:type="spellEnd"/>
+      <w:r>
+        <w:rPr>
+          <w:rFonts w:ascii="Bookman Old Style" w:eastAsia="Bookman Old Style" w:hAnsi="Bookman Old Style" w:cs="Bookman Old Style"/>
+          <w:color w:val="000000"/>
+          <w:sz w:val="24"/>
+          <w:szCs w:val="24"/>
+        </w:rPr>
+        <w:t xml:space="preserve"> </w:t>
+      </w:r>
+      <w:proofErr w:type="spellStart"/>
+      <w:r>
+        <w:rPr>
+          <w:rFonts w:ascii="Bookman Old Style" w:eastAsia="Bookman Old Style" w:hAnsi="Bookman Old Style" w:cs="Bookman Old Style"/>
+          <w:color w:val="000000"/>
+          <w:sz w:val="24"/>
+          <w:szCs w:val="24"/>
+        </w:rPr>
+        <w:t>melaksanakan</w:t>
+      </w:r>
+      <w:proofErr w:type="spellEnd"/>
+      <w:r>
+        <w:rPr>
+          <w:rFonts w:ascii="Bookman Old Style" w:eastAsia="Bookman Old Style" w:hAnsi="Bookman Old Style" w:cs="Bookman Old Style"/>
+          <w:color w:val="000000"/>
+          <w:sz w:val="24"/>
+          <w:szCs w:val="24"/>
+        </w:rPr>
+        <w:t xml:space="preserve"> </w:t>
+      </w:r>
+      <w:proofErr w:type="spellStart"/>
+      <w:r>
+        <w:rPr>
+          <w:rFonts w:ascii="Bookman Old Style" w:eastAsia="Bookman Old Style" w:hAnsi="Bookman Old Style" w:cs="Bookman Old Style"/>
+          <w:color w:val="000000"/>
+          <w:sz w:val="24"/>
+          <w:szCs w:val="24"/>
+        </w:rPr>
+        <w:t>pekerjaan</w:t>
+      </w:r>
+      <w:proofErr w:type="spellEnd"/>
+      <w:r>
+        <w:rPr>
+          <w:rFonts w:ascii="Bookman Old Style" w:eastAsia="Bookman Old Style" w:hAnsi="Bookman Old Style" w:cs="Bookman Old Style"/>
+          <w:color w:val="000000"/>
+          <w:sz w:val="24"/>
+          <w:szCs w:val="24"/>
+        </w:rPr>
+        <w:t xml:space="preserve"> </w:t>
+      </w:r>
+      <w:proofErr w:type="spellStart"/>
+      <w:r>
+        <w:rPr>
+          <w:rFonts w:ascii="Bookman Old Style" w:eastAsia="Bookman Old Style" w:hAnsi="Bookman Old Style" w:cs="Bookman Old Style"/>
+          <w:color w:val="000000"/>
+          <w:sz w:val="24"/>
+          <w:szCs w:val="24"/>
+        </w:rPr>
+        <w:t>Pemeriksaan</w:t>
+      </w:r>
+      <w:proofErr w:type="spellEnd"/>
+      <w:r>
+        <w:rPr>
+          <w:rFonts w:ascii="Bookman Old Style" w:eastAsia="Bookman Old Style" w:hAnsi="Bookman Old Style" w:cs="Bookman Old Style"/>
+          <w:color w:val="000000"/>
+          <w:sz w:val="24"/>
+          <w:szCs w:val="24"/>
+        </w:rPr>
+        <w:t xml:space="preserve"> </w:t>
+      </w:r>
+      <w:proofErr w:type="spellStart"/>
+      <w:r>
+        <w:rPr>
+          <w:rFonts w:ascii="Bookman Old Style" w:eastAsia="Bookman Old Style" w:hAnsi="Bookman Old Style" w:cs="Bookman Old Style"/>
+          <w:color w:val="000000"/>
+          <w:sz w:val="24"/>
+          <w:szCs w:val="24"/>
+        </w:rPr>
+        <w:t>hasil</w:t>
+      </w:r>
+      <w:proofErr w:type="spellEnd"/>
+      <w:r>
+        <w:rPr>
+          <w:rFonts w:ascii="Bookman Old Style" w:eastAsia="Bookman Old Style" w:hAnsi="Bookman Old Style" w:cs="Bookman Old Style"/>
+          <w:color w:val="000000"/>
+          <w:sz w:val="24"/>
+          <w:szCs w:val="24"/>
+        </w:rPr>
+        <w:t xml:space="preserve"> </w:t>
+      </w:r>
+      <w:proofErr w:type="spellStart"/>
+      <w:r>
+        <w:rPr>
+          <w:rFonts w:ascii="Bookman Old Style" w:eastAsia="Bookman Old Style" w:hAnsi="Bookman Old Style" w:cs="Bookman Old Style"/>
+          <w:color w:val="000000"/>
+          <w:sz w:val="24"/>
+          <w:szCs w:val="24"/>
+        </w:rPr>
+        <w:t>Pendataan</w:t>
+      </w:r>
+      <w:proofErr w:type="spellEnd"/>
+      <w:r>
+        <w:rPr>
+          <w:rFonts w:ascii="Bookman Old Style" w:eastAsia="Bookman Old Style" w:hAnsi="Bookman Old Style" w:cs="Bookman Old Style"/>
+          <w:color w:val="000000"/>
+          <w:sz w:val="24"/>
+          <w:szCs w:val="24"/>
+        </w:rPr>
+        <w:t xml:space="preserve"> Lapangan Sensus Ekonomi 2026 pada Badan Pusat </w:t>
+      </w:r>
+      <w:proofErr w:type="spellStart"/>
+      <w:r>
+        <w:rPr>
+          <w:rFonts w:ascii="Bookman Old Style" w:eastAsia="Bookman Old Style" w:hAnsi="Bookman Old Style" w:cs="Bookman Old Style"/>
+          <w:color w:val="000000"/>
+          <w:sz w:val="24"/>
+          <w:szCs w:val="24"/>
+        </w:rPr>
+        <w:t>Statistik</w:t>
+      </w:r>
+      <w:proofErr w:type="spellEnd"/>
+      <w:r>
+        <w:rPr>
+          <w:rFonts w:ascii="Bookman Old Style" w:eastAsia="Bookman Old Style" w:hAnsi="Bookman Old Style" w:cs="Bookman Old Style"/>
+          <w:color w:val="000000"/>
+          <w:sz w:val="24"/>
+          <w:szCs w:val="24"/>
+        </w:rPr>
+        <w:t xml:space="preserve"> </w:t>
       </w:r>
       <w:r>
         <w:rPr>
@@ -424,35 +613,167 @@
           <w:sz w:val="24"/>
           <w:szCs w:val="24"/>
         </w:rPr>
-        <w:t xml:space="preserve"> berdasarkan Perjanjian Kerja Nomor:</w:t>
-      </w:r>
-      <w:r>
-        <w:rPr>
-          <w:rFonts w:ascii="Bookman Old Style" w:eastAsia="Bookman Old Style" w:hAnsi="Bookman Old Style" w:cs="Bookman Old Style"/>
-          <w:color w:val="000000"/>
-          <w:sz w:val="24"/>
-          <w:szCs w:val="24"/>
-        </w:rPr>
-        <w:t xml:space="preserve"> {nomor_spk}</w:t>
-      </w:r>
-      <w:r>
-        <w:rPr>
-          <w:rFonts w:ascii="Bookman Old Style" w:eastAsia="Bookman Old Style" w:hAnsi="Bookman Old Style" w:cs="Bookman Old Style"/>
-          <w:color w:val="000000"/>
-          <w:sz w:val="24"/>
-          <w:szCs w:val="24"/>
-        </w:rPr>
-        <w:t xml:space="preserve">, sesuai dengan target </w:t>
-      </w:r>
-      <w:r>
-        <w:rPr>
-          <w:rFonts w:ascii="Bookman Old Style" w:eastAsia="Bookman Old Style" w:hAnsi="Bookman Old Style" w:cs="Bookman Old Style"/>
-          <w:color w:val="000000"/>
-          <w:sz w:val="24"/>
-          <w:szCs w:val="24"/>
-        </w:rPr>
-        <w:t xml:space="preserve">seluruh </w:t>
-      </w:r>
+        <w:t xml:space="preserve"> </w:t>
+      </w:r>
+      <w:proofErr w:type="spellStart"/>
+      <w:r>
+        <w:rPr>
+          <w:rFonts w:ascii="Bookman Old Style" w:eastAsia="Bookman Old Style" w:hAnsi="Bookman Old Style" w:cs="Bookman Old Style"/>
+          <w:color w:val="000000"/>
+          <w:sz w:val="24"/>
+          <w:szCs w:val="24"/>
+        </w:rPr>
+        <w:t>berdasarkan</w:t>
+      </w:r>
+      <w:proofErr w:type="spellEnd"/>
+      <w:r>
+        <w:rPr>
+          <w:rFonts w:ascii="Bookman Old Style" w:eastAsia="Bookman Old Style" w:hAnsi="Bookman Old Style" w:cs="Bookman Old Style"/>
+          <w:color w:val="000000"/>
+          <w:sz w:val="24"/>
+          <w:szCs w:val="24"/>
+        </w:rPr>
+        <w:t xml:space="preserve"> </w:t>
+      </w:r>
+      <w:proofErr w:type="spellStart"/>
+      <w:r>
+        <w:rPr>
+          <w:rFonts w:ascii="Bookman Old Style" w:eastAsia="Bookman Old Style" w:hAnsi="Bookman Old Style" w:cs="Bookman Old Style"/>
+          <w:color w:val="000000"/>
+          <w:sz w:val="24"/>
+          <w:szCs w:val="24"/>
+        </w:rPr>
+        <w:t>Perjanjian</w:t>
+      </w:r>
+      <w:proofErr w:type="spellEnd"/>
+      <w:r>
+        <w:rPr>
+          <w:rFonts w:ascii="Bookman Old Style" w:eastAsia="Bookman Old Style" w:hAnsi="Bookman Old Style" w:cs="Bookman Old Style"/>
+          <w:color w:val="000000"/>
+          <w:sz w:val="24"/>
+          <w:szCs w:val="24"/>
+        </w:rPr>
+        <w:t xml:space="preserve"> </w:t>
+      </w:r>
+      <w:proofErr w:type="spellStart"/>
+      <w:r>
+        <w:rPr>
+          <w:rFonts w:ascii="Bookman Old Style" w:eastAsia="Bookman Old Style" w:hAnsi="Bookman Old Style" w:cs="Bookman Old Style"/>
+          <w:color w:val="000000"/>
+          <w:sz w:val="24"/>
+          <w:szCs w:val="24"/>
+        </w:rPr>
+        <w:t>Kerja</w:t>
+      </w:r>
+      <w:proofErr w:type="spellEnd"/>
+      <w:r>
+        <w:rPr>
+          <w:rFonts w:ascii="Bookman Old Style" w:eastAsia="Bookman Old Style" w:hAnsi="Bookman Old Style" w:cs="Bookman Old Style"/>
+          <w:color w:val="000000"/>
+          <w:sz w:val="24"/>
+          <w:szCs w:val="24"/>
+        </w:rPr>
+        <w:t xml:space="preserve"> Nomor:</w:t>
+      </w:r>
+      <w:r>
+        <w:rPr>
+          <w:rFonts w:ascii="Bookman Old Style" w:eastAsia="Bookman Old Style" w:hAnsi="Bookman Old Style" w:cs="Bookman Old Style"/>
+          <w:color w:val="000000"/>
+          <w:sz w:val="24"/>
+          <w:szCs w:val="24"/>
+        </w:rPr>
+        <w:t xml:space="preserve"> {</w:t>
+      </w:r>
+      <w:proofErr w:type="spellStart"/>
+      <w:r>
+        <w:rPr>
+          <w:rFonts w:ascii="Bookman Old Style" w:eastAsia="Bookman Old Style" w:hAnsi="Bookman Old Style" w:cs="Bookman Old Style"/>
+          <w:color w:val="000000"/>
+          <w:sz w:val="24"/>
+          <w:szCs w:val="24"/>
+        </w:rPr>
+        <w:t>nomor_spk</w:t>
+      </w:r>
+      <w:proofErr w:type="spellEnd"/>
+      <w:r>
+        <w:rPr>
+          <w:rFonts w:ascii="Bookman Old Style" w:eastAsia="Bookman Old Style" w:hAnsi="Bookman Old Style" w:cs="Bookman Old Style"/>
+          <w:color w:val="000000"/>
+          <w:sz w:val="24"/>
+          <w:szCs w:val="24"/>
+        </w:rPr>
+        <w:t>}</w:t>
+      </w:r>
+      <w:r>
+        <w:rPr>
+          <w:rFonts w:ascii="Bookman Old Style" w:eastAsia="Bookman Old Style" w:hAnsi="Bookman Old Style" w:cs="Bookman Old Style"/>
+          <w:color w:val="000000"/>
+          <w:sz w:val="24"/>
+          <w:szCs w:val="24"/>
+        </w:rPr>
+        <w:t xml:space="preserve">, </w:t>
+      </w:r>
+      <w:proofErr w:type="spellStart"/>
+      <w:r>
+        <w:rPr>
+          <w:rFonts w:ascii="Bookman Old Style" w:eastAsia="Bookman Old Style" w:hAnsi="Bookman Old Style" w:cs="Bookman Old Style"/>
+          <w:color w:val="000000"/>
+          <w:sz w:val="24"/>
+          <w:szCs w:val="24"/>
+        </w:rPr>
+        <w:t>sesuai</w:t>
+      </w:r>
+      <w:proofErr w:type="spellEnd"/>
+      <w:r>
+        <w:rPr>
+          <w:rFonts w:ascii="Bookman Old Style" w:eastAsia="Bookman Old Style" w:hAnsi="Bookman Old Style" w:cs="Bookman Old Style"/>
+          <w:color w:val="000000"/>
+          <w:sz w:val="24"/>
+          <w:szCs w:val="24"/>
+        </w:rPr>
+        <w:t xml:space="preserve"> </w:t>
+      </w:r>
+      <w:proofErr w:type="spellStart"/>
+      <w:r>
+        <w:rPr>
+          <w:rFonts w:ascii="Bookman Old Style" w:eastAsia="Bookman Old Style" w:hAnsi="Bookman Old Style" w:cs="Bookman Old Style"/>
+          <w:color w:val="000000"/>
+          <w:sz w:val="24"/>
+          <w:szCs w:val="24"/>
+        </w:rPr>
+        <w:t>dengan</w:t>
+      </w:r>
+      <w:proofErr w:type="spellEnd"/>
+      <w:r>
+        <w:rPr>
+          <w:rFonts w:ascii="Bookman Old Style" w:eastAsia="Bookman Old Style" w:hAnsi="Bookman Old Style" w:cs="Bookman Old Style"/>
+          <w:color w:val="000000"/>
+          <w:sz w:val="24"/>
+          <w:szCs w:val="24"/>
+        </w:rPr>
+        <w:t xml:space="preserve"> target </w:t>
+      </w:r>
+      <w:proofErr w:type="spellStart"/>
+      <w:r>
+        <w:rPr>
+          <w:rFonts w:ascii="Bookman Old Style" w:eastAsia="Bookman Old Style" w:hAnsi="Bookman Old Style" w:cs="Bookman Old Style"/>
+          <w:color w:val="000000"/>
+          <w:sz w:val="24"/>
+          <w:szCs w:val="24"/>
+        </w:rPr>
+        <w:t>seluruh</w:t>
+      </w:r>
+      <w:proofErr w:type="spellEnd"/>
+      <w:r>
+        <w:rPr>
+          <w:rFonts w:ascii="Bookman Old Style" w:eastAsia="Bookman Old Style" w:hAnsi="Bookman Old Style" w:cs="Bookman Old Style"/>
+          <w:color w:val="000000"/>
+          <w:sz w:val="24"/>
+          <w:szCs w:val="24"/>
+        </w:rPr>
+        <w:t xml:space="preserve"> </w:t>
+      </w:r>
+      <w:proofErr w:type="spellStart"/>
       <w:r>
         <w:rPr>
           <w:rFonts w:ascii="Bookman Old Style" w:eastAsia="Bookman Old Style" w:hAnsi="Bookman Old Style" w:cs="Bookman Old Style"/>
@@ -462,6 +783,7 @@
         </w:rPr>
         <w:t>pekerjaan</w:t>
       </w:r>
+      <w:proofErr w:type="spellEnd"/>
       <w:r>
         <w:rPr>
           <w:rFonts w:ascii="Bookman Old Style" w:eastAsia="Bookman Old Style" w:hAnsi="Bookman Old Style" w:cs="Bookman Old Style"/>
@@ -1332,7 +1654,25 @@
                 <w:sz w:val="24"/>
                 <w:szCs w:val="24"/>
               </w:rPr>
-              <w:t>Nama Petugas Lapangan</w:t>
+              <w:t xml:space="preserve">Nama </w:t>
+            </w:r>
+            <w:proofErr w:type="spellStart"/>
+            <w:r>
+              <w:rPr>
+                <w:rFonts w:ascii="Bookman Old Style" w:eastAsia="Bookman Old Style" w:hAnsi="Bookman Old Style" w:cs="Bookman Old Style"/>
+                <w:sz w:val="24"/>
+                <w:szCs w:val="24"/>
+              </w:rPr>
+              <w:t>Petugas</w:t>
+            </w:r>
+            <w:proofErr w:type="spellEnd"/>
+            <w:r>
+              <w:rPr>
+                <w:rFonts w:ascii="Bookman Old Style" w:eastAsia="Bookman Old Style" w:hAnsi="Bookman Old Style" w:cs="Bookman Old Style"/>
+                <w:sz w:val="24"/>
+                <w:szCs w:val="24"/>
+              </w:rPr>
+              <w:t xml:space="preserve"> Lapangan</w:t>
             </w:r>
           </w:p>
         </w:tc>
@@ -1411,13 +1751,59 @@
                 <w:szCs w:val="24"/>
               </w:rPr>
             </w:pPr>
-            <w:r>
-              <w:rPr>
-                <w:rFonts w:ascii="Bookman Old Style" w:eastAsia="Bookman Old Style" w:hAnsi="Bookman Old Style" w:cs="Bookman Old Style"/>
-                <w:sz w:val="24"/>
-                <w:szCs w:val="24"/>
-              </w:rPr>
-              <w:t>Realisasi Hasil Pendataan (Usaha+Keluarga)</w:t>
+            <w:proofErr w:type="spellStart"/>
+            <w:r>
+              <w:rPr>
+                <w:rFonts w:ascii="Bookman Old Style" w:eastAsia="Bookman Old Style" w:hAnsi="Bookman Old Style" w:cs="Bookman Old Style"/>
+                <w:sz w:val="24"/>
+                <w:szCs w:val="24"/>
+              </w:rPr>
+              <w:t>Realisasi</w:t>
+            </w:r>
+            <w:proofErr w:type="spellEnd"/>
+            <w:r>
+              <w:rPr>
+                <w:rFonts w:ascii="Bookman Old Style" w:eastAsia="Bookman Old Style" w:hAnsi="Bookman Old Style" w:cs="Bookman Old Style"/>
+                <w:sz w:val="24"/>
+                <w:szCs w:val="24"/>
+              </w:rPr>
+              <w:t xml:space="preserve"> Hasil </w:t>
+            </w:r>
+            <w:proofErr w:type="spellStart"/>
+            <w:r>
+              <w:rPr>
+                <w:rFonts w:ascii="Bookman Old Style" w:eastAsia="Bookman Old Style" w:hAnsi="Bookman Old Style" w:cs="Bookman Old Style"/>
+                <w:sz w:val="24"/>
+                <w:szCs w:val="24"/>
+              </w:rPr>
+              <w:t>Pendataan</w:t>
+            </w:r>
+            <w:proofErr w:type="spellEnd"/>
+            <w:r>
+              <w:rPr>
+                <w:rFonts w:ascii="Bookman Old Style" w:eastAsia="Bookman Old Style" w:hAnsi="Bookman Old Style" w:cs="Bookman Old Style"/>
+                <w:sz w:val="24"/>
+                <w:szCs w:val="24"/>
+              </w:rPr>
+              <w:t xml:space="preserve"> (</w:t>
+            </w:r>
+            <w:proofErr w:type="spellStart"/>
+            <w:r>
+              <w:rPr>
+                <w:rFonts w:ascii="Bookman Old Style" w:eastAsia="Bookman Old Style" w:hAnsi="Bookman Old Style" w:cs="Bookman Old Style"/>
+                <w:sz w:val="24"/>
+                <w:szCs w:val="24"/>
+              </w:rPr>
+              <w:t>Usaha+Keluarga</w:t>
+            </w:r>
+            <w:proofErr w:type="spellEnd"/>
+            <w:r>
+              <w:rPr>
+                <w:rFonts w:ascii="Bookman Old Style" w:eastAsia="Bookman Old Style" w:hAnsi="Bookman Old Style" w:cs="Bookman Old Style"/>
+                <w:sz w:val="24"/>
+                <w:szCs w:val="24"/>
+              </w:rPr>
+              <w:t>)</w:t>
             </w:r>
           </w:p>
         </w:tc>
@@ -1447,13 +1833,23 @@
                 <w:szCs w:val="24"/>
               </w:rPr>
             </w:pPr>
-            <w:r>
-              <w:rPr>
-                <w:rFonts w:ascii="Bookman Old Style" w:eastAsia="Bookman Old Style" w:hAnsi="Bookman Old Style" w:cs="Bookman Old Style"/>
-                <w:sz w:val="24"/>
-                <w:szCs w:val="24"/>
-              </w:rPr>
-              <w:t>Presentase (%)</w:t>
+            <w:proofErr w:type="spellStart"/>
+            <w:r>
+              <w:rPr>
+                <w:rFonts w:ascii="Bookman Old Style" w:eastAsia="Bookman Old Style" w:hAnsi="Bookman Old Style" w:cs="Bookman Old Style"/>
+                <w:sz w:val="24"/>
+                <w:szCs w:val="24"/>
+              </w:rPr>
+              <w:t>Presentase</w:t>
+            </w:r>
+            <w:proofErr w:type="spellEnd"/>
+            <w:r>
+              <w:rPr>
+                <w:rFonts w:ascii="Bookman Old Style" w:eastAsia="Bookman Old Style" w:hAnsi="Bookman Old Style" w:cs="Bookman Old Style"/>
+                <w:sz w:val="24"/>
+                <w:szCs w:val="24"/>
+              </w:rPr>
+              <w:t xml:space="preserve"> (%)</w:t>
             </w:r>
           </w:p>
         </w:tc>
@@ -1742,15 +2138,33 @@
                 <w:sz w:val="24"/>
                 <w:szCs w:val="24"/>
               </w:rPr>
-              <w:t>{#peserta}</w:t>
-            </w:r>
-            <w:r>
-              <w:rPr>
-                <w:rFonts w:ascii="Bookman Old Style" w:eastAsia="Bookman Old Style" w:hAnsi="Bookman Old Style" w:cs="Bookman Old Style"/>
-                <w:sz w:val="24"/>
-                <w:szCs w:val="24"/>
-              </w:rPr>
-              <w:t>{no}</w:t>
+              <w:t>{#</w:t>
+            </w:r>
+            <w:proofErr w:type="gramStart"/>
+            <w:r>
+              <w:rPr>
+                <w:rFonts w:ascii="Bookman Old Style" w:eastAsia="Bookman Old Style" w:hAnsi="Bookman Old Style" w:cs="Bookman Old Style"/>
+                <w:sz w:val="24"/>
+                <w:szCs w:val="24"/>
+              </w:rPr>
+              <w:t>peserta}</w:t>
+            </w:r>
+            <w:r>
+              <w:rPr>
+                <w:rFonts w:ascii="Bookman Old Style" w:eastAsia="Bookman Old Style" w:hAnsi="Bookman Old Style" w:cs="Bookman Old Style"/>
+                <w:sz w:val="24"/>
+                <w:szCs w:val="24"/>
+              </w:rPr>
+              <w:t>{</w:t>
+            </w:r>
+            <w:proofErr w:type="gramEnd"/>
+            <w:r>
+              <w:rPr>
+                <w:rFonts w:ascii="Bookman Old Style" w:eastAsia="Bookman Old Style" w:hAnsi="Bookman Old Style" w:cs="Bookman Old Style"/>
+                <w:sz w:val="24"/>
+                <w:szCs w:val="24"/>
+              </w:rPr>
+              <w:t>no}</w:t>
             </w:r>
           </w:p>
         </w:tc>
@@ -1786,7 +2200,25 @@
                 <w:sz w:val="24"/>
                 <w:szCs w:val="24"/>
               </w:rPr>
-              <w:t>{nama_ppl}</w:t>
+              <w:t>{</w:t>
+            </w:r>
+            <w:proofErr w:type="spellStart"/>
+            <w:r>
+              <w:rPr>
+                <w:rFonts w:ascii="Bookman Old Style" w:eastAsia="Bookman Old Style" w:hAnsi="Bookman Old Style" w:cs="Bookman Old Style"/>
+                <w:sz w:val="24"/>
+                <w:szCs w:val="24"/>
+              </w:rPr>
+              <w:t>nama_ppl</w:t>
+            </w:r>
+            <w:proofErr w:type="spellEnd"/>
+            <w:r>
+              <w:rPr>
+                <w:rFonts w:ascii="Bookman Old Style" w:eastAsia="Bookman Old Style" w:hAnsi="Bookman Old Style" w:cs="Bookman Old Style"/>
+                <w:sz w:val="24"/>
+                <w:szCs w:val="24"/>
+              </w:rPr>
+              <w:t>}</w:t>
             </w:r>
           </w:p>
         </w:tc>
@@ -1823,7 +2255,25 @@
                 <w:sz w:val="24"/>
                 <w:szCs w:val="24"/>
               </w:rPr>
-              <w:t>{prelist_total}</w:t>
+              <w:t>{</w:t>
+            </w:r>
+            <w:proofErr w:type="spellStart"/>
+            <w:r>
+              <w:rPr>
+                <w:rFonts w:ascii="Bookman Old Style" w:eastAsia="Bookman Old Style" w:hAnsi="Bookman Old Style" w:cs="Bookman Old Style"/>
+                <w:sz w:val="24"/>
+                <w:szCs w:val="24"/>
+              </w:rPr>
+              <w:t>prelist_total</w:t>
+            </w:r>
+            <w:proofErr w:type="spellEnd"/>
+            <w:r>
+              <w:rPr>
+                <w:rFonts w:ascii="Bookman Old Style" w:eastAsia="Bookman Old Style" w:hAnsi="Bookman Old Style" w:cs="Bookman Old Style"/>
+                <w:sz w:val="24"/>
+                <w:szCs w:val="24"/>
+              </w:rPr>
+              <w:t>}</w:t>
             </w:r>
           </w:p>
         </w:tc>
@@ -1860,7 +2310,25 @@
                 <w:sz w:val="24"/>
                 <w:szCs w:val="24"/>
               </w:rPr>
-              <w:t>{realisasi}</w:t>
+              <w:t>{</w:t>
+            </w:r>
+            <w:proofErr w:type="spellStart"/>
+            <w:r>
+              <w:rPr>
+                <w:rFonts w:ascii="Bookman Old Style" w:eastAsia="Bookman Old Style" w:hAnsi="Bookman Old Style" w:cs="Bookman Old Style"/>
+                <w:sz w:val="24"/>
+                <w:szCs w:val="24"/>
+              </w:rPr>
+              <w:t>realisasi</w:t>
+            </w:r>
+            <w:proofErr w:type="spellEnd"/>
+            <w:r>
+              <w:rPr>
+                <w:rFonts w:ascii="Bookman Old Style" w:eastAsia="Bookman Old Style" w:hAnsi="Bookman Old Style" w:cs="Bookman Old Style"/>
+                <w:sz w:val="24"/>
+                <w:szCs w:val="24"/>
+              </w:rPr>
+              <w:t>}</w:t>
             </w:r>
           </w:p>
         </w:tc>
@@ -1960,6 +2428,7 @@
                 <w:szCs w:val="24"/>
               </w:rPr>
             </w:pPr>
+            <w:proofErr w:type="spellStart"/>
             <w:r>
               <w:rPr>
                 <w:rFonts w:ascii="Bookman Old Style" w:eastAsia="Bookman Old Style" w:hAnsi="Bookman Old Style" w:cs="Bookman Old Style"/>
@@ -1968,6 +2437,7 @@
               </w:rPr>
               <w:t>Jumlah</w:t>
             </w:r>
+            <w:proofErr w:type="spellEnd"/>
           </w:p>
         </w:tc>
         <w:tc>
@@ -2163,7 +2633,43 @@
           <w:sz w:val="24"/>
           <w:szCs w:val="24"/>
         </w:rPr>
-        <w:t>Yang membuat pernyataan,</w:t>
+        <w:t xml:space="preserve">Yang </w:t>
+      </w:r>
+      <w:proofErr w:type="spellStart"/>
+      <w:r>
+        <w:rPr>
+          <w:rFonts w:ascii="Bookman Old Style" w:eastAsia="Bookman Old Style" w:hAnsi="Bookman Old Style" w:cs="Bookman Old Style"/>
+          <w:sz w:val="24"/>
+          <w:szCs w:val="24"/>
+        </w:rPr>
+        <w:t>membuat</w:t>
+      </w:r>
+      <w:proofErr w:type="spellEnd"/>
+      <w:r>
+        <w:rPr>
+          <w:rFonts w:ascii="Bookman Old Style" w:eastAsia="Bookman Old Style" w:hAnsi="Bookman Old Style" w:cs="Bookman Old Style"/>
+          <w:sz w:val="24"/>
+          <w:szCs w:val="24"/>
+        </w:rPr>
+        <w:t xml:space="preserve"> </w:t>
+      </w:r>
+      <w:proofErr w:type="spellStart"/>
+      <w:r>
+        <w:rPr>
+          <w:rFonts w:ascii="Bookman Old Style" w:eastAsia="Bookman Old Style" w:hAnsi="Bookman Old Style" w:cs="Bookman Old Style"/>
+          <w:sz w:val="24"/>
+          <w:szCs w:val="24"/>
+        </w:rPr>
+        <w:t>pernyataan</w:t>
+      </w:r>
+      <w:proofErr w:type="spellEnd"/>
+      <w:r>
+        <w:rPr>
+          <w:rFonts w:ascii="Bookman Old Style" w:eastAsia="Bookman Old Style" w:hAnsi="Bookman Old Style" w:cs="Bookman Old Style"/>
+          <w:sz w:val="24"/>
+          <w:szCs w:val="24"/>
+        </w:rPr>
+        <w:t>,</w:t>
       </w:r>
     </w:p>
     <w:p>
@@ -2276,13 +2782,23 @@
           <w:szCs w:val="24"/>
         </w:rPr>
       </w:pPr>
-      <w:r>
-        <w:rPr>
-          <w:rFonts w:ascii="Bookman Old Style" w:eastAsia="Bookman Old Style" w:hAnsi="Bookman Old Style" w:cs="Bookman Old Style"/>
-          <w:sz w:val="24"/>
-          <w:szCs w:val="24"/>
-        </w:rPr>
-        <w:t>Mengetahui,</w:t>
+      <w:proofErr w:type="spellStart"/>
+      <w:r>
+        <w:rPr>
+          <w:rFonts w:ascii="Bookman Old Style" w:eastAsia="Bookman Old Style" w:hAnsi="Bookman Old Style" w:cs="Bookman Old Style"/>
+          <w:sz w:val="24"/>
+          <w:szCs w:val="24"/>
+        </w:rPr>
+        <w:t>Mengetahui</w:t>
+      </w:r>
+      <w:proofErr w:type="spellEnd"/>
+      <w:r>
+        <w:rPr>
+          <w:rFonts w:ascii="Bookman Old Style" w:eastAsia="Bookman Old Style" w:hAnsi="Bookman Old Style" w:cs="Bookman Old Style"/>
+          <w:sz w:val="24"/>
+          <w:szCs w:val="24"/>
+        </w:rPr>
+        <w:t>,</w:t>
       </w:r>
     </w:p>
     <w:p>
@@ -2873,6 +3389,7 @@
         <w:tab/>
         <w:t xml:space="preserve">:  </w:t>
       </w:r>
+      <w:proofErr w:type="spellStart"/>
       <w:r>
         <w:rPr>
           <w:rFonts w:ascii="Bookman Old Style" w:eastAsia="Bookman Old Style" w:hAnsi="Bookman Old Style" w:cs="Bookman Old Style"/>
@@ -2881,6 +3398,7 @@
         </w:rPr>
         <w:t>Nuraliyah</w:t>
       </w:r>
+      <w:proofErr w:type="spellEnd"/>
     </w:p>
     <w:p>
       <w:pPr>
@@ -3213,7 +3731,25 @@
           <w:sz w:val="24"/>
           <w:szCs w:val="24"/>
         </w:rPr>
-        <w:t>{nama_petugas}</w:t>
+        <w:t>{</w:t>
+      </w:r>
+      <w:proofErr w:type="spellStart"/>
+      <w:r>
+        <w:rPr>
+          <w:rFonts w:ascii="Bookman Old Style" w:eastAsia="Bookman Old Style" w:hAnsi="Bookman Old Style" w:cs="Bookman Old Style"/>
+          <w:sz w:val="24"/>
+          <w:szCs w:val="24"/>
+        </w:rPr>
+        <w:t>nama_petugas</w:t>
+      </w:r>
+      <w:proofErr w:type="spellEnd"/>
+      <w:r>
+        <w:rPr>
+          <w:rFonts w:ascii="Bookman Old Style" w:eastAsia="Bookman Old Style" w:hAnsi="Bookman Old Style" w:cs="Bookman Old Style"/>
+          <w:sz w:val="24"/>
+          <w:szCs w:val="24"/>
+        </w:rPr>
+        <w:t>}</w:t>
       </w:r>
     </w:p>
     <w:p>
@@ -3257,7 +3793,25 @@
           <w:sz w:val="24"/>
           <w:szCs w:val="24"/>
         </w:rPr>
-        <w:t>{nik}</w:t>
+        <w:t>{</w:t>
+      </w:r>
+      <w:proofErr w:type="spellStart"/>
+      <w:r>
+        <w:rPr>
+          <w:rFonts w:ascii="Bookman Old Style" w:eastAsia="Bookman Old Style" w:hAnsi="Bookman Old Style" w:cs="Bookman Old Style"/>
+          <w:sz w:val="24"/>
+          <w:szCs w:val="24"/>
+        </w:rPr>
+        <w:t>nik</w:t>
+      </w:r>
+      <w:proofErr w:type="spellEnd"/>
+      <w:r>
+        <w:rPr>
+          <w:rFonts w:ascii="Bookman Old Style" w:eastAsia="Bookman Old Style" w:hAnsi="Bookman Old Style" w:cs="Bookman Old Style"/>
+          <w:sz w:val="24"/>
+          <w:szCs w:val="24"/>
+        </w:rPr>
+        <w:t>}</w:t>
       </w:r>
     </w:p>
     <w:p>
@@ -3373,7 +3927,47 @@
           <w:sz w:val="24"/>
           <w:szCs w:val="24"/>
         </w:rPr>
-        <w:t>Dengan ini menyatakan:  </w:t>
+        <w:t xml:space="preserve">Dengan </w:t>
+      </w:r>
+      <w:proofErr w:type="spellStart"/>
+      <w:r>
+        <w:rPr>
+          <w:rFonts w:ascii="Bookman Old Style" w:eastAsia="Bookman Old Style" w:hAnsi="Bookman Old Style" w:cs="Bookman Old Style"/>
+          <w:color w:val="000000"/>
+          <w:sz w:val="24"/>
+          <w:szCs w:val="24"/>
+        </w:rPr>
+        <w:t>ini</w:t>
+      </w:r>
+      <w:proofErr w:type="spellEnd"/>
+      <w:r>
+        <w:rPr>
+          <w:rFonts w:ascii="Bookman Old Style" w:eastAsia="Bookman Old Style" w:hAnsi="Bookman Old Style" w:cs="Bookman Old Style"/>
+          <w:color w:val="000000"/>
+          <w:sz w:val="24"/>
+          <w:szCs w:val="24"/>
+        </w:rPr>
+        <w:t xml:space="preserve"> </w:t>
+      </w:r>
+      <w:proofErr w:type="spellStart"/>
+      <w:r>
+        <w:rPr>
+          <w:rFonts w:ascii="Bookman Old Style" w:eastAsia="Bookman Old Style" w:hAnsi="Bookman Old Style" w:cs="Bookman Old Style"/>
+          <w:color w:val="000000"/>
+          <w:sz w:val="24"/>
+          <w:szCs w:val="24"/>
+        </w:rPr>
+        <w:t>menyatakan</w:t>
+      </w:r>
+      <w:proofErr w:type="spellEnd"/>
+      <w:r>
+        <w:rPr>
+          <w:rFonts w:ascii="Bookman Old Style" w:eastAsia="Bookman Old Style" w:hAnsi="Bookman Old Style" w:cs="Bookman Old Style"/>
+          <w:color w:val="000000"/>
+          <w:sz w:val="24"/>
+          <w:szCs w:val="24"/>
+        </w:rPr>
+        <w:t>:  </w:t>
       </w:r>
     </w:p>
     <w:p>
@@ -3410,8 +4004,71 @@
           <w:sz w:val="24"/>
           <w:szCs w:val="24"/>
         </w:rPr>
-        <w:t xml:space="preserve"> telah melaksanakan  pekerjaan </w:t>
-      </w:r>
+        <w:t xml:space="preserve"> </w:t>
+      </w:r>
+      <w:proofErr w:type="spellStart"/>
+      <w:r>
+        <w:rPr>
+          <w:rFonts w:ascii="Bookman Old Style" w:eastAsia="Bookman Old Style" w:hAnsi="Bookman Old Style" w:cs="Bookman Old Style"/>
+          <w:color w:val="000000"/>
+          <w:sz w:val="24"/>
+          <w:szCs w:val="24"/>
+        </w:rPr>
+        <w:t>telah</w:t>
+      </w:r>
+      <w:proofErr w:type="spellEnd"/>
+      <w:r>
+        <w:rPr>
+          <w:rFonts w:ascii="Bookman Old Style" w:eastAsia="Bookman Old Style" w:hAnsi="Bookman Old Style" w:cs="Bookman Old Style"/>
+          <w:color w:val="000000"/>
+          <w:sz w:val="24"/>
+          <w:szCs w:val="24"/>
+        </w:rPr>
+        <w:t xml:space="preserve"> </w:t>
+      </w:r>
+      <w:proofErr w:type="spellStart"/>
+      <w:proofErr w:type="gramStart"/>
+      <w:r>
+        <w:rPr>
+          <w:rFonts w:ascii="Bookman Old Style" w:eastAsia="Bookman Old Style" w:hAnsi="Bookman Old Style" w:cs="Bookman Old Style"/>
+          <w:color w:val="000000"/>
+          <w:sz w:val="24"/>
+          <w:szCs w:val="24"/>
+        </w:rPr>
+        <w:t>melaksanakan</w:t>
+      </w:r>
+      <w:proofErr w:type="spellEnd"/>
+      <w:r>
+        <w:rPr>
+          <w:rFonts w:ascii="Bookman Old Style" w:eastAsia="Bookman Old Style" w:hAnsi="Bookman Old Style" w:cs="Bookman Old Style"/>
+          <w:color w:val="000000"/>
+          <w:sz w:val="24"/>
+          <w:szCs w:val="24"/>
+        </w:rPr>
+        <w:t xml:space="preserve">  </w:t>
+      </w:r>
+      <w:proofErr w:type="spellStart"/>
+      <w:r>
+        <w:rPr>
+          <w:rFonts w:ascii="Bookman Old Style" w:eastAsia="Bookman Old Style" w:hAnsi="Bookman Old Style" w:cs="Bookman Old Style"/>
+          <w:color w:val="000000"/>
+          <w:sz w:val="24"/>
+          <w:szCs w:val="24"/>
+        </w:rPr>
+        <w:t>pekerjaan</w:t>
+      </w:r>
+      <w:proofErr w:type="spellEnd"/>
+      <w:proofErr w:type="gramEnd"/>
+      <w:r>
+        <w:rPr>
+          <w:rFonts w:ascii="Bookman Old Style" w:eastAsia="Bookman Old Style" w:hAnsi="Bookman Old Style" w:cs="Bookman Old Style"/>
+          <w:color w:val="000000"/>
+          <w:sz w:val="24"/>
+          <w:szCs w:val="24"/>
+        </w:rPr>
+        <w:t xml:space="preserve"> </w:t>
+      </w:r>
+      <w:proofErr w:type="spellStart"/>
       <w:r>
         <w:rPr>
           <w:rFonts w:ascii="Bookman Old Style" w:eastAsia="Bookman Old Style" w:hAnsi="Bookman Old Style" w:cs="Bookman Old Style"/>
@@ -3420,14 +4077,75 @@
         </w:rPr>
         <w:t>Pemeriksaan</w:t>
       </w:r>
-      <w:r>
-        <w:rPr>
-          <w:rFonts w:ascii="Bookman Old Style" w:eastAsia="Bookman Old Style" w:hAnsi="Bookman Old Style" w:cs="Bookman Old Style"/>
-          <w:color w:val="000000"/>
-          <w:sz w:val="24"/>
-          <w:szCs w:val="24"/>
-        </w:rPr>
-        <w:t xml:space="preserve"> Pendataan Lapangan  Sensus Ekonomi 2026 pada Badan Pusat Statistik </w:t>
+      <w:proofErr w:type="spellEnd"/>
+      <w:r>
+        <w:rPr>
+          <w:rFonts w:ascii="Bookman Old Style" w:eastAsia="Bookman Old Style" w:hAnsi="Bookman Old Style" w:cs="Bookman Old Style"/>
+          <w:color w:val="000000"/>
+          <w:sz w:val="24"/>
+          <w:szCs w:val="24"/>
+        </w:rPr>
+        <w:t xml:space="preserve"> </w:t>
+      </w:r>
+      <w:proofErr w:type="spellStart"/>
+      <w:r>
+        <w:rPr>
+          <w:rFonts w:ascii="Bookman Old Style" w:eastAsia="Bookman Old Style" w:hAnsi="Bookman Old Style" w:cs="Bookman Old Style"/>
+          <w:color w:val="000000"/>
+          <w:sz w:val="24"/>
+          <w:szCs w:val="24"/>
+        </w:rPr>
+        <w:t>Pendataan</w:t>
+      </w:r>
+      <w:proofErr w:type="spellEnd"/>
+      <w:r>
+        <w:rPr>
+          <w:rFonts w:ascii="Bookman Old Style" w:eastAsia="Bookman Old Style" w:hAnsi="Bookman Old Style" w:cs="Bookman Old Style"/>
+          <w:color w:val="000000"/>
+          <w:sz w:val="24"/>
+          <w:szCs w:val="24"/>
+        </w:rPr>
+        <w:t xml:space="preserve"> </w:t>
+      </w:r>
+      <w:proofErr w:type="gramStart"/>
+      <w:r>
+        <w:rPr>
+          <w:rFonts w:ascii="Bookman Old Style" w:eastAsia="Bookman Old Style" w:hAnsi="Bookman Old Style" w:cs="Bookman Old Style"/>
+          <w:color w:val="000000"/>
+          <w:sz w:val="24"/>
+          <w:szCs w:val="24"/>
+        </w:rPr>
+        <w:t>Lapangan  Sensus</w:t>
+      </w:r>
+      <w:proofErr w:type="gramEnd"/>
+      <w:r>
+        <w:rPr>
+          <w:rFonts w:ascii="Bookman Old Style" w:eastAsia="Bookman Old Style" w:hAnsi="Bookman Old Style" w:cs="Bookman Old Style"/>
+          <w:color w:val="000000"/>
+          <w:sz w:val="24"/>
+          <w:szCs w:val="24"/>
+        </w:rPr>
+        <w:t xml:space="preserve"> Ekonomi 2026 pada Badan Pusat </w:t>
+      </w:r>
+      <w:proofErr w:type="spellStart"/>
+      <w:r>
+        <w:rPr>
+          <w:rFonts w:ascii="Bookman Old Style" w:eastAsia="Bookman Old Style" w:hAnsi="Bookman Old Style" w:cs="Bookman Old Style"/>
+          <w:color w:val="000000"/>
+          <w:sz w:val="24"/>
+          <w:szCs w:val="24"/>
+        </w:rPr>
+        <w:t>Statistik</w:t>
+      </w:r>
+      <w:proofErr w:type="spellEnd"/>
+      <w:r>
+        <w:rPr>
+          <w:rFonts w:ascii="Bookman Old Style" w:eastAsia="Bookman Old Style" w:hAnsi="Bookman Old Style" w:cs="Bookman Old Style"/>
+          <w:color w:val="000000"/>
+          <w:sz w:val="24"/>
+          <w:szCs w:val="24"/>
+        </w:rPr>
+        <w:t xml:space="preserve"> </w:t>
       </w:r>
       <w:r>
         <w:rPr>
@@ -3445,25 +4163,185 @@
           <w:sz w:val="24"/>
           <w:szCs w:val="24"/>
         </w:rPr>
-        <w:t xml:space="preserve"> berdasarkan Perjanjian Kerja Nomor: </w:t>
-      </w:r>
-      <w:r>
-        <w:rPr>
-          <w:rFonts w:ascii="Bookman Old Style" w:eastAsia="Bookman Old Style" w:hAnsi="Bookman Old Style" w:cs="Bookman Old Style"/>
-          <w:color w:val="000000"/>
-          <w:sz w:val="24"/>
-          <w:szCs w:val="24"/>
-        </w:rPr>
-        <w:t>{nomor_spk}</w:t>
-      </w:r>
-      <w:r>
-        <w:rPr>
-          <w:rFonts w:ascii="Bookman Old Style" w:eastAsia="Bookman Old Style" w:hAnsi="Bookman Old Style" w:cs="Bookman Old Style"/>
-          <w:color w:val="000000"/>
-          <w:sz w:val="24"/>
-          <w:szCs w:val="24"/>
-        </w:rPr>
-        <w:t xml:space="preserve">, sesuai dengan target pekerjaan termin </w:t>
+        <w:t xml:space="preserve"> </w:t>
+      </w:r>
+      <w:proofErr w:type="spellStart"/>
+      <w:r>
+        <w:rPr>
+          <w:rFonts w:ascii="Bookman Old Style" w:eastAsia="Bookman Old Style" w:hAnsi="Bookman Old Style" w:cs="Bookman Old Style"/>
+          <w:color w:val="000000"/>
+          <w:sz w:val="24"/>
+          <w:szCs w:val="24"/>
+        </w:rPr>
+        <w:t>berdasarkan</w:t>
+      </w:r>
+      <w:proofErr w:type="spellEnd"/>
+      <w:r>
+        <w:rPr>
+          <w:rFonts w:ascii="Bookman Old Style" w:eastAsia="Bookman Old Style" w:hAnsi="Bookman Old Style" w:cs="Bookman Old Style"/>
+          <w:color w:val="000000"/>
+          <w:sz w:val="24"/>
+          <w:szCs w:val="24"/>
+        </w:rPr>
+        <w:t xml:space="preserve"> </w:t>
+      </w:r>
+      <w:proofErr w:type="spellStart"/>
+      <w:r>
+        <w:rPr>
+          <w:rFonts w:ascii="Bookman Old Style" w:eastAsia="Bookman Old Style" w:hAnsi="Bookman Old Style" w:cs="Bookman Old Style"/>
+          <w:color w:val="000000"/>
+          <w:sz w:val="24"/>
+          <w:szCs w:val="24"/>
+        </w:rPr>
+        <w:t>Perjanjian</w:t>
+      </w:r>
+      <w:proofErr w:type="spellEnd"/>
+      <w:r>
+        <w:rPr>
+          <w:rFonts w:ascii="Bookman Old Style" w:eastAsia="Bookman Old Style" w:hAnsi="Bookman Old Style" w:cs="Bookman Old Style"/>
+          <w:color w:val="000000"/>
+          <w:sz w:val="24"/>
+          <w:szCs w:val="24"/>
+        </w:rPr>
+        <w:t xml:space="preserve"> </w:t>
+      </w:r>
+      <w:proofErr w:type="spellStart"/>
+      <w:r>
+        <w:rPr>
+          <w:rFonts w:ascii="Bookman Old Style" w:eastAsia="Bookman Old Style" w:hAnsi="Bookman Old Style" w:cs="Bookman Old Style"/>
+          <w:color w:val="000000"/>
+          <w:sz w:val="24"/>
+          <w:szCs w:val="24"/>
+        </w:rPr>
+        <w:t>Kerja</w:t>
+      </w:r>
+      <w:proofErr w:type="spellEnd"/>
+      <w:r>
+        <w:rPr>
+          <w:rFonts w:ascii="Bookman Old Style" w:eastAsia="Bookman Old Style" w:hAnsi="Bookman Old Style" w:cs="Bookman Old Style"/>
+          <w:color w:val="000000"/>
+          <w:sz w:val="24"/>
+          <w:szCs w:val="24"/>
+        </w:rPr>
+        <w:t xml:space="preserve"> Nomor: </w:t>
+      </w:r>
+      <w:r>
+        <w:rPr>
+          <w:rFonts w:ascii="Bookman Old Style" w:eastAsia="Bookman Old Style" w:hAnsi="Bookman Old Style" w:cs="Bookman Old Style"/>
+          <w:color w:val="000000"/>
+          <w:sz w:val="24"/>
+          <w:szCs w:val="24"/>
+        </w:rPr>
+        <w:t>{</w:t>
+      </w:r>
+      <w:proofErr w:type="spellStart"/>
+      <w:r>
+        <w:rPr>
+          <w:rFonts w:ascii="Bookman Old Style" w:eastAsia="Bookman Old Style" w:hAnsi="Bookman Old Style" w:cs="Bookman Old Style"/>
+          <w:color w:val="000000"/>
+          <w:sz w:val="24"/>
+          <w:szCs w:val="24"/>
+        </w:rPr>
+        <w:t>nomor_spk</w:t>
+      </w:r>
+      <w:proofErr w:type="spellEnd"/>
+      <w:r>
+        <w:rPr>
+          <w:rFonts w:ascii="Bookman Old Style" w:eastAsia="Bookman Old Style" w:hAnsi="Bookman Old Style" w:cs="Bookman Old Style"/>
+          <w:color w:val="000000"/>
+          <w:sz w:val="24"/>
+          <w:szCs w:val="24"/>
+        </w:rPr>
+        <w:t>}</w:t>
+      </w:r>
+      <w:r>
+        <w:rPr>
+          <w:rFonts w:ascii="Bookman Old Style" w:eastAsia="Bookman Old Style" w:hAnsi="Bookman Old Style" w:cs="Bookman Old Style"/>
+          <w:color w:val="000000"/>
+          <w:sz w:val="24"/>
+          <w:szCs w:val="24"/>
+        </w:rPr>
+        <w:t xml:space="preserve">, </w:t>
+      </w:r>
+      <w:proofErr w:type="spellStart"/>
+      <w:r>
+        <w:rPr>
+          <w:rFonts w:ascii="Bookman Old Style" w:eastAsia="Bookman Old Style" w:hAnsi="Bookman Old Style" w:cs="Bookman Old Style"/>
+          <w:color w:val="000000"/>
+          <w:sz w:val="24"/>
+          <w:szCs w:val="24"/>
+        </w:rPr>
+        <w:t>sesuai</w:t>
+      </w:r>
+      <w:proofErr w:type="spellEnd"/>
+      <w:r>
+        <w:rPr>
+          <w:rFonts w:ascii="Bookman Old Style" w:eastAsia="Bookman Old Style" w:hAnsi="Bookman Old Style" w:cs="Bookman Old Style"/>
+          <w:color w:val="000000"/>
+          <w:sz w:val="24"/>
+          <w:szCs w:val="24"/>
+        </w:rPr>
+        <w:t xml:space="preserve"> </w:t>
+      </w:r>
+      <w:proofErr w:type="spellStart"/>
+      <w:r>
+        <w:rPr>
+          <w:rFonts w:ascii="Bookman Old Style" w:eastAsia="Bookman Old Style" w:hAnsi="Bookman Old Style" w:cs="Bookman Old Style"/>
+          <w:color w:val="000000"/>
+          <w:sz w:val="24"/>
+          <w:szCs w:val="24"/>
+        </w:rPr>
+        <w:t>dengan</w:t>
+      </w:r>
+      <w:proofErr w:type="spellEnd"/>
+      <w:r>
+        <w:rPr>
+          <w:rFonts w:ascii="Bookman Old Style" w:eastAsia="Bookman Old Style" w:hAnsi="Bookman Old Style" w:cs="Bookman Old Style"/>
+          <w:color w:val="000000"/>
+          <w:sz w:val="24"/>
+          <w:szCs w:val="24"/>
+        </w:rPr>
+        <w:t xml:space="preserve"> target </w:t>
+      </w:r>
+      <w:proofErr w:type="spellStart"/>
+      <w:r>
+        <w:rPr>
+          <w:rFonts w:ascii="Bookman Old Style" w:eastAsia="Bookman Old Style" w:hAnsi="Bookman Old Style" w:cs="Bookman Old Style"/>
+          <w:color w:val="000000"/>
+          <w:sz w:val="24"/>
+          <w:szCs w:val="24"/>
+        </w:rPr>
+        <w:t>pekerjaan</w:t>
+      </w:r>
+      <w:proofErr w:type="spellEnd"/>
+      <w:r>
+        <w:rPr>
+          <w:rFonts w:ascii="Bookman Old Style" w:eastAsia="Bookman Old Style" w:hAnsi="Bookman Old Style" w:cs="Bookman Old Style"/>
+          <w:color w:val="000000"/>
+          <w:sz w:val="24"/>
+          <w:szCs w:val="24"/>
+        </w:rPr>
+        <w:t xml:space="preserve"> </w:t>
+      </w:r>
+      <w:proofErr w:type="spellStart"/>
+      <w:r>
+        <w:rPr>
+          <w:rFonts w:ascii="Bookman Old Style" w:eastAsia="Bookman Old Style" w:hAnsi="Bookman Old Style" w:cs="Bookman Old Style"/>
+          <w:color w:val="000000"/>
+          <w:sz w:val="24"/>
+          <w:szCs w:val="24"/>
+        </w:rPr>
+        <w:t>termin</w:t>
+      </w:r>
+      <w:proofErr w:type="spellEnd"/>
+      <w:r>
+        <w:rPr>
+          <w:rFonts w:ascii="Bookman Old Style" w:eastAsia="Bookman Old Style" w:hAnsi="Bookman Old Style" w:cs="Bookman Old Style"/>
+          <w:color w:val="000000"/>
+          <w:sz w:val="24"/>
+          <w:szCs w:val="24"/>
+        </w:rPr>
+        <w:t xml:space="preserve"> </w:t>
       </w:r>
       <w:r>
         <w:rPr>
@@ -3480,8 +4358,39 @@
           <w:sz w:val="24"/>
           <w:szCs w:val="24"/>
         </w:rPr>
-        <w:t>I yang ditetapkan sebesar</w:t>
-      </w:r>
+        <w:t xml:space="preserve">I yang </w:t>
+      </w:r>
+      <w:proofErr w:type="spellStart"/>
+      <w:r>
+        <w:rPr>
+          <w:rFonts w:ascii="Bookman Old Style" w:eastAsia="Bookman Old Style" w:hAnsi="Bookman Old Style" w:cs="Bookman Old Style"/>
+          <w:color w:val="000000"/>
+          <w:sz w:val="24"/>
+          <w:szCs w:val="24"/>
+        </w:rPr>
+        <w:t>ditetapkan</w:t>
+      </w:r>
+      <w:proofErr w:type="spellEnd"/>
+      <w:r>
+        <w:rPr>
+          <w:rFonts w:ascii="Bookman Old Style" w:eastAsia="Bookman Old Style" w:hAnsi="Bookman Old Style" w:cs="Bookman Old Style"/>
+          <w:color w:val="000000"/>
+          <w:sz w:val="24"/>
+          <w:szCs w:val="24"/>
+        </w:rPr>
+        <w:t xml:space="preserve"> </w:t>
+      </w:r>
+      <w:proofErr w:type="spellStart"/>
+      <w:r>
+        <w:rPr>
+          <w:rFonts w:ascii="Bookman Old Style" w:eastAsia="Bookman Old Style" w:hAnsi="Bookman Old Style" w:cs="Bookman Old Style"/>
+          <w:color w:val="000000"/>
+          <w:sz w:val="24"/>
+          <w:szCs w:val="24"/>
+        </w:rPr>
+        <w:t>sebesar</w:t>
+      </w:r>
+      <w:proofErr w:type="spellEnd"/>
       <w:r>
         <w:rPr>
           <w:rFonts w:ascii="Bookman Old Style" w:eastAsia="Bookman Old Style" w:hAnsi="Bookman Old Style" w:cs="Bookman Old Style"/>
@@ -3491,6 +4400,7 @@
         </w:rPr>
         <w:t xml:space="preserve"> {</w:t>
       </w:r>
+      <w:proofErr w:type="spellStart"/>
       <w:r>
         <w:rPr>
           <w:rFonts w:ascii="Bookman Old Style" w:eastAsia="Bookman Old Style" w:hAnsi="Bookman Old Style" w:cs="Bookman Old Style"/>
@@ -3500,6 +4410,7 @@
         </w:rPr>
         <w:t>sls_ongoing</w:t>
       </w:r>
+      <w:proofErr w:type="spellEnd"/>
       <w:r>
         <w:rPr>
           <w:rFonts w:ascii="Bookman Old Style" w:eastAsia="Bookman Old Style" w:hAnsi="Bookman Old Style" w:cs="Bookman Old Style"/>
@@ -3516,7 +4427,67 @@
           <w:sz w:val="24"/>
           <w:szCs w:val="24"/>
         </w:rPr>
-        <w:t xml:space="preserve"> SLS/Sub-SLS dan/atau usaha besar.</w:t>
+        <w:t xml:space="preserve"> SLS/Sub-SLS dan/</w:t>
+      </w:r>
+      <w:proofErr w:type="spellStart"/>
+      <w:r>
+        <w:rPr>
+          <w:rFonts w:ascii="Bookman Old Style" w:eastAsia="Bookman Old Style" w:hAnsi="Bookman Old Style" w:cs="Bookman Old Style"/>
+          <w:color w:val="000000" w:themeColor="text1"/>
+          <w:sz w:val="24"/>
+          <w:szCs w:val="24"/>
+        </w:rPr>
+        <w:t>atau</w:t>
+      </w:r>
+      <w:proofErr w:type="spellEnd"/>
+      <w:r>
+        <w:rPr>
+          <w:rFonts w:ascii="Bookman Old Style" w:eastAsia="Bookman Old Style" w:hAnsi="Bookman Old Style" w:cs="Bookman Old Style"/>
+          <w:color w:val="000000" w:themeColor="text1"/>
+          <w:sz w:val="24"/>
+          <w:szCs w:val="24"/>
+        </w:rPr>
+        <w:t xml:space="preserve"> </w:t>
+      </w:r>
+      <w:proofErr w:type="spellStart"/>
+      <w:r>
+        <w:rPr>
+          <w:rFonts w:ascii="Bookman Old Style" w:eastAsia="Bookman Old Style" w:hAnsi="Bookman Old Style" w:cs="Bookman Old Style"/>
+          <w:color w:val="000000" w:themeColor="text1"/>
+          <w:sz w:val="24"/>
+          <w:szCs w:val="24"/>
+        </w:rPr>
+        <w:t>usaha</w:t>
+      </w:r>
+      <w:proofErr w:type="spellEnd"/>
+      <w:r>
+        <w:rPr>
+          <w:rFonts w:ascii="Bookman Old Style" w:eastAsia="Bookman Old Style" w:hAnsi="Bookman Old Style" w:cs="Bookman Old Style"/>
+          <w:color w:val="000000" w:themeColor="text1"/>
+          <w:sz w:val="24"/>
+          <w:szCs w:val="24"/>
+        </w:rPr>
+        <w:t xml:space="preserve"> </w:t>
+      </w:r>
+      <w:proofErr w:type="spellStart"/>
+      <w:r>
+        <w:rPr>
+          <w:rFonts w:ascii="Bookman Old Style" w:eastAsia="Bookman Old Style" w:hAnsi="Bookman Old Style" w:cs="Bookman Old Style"/>
+          <w:color w:val="000000" w:themeColor="text1"/>
+          <w:sz w:val="24"/>
+          <w:szCs w:val="24"/>
+        </w:rPr>
+        <w:t>besar</w:t>
+      </w:r>
+      <w:proofErr w:type="spellEnd"/>
+      <w:r>
+        <w:rPr>
+          <w:rFonts w:ascii="Bookman Old Style" w:eastAsia="Bookman Old Style" w:hAnsi="Bookman Old Style" w:cs="Bookman Old Style"/>
+          <w:color w:val="000000" w:themeColor="text1"/>
+          <w:sz w:val="24"/>
+          <w:szCs w:val="24"/>
+        </w:rPr>
+        <w:t>.</w:t>
       </w:r>
     </w:p>
     <w:p>
@@ -3553,24 +4524,304 @@
           <w:sz w:val="24"/>
           <w:szCs w:val="24"/>
         </w:rPr>
-        <w:t xml:space="preserve"> telah menyelesaikan pekerjaan termin II </w:t>
-      </w:r>
-      <w:r>
-        <w:rPr>
-          <w:rFonts w:ascii="Bookman Old Style" w:eastAsia="Bookman Old Style" w:hAnsi="Bookman Old Style" w:cs="Bookman Old Style"/>
-          <w:sz w:val="24"/>
-          <w:szCs w:val="24"/>
-        </w:rPr>
-        <w:t>Pemeriksaan Pendataan</w:t>
-      </w:r>
-      <w:r>
-        <w:rPr>
-          <w:rFonts w:ascii="Bookman Old Style" w:eastAsia="Bookman Old Style" w:hAnsi="Bookman Old Style" w:cs="Bookman Old Style"/>
-          <w:color w:val="000000"/>
-          <w:sz w:val="24"/>
-          <w:szCs w:val="24"/>
-        </w:rPr>
-        <w:t xml:space="preserve"> Lapangan Sensus Ekonomi 2026 berdasarkan hasil pemeriksaan dan evaluasi pekerjaan sebagaimana tercantum dalam lampiran. </w:t>
+        <w:t xml:space="preserve"> </w:t>
+      </w:r>
+      <w:proofErr w:type="spellStart"/>
+      <w:r>
+        <w:rPr>
+          <w:rFonts w:ascii="Bookman Old Style" w:eastAsia="Bookman Old Style" w:hAnsi="Bookman Old Style" w:cs="Bookman Old Style"/>
+          <w:color w:val="000000"/>
+          <w:sz w:val="24"/>
+          <w:szCs w:val="24"/>
+        </w:rPr>
+        <w:t>telah</w:t>
+      </w:r>
+      <w:proofErr w:type="spellEnd"/>
+      <w:r>
+        <w:rPr>
+          <w:rFonts w:ascii="Bookman Old Style" w:eastAsia="Bookman Old Style" w:hAnsi="Bookman Old Style" w:cs="Bookman Old Style"/>
+          <w:color w:val="000000"/>
+          <w:sz w:val="24"/>
+          <w:szCs w:val="24"/>
+        </w:rPr>
+        <w:t xml:space="preserve"> </w:t>
+      </w:r>
+      <w:proofErr w:type="spellStart"/>
+      <w:r>
+        <w:rPr>
+          <w:rFonts w:ascii="Bookman Old Style" w:eastAsia="Bookman Old Style" w:hAnsi="Bookman Old Style" w:cs="Bookman Old Style"/>
+          <w:color w:val="000000"/>
+          <w:sz w:val="24"/>
+          <w:szCs w:val="24"/>
+        </w:rPr>
+        <w:t>menyelesaikan</w:t>
+      </w:r>
+      <w:proofErr w:type="spellEnd"/>
+      <w:r>
+        <w:rPr>
+          <w:rFonts w:ascii="Bookman Old Style" w:eastAsia="Bookman Old Style" w:hAnsi="Bookman Old Style" w:cs="Bookman Old Style"/>
+          <w:color w:val="000000"/>
+          <w:sz w:val="24"/>
+          <w:szCs w:val="24"/>
+        </w:rPr>
+        <w:t xml:space="preserve"> </w:t>
+      </w:r>
+      <w:proofErr w:type="spellStart"/>
+      <w:r>
+        <w:rPr>
+          <w:rFonts w:ascii="Bookman Old Style" w:eastAsia="Bookman Old Style" w:hAnsi="Bookman Old Style" w:cs="Bookman Old Style"/>
+          <w:color w:val="000000"/>
+          <w:sz w:val="24"/>
+          <w:szCs w:val="24"/>
+        </w:rPr>
+        <w:t>pekerjaan</w:t>
+      </w:r>
+      <w:proofErr w:type="spellEnd"/>
+      <w:r>
+        <w:rPr>
+          <w:rFonts w:ascii="Bookman Old Style" w:eastAsia="Bookman Old Style" w:hAnsi="Bookman Old Style" w:cs="Bookman Old Style"/>
+          <w:color w:val="000000"/>
+          <w:sz w:val="24"/>
+          <w:szCs w:val="24"/>
+        </w:rPr>
+        <w:t xml:space="preserve"> </w:t>
+      </w:r>
+      <w:proofErr w:type="spellStart"/>
+      <w:r>
+        <w:rPr>
+          <w:rFonts w:ascii="Bookman Old Style" w:eastAsia="Bookman Old Style" w:hAnsi="Bookman Old Style" w:cs="Bookman Old Style"/>
+          <w:color w:val="000000"/>
+          <w:sz w:val="24"/>
+          <w:szCs w:val="24"/>
+        </w:rPr>
+        <w:t>termin</w:t>
+      </w:r>
+      <w:proofErr w:type="spellEnd"/>
+      <w:r>
+        <w:rPr>
+          <w:rFonts w:ascii="Bookman Old Style" w:eastAsia="Bookman Old Style" w:hAnsi="Bookman Old Style" w:cs="Bookman Old Style"/>
+          <w:color w:val="000000"/>
+          <w:sz w:val="24"/>
+          <w:szCs w:val="24"/>
+        </w:rPr>
+        <w:t xml:space="preserve"> II </w:t>
+      </w:r>
+      <w:proofErr w:type="spellStart"/>
+      <w:r>
+        <w:rPr>
+          <w:rFonts w:ascii="Bookman Old Style" w:eastAsia="Bookman Old Style" w:hAnsi="Bookman Old Style" w:cs="Bookman Old Style"/>
+          <w:sz w:val="24"/>
+          <w:szCs w:val="24"/>
+        </w:rPr>
+        <w:t>Pemeriksaan</w:t>
+      </w:r>
+      <w:proofErr w:type="spellEnd"/>
+      <w:r>
+        <w:rPr>
+          <w:rFonts w:ascii="Bookman Old Style" w:eastAsia="Bookman Old Style" w:hAnsi="Bookman Old Style" w:cs="Bookman Old Style"/>
+          <w:sz w:val="24"/>
+          <w:szCs w:val="24"/>
+        </w:rPr>
+        <w:t xml:space="preserve"> </w:t>
+      </w:r>
+      <w:proofErr w:type="spellStart"/>
+      <w:r>
+        <w:rPr>
+          <w:rFonts w:ascii="Bookman Old Style" w:eastAsia="Bookman Old Style" w:hAnsi="Bookman Old Style" w:cs="Bookman Old Style"/>
+          <w:sz w:val="24"/>
+          <w:szCs w:val="24"/>
+        </w:rPr>
+        <w:t>Pendataan</w:t>
+      </w:r>
+      <w:proofErr w:type="spellEnd"/>
+      <w:r>
+        <w:rPr>
+          <w:rFonts w:ascii="Bookman Old Style" w:eastAsia="Bookman Old Style" w:hAnsi="Bookman Old Style" w:cs="Bookman Old Style"/>
+          <w:color w:val="000000"/>
+          <w:sz w:val="24"/>
+          <w:szCs w:val="24"/>
+        </w:rPr>
+        <w:t xml:space="preserve"> Lapangan Sensus Ekonomi 2026 </w:t>
+      </w:r>
+      <w:proofErr w:type="spellStart"/>
+      <w:r>
+        <w:rPr>
+          <w:rFonts w:ascii="Bookman Old Style" w:eastAsia="Bookman Old Style" w:hAnsi="Bookman Old Style" w:cs="Bookman Old Style"/>
+          <w:color w:val="000000"/>
+          <w:sz w:val="24"/>
+          <w:szCs w:val="24"/>
+        </w:rPr>
+        <w:t>berdasarkan</w:t>
+      </w:r>
+      <w:proofErr w:type="spellEnd"/>
+      <w:r>
+        <w:rPr>
+          <w:rFonts w:ascii="Bookman Old Style" w:eastAsia="Bookman Old Style" w:hAnsi="Bookman Old Style" w:cs="Bookman Old Style"/>
+          <w:color w:val="000000"/>
+          <w:sz w:val="24"/>
+          <w:szCs w:val="24"/>
+        </w:rPr>
+        <w:t xml:space="preserve"> </w:t>
+      </w:r>
+      <w:proofErr w:type="spellStart"/>
+      <w:r>
+        <w:rPr>
+          <w:rFonts w:ascii="Bookman Old Style" w:eastAsia="Bookman Old Style" w:hAnsi="Bookman Old Style" w:cs="Bookman Old Style"/>
+          <w:color w:val="000000"/>
+          <w:sz w:val="24"/>
+          <w:szCs w:val="24"/>
+        </w:rPr>
+        <w:t>hasil</w:t>
+      </w:r>
+      <w:proofErr w:type="spellEnd"/>
+      <w:r>
+        <w:rPr>
+          <w:rFonts w:ascii="Bookman Old Style" w:eastAsia="Bookman Old Style" w:hAnsi="Bookman Old Style" w:cs="Bookman Old Style"/>
+          <w:color w:val="000000"/>
+          <w:sz w:val="24"/>
+          <w:szCs w:val="24"/>
+        </w:rPr>
+        <w:t xml:space="preserve"> </w:t>
+      </w:r>
+      <w:proofErr w:type="spellStart"/>
+      <w:r>
+        <w:rPr>
+          <w:rFonts w:ascii="Bookman Old Style" w:eastAsia="Bookman Old Style" w:hAnsi="Bookman Old Style" w:cs="Bookman Old Style"/>
+          <w:color w:val="000000"/>
+          <w:sz w:val="24"/>
+          <w:szCs w:val="24"/>
+        </w:rPr>
+        <w:t>pemeriksaan</w:t>
+      </w:r>
+      <w:proofErr w:type="spellEnd"/>
+      <w:r>
+        <w:rPr>
+          <w:rFonts w:ascii="Bookman Old Style" w:eastAsia="Bookman Old Style" w:hAnsi="Bookman Old Style" w:cs="Bookman Old Style"/>
+          <w:color w:val="000000"/>
+          <w:sz w:val="24"/>
+          <w:szCs w:val="24"/>
+        </w:rPr>
+        <w:t xml:space="preserve"> dan </w:t>
+      </w:r>
+      <w:proofErr w:type="spellStart"/>
+      <w:r>
+        <w:rPr>
+          <w:rFonts w:ascii="Bookman Old Style" w:eastAsia="Bookman Old Style" w:hAnsi="Bookman Old Style" w:cs="Bookman Old Style"/>
+          <w:color w:val="000000"/>
+          <w:sz w:val="24"/>
+          <w:szCs w:val="24"/>
+        </w:rPr>
+        <w:t>evaluasi</w:t>
+      </w:r>
+      <w:proofErr w:type="spellEnd"/>
+      <w:r>
+        <w:rPr>
+          <w:rFonts w:ascii="Bookman Old Style" w:eastAsia="Bookman Old Style" w:hAnsi="Bookman Old Style" w:cs="Bookman Old Style"/>
+          <w:color w:val="000000"/>
+          <w:sz w:val="24"/>
+          <w:szCs w:val="24"/>
+        </w:rPr>
+        <w:t xml:space="preserve"> </w:t>
+      </w:r>
+      <w:proofErr w:type="spellStart"/>
+      <w:r>
+        <w:rPr>
+          <w:rFonts w:ascii="Bookman Old Style" w:eastAsia="Bookman Old Style" w:hAnsi="Bookman Old Style" w:cs="Bookman Old Style"/>
+          <w:color w:val="000000"/>
+          <w:sz w:val="24"/>
+          <w:szCs w:val="24"/>
+        </w:rPr>
+        <w:t>pekerjaan</w:t>
+      </w:r>
+      <w:proofErr w:type="spellEnd"/>
+      <w:r>
+        <w:rPr>
+          <w:rFonts w:ascii="Bookman Old Style" w:eastAsia="Bookman Old Style" w:hAnsi="Bookman Old Style" w:cs="Bookman Old Style"/>
+          <w:color w:val="000000"/>
+          <w:sz w:val="24"/>
+          <w:szCs w:val="24"/>
+        </w:rPr>
+        <w:t xml:space="preserve"> </w:t>
+      </w:r>
+      <w:proofErr w:type="spellStart"/>
+      <w:r>
+        <w:rPr>
+          <w:rFonts w:ascii="Bookman Old Style" w:eastAsia="Bookman Old Style" w:hAnsi="Bookman Old Style" w:cs="Bookman Old Style"/>
+          <w:color w:val="000000"/>
+          <w:sz w:val="24"/>
+          <w:szCs w:val="24"/>
+        </w:rPr>
+        <w:t>sebagaimana</w:t>
+      </w:r>
+      <w:proofErr w:type="spellEnd"/>
+      <w:r>
+        <w:rPr>
+          <w:rFonts w:ascii="Bookman Old Style" w:eastAsia="Bookman Old Style" w:hAnsi="Bookman Old Style" w:cs="Bookman Old Style"/>
+          <w:color w:val="000000"/>
+          <w:sz w:val="24"/>
+          <w:szCs w:val="24"/>
+        </w:rPr>
+        <w:t xml:space="preserve"> </w:t>
+      </w:r>
+      <w:proofErr w:type="spellStart"/>
+      <w:r>
+        <w:rPr>
+          <w:rFonts w:ascii="Bookman Old Style" w:eastAsia="Bookman Old Style" w:hAnsi="Bookman Old Style" w:cs="Bookman Old Style"/>
+          <w:color w:val="000000"/>
+          <w:sz w:val="24"/>
+          <w:szCs w:val="24"/>
+        </w:rPr>
+        <w:t>tercantum</w:t>
+      </w:r>
+      <w:proofErr w:type="spellEnd"/>
+      <w:r>
+        <w:rPr>
+          <w:rFonts w:ascii="Bookman Old Style" w:eastAsia="Bookman Old Style" w:hAnsi="Bookman Old Style" w:cs="Bookman Old Style"/>
+          <w:color w:val="000000"/>
+          <w:sz w:val="24"/>
+          <w:szCs w:val="24"/>
+        </w:rPr>
+        <w:t xml:space="preserve"> </w:t>
+      </w:r>
+      <w:proofErr w:type="spellStart"/>
+      <w:r>
+        <w:rPr>
+          <w:rFonts w:ascii="Bookman Old Style" w:eastAsia="Bookman Old Style" w:hAnsi="Bookman Old Style" w:cs="Bookman Old Style"/>
+          <w:color w:val="000000"/>
+          <w:sz w:val="24"/>
+          <w:szCs w:val="24"/>
+        </w:rPr>
+        <w:t>dalam</w:t>
+      </w:r>
+      <w:proofErr w:type="spellEnd"/>
+      <w:r>
+        <w:rPr>
+          <w:rFonts w:ascii="Bookman Old Style" w:eastAsia="Bookman Old Style" w:hAnsi="Bookman Old Style" w:cs="Bookman Old Style"/>
+          <w:color w:val="000000"/>
+          <w:sz w:val="24"/>
+          <w:szCs w:val="24"/>
+        </w:rPr>
+        <w:t xml:space="preserve"> </w:t>
+      </w:r>
+      <w:proofErr w:type="spellStart"/>
+      <w:r>
+        <w:rPr>
+          <w:rFonts w:ascii="Bookman Old Style" w:eastAsia="Bookman Old Style" w:hAnsi="Bookman Old Style" w:cs="Bookman Old Style"/>
+          <w:color w:val="000000"/>
+          <w:sz w:val="24"/>
+          <w:szCs w:val="24"/>
+        </w:rPr>
+        <w:t>lampiran</w:t>
+      </w:r>
+      <w:proofErr w:type="spellEnd"/>
+      <w:r>
+        <w:rPr>
+          <w:rFonts w:ascii="Bookman Old Style" w:eastAsia="Bookman Old Style" w:hAnsi="Bookman Old Style" w:cs="Bookman Old Style"/>
+          <w:color w:val="000000"/>
+          <w:sz w:val="24"/>
+          <w:szCs w:val="24"/>
+        </w:rPr>
+        <w:t>. </w:t>
       </w:r>
     </w:p>
     <w:p>
@@ -3589,14 +4840,85 @@
           <w:szCs w:val="24"/>
         </w:rPr>
       </w:pPr>
-      <w:r>
-        <w:rPr>
-          <w:rFonts w:ascii="Bookman Old Style" w:eastAsia="Bookman Old Style" w:hAnsi="Bookman Old Style" w:cs="Bookman Old Style"/>
-          <w:color w:val="000000"/>
-          <w:sz w:val="24"/>
-          <w:szCs w:val="24"/>
-        </w:rPr>
-        <w:t xml:space="preserve">Berdasarkan angka 2 tersebut di atas, </w:t>
+      <w:proofErr w:type="spellStart"/>
+      <w:r>
+        <w:rPr>
+          <w:rFonts w:ascii="Bookman Old Style" w:eastAsia="Bookman Old Style" w:hAnsi="Bookman Old Style" w:cs="Bookman Old Style"/>
+          <w:color w:val="000000"/>
+          <w:sz w:val="24"/>
+          <w:szCs w:val="24"/>
+        </w:rPr>
+        <w:t>Berdasarkan</w:t>
+      </w:r>
+      <w:proofErr w:type="spellEnd"/>
+      <w:r>
+        <w:rPr>
+          <w:rFonts w:ascii="Bookman Old Style" w:eastAsia="Bookman Old Style" w:hAnsi="Bookman Old Style" w:cs="Bookman Old Style"/>
+          <w:color w:val="000000"/>
+          <w:sz w:val="24"/>
+          <w:szCs w:val="24"/>
+        </w:rPr>
+        <w:t xml:space="preserve"> </w:t>
+      </w:r>
+      <w:proofErr w:type="spellStart"/>
+      <w:r>
+        <w:rPr>
+          <w:rFonts w:ascii="Bookman Old Style" w:eastAsia="Bookman Old Style" w:hAnsi="Bookman Old Style" w:cs="Bookman Old Style"/>
+          <w:color w:val="000000"/>
+          <w:sz w:val="24"/>
+          <w:szCs w:val="24"/>
+        </w:rPr>
+        <w:t>angka</w:t>
+      </w:r>
+      <w:proofErr w:type="spellEnd"/>
+      <w:r>
+        <w:rPr>
+          <w:rFonts w:ascii="Bookman Old Style" w:eastAsia="Bookman Old Style" w:hAnsi="Bookman Old Style" w:cs="Bookman Old Style"/>
+          <w:color w:val="000000"/>
+          <w:sz w:val="24"/>
+          <w:szCs w:val="24"/>
+        </w:rPr>
+        <w:t xml:space="preserve"> 2 </w:t>
+      </w:r>
+      <w:proofErr w:type="spellStart"/>
+      <w:r>
+        <w:rPr>
+          <w:rFonts w:ascii="Bookman Old Style" w:eastAsia="Bookman Old Style" w:hAnsi="Bookman Old Style" w:cs="Bookman Old Style"/>
+          <w:color w:val="000000"/>
+          <w:sz w:val="24"/>
+          <w:szCs w:val="24"/>
+        </w:rPr>
+        <w:t>tersebut</w:t>
+      </w:r>
+      <w:proofErr w:type="spellEnd"/>
+      <w:r>
+        <w:rPr>
+          <w:rFonts w:ascii="Bookman Old Style" w:eastAsia="Bookman Old Style" w:hAnsi="Bookman Old Style" w:cs="Bookman Old Style"/>
+          <w:color w:val="000000"/>
+          <w:sz w:val="24"/>
+          <w:szCs w:val="24"/>
+        </w:rPr>
+        <w:t xml:space="preserve"> di </w:t>
+      </w:r>
+      <w:proofErr w:type="spellStart"/>
+      <w:r>
+        <w:rPr>
+          <w:rFonts w:ascii="Bookman Old Style" w:eastAsia="Bookman Old Style" w:hAnsi="Bookman Old Style" w:cs="Bookman Old Style"/>
+          <w:color w:val="000000"/>
+          <w:sz w:val="24"/>
+          <w:szCs w:val="24"/>
+        </w:rPr>
+        <w:t>atas</w:t>
+      </w:r>
+      <w:proofErr w:type="spellEnd"/>
+      <w:r>
+        <w:rPr>
+          <w:rFonts w:ascii="Bookman Old Style" w:eastAsia="Bookman Old Style" w:hAnsi="Bookman Old Style" w:cs="Bookman Old Style"/>
+          <w:color w:val="000000"/>
+          <w:sz w:val="24"/>
+          <w:szCs w:val="24"/>
+        </w:rPr>
+        <w:t xml:space="preserve">, </w:t>
       </w:r>
       <w:r>
         <w:rPr>
@@ -3616,7 +4938,147 @@
           <w:sz w:val="24"/>
           <w:szCs w:val="24"/>
         </w:rPr>
-        <w:t xml:space="preserve"> menyerahkan hasil pekerjaan Pemeriksaan Pendataan Lapangan  Sensus Ekonomi 2026 kepada </w:t>
+        <w:t xml:space="preserve"> </w:t>
+      </w:r>
+      <w:proofErr w:type="spellStart"/>
+      <w:r>
+        <w:rPr>
+          <w:rFonts w:ascii="Bookman Old Style" w:eastAsia="Bookman Old Style" w:hAnsi="Bookman Old Style" w:cs="Bookman Old Style"/>
+          <w:color w:val="000000"/>
+          <w:sz w:val="24"/>
+          <w:szCs w:val="24"/>
+        </w:rPr>
+        <w:t>menyerahkan</w:t>
+      </w:r>
+      <w:proofErr w:type="spellEnd"/>
+      <w:r>
+        <w:rPr>
+          <w:rFonts w:ascii="Bookman Old Style" w:eastAsia="Bookman Old Style" w:hAnsi="Bookman Old Style" w:cs="Bookman Old Style"/>
+          <w:color w:val="000000"/>
+          <w:sz w:val="24"/>
+          <w:szCs w:val="24"/>
+        </w:rPr>
+        <w:t xml:space="preserve"> </w:t>
+      </w:r>
+      <w:proofErr w:type="spellStart"/>
+      <w:r>
+        <w:rPr>
+          <w:rFonts w:ascii="Bookman Old Style" w:eastAsia="Bookman Old Style" w:hAnsi="Bookman Old Style" w:cs="Bookman Old Style"/>
+          <w:color w:val="000000"/>
+          <w:sz w:val="24"/>
+          <w:szCs w:val="24"/>
+        </w:rPr>
+        <w:t>hasil</w:t>
+      </w:r>
+      <w:proofErr w:type="spellEnd"/>
+      <w:r>
+        <w:rPr>
+          <w:rFonts w:ascii="Bookman Old Style" w:eastAsia="Bookman Old Style" w:hAnsi="Bookman Old Style" w:cs="Bookman Old Style"/>
+          <w:color w:val="000000"/>
+          <w:sz w:val="24"/>
+          <w:szCs w:val="24"/>
+        </w:rPr>
+        <w:t xml:space="preserve"> </w:t>
+      </w:r>
+      <w:proofErr w:type="spellStart"/>
+      <w:r>
+        <w:rPr>
+          <w:rFonts w:ascii="Bookman Old Style" w:eastAsia="Bookman Old Style" w:hAnsi="Bookman Old Style" w:cs="Bookman Old Style"/>
+          <w:color w:val="000000"/>
+          <w:sz w:val="24"/>
+          <w:szCs w:val="24"/>
+        </w:rPr>
+        <w:t>pekerjaan</w:t>
+      </w:r>
+      <w:proofErr w:type="spellEnd"/>
+      <w:r>
+        <w:rPr>
+          <w:rFonts w:ascii="Bookman Old Style" w:eastAsia="Bookman Old Style" w:hAnsi="Bookman Old Style" w:cs="Bookman Old Style"/>
+          <w:color w:val="000000"/>
+          <w:sz w:val="24"/>
+          <w:szCs w:val="24"/>
+        </w:rPr>
+        <w:t xml:space="preserve"> </w:t>
+      </w:r>
+      <w:proofErr w:type="spellStart"/>
+      <w:r>
+        <w:rPr>
+          <w:rFonts w:ascii="Bookman Old Style" w:eastAsia="Bookman Old Style" w:hAnsi="Bookman Old Style" w:cs="Bookman Old Style"/>
+          <w:color w:val="000000"/>
+          <w:sz w:val="24"/>
+          <w:szCs w:val="24"/>
+        </w:rPr>
+        <w:t>Pemeriksaan</w:t>
+      </w:r>
+      <w:proofErr w:type="spellEnd"/>
+      <w:r>
+        <w:rPr>
+          <w:rFonts w:ascii="Bookman Old Style" w:eastAsia="Bookman Old Style" w:hAnsi="Bookman Old Style" w:cs="Bookman Old Style"/>
+          <w:color w:val="000000"/>
+          <w:sz w:val="24"/>
+          <w:szCs w:val="24"/>
+        </w:rPr>
+        <w:t xml:space="preserve"> </w:t>
+      </w:r>
+      <w:proofErr w:type="spellStart"/>
+      <w:r>
+        <w:rPr>
+          <w:rFonts w:ascii="Bookman Old Style" w:eastAsia="Bookman Old Style" w:hAnsi="Bookman Old Style" w:cs="Bookman Old Style"/>
+          <w:color w:val="000000"/>
+          <w:sz w:val="24"/>
+          <w:szCs w:val="24"/>
+        </w:rPr>
+        <w:t>Pendataan</w:t>
+      </w:r>
+      <w:proofErr w:type="spellEnd"/>
+      <w:r>
+        <w:rPr>
+          <w:rFonts w:ascii="Bookman Old Style" w:eastAsia="Bookman Old Style" w:hAnsi="Bookman Old Style" w:cs="Bookman Old Style"/>
+          <w:color w:val="000000"/>
+          <w:sz w:val="24"/>
+          <w:szCs w:val="24"/>
+        </w:rPr>
+        <w:t xml:space="preserve"> </w:t>
+      </w:r>
+      <w:proofErr w:type="gramStart"/>
+      <w:r>
+        <w:rPr>
+          <w:rFonts w:ascii="Bookman Old Style" w:eastAsia="Bookman Old Style" w:hAnsi="Bookman Old Style" w:cs="Bookman Old Style"/>
+          <w:color w:val="000000"/>
+          <w:sz w:val="24"/>
+          <w:szCs w:val="24"/>
+        </w:rPr>
+        <w:t>Lapangan  Sensus</w:t>
+      </w:r>
+      <w:proofErr w:type="gramEnd"/>
+      <w:r>
+        <w:rPr>
+          <w:rFonts w:ascii="Bookman Old Style" w:eastAsia="Bookman Old Style" w:hAnsi="Bookman Old Style" w:cs="Bookman Old Style"/>
+          <w:color w:val="000000"/>
+          <w:sz w:val="24"/>
+          <w:szCs w:val="24"/>
+        </w:rPr>
+        <w:t xml:space="preserve"> Ekonomi 2026 </w:t>
+      </w:r>
+      <w:proofErr w:type="spellStart"/>
+      <w:r>
+        <w:rPr>
+          <w:rFonts w:ascii="Bookman Old Style" w:eastAsia="Bookman Old Style" w:hAnsi="Bookman Old Style" w:cs="Bookman Old Style"/>
+          <w:color w:val="000000"/>
+          <w:sz w:val="24"/>
+          <w:szCs w:val="24"/>
+        </w:rPr>
+        <w:t>kepada</w:t>
+      </w:r>
+      <w:proofErr w:type="spellEnd"/>
+      <w:r>
+        <w:rPr>
+          <w:rFonts w:ascii="Bookman Old Style" w:eastAsia="Bookman Old Style" w:hAnsi="Bookman Old Style" w:cs="Bookman Old Style"/>
+          <w:color w:val="000000"/>
+          <w:sz w:val="24"/>
+          <w:szCs w:val="24"/>
+        </w:rPr>
+        <w:t xml:space="preserve"> </w:t>
       </w:r>
       <w:r>
         <w:rPr>
@@ -3656,7 +5118,167 @@
           <w:sz w:val="24"/>
           <w:szCs w:val="24"/>
         </w:rPr>
-        <w:t xml:space="preserve"> menerima hasil pekerjaan tersebut yang telah sesuai dengan seharusnya;</w:t>
+        <w:t xml:space="preserve"> </w:t>
+      </w:r>
+      <w:proofErr w:type="spellStart"/>
+      <w:r>
+        <w:rPr>
+          <w:rFonts w:ascii="Bookman Old Style" w:eastAsia="Bookman Old Style" w:hAnsi="Bookman Old Style" w:cs="Bookman Old Style"/>
+          <w:color w:val="000000"/>
+          <w:sz w:val="24"/>
+          <w:szCs w:val="24"/>
+        </w:rPr>
+        <w:t>menerima</w:t>
+      </w:r>
+      <w:proofErr w:type="spellEnd"/>
+      <w:r>
+        <w:rPr>
+          <w:rFonts w:ascii="Bookman Old Style" w:eastAsia="Bookman Old Style" w:hAnsi="Bookman Old Style" w:cs="Bookman Old Style"/>
+          <w:color w:val="000000"/>
+          <w:sz w:val="24"/>
+          <w:szCs w:val="24"/>
+        </w:rPr>
+        <w:t xml:space="preserve"> </w:t>
+      </w:r>
+      <w:proofErr w:type="spellStart"/>
+      <w:r>
+        <w:rPr>
+          <w:rFonts w:ascii="Bookman Old Style" w:eastAsia="Bookman Old Style" w:hAnsi="Bookman Old Style" w:cs="Bookman Old Style"/>
+          <w:color w:val="000000"/>
+          <w:sz w:val="24"/>
+          <w:szCs w:val="24"/>
+        </w:rPr>
+        <w:t>hasil</w:t>
+      </w:r>
+      <w:proofErr w:type="spellEnd"/>
+      <w:r>
+        <w:rPr>
+          <w:rFonts w:ascii="Bookman Old Style" w:eastAsia="Bookman Old Style" w:hAnsi="Bookman Old Style" w:cs="Bookman Old Style"/>
+          <w:color w:val="000000"/>
+          <w:sz w:val="24"/>
+          <w:szCs w:val="24"/>
+        </w:rPr>
+        <w:t xml:space="preserve"> </w:t>
+      </w:r>
+      <w:proofErr w:type="spellStart"/>
+      <w:r>
+        <w:rPr>
+          <w:rFonts w:ascii="Bookman Old Style" w:eastAsia="Bookman Old Style" w:hAnsi="Bookman Old Style" w:cs="Bookman Old Style"/>
+          <w:color w:val="000000"/>
+          <w:sz w:val="24"/>
+          <w:szCs w:val="24"/>
+        </w:rPr>
+        <w:t>pekerjaan</w:t>
+      </w:r>
+      <w:proofErr w:type="spellEnd"/>
+      <w:r>
+        <w:rPr>
+          <w:rFonts w:ascii="Bookman Old Style" w:eastAsia="Bookman Old Style" w:hAnsi="Bookman Old Style" w:cs="Bookman Old Style"/>
+          <w:color w:val="000000"/>
+          <w:sz w:val="24"/>
+          <w:szCs w:val="24"/>
+        </w:rPr>
+        <w:t xml:space="preserve"> </w:t>
+      </w:r>
+      <w:proofErr w:type="spellStart"/>
+      <w:r>
+        <w:rPr>
+          <w:rFonts w:ascii="Bookman Old Style" w:eastAsia="Bookman Old Style" w:hAnsi="Bookman Old Style" w:cs="Bookman Old Style"/>
+          <w:color w:val="000000"/>
+          <w:sz w:val="24"/>
+          <w:szCs w:val="24"/>
+        </w:rPr>
+        <w:t>tersebut</w:t>
+      </w:r>
+      <w:proofErr w:type="spellEnd"/>
+      <w:r>
+        <w:rPr>
+          <w:rFonts w:ascii="Bookman Old Style" w:eastAsia="Bookman Old Style" w:hAnsi="Bookman Old Style" w:cs="Bookman Old Style"/>
+          <w:color w:val="000000"/>
+          <w:sz w:val="24"/>
+          <w:szCs w:val="24"/>
+        </w:rPr>
+        <w:t xml:space="preserve"> yang </w:t>
+      </w:r>
+      <w:proofErr w:type="spellStart"/>
+      <w:r>
+        <w:rPr>
+          <w:rFonts w:ascii="Bookman Old Style" w:eastAsia="Bookman Old Style" w:hAnsi="Bookman Old Style" w:cs="Bookman Old Style"/>
+          <w:color w:val="000000"/>
+          <w:sz w:val="24"/>
+          <w:szCs w:val="24"/>
+        </w:rPr>
+        <w:t>telah</w:t>
+      </w:r>
+      <w:proofErr w:type="spellEnd"/>
+      <w:r>
+        <w:rPr>
+          <w:rFonts w:ascii="Bookman Old Style" w:eastAsia="Bookman Old Style" w:hAnsi="Bookman Old Style" w:cs="Bookman Old Style"/>
+          <w:color w:val="000000"/>
+          <w:sz w:val="24"/>
+          <w:szCs w:val="24"/>
+        </w:rPr>
+        <w:t xml:space="preserve"> </w:t>
+      </w:r>
+      <w:proofErr w:type="spellStart"/>
+      <w:r>
+        <w:rPr>
+          <w:rFonts w:ascii="Bookman Old Style" w:eastAsia="Bookman Old Style" w:hAnsi="Bookman Old Style" w:cs="Bookman Old Style"/>
+          <w:color w:val="000000"/>
+          <w:sz w:val="24"/>
+          <w:szCs w:val="24"/>
+        </w:rPr>
+        <w:t>sesuai</w:t>
+      </w:r>
+      <w:proofErr w:type="spellEnd"/>
+      <w:r>
+        <w:rPr>
+          <w:rFonts w:ascii="Bookman Old Style" w:eastAsia="Bookman Old Style" w:hAnsi="Bookman Old Style" w:cs="Bookman Old Style"/>
+          <w:color w:val="000000"/>
+          <w:sz w:val="24"/>
+          <w:szCs w:val="24"/>
+        </w:rPr>
+        <w:t xml:space="preserve"> </w:t>
+      </w:r>
+      <w:proofErr w:type="spellStart"/>
+      <w:r>
+        <w:rPr>
+          <w:rFonts w:ascii="Bookman Old Style" w:eastAsia="Bookman Old Style" w:hAnsi="Bookman Old Style" w:cs="Bookman Old Style"/>
+          <w:color w:val="000000"/>
+          <w:sz w:val="24"/>
+          <w:szCs w:val="24"/>
+        </w:rPr>
+        <w:t>dengan</w:t>
+      </w:r>
+      <w:proofErr w:type="spellEnd"/>
+      <w:r>
+        <w:rPr>
+          <w:rFonts w:ascii="Bookman Old Style" w:eastAsia="Bookman Old Style" w:hAnsi="Bookman Old Style" w:cs="Bookman Old Style"/>
+          <w:color w:val="000000"/>
+          <w:sz w:val="24"/>
+          <w:szCs w:val="24"/>
+        </w:rPr>
+        <w:t xml:space="preserve"> </w:t>
+      </w:r>
+      <w:proofErr w:type="spellStart"/>
+      <w:r>
+        <w:rPr>
+          <w:rFonts w:ascii="Bookman Old Style" w:eastAsia="Bookman Old Style" w:hAnsi="Bookman Old Style" w:cs="Bookman Old Style"/>
+          <w:color w:val="000000"/>
+          <w:sz w:val="24"/>
+          <w:szCs w:val="24"/>
+        </w:rPr>
+        <w:t>seharusnya</w:t>
+      </w:r>
+      <w:proofErr w:type="spellEnd"/>
+      <w:r>
+        <w:rPr>
+          <w:rFonts w:ascii="Bookman Old Style" w:eastAsia="Bookman Old Style" w:hAnsi="Bookman Old Style" w:cs="Bookman Old Style"/>
+          <w:color w:val="000000"/>
+          <w:sz w:val="24"/>
+          <w:szCs w:val="24"/>
+        </w:rPr>
+        <w:t>;</w:t>
       </w:r>
     </w:p>
     <w:p>
@@ -3675,6 +5297,7 @@
           <w:szCs w:val="24"/>
         </w:rPr>
       </w:pPr>
+      <w:proofErr w:type="spellStart"/>
       <w:r>
         <w:rPr>
           <w:rFonts w:ascii="Bookman Old Style" w:eastAsia="Bookman Old Style" w:hAnsi="Bookman Old Style" w:cs="Bookman Old Style"/>
@@ -3690,25 +5313,286 @@
           <w:sz w:val="24"/>
           <w:szCs w:val="24"/>
         </w:rPr>
-        <w:t>ekerjaan Pemeriksaan Pendataan Lapangan Sensus Ekonomi 2026 sebagaimana dimaksud dalam angka 3, berupa dokumen pemeriksaan hasil Pendataan Lapangan Sensus Ekonomi 2026, sejumlah</w:t>
-      </w:r>
-      <w:r>
-        <w:rPr>
-          <w:rFonts w:ascii="Bookman Old Style" w:eastAsia="Bookman Old Style" w:hAnsi="Bookman Old Style" w:cs="Bookman Old Style"/>
-          <w:color w:val="000000"/>
-          <w:sz w:val="24"/>
-          <w:szCs w:val="24"/>
-        </w:rPr>
-        <w:t xml:space="preserve"> {s</w:t>
-      </w:r>
-      <w:r>
-        <w:rPr>
-          <w:rFonts w:ascii="Bookman Old Style" w:eastAsia="Bookman Old Style" w:hAnsi="Bookman Old Style" w:cs="Bookman Old Style"/>
-          <w:color w:val="000000"/>
-          <w:sz w:val="24"/>
-          <w:szCs w:val="24"/>
-        </w:rPr>
-        <w:t>ls_ongoing}</w:t>
+        <w:t>ekerjaan</w:t>
+      </w:r>
+      <w:proofErr w:type="spellEnd"/>
+      <w:r>
+        <w:rPr>
+          <w:rFonts w:ascii="Bookman Old Style" w:eastAsia="Bookman Old Style" w:hAnsi="Bookman Old Style" w:cs="Bookman Old Style"/>
+          <w:color w:val="000000"/>
+          <w:sz w:val="24"/>
+          <w:szCs w:val="24"/>
+        </w:rPr>
+        <w:t xml:space="preserve"> </w:t>
+      </w:r>
+      <w:proofErr w:type="spellStart"/>
+      <w:r>
+        <w:rPr>
+          <w:rFonts w:ascii="Bookman Old Style" w:eastAsia="Bookman Old Style" w:hAnsi="Bookman Old Style" w:cs="Bookman Old Style"/>
+          <w:color w:val="000000"/>
+          <w:sz w:val="24"/>
+          <w:szCs w:val="24"/>
+        </w:rPr>
+        <w:t>Pemeriksaan</w:t>
+      </w:r>
+      <w:proofErr w:type="spellEnd"/>
+      <w:r>
+        <w:rPr>
+          <w:rFonts w:ascii="Bookman Old Style" w:eastAsia="Bookman Old Style" w:hAnsi="Bookman Old Style" w:cs="Bookman Old Style"/>
+          <w:color w:val="000000"/>
+          <w:sz w:val="24"/>
+          <w:szCs w:val="24"/>
+        </w:rPr>
+        <w:t xml:space="preserve"> </w:t>
+      </w:r>
+      <w:proofErr w:type="spellStart"/>
+      <w:r>
+        <w:rPr>
+          <w:rFonts w:ascii="Bookman Old Style" w:eastAsia="Bookman Old Style" w:hAnsi="Bookman Old Style" w:cs="Bookman Old Style"/>
+          <w:color w:val="000000"/>
+          <w:sz w:val="24"/>
+          <w:szCs w:val="24"/>
+        </w:rPr>
+        <w:t>Pendataan</w:t>
+      </w:r>
+      <w:proofErr w:type="spellEnd"/>
+      <w:r>
+        <w:rPr>
+          <w:rFonts w:ascii="Bookman Old Style" w:eastAsia="Bookman Old Style" w:hAnsi="Bookman Old Style" w:cs="Bookman Old Style"/>
+          <w:color w:val="000000"/>
+          <w:sz w:val="24"/>
+          <w:szCs w:val="24"/>
+        </w:rPr>
+        <w:t xml:space="preserve"> Lapangan Sensus Ekonomi 2026 </w:t>
+      </w:r>
+      <w:proofErr w:type="spellStart"/>
+      <w:r>
+        <w:rPr>
+          <w:rFonts w:ascii="Bookman Old Style" w:eastAsia="Bookman Old Style" w:hAnsi="Bookman Old Style" w:cs="Bookman Old Style"/>
+          <w:color w:val="000000"/>
+          <w:sz w:val="24"/>
+          <w:szCs w:val="24"/>
+        </w:rPr>
+        <w:t>sebagaimana</w:t>
+      </w:r>
+      <w:proofErr w:type="spellEnd"/>
+      <w:r>
+        <w:rPr>
+          <w:rFonts w:ascii="Bookman Old Style" w:eastAsia="Bookman Old Style" w:hAnsi="Bookman Old Style" w:cs="Bookman Old Style"/>
+          <w:color w:val="000000"/>
+          <w:sz w:val="24"/>
+          <w:szCs w:val="24"/>
+        </w:rPr>
+        <w:t xml:space="preserve"> </w:t>
+      </w:r>
+      <w:proofErr w:type="spellStart"/>
+      <w:r>
+        <w:rPr>
+          <w:rFonts w:ascii="Bookman Old Style" w:eastAsia="Bookman Old Style" w:hAnsi="Bookman Old Style" w:cs="Bookman Old Style"/>
+          <w:color w:val="000000"/>
+          <w:sz w:val="24"/>
+          <w:szCs w:val="24"/>
+        </w:rPr>
+        <w:t>dimaksud</w:t>
+      </w:r>
+      <w:proofErr w:type="spellEnd"/>
+      <w:r>
+        <w:rPr>
+          <w:rFonts w:ascii="Bookman Old Style" w:eastAsia="Bookman Old Style" w:hAnsi="Bookman Old Style" w:cs="Bookman Old Style"/>
+          <w:color w:val="000000"/>
+          <w:sz w:val="24"/>
+          <w:szCs w:val="24"/>
+        </w:rPr>
+        <w:t xml:space="preserve"> </w:t>
+      </w:r>
+      <w:proofErr w:type="spellStart"/>
+      <w:r>
+        <w:rPr>
+          <w:rFonts w:ascii="Bookman Old Style" w:eastAsia="Bookman Old Style" w:hAnsi="Bookman Old Style" w:cs="Bookman Old Style"/>
+          <w:color w:val="000000"/>
+          <w:sz w:val="24"/>
+          <w:szCs w:val="24"/>
+        </w:rPr>
+        <w:t>dalam</w:t>
+      </w:r>
+      <w:proofErr w:type="spellEnd"/>
+      <w:r>
+        <w:rPr>
+          <w:rFonts w:ascii="Bookman Old Style" w:eastAsia="Bookman Old Style" w:hAnsi="Bookman Old Style" w:cs="Bookman Old Style"/>
+          <w:color w:val="000000"/>
+          <w:sz w:val="24"/>
+          <w:szCs w:val="24"/>
+        </w:rPr>
+        <w:t xml:space="preserve"> </w:t>
+      </w:r>
+      <w:proofErr w:type="spellStart"/>
+      <w:r>
+        <w:rPr>
+          <w:rFonts w:ascii="Bookman Old Style" w:eastAsia="Bookman Old Style" w:hAnsi="Bookman Old Style" w:cs="Bookman Old Style"/>
+          <w:color w:val="000000"/>
+          <w:sz w:val="24"/>
+          <w:szCs w:val="24"/>
+        </w:rPr>
+        <w:t>angka</w:t>
+      </w:r>
+      <w:proofErr w:type="spellEnd"/>
+      <w:r>
+        <w:rPr>
+          <w:rFonts w:ascii="Bookman Old Style" w:eastAsia="Bookman Old Style" w:hAnsi="Bookman Old Style" w:cs="Bookman Old Style"/>
+          <w:color w:val="000000"/>
+          <w:sz w:val="24"/>
+          <w:szCs w:val="24"/>
+        </w:rPr>
+        <w:t xml:space="preserve"> 3, </w:t>
+      </w:r>
+      <w:proofErr w:type="spellStart"/>
+      <w:r>
+        <w:rPr>
+          <w:rFonts w:ascii="Bookman Old Style" w:eastAsia="Bookman Old Style" w:hAnsi="Bookman Old Style" w:cs="Bookman Old Style"/>
+          <w:color w:val="000000"/>
+          <w:sz w:val="24"/>
+          <w:szCs w:val="24"/>
+        </w:rPr>
+        <w:t>berupa</w:t>
+      </w:r>
+      <w:proofErr w:type="spellEnd"/>
+      <w:r>
+        <w:rPr>
+          <w:rFonts w:ascii="Bookman Old Style" w:eastAsia="Bookman Old Style" w:hAnsi="Bookman Old Style" w:cs="Bookman Old Style"/>
+          <w:color w:val="000000"/>
+          <w:sz w:val="24"/>
+          <w:szCs w:val="24"/>
+        </w:rPr>
+        <w:t xml:space="preserve"> </w:t>
+      </w:r>
+      <w:proofErr w:type="spellStart"/>
+      <w:r>
+        <w:rPr>
+          <w:rFonts w:ascii="Bookman Old Style" w:eastAsia="Bookman Old Style" w:hAnsi="Bookman Old Style" w:cs="Bookman Old Style"/>
+          <w:color w:val="000000"/>
+          <w:sz w:val="24"/>
+          <w:szCs w:val="24"/>
+        </w:rPr>
+        <w:t>dokumen</w:t>
+      </w:r>
+      <w:proofErr w:type="spellEnd"/>
+      <w:r>
+        <w:rPr>
+          <w:rFonts w:ascii="Bookman Old Style" w:eastAsia="Bookman Old Style" w:hAnsi="Bookman Old Style" w:cs="Bookman Old Style"/>
+          <w:color w:val="000000"/>
+          <w:sz w:val="24"/>
+          <w:szCs w:val="24"/>
+        </w:rPr>
+        <w:t xml:space="preserve"> </w:t>
+      </w:r>
+      <w:proofErr w:type="spellStart"/>
+      <w:r>
+        <w:rPr>
+          <w:rFonts w:ascii="Bookman Old Style" w:eastAsia="Bookman Old Style" w:hAnsi="Bookman Old Style" w:cs="Bookman Old Style"/>
+          <w:color w:val="000000"/>
+          <w:sz w:val="24"/>
+          <w:szCs w:val="24"/>
+        </w:rPr>
+        <w:t>pemeriksaan</w:t>
+      </w:r>
+      <w:proofErr w:type="spellEnd"/>
+      <w:r>
+        <w:rPr>
+          <w:rFonts w:ascii="Bookman Old Style" w:eastAsia="Bookman Old Style" w:hAnsi="Bookman Old Style" w:cs="Bookman Old Style"/>
+          <w:color w:val="000000"/>
+          <w:sz w:val="24"/>
+          <w:szCs w:val="24"/>
+        </w:rPr>
+        <w:t xml:space="preserve"> </w:t>
+      </w:r>
+      <w:proofErr w:type="spellStart"/>
+      <w:r>
+        <w:rPr>
+          <w:rFonts w:ascii="Bookman Old Style" w:eastAsia="Bookman Old Style" w:hAnsi="Bookman Old Style" w:cs="Bookman Old Style"/>
+          <w:color w:val="000000"/>
+          <w:sz w:val="24"/>
+          <w:szCs w:val="24"/>
+        </w:rPr>
+        <w:t>hasil</w:t>
+      </w:r>
+      <w:proofErr w:type="spellEnd"/>
+      <w:r>
+        <w:rPr>
+          <w:rFonts w:ascii="Bookman Old Style" w:eastAsia="Bookman Old Style" w:hAnsi="Bookman Old Style" w:cs="Bookman Old Style"/>
+          <w:color w:val="000000"/>
+          <w:sz w:val="24"/>
+          <w:szCs w:val="24"/>
+        </w:rPr>
+        <w:t xml:space="preserve"> </w:t>
+      </w:r>
+      <w:proofErr w:type="spellStart"/>
+      <w:r>
+        <w:rPr>
+          <w:rFonts w:ascii="Bookman Old Style" w:eastAsia="Bookman Old Style" w:hAnsi="Bookman Old Style" w:cs="Bookman Old Style"/>
+          <w:color w:val="000000"/>
+          <w:sz w:val="24"/>
+          <w:szCs w:val="24"/>
+        </w:rPr>
+        <w:t>Pendataan</w:t>
+      </w:r>
+      <w:proofErr w:type="spellEnd"/>
+      <w:r>
+        <w:rPr>
+          <w:rFonts w:ascii="Bookman Old Style" w:eastAsia="Bookman Old Style" w:hAnsi="Bookman Old Style" w:cs="Bookman Old Style"/>
+          <w:color w:val="000000"/>
+          <w:sz w:val="24"/>
+          <w:szCs w:val="24"/>
+        </w:rPr>
+        <w:t xml:space="preserve"> Lapangan Sensus Ekonomi 2026, </w:t>
+      </w:r>
+      <w:proofErr w:type="spellStart"/>
+      <w:r>
+        <w:rPr>
+          <w:rFonts w:ascii="Bookman Old Style" w:eastAsia="Bookman Old Style" w:hAnsi="Bookman Old Style" w:cs="Bookman Old Style"/>
+          <w:color w:val="000000"/>
+          <w:sz w:val="24"/>
+          <w:szCs w:val="24"/>
+        </w:rPr>
+        <w:t>sejumlah</w:t>
+      </w:r>
+      <w:proofErr w:type="spellEnd"/>
+      <w:r>
+        <w:rPr>
+          <w:rFonts w:ascii="Bookman Old Style" w:eastAsia="Bookman Old Style" w:hAnsi="Bookman Old Style" w:cs="Bookman Old Style"/>
+          <w:color w:val="000000"/>
+          <w:sz w:val="24"/>
+          <w:szCs w:val="24"/>
+        </w:rPr>
+        <w:t xml:space="preserve"> {</w:t>
+      </w:r>
+      <w:proofErr w:type="spellStart"/>
+      <w:r>
+        <w:rPr>
+          <w:rFonts w:ascii="Bookman Old Style" w:eastAsia="Bookman Old Style" w:hAnsi="Bookman Old Style" w:cs="Bookman Old Style"/>
+          <w:color w:val="000000"/>
+          <w:sz w:val="24"/>
+          <w:szCs w:val="24"/>
+        </w:rPr>
+        <w:t>s</w:t>
+      </w:r>
+      <w:r>
+        <w:rPr>
+          <w:rFonts w:ascii="Bookman Old Style" w:eastAsia="Bookman Old Style" w:hAnsi="Bookman Old Style" w:cs="Bookman Old Style"/>
+          <w:color w:val="000000"/>
+          <w:sz w:val="24"/>
+          <w:szCs w:val="24"/>
+        </w:rPr>
+        <w:t>ls_ongoing</w:t>
+      </w:r>
+      <w:proofErr w:type="spellEnd"/>
+      <w:r>
+        <w:rPr>
+          <w:rFonts w:ascii="Bookman Old Style" w:eastAsia="Bookman Old Style" w:hAnsi="Bookman Old Style" w:cs="Bookman Old Style"/>
+          <w:color w:val="000000"/>
+          <w:sz w:val="24"/>
+          <w:szCs w:val="24"/>
+        </w:rPr>
+        <w:t>}</w:t>
       </w:r>
       <w:r>
         <w:rPr>
@@ -3717,7 +5601,67 @@
           <w:sz w:val="24"/>
           <w:szCs w:val="24"/>
         </w:rPr>
-        <w:t xml:space="preserve"> SLS/Sub-SLS dan/atau usaha besar.</w:t>
+        <w:t xml:space="preserve"> SLS/Sub-SLS dan/</w:t>
+      </w:r>
+      <w:proofErr w:type="spellStart"/>
+      <w:r>
+        <w:rPr>
+          <w:rFonts w:ascii="Bookman Old Style" w:eastAsia="Bookman Old Style" w:hAnsi="Bookman Old Style" w:cs="Bookman Old Style"/>
+          <w:color w:val="000000" w:themeColor="text1"/>
+          <w:sz w:val="24"/>
+          <w:szCs w:val="24"/>
+        </w:rPr>
+        <w:t>atau</w:t>
+      </w:r>
+      <w:proofErr w:type="spellEnd"/>
+      <w:r>
+        <w:rPr>
+          <w:rFonts w:ascii="Bookman Old Style" w:eastAsia="Bookman Old Style" w:hAnsi="Bookman Old Style" w:cs="Bookman Old Style"/>
+          <w:color w:val="000000" w:themeColor="text1"/>
+          <w:sz w:val="24"/>
+          <w:szCs w:val="24"/>
+        </w:rPr>
+        <w:t xml:space="preserve"> </w:t>
+      </w:r>
+      <w:proofErr w:type="spellStart"/>
+      <w:r>
+        <w:rPr>
+          <w:rFonts w:ascii="Bookman Old Style" w:eastAsia="Bookman Old Style" w:hAnsi="Bookman Old Style" w:cs="Bookman Old Style"/>
+          <w:color w:val="000000" w:themeColor="text1"/>
+          <w:sz w:val="24"/>
+          <w:szCs w:val="24"/>
+        </w:rPr>
+        <w:t>usaha</w:t>
+      </w:r>
+      <w:proofErr w:type="spellEnd"/>
+      <w:r>
+        <w:rPr>
+          <w:rFonts w:ascii="Bookman Old Style" w:eastAsia="Bookman Old Style" w:hAnsi="Bookman Old Style" w:cs="Bookman Old Style"/>
+          <w:color w:val="000000" w:themeColor="text1"/>
+          <w:sz w:val="24"/>
+          <w:szCs w:val="24"/>
+        </w:rPr>
+        <w:t xml:space="preserve"> </w:t>
+      </w:r>
+      <w:proofErr w:type="spellStart"/>
+      <w:r>
+        <w:rPr>
+          <w:rFonts w:ascii="Bookman Old Style" w:eastAsia="Bookman Old Style" w:hAnsi="Bookman Old Style" w:cs="Bookman Old Style"/>
+          <w:color w:val="000000" w:themeColor="text1"/>
+          <w:sz w:val="24"/>
+          <w:szCs w:val="24"/>
+        </w:rPr>
+        <w:t>besar</w:t>
+      </w:r>
+      <w:proofErr w:type="spellEnd"/>
+      <w:r>
+        <w:rPr>
+          <w:rFonts w:ascii="Bookman Old Style" w:eastAsia="Bookman Old Style" w:hAnsi="Bookman Old Style" w:cs="Bookman Old Style"/>
+          <w:color w:val="000000" w:themeColor="text1"/>
+          <w:sz w:val="24"/>
+          <w:szCs w:val="24"/>
+        </w:rPr>
+        <w:t>.</w:t>
       </w:r>
     </w:p>
     <w:p>
@@ -3736,6 +5680,7 @@
           <w:szCs w:val="24"/>
         </w:rPr>
       </w:pPr>
+      <w:proofErr w:type="spellStart"/>
       <w:r>
         <w:rPr>
           <w:rFonts w:ascii="Bookman Old Style" w:eastAsia="Bookman Old Style" w:hAnsi="Bookman Old Style" w:cs="Bookman Old Style"/>
@@ -3751,8 +5696,19 @@
           <w:sz w:val="24"/>
           <w:szCs w:val="24"/>
         </w:rPr>
-        <w:t xml:space="preserve">ekerjaan </w:t>
-      </w:r>
+        <w:t>ekerjaan</w:t>
+      </w:r>
+      <w:proofErr w:type="spellEnd"/>
+      <w:r>
+        <w:rPr>
+          <w:rFonts w:ascii="Bookman Old Style" w:eastAsia="Bookman Old Style" w:hAnsi="Bookman Old Style" w:cs="Bookman Old Style"/>
+          <w:color w:val="000000"/>
+          <w:sz w:val="24"/>
+          <w:szCs w:val="24"/>
+        </w:rPr>
+        <w:t xml:space="preserve"> </w:t>
+      </w:r>
+      <w:proofErr w:type="spellStart"/>
       <w:r>
         <w:rPr>
           <w:rFonts w:ascii="Bookman Old Style" w:eastAsia="Bookman Old Style" w:hAnsi="Bookman Old Style" w:cs="Bookman Old Style"/>
@@ -3761,15 +5717,197 @@
         </w:rPr>
         <w:t>pemeriksaan</w:t>
       </w:r>
-      <w:r>
-        <w:rPr>
-          <w:rFonts w:ascii="Bookman Old Style" w:eastAsia="Bookman Old Style" w:hAnsi="Bookman Old Style" w:cs="Bookman Old Style"/>
-          <w:color w:val="000000"/>
-          <w:sz w:val="24"/>
-          <w:szCs w:val="24"/>
-        </w:rPr>
-        <w:t xml:space="preserve"> sebagaimana dimaksud pada angka 4 yang memerlukan pemeriksaan lanjutan, akan dilakukan pengecekan, </w:t>
-      </w:r>
+      <w:proofErr w:type="spellEnd"/>
+      <w:r>
+        <w:rPr>
+          <w:rFonts w:ascii="Bookman Old Style" w:eastAsia="Bookman Old Style" w:hAnsi="Bookman Old Style" w:cs="Bookman Old Style"/>
+          <w:color w:val="000000"/>
+          <w:sz w:val="24"/>
+          <w:szCs w:val="24"/>
+        </w:rPr>
+        <w:t xml:space="preserve"> </w:t>
+      </w:r>
+      <w:proofErr w:type="spellStart"/>
+      <w:r>
+        <w:rPr>
+          <w:rFonts w:ascii="Bookman Old Style" w:eastAsia="Bookman Old Style" w:hAnsi="Bookman Old Style" w:cs="Bookman Old Style"/>
+          <w:color w:val="000000"/>
+          <w:sz w:val="24"/>
+          <w:szCs w:val="24"/>
+        </w:rPr>
+        <w:t>sebagaimana</w:t>
+      </w:r>
+      <w:proofErr w:type="spellEnd"/>
+      <w:r>
+        <w:rPr>
+          <w:rFonts w:ascii="Bookman Old Style" w:eastAsia="Bookman Old Style" w:hAnsi="Bookman Old Style" w:cs="Bookman Old Style"/>
+          <w:color w:val="000000"/>
+          <w:sz w:val="24"/>
+          <w:szCs w:val="24"/>
+        </w:rPr>
+        <w:t xml:space="preserve"> </w:t>
+      </w:r>
+      <w:proofErr w:type="spellStart"/>
+      <w:r>
+        <w:rPr>
+          <w:rFonts w:ascii="Bookman Old Style" w:eastAsia="Bookman Old Style" w:hAnsi="Bookman Old Style" w:cs="Bookman Old Style"/>
+          <w:color w:val="000000"/>
+          <w:sz w:val="24"/>
+          <w:szCs w:val="24"/>
+        </w:rPr>
+        <w:t>dimaksud</w:t>
+      </w:r>
+      <w:proofErr w:type="spellEnd"/>
+      <w:r>
+        <w:rPr>
+          <w:rFonts w:ascii="Bookman Old Style" w:eastAsia="Bookman Old Style" w:hAnsi="Bookman Old Style" w:cs="Bookman Old Style"/>
+          <w:color w:val="000000"/>
+          <w:sz w:val="24"/>
+          <w:szCs w:val="24"/>
+        </w:rPr>
+        <w:t xml:space="preserve"> pada </w:t>
+      </w:r>
+      <w:proofErr w:type="spellStart"/>
+      <w:r>
+        <w:rPr>
+          <w:rFonts w:ascii="Bookman Old Style" w:eastAsia="Bookman Old Style" w:hAnsi="Bookman Old Style" w:cs="Bookman Old Style"/>
+          <w:color w:val="000000"/>
+          <w:sz w:val="24"/>
+          <w:szCs w:val="24"/>
+        </w:rPr>
+        <w:t>angka</w:t>
+      </w:r>
+      <w:proofErr w:type="spellEnd"/>
+      <w:r>
+        <w:rPr>
+          <w:rFonts w:ascii="Bookman Old Style" w:eastAsia="Bookman Old Style" w:hAnsi="Bookman Old Style" w:cs="Bookman Old Style"/>
+          <w:color w:val="000000"/>
+          <w:sz w:val="24"/>
+          <w:szCs w:val="24"/>
+        </w:rPr>
+        <w:t xml:space="preserve"> 4 yang </w:t>
+      </w:r>
+      <w:proofErr w:type="spellStart"/>
+      <w:r>
+        <w:rPr>
+          <w:rFonts w:ascii="Bookman Old Style" w:eastAsia="Bookman Old Style" w:hAnsi="Bookman Old Style" w:cs="Bookman Old Style"/>
+          <w:color w:val="000000"/>
+          <w:sz w:val="24"/>
+          <w:szCs w:val="24"/>
+        </w:rPr>
+        <w:t>memerlukan</w:t>
+      </w:r>
+      <w:proofErr w:type="spellEnd"/>
+      <w:r>
+        <w:rPr>
+          <w:rFonts w:ascii="Bookman Old Style" w:eastAsia="Bookman Old Style" w:hAnsi="Bookman Old Style" w:cs="Bookman Old Style"/>
+          <w:color w:val="000000"/>
+          <w:sz w:val="24"/>
+          <w:szCs w:val="24"/>
+        </w:rPr>
+        <w:t xml:space="preserve"> </w:t>
+      </w:r>
+      <w:proofErr w:type="spellStart"/>
+      <w:r>
+        <w:rPr>
+          <w:rFonts w:ascii="Bookman Old Style" w:eastAsia="Bookman Old Style" w:hAnsi="Bookman Old Style" w:cs="Bookman Old Style"/>
+          <w:color w:val="000000"/>
+          <w:sz w:val="24"/>
+          <w:szCs w:val="24"/>
+        </w:rPr>
+        <w:t>pemeriksaan</w:t>
+      </w:r>
+      <w:proofErr w:type="spellEnd"/>
+      <w:r>
+        <w:rPr>
+          <w:rFonts w:ascii="Bookman Old Style" w:eastAsia="Bookman Old Style" w:hAnsi="Bookman Old Style" w:cs="Bookman Old Style"/>
+          <w:color w:val="000000"/>
+          <w:sz w:val="24"/>
+          <w:szCs w:val="24"/>
+        </w:rPr>
+        <w:t xml:space="preserve"> </w:t>
+      </w:r>
+      <w:proofErr w:type="spellStart"/>
+      <w:r>
+        <w:rPr>
+          <w:rFonts w:ascii="Bookman Old Style" w:eastAsia="Bookman Old Style" w:hAnsi="Bookman Old Style" w:cs="Bookman Old Style"/>
+          <w:color w:val="000000"/>
+          <w:sz w:val="24"/>
+          <w:szCs w:val="24"/>
+        </w:rPr>
+        <w:t>lanjutan</w:t>
+      </w:r>
+      <w:proofErr w:type="spellEnd"/>
+      <w:r>
+        <w:rPr>
+          <w:rFonts w:ascii="Bookman Old Style" w:eastAsia="Bookman Old Style" w:hAnsi="Bookman Old Style" w:cs="Bookman Old Style"/>
+          <w:color w:val="000000"/>
+          <w:sz w:val="24"/>
+          <w:szCs w:val="24"/>
+        </w:rPr>
+        <w:t xml:space="preserve">, </w:t>
+      </w:r>
+      <w:proofErr w:type="spellStart"/>
+      <w:r>
+        <w:rPr>
+          <w:rFonts w:ascii="Bookman Old Style" w:eastAsia="Bookman Old Style" w:hAnsi="Bookman Old Style" w:cs="Bookman Old Style"/>
+          <w:color w:val="000000"/>
+          <w:sz w:val="24"/>
+          <w:szCs w:val="24"/>
+        </w:rPr>
+        <w:t>akan</w:t>
+      </w:r>
+      <w:proofErr w:type="spellEnd"/>
+      <w:r>
+        <w:rPr>
+          <w:rFonts w:ascii="Bookman Old Style" w:eastAsia="Bookman Old Style" w:hAnsi="Bookman Old Style" w:cs="Bookman Old Style"/>
+          <w:color w:val="000000"/>
+          <w:sz w:val="24"/>
+          <w:szCs w:val="24"/>
+        </w:rPr>
+        <w:t xml:space="preserve"> </w:t>
+      </w:r>
+      <w:proofErr w:type="spellStart"/>
+      <w:r>
+        <w:rPr>
+          <w:rFonts w:ascii="Bookman Old Style" w:eastAsia="Bookman Old Style" w:hAnsi="Bookman Old Style" w:cs="Bookman Old Style"/>
+          <w:color w:val="000000"/>
+          <w:sz w:val="24"/>
+          <w:szCs w:val="24"/>
+        </w:rPr>
+        <w:t>dilakukan</w:t>
+      </w:r>
+      <w:proofErr w:type="spellEnd"/>
+      <w:r>
+        <w:rPr>
+          <w:rFonts w:ascii="Bookman Old Style" w:eastAsia="Bookman Old Style" w:hAnsi="Bookman Old Style" w:cs="Bookman Old Style"/>
+          <w:color w:val="000000"/>
+          <w:sz w:val="24"/>
+          <w:szCs w:val="24"/>
+        </w:rPr>
+        <w:t xml:space="preserve"> </w:t>
+      </w:r>
+      <w:proofErr w:type="spellStart"/>
+      <w:r>
+        <w:rPr>
+          <w:rFonts w:ascii="Bookman Old Style" w:eastAsia="Bookman Old Style" w:hAnsi="Bookman Old Style" w:cs="Bookman Old Style"/>
+          <w:color w:val="000000"/>
+          <w:sz w:val="24"/>
+          <w:szCs w:val="24"/>
+        </w:rPr>
+        <w:t>pengecekan</w:t>
+      </w:r>
+      <w:proofErr w:type="spellEnd"/>
+      <w:r>
+        <w:rPr>
+          <w:rFonts w:ascii="Bookman Old Style" w:eastAsia="Bookman Old Style" w:hAnsi="Bookman Old Style" w:cs="Bookman Old Style"/>
+          <w:color w:val="000000"/>
+          <w:sz w:val="24"/>
+          <w:szCs w:val="24"/>
+        </w:rPr>
+        <w:t xml:space="preserve">, </w:t>
+      </w:r>
+      <w:proofErr w:type="spellStart"/>
       <w:r>
         <w:rPr>
           <w:rFonts w:ascii="Bookman Old Style" w:eastAsia="Bookman Old Style" w:hAnsi="Bookman Old Style" w:cs="Bookman Old Style"/>
@@ -3778,7 +5916,177 @@
           <w:szCs w:val="24"/>
         </w:rPr>
         <w:lastRenderedPageBreak/>
-        <w:t xml:space="preserve">perubahan, dan/atau kunjungan kembali ke lapangan merujuk pada perjanjian yang ditandatangani oleh </w:t>
+        <w:t>perubahan</w:t>
+      </w:r>
+      <w:proofErr w:type="spellEnd"/>
+      <w:r>
+        <w:rPr>
+          <w:rFonts w:ascii="Bookman Old Style" w:eastAsia="Bookman Old Style" w:hAnsi="Bookman Old Style" w:cs="Bookman Old Style"/>
+          <w:color w:val="000000"/>
+          <w:sz w:val="24"/>
+          <w:szCs w:val="24"/>
+        </w:rPr>
+        <w:t>, dan/</w:t>
+      </w:r>
+      <w:proofErr w:type="spellStart"/>
+      <w:r>
+        <w:rPr>
+          <w:rFonts w:ascii="Bookman Old Style" w:eastAsia="Bookman Old Style" w:hAnsi="Bookman Old Style" w:cs="Bookman Old Style"/>
+          <w:color w:val="000000"/>
+          <w:sz w:val="24"/>
+          <w:szCs w:val="24"/>
+        </w:rPr>
+        <w:t>atau</w:t>
+      </w:r>
+      <w:proofErr w:type="spellEnd"/>
+      <w:r>
+        <w:rPr>
+          <w:rFonts w:ascii="Bookman Old Style" w:eastAsia="Bookman Old Style" w:hAnsi="Bookman Old Style" w:cs="Bookman Old Style"/>
+          <w:color w:val="000000"/>
+          <w:sz w:val="24"/>
+          <w:szCs w:val="24"/>
+        </w:rPr>
+        <w:t xml:space="preserve"> </w:t>
+      </w:r>
+      <w:proofErr w:type="spellStart"/>
+      <w:r>
+        <w:rPr>
+          <w:rFonts w:ascii="Bookman Old Style" w:eastAsia="Bookman Old Style" w:hAnsi="Bookman Old Style" w:cs="Bookman Old Style"/>
+          <w:color w:val="000000"/>
+          <w:sz w:val="24"/>
+          <w:szCs w:val="24"/>
+        </w:rPr>
+        <w:t>kunjungan</w:t>
+      </w:r>
+      <w:proofErr w:type="spellEnd"/>
+      <w:r>
+        <w:rPr>
+          <w:rFonts w:ascii="Bookman Old Style" w:eastAsia="Bookman Old Style" w:hAnsi="Bookman Old Style" w:cs="Bookman Old Style"/>
+          <w:color w:val="000000"/>
+          <w:sz w:val="24"/>
+          <w:szCs w:val="24"/>
+        </w:rPr>
+        <w:t xml:space="preserve"> </w:t>
+      </w:r>
+      <w:proofErr w:type="spellStart"/>
+      <w:r>
+        <w:rPr>
+          <w:rFonts w:ascii="Bookman Old Style" w:eastAsia="Bookman Old Style" w:hAnsi="Bookman Old Style" w:cs="Bookman Old Style"/>
+          <w:color w:val="000000"/>
+          <w:sz w:val="24"/>
+          <w:szCs w:val="24"/>
+        </w:rPr>
+        <w:t>kembali</w:t>
+      </w:r>
+      <w:proofErr w:type="spellEnd"/>
+      <w:r>
+        <w:rPr>
+          <w:rFonts w:ascii="Bookman Old Style" w:eastAsia="Bookman Old Style" w:hAnsi="Bookman Old Style" w:cs="Bookman Old Style"/>
+          <w:color w:val="000000"/>
+          <w:sz w:val="24"/>
+          <w:szCs w:val="24"/>
+        </w:rPr>
+        <w:t xml:space="preserve"> </w:t>
+      </w:r>
+      <w:proofErr w:type="spellStart"/>
+      <w:r>
+        <w:rPr>
+          <w:rFonts w:ascii="Bookman Old Style" w:eastAsia="Bookman Old Style" w:hAnsi="Bookman Old Style" w:cs="Bookman Old Style"/>
+          <w:color w:val="000000"/>
+          <w:sz w:val="24"/>
+          <w:szCs w:val="24"/>
+        </w:rPr>
+        <w:t>ke</w:t>
+      </w:r>
+      <w:proofErr w:type="spellEnd"/>
+      <w:r>
+        <w:rPr>
+          <w:rFonts w:ascii="Bookman Old Style" w:eastAsia="Bookman Old Style" w:hAnsi="Bookman Old Style" w:cs="Bookman Old Style"/>
+          <w:color w:val="000000"/>
+          <w:sz w:val="24"/>
+          <w:szCs w:val="24"/>
+        </w:rPr>
+        <w:t xml:space="preserve"> </w:t>
+      </w:r>
+      <w:proofErr w:type="spellStart"/>
+      <w:r>
+        <w:rPr>
+          <w:rFonts w:ascii="Bookman Old Style" w:eastAsia="Bookman Old Style" w:hAnsi="Bookman Old Style" w:cs="Bookman Old Style"/>
+          <w:color w:val="000000"/>
+          <w:sz w:val="24"/>
+          <w:szCs w:val="24"/>
+        </w:rPr>
+        <w:t>lapangan</w:t>
+      </w:r>
+      <w:proofErr w:type="spellEnd"/>
+      <w:r>
+        <w:rPr>
+          <w:rFonts w:ascii="Bookman Old Style" w:eastAsia="Bookman Old Style" w:hAnsi="Bookman Old Style" w:cs="Bookman Old Style"/>
+          <w:color w:val="000000"/>
+          <w:sz w:val="24"/>
+          <w:szCs w:val="24"/>
+        </w:rPr>
+        <w:t xml:space="preserve"> </w:t>
+      </w:r>
+      <w:proofErr w:type="spellStart"/>
+      <w:r>
+        <w:rPr>
+          <w:rFonts w:ascii="Bookman Old Style" w:eastAsia="Bookman Old Style" w:hAnsi="Bookman Old Style" w:cs="Bookman Old Style"/>
+          <w:color w:val="000000"/>
+          <w:sz w:val="24"/>
+          <w:szCs w:val="24"/>
+        </w:rPr>
+        <w:t>merujuk</w:t>
+      </w:r>
+      <w:proofErr w:type="spellEnd"/>
+      <w:r>
+        <w:rPr>
+          <w:rFonts w:ascii="Bookman Old Style" w:eastAsia="Bookman Old Style" w:hAnsi="Bookman Old Style" w:cs="Bookman Old Style"/>
+          <w:color w:val="000000"/>
+          <w:sz w:val="24"/>
+          <w:szCs w:val="24"/>
+        </w:rPr>
+        <w:t xml:space="preserve"> pada </w:t>
+      </w:r>
+      <w:proofErr w:type="spellStart"/>
+      <w:r>
+        <w:rPr>
+          <w:rFonts w:ascii="Bookman Old Style" w:eastAsia="Bookman Old Style" w:hAnsi="Bookman Old Style" w:cs="Bookman Old Style"/>
+          <w:color w:val="000000"/>
+          <w:sz w:val="24"/>
+          <w:szCs w:val="24"/>
+        </w:rPr>
+        <w:t>perjanjian</w:t>
+      </w:r>
+      <w:proofErr w:type="spellEnd"/>
+      <w:r>
+        <w:rPr>
+          <w:rFonts w:ascii="Bookman Old Style" w:eastAsia="Bookman Old Style" w:hAnsi="Bookman Old Style" w:cs="Bookman Old Style"/>
+          <w:color w:val="000000"/>
+          <w:sz w:val="24"/>
+          <w:szCs w:val="24"/>
+        </w:rPr>
+        <w:t xml:space="preserve"> yang </w:t>
+      </w:r>
+      <w:proofErr w:type="spellStart"/>
+      <w:r>
+        <w:rPr>
+          <w:rFonts w:ascii="Bookman Old Style" w:eastAsia="Bookman Old Style" w:hAnsi="Bookman Old Style" w:cs="Bookman Old Style"/>
+          <w:color w:val="000000"/>
+          <w:sz w:val="24"/>
+          <w:szCs w:val="24"/>
+        </w:rPr>
+        <w:t>ditandatangani</w:t>
+      </w:r>
+      <w:proofErr w:type="spellEnd"/>
+      <w:r>
+        <w:rPr>
+          <w:rFonts w:ascii="Bookman Old Style" w:eastAsia="Bookman Old Style" w:hAnsi="Bookman Old Style" w:cs="Bookman Old Style"/>
+          <w:color w:val="000000"/>
+          <w:sz w:val="24"/>
+          <w:szCs w:val="24"/>
+        </w:rPr>
+        <w:t xml:space="preserve"> oleh </w:t>
       </w:r>
       <w:r>
         <w:rPr>
@@ -3946,7 +6254,27 @@
                 <w:sz w:val="24"/>
                 <w:szCs w:val="24"/>
               </w:rPr>
-              <w:t>{nama_petugas}</w:t>
+              <w:t>{</w:t>
+            </w:r>
+            <w:proofErr w:type="spellStart"/>
+            <w:r>
+              <w:rPr>
+                <w:rFonts w:ascii="Bookman Old Style" w:eastAsia="Bookman Old Style" w:hAnsi="Bookman Old Style" w:cs="Bookman Old Style"/>
+                <w:color w:val="000000"/>
+                <w:sz w:val="24"/>
+                <w:szCs w:val="24"/>
+              </w:rPr>
+              <w:t>nama_petugas</w:t>
+            </w:r>
+            <w:proofErr w:type="spellEnd"/>
+            <w:r>
+              <w:rPr>
+                <w:rFonts w:ascii="Bookman Old Style" w:eastAsia="Bookman Old Style" w:hAnsi="Bookman Old Style" w:cs="Bookman Old Style"/>
+                <w:color w:val="000000"/>
+                <w:sz w:val="24"/>
+                <w:szCs w:val="24"/>
+              </w:rPr>
+              <w:t>}</w:t>
             </w:r>
             <w:r>
               <w:rPr>
@@ -4026,7 +6354,27 @@
                 <w:sz w:val="24"/>
                 <w:szCs w:val="24"/>
               </w:rPr>
-              <w:t>(Nuraliyah)</w:t>
+              <w:t>(</w:t>
+            </w:r>
+            <w:proofErr w:type="spellStart"/>
+            <w:r>
+              <w:rPr>
+                <w:rFonts w:ascii="Bookman Old Style" w:eastAsia="Bookman Old Style" w:hAnsi="Bookman Old Style" w:cs="Bookman Old Style"/>
+                <w:color w:val="000000"/>
+                <w:sz w:val="24"/>
+                <w:szCs w:val="24"/>
+              </w:rPr>
+              <w:t>Nuraliyah</w:t>
+            </w:r>
+            <w:proofErr w:type="spellEnd"/>
+            <w:r>
+              <w:rPr>
+                <w:rFonts w:ascii="Bookman Old Style" w:eastAsia="Bookman Old Style" w:hAnsi="Bookman Old Style" w:cs="Bookman Old Style"/>
+                <w:color w:val="000000"/>
+                <w:sz w:val="24"/>
+                <w:szCs w:val="24"/>
+              </w:rPr>
+              <w:t>)</w:t>
             </w:r>
           </w:p>
         </w:tc>
@@ -4353,6 +6701,7 @@
                 <w:szCs w:val="24"/>
               </w:rPr>
             </w:pPr>
+            <w:proofErr w:type="spellStart"/>
             <w:r>
               <w:rPr>
                 <w:rFonts w:ascii="Bookman Old Style" w:eastAsia="Bookman Old Style" w:hAnsi="Bookman Old Style" w:cs="Bookman Old Style"/>
@@ -4360,8 +6709,19 @@
                 <w:sz w:val="24"/>
                 <w:szCs w:val="24"/>
               </w:rPr>
-              <w:t xml:space="preserve">Uraian </w:t>
-            </w:r>
+              <w:t>Uraian</w:t>
+            </w:r>
+            <w:proofErr w:type="spellEnd"/>
+            <w:r>
+              <w:rPr>
+                <w:rFonts w:ascii="Bookman Old Style" w:eastAsia="Bookman Old Style" w:hAnsi="Bookman Old Style" w:cs="Bookman Old Style"/>
+                <w:color w:val="000000"/>
+                <w:sz w:val="24"/>
+                <w:szCs w:val="24"/>
+              </w:rPr>
+              <w:t xml:space="preserve"> </w:t>
+            </w:r>
+            <w:proofErr w:type="spellStart"/>
             <w:r>
               <w:rPr>
                 <w:rFonts w:ascii="Bookman Old Style" w:eastAsia="Bookman Old Style" w:hAnsi="Bookman Old Style" w:cs="Bookman Old Style"/>
@@ -4370,6 +6730,7 @@
               </w:rPr>
               <w:t>Pekerjaan</w:t>
             </w:r>
+            <w:proofErr w:type="spellEnd"/>
           </w:p>
         </w:tc>
         <w:tc>
@@ -4401,7 +6762,17 @@
                 <w:sz w:val="24"/>
                 <w:szCs w:val="24"/>
               </w:rPr>
-              <w:t>Waktu Penyelesa</w:t>
+              <w:t xml:space="preserve">Waktu </w:t>
+            </w:r>
+            <w:proofErr w:type="spellStart"/>
+            <w:r>
+              <w:rPr>
+                <w:rFonts w:ascii="Bookman Old Style" w:eastAsia="Bookman Old Style" w:hAnsi="Bookman Old Style" w:cs="Bookman Old Style"/>
+                <w:color w:val="000000"/>
+                <w:sz w:val="24"/>
+                <w:szCs w:val="24"/>
+              </w:rPr>
+              <w:t>Penyelesa</w:t>
             </w:r>
             <w:r>
               <w:rPr>
@@ -4411,6 +6782,7 @@
               </w:rPr>
               <w:t>ian</w:t>
             </w:r>
+            <w:proofErr w:type="spellEnd"/>
           </w:p>
         </w:tc>
         <w:tc>
@@ -4442,8 +6814,19 @@
                 <w:sz w:val="24"/>
                 <w:szCs w:val="24"/>
               </w:rPr>
-              <w:t>Target Pekerjaan</w:t>
-            </w:r>
+              <w:t xml:space="preserve">Target </w:t>
+            </w:r>
+            <w:proofErr w:type="spellStart"/>
+            <w:r>
+              <w:rPr>
+                <w:rFonts w:ascii="Bookman Old Style" w:eastAsia="Bookman Old Style" w:hAnsi="Bookman Old Style" w:cs="Bookman Old Style"/>
+                <w:color w:val="000000"/>
+                <w:sz w:val="24"/>
+                <w:szCs w:val="24"/>
+              </w:rPr>
+              <w:t>Pekerjaan</w:t>
+            </w:r>
+            <w:proofErr w:type="spellEnd"/>
           </w:p>
         </w:tc>
         <w:tc>
@@ -4468,6 +6851,7 @@
                 <w:szCs w:val="24"/>
               </w:rPr>
             </w:pPr>
+            <w:proofErr w:type="spellStart"/>
             <w:r>
               <w:rPr>
                 <w:rFonts w:ascii="Bookman Old Style" w:eastAsia="Bookman Old Style" w:hAnsi="Bookman Old Style" w:cs="Bookman Old Style"/>
@@ -4475,8 +6859,29 @@
                 <w:sz w:val="24"/>
                 <w:szCs w:val="24"/>
               </w:rPr>
-              <w:t>Realisasi Pekerjaan</w:t>
-            </w:r>
+              <w:t>Realisasi</w:t>
+            </w:r>
+            <w:proofErr w:type="spellEnd"/>
+            <w:r>
+              <w:rPr>
+                <w:rFonts w:ascii="Bookman Old Style" w:eastAsia="Bookman Old Style" w:hAnsi="Bookman Old Style" w:cs="Bookman Old Style"/>
+                <w:color w:val="000000"/>
+                <w:sz w:val="24"/>
+                <w:szCs w:val="24"/>
+              </w:rPr>
+              <w:t xml:space="preserve"> </w:t>
+            </w:r>
+            <w:proofErr w:type="spellStart"/>
+            <w:r>
+              <w:rPr>
+                <w:rFonts w:ascii="Bookman Old Style" w:eastAsia="Bookman Old Style" w:hAnsi="Bookman Old Style" w:cs="Bookman Old Style"/>
+                <w:color w:val="000000"/>
+                <w:sz w:val="24"/>
+                <w:szCs w:val="24"/>
+              </w:rPr>
+              <w:t>Pekerjaan</w:t>
+            </w:r>
+            <w:proofErr w:type="spellEnd"/>
           </w:p>
         </w:tc>
         <w:tc>
@@ -4508,8 +6913,19 @@
                 <w:sz w:val="24"/>
                 <w:szCs w:val="24"/>
               </w:rPr>
-              <w:t>Nilai Perjanjian</w:t>
-            </w:r>
+              <w:t xml:space="preserve">Nilai </w:t>
+            </w:r>
+            <w:proofErr w:type="spellStart"/>
+            <w:r>
+              <w:rPr>
+                <w:rFonts w:ascii="Bookman Old Style" w:eastAsia="Bookman Old Style" w:hAnsi="Bookman Old Style" w:cs="Bookman Old Style"/>
+                <w:color w:val="000000"/>
+                <w:sz w:val="24"/>
+                <w:szCs w:val="24"/>
+              </w:rPr>
+              <w:t>Perjanjian</w:t>
+            </w:r>
+            <w:proofErr w:type="spellEnd"/>
           </w:p>
         </w:tc>
       </w:tr>
@@ -4601,6 +7017,7 @@
                 <w:szCs w:val="24"/>
               </w:rPr>
             </w:pPr>
+            <w:proofErr w:type="spellStart"/>
             <w:r>
               <w:rPr>
                 <w:rFonts w:ascii="Bookman Old Style" w:eastAsia="Bookman Old Style" w:hAnsi="Bookman Old Style" w:cs="Bookman Old Style"/>
@@ -4610,6 +7027,7 @@
               </w:rPr>
               <w:t>Presentase</w:t>
             </w:r>
+            <w:proofErr w:type="spellEnd"/>
           </w:p>
         </w:tc>
         <w:tc>
@@ -4964,13 +7382,95 @@
                 <w:szCs w:val="24"/>
               </w:rPr>
             </w:pPr>
-            <w:r>
-              <w:rPr>
-                <w:rFonts w:ascii="Bookman Old Style" w:eastAsia="Bookman Old Style" w:hAnsi="Bookman Old Style" w:cs="Bookman Old Style"/>
-                <w:sz w:val="24"/>
-                <w:szCs w:val="24"/>
-              </w:rPr>
-              <w:t xml:space="preserve">Melakukan pemeriksaan hasil pendataan Petugas Lapangan </w:t>
+            <w:proofErr w:type="spellStart"/>
+            <w:r>
+              <w:rPr>
+                <w:rFonts w:ascii="Bookman Old Style" w:eastAsia="Bookman Old Style" w:hAnsi="Bookman Old Style" w:cs="Bookman Old Style"/>
+                <w:sz w:val="24"/>
+                <w:szCs w:val="24"/>
+              </w:rPr>
+              <w:t>Melakukan</w:t>
+            </w:r>
+            <w:proofErr w:type="spellEnd"/>
+            <w:r>
+              <w:rPr>
+                <w:rFonts w:ascii="Bookman Old Style" w:eastAsia="Bookman Old Style" w:hAnsi="Bookman Old Style" w:cs="Bookman Old Style"/>
+                <w:sz w:val="24"/>
+                <w:szCs w:val="24"/>
+              </w:rPr>
+              <w:t xml:space="preserve"> </w:t>
+            </w:r>
+            <w:proofErr w:type="spellStart"/>
+            <w:r>
+              <w:rPr>
+                <w:rFonts w:ascii="Bookman Old Style" w:eastAsia="Bookman Old Style" w:hAnsi="Bookman Old Style" w:cs="Bookman Old Style"/>
+                <w:sz w:val="24"/>
+                <w:szCs w:val="24"/>
+              </w:rPr>
+              <w:t>pemeriksaan</w:t>
+            </w:r>
+            <w:proofErr w:type="spellEnd"/>
+            <w:r>
+              <w:rPr>
+                <w:rFonts w:ascii="Bookman Old Style" w:eastAsia="Bookman Old Style" w:hAnsi="Bookman Old Style" w:cs="Bookman Old Style"/>
+                <w:sz w:val="24"/>
+                <w:szCs w:val="24"/>
+              </w:rPr>
+              <w:t xml:space="preserve"> </w:t>
+            </w:r>
+            <w:proofErr w:type="spellStart"/>
+            <w:r>
+              <w:rPr>
+                <w:rFonts w:ascii="Bookman Old Style" w:eastAsia="Bookman Old Style" w:hAnsi="Bookman Old Style" w:cs="Bookman Old Style"/>
+                <w:sz w:val="24"/>
+                <w:szCs w:val="24"/>
+              </w:rPr>
+              <w:t>hasil</w:t>
+            </w:r>
+            <w:proofErr w:type="spellEnd"/>
+            <w:r>
+              <w:rPr>
+                <w:rFonts w:ascii="Bookman Old Style" w:eastAsia="Bookman Old Style" w:hAnsi="Bookman Old Style" w:cs="Bookman Old Style"/>
+                <w:sz w:val="24"/>
+                <w:szCs w:val="24"/>
+              </w:rPr>
+              <w:t xml:space="preserve"> </w:t>
+            </w:r>
+            <w:proofErr w:type="spellStart"/>
+            <w:r>
+              <w:rPr>
+                <w:rFonts w:ascii="Bookman Old Style" w:eastAsia="Bookman Old Style" w:hAnsi="Bookman Old Style" w:cs="Bookman Old Style"/>
+                <w:sz w:val="24"/>
+                <w:szCs w:val="24"/>
+              </w:rPr>
+              <w:t>pendataan</w:t>
+            </w:r>
+            <w:proofErr w:type="spellEnd"/>
+            <w:r>
+              <w:rPr>
+                <w:rFonts w:ascii="Bookman Old Style" w:eastAsia="Bookman Old Style" w:hAnsi="Bookman Old Style" w:cs="Bookman Old Style"/>
+                <w:sz w:val="24"/>
+                <w:szCs w:val="24"/>
+              </w:rPr>
+              <w:t xml:space="preserve"> </w:t>
+            </w:r>
+            <w:proofErr w:type="spellStart"/>
+            <w:r>
+              <w:rPr>
+                <w:rFonts w:ascii="Bookman Old Style" w:eastAsia="Bookman Old Style" w:hAnsi="Bookman Old Style" w:cs="Bookman Old Style"/>
+                <w:sz w:val="24"/>
+                <w:szCs w:val="24"/>
+              </w:rPr>
+              <w:t>Petugas</w:t>
+            </w:r>
+            <w:proofErr w:type="spellEnd"/>
+            <w:r>
+              <w:rPr>
+                <w:rFonts w:ascii="Bookman Old Style" w:eastAsia="Bookman Old Style" w:hAnsi="Bookman Old Style" w:cs="Bookman Old Style"/>
+                <w:sz w:val="24"/>
+                <w:szCs w:val="24"/>
+              </w:rPr>
+              <w:t xml:space="preserve"> Lapangan </w:t>
             </w:r>
             <w:r>
               <w:rPr>
@@ -4988,7 +7488,25 @@
                 <w:sz w:val="24"/>
                 <w:szCs w:val="24"/>
               </w:rPr>
-              <w:t>Sensus Ekonomi 2026 termin II</w:t>
+              <w:t xml:space="preserve">Sensus Ekonomi 2026 </w:t>
+            </w:r>
+            <w:proofErr w:type="spellStart"/>
+            <w:r>
+              <w:rPr>
+                <w:rFonts w:ascii="Bookman Old Style" w:eastAsia="Bookman Old Style" w:hAnsi="Bookman Old Style" w:cs="Bookman Old Style"/>
+                <w:sz w:val="24"/>
+                <w:szCs w:val="24"/>
+              </w:rPr>
+              <w:t>termin</w:t>
+            </w:r>
+            <w:proofErr w:type="spellEnd"/>
+            <w:r>
+              <w:rPr>
+                <w:rFonts w:ascii="Bookman Old Style" w:eastAsia="Bookman Old Style" w:hAnsi="Bookman Old Style" w:cs="Bookman Old Style"/>
+                <w:sz w:val="24"/>
+                <w:szCs w:val="24"/>
+              </w:rPr>
+              <w:t xml:space="preserve"> II</w:t>
             </w:r>
           </w:p>
           <w:p>
@@ -5198,8 +7716,9 @@
                 <w:sz w:val="24"/>
                 <w:szCs w:val="24"/>
               </w:rPr>
-              <w:t xml:space="preserve">Telah mencapai target pekerjaan sebesar </w:t>
-            </w:r>
+              <w:t xml:space="preserve">Telah </w:t>
+            </w:r>
+            <w:proofErr w:type="spellStart"/>
             <w:r>
               <w:rPr>
                 <w:rFonts w:ascii="Bookman Old Style" w:eastAsia="Bookman Old Style" w:hAnsi="Bookman Old Style" w:cs="Bookman Old Style"/>
@@ -5207,8 +7726,68 @@
                 <w:sz w:val="24"/>
                 <w:szCs w:val="24"/>
               </w:rPr>
+              <w:t>mencapai</w:t>
+            </w:r>
+            <w:proofErr w:type="spellEnd"/>
+            <w:r>
+              <w:rPr>
+                <w:rFonts w:ascii="Bookman Old Style" w:eastAsia="Bookman Old Style" w:hAnsi="Bookman Old Style" w:cs="Bookman Old Style"/>
+                <w:color w:val="000000" w:themeColor="text1"/>
+                <w:sz w:val="24"/>
+                <w:szCs w:val="24"/>
+              </w:rPr>
+              <w:t xml:space="preserve"> target </w:t>
+            </w:r>
+            <w:proofErr w:type="spellStart"/>
+            <w:r>
+              <w:rPr>
+                <w:rFonts w:ascii="Bookman Old Style" w:eastAsia="Bookman Old Style" w:hAnsi="Bookman Old Style" w:cs="Bookman Old Style"/>
+                <w:color w:val="000000" w:themeColor="text1"/>
+                <w:sz w:val="24"/>
+                <w:szCs w:val="24"/>
+              </w:rPr>
+              <w:t>pekerjaan</w:t>
+            </w:r>
+            <w:proofErr w:type="spellEnd"/>
+            <w:r>
+              <w:rPr>
+                <w:rFonts w:ascii="Bookman Old Style" w:eastAsia="Bookman Old Style" w:hAnsi="Bookman Old Style" w:cs="Bookman Old Style"/>
+                <w:color w:val="000000" w:themeColor="text1"/>
+                <w:sz w:val="24"/>
+                <w:szCs w:val="24"/>
+              </w:rPr>
+              <w:t xml:space="preserve"> </w:t>
+            </w:r>
+            <w:proofErr w:type="spellStart"/>
+            <w:r>
+              <w:rPr>
+                <w:rFonts w:ascii="Bookman Old Style" w:eastAsia="Bookman Old Style" w:hAnsi="Bookman Old Style" w:cs="Bookman Old Style"/>
+                <w:color w:val="000000" w:themeColor="text1"/>
+                <w:sz w:val="24"/>
+                <w:szCs w:val="24"/>
+              </w:rPr>
+              <w:t>sebesar</w:t>
+            </w:r>
+            <w:proofErr w:type="spellEnd"/>
+            <w:r>
+              <w:rPr>
+                <w:rFonts w:ascii="Bookman Old Style" w:eastAsia="Bookman Old Style" w:hAnsi="Bookman Old Style" w:cs="Bookman Old Style"/>
+                <w:color w:val="000000" w:themeColor="text1"/>
+                <w:sz w:val="24"/>
+                <w:szCs w:val="24"/>
+              </w:rPr>
+              <w:t xml:space="preserve"> </w:t>
+            </w:r>
+            <w:r>
+              <w:rPr>
+                <w:rFonts w:ascii="Bookman Old Style" w:eastAsia="Bookman Old Style" w:hAnsi="Bookman Old Style" w:cs="Bookman Old Style"/>
+                <w:color w:val="000000" w:themeColor="text1"/>
+                <w:sz w:val="24"/>
+                <w:szCs w:val="24"/>
+              </w:rPr>
               <w:t>{</w:t>
             </w:r>
+            <w:proofErr w:type="spellStart"/>
             <w:r>
               <w:rPr>
                 <w:rFonts w:ascii="Bookman Old Style" w:eastAsia="Bookman Old Style" w:hAnsi="Bookman Old Style" w:cs="Bookman Old Style"/>
@@ -5221,6 +7800,7 @@
               </w:rPr>
               <w:t>sls_ongoing</w:t>
             </w:r>
+            <w:proofErr w:type="spellEnd"/>
             <w:r>
               <w:rPr>
                 <w:rFonts w:ascii="Bookman Old Style" w:eastAsia="Bookman Old Style" w:hAnsi="Bookman Old Style" w:cs="Bookman Old Style"/>
@@ -5782,6 +8362,7 @@
           <w:szCs w:val="24"/>
         </w:rPr>
       </w:pPr>
+      <w:proofErr w:type="spellStart"/>
       <w:r>
         <w:rPr>
           <w:rFonts w:ascii="Bookman Old Style" w:eastAsia="Bookman Old Style" w:hAnsi="Bookman Old Style" w:cs="Bookman Old Style"/>
@@ -5789,7 +8370,37 @@
           <w:sz w:val="24"/>
           <w:szCs w:val="24"/>
         </w:rPr>
-        <w:t>Screenshoot Aplikasi Fasih</w:t>
+        <w:t>Screenshoot</w:t>
+      </w:r>
+      <w:proofErr w:type="spellEnd"/>
+      <w:r>
+        <w:rPr>
+          <w:rFonts w:ascii="Bookman Old Style" w:eastAsia="Bookman Old Style" w:hAnsi="Bookman Old Style" w:cs="Bookman Old Style"/>
+          <w:color w:val="000000" w:themeColor="text1"/>
+          <w:sz w:val="24"/>
+          <w:szCs w:val="24"/>
+        </w:rPr>
+        <w:t xml:space="preserve"> </w:t>
+      </w:r>
+      <w:proofErr w:type="spellStart"/>
+      <w:r>
+        <w:rPr>
+          <w:rFonts w:ascii="Bookman Old Style" w:eastAsia="Bookman Old Style" w:hAnsi="Bookman Old Style" w:cs="Bookman Old Style"/>
+          <w:color w:val="000000" w:themeColor="text1"/>
+          <w:sz w:val="24"/>
+          <w:szCs w:val="24"/>
+        </w:rPr>
+        <w:t>Aplikasi</w:t>
+      </w:r>
+      <w:proofErr w:type="spellEnd"/>
+      <w:r>
+        <w:rPr>
+          <w:rFonts w:ascii="Bookman Old Style" w:eastAsia="Bookman Old Style" w:hAnsi="Bookman Old Style" w:cs="Bookman Old Style"/>
+          <w:color w:val="000000" w:themeColor="text1"/>
+          <w:sz w:val="24"/>
+          <w:szCs w:val="24"/>
+        </w:rPr>
+        <w:t xml:space="preserve"> Fasih</w:t>
       </w:r>
     </w:p>
     <w:p>
@@ -5822,6 +8433,7 @@
         </w:rPr>
         <w:t>%</w:t>
       </w:r>
+      <w:proofErr w:type="spellStart"/>
       <w:r>
         <w:rPr>
           <w:rFonts w:ascii="Bookman Old Style" w:eastAsia="Bookman Old Style" w:hAnsi="Bookman Old Style" w:cs="Bookman Old Style"/>
@@ -5829,7 +8441,17 @@
           <w:sz w:val="24"/>
           <w:szCs w:val="24"/>
         </w:rPr>
-        <w:t>halaman_depan}</w:t>
+        <w:t>halaman_depan</w:t>
+      </w:r>
+      <w:proofErr w:type="spellEnd"/>
+      <w:r>
+        <w:rPr>
+          <w:rFonts w:ascii="Bookman Old Style" w:eastAsia="Bookman Old Style" w:hAnsi="Bookman Old Style" w:cs="Bookman Old Style"/>
+          <w:color w:val="000000" w:themeColor="text1"/>
+          <w:sz w:val="24"/>
+          <w:szCs w:val="24"/>
+        </w:rPr>
+        <w:t>}</w:t>
       </w:r>
     </w:p>
     <w:tbl>
@@ -5870,7 +8492,23 @@
                 <w:rFonts w:ascii="Arial" w:eastAsia="Arial" w:hAnsi="Arial"/>
                 <w:sz w:val="16"/>
               </w:rPr>
-              <w:t>{#foto_rows}{%foto1}</w:t>
+              <w:t>{#foto_</w:t>
+            </w:r>
+            <w:proofErr w:type="gramStart"/>
+            <w:r>
+              <w:rPr>
+                <w:rFonts w:ascii="Arial" w:eastAsia="Arial" w:hAnsi="Arial"/>
+                <w:sz w:val="16"/>
+              </w:rPr>
+              <w:t>rows}{</w:t>
+            </w:r>
+            <w:proofErr w:type="gramEnd"/>
+            <w:r>
+              <w:rPr>
+                <w:rFonts w:ascii="Arial" w:eastAsia="Arial" w:hAnsi="Arial"/>
+                <w:sz w:val="16"/>
+              </w:rPr>
+              <w:t>%foto1}</w:t>
             </w:r>
           </w:p>
         </w:tc>
@@ -5920,7 +8558,39 @@
                 <w:rFonts w:ascii="Arial" w:eastAsia="Arial" w:hAnsi="Arial"/>
                 <w:sz w:val="16"/>
               </w:rPr>
-              <w:t>{%foto3}{/foto_rows}</w:t>
+              <w:t>{%foto</w:t>
+            </w:r>
+            <w:proofErr w:type="gramStart"/>
+            <w:r>
+              <w:rPr>
+                <w:rFonts w:ascii="Arial" w:eastAsia="Arial" w:hAnsi="Arial"/>
+                <w:sz w:val="16"/>
+              </w:rPr>
+              <w:t>3}{</w:t>
+            </w:r>
+            <w:proofErr w:type="gramEnd"/>
+            <w:r>
+              <w:rPr>
+                <w:rFonts w:ascii="Arial" w:eastAsia="Arial" w:hAnsi="Arial"/>
+                <w:sz w:val="16"/>
+              </w:rPr>
+              <w:t>/</w:t>
+            </w:r>
+            <w:proofErr w:type="spellStart"/>
+            <w:r>
+              <w:rPr>
+                <w:rFonts w:ascii="Arial" w:eastAsia="Arial" w:hAnsi="Arial"/>
+                <w:sz w:val="16"/>
+              </w:rPr>
+              <w:t>foto_rows</w:t>
+            </w:r>
+            <w:proofErr w:type="spellEnd"/>
+            <w:r>
+              <w:rPr>
+                <w:rFonts w:ascii="Arial" w:eastAsia="Arial" w:hAnsi="Arial"/>
+                <w:sz w:val="16"/>
+              </w:rPr>
+              <w:t>}</w:t>
             </w:r>
           </w:p>
         </w:tc>
@@ -6074,7 +8744,25 @@
                 <w:sz w:val="24"/>
                 <w:szCs w:val="24"/>
               </w:rPr>
-              <w:t>{nama_petugas}</w:t>
+              <w:t>{</w:t>
+            </w:r>
+            <w:proofErr w:type="spellStart"/>
+            <w:r>
+              <w:rPr>
+                <w:rFonts w:ascii="Bookman Old Style" w:eastAsia="Bookman Old Style" w:hAnsi="Bookman Old Style" w:cs="Bookman Old Style"/>
+                <w:sz w:val="24"/>
+                <w:szCs w:val="24"/>
+              </w:rPr>
+              <w:t>nama_petugas</w:t>
+            </w:r>
+            <w:proofErr w:type="spellEnd"/>
+            <w:r>
+              <w:rPr>
+                <w:rFonts w:ascii="Bookman Old Style" w:eastAsia="Bookman Old Style" w:hAnsi="Bookman Old Style" w:cs="Bookman Old Style"/>
+                <w:sz w:val="24"/>
+                <w:szCs w:val="24"/>
+              </w:rPr>
+              <w:t>}</w:t>
             </w:r>
             <w:r>
               <w:rPr>
@@ -6192,7 +8880,25 @@
                 <w:sz w:val="24"/>
                 <w:szCs w:val="24"/>
               </w:rPr>
-              <w:t>(Nuraliyah)</w:t>
+              <w:t>(</w:t>
+            </w:r>
+            <w:proofErr w:type="spellStart"/>
+            <w:r>
+              <w:rPr>
+                <w:rFonts w:ascii="Bookman Old Style" w:eastAsia="Bookman Old Style" w:hAnsi="Bookman Old Style" w:cs="Bookman Old Style"/>
+                <w:sz w:val="24"/>
+                <w:szCs w:val="24"/>
+              </w:rPr>
+              <w:t>Nuraliyah</w:t>
+            </w:r>
+            <w:proofErr w:type="spellEnd"/>
+            <w:r>
+              <w:rPr>
+                <w:rFonts w:ascii="Bookman Old Style" w:eastAsia="Bookman Old Style" w:hAnsi="Bookman Old Style" w:cs="Bookman Old Style"/>
+                <w:sz w:val="24"/>
+                <w:szCs w:val="24"/>
+              </w:rPr>
+              <w:t>)</w:t>
             </w:r>
           </w:p>
         </w:tc>
@@ -6276,13 +8982,23 @@
           <w:szCs w:val="24"/>
         </w:rPr>
       </w:pPr>
-      <w:r>
-        <w:rPr>
-          <w:rFonts w:ascii="Bookman Old Style" w:eastAsia="Bookman Old Style" w:hAnsi="Bookman Old Style" w:cs="Bookman Old Style"/>
-          <w:sz w:val="24"/>
-          <w:szCs w:val="24"/>
-        </w:rPr>
-        <w:t>Menyetujui,</w:t>
+      <w:proofErr w:type="spellStart"/>
+      <w:r>
+        <w:rPr>
+          <w:rFonts w:ascii="Bookman Old Style" w:eastAsia="Bookman Old Style" w:hAnsi="Bookman Old Style" w:cs="Bookman Old Style"/>
+          <w:sz w:val="24"/>
+          <w:szCs w:val="24"/>
+        </w:rPr>
+        <w:t>Menyetujui</w:t>
+      </w:r>
+      <w:proofErr w:type="spellEnd"/>
+      <w:r>
+        <w:rPr>
+          <w:rFonts w:ascii="Bookman Old Style" w:eastAsia="Bookman Old Style" w:hAnsi="Bookman Old Style" w:cs="Bookman Old Style"/>
+          <w:sz w:val="24"/>
+          <w:szCs w:val="24"/>
+        </w:rPr>
+        <w:t>,</w:t>
       </w:r>
       <w:r>
         <w:rPr>
@@ -6291,8 +9007,53 @@
           <w:szCs w:val="24"/>
         </w:rPr>
         <w:br/>
-        <w:t>Pejabat Pembuat Komitmen</w:t>
-      </w:r>
+      </w:r>
+      <w:proofErr w:type="spellStart"/>
+      <w:r>
+        <w:rPr>
+          <w:rFonts w:ascii="Bookman Old Style" w:eastAsia="Bookman Old Style" w:hAnsi="Bookman Old Style" w:cs="Bookman Old Style"/>
+          <w:sz w:val="24"/>
+          <w:szCs w:val="24"/>
+        </w:rPr>
+        <w:t>Pejabat</w:t>
+      </w:r>
+      <w:proofErr w:type="spellEnd"/>
+      <w:r>
+        <w:rPr>
+          <w:rFonts w:ascii="Bookman Old Style" w:eastAsia="Bookman Old Style" w:hAnsi="Bookman Old Style" w:cs="Bookman Old Style"/>
+          <w:sz w:val="24"/>
+          <w:szCs w:val="24"/>
+        </w:rPr>
+        <w:t xml:space="preserve"> </w:t>
+      </w:r>
+      <w:proofErr w:type="spellStart"/>
+      <w:r>
+        <w:rPr>
+          <w:rFonts w:ascii="Bookman Old Style" w:eastAsia="Bookman Old Style" w:hAnsi="Bookman Old Style" w:cs="Bookman Old Style"/>
+          <w:sz w:val="24"/>
+          <w:szCs w:val="24"/>
+        </w:rPr>
+        <w:t>Pembuat</w:t>
+      </w:r>
+      <w:proofErr w:type="spellEnd"/>
+      <w:r>
+        <w:rPr>
+          <w:rFonts w:ascii="Bookman Old Style" w:eastAsia="Bookman Old Style" w:hAnsi="Bookman Old Style" w:cs="Bookman Old Style"/>
+          <w:sz w:val="24"/>
+          <w:szCs w:val="24"/>
+        </w:rPr>
+        <w:t xml:space="preserve"> </w:t>
+      </w:r>
+      <w:proofErr w:type="spellStart"/>
+      <w:r>
+        <w:rPr>
+          <w:rFonts w:ascii="Bookman Old Style" w:eastAsia="Bookman Old Style" w:hAnsi="Bookman Old Style" w:cs="Bookman Old Style"/>
+          <w:sz w:val="24"/>
+          <w:szCs w:val="24"/>
+        </w:rPr>
+        <w:t>Komitmen</w:t>
+      </w:r>
+      <w:proofErr w:type="spellEnd"/>
     </w:p>
     <w:p>
       <w:pPr>
@@ -7213,7 +9974,47 @@
           <w:szCs w:val="24"/>
           <w:lang w:val="en"/>
         </w:rPr>
-        <w:t xml:space="preserve">Dengan ini menyatakan:  </w:t>
+        <w:t xml:space="preserve">Dengan </w:t>
+      </w:r>
+      <w:proofErr w:type="spellStart"/>
+      <w:r>
+        <w:rPr>
+          <w:rFonts w:ascii="Bookman Old Style" w:eastAsia="Bookman Old Style" w:hAnsi="Bookman Old Style" w:cs="Bookman Old Style"/>
+          <w:sz w:val="24"/>
+          <w:szCs w:val="24"/>
+          <w:lang w:val="en"/>
+        </w:rPr>
+        <w:t>ini</w:t>
+      </w:r>
+      <w:proofErr w:type="spellEnd"/>
+      <w:r>
+        <w:rPr>
+          <w:rFonts w:ascii="Bookman Old Style" w:eastAsia="Bookman Old Style" w:hAnsi="Bookman Old Style" w:cs="Bookman Old Style"/>
+          <w:sz w:val="24"/>
+          <w:szCs w:val="24"/>
+          <w:lang w:val="en"/>
+        </w:rPr>
+        <w:t xml:space="preserve"> </w:t>
+      </w:r>
+      <w:proofErr w:type="spellStart"/>
+      <w:r>
+        <w:rPr>
+          <w:rFonts w:ascii="Bookman Old Style" w:eastAsia="Bookman Old Style" w:hAnsi="Bookman Old Style" w:cs="Bookman Old Style"/>
+          <w:sz w:val="24"/>
+          <w:szCs w:val="24"/>
+          <w:lang w:val="en"/>
+        </w:rPr>
+        <w:t>menyatakan</w:t>
+      </w:r>
+      <w:proofErr w:type="spellEnd"/>
+      <w:r>
+        <w:rPr>
+          <w:rFonts w:ascii="Bookman Old Style" w:eastAsia="Bookman Old Style" w:hAnsi="Bookman Old Style" w:cs="Bookman Old Style"/>
+          <w:sz w:val="24"/>
+          <w:szCs w:val="24"/>
+          <w:lang w:val="en"/>
+        </w:rPr>
+        <w:t xml:space="preserve">:  </w:t>
       </w:r>
     </w:p>
     <w:p>
@@ -7251,7 +10052,147 @@
           <w:szCs w:val="24"/>
           <w:lang w:val="en"/>
         </w:rPr>
-        <w:t xml:space="preserve"> telah melaksanakan seluruh pekerjaan Pemeriksaan Pendataan Lapangan Sensus Ekonomi 2026 pada Badan Pusat Statistik </w:t>
+        <w:t xml:space="preserve"> </w:t>
+      </w:r>
+      <w:proofErr w:type="spellStart"/>
+      <w:r>
+        <w:rPr>
+          <w:rFonts w:ascii="Bookman Old Style" w:eastAsia="Bookman Old Style" w:hAnsi="Bookman Old Style" w:cs="Bookman Old Style"/>
+          <w:sz w:val="24"/>
+          <w:szCs w:val="24"/>
+          <w:lang w:val="en"/>
+        </w:rPr>
+        <w:t>telah</w:t>
+      </w:r>
+      <w:proofErr w:type="spellEnd"/>
+      <w:r>
+        <w:rPr>
+          <w:rFonts w:ascii="Bookman Old Style" w:eastAsia="Bookman Old Style" w:hAnsi="Bookman Old Style" w:cs="Bookman Old Style"/>
+          <w:sz w:val="24"/>
+          <w:szCs w:val="24"/>
+          <w:lang w:val="en"/>
+        </w:rPr>
+        <w:t xml:space="preserve"> </w:t>
+      </w:r>
+      <w:proofErr w:type="spellStart"/>
+      <w:r>
+        <w:rPr>
+          <w:rFonts w:ascii="Bookman Old Style" w:eastAsia="Bookman Old Style" w:hAnsi="Bookman Old Style" w:cs="Bookman Old Style"/>
+          <w:sz w:val="24"/>
+          <w:szCs w:val="24"/>
+          <w:lang w:val="en"/>
+        </w:rPr>
+        <w:t>melaksanakan</w:t>
+      </w:r>
+      <w:proofErr w:type="spellEnd"/>
+      <w:r>
+        <w:rPr>
+          <w:rFonts w:ascii="Bookman Old Style" w:eastAsia="Bookman Old Style" w:hAnsi="Bookman Old Style" w:cs="Bookman Old Style"/>
+          <w:sz w:val="24"/>
+          <w:szCs w:val="24"/>
+          <w:lang w:val="en"/>
+        </w:rPr>
+        <w:t xml:space="preserve"> </w:t>
+      </w:r>
+      <w:proofErr w:type="spellStart"/>
+      <w:r>
+        <w:rPr>
+          <w:rFonts w:ascii="Bookman Old Style" w:eastAsia="Bookman Old Style" w:hAnsi="Bookman Old Style" w:cs="Bookman Old Style"/>
+          <w:sz w:val="24"/>
+          <w:szCs w:val="24"/>
+          <w:lang w:val="en"/>
+        </w:rPr>
+        <w:t>seluruh</w:t>
+      </w:r>
+      <w:proofErr w:type="spellEnd"/>
+      <w:r>
+        <w:rPr>
+          <w:rFonts w:ascii="Bookman Old Style" w:eastAsia="Bookman Old Style" w:hAnsi="Bookman Old Style" w:cs="Bookman Old Style"/>
+          <w:sz w:val="24"/>
+          <w:szCs w:val="24"/>
+          <w:lang w:val="en"/>
+        </w:rPr>
+        <w:t xml:space="preserve"> </w:t>
+      </w:r>
+      <w:proofErr w:type="spellStart"/>
+      <w:r>
+        <w:rPr>
+          <w:rFonts w:ascii="Bookman Old Style" w:eastAsia="Bookman Old Style" w:hAnsi="Bookman Old Style" w:cs="Bookman Old Style"/>
+          <w:sz w:val="24"/>
+          <w:szCs w:val="24"/>
+          <w:lang w:val="en"/>
+        </w:rPr>
+        <w:t>pekerjaan</w:t>
+      </w:r>
+      <w:proofErr w:type="spellEnd"/>
+      <w:r>
+        <w:rPr>
+          <w:rFonts w:ascii="Bookman Old Style" w:eastAsia="Bookman Old Style" w:hAnsi="Bookman Old Style" w:cs="Bookman Old Style"/>
+          <w:sz w:val="24"/>
+          <w:szCs w:val="24"/>
+          <w:lang w:val="en"/>
+        </w:rPr>
+        <w:t xml:space="preserve"> </w:t>
+      </w:r>
+      <w:proofErr w:type="spellStart"/>
+      <w:r>
+        <w:rPr>
+          <w:rFonts w:ascii="Bookman Old Style" w:eastAsia="Bookman Old Style" w:hAnsi="Bookman Old Style" w:cs="Bookman Old Style"/>
+          <w:sz w:val="24"/>
+          <w:szCs w:val="24"/>
+          <w:lang w:val="en"/>
+        </w:rPr>
+        <w:t>Pemeriksaan</w:t>
+      </w:r>
+      <w:proofErr w:type="spellEnd"/>
+      <w:r>
+        <w:rPr>
+          <w:rFonts w:ascii="Bookman Old Style" w:eastAsia="Bookman Old Style" w:hAnsi="Bookman Old Style" w:cs="Bookman Old Style"/>
+          <w:sz w:val="24"/>
+          <w:szCs w:val="24"/>
+          <w:lang w:val="en"/>
+        </w:rPr>
+        <w:t xml:space="preserve"> </w:t>
+      </w:r>
+      <w:proofErr w:type="spellStart"/>
+      <w:r>
+        <w:rPr>
+          <w:rFonts w:ascii="Bookman Old Style" w:eastAsia="Bookman Old Style" w:hAnsi="Bookman Old Style" w:cs="Bookman Old Style"/>
+          <w:sz w:val="24"/>
+          <w:szCs w:val="24"/>
+          <w:lang w:val="en"/>
+        </w:rPr>
+        <w:t>Pendataan</w:t>
+      </w:r>
+      <w:proofErr w:type="spellEnd"/>
+      <w:r>
+        <w:rPr>
+          <w:rFonts w:ascii="Bookman Old Style" w:eastAsia="Bookman Old Style" w:hAnsi="Bookman Old Style" w:cs="Bookman Old Style"/>
+          <w:sz w:val="24"/>
+          <w:szCs w:val="24"/>
+          <w:lang w:val="en"/>
+        </w:rPr>
+        <w:t xml:space="preserve"> Lapangan Sensus Ekonomi 2026 pada Badan Pusat </w:t>
+      </w:r>
+      <w:proofErr w:type="spellStart"/>
+      <w:r>
+        <w:rPr>
+          <w:rFonts w:ascii="Bookman Old Style" w:eastAsia="Bookman Old Style" w:hAnsi="Bookman Old Style" w:cs="Bookman Old Style"/>
+          <w:sz w:val="24"/>
+          <w:szCs w:val="24"/>
+          <w:lang w:val="en"/>
+        </w:rPr>
+        <w:t>Statistik</w:t>
+      </w:r>
+      <w:proofErr w:type="spellEnd"/>
+      <w:r>
+        <w:rPr>
+          <w:rFonts w:ascii="Bookman Old Style" w:eastAsia="Bookman Old Style" w:hAnsi="Bookman Old Style" w:cs="Bookman Old Style"/>
+          <w:sz w:val="24"/>
+          <w:szCs w:val="24"/>
+          <w:lang w:val="en"/>
+        </w:rPr>
+        <w:t xml:space="preserve"> </w:t>
       </w:r>
       <w:r>
         <w:rPr>
@@ -7269,7 +10210,67 @@
           <w:szCs w:val="24"/>
           <w:lang w:val="en"/>
         </w:rPr>
-        <w:t xml:space="preserve"> berdasarkan Perjanjian Kerja Nomor: </w:t>
+        <w:t xml:space="preserve"> </w:t>
+      </w:r>
+      <w:proofErr w:type="spellStart"/>
+      <w:r>
+        <w:rPr>
+          <w:rFonts w:ascii="Bookman Old Style" w:eastAsia="Bookman Old Style" w:hAnsi="Bookman Old Style" w:cs="Bookman Old Style"/>
+          <w:sz w:val="24"/>
+          <w:szCs w:val="24"/>
+          <w:lang w:val="en"/>
+        </w:rPr>
+        <w:t>berdasarkan</w:t>
+      </w:r>
+      <w:proofErr w:type="spellEnd"/>
+      <w:r>
+        <w:rPr>
+          <w:rFonts w:ascii="Bookman Old Style" w:eastAsia="Bookman Old Style" w:hAnsi="Bookman Old Style" w:cs="Bookman Old Style"/>
+          <w:sz w:val="24"/>
+          <w:szCs w:val="24"/>
+          <w:lang w:val="en"/>
+        </w:rPr>
+        <w:t xml:space="preserve"> </w:t>
+      </w:r>
+      <w:proofErr w:type="spellStart"/>
+      <w:r>
+        <w:rPr>
+          <w:rFonts w:ascii="Bookman Old Style" w:eastAsia="Bookman Old Style" w:hAnsi="Bookman Old Style" w:cs="Bookman Old Style"/>
+          <w:sz w:val="24"/>
+          <w:szCs w:val="24"/>
+          <w:lang w:val="en"/>
+        </w:rPr>
+        <w:t>Perjanjian</w:t>
+      </w:r>
+      <w:proofErr w:type="spellEnd"/>
+      <w:r>
+        <w:rPr>
+          <w:rFonts w:ascii="Bookman Old Style" w:eastAsia="Bookman Old Style" w:hAnsi="Bookman Old Style" w:cs="Bookman Old Style"/>
+          <w:sz w:val="24"/>
+          <w:szCs w:val="24"/>
+          <w:lang w:val="en"/>
+        </w:rPr>
+        <w:t xml:space="preserve"> </w:t>
+      </w:r>
+      <w:proofErr w:type="spellStart"/>
+      <w:r>
+        <w:rPr>
+          <w:rFonts w:ascii="Bookman Old Style" w:eastAsia="Bookman Old Style" w:hAnsi="Bookman Old Style" w:cs="Bookman Old Style"/>
+          <w:sz w:val="24"/>
+          <w:szCs w:val="24"/>
+          <w:lang w:val="en"/>
+        </w:rPr>
+        <w:t>Kerja</w:t>
+      </w:r>
+      <w:proofErr w:type="spellEnd"/>
+      <w:r>
+        <w:rPr>
+          <w:rFonts w:ascii="Bookman Old Style" w:eastAsia="Bookman Old Style" w:hAnsi="Bookman Old Style" w:cs="Bookman Old Style"/>
+          <w:sz w:val="24"/>
+          <w:szCs w:val="24"/>
+          <w:lang w:val="en"/>
+        </w:rPr>
+        <w:t xml:space="preserve"> Nomor: </w:t>
       </w:r>
       <w:r>
         <w:rPr>
@@ -7280,6 +10281,7 @@
         </w:rPr>
         <w:t>{</w:t>
       </w:r>
+      <w:proofErr w:type="spellStart"/>
       <w:r>
         <w:rPr>
           <w:rFonts w:ascii="Bookman Old Style" w:eastAsia="Bookman Old Style" w:hAnsi="Bookman Old Style" w:cs="Bookman Old Style"/>
@@ -7289,6 +10291,7 @@
         </w:rPr>
         <w:t>nomor_spk</w:t>
       </w:r>
+      <w:proofErr w:type="spellEnd"/>
       <w:r>
         <w:rPr>
           <w:rFonts w:ascii="Bookman Old Style" w:eastAsia="Bookman Old Style" w:hAnsi="Bookman Old Style" w:cs="Bookman Old Style"/>
@@ -7305,7 +10308,107 @@
           <w:szCs w:val="24"/>
           <w:lang w:val="en"/>
         </w:rPr>
-        <w:t xml:space="preserve">, sesuai dengan target pekerjaan yang ditetapkan sebesar </w:t>
+        <w:t xml:space="preserve">, </w:t>
+      </w:r>
+      <w:proofErr w:type="spellStart"/>
+      <w:r>
+        <w:rPr>
+          <w:rFonts w:ascii="Bookman Old Style" w:eastAsia="Bookman Old Style" w:hAnsi="Bookman Old Style" w:cs="Bookman Old Style"/>
+          <w:sz w:val="24"/>
+          <w:szCs w:val="24"/>
+          <w:lang w:val="en"/>
+        </w:rPr>
+        <w:t>sesuai</w:t>
+      </w:r>
+      <w:proofErr w:type="spellEnd"/>
+      <w:r>
+        <w:rPr>
+          <w:rFonts w:ascii="Bookman Old Style" w:eastAsia="Bookman Old Style" w:hAnsi="Bookman Old Style" w:cs="Bookman Old Style"/>
+          <w:sz w:val="24"/>
+          <w:szCs w:val="24"/>
+          <w:lang w:val="en"/>
+        </w:rPr>
+        <w:t xml:space="preserve"> </w:t>
+      </w:r>
+      <w:proofErr w:type="spellStart"/>
+      <w:r>
+        <w:rPr>
+          <w:rFonts w:ascii="Bookman Old Style" w:eastAsia="Bookman Old Style" w:hAnsi="Bookman Old Style" w:cs="Bookman Old Style"/>
+          <w:sz w:val="24"/>
+          <w:szCs w:val="24"/>
+          <w:lang w:val="en"/>
+        </w:rPr>
+        <w:t>dengan</w:t>
+      </w:r>
+      <w:proofErr w:type="spellEnd"/>
+      <w:r>
+        <w:rPr>
+          <w:rFonts w:ascii="Bookman Old Style" w:eastAsia="Bookman Old Style" w:hAnsi="Bookman Old Style" w:cs="Bookman Old Style"/>
+          <w:sz w:val="24"/>
+          <w:szCs w:val="24"/>
+          <w:lang w:val="en"/>
+        </w:rPr>
+        <w:t xml:space="preserve"> target </w:t>
+      </w:r>
+      <w:proofErr w:type="spellStart"/>
+      <w:r>
+        <w:rPr>
+          <w:rFonts w:ascii="Bookman Old Style" w:eastAsia="Bookman Old Style" w:hAnsi="Bookman Old Style" w:cs="Bookman Old Style"/>
+          <w:sz w:val="24"/>
+          <w:szCs w:val="24"/>
+          <w:lang w:val="en"/>
+        </w:rPr>
+        <w:t>pekerjaan</w:t>
+      </w:r>
+      <w:proofErr w:type="spellEnd"/>
+      <w:r>
+        <w:rPr>
+          <w:rFonts w:ascii="Bookman Old Style" w:eastAsia="Bookman Old Style" w:hAnsi="Bookman Old Style" w:cs="Bookman Old Style"/>
+          <w:sz w:val="24"/>
+          <w:szCs w:val="24"/>
+          <w:lang w:val="en"/>
+        </w:rPr>
+        <w:t xml:space="preserve"> yang </w:t>
+      </w:r>
+      <w:proofErr w:type="spellStart"/>
+      <w:r>
+        <w:rPr>
+          <w:rFonts w:ascii="Bookman Old Style" w:eastAsia="Bookman Old Style" w:hAnsi="Bookman Old Style" w:cs="Bookman Old Style"/>
+          <w:sz w:val="24"/>
+          <w:szCs w:val="24"/>
+          <w:lang w:val="en"/>
+        </w:rPr>
+        <w:t>ditetapkan</w:t>
+      </w:r>
+      <w:proofErr w:type="spellEnd"/>
+      <w:r>
+        <w:rPr>
+          <w:rFonts w:ascii="Bookman Old Style" w:eastAsia="Bookman Old Style" w:hAnsi="Bookman Old Style" w:cs="Bookman Old Style"/>
+          <w:sz w:val="24"/>
+          <w:szCs w:val="24"/>
+          <w:lang w:val="en"/>
+        </w:rPr>
+        <w:t xml:space="preserve"> </w:t>
+      </w:r>
+      <w:proofErr w:type="spellStart"/>
+      <w:r>
+        <w:rPr>
+          <w:rFonts w:ascii="Bookman Old Style" w:eastAsia="Bookman Old Style" w:hAnsi="Bookman Old Style" w:cs="Bookman Old Style"/>
+          <w:sz w:val="24"/>
+          <w:szCs w:val="24"/>
+          <w:lang w:val="en"/>
+        </w:rPr>
+        <w:t>sebesar</w:t>
+      </w:r>
+      <w:proofErr w:type="spellEnd"/>
+      <w:r>
+        <w:rPr>
+          <w:rFonts w:ascii="Bookman Old Style" w:eastAsia="Bookman Old Style" w:hAnsi="Bookman Old Style" w:cs="Bookman Old Style"/>
+          <w:sz w:val="24"/>
+          <w:szCs w:val="24"/>
+          <w:lang w:val="en"/>
+        </w:rPr>
+        <w:t xml:space="preserve"> </w:t>
       </w:r>
       <w:r>
         <w:rPr>
@@ -7316,6 +10419,7 @@
         </w:rPr>
         <w:t>{</w:t>
       </w:r>
+      <w:proofErr w:type="spellStart"/>
       <w:r>
         <w:rPr>
           <w:rFonts w:ascii="Bookman Old Style" w:eastAsia="Bookman Old Style" w:hAnsi="Bookman Old Style" w:cs="Bookman Old Style"/>
@@ -7325,6 +10429,7 @@
         </w:rPr>
         <w:t>sls_ongoing</w:t>
       </w:r>
+      <w:proofErr w:type="spellEnd"/>
       <w:r>
         <w:rPr>
           <w:rFonts w:ascii="Bookman Old Style" w:eastAsia="Bookman Old Style" w:hAnsi="Bookman Old Style" w:cs="Bookman Old Style"/>
@@ -7351,16 +10456,153 @@
           <w:szCs w:val="24"/>
           <w:lang w:val="en"/>
         </w:rPr>
-        <w:t xml:space="preserve">SLS/Sub-SLS dan/atau usaha besar </w:t>
-      </w:r>
-      <w:r>
-        <w:rPr>
-          <w:rFonts w:ascii="Bookman Old Style" w:eastAsia="Bookman Old Style" w:hAnsi="Bookman Old Style" w:cs="Bookman Old Style"/>
-          <w:sz w:val="24"/>
-          <w:szCs w:val="24"/>
-          <w:lang w:val="en"/>
-        </w:rPr>
-        <w:t>selama pendataan 15 Juni 2026 sampai dengan 31 Agustus 2026.</w:t>
+        <w:t>SLS/Sub-SLS dan/</w:t>
+      </w:r>
+      <w:proofErr w:type="spellStart"/>
+      <w:r>
+        <w:rPr>
+          <w:rFonts w:ascii="Bookman Old Style" w:eastAsia="Bookman Old Style" w:hAnsi="Bookman Old Style" w:cs="Bookman Old Style"/>
+          <w:color w:val="000000" w:themeColor="text1"/>
+          <w:sz w:val="24"/>
+          <w:szCs w:val="24"/>
+          <w:lang w:val="en"/>
+        </w:rPr>
+        <w:t>atau</w:t>
+      </w:r>
+      <w:proofErr w:type="spellEnd"/>
+      <w:r>
+        <w:rPr>
+          <w:rFonts w:ascii="Bookman Old Style" w:eastAsia="Bookman Old Style" w:hAnsi="Bookman Old Style" w:cs="Bookman Old Style"/>
+          <w:color w:val="000000" w:themeColor="text1"/>
+          <w:sz w:val="24"/>
+          <w:szCs w:val="24"/>
+          <w:lang w:val="en"/>
+        </w:rPr>
+        <w:t xml:space="preserve"> </w:t>
+      </w:r>
+      <w:proofErr w:type="spellStart"/>
+      <w:r>
+        <w:rPr>
+          <w:rFonts w:ascii="Bookman Old Style" w:eastAsia="Bookman Old Style" w:hAnsi="Bookman Old Style" w:cs="Bookman Old Style"/>
+          <w:color w:val="000000" w:themeColor="text1"/>
+          <w:sz w:val="24"/>
+          <w:szCs w:val="24"/>
+          <w:lang w:val="en"/>
+        </w:rPr>
+        <w:t>usaha</w:t>
+      </w:r>
+      <w:proofErr w:type="spellEnd"/>
+      <w:r>
+        <w:rPr>
+          <w:rFonts w:ascii="Bookman Old Style" w:eastAsia="Bookman Old Style" w:hAnsi="Bookman Old Style" w:cs="Bookman Old Style"/>
+          <w:color w:val="000000" w:themeColor="text1"/>
+          <w:sz w:val="24"/>
+          <w:szCs w:val="24"/>
+          <w:lang w:val="en"/>
+        </w:rPr>
+        <w:t xml:space="preserve"> </w:t>
+      </w:r>
+      <w:proofErr w:type="spellStart"/>
+      <w:r>
+        <w:rPr>
+          <w:rFonts w:ascii="Bookman Old Style" w:eastAsia="Bookman Old Style" w:hAnsi="Bookman Old Style" w:cs="Bookman Old Style"/>
+          <w:color w:val="000000" w:themeColor="text1"/>
+          <w:sz w:val="24"/>
+          <w:szCs w:val="24"/>
+          <w:lang w:val="en"/>
+        </w:rPr>
+        <w:t>besar</w:t>
+      </w:r>
+      <w:proofErr w:type="spellEnd"/>
+      <w:r>
+        <w:rPr>
+          <w:rFonts w:ascii="Bookman Old Style" w:eastAsia="Bookman Old Style" w:hAnsi="Bookman Old Style" w:cs="Bookman Old Style"/>
+          <w:color w:val="000000" w:themeColor="text1"/>
+          <w:sz w:val="24"/>
+          <w:szCs w:val="24"/>
+          <w:lang w:val="en"/>
+        </w:rPr>
+        <w:t xml:space="preserve"> </w:t>
+      </w:r>
+      <w:proofErr w:type="spellStart"/>
+      <w:r>
+        <w:rPr>
+          <w:rFonts w:ascii="Bookman Old Style" w:eastAsia="Bookman Old Style" w:hAnsi="Bookman Old Style" w:cs="Bookman Old Style"/>
+          <w:sz w:val="24"/>
+          <w:szCs w:val="24"/>
+          <w:lang w:val="en"/>
+        </w:rPr>
+        <w:t>selama</w:t>
+      </w:r>
+      <w:proofErr w:type="spellEnd"/>
+      <w:r>
+        <w:rPr>
+          <w:rFonts w:ascii="Bookman Old Style" w:eastAsia="Bookman Old Style" w:hAnsi="Bookman Old Style" w:cs="Bookman Old Style"/>
+          <w:sz w:val="24"/>
+          <w:szCs w:val="24"/>
+          <w:lang w:val="en"/>
+        </w:rPr>
+        <w:t xml:space="preserve"> </w:t>
+      </w:r>
+      <w:proofErr w:type="spellStart"/>
+      <w:r>
+        <w:rPr>
+          <w:rFonts w:ascii="Bookman Old Style" w:eastAsia="Bookman Old Style" w:hAnsi="Bookman Old Style" w:cs="Bookman Old Style"/>
+          <w:sz w:val="24"/>
+          <w:szCs w:val="24"/>
+          <w:lang w:val="en"/>
+        </w:rPr>
+        <w:t>pendataan</w:t>
+      </w:r>
+      <w:proofErr w:type="spellEnd"/>
+      <w:r>
+        <w:rPr>
+          <w:rFonts w:ascii="Bookman Old Style" w:eastAsia="Bookman Old Style" w:hAnsi="Bookman Old Style" w:cs="Bookman Old Style"/>
+          <w:sz w:val="24"/>
+          <w:szCs w:val="24"/>
+          <w:lang w:val="en"/>
+        </w:rPr>
+        <w:t xml:space="preserve"> 15 Juni 2026 </w:t>
+      </w:r>
+      <w:proofErr w:type="spellStart"/>
+      <w:r>
+        <w:rPr>
+          <w:rFonts w:ascii="Bookman Old Style" w:eastAsia="Bookman Old Style" w:hAnsi="Bookman Old Style" w:cs="Bookman Old Style"/>
+          <w:sz w:val="24"/>
+          <w:szCs w:val="24"/>
+          <w:lang w:val="en"/>
+        </w:rPr>
+        <w:t>sampai</w:t>
+      </w:r>
+      <w:proofErr w:type="spellEnd"/>
+      <w:r>
+        <w:rPr>
+          <w:rFonts w:ascii="Bookman Old Style" w:eastAsia="Bookman Old Style" w:hAnsi="Bookman Old Style" w:cs="Bookman Old Style"/>
+          <w:sz w:val="24"/>
+          <w:szCs w:val="24"/>
+          <w:lang w:val="en"/>
+        </w:rPr>
+        <w:t xml:space="preserve"> </w:t>
+      </w:r>
+      <w:proofErr w:type="spellStart"/>
+      <w:r>
+        <w:rPr>
+          <w:rFonts w:ascii="Bookman Old Style" w:eastAsia="Bookman Old Style" w:hAnsi="Bookman Old Style" w:cs="Bookman Old Style"/>
+          <w:sz w:val="24"/>
+          <w:szCs w:val="24"/>
+          <w:lang w:val="en"/>
+        </w:rPr>
+        <w:t>dengan</w:t>
+      </w:r>
+      <w:proofErr w:type="spellEnd"/>
+      <w:r>
+        <w:rPr>
+          <w:rFonts w:ascii="Bookman Old Style" w:eastAsia="Bookman Old Style" w:hAnsi="Bookman Old Style" w:cs="Bookman Old Style"/>
+          <w:sz w:val="24"/>
+          <w:szCs w:val="24"/>
+          <w:lang w:val="en"/>
+        </w:rPr>
+        <w:t xml:space="preserve"> 31 Agustus 2026.</w:t>
       </w:r>
     </w:p>
     <w:p>
@@ -7398,7 +10640,307 @@
           <w:szCs w:val="24"/>
           <w:lang w:val="en"/>
         </w:rPr>
-        <w:t xml:space="preserve"> telah menyelesaikan seluruh pekerjaan Pemeriksaan Pendataan Lapangan Sensus Ekonomi 2026 berdasarkan hasil pemeriksaan dan evaluasi pekerjaan sebagaimana tercantum dalam lampiran. </w:t>
+        <w:t xml:space="preserve"> </w:t>
+      </w:r>
+      <w:proofErr w:type="spellStart"/>
+      <w:r>
+        <w:rPr>
+          <w:rFonts w:ascii="Bookman Old Style" w:eastAsia="Bookman Old Style" w:hAnsi="Bookman Old Style" w:cs="Bookman Old Style"/>
+          <w:sz w:val="24"/>
+          <w:szCs w:val="24"/>
+          <w:lang w:val="en"/>
+        </w:rPr>
+        <w:t>telah</w:t>
+      </w:r>
+      <w:proofErr w:type="spellEnd"/>
+      <w:r>
+        <w:rPr>
+          <w:rFonts w:ascii="Bookman Old Style" w:eastAsia="Bookman Old Style" w:hAnsi="Bookman Old Style" w:cs="Bookman Old Style"/>
+          <w:sz w:val="24"/>
+          <w:szCs w:val="24"/>
+          <w:lang w:val="en"/>
+        </w:rPr>
+        <w:t xml:space="preserve"> </w:t>
+      </w:r>
+      <w:proofErr w:type="spellStart"/>
+      <w:r>
+        <w:rPr>
+          <w:rFonts w:ascii="Bookman Old Style" w:eastAsia="Bookman Old Style" w:hAnsi="Bookman Old Style" w:cs="Bookman Old Style"/>
+          <w:sz w:val="24"/>
+          <w:szCs w:val="24"/>
+          <w:lang w:val="en"/>
+        </w:rPr>
+        <w:t>menyelesaikan</w:t>
+      </w:r>
+      <w:proofErr w:type="spellEnd"/>
+      <w:r>
+        <w:rPr>
+          <w:rFonts w:ascii="Bookman Old Style" w:eastAsia="Bookman Old Style" w:hAnsi="Bookman Old Style" w:cs="Bookman Old Style"/>
+          <w:sz w:val="24"/>
+          <w:szCs w:val="24"/>
+          <w:lang w:val="en"/>
+        </w:rPr>
+        <w:t xml:space="preserve"> </w:t>
+      </w:r>
+      <w:proofErr w:type="spellStart"/>
+      <w:r>
+        <w:rPr>
+          <w:rFonts w:ascii="Bookman Old Style" w:eastAsia="Bookman Old Style" w:hAnsi="Bookman Old Style" w:cs="Bookman Old Style"/>
+          <w:sz w:val="24"/>
+          <w:szCs w:val="24"/>
+          <w:lang w:val="en"/>
+        </w:rPr>
+        <w:t>seluruh</w:t>
+      </w:r>
+      <w:proofErr w:type="spellEnd"/>
+      <w:r>
+        <w:rPr>
+          <w:rFonts w:ascii="Bookman Old Style" w:eastAsia="Bookman Old Style" w:hAnsi="Bookman Old Style" w:cs="Bookman Old Style"/>
+          <w:sz w:val="24"/>
+          <w:szCs w:val="24"/>
+          <w:lang w:val="en"/>
+        </w:rPr>
+        <w:t xml:space="preserve"> </w:t>
+      </w:r>
+      <w:proofErr w:type="spellStart"/>
+      <w:r>
+        <w:rPr>
+          <w:rFonts w:ascii="Bookman Old Style" w:eastAsia="Bookman Old Style" w:hAnsi="Bookman Old Style" w:cs="Bookman Old Style"/>
+          <w:sz w:val="24"/>
+          <w:szCs w:val="24"/>
+          <w:lang w:val="en"/>
+        </w:rPr>
+        <w:t>pekerjaan</w:t>
+      </w:r>
+      <w:proofErr w:type="spellEnd"/>
+      <w:r>
+        <w:rPr>
+          <w:rFonts w:ascii="Bookman Old Style" w:eastAsia="Bookman Old Style" w:hAnsi="Bookman Old Style" w:cs="Bookman Old Style"/>
+          <w:sz w:val="24"/>
+          <w:szCs w:val="24"/>
+          <w:lang w:val="en"/>
+        </w:rPr>
+        <w:t xml:space="preserve"> </w:t>
+      </w:r>
+      <w:proofErr w:type="spellStart"/>
+      <w:r>
+        <w:rPr>
+          <w:rFonts w:ascii="Bookman Old Style" w:eastAsia="Bookman Old Style" w:hAnsi="Bookman Old Style" w:cs="Bookman Old Style"/>
+          <w:sz w:val="24"/>
+          <w:szCs w:val="24"/>
+          <w:lang w:val="en"/>
+        </w:rPr>
+        <w:t>Pemeriksaan</w:t>
+      </w:r>
+      <w:proofErr w:type="spellEnd"/>
+      <w:r>
+        <w:rPr>
+          <w:rFonts w:ascii="Bookman Old Style" w:eastAsia="Bookman Old Style" w:hAnsi="Bookman Old Style" w:cs="Bookman Old Style"/>
+          <w:sz w:val="24"/>
+          <w:szCs w:val="24"/>
+          <w:lang w:val="en"/>
+        </w:rPr>
+        <w:t xml:space="preserve"> </w:t>
+      </w:r>
+      <w:proofErr w:type="spellStart"/>
+      <w:r>
+        <w:rPr>
+          <w:rFonts w:ascii="Bookman Old Style" w:eastAsia="Bookman Old Style" w:hAnsi="Bookman Old Style" w:cs="Bookman Old Style"/>
+          <w:sz w:val="24"/>
+          <w:szCs w:val="24"/>
+          <w:lang w:val="en"/>
+        </w:rPr>
+        <w:t>Pendataan</w:t>
+      </w:r>
+      <w:proofErr w:type="spellEnd"/>
+      <w:r>
+        <w:rPr>
+          <w:rFonts w:ascii="Bookman Old Style" w:eastAsia="Bookman Old Style" w:hAnsi="Bookman Old Style" w:cs="Bookman Old Style"/>
+          <w:sz w:val="24"/>
+          <w:szCs w:val="24"/>
+          <w:lang w:val="en"/>
+        </w:rPr>
+        <w:t xml:space="preserve"> Lapangan Sensus Ekonomi 2026 </w:t>
+      </w:r>
+      <w:proofErr w:type="spellStart"/>
+      <w:r>
+        <w:rPr>
+          <w:rFonts w:ascii="Bookman Old Style" w:eastAsia="Bookman Old Style" w:hAnsi="Bookman Old Style" w:cs="Bookman Old Style"/>
+          <w:sz w:val="24"/>
+          <w:szCs w:val="24"/>
+          <w:lang w:val="en"/>
+        </w:rPr>
+        <w:t>berdasarkan</w:t>
+      </w:r>
+      <w:proofErr w:type="spellEnd"/>
+      <w:r>
+        <w:rPr>
+          <w:rFonts w:ascii="Bookman Old Style" w:eastAsia="Bookman Old Style" w:hAnsi="Bookman Old Style" w:cs="Bookman Old Style"/>
+          <w:sz w:val="24"/>
+          <w:szCs w:val="24"/>
+          <w:lang w:val="en"/>
+        </w:rPr>
+        <w:t xml:space="preserve"> </w:t>
+      </w:r>
+      <w:proofErr w:type="spellStart"/>
+      <w:r>
+        <w:rPr>
+          <w:rFonts w:ascii="Bookman Old Style" w:eastAsia="Bookman Old Style" w:hAnsi="Bookman Old Style" w:cs="Bookman Old Style"/>
+          <w:sz w:val="24"/>
+          <w:szCs w:val="24"/>
+          <w:lang w:val="en"/>
+        </w:rPr>
+        <w:t>hasil</w:t>
+      </w:r>
+      <w:proofErr w:type="spellEnd"/>
+      <w:r>
+        <w:rPr>
+          <w:rFonts w:ascii="Bookman Old Style" w:eastAsia="Bookman Old Style" w:hAnsi="Bookman Old Style" w:cs="Bookman Old Style"/>
+          <w:sz w:val="24"/>
+          <w:szCs w:val="24"/>
+          <w:lang w:val="en"/>
+        </w:rPr>
+        <w:t xml:space="preserve"> </w:t>
+      </w:r>
+      <w:proofErr w:type="spellStart"/>
+      <w:r>
+        <w:rPr>
+          <w:rFonts w:ascii="Bookman Old Style" w:eastAsia="Bookman Old Style" w:hAnsi="Bookman Old Style" w:cs="Bookman Old Style"/>
+          <w:sz w:val="24"/>
+          <w:szCs w:val="24"/>
+          <w:lang w:val="en"/>
+        </w:rPr>
+        <w:t>pemeriksaan</w:t>
+      </w:r>
+      <w:proofErr w:type="spellEnd"/>
+      <w:r>
+        <w:rPr>
+          <w:rFonts w:ascii="Bookman Old Style" w:eastAsia="Bookman Old Style" w:hAnsi="Bookman Old Style" w:cs="Bookman Old Style"/>
+          <w:sz w:val="24"/>
+          <w:szCs w:val="24"/>
+          <w:lang w:val="en"/>
+        </w:rPr>
+        <w:t xml:space="preserve"> dan </w:t>
+      </w:r>
+      <w:proofErr w:type="spellStart"/>
+      <w:r>
+        <w:rPr>
+          <w:rFonts w:ascii="Bookman Old Style" w:eastAsia="Bookman Old Style" w:hAnsi="Bookman Old Style" w:cs="Bookman Old Style"/>
+          <w:sz w:val="24"/>
+          <w:szCs w:val="24"/>
+          <w:lang w:val="en"/>
+        </w:rPr>
+        <w:t>evaluasi</w:t>
+      </w:r>
+      <w:proofErr w:type="spellEnd"/>
+      <w:r>
+        <w:rPr>
+          <w:rFonts w:ascii="Bookman Old Style" w:eastAsia="Bookman Old Style" w:hAnsi="Bookman Old Style" w:cs="Bookman Old Style"/>
+          <w:sz w:val="24"/>
+          <w:szCs w:val="24"/>
+          <w:lang w:val="en"/>
+        </w:rPr>
+        <w:t xml:space="preserve"> </w:t>
+      </w:r>
+      <w:proofErr w:type="spellStart"/>
+      <w:r>
+        <w:rPr>
+          <w:rFonts w:ascii="Bookman Old Style" w:eastAsia="Bookman Old Style" w:hAnsi="Bookman Old Style" w:cs="Bookman Old Style"/>
+          <w:sz w:val="24"/>
+          <w:szCs w:val="24"/>
+          <w:lang w:val="en"/>
+        </w:rPr>
+        <w:t>pekerjaan</w:t>
+      </w:r>
+      <w:proofErr w:type="spellEnd"/>
+      <w:r>
+        <w:rPr>
+          <w:rFonts w:ascii="Bookman Old Style" w:eastAsia="Bookman Old Style" w:hAnsi="Bookman Old Style" w:cs="Bookman Old Style"/>
+          <w:sz w:val="24"/>
+          <w:szCs w:val="24"/>
+          <w:lang w:val="en"/>
+        </w:rPr>
+        <w:t xml:space="preserve"> </w:t>
+      </w:r>
+      <w:proofErr w:type="spellStart"/>
+      <w:r>
+        <w:rPr>
+          <w:rFonts w:ascii="Bookman Old Style" w:eastAsia="Bookman Old Style" w:hAnsi="Bookman Old Style" w:cs="Bookman Old Style"/>
+          <w:sz w:val="24"/>
+          <w:szCs w:val="24"/>
+          <w:lang w:val="en"/>
+        </w:rPr>
+        <w:t>sebagaimana</w:t>
+      </w:r>
+      <w:proofErr w:type="spellEnd"/>
+      <w:r>
+        <w:rPr>
+          <w:rFonts w:ascii="Bookman Old Style" w:eastAsia="Bookman Old Style" w:hAnsi="Bookman Old Style" w:cs="Bookman Old Style"/>
+          <w:sz w:val="24"/>
+          <w:szCs w:val="24"/>
+          <w:lang w:val="en"/>
+        </w:rPr>
+        <w:t xml:space="preserve"> </w:t>
+      </w:r>
+      <w:proofErr w:type="spellStart"/>
+      <w:r>
+        <w:rPr>
+          <w:rFonts w:ascii="Bookman Old Style" w:eastAsia="Bookman Old Style" w:hAnsi="Bookman Old Style" w:cs="Bookman Old Style"/>
+          <w:sz w:val="24"/>
+          <w:szCs w:val="24"/>
+          <w:lang w:val="en"/>
+        </w:rPr>
+        <w:t>tercantum</w:t>
+      </w:r>
+      <w:proofErr w:type="spellEnd"/>
+      <w:r>
+        <w:rPr>
+          <w:rFonts w:ascii="Bookman Old Style" w:eastAsia="Bookman Old Style" w:hAnsi="Bookman Old Style" w:cs="Bookman Old Style"/>
+          <w:sz w:val="24"/>
+          <w:szCs w:val="24"/>
+          <w:lang w:val="en"/>
+        </w:rPr>
+        <w:t xml:space="preserve"> </w:t>
+      </w:r>
+      <w:proofErr w:type="spellStart"/>
+      <w:r>
+        <w:rPr>
+          <w:rFonts w:ascii="Bookman Old Style" w:eastAsia="Bookman Old Style" w:hAnsi="Bookman Old Style" w:cs="Bookman Old Style"/>
+          <w:sz w:val="24"/>
+          <w:szCs w:val="24"/>
+          <w:lang w:val="en"/>
+        </w:rPr>
+        <w:t>dalam</w:t>
+      </w:r>
+      <w:proofErr w:type="spellEnd"/>
+      <w:r>
+        <w:rPr>
+          <w:rFonts w:ascii="Bookman Old Style" w:eastAsia="Bookman Old Style" w:hAnsi="Bookman Old Style" w:cs="Bookman Old Style"/>
+          <w:sz w:val="24"/>
+          <w:szCs w:val="24"/>
+          <w:lang w:val="en"/>
+        </w:rPr>
+        <w:t xml:space="preserve"> </w:t>
+      </w:r>
+      <w:proofErr w:type="spellStart"/>
+      <w:r>
+        <w:rPr>
+          <w:rFonts w:ascii="Bookman Old Style" w:eastAsia="Bookman Old Style" w:hAnsi="Bookman Old Style" w:cs="Bookman Old Style"/>
+          <w:sz w:val="24"/>
+          <w:szCs w:val="24"/>
+          <w:lang w:val="en"/>
+        </w:rPr>
+        <w:t>lampiran</w:t>
+      </w:r>
+      <w:proofErr w:type="spellEnd"/>
+      <w:r>
+        <w:rPr>
+          <w:rFonts w:ascii="Bookman Old Style" w:eastAsia="Bookman Old Style" w:hAnsi="Bookman Old Style" w:cs="Bookman Old Style"/>
+          <w:sz w:val="24"/>
+          <w:szCs w:val="24"/>
+          <w:lang w:val="en"/>
+        </w:rPr>
+        <w:t xml:space="preserve">. </w:t>
       </w:r>
     </w:p>
     <w:p>
@@ -7425,14 +10967,85 @@
           <w:lang w:val="en"/>
         </w:rPr>
       </w:pPr>
-      <w:r>
-        <w:rPr>
-          <w:rFonts w:ascii="Bookman Old Style" w:eastAsia="Bookman Old Style" w:hAnsi="Bookman Old Style" w:cs="Bookman Old Style"/>
-          <w:sz w:val="24"/>
-          <w:szCs w:val="24"/>
-          <w:lang w:val="en"/>
-        </w:rPr>
-        <w:t xml:space="preserve">Berdasarkan angka 2 tersebut di atas, </w:t>
+      <w:proofErr w:type="spellStart"/>
+      <w:r>
+        <w:rPr>
+          <w:rFonts w:ascii="Bookman Old Style" w:eastAsia="Bookman Old Style" w:hAnsi="Bookman Old Style" w:cs="Bookman Old Style"/>
+          <w:sz w:val="24"/>
+          <w:szCs w:val="24"/>
+          <w:lang w:val="en"/>
+        </w:rPr>
+        <w:t>Berdasarkan</w:t>
+      </w:r>
+      <w:proofErr w:type="spellEnd"/>
+      <w:r>
+        <w:rPr>
+          <w:rFonts w:ascii="Bookman Old Style" w:eastAsia="Bookman Old Style" w:hAnsi="Bookman Old Style" w:cs="Bookman Old Style"/>
+          <w:sz w:val="24"/>
+          <w:szCs w:val="24"/>
+          <w:lang w:val="en"/>
+        </w:rPr>
+        <w:t xml:space="preserve"> </w:t>
+      </w:r>
+      <w:proofErr w:type="spellStart"/>
+      <w:r>
+        <w:rPr>
+          <w:rFonts w:ascii="Bookman Old Style" w:eastAsia="Bookman Old Style" w:hAnsi="Bookman Old Style" w:cs="Bookman Old Style"/>
+          <w:sz w:val="24"/>
+          <w:szCs w:val="24"/>
+          <w:lang w:val="en"/>
+        </w:rPr>
+        <w:t>angka</w:t>
+      </w:r>
+      <w:proofErr w:type="spellEnd"/>
+      <w:r>
+        <w:rPr>
+          <w:rFonts w:ascii="Bookman Old Style" w:eastAsia="Bookman Old Style" w:hAnsi="Bookman Old Style" w:cs="Bookman Old Style"/>
+          <w:sz w:val="24"/>
+          <w:szCs w:val="24"/>
+          <w:lang w:val="en"/>
+        </w:rPr>
+        <w:t xml:space="preserve"> 2 </w:t>
+      </w:r>
+      <w:proofErr w:type="spellStart"/>
+      <w:r>
+        <w:rPr>
+          <w:rFonts w:ascii="Bookman Old Style" w:eastAsia="Bookman Old Style" w:hAnsi="Bookman Old Style" w:cs="Bookman Old Style"/>
+          <w:sz w:val="24"/>
+          <w:szCs w:val="24"/>
+          <w:lang w:val="en"/>
+        </w:rPr>
+        <w:t>tersebut</w:t>
+      </w:r>
+      <w:proofErr w:type="spellEnd"/>
+      <w:r>
+        <w:rPr>
+          <w:rFonts w:ascii="Bookman Old Style" w:eastAsia="Bookman Old Style" w:hAnsi="Bookman Old Style" w:cs="Bookman Old Style"/>
+          <w:sz w:val="24"/>
+          <w:szCs w:val="24"/>
+          <w:lang w:val="en"/>
+        </w:rPr>
+        <w:t xml:space="preserve"> di </w:t>
+      </w:r>
+      <w:proofErr w:type="spellStart"/>
+      <w:r>
+        <w:rPr>
+          <w:rFonts w:ascii="Bookman Old Style" w:eastAsia="Bookman Old Style" w:hAnsi="Bookman Old Style" w:cs="Bookman Old Style"/>
+          <w:sz w:val="24"/>
+          <w:szCs w:val="24"/>
+          <w:lang w:val="en"/>
+        </w:rPr>
+        <w:t>atas</w:t>
+      </w:r>
+      <w:proofErr w:type="spellEnd"/>
+      <w:r>
+        <w:rPr>
+          <w:rFonts w:ascii="Bookman Old Style" w:eastAsia="Bookman Old Style" w:hAnsi="Bookman Old Style" w:cs="Bookman Old Style"/>
+          <w:sz w:val="24"/>
+          <w:szCs w:val="24"/>
+          <w:lang w:val="en"/>
+        </w:rPr>
+        <w:t xml:space="preserve">, </w:t>
       </w:r>
       <w:r>
         <w:rPr>
@@ -7452,7 +11065,147 @@
           <w:szCs w:val="24"/>
           <w:lang w:val="en"/>
         </w:rPr>
-        <w:t xml:space="preserve"> menyerahkan seluruh hasil pekerjaan Pemeriksaan Pendataan Lapangan Sensus Ekonomi 2026 kepada </w:t>
+        <w:t xml:space="preserve"> </w:t>
+      </w:r>
+      <w:proofErr w:type="spellStart"/>
+      <w:r>
+        <w:rPr>
+          <w:rFonts w:ascii="Bookman Old Style" w:eastAsia="Bookman Old Style" w:hAnsi="Bookman Old Style" w:cs="Bookman Old Style"/>
+          <w:sz w:val="24"/>
+          <w:szCs w:val="24"/>
+          <w:lang w:val="en"/>
+        </w:rPr>
+        <w:t>menyerahkan</w:t>
+      </w:r>
+      <w:proofErr w:type="spellEnd"/>
+      <w:r>
+        <w:rPr>
+          <w:rFonts w:ascii="Bookman Old Style" w:eastAsia="Bookman Old Style" w:hAnsi="Bookman Old Style" w:cs="Bookman Old Style"/>
+          <w:sz w:val="24"/>
+          <w:szCs w:val="24"/>
+          <w:lang w:val="en"/>
+        </w:rPr>
+        <w:t xml:space="preserve"> </w:t>
+      </w:r>
+      <w:proofErr w:type="spellStart"/>
+      <w:r>
+        <w:rPr>
+          <w:rFonts w:ascii="Bookman Old Style" w:eastAsia="Bookman Old Style" w:hAnsi="Bookman Old Style" w:cs="Bookman Old Style"/>
+          <w:sz w:val="24"/>
+          <w:szCs w:val="24"/>
+          <w:lang w:val="en"/>
+        </w:rPr>
+        <w:t>seluruh</w:t>
+      </w:r>
+      <w:proofErr w:type="spellEnd"/>
+      <w:r>
+        <w:rPr>
+          <w:rFonts w:ascii="Bookman Old Style" w:eastAsia="Bookman Old Style" w:hAnsi="Bookman Old Style" w:cs="Bookman Old Style"/>
+          <w:sz w:val="24"/>
+          <w:szCs w:val="24"/>
+          <w:lang w:val="en"/>
+        </w:rPr>
+        <w:t xml:space="preserve"> </w:t>
+      </w:r>
+      <w:proofErr w:type="spellStart"/>
+      <w:r>
+        <w:rPr>
+          <w:rFonts w:ascii="Bookman Old Style" w:eastAsia="Bookman Old Style" w:hAnsi="Bookman Old Style" w:cs="Bookman Old Style"/>
+          <w:sz w:val="24"/>
+          <w:szCs w:val="24"/>
+          <w:lang w:val="en"/>
+        </w:rPr>
+        <w:t>hasil</w:t>
+      </w:r>
+      <w:proofErr w:type="spellEnd"/>
+      <w:r>
+        <w:rPr>
+          <w:rFonts w:ascii="Bookman Old Style" w:eastAsia="Bookman Old Style" w:hAnsi="Bookman Old Style" w:cs="Bookman Old Style"/>
+          <w:sz w:val="24"/>
+          <w:szCs w:val="24"/>
+          <w:lang w:val="en"/>
+        </w:rPr>
+        <w:t xml:space="preserve"> </w:t>
+      </w:r>
+      <w:proofErr w:type="spellStart"/>
+      <w:r>
+        <w:rPr>
+          <w:rFonts w:ascii="Bookman Old Style" w:eastAsia="Bookman Old Style" w:hAnsi="Bookman Old Style" w:cs="Bookman Old Style"/>
+          <w:sz w:val="24"/>
+          <w:szCs w:val="24"/>
+          <w:lang w:val="en"/>
+        </w:rPr>
+        <w:t>pekerjaan</w:t>
+      </w:r>
+      <w:proofErr w:type="spellEnd"/>
+      <w:r>
+        <w:rPr>
+          <w:rFonts w:ascii="Bookman Old Style" w:eastAsia="Bookman Old Style" w:hAnsi="Bookman Old Style" w:cs="Bookman Old Style"/>
+          <w:sz w:val="24"/>
+          <w:szCs w:val="24"/>
+          <w:lang w:val="en"/>
+        </w:rPr>
+        <w:t xml:space="preserve"> </w:t>
+      </w:r>
+      <w:proofErr w:type="spellStart"/>
+      <w:r>
+        <w:rPr>
+          <w:rFonts w:ascii="Bookman Old Style" w:eastAsia="Bookman Old Style" w:hAnsi="Bookman Old Style" w:cs="Bookman Old Style"/>
+          <w:sz w:val="24"/>
+          <w:szCs w:val="24"/>
+          <w:lang w:val="en"/>
+        </w:rPr>
+        <w:t>Pemeriksaan</w:t>
+      </w:r>
+      <w:proofErr w:type="spellEnd"/>
+      <w:r>
+        <w:rPr>
+          <w:rFonts w:ascii="Bookman Old Style" w:eastAsia="Bookman Old Style" w:hAnsi="Bookman Old Style" w:cs="Bookman Old Style"/>
+          <w:sz w:val="24"/>
+          <w:szCs w:val="24"/>
+          <w:lang w:val="en"/>
+        </w:rPr>
+        <w:t xml:space="preserve"> </w:t>
+      </w:r>
+      <w:proofErr w:type="spellStart"/>
+      <w:r>
+        <w:rPr>
+          <w:rFonts w:ascii="Bookman Old Style" w:eastAsia="Bookman Old Style" w:hAnsi="Bookman Old Style" w:cs="Bookman Old Style"/>
+          <w:sz w:val="24"/>
+          <w:szCs w:val="24"/>
+          <w:lang w:val="en"/>
+        </w:rPr>
+        <w:t>Pendataan</w:t>
+      </w:r>
+      <w:proofErr w:type="spellEnd"/>
+      <w:r>
+        <w:rPr>
+          <w:rFonts w:ascii="Bookman Old Style" w:eastAsia="Bookman Old Style" w:hAnsi="Bookman Old Style" w:cs="Bookman Old Style"/>
+          <w:sz w:val="24"/>
+          <w:szCs w:val="24"/>
+          <w:lang w:val="en"/>
+        </w:rPr>
+        <w:t xml:space="preserve"> Lapangan Sensus Ekonomi 2026 </w:t>
+      </w:r>
+      <w:proofErr w:type="spellStart"/>
+      <w:r>
+        <w:rPr>
+          <w:rFonts w:ascii="Bookman Old Style" w:eastAsia="Bookman Old Style" w:hAnsi="Bookman Old Style" w:cs="Bookman Old Style"/>
+          <w:sz w:val="24"/>
+          <w:szCs w:val="24"/>
+          <w:lang w:val="en"/>
+        </w:rPr>
+        <w:t>kepada</w:t>
+      </w:r>
+      <w:proofErr w:type="spellEnd"/>
+      <w:r>
+        <w:rPr>
+          <w:rFonts w:ascii="Bookman Old Style" w:eastAsia="Bookman Old Style" w:hAnsi="Bookman Old Style" w:cs="Bookman Old Style"/>
+          <w:sz w:val="24"/>
+          <w:szCs w:val="24"/>
+          <w:lang w:val="en"/>
+        </w:rPr>
+        <w:t xml:space="preserve"> </w:t>
       </w:r>
       <w:r>
         <w:rPr>
@@ -7492,7 +11245,167 @@
           <w:szCs w:val="24"/>
           <w:lang w:val="en"/>
         </w:rPr>
-        <w:t xml:space="preserve"> menerima hasil pekerjaan tersebut yang telah sesuai dengan seharusnya;</w:t>
+        <w:t xml:space="preserve"> </w:t>
+      </w:r>
+      <w:proofErr w:type="spellStart"/>
+      <w:r>
+        <w:rPr>
+          <w:rFonts w:ascii="Bookman Old Style" w:eastAsia="Bookman Old Style" w:hAnsi="Bookman Old Style" w:cs="Bookman Old Style"/>
+          <w:sz w:val="24"/>
+          <w:szCs w:val="24"/>
+          <w:lang w:val="en"/>
+        </w:rPr>
+        <w:t>menerima</w:t>
+      </w:r>
+      <w:proofErr w:type="spellEnd"/>
+      <w:r>
+        <w:rPr>
+          <w:rFonts w:ascii="Bookman Old Style" w:eastAsia="Bookman Old Style" w:hAnsi="Bookman Old Style" w:cs="Bookman Old Style"/>
+          <w:sz w:val="24"/>
+          <w:szCs w:val="24"/>
+          <w:lang w:val="en"/>
+        </w:rPr>
+        <w:t xml:space="preserve"> </w:t>
+      </w:r>
+      <w:proofErr w:type="spellStart"/>
+      <w:r>
+        <w:rPr>
+          <w:rFonts w:ascii="Bookman Old Style" w:eastAsia="Bookman Old Style" w:hAnsi="Bookman Old Style" w:cs="Bookman Old Style"/>
+          <w:sz w:val="24"/>
+          <w:szCs w:val="24"/>
+          <w:lang w:val="en"/>
+        </w:rPr>
+        <w:t>hasil</w:t>
+      </w:r>
+      <w:proofErr w:type="spellEnd"/>
+      <w:r>
+        <w:rPr>
+          <w:rFonts w:ascii="Bookman Old Style" w:eastAsia="Bookman Old Style" w:hAnsi="Bookman Old Style" w:cs="Bookman Old Style"/>
+          <w:sz w:val="24"/>
+          <w:szCs w:val="24"/>
+          <w:lang w:val="en"/>
+        </w:rPr>
+        <w:t xml:space="preserve"> </w:t>
+      </w:r>
+      <w:proofErr w:type="spellStart"/>
+      <w:r>
+        <w:rPr>
+          <w:rFonts w:ascii="Bookman Old Style" w:eastAsia="Bookman Old Style" w:hAnsi="Bookman Old Style" w:cs="Bookman Old Style"/>
+          <w:sz w:val="24"/>
+          <w:szCs w:val="24"/>
+          <w:lang w:val="en"/>
+        </w:rPr>
+        <w:t>pekerjaan</w:t>
+      </w:r>
+      <w:proofErr w:type="spellEnd"/>
+      <w:r>
+        <w:rPr>
+          <w:rFonts w:ascii="Bookman Old Style" w:eastAsia="Bookman Old Style" w:hAnsi="Bookman Old Style" w:cs="Bookman Old Style"/>
+          <w:sz w:val="24"/>
+          <w:szCs w:val="24"/>
+          <w:lang w:val="en"/>
+        </w:rPr>
+        <w:t xml:space="preserve"> </w:t>
+      </w:r>
+      <w:proofErr w:type="spellStart"/>
+      <w:r>
+        <w:rPr>
+          <w:rFonts w:ascii="Bookman Old Style" w:eastAsia="Bookman Old Style" w:hAnsi="Bookman Old Style" w:cs="Bookman Old Style"/>
+          <w:sz w:val="24"/>
+          <w:szCs w:val="24"/>
+          <w:lang w:val="en"/>
+        </w:rPr>
+        <w:t>tersebut</w:t>
+      </w:r>
+      <w:proofErr w:type="spellEnd"/>
+      <w:r>
+        <w:rPr>
+          <w:rFonts w:ascii="Bookman Old Style" w:eastAsia="Bookman Old Style" w:hAnsi="Bookman Old Style" w:cs="Bookman Old Style"/>
+          <w:sz w:val="24"/>
+          <w:szCs w:val="24"/>
+          <w:lang w:val="en"/>
+        </w:rPr>
+        <w:t xml:space="preserve"> yang </w:t>
+      </w:r>
+      <w:proofErr w:type="spellStart"/>
+      <w:r>
+        <w:rPr>
+          <w:rFonts w:ascii="Bookman Old Style" w:eastAsia="Bookman Old Style" w:hAnsi="Bookman Old Style" w:cs="Bookman Old Style"/>
+          <w:sz w:val="24"/>
+          <w:szCs w:val="24"/>
+          <w:lang w:val="en"/>
+        </w:rPr>
+        <w:t>telah</w:t>
+      </w:r>
+      <w:proofErr w:type="spellEnd"/>
+      <w:r>
+        <w:rPr>
+          <w:rFonts w:ascii="Bookman Old Style" w:eastAsia="Bookman Old Style" w:hAnsi="Bookman Old Style" w:cs="Bookman Old Style"/>
+          <w:sz w:val="24"/>
+          <w:szCs w:val="24"/>
+          <w:lang w:val="en"/>
+        </w:rPr>
+        <w:t xml:space="preserve"> </w:t>
+      </w:r>
+      <w:proofErr w:type="spellStart"/>
+      <w:r>
+        <w:rPr>
+          <w:rFonts w:ascii="Bookman Old Style" w:eastAsia="Bookman Old Style" w:hAnsi="Bookman Old Style" w:cs="Bookman Old Style"/>
+          <w:sz w:val="24"/>
+          <w:szCs w:val="24"/>
+          <w:lang w:val="en"/>
+        </w:rPr>
+        <w:t>sesuai</w:t>
+      </w:r>
+      <w:proofErr w:type="spellEnd"/>
+      <w:r>
+        <w:rPr>
+          <w:rFonts w:ascii="Bookman Old Style" w:eastAsia="Bookman Old Style" w:hAnsi="Bookman Old Style" w:cs="Bookman Old Style"/>
+          <w:sz w:val="24"/>
+          <w:szCs w:val="24"/>
+          <w:lang w:val="en"/>
+        </w:rPr>
+        <w:t xml:space="preserve"> </w:t>
+      </w:r>
+      <w:proofErr w:type="spellStart"/>
+      <w:r>
+        <w:rPr>
+          <w:rFonts w:ascii="Bookman Old Style" w:eastAsia="Bookman Old Style" w:hAnsi="Bookman Old Style" w:cs="Bookman Old Style"/>
+          <w:sz w:val="24"/>
+          <w:szCs w:val="24"/>
+          <w:lang w:val="en"/>
+        </w:rPr>
+        <w:t>dengan</w:t>
+      </w:r>
+      <w:proofErr w:type="spellEnd"/>
+      <w:r>
+        <w:rPr>
+          <w:rFonts w:ascii="Bookman Old Style" w:eastAsia="Bookman Old Style" w:hAnsi="Bookman Old Style" w:cs="Bookman Old Style"/>
+          <w:sz w:val="24"/>
+          <w:szCs w:val="24"/>
+          <w:lang w:val="en"/>
+        </w:rPr>
+        <w:t xml:space="preserve"> </w:t>
+      </w:r>
+      <w:proofErr w:type="spellStart"/>
+      <w:r>
+        <w:rPr>
+          <w:rFonts w:ascii="Bookman Old Style" w:eastAsia="Bookman Old Style" w:hAnsi="Bookman Old Style" w:cs="Bookman Old Style"/>
+          <w:sz w:val="24"/>
+          <w:szCs w:val="24"/>
+          <w:lang w:val="en"/>
+        </w:rPr>
+        <w:t>seharusnya</w:t>
+      </w:r>
+      <w:proofErr w:type="spellEnd"/>
+      <w:r>
+        <w:rPr>
+          <w:rFonts w:ascii="Bookman Old Style" w:eastAsia="Bookman Old Style" w:hAnsi="Bookman Old Style" w:cs="Bookman Old Style"/>
+          <w:sz w:val="24"/>
+          <w:szCs w:val="24"/>
+          <w:lang w:val="en"/>
+        </w:rPr>
+        <w:t>;</w:t>
       </w:r>
     </w:p>
     <w:p>
@@ -7520,23 +11433,294 @@
           <w:lang w:val="en"/>
         </w:rPr>
       </w:pPr>
-      <w:r>
-        <w:rPr>
-          <w:rFonts w:ascii="Bookman Old Style" w:eastAsia="Bookman Old Style" w:hAnsi="Bookman Old Style" w:cs="Bookman Old Style"/>
-          <w:sz w:val="24"/>
-          <w:szCs w:val="24"/>
-          <w:lang w:val="en"/>
-        </w:rPr>
-        <w:t xml:space="preserve">Pekerjaan Pemeriksaan Pendataan Lapangan Sensus Ekonomi 2026 sebagaimana dimaksud dalam angka 3, berupa dokumen pemeriksaan hasil Pendataan Lapangan Sensus Ekonomi 2026, sejumlah </w:t>
-      </w:r>
-      <w:r>
-        <w:rPr>
-          <w:rFonts w:ascii="Bookman Old Style" w:eastAsia="Bookman Old Style" w:hAnsi="Bookman Old Style" w:cs="Bookman Old Style"/>
-          <w:sz w:val="24"/>
-          <w:szCs w:val="24"/>
-          <w:lang w:val="en"/>
-        </w:rPr>
-        <w:t>{sls_ongoing}</w:t>
+      <w:proofErr w:type="spellStart"/>
+      <w:r>
+        <w:rPr>
+          <w:rFonts w:ascii="Bookman Old Style" w:eastAsia="Bookman Old Style" w:hAnsi="Bookman Old Style" w:cs="Bookman Old Style"/>
+          <w:sz w:val="24"/>
+          <w:szCs w:val="24"/>
+          <w:lang w:val="en"/>
+        </w:rPr>
+        <w:t>Pekerjaan</w:t>
+      </w:r>
+      <w:proofErr w:type="spellEnd"/>
+      <w:r>
+        <w:rPr>
+          <w:rFonts w:ascii="Bookman Old Style" w:eastAsia="Bookman Old Style" w:hAnsi="Bookman Old Style" w:cs="Bookman Old Style"/>
+          <w:sz w:val="24"/>
+          <w:szCs w:val="24"/>
+          <w:lang w:val="en"/>
+        </w:rPr>
+        <w:t xml:space="preserve"> </w:t>
+      </w:r>
+      <w:proofErr w:type="spellStart"/>
+      <w:r>
+        <w:rPr>
+          <w:rFonts w:ascii="Bookman Old Style" w:eastAsia="Bookman Old Style" w:hAnsi="Bookman Old Style" w:cs="Bookman Old Style"/>
+          <w:sz w:val="24"/>
+          <w:szCs w:val="24"/>
+          <w:lang w:val="en"/>
+        </w:rPr>
+        <w:t>Pemeriksaan</w:t>
+      </w:r>
+      <w:proofErr w:type="spellEnd"/>
+      <w:r>
+        <w:rPr>
+          <w:rFonts w:ascii="Bookman Old Style" w:eastAsia="Bookman Old Style" w:hAnsi="Bookman Old Style" w:cs="Bookman Old Style"/>
+          <w:sz w:val="24"/>
+          <w:szCs w:val="24"/>
+          <w:lang w:val="en"/>
+        </w:rPr>
+        <w:t xml:space="preserve"> </w:t>
+      </w:r>
+      <w:proofErr w:type="spellStart"/>
+      <w:r>
+        <w:rPr>
+          <w:rFonts w:ascii="Bookman Old Style" w:eastAsia="Bookman Old Style" w:hAnsi="Bookman Old Style" w:cs="Bookman Old Style"/>
+          <w:sz w:val="24"/>
+          <w:szCs w:val="24"/>
+          <w:lang w:val="en"/>
+        </w:rPr>
+        <w:t>Pendataan</w:t>
+      </w:r>
+      <w:proofErr w:type="spellEnd"/>
+      <w:r>
+        <w:rPr>
+          <w:rFonts w:ascii="Bookman Old Style" w:eastAsia="Bookman Old Style" w:hAnsi="Bookman Old Style" w:cs="Bookman Old Style"/>
+          <w:sz w:val="24"/>
+          <w:szCs w:val="24"/>
+          <w:lang w:val="en"/>
+        </w:rPr>
+        <w:t xml:space="preserve"> Lapangan Sensus Ekonomi 2026 </w:t>
+      </w:r>
+      <w:proofErr w:type="spellStart"/>
+      <w:r>
+        <w:rPr>
+          <w:rFonts w:ascii="Bookman Old Style" w:eastAsia="Bookman Old Style" w:hAnsi="Bookman Old Style" w:cs="Bookman Old Style"/>
+          <w:sz w:val="24"/>
+          <w:szCs w:val="24"/>
+          <w:lang w:val="en"/>
+        </w:rPr>
+        <w:t>sebagaimana</w:t>
+      </w:r>
+      <w:proofErr w:type="spellEnd"/>
+      <w:r>
+        <w:rPr>
+          <w:rFonts w:ascii="Bookman Old Style" w:eastAsia="Bookman Old Style" w:hAnsi="Bookman Old Style" w:cs="Bookman Old Style"/>
+          <w:sz w:val="24"/>
+          <w:szCs w:val="24"/>
+          <w:lang w:val="en"/>
+        </w:rPr>
+        <w:t xml:space="preserve"> </w:t>
+      </w:r>
+      <w:proofErr w:type="spellStart"/>
+      <w:r>
+        <w:rPr>
+          <w:rFonts w:ascii="Bookman Old Style" w:eastAsia="Bookman Old Style" w:hAnsi="Bookman Old Style" w:cs="Bookman Old Style"/>
+          <w:sz w:val="24"/>
+          <w:szCs w:val="24"/>
+          <w:lang w:val="en"/>
+        </w:rPr>
+        <w:t>dimaksud</w:t>
+      </w:r>
+      <w:proofErr w:type="spellEnd"/>
+      <w:r>
+        <w:rPr>
+          <w:rFonts w:ascii="Bookman Old Style" w:eastAsia="Bookman Old Style" w:hAnsi="Bookman Old Style" w:cs="Bookman Old Style"/>
+          <w:sz w:val="24"/>
+          <w:szCs w:val="24"/>
+          <w:lang w:val="en"/>
+        </w:rPr>
+        <w:t xml:space="preserve"> </w:t>
+      </w:r>
+      <w:proofErr w:type="spellStart"/>
+      <w:r>
+        <w:rPr>
+          <w:rFonts w:ascii="Bookman Old Style" w:eastAsia="Bookman Old Style" w:hAnsi="Bookman Old Style" w:cs="Bookman Old Style"/>
+          <w:sz w:val="24"/>
+          <w:szCs w:val="24"/>
+          <w:lang w:val="en"/>
+        </w:rPr>
+        <w:t>dalam</w:t>
+      </w:r>
+      <w:proofErr w:type="spellEnd"/>
+      <w:r>
+        <w:rPr>
+          <w:rFonts w:ascii="Bookman Old Style" w:eastAsia="Bookman Old Style" w:hAnsi="Bookman Old Style" w:cs="Bookman Old Style"/>
+          <w:sz w:val="24"/>
+          <w:szCs w:val="24"/>
+          <w:lang w:val="en"/>
+        </w:rPr>
+        <w:t xml:space="preserve"> </w:t>
+      </w:r>
+      <w:proofErr w:type="spellStart"/>
+      <w:r>
+        <w:rPr>
+          <w:rFonts w:ascii="Bookman Old Style" w:eastAsia="Bookman Old Style" w:hAnsi="Bookman Old Style" w:cs="Bookman Old Style"/>
+          <w:sz w:val="24"/>
+          <w:szCs w:val="24"/>
+          <w:lang w:val="en"/>
+        </w:rPr>
+        <w:t>angka</w:t>
+      </w:r>
+      <w:proofErr w:type="spellEnd"/>
+      <w:r>
+        <w:rPr>
+          <w:rFonts w:ascii="Bookman Old Style" w:eastAsia="Bookman Old Style" w:hAnsi="Bookman Old Style" w:cs="Bookman Old Style"/>
+          <w:sz w:val="24"/>
+          <w:szCs w:val="24"/>
+          <w:lang w:val="en"/>
+        </w:rPr>
+        <w:t xml:space="preserve"> 3, </w:t>
+      </w:r>
+      <w:proofErr w:type="spellStart"/>
+      <w:r>
+        <w:rPr>
+          <w:rFonts w:ascii="Bookman Old Style" w:eastAsia="Bookman Old Style" w:hAnsi="Bookman Old Style" w:cs="Bookman Old Style"/>
+          <w:sz w:val="24"/>
+          <w:szCs w:val="24"/>
+          <w:lang w:val="en"/>
+        </w:rPr>
+        <w:t>berupa</w:t>
+      </w:r>
+      <w:proofErr w:type="spellEnd"/>
+      <w:r>
+        <w:rPr>
+          <w:rFonts w:ascii="Bookman Old Style" w:eastAsia="Bookman Old Style" w:hAnsi="Bookman Old Style" w:cs="Bookman Old Style"/>
+          <w:sz w:val="24"/>
+          <w:szCs w:val="24"/>
+          <w:lang w:val="en"/>
+        </w:rPr>
+        <w:t xml:space="preserve"> </w:t>
+      </w:r>
+      <w:proofErr w:type="spellStart"/>
+      <w:r>
+        <w:rPr>
+          <w:rFonts w:ascii="Bookman Old Style" w:eastAsia="Bookman Old Style" w:hAnsi="Bookman Old Style" w:cs="Bookman Old Style"/>
+          <w:sz w:val="24"/>
+          <w:szCs w:val="24"/>
+          <w:lang w:val="en"/>
+        </w:rPr>
+        <w:t>dokumen</w:t>
+      </w:r>
+      <w:proofErr w:type="spellEnd"/>
+      <w:r>
+        <w:rPr>
+          <w:rFonts w:ascii="Bookman Old Style" w:eastAsia="Bookman Old Style" w:hAnsi="Bookman Old Style" w:cs="Bookman Old Style"/>
+          <w:sz w:val="24"/>
+          <w:szCs w:val="24"/>
+          <w:lang w:val="en"/>
+        </w:rPr>
+        <w:t xml:space="preserve"> </w:t>
+      </w:r>
+      <w:proofErr w:type="spellStart"/>
+      <w:r>
+        <w:rPr>
+          <w:rFonts w:ascii="Bookman Old Style" w:eastAsia="Bookman Old Style" w:hAnsi="Bookman Old Style" w:cs="Bookman Old Style"/>
+          <w:sz w:val="24"/>
+          <w:szCs w:val="24"/>
+          <w:lang w:val="en"/>
+        </w:rPr>
+        <w:t>pemeriksaan</w:t>
+      </w:r>
+      <w:proofErr w:type="spellEnd"/>
+      <w:r>
+        <w:rPr>
+          <w:rFonts w:ascii="Bookman Old Style" w:eastAsia="Bookman Old Style" w:hAnsi="Bookman Old Style" w:cs="Bookman Old Style"/>
+          <w:sz w:val="24"/>
+          <w:szCs w:val="24"/>
+          <w:lang w:val="en"/>
+        </w:rPr>
+        <w:t xml:space="preserve"> </w:t>
+      </w:r>
+      <w:proofErr w:type="spellStart"/>
+      <w:r>
+        <w:rPr>
+          <w:rFonts w:ascii="Bookman Old Style" w:eastAsia="Bookman Old Style" w:hAnsi="Bookman Old Style" w:cs="Bookman Old Style"/>
+          <w:sz w:val="24"/>
+          <w:szCs w:val="24"/>
+          <w:lang w:val="en"/>
+        </w:rPr>
+        <w:t>hasil</w:t>
+      </w:r>
+      <w:proofErr w:type="spellEnd"/>
+      <w:r>
+        <w:rPr>
+          <w:rFonts w:ascii="Bookman Old Style" w:eastAsia="Bookman Old Style" w:hAnsi="Bookman Old Style" w:cs="Bookman Old Style"/>
+          <w:sz w:val="24"/>
+          <w:szCs w:val="24"/>
+          <w:lang w:val="en"/>
+        </w:rPr>
+        <w:t xml:space="preserve"> </w:t>
+      </w:r>
+      <w:proofErr w:type="spellStart"/>
+      <w:r>
+        <w:rPr>
+          <w:rFonts w:ascii="Bookman Old Style" w:eastAsia="Bookman Old Style" w:hAnsi="Bookman Old Style" w:cs="Bookman Old Style"/>
+          <w:sz w:val="24"/>
+          <w:szCs w:val="24"/>
+          <w:lang w:val="en"/>
+        </w:rPr>
+        <w:t>Pendataan</w:t>
+      </w:r>
+      <w:proofErr w:type="spellEnd"/>
+      <w:r>
+        <w:rPr>
+          <w:rFonts w:ascii="Bookman Old Style" w:eastAsia="Bookman Old Style" w:hAnsi="Bookman Old Style" w:cs="Bookman Old Style"/>
+          <w:sz w:val="24"/>
+          <w:szCs w:val="24"/>
+          <w:lang w:val="en"/>
+        </w:rPr>
+        <w:t xml:space="preserve"> Lapangan Sensus Ekonomi 2026, </w:t>
+      </w:r>
+      <w:proofErr w:type="spellStart"/>
+      <w:r>
+        <w:rPr>
+          <w:rFonts w:ascii="Bookman Old Style" w:eastAsia="Bookman Old Style" w:hAnsi="Bookman Old Style" w:cs="Bookman Old Style"/>
+          <w:sz w:val="24"/>
+          <w:szCs w:val="24"/>
+          <w:lang w:val="en"/>
+        </w:rPr>
+        <w:t>sejumlah</w:t>
+      </w:r>
+      <w:proofErr w:type="spellEnd"/>
+      <w:r>
+        <w:rPr>
+          <w:rFonts w:ascii="Bookman Old Style" w:eastAsia="Bookman Old Style" w:hAnsi="Bookman Old Style" w:cs="Bookman Old Style"/>
+          <w:sz w:val="24"/>
+          <w:szCs w:val="24"/>
+          <w:lang w:val="en"/>
+        </w:rPr>
+        <w:t xml:space="preserve"> </w:t>
+      </w:r>
+      <w:r>
+        <w:rPr>
+          <w:rFonts w:ascii="Bookman Old Style" w:eastAsia="Bookman Old Style" w:hAnsi="Bookman Old Style" w:cs="Bookman Old Style"/>
+          <w:sz w:val="24"/>
+          <w:szCs w:val="24"/>
+          <w:lang w:val="en"/>
+        </w:rPr>
+        <w:t>{</w:t>
+      </w:r>
+      <w:proofErr w:type="spellStart"/>
+      <w:r>
+        <w:rPr>
+          <w:rFonts w:ascii="Bookman Old Style" w:eastAsia="Bookman Old Style" w:hAnsi="Bookman Old Style" w:cs="Bookman Old Style"/>
+          <w:sz w:val="24"/>
+          <w:szCs w:val="24"/>
+          <w:lang w:val="en"/>
+        </w:rPr>
+        <w:t>sls_ongoing</w:t>
+      </w:r>
+      <w:proofErr w:type="spellEnd"/>
+      <w:r>
+        <w:rPr>
+          <w:rFonts w:ascii="Bookman Old Style" w:eastAsia="Bookman Old Style" w:hAnsi="Bookman Old Style" w:cs="Bookman Old Style"/>
+          <w:sz w:val="24"/>
+          <w:szCs w:val="24"/>
+          <w:lang w:val="en"/>
+        </w:rPr>
+        <w:t>}</w:t>
       </w:r>
       <w:r>
         <w:rPr>
@@ -7546,7 +11730,73 @@
           <w:szCs w:val="24"/>
           <w:lang w:val="en"/>
         </w:rPr>
-        <w:t xml:space="preserve"> SLS/Sub-SLS dan/atau usaha besar.</w:t>
+        <w:t xml:space="preserve"> SLS/Sub-SLS dan/</w:t>
+      </w:r>
+      <w:proofErr w:type="spellStart"/>
+      <w:r>
+        <w:rPr>
+          <w:rFonts w:ascii="Bookman Old Style" w:eastAsia="Bookman Old Style" w:hAnsi="Bookman Old Style" w:cs="Bookman Old Style"/>
+          <w:color w:val="000000" w:themeColor="text1"/>
+          <w:sz w:val="24"/>
+          <w:szCs w:val="24"/>
+          <w:lang w:val="en"/>
+        </w:rPr>
+        <w:t>atau</w:t>
+      </w:r>
+      <w:proofErr w:type="spellEnd"/>
+      <w:r>
+        <w:rPr>
+          <w:rFonts w:ascii="Bookman Old Style" w:eastAsia="Bookman Old Style" w:hAnsi="Bookman Old Style" w:cs="Bookman Old Style"/>
+          <w:color w:val="000000" w:themeColor="text1"/>
+          <w:sz w:val="24"/>
+          <w:szCs w:val="24"/>
+          <w:lang w:val="en"/>
+        </w:rPr>
+        <w:t xml:space="preserve"> </w:t>
+      </w:r>
+      <w:proofErr w:type="spellStart"/>
+      <w:r>
+        <w:rPr>
+          <w:rFonts w:ascii="Bookman Old Style" w:eastAsia="Bookman Old Style" w:hAnsi="Bookman Old Style" w:cs="Bookman Old Style"/>
+          <w:color w:val="000000" w:themeColor="text1"/>
+          <w:sz w:val="24"/>
+          <w:szCs w:val="24"/>
+          <w:lang w:val="en"/>
+        </w:rPr>
+        <w:t>usaha</w:t>
+      </w:r>
+      <w:proofErr w:type="spellEnd"/>
+      <w:r>
+        <w:rPr>
+          <w:rFonts w:ascii="Bookman Old Style" w:eastAsia="Bookman Old Style" w:hAnsi="Bookman Old Style" w:cs="Bookman Old Style"/>
+          <w:color w:val="000000" w:themeColor="text1"/>
+          <w:sz w:val="24"/>
+          <w:szCs w:val="24"/>
+          <w:lang w:val="en"/>
+        </w:rPr>
+        <w:t xml:space="preserve"> </w:t>
+      </w:r>
+      <w:proofErr w:type="spellStart"/>
+      <w:r>
+        <w:rPr>
+          <w:rFonts w:ascii="Bookman Old Style" w:eastAsia="Bookman Old Style" w:hAnsi="Bookman Old Style" w:cs="Bookman Old Style"/>
+          <w:color w:val="000000" w:themeColor="text1"/>
+          <w:sz w:val="24"/>
+          <w:szCs w:val="24"/>
+          <w:lang w:val="en"/>
+        </w:rPr>
+        <w:t>besar</w:t>
+      </w:r>
+      <w:proofErr w:type="spellEnd"/>
+      <w:r>
+        <w:rPr>
+          <w:rFonts w:ascii="Bookman Old Style" w:eastAsia="Bookman Old Style" w:hAnsi="Bookman Old Style" w:cs="Bookman Old Style"/>
+          <w:color w:val="000000" w:themeColor="text1"/>
+          <w:sz w:val="24"/>
+          <w:szCs w:val="24"/>
+          <w:lang w:val="en"/>
+        </w:rPr>
+        <w:t>.</w:t>
       </w:r>
     </w:p>
     <w:p>
@@ -7573,6 +11823,7 @@
           <w:lang w:val="en"/>
         </w:rPr>
       </w:pPr>
+      <w:proofErr w:type="spellStart"/>
       <w:r>
         <w:rPr>
           <w:rFonts w:ascii="Bookman Old Style" w:eastAsia="Bookman Old Style" w:hAnsi="Bookman Old Style" w:cs="Bookman Old Style"/>
@@ -7581,16 +11832,415 @@
           <w:szCs w:val="24"/>
           <w:lang w:val="en"/>
         </w:rPr>
-        <w:t xml:space="preserve">Pekerjaaan pemeriksaan sebagaimana dimaksud pada angka </w:t>
-      </w:r>
-      <w:r>
-        <w:rPr>
-          <w:rFonts w:ascii="Bookman Old Style" w:eastAsia="Bookman Old Style" w:hAnsi="Bookman Old Style" w:cs="Bookman Old Style"/>
-          <w:sz w:val="24"/>
-          <w:szCs w:val="24"/>
-          <w:lang w:val="en"/>
-        </w:rPr>
-        <w:t xml:space="preserve">4 yang memerlukan pemeriksaan lanjutan, akan dilakukan pengecekan, perubahan, dan/atau kunjungan kembali ke lapangan merujuk pada perjanjian yang ditandatangani oleh </w:t>
+        <w:t>Pekerjaaan</w:t>
+      </w:r>
+      <w:proofErr w:type="spellEnd"/>
+      <w:r>
+        <w:rPr>
+          <w:rFonts w:ascii="Bookman Old Style" w:eastAsia="Bookman Old Style" w:hAnsi="Bookman Old Style" w:cs="Bookman Old Style"/>
+          <w:color w:val="000000" w:themeColor="text1"/>
+          <w:sz w:val="24"/>
+          <w:szCs w:val="24"/>
+          <w:lang w:val="en"/>
+        </w:rPr>
+        <w:t xml:space="preserve"> </w:t>
+      </w:r>
+      <w:proofErr w:type="spellStart"/>
+      <w:r>
+        <w:rPr>
+          <w:rFonts w:ascii="Bookman Old Style" w:eastAsia="Bookman Old Style" w:hAnsi="Bookman Old Style" w:cs="Bookman Old Style"/>
+          <w:color w:val="000000" w:themeColor="text1"/>
+          <w:sz w:val="24"/>
+          <w:szCs w:val="24"/>
+          <w:lang w:val="en"/>
+        </w:rPr>
+        <w:t>pemeriksaan</w:t>
+      </w:r>
+      <w:proofErr w:type="spellEnd"/>
+      <w:r>
+        <w:rPr>
+          <w:rFonts w:ascii="Bookman Old Style" w:eastAsia="Bookman Old Style" w:hAnsi="Bookman Old Style" w:cs="Bookman Old Style"/>
+          <w:color w:val="000000" w:themeColor="text1"/>
+          <w:sz w:val="24"/>
+          <w:szCs w:val="24"/>
+          <w:lang w:val="en"/>
+        </w:rPr>
+        <w:t xml:space="preserve"> </w:t>
+      </w:r>
+      <w:proofErr w:type="spellStart"/>
+      <w:r>
+        <w:rPr>
+          <w:rFonts w:ascii="Bookman Old Style" w:eastAsia="Bookman Old Style" w:hAnsi="Bookman Old Style" w:cs="Bookman Old Style"/>
+          <w:color w:val="000000" w:themeColor="text1"/>
+          <w:sz w:val="24"/>
+          <w:szCs w:val="24"/>
+          <w:lang w:val="en"/>
+        </w:rPr>
+        <w:t>sebagaimana</w:t>
+      </w:r>
+      <w:proofErr w:type="spellEnd"/>
+      <w:r>
+        <w:rPr>
+          <w:rFonts w:ascii="Bookman Old Style" w:eastAsia="Bookman Old Style" w:hAnsi="Bookman Old Style" w:cs="Bookman Old Style"/>
+          <w:color w:val="000000" w:themeColor="text1"/>
+          <w:sz w:val="24"/>
+          <w:szCs w:val="24"/>
+          <w:lang w:val="en"/>
+        </w:rPr>
+        <w:t xml:space="preserve"> </w:t>
+      </w:r>
+      <w:proofErr w:type="spellStart"/>
+      <w:r>
+        <w:rPr>
+          <w:rFonts w:ascii="Bookman Old Style" w:eastAsia="Bookman Old Style" w:hAnsi="Bookman Old Style" w:cs="Bookman Old Style"/>
+          <w:color w:val="000000" w:themeColor="text1"/>
+          <w:sz w:val="24"/>
+          <w:szCs w:val="24"/>
+          <w:lang w:val="en"/>
+        </w:rPr>
+        <w:t>dimaksud</w:t>
+      </w:r>
+      <w:proofErr w:type="spellEnd"/>
+      <w:r>
+        <w:rPr>
+          <w:rFonts w:ascii="Bookman Old Style" w:eastAsia="Bookman Old Style" w:hAnsi="Bookman Old Style" w:cs="Bookman Old Style"/>
+          <w:color w:val="000000" w:themeColor="text1"/>
+          <w:sz w:val="24"/>
+          <w:szCs w:val="24"/>
+          <w:lang w:val="en"/>
+        </w:rPr>
+        <w:t xml:space="preserve"> pada </w:t>
+      </w:r>
+      <w:proofErr w:type="spellStart"/>
+      <w:r>
+        <w:rPr>
+          <w:rFonts w:ascii="Bookman Old Style" w:eastAsia="Bookman Old Style" w:hAnsi="Bookman Old Style" w:cs="Bookman Old Style"/>
+          <w:color w:val="000000" w:themeColor="text1"/>
+          <w:sz w:val="24"/>
+          <w:szCs w:val="24"/>
+          <w:lang w:val="en"/>
+        </w:rPr>
+        <w:t>angka</w:t>
+      </w:r>
+      <w:proofErr w:type="spellEnd"/>
+      <w:r>
+        <w:rPr>
+          <w:rFonts w:ascii="Bookman Old Style" w:eastAsia="Bookman Old Style" w:hAnsi="Bookman Old Style" w:cs="Bookman Old Style"/>
+          <w:color w:val="000000" w:themeColor="text1"/>
+          <w:sz w:val="24"/>
+          <w:szCs w:val="24"/>
+          <w:lang w:val="en"/>
+        </w:rPr>
+        <w:t xml:space="preserve"> </w:t>
+      </w:r>
+      <w:r>
+        <w:rPr>
+          <w:rFonts w:ascii="Bookman Old Style" w:eastAsia="Bookman Old Style" w:hAnsi="Bookman Old Style" w:cs="Bookman Old Style"/>
+          <w:sz w:val="24"/>
+          <w:szCs w:val="24"/>
+          <w:lang w:val="en"/>
+        </w:rPr>
+        <w:t xml:space="preserve">4 yang </w:t>
+      </w:r>
+      <w:proofErr w:type="spellStart"/>
+      <w:r>
+        <w:rPr>
+          <w:rFonts w:ascii="Bookman Old Style" w:eastAsia="Bookman Old Style" w:hAnsi="Bookman Old Style" w:cs="Bookman Old Style"/>
+          <w:sz w:val="24"/>
+          <w:szCs w:val="24"/>
+          <w:lang w:val="en"/>
+        </w:rPr>
+        <w:t>memerlukan</w:t>
+      </w:r>
+      <w:proofErr w:type="spellEnd"/>
+      <w:r>
+        <w:rPr>
+          <w:rFonts w:ascii="Bookman Old Style" w:eastAsia="Bookman Old Style" w:hAnsi="Bookman Old Style" w:cs="Bookman Old Style"/>
+          <w:sz w:val="24"/>
+          <w:szCs w:val="24"/>
+          <w:lang w:val="en"/>
+        </w:rPr>
+        <w:t xml:space="preserve"> </w:t>
+      </w:r>
+      <w:proofErr w:type="spellStart"/>
+      <w:r>
+        <w:rPr>
+          <w:rFonts w:ascii="Bookman Old Style" w:eastAsia="Bookman Old Style" w:hAnsi="Bookman Old Style" w:cs="Bookman Old Style"/>
+          <w:sz w:val="24"/>
+          <w:szCs w:val="24"/>
+          <w:lang w:val="en"/>
+        </w:rPr>
+        <w:t>pemeriksaan</w:t>
+      </w:r>
+      <w:proofErr w:type="spellEnd"/>
+      <w:r>
+        <w:rPr>
+          <w:rFonts w:ascii="Bookman Old Style" w:eastAsia="Bookman Old Style" w:hAnsi="Bookman Old Style" w:cs="Bookman Old Style"/>
+          <w:sz w:val="24"/>
+          <w:szCs w:val="24"/>
+          <w:lang w:val="en"/>
+        </w:rPr>
+        <w:t xml:space="preserve"> </w:t>
+      </w:r>
+      <w:proofErr w:type="spellStart"/>
+      <w:r>
+        <w:rPr>
+          <w:rFonts w:ascii="Bookman Old Style" w:eastAsia="Bookman Old Style" w:hAnsi="Bookman Old Style" w:cs="Bookman Old Style"/>
+          <w:sz w:val="24"/>
+          <w:szCs w:val="24"/>
+          <w:lang w:val="en"/>
+        </w:rPr>
+        <w:t>lanjutan</w:t>
+      </w:r>
+      <w:proofErr w:type="spellEnd"/>
+      <w:r>
+        <w:rPr>
+          <w:rFonts w:ascii="Bookman Old Style" w:eastAsia="Bookman Old Style" w:hAnsi="Bookman Old Style" w:cs="Bookman Old Style"/>
+          <w:sz w:val="24"/>
+          <w:szCs w:val="24"/>
+          <w:lang w:val="en"/>
+        </w:rPr>
+        <w:t xml:space="preserve">, </w:t>
+      </w:r>
+      <w:proofErr w:type="spellStart"/>
+      <w:r>
+        <w:rPr>
+          <w:rFonts w:ascii="Bookman Old Style" w:eastAsia="Bookman Old Style" w:hAnsi="Bookman Old Style" w:cs="Bookman Old Style"/>
+          <w:sz w:val="24"/>
+          <w:szCs w:val="24"/>
+          <w:lang w:val="en"/>
+        </w:rPr>
+        <w:t>akan</w:t>
+      </w:r>
+      <w:proofErr w:type="spellEnd"/>
+      <w:r>
+        <w:rPr>
+          <w:rFonts w:ascii="Bookman Old Style" w:eastAsia="Bookman Old Style" w:hAnsi="Bookman Old Style" w:cs="Bookman Old Style"/>
+          <w:sz w:val="24"/>
+          <w:szCs w:val="24"/>
+          <w:lang w:val="en"/>
+        </w:rPr>
+        <w:t xml:space="preserve"> </w:t>
+      </w:r>
+      <w:proofErr w:type="spellStart"/>
+      <w:r>
+        <w:rPr>
+          <w:rFonts w:ascii="Bookman Old Style" w:eastAsia="Bookman Old Style" w:hAnsi="Bookman Old Style" w:cs="Bookman Old Style"/>
+          <w:sz w:val="24"/>
+          <w:szCs w:val="24"/>
+          <w:lang w:val="en"/>
+        </w:rPr>
+        <w:t>dilakukan</w:t>
+      </w:r>
+      <w:proofErr w:type="spellEnd"/>
+      <w:r>
+        <w:rPr>
+          <w:rFonts w:ascii="Bookman Old Style" w:eastAsia="Bookman Old Style" w:hAnsi="Bookman Old Style" w:cs="Bookman Old Style"/>
+          <w:sz w:val="24"/>
+          <w:szCs w:val="24"/>
+          <w:lang w:val="en"/>
+        </w:rPr>
+        <w:t xml:space="preserve"> </w:t>
+      </w:r>
+      <w:proofErr w:type="spellStart"/>
+      <w:r>
+        <w:rPr>
+          <w:rFonts w:ascii="Bookman Old Style" w:eastAsia="Bookman Old Style" w:hAnsi="Bookman Old Style" w:cs="Bookman Old Style"/>
+          <w:sz w:val="24"/>
+          <w:szCs w:val="24"/>
+          <w:lang w:val="en"/>
+        </w:rPr>
+        <w:t>pengecekan</w:t>
+      </w:r>
+      <w:proofErr w:type="spellEnd"/>
+      <w:r>
+        <w:rPr>
+          <w:rFonts w:ascii="Bookman Old Style" w:eastAsia="Bookman Old Style" w:hAnsi="Bookman Old Style" w:cs="Bookman Old Style"/>
+          <w:sz w:val="24"/>
+          <w:szCs w:val="24"/>
+          <w:lang w:val="en"/>
+        </w:rPr>
+        <w:t xml:space="preserve">, </w:t>
+      </w:r>
+      <w:proofErr w:type="spellStart"/>
+      <w:r>
+        <w:rPr>
+          <w:rFonts w:ascii="Bookman Old Style" w:eastAsia="Bookman Old Style" w:hAnsi="Bookman Old Style" w:cs="Bookman Old Style"/>
+          <w:sz w:val="24"/>
+          <w:szCs w:val="24"/>
+          <w:lang w:val="en"/>
+        </w:rPr>
+        <w:t>perubahan</w:t>
+      </w:r>
+      <w:proofErr w:type="spellEnd"/>
+      <w:r>
+        <w:rPr>
+          <w:rFonts w:ascii="Bookman Old Style" w:eastAsia="Bookman Old Style" w:hAnsi="Bookman Old Style" w:cs="Bookman Old Style"/>
+          <w:sz w:val="24"/>
+          <w:szCs w:val="24"/>
+          <w:lang w:val="en"/>
+        </w:rPr>
+        <w:t>, dan/</w:t>
+      </w:r>
+      <w:proofErr w:type="spellStart"/>
+      <w:r>
+        <w:rPr>
+          <w:rFonts w:ascii="Bookman Old Style" w:eastAsia="Bookman Old Style" w:hAnsi="Bookman Old Style" w:cs="Bookman Old Style"/>
+          <w:sz w:val="24"/>
+          <w:szCs w:val="24"/>
+          <w:lang w:val="en"/>
+        </w:rPr>
+        <w:t>atau</w:t>
+      </w:r>
+      <w:proofErr w:type="spellEnd"/>
+      <w:r>
+        <w:rPr>
+          <w:rFonts w:ascii="Bookman Old Style" w:eastAsia="Bookman Old Style" w:hAnsi="Bookman Old Style" w:cs="Bookman Old Style"/>
+          <w:sz w:val="24"/>
+          <w:szCs w:val="24"/>
+          <w:lang w:val="en"/>
+        </w:rPr>
+        <w:t xml:space="preserve"> </w:t>
+      </w:r>
+      <w:proofErr w:type="spellStart"/>
+      <w:r>
+        <w:rPr>
+          <w:rFonts w:ascii="Bookman Old Style" w:eastAsia="Bookman Old Style" w:hAnsi="Bookman Old Style" w:cs="Bookman Old Style"/>
+          <w:sz w:val="24"/>
+          <w:szCs w:val="24"/>
+          <w:lang w:val="en"/>
+        </w:rPr>
+        <w:t>kunjungan</w:t>
+      </w:r>
+      <w:proofErr w:type="spellEnd"/>
+      <w:r>
+        <w:rPr>
+          <w:rFonts w:ascii="Bookman Old Style" w:eastAsia="Bookman Old Style" w:hAnsi="Bookman Old Style" w:cs="Bookman Old Style"/>
+          <w:sz w:val="24"/>
+          <w:szCs w:val="24"/>
+          <w:lang w:val="en"/>
+        </w:rPr>
+        <w:t xml:space="preserve"> </w:t>
+      </w:r>
+      <w:proofErr w:type="spellStart"/>
+      <w:r>
+        <w:rPr>
+          <w:rFonts w:ascii="Bookman Old Style" w:eastAsia="Bookman Old Style" w:hAnsi="Bookman Old Style" w:cs="Bookman Old Style"/>
+          <w:sz w:val="24"/>
+          <w:szCs w:val="24"/>
+          <w:lang w:val="en"/>
+        </w:rPr>
+        <w:t>kembali</w:t>
+      </w:r>
+      <w:proofErr w:type="spellEnd"/>
+      <w:r>
+        <w:rPr>
+          <w:rFonts w:ascii="Bookman Old Style" w:eastAsia="Bookman Old Style" w:hAnsi="Bookman Old Style" w:cs="Bookman Old Style"/>
+          <w:sz w:val="24"/>
+          <w:szCs w:val="24"/>
+          <w:lang w:val="en"/>
+        </w:rPr>
+        <w:t xml:space="preserve"> </w:t>
+      </w:r>
+      <w:proofErr w:type="spellStart"/>
+      <w:r>
+        <w:rPr>
+          <w:rFonts w:ascii="Bookman Old Style" w:eastAsia="Bookman Old Style" w:hAnsi="Bookman Old Style" w:cs="Bookman Old Style"/>
+          <w:sz w:val="24"/>
+          <w:szCs w:val="24"/>
+          <w:lang w:val="en"/>
+        </w:rPr>
+        <w:t>ke</w:t>
+      </w:r>
+      <w:proofErr w:type="spellEnd"/>
+      <w:r>
+        <w:rPr>
+          <w:rFonts w:ascii="Bookman Old Style" w:eastAsia="Bookman Old Style" w:hAnsi="Bookman Old Style" w:cs="Bookman Old Style"/>
+          <w:sz w:val="24"/>
+          <w:szCs w:val="24"/>
+          <w:lang w:val="en"/>
+        </w:rPr>
+        <w:t xml:space="preserve"> </w:t>
+      </w:r>
+      <w:proofErr w:type="spellStart"/>
+      <w:r>
+        <w:rPr>
+          <w:rFonts w:ascii="Bookman Old Style" w:eastAsia="Bookman Old Style" w:hAnsi="Bookman Old Style" w:cs="Bookman Old Style"/>
+          <w:sz w:val="24"/>
+          <w:szCs w:val="24"/>
+          <w:lang w:val="en"/>
+        </w:rPr>
+        <w:t>lapangan</w:t>
+      </w:r>
+      <w:proofErr w:type="spellEnd"/>
+      <w:r>
+        <w:rPr>
+          <w:rFonts w:ascii="Bookman Old Style" w:eastAsia="Bookman Old Style" w:hAnsi="Bookman Old Style" w:cs="Bookman Old Style"/>
+          <w:sz w:val="24"/>
+          <w:szCs w:val="24"/>
+          <w:lang w:val="en"/>
+        </w:rPr>
+        <w:t xml:space="preserve"> </w:t>
+      </w:r>
+      <w:proofErr w:type="spellStart"/>
+      <w:r>
+        <w:rPr>
+          <w:rFonts w:ascii="Bookman Old Style" w:eastAsia="Bookman Old Style" w:hAnsi="Bookman Old Style" w:cs="Bookman Old Style"/>
+          <w:sz w:val="24"/>
+          <w:szCs w:val="24"/>
+          <w:lang w:val="en"/>
+        </w:rPr>
+        <w:t>merujuk</w:t>
+      </w:r>
+      <w:proofErr w:type="spellEnd"/>
+      <w:r>
+        <w:rPr>
+          <w:rFonts w:ascii="Bookman Old Style" w:eastAsia="Bookman Old Style" w:hAnsi="Bookman Old Style" w:cs="Bookman Old Style"/>
+          <w:sz w:val="24"/>
+          <w:szCs w:val="24"/>
+          <w:lang w:val="en"/>
+        </w:rPr>
+        <w:t xml:space="preserve"> pada </w:t>
+      </w:r>
+      <w:proofErr w:type="spellStart"/>
+      <w:r>
+        <w:rPr>
+          <w:rFonts w:ascii="Bookman Old Style" w:eastAsia="Bookman Old Style" w:hAnsi="Bookman Old Style" w:cs="Bookman Old Style"/>
+          <w:sz w:val="24"/>
+          <w:szCs w:val="24"/>
+          <w:lang w:val="en"/>
+        </w:rPr>
+        <w:t>perjanjian</w:t>
+      </w:r>
+      <w:proofErr w:type="spellEnd"/>
+      <w:r>
+        <w:rPr>
+          <w:rFonts w:ascii="Bookman Old Style" w:eastAsia="Bookman Old Style" w:hAnsi="Bookman Old Style" w:cs="Bookman Old Style"/>
+          <w:sz w:val="24"/>
+          <w:szCs w:val="24"/>
+          <w:lang w:val="en"/>
+        </w:rPr>
+        <w:t xml:space="preserve"> yang </w:t>
+      </w:r>
+      <w:proofErr w:type="spellStart"/>
+      <w:r>
+        <w:rPr>
+          <w:rFonts w:ascii="Bookman Old Style" w:eastAsia="Bookman Old Style" w:hAnsi="Bookman Old Style" w:cs="Bookman Old Style"/>
+          <w:sz w:val="24"/>
+          <w:szCs w:val="24"/>
+          <w:lang w:val="en"/>
+        </w:rPr>
+        <w:t>ditandatangani</w:t>
+      </w:r>
+      <w:proofErr w:type="spellEnd"/>
+      <w:r>
+        <w:rPr>
+          <w:rFonts w:ascii="Bookman Old Style" w:eastAsia="Bookman Old Style" w:hAnsi="Bookman Old Style" w:cs="Bookman Old Style"/>
+          <w:sz w:val="24"/>
+          <w:szCs w:val="24"/>
+          <w:lang w:val="en"/>
+        </w:rPr>
+        <w:t xml:space="preserve"> oleh </w:t>
       </w:r>
       <w:r>
         <w:rPr>
@@ -7648,14 +12298,45 @@
         </w:rPr>
         <w:t xml:space="preserve">PIHAK KEDUA </w:t>
       </w:r>
-      <w:r>
-        <w:rPr>
-          <w:rFonts w:ascii="Bookman Old Style" w:eastAsia="Bookman Old Style" w:hAnsi="Bookman Old Style" w:cs="Bookman Old Style"/>
-          <w:sz w:val="24"/>
-          <w:szCs w:val="24"/>
-          <w:lang w:val="en"/>
-        </w:rPr>
-        <w:t xml:space="preserve">menghapus Aplikasi </w:t>
+      <w:proofErr w:type="spellStart"/>
+      <w:r>
+        <w:rPr>
+          <w:rFonts w:ascii="Bookman Old Style" w:eastAsia="Bookman Old Style" w:hAnsi="Bookman Old Style" w:cs="Bookman Old Style"/>
+          <w:sz w:val="24"/>
+          <w:szCs w:val="24"/>
+          <w:lang w:val="en"/>
+        </w:rPr>
+        <w:t>menghapus</w:t>
+      </w:r>
+      <w:proofErr w:type="spellEnd"/>
+      <w:r>
+        <w:rPr>
+          <w:rFonts w:ascii="Bookman Old Style" w:eastAsia="Bookman Old Style" w:hAnsi="Bookman Old Style" w:cs="Bookman Old Style"/>
+          <w:sz w:val="24"/>
+          <w:szCs w:val="24"/>
+          <w:lang w:val="en"/>
+        </w:rPr>
+        <w:t xml:space="preserve"> </w:t>
+      </w:r>
+      <w:proofErr w:type="spellStart"/>
+      <w:r>
+        <w:rPr>
+          <w:rFonts w:ascii="Bookman Old Style" w:eastAsia="Bookman Old Style" w:hAnsi="Bookman Old Style" w:cs="Bookman Old Style"/>
+          <w:sz w:val="24"/>
+          <w:szCs w:val="24"/>
+          <w:lang w:val="en"/>
+        </w:rPr>
+        <w:t>Aplikasi</w:t>
+      </w:r>
+      <w:proofErr w:type="spellEnd"/>
+      <w:r>
+        <w:rPr>
+          <w:rFonts w:ascii="Bookman Old Style" w:eastAsia="Bookman Old Style" w:hAnsi="Bookman Old Style" w:cs="Bookman Old Style"/>
+          <w:sz w:val="24"/>
+          <w:szCs w:val="24"/>
+          <w:lang w:val="en"/>
+        </w:rPr>
+        <w:t xml:space="preserve"> </w:t>
       </w:r>
       <w:r>
         <w:rPr>
@@ -7675,7 +12356,87 @@
           <w:szCs w:val="24"/>
           <w:lang w:val="en"/>
         </w:rPr>
-        <w:t xml:space="preserve"> dan data hasil Pemeriksaan Pendataan Lapangan Sensus Ekonomi 2026 pada perangkat handphone </w:t>
+        <w:t xml:space="preserve"> dan data </w:t>
+      </w:r>
+      <w:proofErr w:type="spellStart"/>
+      <w:r>
+        <w:rPr>
+          <w:rFonts w:ascii="Bookman Old Style" w:eastAsia="Bookman Old Style" w:hAnsi="Bookman Old Style" w:cs="Bookman Old Style"/>
+          <w:sz w:val="24"/>
+          <w:szCs w:val="24"/>
+          <w:lang w:val="en"/>
+        </w:rPr>
+        <w:t>hasil</w:t>
+      </w:r>
+      <w:proofErr w:type="spellEnd"/>
+      <w:r>
+        <w:rPr>
+          <w:rFonts w:ascii="Bookman Old Style" w:eastAsia="Bookman Old Style" w:hAnsi="Bookman Old Style" w:cs="Bookman Old Style"/>
+          <w:sz w:val="24"/>
+          <w:szCs w:val="24"/>
+          <w:lang w:val="en"/>
+        </w:rPr>
+        <w:t xml:space="preserve"> </w:t>
+      </w:r>
+      <w:proofErr w:type="spellStart"/>
+      <w:r>
+        <w:rPr>
+          <w:rFonts w:ascii="Bookman Old Style" w:eastAsia="Bookman Old Style" w:hAnsi="Bookman Old Style" w:cs="Bookman Old Style"/>
+          <w:sz w:val="24"/>
+          <w:szCs w:val="24"/>
+          <w:lang w:val="en"/>
+        </w:rPr>
+        <w:t>Pemeriksaan</w:t>
+      </w:r>
+      <w:proofErr w:type="spellEnd"/>
+      <w:r>
+        <w:rPr>
+          <w:rFonts w:ascii="Bookman Old Style" w:eastAsia="Bookman Old Style" w:hAnsi="Bookman Old Style" w:cs="Bookman Old Style"/>
+          <w:sz w:val="24"/>
+          <w:szCs w:val="24"/>
+          <w:lang w:val="en"/>
+        </w:rPr>
+        <w:t xml:space="preserve"> </w:t>
+      </w:r>
+      <w:proofErr w:type="spellStart"/>
+      <w:r>
+        <w:rPr>
+          <w:rFonts w:ascii="Bookman Old Style" w:eastAsia="Bookman Old Style" w:hAnsi="Bookman Old Style" w:cs="Bookman Old Style"/>
+          <w:sz w:val="24"/>
+          <w:szCs w:val="24"/>
+          <w:lang w:val="en"/>
+        </w:rPr>
+        <w:t>Pendataan</w:t>
+      </w:r>
+      <w:proofErr w:type="spellEnd"/>
+      <w:r>
+        <w:rPr>
+          <w:rFonts w:ascii="Bookman Old Style" w:eastAsia="Bookman Old Style" w:hAnsi="Bookman Old Style" w:cs="Bookman Old Style"/>
+          <w:sz w:val="24"/>
+          <w:szCs w:val="24"/>
+          <w:lang w:val="en"/>
+        </w:rPr>
+        <w:t xml:space="preserve"> Lapangan Sensus Ekonomi 2026 pada </w:t>
+      </w:r>
+      <w:proofErr w:type="spellStart"/>
+      <w:r>
+        <w:rPr>
+          <w:rFonts w:ascii="Bookman Old Style" w:eastAsia="Bookman Old Style" w:hAnsi="Bookman Old Style" w:cs="Bookman Old Style"/>
+          <w:sz w:val="24"/>
+          <w:szCs w:val="24"/>
+          <w:lang w:val="en"/>
+        </w:rPr>
+        <w:t>perangkat</w:t>
+      </w:r>
+      <w:proofErr w:type="spellEnd"/>
+      <w:r>
+        <w:rPr>
+          <w:rFonts w:ascii="Bookman Old Style" w:eastAsia="Bookman Old Style" w:hAnsi="Bookman Old Style" w:cs="Bookman Old Style"/>
+          <w:sz w:val="24"/>
+          <w:szCs w:val="24"/>
+          <w:lang w:val="en"/>
+        </w:rPr>
+        <w:t xml:space="preserve"> handphone </w:t>
       </w:r>
       <w:r>
         <w:rPr>
@@ -7695,7 +12456,87 @@
           <w:szCs w:val="24"/>
           <w:lang w:val="en"/>
         </w:rPr>
-        <w:t xml:space="preserve"> disaksikan oleh pegawai BPS Kabupaten/Kota yang ditunjuk oleh </w:t>
+        <w:t xml:space="preserve"> </w:t>
+      </w:r>
+      <w:proofErr w:type="spellStart"/>
+      <w:r>
+        <w:rPr>
+          <w:rFonts w:ascii="Bookman Old Style" w:eastAsia="Bookman Old Style" w:hAnsi="Bookman Old Style" w:cs="Bookman Old Style"/>
+          <w:sz w:val="24"/>
+          <w:szCs w:val="24"/>
+          <w:lang w:val="en"/>
+        </w:rPr>
+        <w:t>disaksikan</w:t>
+      </w:r>
+      <w:proofErr w:type="spellEnd"/>
+      <w:r>
+        <w:rPr>
+          <w:rFonts w:ascii="Bookman Old Style" w:eastAsia="Bookman Old Style" w:hAnsi="Bookman Old Style" w:cs="Bookman Old Style"/>
+          <w:sz w:val="24"/>
+          <w:szCs w:val="24"/>
+          <w:lang w:val="en"/>
+        </w:rPr>
+        <w:t xml:space="preserve"> oleh </w:t>
+      </w:r>
+      <w:proofErr w:type="spellStart"/>
+      <w:r>
+        <w:rPr>
+          <w:rFonts w:ascii="Bookman Old Style" w:eastAsia="Bookman Old Style" w:hAnsi="Bookman Old Style" w:cs="Bookman Old Style"/>
+          <w:sz w:val="24"/>
+          <w:szCs w:val="24"/>
+          <w:lang w:val="en"/>
+        </w:rPr>
+        <w:t>pegawai</w:t>
+      </w:r>
+      <w:proofErr w:type="spellEnd"/>
+      <w:r>
+        <w:rPr>
+          <w:rFonts w:ascii="Bookman Old Style" w:eastAsia="Bookman Old Style" w:hAnsi="Bookman Old Style" w:cs="Bookman Old Style"/>
+          <w:sz w:val="24"/>
+          <w:szCs w:val="24"/>
+          <w:lang w:val="en"/>
+        </w:rPr>
+        <w:t xml:space="preserve"> BPS </w:t>
+      </w:r>
+      <w:proofErr w:type="spellStart"/>
+      <w:r>
+        <w:rPr>
+          <w:rFonts w:ascii="Bookman Old Style" w:eastAsia="Bookman Old Style" w:hAnsi="Bookman Old Style" w:cs="Bookman Old Style"/>
+          <w:sz w:val="24"/>
+          <w:szCs w:val="24"/>
+          <w:lang w:val="en"/>
+        </w:rPr>
+        <w:t>Kabupaten</w:t>
+      </w:r>
+      <w:proofErr w:type="spellEnd"/>
+      <w:r>
+        <w:rPr>
+          <w:rFonts w:ascii="Bookman Old Style" w:eastAsia="Bookman Old Style" w:hAnsi="Bookman Old Style" w:cs="Bookman Old Style"/>
+          <w:sz w:val="24"/>
+          <w:szCs w:val="24"/>
+          <w:lang w:val="en"/>
+        </w:rPr>
+        <w:t xml:space="preserve">/Kota yang </w:t>
+      </w:r>
+      <w:proofErr w:type="spellStart"/>
+      <w:r>
+        <w:rPr>
+          <w:rFonts w:ascii="Bookman Old Style" w:eastAsia="Bookman Old Style" w:hAnsi="Bookman Old Style" w:cs="Bookman Old Style"/>
+          <w:sz w:val="24"/>
+          <w:szCs w:val="24"/>
+          <w:lang w:val="en"/>
+        </w:rPr>
+        <w:t>ditunjuk</w:t>
+      </w:r>
+      <w:proofErr w:type="spellEnd"/>
+      <w:r>
+        <w:rPr>
+          <w:rFonts w:ascii="Bookman Old Style" w:eastAsia="Bookman Old Style" w:hAnsi="Bookman Old Style" w:cs="Bookman Old Style"/>
+          <w:sz w:val="24"/>
+          <w:szCs w:val="24"/>
+          <w:lang w:val="en"/>
+        </w:rPr>
+        <w:t xml:space="preserve"> oleh </w:t>
       </w:r>
       <w:r>
         <w:rPr>
@@ -8275,6 +13116,7 @@
                 <w:lang w:val="en"/>
               </w:rPr>
             </w:pPr>
+            <w:proofErr w:type="spellStart"/>
             <w:r>
               <w:rPr>
                 <w:rFonts w:ascii="Bookman Old Style" w:eastAsia="Bookman Old Style" w:hAnsi="Bookman Old Style" w:cs="Bookman Old Style"/>
@@ -8282,8 +13124,29 @@
                 <w:szCs w:val="24"/>
                 <w:lang w:val="en"/>
               </w:rPr>
-              <w:t>Uraian Pekerjaan</w:t>
-            </w:r>
+              <w:t>Uraian</w:t>
+            </w:r>
+            <w:proofErr w:type="spellEnd"/>
+            <w:r>
+              <w:rPr>
+                <w:rFonts w:ascii="Bookman Old Style" w:eastAsia="Bookman Old Style" w:hAnsi="Bookman Old Style" w:cs="Bookman Old Style"/>
+                <w:sz w:val="24"/>
+                <w:szCs w:val="24"/>
+                <w:lang w:val="en"/>
+              </w:rPr>
+              <w:t xml:space="preserve"> </w:t>
+            </w:r>
+            <w:proofErr w:type="spellStart"/>
+            <w:r>
+              <w:rPr>
+                <w:rFonts w:ascii="Bookman Old Style" w:eastAsia="Bookman Old Style" w:hAnsi="Bookman Old Style" w:cs="Bookman Old Style"/>
+                <w:sz w:val="24"/>
+                <w:szCs w:val="24"/>
+                <w:lang w:val="en"/>
+              </w:rPr>
+              <w:t>Pekerjaan</w:t>
+            </w:r>
+            <w:proofErr w:type="spellEnd"/>
           </w:p>
         </w:tc>
         <w:tc>
@@ -8310,8 +13173,19 @@
                 <w:szCs w:val="24"/>
                 <w:lang w:val="en"/>
               </w:rPr>
-              <w:t>Waktu Penyelesaian</w:t>
-            </w:r>
+              <w:t xml:space="preserve">Waktu </w:t>
+            </w:r>
+            <w:proofErr w:type="spellStart"/>
+            <w:r>
+              <w:rPr>
+                <w:rFonts w:ascii="Bookman Old Style" w:eastAsia="Bookman Old Style" w:hAnsi="Bookman Old Style" w:cs="Bookman Old Style"/>
+                <w:sz w:val="24"/>
+                <w:szCs w:val="24"/>
+                <w:lang w:val="en"/>
+              </w:rPr>
+              <w:t>Penyelesaian</w:t>
+            </w:r>
+            <w:proofErr w:type="spellEnd"/>
           </w:p>
         </w:tc>
         <w:tc>
@@ -8338,8 +13212,19 @@
                 <w:szCs w:val="24"/>
                 <w:lang w:val="en"/>
               </w:rPr>
-              <w:t>Target Pekerjaan</w:t>
-            </w:r>
+              <w:t xml:space="preserve">Target </w:t>
+            </w:r>
+            <w:proofErr w:type="spellStart"/>
+            <w:r>
+              <w:rPr>
+                <w:rFonts w:ascii="Bookman Old Style" w:eastAsia="Bookman Old Style" w:hAnsi="Bookman Old Style" w:cs="Bookman Old Style"/>
+                <w:sz w:val="24"/>
+                <w:szCs w:val="24"/>
+                <w:lang w:val="en"/>
+              </w:rPr>
+              <w:t>Pekerjaan</w:t>
+            </w:r>
+            <w:proofErr w:type="spellEnd"/>
           </w:p>
         </w:tc>
         <w:tc>
@@ -8359,6 +13244,7 @@
                 <w:lang w:val="en"/>
               </w:rPr>
             </w:pPr>
+            <w:proofErr w:type="spellStart"/>
             <w:r>
               <w:rPr>
                 <w:rFonts w:ascii="Bookman Old Style" w:eastAsia="Bookman Old Style" w:hAnsi="Bookman Old Style" w:cs="Bookman Old Style"/>
@@ -8366,8 +13252,29 @@
                 <w:szCs w:val="24"/>
                 <w:lang w:val="en"/>
               </w:rPr>
-              <w:t>Realisasi Pekerjaan</w:t>
-            </w:r>
+              <w:t>Realisasi</w:t>
+            </w:r>
+            <w:proofErr w:type="spellEnd"/>
+            <w:r>
+              <w:rPr>
+                <w:rFonts w:ascii="Bookman Old Style" w:eastAsia="Bookman Old Style" w:hAnsi="Bookman Old Style" w:cs="Bookman Old Style"/>
+                <w:sz w:val="24"/>
+                <w:szCs w:val="24"/>
+                <w:lang w:val="en"/>
+              </w:rPr>
+              <w:t xml:space="preserve"> </w:t>
+            </w:r>
+            <w:proofErr w:type="spellStart"/>
+            <w:r>
+              <w:rPr>
+                <w:rFonts w:ascii="Bookman Old Style" w:eastAsia="Bookman Old Style" w:hAnsi="Bookman Old Style" w:cs="Bookman Old Style"/>
+                <w:sz w:val="24"/>
+                <w:szCs w:val="24"/>
+                <w:lang w:val="en"/>
+              </w:rPr>
+              <w:t>Pekerjaan</w:t>
+            </w:r>
+            <w:proofErr w:type="spellEnd"/>
           </w:p>
         </w:tc>
         <w:tc>
@@ -8394,8 +13301,19 @@
                 <w:szCs w:val="24"/>
                 <w:lang w:val="en"/>
               </w:rPr>
-              <w:t>Nilai Perjanjian</w:t>
-            </w:r>
+              <w:t xml:space="preserve">Nilai </w:t>
+            </w:r>
+            <w:proofErr w:type="spellStart"/>
+            <w:r>
+              <w:rPr>
+                <w:rFonts w:ascii="Bookman Old Style" w:eastAsia="Bookman Old Style" w:hAnsi="Bookman Old Style" w:cs="Bookman Old Style"/>
+                <w:sz w:val="24"/>
+                <w:szCs w:val="24"/>
+                <w:lang w:val="en"/>
+              </w:rPr>
+              <w:t>Perjanjian</w:t>
+            </w:r>
+            <w:proofErr w:type="spellEnd"/>
           </w:p>
         </w:tc>
       </w:tr>
@@ -8472,6 +13390,7 @@
                 <w:lang w:val="en"/>
               </w:rPr>
             </w:pPr>
+            <w:proofErr w:type="spellStart"/>
             <w:r>
               <w:rPr>
                 <w:rFonts w:ascii="Bookman Old Style" w:eastAsia="Bookman Old Style" w:hAnsi="Bookman Old Style" w:cs="Bookman Old Style"/>
@@ -8481,6 +13400,7 @@
               </w:rPr>
               <w:t>Presentase</w:t>
             </w:r>
+            <w:proofErr w:type="spellEnd"/>
           </w:p>
         </w:tc>
         <w:tc>
@@ -8879,6 +13799,7 @@
               </w:rPr>
               <w:t>{</w:t>
             </w:r>
+            <w:proofErr w:type="spellStart"/>
             <w:r>
               <w:rPr>
                 <w:rFonts w:ascii="Bookman Old Style" w:eastAsia="Bookman Old Style" w:hAnsi="Bookman Old Style" w:cs="Bookman Old Style"/>
@@ -8903,6 +13824,7 @@
               </w:rPr>
               <w:t>total</w:t>
             </w:r>
+            <w:proofErr w:type="spellEnd"/>
             <w:r>
               <w:rPr>
                 <w:rFonts w:ascii="Bookman Old Style" w:eastAsia="Bookman Old Style" w:hAnsi="Bookman Old Style" w:cs="Bookman Old Style"/>
@@ -8964,16 +13886,102 @@
                 <w:szCs w:val="24"/>
                 <w:lang w:val="en"/>
               </w:rPr>
-              <w:t xml:space="preserve">Telah mencapai target pekerjaan sebesar </w:t>
-            </w:r>
-            <w:r>
-              <w:rPr>
-                <w:rFonts w:ascii="Bookman Old Style" w:eastAsia="Bookman Old Style" w:hAnsi="Bookman Old Style" w:cs="Bookman Old Style"/>
+              <w:t xml:space="preserve">Telah </w:t>
+            </w:r>
+            <w:proofErr w:type="spellStart"/>
+            <w:r>
+              <w:rPr>
+                <w:rFonts w:ascii="Bookman Old Style" w:eastAsia="Bookman Old Style" w:hAnsi="Bookman Old Style" w:cs="Bookman Old Style"/>
+                <w:color w:val="000000" w:themeColor="text1"/>
                 <w:sz w:val="24"/>
                 <w:szCs w:val="24"/>
                 <w:lang w:val="en"/>
               </w:rPr>
-              <w:t>{sls_ongoing}</w:t>
+              <w:t>mencapai</w:t>
+            </w:r>
+            <w:proofErr w:type="spellEnd"/>
+            <w:r>
+              <w:rPr>
+                <w:rFonts w:ascii="Bookman Old Style" w:eastAsia="Bookman Old Style" w:hAnsi="Bookman Old Style" w:cs="Bookman Old Style"/>
+                <w:color w:val="000000" w:themeColor="text1"/>
+                <w:sz w:val="24"/>
+                <w:szCs w:val="24"/>
+                <w:lang w:val="en"/>
+              </w:rPr>
+              <w:t xml:space="preserve"> target </w:t>
+            </w:r>
+            <w:proofErr w:type="spellStart"/>
+            <w:r>
+              <w:rPr>
+                <w:rFonts w:ascii="Bookman Old Style" w:eastAsia="Bookman Old Style" w:hAnsi="Bookman Old Style" w:cs="Bookman Old Style"/>
+                <w:color w:val="000000" w:themeColor="text1"/>
+                <w:sz w:val="24"/>
+                <w:szCs w:val="24"/>
+                <w:lang w:val="en"/>
+              </w:rPr>
+              <w:t>pekerjaan</w:t>
+            </w:r>
+            <w:proofErr w:type="spellEnd"/>
+            <w:r>
+              <w:rPr>
+                <w:rFonts w:ascii="Bookman Old Style" w:eastAsia="Bookman Old Style" w:hAnsi="Bookman Old Style" w:cs="Bookman Old Style"/>
+                <w:color w:val="000000" w:themeColor="text1"/>
+                <w:sz w:val="24"/>
+                <w:szCs w:val="24"/>
+                <w:lang w:val="en"/>
+              </w:rPr>
+              <w:t xml:space="preserve"> </w:t>
+            </w:r>
+            <w:proofErr w:type="spellStart"/>
+            <w:r>
+              <w:rPr>
+                <w:rFonts w:ascii="Bookman Old Style" w:eastAsia="Bookman Old Style" w:hAnsi="Bookman Old Style" w:cs="Bookman Old Style"/>
+                <w:color w:val="000000" w:themeColor="text1"/>
+                <w:sz w:val="24"/>
+                <w:szCs w:val="24"/>
+                <w:lang w:val="en"/>
+              </w:rPr>
+              <w:t>sebesar</w:t>
+            </w:r>
+            <w:proofErr w:type="spellEnd"/>
+            <w:r>
+              <w:rPr>
+                <w:rFonts w:ascii="Bookman Old Style" w:eastAsia="Bookman Old Style" w:hAnsi="Bookman Old Style" w:cs="Bookman Old Style"/>
+                <w:color w:val="000000" w:themeColor="text1"/>
+                <w:sz w:val="24"/>
+                <w:szCs w:val="24"/>
+                <w:lang w:val="en"/>
+              </w:rPr>
+              <w:t xml:space="preserve"> </w:t>
+            </w:r>
+            <w:r>
+              <w:rPr>
+                <w:rFonts w:ascii="Bookman Old Style" w:eastAsia="Bookman Old Style" w:hAnsi="Bookman Old Style" w:cs="Bookman Old Style"/>
+                <w:sz w:val="24"/>
+                <w:szCs w:val="24"/>
+                <w:lang w:val="en"/>
+              </w:rPr>
+              <w:t>{</w:t>
+            </w:r>
+            <w:proofErr w:type="spellStart"/>
+            <w:r>
+              <w:rPr>
+                <w:rFonts w:ascii="Bookman Old Style" w:eastAsia="Bookman Old Style" w:hAnsi="Bookman Old Style" w:cs="Bookman Old Style"/>
+                <w:sz w:val="24"/>
+                <w:szCs w:val="24"/>
+                <w:lang w:val="en"/>
+              </w:rPr>
+              <w:t>sls_ongoing</w:t>
+            </w:r>
+            <w:proofErr w:type="spellEnd"/>
+            <w:r>
+              <w:rPr>
+                <w:rFonts w:ascii="Bookman Old Style" w:eastAsia="Bookman Old Style" w:hAnsi="Bookman Old Style" w:cs="Bookman Old Style"/>
+                <w:sz w:val="24"/>
+                <w:szCs w:val="24"/>
+                <w:lang w:val="en"/>
+              </w:rPr>
+              <w:t>}</w:t>
             </w:r>
           </w:p>
           <w:p>
@@ -9367,6 +14375,7 @@
           <w:szCs w:val="24"/>
           <w:lang w:val="en"/>
         </w:rPr>
+        <w:lastRenderedPageBreak/>
         <w:t>BUKTI PENYELESAIAN PEKERJAAN</w:t>
       </w:r>
     </w:p>
@@ -9483,7 +14492,27 @@
                 <w:szCs w:val="24"/>
                 <w:lang w:val="en"/>
               </w:rPr>
-              <w:t>Nama Petugas Lapangan Sensus</w:t>
+              <w:t xml:space="preserve">Nama </w:t>
+            </w:r>
+            <w:proofErr w:type="spellStart"/>
+            <w:r>
+              <w:rPr>
+                <w:rFonts w:ascii="Bookman Old Style" w:eastAsia="Bookman Old Style" w:hAnsi="Bookman Old Style" w:cs="Bookman Old Style"/>
+                <w:sz w:val="24"/>
+                <w:szCs w:val="24"/>
+                <w:lang w:val="en"/>
+              </w:rPr>
+              <w:t>Petugas</w:t>
+            </w:r>
+            <w:proofErr w:type="spellEnd"/>
+            <w:r>
+              <w:rPr>
+                <w:rFonts w:ascii="Bookman Old Style" w:eastAsia="Bookman Old Style" w:hAnsi="Bookman Old Style" w:cs="Bookman Old Style"/>
+                <w:sz w:val="24"/>
+                <w:szCs w:val="24"/>
+                <w:lang w:val="en"/>
+              </w:rPr>
+              <w:t xml:space="preserve"> Lapangan Sensus</w:t>
             </w:r>
           </w:p>
         </w:tc>
@@ -9557,6 +14586,7 @@
                 <w:lang w:val="en"/>
               </w:rPr>
             </w:pPr>
+            <w:proofErr w:type="spellStart"/>
             <w:r>
               <w:rPr>
                 <w:rFonts w:ascii="Bookman Old Style" w:eastAsia="Bookman Old Style" w:hAnsi="Bookman Old Style" w:cs="Bookman Old Style"/>
@@ -9564,7 +14594,17 @@
                 <w:szCs w:val="24"/>
                 <w:lang w:val="en"/>
               </w:rPr>
-              <w:t>Jumlah SLS/Sub-SLS</w:t>
+              <w:t>Jumlah</w:t>
+            </w:r>
+            <w:proofErr w:type="spellEnd"/>
+            <w:r>
+              <w:rPr>
+                <w:rFonts w:ascii="Bookman Old Style" w:eastAsia="Bookman Old Style" w:hAnsi="Bookman Old Style" w:cs="Bookman Old Style"/>
+                <w:sz w:val="24"/>
+                <w:szCs w:val="24"/>
+                <w:lang w:val="en"/>
+              </w:rPr>
+              <w:t xml:space="preserve"> SLS/Sub-SLS</w:t>
             </w:r>
           </w:p>
         </w:tc>
@@ -9739,7 +14779,27 @@
                 <w:szCs w:val="24"/>
                 <w:lang w:val="en"/>
               </w:rPr>
-              <w:t>{#peserta}{no}</w:t>
+              <w:t>{#</w:t>
+            </w:r>
+            <w:proofErr w:type="gramStart"/>
+            <w:r>
+              <w:rPr>
+                <w:rFonts w:ascii="Bookman Old Style" w:eastAsia="Bookman Old Style" w:hAnsi="Bookman Old Style" w:cs="Bookman Old Style"/>
+                <w:sz w:val="24"/>
+                <w:szCs w:val="24"/>
+                <w:lang w:val="en"/>
+              </w:rPr>
+              <w:t>peserta}{</w:t>
+            </w:r>
+            <w:proofErr w:type="gramEnd"/>
+            <w:r>
+              <w:rPr>
+                <w:rFonts w:ascii="Bookman Old Style" w:eastAsia="Bookman Old Style" w:hAnsi="Bookman Old Style" w:cs="Bookman Old Style"/>
+                <w:sz w:val="24"/>
+                <w:szCs w:val="24"/>
+                <w:lang w:val="en"/>
+              </w:rPr>
+              <w:t>no}</w:t>
             </w:r>
           </w:p>
         </w:tc>
@@ -9912,14 +14972,45 @@
           <w:lang w:val="en"/>
         </w:rPr>
       </w:pPr>
-      <w:r>
-        <w:rPr>
-          <w:rFonts w:ascii="Bookman Old Style" w:eastAsia="Bookman Old Style" w:hAnsi="Bookman Old Style" w:cs="Bookman Old Style"/>
-          <w:sz w:val="24"/>
-          <w:szCs w:val="24"/>
-          <w:lang w:val="en"/>
-        </w:rPr>
-        <w:t>Screenshoot Aplikasi Fasih</w:t>
+      <w:proofErr w:type="spellStart"/>
+      <w:r>
+        <w:rPr>
+          <w:rFonts w:ascii="Bookman Old Style" w:eastAsia="Bookman Old Style" w:hAnsi="Bookman Old Style" w:cs="Bookman Old Style"/>
+          <w:sz w:val="24"/>
+          <w:szCs w:val="24"/>
+          <w:lang w:val="en"/>
+        </w:rPr>
+        <w:t>Screenshoot</w:t>
+      </w:r>
+      <w:proofErr w:type="spellEnd"/>
+      <w:r>
+        <w:rPr>
+          <w:rFonts w:ascii="Bookman Old Style" w:eastAsia="Bookman Old Style" w:hAnsi="Bookman Old Style" w:cs="Bookman Old Style"/>
+          <w:sz w:val="24"/>
+          <w:szCs w:val="24"/>
+          <w:lang w:val="en"/>
+        </w:rPr>
+        <w:t xml:space="preserve"> </w:t>
+      </w:r>
+      <w:proofErr w:type="spellStart"/>
+      <w:r>
+        <w:rPr>
+          <w:rFonts w:ascii="Bookman Old Style" w:eastAsia="Bookman Old Style" w:hAnsi="Bookman Old Style" w:cs="Bookman Old Style"/>
+          <w:sz w:val="24"/>
+          <w:szCs w:val="24"/>
+          <w:lang w:val="en"/>
+        </w:rPr>
+        <w:t>Aplikasi</w:t>
+      </w:r>
+      <w:proofErr w:type="spellEnd"/>
+      <w:r>
+        <w:rPr>
+          <w:rFonts w:ascii="Bookman Old Style" w:eastAsia="Bookman Old Style" w:hAnsi="Bookman Old Style" w:cs="Bookman Old Style"/>
+          <w:sz w:val="24"/>
+          <w:szCs w:val="24"/>
+          <w:lang w:val="en"/>
+        </w:rPr>
+        <w:t xml:space="preserve"> Fasih</w:t>
       </w:r>
     </w:p>
     <w:p>
@@ -9951,14 +15042,25 @@
         </w:rPr>
         <w:t>%</w:t>
       </w:r>
-      <w:r>
-        <w:rPr>
-          <w:rFonts w:ascii="Bookman Old Style" w:eastAsia="Bookman Old Style" w:hAnsi="Bookman Old Style" w:cs="Bookman Old Style"/>
-          <w:sz w:val="24"/>
-          <w:szCs w:val="24"/>
-          <w:lang w:val="en"/>
-        </w:rPr>
-        <w:t>halaman_depan}</w:t>
+      <w:proofErr w:type="spellStart"/>
+      <w:r>
+        <w:rPr>
+          <w:rFonts w:ascii="Bookman Old Style" w:eastAsia="Bookman Old Style" w:hAnsi="Bookman Old Style" w:cs="Bookman Old Style"/>
+          <w:sz w:val="24"/>
+          <w:szCs w:val="24"/>
+          <w:lang w:val="en"/>
+        </w:rPr>
+        <w:t>halaman_depan</w:t>
+      </w:r>
+      <w:proofErr w:type="spellEnd"/>
+      <w:r>
+        <w:rPr>
+          <w:rFonts w:ascii="Bookman Old Style" w:eastAsia="Bookman Old Style" w:hAnsi="Bookman Old Style" w:cs="Bookman Old Style"/>
+          <w:sz w:val="24"/>
+          <w:szCs w:val="24"/>
+          <w:lang w:val="en"/>
+        </w:rPr>
+        <w:t>}</w:t>
       </w:r>
     </w:p>
     <w:tbl>
@@ -10013,7 +15115,27 @@
                 <w:szCs w:val="24"/>
                 <w:lang w:val="en"/>
               </w:rPr>
-              <w:t>{#foto_rows}{%foto1}</w:t>
+              <w:t>{#foto_</w:t>
+            </w:r>
+            <w:proofErr w:type="gramStart"/>
+            <w:r>
+              <w:rPr>
+                <w:rFonts w:ascii="Bookman Old Style" w:eastAsia="Bookman Old Style" w:hAnsi="Bookman Old Style" w:cs="Bookman Old Style"/>
+                <w:sz w:val="24"/>
+                <w:szCs w:val="24"/>
+                <w:lang w:val="en"/>
+              </w:rPr>
+              <w:t>rows}{</w:t>
+            </w:r>
+            <w:proofErr w:type="gramEnd"/>
+            <w:r>
+              <w:rPr>
+                <w:rFonts w:ascii="Bookman Old Style" w:eastAsia="Bookman Old Style" w:hAnsi="Bookman Old Style" w:cs="Bookman Old Style"/>
+                <w:sz w:val="24"/>
+                <w:szCs w:val="24"/>
+                <w:lang w:val="en"/>
+              </w:rPr>
+              <w:t>%foto1}</w:t>
             </w:r>
           </w:p>
         </w:tc>
@@ -10079,7 +15201,47 @@
                 <w:szCs w:val="24"/>
                 <w:lang w:val="en"/>
               </w:rPr>
-              <w:t>{%foto3}{/foto_rows}</w:t>
+              <w:t>{%foto</w:t>
+            </w:r>
+            <w:proofErr w:type="gramStart"/>
+            <w:r>
+              <w:rPr>
+                <w:rFonts w:ascii="Bookman Old Style" w:eastAsia="Bookman Old Style" w:hAnsi="Bookman Old Style" w:cs="Bookman Old Style"/>
+                <w:sz w:val="24"/>
+                <w:szCs w:val="24"/>
+                <w:lang w:val="en"/>
+              </w:rPr>
+              <w:t>3}{</w:t>
+            </w:r>
+            <w:proofErr w:type="gramEnd"/>
+            <w:r>
+              <w:rPr>
+                <w:rFonts w:ascii="Bookman Old Style" w:eastAsia="Bookman Old Style" w:hAnsi="Bookman Old Style" w:cs="Bookman Old Style"/>
+                <w:sz w:val="24"/>
+                <w:szCs w:val="24"/>
+                <w:lang w:val="en"/>
+              </w:rPr>
+              <w:t>/</w:t>
+            </w:r>
+            <w:proofErr w:type="spellStart"/>
+            <w:r>
+              <w:rPr>
+                <w:rFonts w:ascii="Bookman Old Style" w:eastAsia="Bookman Old Style" w:hAnsi="Bookman Old Style" w:cs="Bookman Old Style"/>
+                <w:sz w:val="24"/>
+                <w:szCs w:val="24"/>
+                <w:lang w:val="en"/>
+              </w:rPr>
+              <w:t>foto_rows</w:t>
+            </w:r>
+            <w:proofErr w:type="spellEnd"/>
+            <w:r>
+              <w:rPr>
+                <w:rFonts w:ascii="Bookman Old Style" w:eastAsia="Bookman Old Style" w:hAnsi="Bookman Old Style" w:cs="Bookman Old Style"/>
+                <w:sz w:val="24"/>
+                <w:szCs w:val="24"/>
+                <w:lang w:val="en"/>
+              </w:rPr>
+              <w:t>}</w:t>
             </w:r>
           </w:p>
         </w:tc>
@@ -10110,6 +15272,7 @@
                 <w:lang w:val="en"/>
               </w:rPr>
             </w:pPr>
+            <w:proofErr w:type="spellStart"/>
             <w:r>
               <w:rPr>
                 <w:rFonts w:ascii="Bookman Old Style" w:eastAsia="Bookman Old Style" w:hAnsi="Bookman Old Style" w:cs="Bookman Old Style"/>
@@ -10117,7 +15280,17 @@
                 <w:szCs w:val="24"/>
                 <w:lang w:val="en"/>
               </w:rPr>
-              <w:t>Mengetahui,</w:t>
+              <w:t>Mengetahui</w:t>
+            </w:r>
+            <w:proofErr w:type="spellEnd"/>
+            <w:r>
+              <w:rPr>
+                <w:rFonts w:ascii="Bookman Old Style" w:eastAsia="Bookman Old Style" w:hAnsi="Bookman Old Style" w:cs="Bookman Old Style"/>
+                <w:sz w:val="24"/>
+                <w:szCs w:val="24"/>
+                <w:lang w:val="en"/>
+              </w:rPr>
+              <w:t>,</w:t>
             </w:r>
           </w:p>
           <w:p>
@@ -10199,7 +15372,27 @@
                 <w:szCs w:val="24"/>
                 <w:lang w:val="en"/>
               </w:rPr>
-              <w:t>(Nuraliyah)</w:t>
+              <w:t>(</w:t>
+            </w:r>
+            <w:proofErr w:type="spellStart"/>
+            <w:r>
+              <w:rPr>
+                <w:rFonts w:ascii="Bookman Old Style" w:eastAsia="Bookman Old Style" w:hAnsi="Bookman Old Style" w:cs="Bookman Old Style"/>
+                <w:sz w:val="24"/>
+                <w:szCs w:val="24"/>
+                <w:lang w:val="en"/>
+              </w:rPr>
+              <w:t>Nuraliyah</w:t>
+            </w:r>
+            <w:proofErr w:type="spellEnd"/>
+            <w:r>
+              <w:rPr>
+                <w:rFonts w:ascii="Bookman Old Style" w:eastAsia="Bookman Old Style" w:hAnsi="Bookman Old Style" w:cs="Bookman Old Style"/>
+                <w:sz w:val="24"/>
+                <w:szCs w:val="24"/>
+                <w:lang w:val="en"/>
+              </w:rPr>
+              <w:t>)</w:t>
             </w:r>
           </w:p>
         </w:tc>
@@ -10326,7 +15519,27 @@
                 <w:szCs w:val="24"/>
                 <w:lang w:val="en"/>
               </w:rPr>
-              <w:t>{nama_petugas}</w:t>
+              <w:t>{</w:t>
+            </w:r>
+            <w:proofErr w:type="spellStart"/>
+            <w:r>
+              <w:rPr>
+                <w:rFonts w:ascii="Bookman Old Style" w:eastAsia="Bookman Old Style" w:hAnsi="Bookman Old Style" w:cs="Bookman Old Style"/>
+                <w:sz w:val="24"/>
+                <w:szCs w:val="24"/>
+                <w:lang w:val="en"/>
+              </w:rPr>
+              <w:t>nama_petugas</w:t>
+            </w:r>
+            <w:proofErr w:type="spellEnd"/>
+            <w:r>
+              <w:rPr>
+                <w:rFonts w:ascii="Bookman Old Style" w:eastAsia="Bookman Old Style" w:hAnsi="Bookman Old Style" w:cs="Bookman Old Style"/>
+                <w:sz w:val="24"/>
+                <w:szCs w:val="24"/>
+                <w:lang w:val="en"/>
+              </w:rPr>
+              <w:t>}</w:t>
             </w:r>
             <w:r>
               <w:rPr>
@@ -10481,2656 +15694,6 @@
           <w:sz w:val="24"/>
           <w:szCs w:val="24"/>
           <w:lang w:val="en"/>
-        </w:rPr>
-      </w:pPr>
-    </w:p>
-    <w:p>
-      <w:pPr>
-        <w:widowControl w:val="0"/>
-        <w:spacing w:after="0" w:line="240" w:lineRule="auto"/>
-        <w:rPr>
-          <w:rFonts w:ascii="Bookman Old Style" w:eastAsia="Bookman Old Style" w:hAnsi="Bookman Old Style" w:cs="Bookman Old Style"/>
-          <w:sz w:val="24"/>
-          <w:szCs w:val="24"/>
-          <w:lang w:val="en"/>
-        </w:rPr>
-      </w:pPr>
-    </w:p>
-    <w:p>
-      <w:pPr>
-        <w:widowControl w:val="0"/>
-        <w:spacing w:after="0" w:line="240" w:lineRule="auto"/>
-        <w:rPr>
-          <w:rFonts w:ascii="Bookman Old Style" w:eastAsia="Bookman Old Style" w:hAnsi="Bookman Old Style" w:cs="Bookman Old Style"/>
-          <w:sz w:val="24"/>
-          <w:szCs w:val="24"/>
-        </w:rPr>
-        <w:sectPr>
-          <w:pgSz w:w="16834" w:h="11909" w:orient="landscape"/>
-          <w:pgMar w:top="1440" w:right="1440" w:bottom="1440" w:left="1440" w:header="720" w:footer="720" w:gutter="0"/>
-          <w:pgNumType w:start="3"/>
-          <w:cols w:space="720"/>
-        </w:sectPr>
-      </w:pPr>
-    </w:p>
-    <w:tbl>
-      <w:tblPr>
-        <w:tblW w:w="5000" w:type="pct"/>
-        <w:tblLook w:val="04A0" w:firstRow="1" w:lastRow="0" w:firstColumn="1" w:lastColumn="0" w:noHBand="0" w:noVBand="1"/>
-      </w:tblPr>
-      <w:tblGrid>
-        <w:gridCol w:w="13958"/>
-      </w:tblGrid>
-      <w:tr>
-        <w:trPr>
-          <w:trHeight w:val="480"/>
-        </w:trPr>
-        <w:tc>
-          <w:tcPr>
-            <w:tcW w:w="5000" w:type="pct"/>
-            <w:tcBorders>
-              <w:top w:val="nil"/>
-              <w:left w:val="nil"/>
-              <w:bottom w:val="nil"/>
-              <w:right w:val="nil"/>
-            </w:tcBorders>
-            <w:noWrap/>
-            <w:vAlign w:val="center"/>
-            <w:hideMark/>
-          </w:tcPr>
-          <w:p>
-            <w:pPr>
-              <w:spacing w:after="0" w:line="240" w:lineRule="auto"/>
-              <w:jc w:val="center"/>
-              <w:rPr>
-                <w:rFonts w:ascii="Arial" w:eastAsia="Times New Roman" w:hAnsi="Arial" w:cs="Arial"/>
-                <w:b/>
-                <w:bCs/>
-                <w:color w:val="000000"/>
-                <w:sz w:val="24"/>
-                <w:szCs w:val="24"/>
-                <w:lang w:val="sv-SE"/>
-              </w:rPr>
-            </w:pPr>
-            <w:r>
-              <w:rPr>
-                <w:rFonts w:ascii="Arial" w:eastAsia="Times New Roman" w:hAnsi="Arial" w:cs="Arial"/>
-                <w:b/>
-                <w:bCs/>
-                <w:color w:val="000000"/>
-                <w:sz w:val="24"/>
-                <w:szCs w:val="24"/>
-                <w:lang w:val="sv-SE"/>
-              </w:rPr>
-              <w:lastRenderedPageBreak/>
-              <w:t>Beban Kerja Petugas Pemeriksa Lapangan SE2026</w:t>
-            </w:r>
-          </w:p>
-        </w:tc>
-      </w:tr>
-      <w:tr>
-        <w:trPr>
-          <w:trHeight w:val="480"/>
-        </w:trPr>
-        <w:tc>
-          <w:tcPr>
-            <w:tcW w:w="5000" w:type="pct"/>
-            <w:tcBorders>
-              <w:top w:val="nil"/>
-              <w:left w:val="nil"/>
-              <w:bottom w:val="nil"/>
-              <w:right w:val="nil"/>
-            </w:tcBorders>
-            <w:noWrap/>
-            <w:vAlign w:val="center"/>
-            <w:hideMark/>
-          </w:tcPr>
-          <w:p>
-            <w:pPr>
-              <w:spacing w:after="0" w:line="240" w:lineRule="auto"/>
-              <w:jc w:val="center"/>
-              <w:rPr>
-                <w:rFonts w:ascii="Arial" w:eastAsia="Times New Roman" w:hAnsi="Arial" w:cs="Arial"/>
-                <w:b/>
-                <w:bCs/>
-                <w:color w:val="000000"/>
-                <w:sz w:val="24"/>
-                <w:szCs w:val="24"/>
-                <w:lang w:val="sv-SE"/>
-              </w:rPr>
-            </w:pPr>
-            <w:r>
-              <w:rPr>
-                <w:rFonts w:ascii="Arial" w:eastAsia="Times New Roman" w:hAnsi="Arial" w:cs="Arial"/>
-                <w:b/>
-                <w:bCs/>
-                <w:color w:val="000000"/>
-                <w:sz w:val="24"/>
-                <w:szCs w:val="24"/>
-                <w:lang w:val="sv-SE"/>
-              </w:rPr>
-              <w:t>Kota Jakarta Timur Provinsi DKI Jakarta</w:t>
-            </w:r>
-          </w:p>
-        </w:tc>
-      </w:tr>
-    </w:tbl>
-    <w:p>
-      <w:pPr>
-        <w:spacing w:line="278" w:lineRule="auto"/>
-        <w:rPr>
-          <w:rFonts w:ascii="Aptos" w:eastAsia="Aptos" w:hAnsi="Aptos" w:cs="Times New Roman"/>
-          <w:kern w:val="2"/>
-          <w:sz w:val="24"/>
-          <w:szCs w:val="24"/>
-          <w:lang w:val="sv-SE" w:eastAsia="en-US"/>
-          <w14:ligatures w14:val="standardContextual"/>
-        </w:rPr>
-      </w:pPr>
-    </w:p>
-    <w:tbl>
-      <w:tblPr>
-        <w:tblW w:w="5000" w:type="pct"/>
-        <w:tblLook w:val="04A0" w:firstRow="1" w:lastRow="0" w:firstColumn="1" w:lastColumn="0" w:noHBand="0" w:noVBand="1"/>
-      </w:tblPr>
-      <w:tblGrid>
-        <w:gridCol w:w="845"/>
-        <w:gridCol w:w="909"/>
-        <w:gridCol w:w="899"/>
-        <w:gridCol w:w="698"/>
-        <w:gridCol w:w="687"/>
-        <w:gridCol w:w="1005"/>
-        <w:gridCol w:w="957"/>
-        <w:gridCol w:w="656"/>
-        <w:gridCol w:w="835"/>
-        <w:gridCol w:w="730"/>
-        <w:gridCol w:w="751"/>
-        <w:gridCol w:w="1073"/>
-        <w:gridCol w:w="968"/>
-        <w:gridCol w:w="989"/>
-        <w:gridCol w:w="1206"/>
-        <w:gridCol w:w="740"/>
-      </w:tblGrid>
-      <w:tr>
-        <w:trPr>
-          <w:trHeight w:val="618"/>
-        </w:trPr>
-        <w:tc>
-          <w:tcPr>
-            <w:tcW w:w="303" w:type="pct"/>
-            <w:vMerge w:val="restart"/>
-            <w:tcBorders>
-              <w:top w:val="single" w:sz="4" w:space="0" w:color="auto"/>
-              <w:left w:val="single" w:sz="4" w:space="0" w:color="auto"/>
-              <w:bottom w:val="single" w:sz="4" w:space="0" w:color="000000"/>
-              <w:right w:val="single" w:sz="4" w:space="0" w:color="auto"/>
-            </w:tcBorders>
-            <w:vAlign w:val="center"/>
-            <w:hideMark/>
-          </w:tcPr>
-          <w:p>
-            <w:pPr>
-              <w:spacing w:after="0" w:line="240" w:lineRule="auto"/>
-              <w:jc w:val="center"/>
-              <w:rPr>
-                <w:rFonts w:ascii="Arial" w:eastAsia="Times New Roman" w:hAnsi="Arial" w:cs="Arial"/>
-                <w:b/>
-                <w:bCs/>
-                <w:color w:val="000000"/>
-                <w:sz w:val="16"/>
-                <w:szCs w:val="16"/>
-              </w:rPr>
-            </w:pPr>
-            <w:r>
-              <w:rPr>
-                <w:rFonts w:ascii="Arial" w:eastAsia="Times New Roman" w:hAnsi="Arial" w:cs="Arial"/>
-                <w:b/>
-                <w:bCs/>
-                <w:color w:val="000000"/>
-                <w:sz w:val="16"/>
-                <w:szCs w:val="16"/>
-              </w:rPr>
-              <w:t>No</w:t>
-            </w:r>
-          </w:p>
-        </w:tc>
-        <w:tc>
-          <w:tcPr>
-            <w:tcW w:w="648" w:type="pct"/>
-            <w:gridSpan w:val="2"/>
-            <w:tcBorders>
-              <w:top w:val="single" w:sz="4" w:space="0" w:color="auto"/>
-              <w:left w:val="nil"/>
-              <w:bottom w:val="single" w:sz="4" w:space="0" w:color="auto"/>
-              <w:right w:val="single" w:sz="4" w:space="0" w:color="auto"/>
-            </w:tcBorders>
-            <w:vAlign w:val="center"/>
-            <w:hideMark/>
-          </w:tcPr>
-          <w:p>
-            <w:pPr>
-              <w:spacing w:after="0" w:line="240" w:lineRule="auto"/>
-              <w:jc w:val="center"/>
-              <w:rPr>
-                <w:rFonts w:ascii="Arial" w:eastAsia="Times New Roman" w:hAnsi="Arial" w:cs="Arial"/>
-                <w:b/>
-                <w:bCs/>
-                <w:color w:val="000000"/>
-                <w:sz w:val="16"/>
-                <w:szCs w:val="16"/>
-              </w:rPr>
-            </w:pPr>
-            <w:r>
-              <w:rPr>
-                <w:rFonts w:ascii="Arial" w:eastAsia="Times New Roman" w:hAnsi="Arial" w:cs="Arial"/>
-                <w:b/>
-                <w:bCs/>
-                <w:color w:val="000000"/>
-                <w:sz w:val="16"/>
-                <w:szCs w:val="16"/>
-              </w:rPr>
-              <w:t>PML</w:t>
-            </w:r>
-          </w:p>
-        </w:tc>
-        <w:tc>
-          <w:tcPr>
-            <w:tcW w:w="496" w:type="pct"/>
-            <w:gridSpan w:val="2"/>
-            <w:tcBorders>
-              <w:top w:val="single" w:sz="4" w:space="0" w:color="auto"/>
-              <w:left w:val="nil"/>
-              <w:bottom w:val="single" w:sz="4" w:space="0" w:color="auto"/>
-              <w:right w:val="single" w:sz="4" w:space="0" w:color="auto"/>
-            </w:tcBorders>
-            <w:vAlign w:val="center"/>
-            <w:hideMark/>
-          </w:tcPr>
-          <w:p>
-            <w:pPr>
-              <w:spacing w:after="0" w:line="240" w:lineRule="auto"/>
-              <w:jc w:val="center"/>
-              <w:rPr>
-                <w:rFonts w:ascii="Arial" w:eastAsia="Times New Roman" w:hAnsi="Arial" w:cs="Arial"/>
-                <w:b/>
-                <w:bCs/>
-                <w:color w:val="000000"/>
-                <w:sz w:val="16"/>
-                <w:szCs w:val="16"/>
-              </w:rPr>
-            </w:pPr>
-            <w:r>
-              <w:rPr>
-                <w:rFonts w:ascii="Arial" w:eastAsia="Times New Roman" w:hAnsi="Arial" w:cs="Arial"/>
-                <w:b/>
-                <w:bCs/>
-                <w:color w:val="000000"/>
-                <w:sz w:val="16"/>
-                <w:szCs w:val="16"/>
-              </w:rPr>
-              <w:t>PPL</w:t>
-            </w:r>
-          </w:p>
-        </w:tc>
-        <w:tc>
-          <w:tcPr>
-            <w:tcW w:w="360" w:type="pct"/>
-            <w:vMerge w:val="restart"/>
-            <w:tcBorders>
-              <w:top w:val="single" w:sz="4" w:space="0" w:color="auto"/>
-              <w:left w:val="single" w:sz="4" w:space="0" w:color="auto"/>
-              <w:bottom w:val="single" w:sz="4" w:space="0" w:color="000000"/>
-              <w:right w:val="single" w:sz="4" w:space="0" w:color="auto"/>
-            </w:tcBorders>
-            <w:vAlign w:val="center"/>
-            <w:hideMark/>
-          </w:tcPr>
-          <w:p>
-            <w:pPr>
-              <w:spacing w:after="0" w:line="240" w:lineRule="auto"/>
-              <w:jc w:val="center"/>
-              <w:rPr>
-                <w:rFonts w:ascii="Arial" w:eastAsia="Times New Roman" w:hAnsi="Arial" w:cs="Arial"/>
-                <w:b/>
-                <w:bCs/>
-                <w:color w:val="000000"/>
-                <w:sz w:val="16"/>
-                <w:szCs w:val="16"/>
-              </w:rPr>
-            </w:pPr>
-            <w:r>
-              <w:rPr>
-                <w:rFonts w:ascii="Arial" w:eastAsia="Times New Roman" w:hAnsi="Arial" w:cs="Arial"/>
-                <w:b/>
-                <w:bCs/>
-                <w:color w:val="000000"/>
-                <w:sz w:val="16"/>
-                <w:szCs w:val="16"/>
-              </w:rPr>
-              <w:t xml:space="preserve">[Kode] </w:t>
-            </w:r>
-            <w:r>
-              <w:rPr>
-                <w:rFonts w:ascii="Arial" w:eastAsia="Times New Roman" w:hAnsi="Arial" w:cs="Arial"/>
-                <w:b/>
-                <w:bCs/>
-                <w:color w:val="000000"/>
-                <w:sz w:val="16"/>
-                <w:szCs w:val="16"/>
-              </w:rPr>
-              <w:br/>
-              <w:t>KEC</w:t>
-            </w:r>
-          </w:p>
-        </w:tc>
-        <w:tc>
-          <w:tcPr>
-            <w:tcW w:w="343" w:type="pct"/>
-            <w:vMerge w:val="restart"/>
-            <w:tcBorders>
-              <w:top w:val="single" w:sz="4" w:space="0" w:color="auto"/>
-              <w:left w:val="single" w:sz="4" w:space="0" w:color="auto"/>
-              <w:bottom w:val="single" w:sz="4" w:space="0" w:color="000000"/>
-              <w:right w:val="single" w:sz="4" w:space="0" w:color="auto"/>
-            </w:tcBorders>
-            <w:vAlign w:val="center"/>
-            <w:hideMark/>
-          </w:tcPr>
-          <w:p>
-            <w:pPr>
-              <w:spacing w:after="0" w:line="240" w:lineRule="auto"/>
-              <w:jc w:val="center"/>
-              <w:rPr>
-                <w:rFonts w:ascii="Arial" w:eastAsia="Times New Roman" w:hAnsi="Arial" w:cs="Arial"/>
-                <w:b/>
-                <w:bCs/>
-                <w:color w:val="000000"/>
-                <w:sz w:val="16"/>
-                <w:szCs w:val="16"/>
-              </w:rPr>
-            </w:pPr>
-            <w:r>
-              <w:rPr>
-                <w:rFonts w:ascii="Arial" w:eastAsia="Times New Roman" w:hAnsi="Arial" w:cs="Arial"/>
-                <w:b/>
-                <w:bCs/>
-                <w:color w:val="000000"/>
-                <w:sz w:val="16"/>
-                <w:szCs w:val="16"/>
-              </w:rPr>
-              <w:t xml:space="preserve">[Kode] </w:t>
-            </w:r>
-            <w:r>
-              <w:rPr>
-                <w:rFonts w:ascii="Arial" w:eastAsia="Times New Roman" w:hAnsi="Arial" w:cs="Arial"/>
-                <w:b/>
-                <w:bCs/>
-                <w:color w:val="000000"/>
-                <w:sz w:val="16"/>
-                <w:szCs w:val="16"/>
-              </w:rPr>
-              <w:br/>
-              <w:t>DESA/LURAH</w:t>
-            </w:r>
-          </w:p>
-        </w:tc>
-        <w:tc>
-          <w:tcPr>
-            <w:tcW w:w="235" w:type="pct"/>
-            <w:vMerge w:val="restart"/>
-            <w:tcBorders>
-              <w:top w:val="single" w:sz="4" w:space="0" w:color="auto"/>
-              <w:left w:val="single" w:sz="4" w:space="0" w:color="auto"/>
-              <w:bottom w:val="single" w:sz="4" w:space="0" w:color="000000"/>
-              <w:right w:val="single" w:sz="4" w:space="0" w:color="auto"/>
-            </w:tcBorders>
-            <w:vAlign w:val="center"/>
-            <w:hideMark/>
-          </w:tcPr>
-          <w:p>
-            <w:pPr>
-              <w:spacing w:after="0" w:line="240" w:lineRule="auto"/>
-              <w:jc w:val="center"/>
-              <w:rPr>
-                <w:rFonts w:ascii="Arial" w:eastAsia="Times New Roman" w:hAnsi="Arial" w:cs="Arial"/>
-                <w:b/>
-                <w:bCs/>
-                <w:color w:val="000000"/>
-                <w:sz w:val="16"/>
-                <w:szCs w:val="16"/>
-              </w:rPr>
-            </w:pPr>
-            <w:r>
-              <w:rPr>
-                <w:rFonts w:ascii="Arial" w:eastAsia="Times New Roman" w:hAnsi="Arial" w:cs="Arial"/>
-                <w:b/>
-                <w:bCs/>
-                <w:color w:val="000000"/>
-                <w:sz w:val="16"/>
-                <w:szCs w:val="16"/>
-              </w:rPr>
-              <w:t>[Kode]</w:t>
-            </w:r>
-            <w:r>
-              <w:rPr>
-                <w:rFonts w:ascii="Arial" w:eastAsia="Times New Roman" w:hAnsi="Arial" w:cs="Arial"/>
-                <w:b/>
-                <w:bCs/>
-                <w:color w:val="000000"/>
-                <w:sz w:val="16"/>
-                <w:szCs w:val="16"/>
-              </w:rPr>
-              <w:br/>
-              <w:t>SLS/Sub-SLS</w:t>
-            </w:r>
-          </w:p>
-        </w:tc>
-        <w:tc>
-          <w:tcPr>
-            <w:tcW w:w="830" w:type="pct"/>
-            <w:gridSpan w:val="3"/>
-            <w:tcBorders>
-              <w:top w:val="single" w:sz="4" w:space="0" w:color="auto"/>
-              <w:left w:val="nil"/>
-              <w:bottom w:val="single" w:sz="4" w:space="0" w:color="auto"/>
-              <w:right w:val="single" w:sz="4" w:space="0" w:color="auto"/>
-            </w:tcBorders>
-            <w:vAlign w:val="center"/>
-            <w:hideMark/>
-          </w:tcPr>
-          <w:p>
-            <w:pPr>
-              <w:spacing w:after="0" w:line="240" w:lineRule="auto"/>
-              <w:jc w:val="center"/>
-              <w:rPr>
-                <w:rFonts w:ascii="Arial" w:eastAsia="Times New Roman" w:hAnsi="Arial" w:cs="Arial"/>
-                <w:b/>
-                <w:bCs/>
-                <w:color w:val="000000"/>
-                <w:sz w:val="16"/>
-                <w:szCs w:val="16"/>
-              </w:rPr>
-            </w:pPr>
-            <w:r>
-              <w:rPr>
-                <w:rFonts w:ascii="Arial" w:eastAsia="Times New Roman" w:hAnsi="Arial" w:cs="Arial"/>
-                <w:b/>
-                <w:bCs/>
-                <w:color w:val="000000"/>
-                <w:sz w:val="16"/>
-                <w:szCs w:val="16"/>
-              </w:rPr>
-              <w:t>Target Prelist Awal *)</w:t>
-            </w:r>
-          </w:p>
-        </w:tc>
-        <w:tc>
-          <w:tcPr>
-            <w:tcW w:w="1086" w:type="pct"/>
-            <w:gridSpan w:val="3"/>
-            <w:tcBorders>
-              <w:top w:val="single" w:sz="4" w:space="0" w:color="auto"/>
-              <w:left w:val="nil"/>
-              <w:bottom w:val="single" w:sz="4" w:space="0" w:color="auto"/>
-              <w:right w:val="single" w:sz="4" w:space="0" w:color="auto"/>
-            </w:tcBorders>
-            <w:vAlign w:val="center"/>
-            <w:hideMark/>
-          </w:tcPr>
-          <w:p>
-            <w:pPr>
-              <w:spacing w:after="0" w:line="240" w:lineRule="auto"/>
-              <w:jc w:val="center"/>
-              <w:rPr>
-                <w:rFonts w:ascii="Arial" w:eastAsia="Times New Roman" w:hAnsi="Arial" w:cs="Arial"/>
-                <w:b/>
-                <w:bCs/>
-                <w:color w:val="000000"/>
-                <w:sz w:val="16"/>
-                <w:szCs w:val="16"/>
-              </w:rPr>
-            </w:pPr>
-            <w:r>
-              <w:rPr>
-                <w:rFonts w:ascii="Arial" w:eastAsia="Times New Roman" w:hAnsi="Arial" w:cs="Arial"/>
-                <w:b/>
-                <w:bCs/>
-                <w:color w:val="000000"/>
-                <w:sz w:val="16"/>
-                <w:szCs w:val="16"/>
-              </w:rPr>
-              <w:t>Realisasi</w:t>
-            </w:r>
-          </w:p>
-        </w:tc>
-        <w:tc>
-          <w:tcPr>
-            <w:tcW w:w="432" w:type="pct"/>
-            <w:vMerge w:val="restart"/>
-            <w:tcBorders>
-              <w:top w:val="single" w:sz="4" w:space="0" w:color="auto"/>
-              <w:left w:val="single" w:sz="4" w:space="0" w:color="auto"/>
-              <w:bottom w:val="single" w:sz="4" w:space="0" w:color="000000"/>
-              <w:right w:val="nil"/>
-            </w:tcBorders>
-            <w:vAlign w:val="center"/>
-            <w:hideMark/>
-          </w:tcPr>
-          <w:p>
-            <w:pPr>
-              <w:spacing w:after="0" w:line="240" w:lineRule="auto"/>
-              <w:jc w:val="center"/>
-              <w:rPr>
-                <w:rFonts w:ascii="Arial" w:eastAsia="Times New Roman" w:hAnsi="Arial" w:cs="Arial"/>
-                <w:b/>
-                <w:bCs/>
-                <w:color w:val="000000"/>
-                <w:sz w:val="16"/>
-                <w:szCs w:val="16"/>
-              </w:rPr>
-            </w:pPr>
-            <w:r>
-              <w:rPr>
-                <w:rFonts w:ascii="Arial" w:eastAsia="Times New Roman" w:hAnsi="Arial" w:cs="Arial"/>
-                <w:b/>
-                <w:bCs/>
-                <w:color w:val="000000"/>
-                <w:sz w:val="16"/>
-                <w:szCs w:val="16"/>
-              </w:rPr>
-              <w:t>Persentase (%)</w:t>
-            </w:r>
-          </w:p>
-        </w:tc>
-        <w:tc>
-          <w:tcPr>
-            <w:tcW w:w="265" w:type="pct"/>
-            <w:vMerge w:val="restart"/>
-            <w:tcBorders>
-              <w:top w:val="single" w:sz="4" w:space="0" w:color="auto"/>
-              <w:left w:val="single" w:sz="4" w:space="0" w:color="auto"/>
-              <w:bottom w:val="single" w:sz="4" w:space="0" w:color="000000"/>
-              <w:right w:val="single" w:sz="4" w:space="0" w:color="auto"/>
-            </w:tcBorders>
-            <w:noWrap/>
-            <w:vAlign w:val="center"/>
-            <w:hideMark/>
-          </w:tcPr>
-          <w:p>
-            <w:pPr>
-              <w:spacing w:after="0" w:line="240" w:lineRule="auto"/>
-              <w:jc w:val="center"/>
-              <w:rPr>
-                <w:rFonts w:ascii="Arial" w:eastAsia="Times New Roman" w:hAnsi="Arial" w:cs="Arial"/>
-                <w:b/>
-                <w:bCs/>
-                <w:color w:val="000000"/>
-                <w:sz w:val="16"/>
-                <w:szCs w:val="16"/>
-              </w:rPr>
-            </w:pPr>
-            <w:r>
-              <w:rPr>
-                <w:rFonts w:ascii="Arial" w:eastAsia="Times New Roman" w:hAnsi="Arial" w:cs="Arial"/>
-                <w:b/>
-                <w:bCs/>
-                <w:color w:val="000000"/>
-                <w:sz w:val="16"/>
-                <w:szCs w:val="16"/>
-              </w:rPr>
-              <w:t>Keterangan</w:t>
-            </w:r>
-          </w:p>
-        </w:tc>
-      </w:tr>
-      <w:tr>
-        <w:trPr>
-          <w:trHeight w:val="408"/>
-        </w:trPr>
-        <w:tc>
-          <w:tcPr>
-            <w:tcW w:w="303" w:type="pct"/>
-            <w:vMerge/>
-            <w:tcBorders>
-              <w:top w:val="single" w:sz="4" w:space="0" w:color="auto"/>
-              <w:left w:val="single" w:sz="4" w:space="0" w:color="auto"/>
-              <w:bottom w:val="single" w:sz="4" w:space="0" w:color="000000"/>
-              <w:right w:val="single" w:sz="4" w:space="0" w:color="auto"/>
-            </w:tcBorders>
-            <w:vAlign w:val="center"/>
-            <w:hideMark/>
-          </w:tcPr>
-          <w:p>
-            <w:pPr>
-              <w:spacing w:after="0" w:line="240" w:lineRule="auto"/>
-              <w:rPr>
-                <w:rFonts w:ascii="Arial" w:eastAsia="Times New Roman" w:hAnsi="Arial" w:cs="Arial"/>
-                <w:b/>
-                <w:bCs/>
-                <w:color w:val="000000"/>
-                <w:sz w:val="16"/>
-                <w:szCs w:val="16"/>
-              </w:rPr>
-            </w:pPr>
-          </w:p>
-        </w:tc>
-        <w:tc>
-          <w:tcPr>
-            <w:tcW w:w="326" w:type="pct"/>
-            <w:tcBorders>
-              <w:top w:val="nil"/>
-              <w:left w:val="nil"/>
-              <w:bottom w:val="single" w:sz="4" w:space="0" w:color="auto"/>
-              <w:right w:val="single" w:sz="4" w:space="0" w:color="auto"/>
-            </w:tcBorders>
-            <w:vAlign w:val="center"/>
-            <w:hideMark/>
-          </w:tcPr>
-          <w:p>
-            <w:pPr>
-              <w:spacing w:after="0" w:line="240" w:lineRule="auto"/>
-              <w:jc w:val="center"/>
-              <w:rPr>
-                <w:rFonts w:ascii="Arial" w:eastAsia="Times New Roman" w:hAnsi="Arial" w:cs="Arial"/>
-                <w:b/>
-                <w:bCs/>
-                <w:color w:val="000000"/>
-                <w:sz w:val="16"/>
-                <w:szCs w:val="16"/>
-              </w:rPr>
-            </w:pPr>
-            <w:r>
-              <w:rPr>
-                <w:rFonts w:ascii="Arial" w:eastAsia="Times New Roman" w:hAnsi="Arial" w:cs="Arial"/>
-                <w:b/>
-                <w:bCs/>
-                <w:color w:val="000000"/>
-                <w:sz w:val="16"/>
-                <w:szCs w:val="16"/>
-              </w:rPr>
-              <w:t>Nama</w:t>
-            </w:r>
-          </w:p>
-        </w:tc>
-        <w:tc>
-          <w:tcPr>
-            <w:tcW w:w="322" w:type="pct"/>
-            <w:tcBorders>
-              <w:top w:val="nil"/>
-              <w:left w:val="nil"/>
-              <w:bottom w:val="single" w:sz="4" w:space="0" w:color="auto"/>
-              <w:right w:val="single" w:sz="4" w:space="0" w:color="auto"/>
-            </w:tcBorders>
-            <w:vAlign w:val="center"/>
-            <w:hideMark/>
-          </w:tcPr>
-          <w:p>
-            <w:pPr>
-              <w:spacing w:after="0" w:line="240" w:lineRule="auto"/>
-              <w:jc w:val="center"/>
-              <w:rPr>
-                <w:rFonts w:ascii="Arial" w:eastAsia="Times New Roman" w:hAnsi="Arial" w:cs="Arial"/>
-                <w:b/>
-                <w:bCs/>
-                <w:color w:val="000000"/>
-                <w:sz w:val="16"/>
-                <w:szCs w:val="16"/>
-              </w:rPr>
-            </w:pPr>
-            <w:r>
-              <w:rPr>
-                <w:rFonts w:ascii="Arial" w:eastAsia="Times New Roman" w:hAnsi="Arial" w:cs="Arial"/>
-                <w:b/>
-                <w:bCs/>
-                <w:color w:val="000000"/>
-                <w:sz w:val="16"/>
-                <w:szCs w:val="16"/>
-              </w:rPr>
-              <w:t>Username Sobat</w:t>
-            </w:r>
-          </w:p>
-        </w:tc>
-        <w:tc>
-          <w:tcPr>
-            <w:tcW w:w="250" w:type="pct"/>
-            <w:tcBorders>
-              <w:top w:val="nil"/>
-              <w:left w:val="nil"/>
-              <w:bottom w:val="single" w:sz="4" w:space="0" w:color="auto"/>
-              <w:right w:val="single" w:sz="4" w:space="0" w:color="auto"/>
-            </w:tcBorders>
-            <w:vAlign w:val="center"/>
-            <w:hideMark/>
-          </w:tcPr>
-          <w:p>
-            <w:pPr>
-              <w:spacing w:after="0" w:line="240" w:lineRule="auto"/>
-              <w:jc w:val="center"/>
-              <w:rPr>
-                <w:rFonts w:ascii="Arial" w:eastAsia="Times New Roman" w:hAnsi="Arial" w:cs="Arial"/>
-                <w:b/>
-                <w:bCs/>
-                <w:color w:val="000000"/>
-                <w:sz w:val="16"/>
-                <w:szCs w:val="16"/>
-              </w:rPr>
-            </w:pPr>
-            <w:r>
-              <w:rPr>
-                <w:rFonts w:ascii="Arial" w:eastAsia="Times New Roman" w:hAnsi="Arial" w:cs="Arial"/>
-                <w:b/>
-                <w:bCs/>
-                <w:color w:val="000000"/>
-                <w:sz w:val="16"/>
-                <w:szCs w:val="16"/>
-              </w:rPr>
-              <w:t>Nama</w:t>
-            </w:r>
-          </w:p>
-        </w:tc>
-        <w:tc>
-          <w:tcPr>
-            <w:tcW w:w="246" w:type="pct"/>
-            <w:tcBorders>
-              <w:top w:val="nil"/>
-              <w:left w:val="nil"/>
-              <w:bottom w:val="single" w:sz="4" w:space="0" w:color="auto"/>
-              <w:right w:val="single" w:sz="4" w:space="0" w:color="auto"/>
-            </w:tcBorders>
-            <w:vAlign w:val="center"/>
-            <w:hideMark/>
-          </w:tcPr>
-          <w:p>
-            <w:pPr>
-              <w:spacing w:after="0" w:line="240" w:lineRule="auto"/>
-              <w:jc w:val="center"/>
-              <w:rPr>
-                <w:rFonts w:ascii="Arial" w:eastAsia="Times New Roman" w:hAnsi="Arial" w:cs="Arial"/>
-                <w:b/>
-                <w:bCs/>
-                <w:color w:val="000000"/>
-                <w:sz w:val="16"/>
-                <w:szCs w:val="16"/>
-              </w:rPr>
-            </w:pPr>
-            <w:r>
-              <w:rPr>
-                <w:rFonts w:ascii="Arial" w:eastAsia="Times New Roman" w:hAnsi="Arial" w:cs="Arial"/>
-                <w:b/>
-                <w:bCs/>
-                <w:color w:val="000000"/>
-                <w:sz w:val="16"/>
-                <w:szCs w:val="16"/>
-              </w:rPr>
-              <w:t>Username Sobat</w:t>
-            </w:r>
-          </w:p>
-        </w:tc>
-        <w:tc>
-          <w:tcPr>
-            <w:tcW w:w="360" w:type="pct"/>
-            <w:vMerge/>
-            <w:tcBorders>
-              <w:top w:val="single" w:sz="4" w:space="0" w:color="auto"/>
-              <w:left w:val="single" w:sz="4" w:space="0" w:color="auto"/>
-              <w:bottom w:val="single" w:sz="4" w:space="0" w:color="000000"/>
-              <w:right w:val="single" w:sz="4" w:space="0" w:color="auto"/>
-            </w:tcBorders>
-            <w:vAlign w:val="center"/>
-            <w:hideMark/>
-          </w:tcPr>
-          <w:p>
-            <w:pPr>
-              <w:spacing w:after="0" w:line="240" w:lineRule="auto"/>
-              <w:rPr>
-                <w:rFonts w:ascii="Arial" w:eastAsia="Times New Roman" w:hAnsi="Arial" w:cs="Arial"/>
-                <w:b/>
-                <w:bCs/>
-                <w:color w:val="000000"/>
-                <w:sz w:val="16"/>
-                <w:szCs w:val="16"/>
-              </w:rPr>
-            </w:pPr>
-          </w:p>
-        </w:tc>
-        <w:tc>
-          <w:tcPr>
-            <w:tcW w:w="343" w:type="pct"/>
-            <w:vMerge/>
-            <w:tcBorders>
-              <w:top w:val="single" w:sz="4" w:space="0" w:color="auto"/>
-              <w:left w:val="single" w:sz="4" w:space="0" w:color="auto"/>
-              <w:bottom w:val="single" w:sz="4" w:space="0" w:color="000000"/>
-              <w:right w:val="single" w:sz="4" w:space="0" w:color="auto"/>
-            </w:tcBorders>
-            <w:vAlign w:val="center"/>
-            <w:hideMark/>
-          </w:tcPr>
-          <w:p>
-            <w:pPr>
-              <w:spacing w:after="0" w:line="240" w:lineRule="auto"/>
-              <w:rPr>
-                <w:rFonts w:ascii="Arial" w:eastAsia="Times New Roman" w:hAnsi="Arial" w:cs="Arial"/>
-                <w:b/>
-                <w:bCs/>
-                <w:color w:val="000000"/>
-                <w:sz w:val="16"/>
-                <w:szCs w:val="16"/>
-              </w:rPr>
-            </w:pPr>
-          </w:p>
-        </w:tc>
-        <w:tc>
-          <w:tcPr>
-            <w:tcW w:w="235" w:type="pct"/>
-            <w:vMerge/>
-            <w:tcBorders>
-              <w:top w:val="single" w:sz="4" w:space="0" w:color="auto"/>
-              <w:left w:val="single" w:sz="4" w:space="0" w:color="auto"/>
-              <w:bottom w:val="single" w:sz="4" w:space="0" w:color="000000"/>
-              <w:right w:val="single" w:sz="4" w:space="0" w:color="auto"/>
-            </w:tcBorders>
-            <w:vAlign w:val="center"/>
-            <w:hideMark/>
-          </w:tcPr>
-          <w:p>
-            <w:pPr>
-              <w:spacing w:after="0" w:line="240" w:lineRule="auto"/>
-              <w:rPr>
-                <w:rFonts w:ascii="Arial" w:eastAsia="Times New Roman" w:hAnsi="Arial" w:cs="Arial"/>
-                <w:b/>
-                <w:bCs/>
-                <w:color w:val="000000"/>
-                <w:sz w:val="16"/>
-                <w:szCs w:val="16"/>
-              </w:rPr>
-            </w:pPr>
-          </w:p>
-        </w:tc>
-        <w:tc>
-          <w:tcPr>
-            <w:tcW w:w="299" w:type="pct"/>
-            <w:tcBorders>
-              <w:top w:val="nil"/>
-              <w:left w:val="nil"/>
-              <w:bottom w:val="single" w:sz="4" w:space="0" w:color="auto"/>
-              <w:right w:val="single" w:sz="4" w:space="0" w:color="auto"/>
-            </w:tcBorders>
-            <w:vAlign w:val="center"/>
-            <w:hideMark/>
-          </w:tcPr>
-          <w:p>
-            <w:pPr>
-              <w:spacing w:after="0" w:line="240" w:lineRule="auto"/>
-              <w:jc w:val="center"/>
-              <w:rPr>
-                <w:rFonts w:ascii="Arial" w:eastAsia="Times New Roman" w:hAnsi="Arial" w:cs="Arial"/>
-                <w:b/>
-                <w:bCs/>
-                <w:color w:val="000000"/>
-                <w:sz w:val="16"/>
-                <w:szCs w:val="16"/>
-              </w:rPr>
-            </w:pPr>
-            <w:r>
-              <w:rPr>
-                <w:rFonts w:ascii="Arial" w:eastAsia="Times New Roman" w:hAnsi="Arial" w:cs="Arial"/>
-                <w:b/>
-                <w:bCs/>
-                <w:color w:val="000000"/>
-                <w:sz w:val="16"/>
-                <w:szCs w:val="16"/>
-              </w:rPr>
-              <w:t>Keluarga</w:t>
-            </w:r>
-          </w:p>
-        </w:tc>
-        <w:tc>
-          <w:tcPr>
-            <w:tcW w:w="262" w:type="pct"/>
-            <w:tcBorders>
-              <w:top w:val="nil"/>
-              <w:left w:val="nil"/>
-              <w:bottom w:val="single" w:sz="4" w:space="0" w:color="auto"/>
-              <w:right w:val="single" w:sz="4" w:space="0" w:color="auto"/>
-            </w:tcBorders>
-            <w:vAlign w:val="center"/>
-            <w:hideMark/>
-          </w:tcPr>
-          <w:p>
-            <w:pPr>
-              <w:spacing w:after="0" w:line="240" w:lineRule="auto"/>
-              <w:jc w:val="center"/>
-              <w:rPr>
-                <w:rFonts w:ascii="Arial" w:eastAsia="Times New Roman" w:hAnsi="Arial" w:cs="Arial"/>
-                <w:b/>
-                <w:bCs/>
-                <w:color w:val="000000"/>
-                <w:sz w:val="16"/>
-                <w:szCs w:val="16"/>
-              </w:rPr>
-            </w:pPr>
-            <w:r>
-              <w:rPr>
-                <w:rFonts w:ascii="Arial" w:eastAsia="Times New Roman" w:hAnsi="Arial" w:cs="Arial"/>
-                <w:b/>
-                <w:bCs/>
-                <w:color w:val="000000"/>
-                <w:sz w:val="16"/>
-                <w:szCs w:val="16"/>
-              </w:rPr>
-              <w:t>Usaha</w:t>
-            </w:r>
-          </w:p>
-        </w:tc>
-        <w:tc>
-          <w:tcPr>
-            <w:tcW w:w="269" w:type="pct"/>
-            <w:tcBorders>
-              <w:top w:val="nil"/>
-              <w:left w:val="nil"/>
-              <w:bottom w:val="single" w:sz="4" w:space="0" w:color="auto"/>
-              <w:right w:val="single" w:sz="4" w:space="0" w:color="auto"/>
-            </w:tcBorders>
-            <w:vAlign w:val="center"/>
-            <w:hideMark/>
-          </w:tcPr>
-          <w:p>
-            <w:pPr>
-              <w:spacing w:after="0" w:line="240" w:lineRule="auto"/>
-              <w:jc w:val="center"/>
-              <w:rPr>
-                <w:rFonts w:ascii="Arial" w:eastAsia="Times New Roman" w:hAnsi="Arial" w:cs="Arial"/>
-                <w:b/>
-                <w:bCs/>
-                <w:color w:val="000000"/>
-                <w:sz w:val="16"/>
-                <w:szCs w:val="16"/>
-              </w:rPr>
-            </w:pPr>
-            <w:r>
-              <w:rPr>
-                <w:rFonts w:ascii="Arial" w:eastAsia="Times New Roman" w:hAnsi="Arial" w:cs="Arial"/>
-                <w:b/>
-                <w:bCs/>
-                <w:color w:val="000000"/>
-                <w:sz w:val="16"/>
-                <w:szCs w:val="16"/>
-              </w:rPr>
-              <w:t>Jumlah</w:t>
-            </w:r>
-          </w:p>
-        </w:tc>
-        <w:tc>
-          <w:tcPr>
-            <w:tcW w:w="385" w:type="pct"/>
-            <w:tcBorders>
-              <w:top w:val="nil"/>
-              <w:left w:val="nil"/>
-              <w:bottom w:val="single" w:sz="4" w:space="0" w:color="auto"/>
-              <w:right w:val="single" w:sz="4" w:space="0" w:color="auto"/>
-            </w:tcBorders>
-            <w:vAlign w:val="center"/>
-            <w:hideMark/>
-          </w:tcPr>
-          <w:p>
-            <w:pPr>
-              <w:spacing w:after="0" w:line="240" w:lineRule="auto"/>
-              <w:jc w:val="center"/>
-              <w:rPr>
-                <w:rFonts w:ascii="Arial" w:eastAsia="Times New Roman" w:hAnsi="Arial" w:cs="Arial"/>
-                <w:b/>
-                <w:bCs/>
-                <w:color w:val="000000"/>
-                <w:sz w:val="16"/>
-                <w:szCs w:val="16"/>
-              </w:rPr>
-            </w:pPr>
-            <w:r>
-              <w:rPr>
-                <w:rFonts w:ascii="Arial" w:eastAsia="Times New Roman" w:hAnsi="Arial" w:cs="Arial"/>
-                <w:b/>
-                <w:bCs/>
-                <w:color w:val="000000"/>
-                <w:sz w:val="16"/>
-                <w:szCs w:val="16"/>
-              </w:rPr>
-              <w:t>Keluarga</w:t>
-            </w:r>
-          </w:p>
-        </w:tc>
-        <w:tc>
-          <w:tcPr>
-            <w:tcW w:w="347" w:type="pct"/>
-            <w:tcBorders>
-              <w:top w:val="nil"/>
-              <w:left w:val="nil"/>
-              <w:bottom w:val="single" w:sz="4" w:space="0" w:color="auto"/>
-              <w:right w:val="single" w:sz="4" w:space="0" w:color="auto"/>
-            </w:tcBorders>
-            <w:vAlign w:val="center"/>
-            <w:hideMark/>
-          </w:tcPr>
-          <w:p>
-            <w:pPr>
-              <w:spacing w:after="0" w:line="240" w:lineRule="auto"/>
-              <w:jc w:val="center"/>
-              <w:rPr>
-                <w:rFonts w:ascii="Arial" w:eastAsia="Times New Roman" w:hAnsi="Arial" w:cs="Arial"/>
-                <w:b/>
-                <w:bCs/>
-                <w:color w:val="000000"/>
-                <w:sz w:val="16"/>
-                <w:szCs w:val="16"/>
-              </w:rPr>
-            </w:pPr>
-            <w:r>
-              <w:rPr>
-                <w:rFonts w:ascii="Arial" w:eastAsia="Times New Roman" w:hAnsi="Arial" w:cs="Arial"/>
-                <w:b/>
-                <w:bCs/>
-                <w:color w:val="000000"/>
-                <w:sz w:val="16"/>
-                <w:szCs w:val="16"/>
-              </w:rPr>
-              <w:t>Usaha</w:t>
-            </w:r>
-          </w:p>
-        </w:tc>
-        <w:tc>
-          <w:tcPr>
-            <w:tcW w:w="355" w:type="pct"/>
-            <w:tcBorders>
-              <w:top w:val="nil"/>
-              <w:left w:val="nil"/>
-              <w:bottom w:val="single" w:sz="4" w:space="0" w:color="auto"/>
-              <w:right w:val="single" w:sz="4" w:space="0" w:color="auto"/>
-            </w:tcBorders>
-            <w:vAlign w:val="center"/>
-            <w:hideMark/>
-          </w:tcPr>
-          <w:p>
-            <w:pPr>
-              <w:spacing w:after="0" w:line="240" w:lineRule="auto"/>
-              <w:jc w:val="center"/>
-              <w:rPr>
-                <w:rFonts w:ascii="Arial" w:eastAsia="Times New Roman" w:hAnsi="Arial" w:cs="Arial"/>
-                <w:b/>
-                <w:bCs/>
-                <w:color w:val="000000"/>
-                <w:sz w:val="16"/>
-                <w:szCs w:val="16"/>
-              </w:rPr>
-            </w:pPr>
-            <w:r>
-              <w:rPr>
-                <w:rFonts w:ascii="Arial" w:eastAsia="Times New Roman" w:hAnsi="Arial" w:cs="Arial"/>
-                <w:b/>
-                <w:bCs/>
-                <w:color w:val="000000"/>
-                <w:sz w:val="16"/>
-                <w:szCs w:val="16"/>
-              </w:rPr>
-              <w:t>Jumlah</w:t>
-            </w:r>
-          </w:p>
-        </w:tc>
-        <w:tc>
-          <w:tcPr>
-            <w:tcW w:w="432" w:type="pct"/>
-            <w:vMerge/>
-            <w:tcBorders>
-              <w:top w:val="single" w:sz="4" w:space="0" w:color="auto"/>
-              <w:left w:val="single" w:sz="4" w:space="0" w:color="auto"/>
-              <w:bottom w:val="single" w:sz="4" w:space="0" w:color="000000"/>
-              <w:right w:val="nil"/>
-            </w:tcBorders>
-            <w:vAlign w:val="center"/>
-            <w:hideMark/>
-          </w:tcPr>
-          <w:p>
-            <w:pPr>
-              <w:spacing w:after="0" w:line="240" w:lineRule="auto"/>
-              <w:rPr>
-                <w:rFonts w:ascii="Arial" w:eastAsia="Times New Roman" w:hAnsi="Arial" w:cs="Arial"/>
-                <w:b/>
-                <w:bCs/>
-                <w:color w:val="000000"/>
-                <w:sz w:val="16"/>
-                <w:szCs w:val="16"/>
-              </w:rPr>
-            </w:pPr>
-          </w:p>
-        </w:tc>
-        <w:tc>
-          <w:tcPr>
-            <w:tcW w:w="265" w:type="pct"/>
-            <w:vMerge/>
-            <w:tcBorders>
-              <w:top w:val="single" w:sz="4" w:space="0" w:color="auto"/>
-              <w:left w:val="single" w:sz="4" w:space="0" w:color="auto"/>
-              <w:bottom w:val="single" w:sz="4" w:space="0" w:color="000000"/>
-              <w:right w:val="single" w:sz="4" w:space="0" w:color="auto"/>
-            </w:tcBorders>
-            <w:vAlign w:val="center"/>
-            <w:hideMark/>
-          </w:tcPr>
-          <w:p>
-            <w:pPr>
-              <w:spacing w:after="0" w:line="240" w:lineRule="auto"/>
-              <w:rPr>
-                <w:rFonts w:ascii="Arial" w:eastAsia="Times New Roman" w:hAnsi="Arial" w:cs="Arial"/>
-                <w:b/>
-                <w:bCs/>
-                <w:color w:val="000000"/>
-                <w:sz w:val="16"/>
-                <w:szCs w:val="16"/>
-              </w:rPr>
-            </w:pPr>
-          </w:p>
-        </w:tc>
-      </w:tr>
-      <w:tr>
-        <w:trPr>
-          <w:trHeight w:val="276"/>
-        </w:trPr>
-        <w:tc>
-          <w:tcPr>
-            <w:tcW w:w="303" w:type="pct"/>
-            <w:tcBorders>
-              <w:top w:val="nil"/>
-              <w:left w:val="single" w:sz="4" w:space="0" w:color="auto"/>
-              <w:bottom w:val="single" w:sz="4" w:space="0" w:color="auto"/>
-              <w:right w:val="single" w:sz="4" w:space="0" w:color="auto"/>
-            </w:tcBorders>
-            <w:vAlign w:val="center"/>
-            <w:hideMark/>
-          </w:tcPr>
-          <w:p>
-            <w:pPr>
-              <w:spacing w:after="0" w:line="240" w:lineRule="auto"/>
-              <w:jc w:val="center"/>
-              <w:rPr>
-                <w:rFonts w:ascii="Arial" w:eastAsia="Times New Roman" w:hAnsi="Arial" w:cs="Arial"/>
-                <w:b/>
-                <w:bCs/>
-                <w:color w:val="000000"/>
-                <w:sz w:val="16"/>
-                <w:szCs w:val="16"/>
-              </w:rPr>
-            </w:pPr>
-            <w:r>
-              <w:rPr>
-                <w:rFonts w:ascii="Arial" w:eastAsia="Times New Roman" w:hAnsi="Arial" w:cs="Arial"/>
-                <w:b/>
-                <w:bCs/>
-                <w:color w:val="000000"/>
-                <w:sz w:val="16"/>
-                <w:szCs w:val="16"/>
-              </w:rPr>
-              <w:t>(1)</w:t>
-            </w:r>
-          </w:p>
-        </w:tc>
-        <w:tc>
-          <w:tcPr>
-            <w:tcW w:w="326" w:type="pct"/>
-            <w:tcBorders>
-              <w:top w:val="nil"/>
-              <w:left w:val="nil"/>
-              <w:bottom w:val="single" w:sz="4" w:space="0" w:color="auto"/>
-              <w:right w:val="single" w:sz="4" w:space="0" w:color="auto"/>
-            </w:tcBorders>
-            <w:vAlign w:val="center"/>
-            <w:hideMark/>
-          </w:tcPr>
-          <w:p>
-            <w:pPr>
-              <w:spacing w:after="0" w:line="240" w:lineRule="auto"/>
-              <w:jc w:val="center"/>
-              <w:rPr>
-                <w:rFonts w:ascii="Arial" w:eastAsia="Times New Roman" w:hAnsi="Arial" w:cs="Arial"/>
-                <w:b/>
-                <w:bCs/>
-                <w:color w:val="000000"/>
-                <w:sz w:val="16"/>
-                <w:szCs w:val="16"/>
-              </w:rPr>
-            </w:pPr>
-            <w:r>
-              <w:rPr>
-                <w:rFonts w:ascii="Arial" w:eastAsia="Times New Roman" w:hAnsi="Arial" w:cs="Arial"/>
-                <w:b/>
-                <w:bCs/>
-                <w:color w:val="000000"/>
-                <w:sz w:val="16"/>
-                <w:szCs w:val="16"/>
-              </w:rPr>
-              <w:t>(2)</w:t>
-            </w:r>
-          </w:p>
-        </w:tc>
-        <w:tc>
-          <w:tcPr>
-            <w:tcW w:w="322" w:type="pct"/>
-            <w:tcBorders>
-              <w:top w:val="nil"/>
-              <w:left w:val="nil"/>
-              <w:bottom w:val="single" w:sz="4" w:space="0" w:color="auto"/>
-              <w:right w:val="single" w:sz="4" w:space="0" w:color="auto"/>
-            </w:tcBorders>
-            <w:vAlign w:val="center"/>
-            <w:hideMark/>
-          </w:tcPr>
-          <w:p>
-            <w:pPr>
-              <w:spacing w:after="0" w:line="240" w:lineRule="auto"/>
-              <w:jc w:val="center"/>
-              <w:rPr>
-                <w:rFonts w:ascii="Arial" w:eastAsia="Times New Roman" w:hAnsi="Arial" w:cs="Arial"/>
-                <w:b/>
-                <w:bCs/>
-                <w:color w:val="000000"/>
-                <w:sz w:val="16"/>
-                <w:szCs w:val="16"/>
-              </w:rPr>
-            </w:pPr>
-            <w:r>
-              <w:rPr>
-                <w:rFonts w:ascii="Arial" w:eastAsia="Times New Roman" w:hAnsi="Arial" w:cs="Arial"/>
-                <w:b/>
-                <w:bCs/>
-                <w:color w:val="000000"/>
-                <w:sz w:val="16"/>
-                <w:szCs w:val="16"/>
-              </w:rPr>
-              <w:t>(3)</w:t>
-            </w:r>
-          </w:p>
-        </w:tc>
-        <w:tc>
-          <w:tcPr>
-            <w:tcW w:w="250" w:type="pct"/>
-            <w:tcBorders>
-              <w:top w:val="nil"/>
-              <w:left w:val="nil"/>
-              <w:bottom w:val="single" w:sz="4" w:space="0" w:color="auto"/>
-              <w:right w:val="single" w:sz="4" w:space="0" w:color="auto"/>
-            </w:tcBorders>
-            <w:vAlign w:val="center"/>
-            <w:hideMark/>
-          </w:tcPr>
-          <w:p>
-            <w:pPr>
-              <w:spacing w:after="0" w:line="240" w:lineRule="auto"/>
-              <w:jc w:val="center"/>
-              <w:rPr>
-                <w:rFonts w:ascii="Arial" w:eastAsia="Times New Roman" w:hAnsi="Arial" w:cs="Arial"/>
-                <w:b/>
-                <w:bCs/>
-                <w:color w:val="000000"/>
-                <w:sz w:val="16"/>
-                <w:szCs w:val="16"/>
-              </w:rPr>
-            </w:pPr>
-            <w:r>
-              <w:rPr>
-                <w:rFonts w:ascii="Arial" w:eastAsia="Times New Roman" w:hAnsi="Arial" w:cs="Arial"/>
-                <w:b/>
-                <w:bCs/>
-                <w:color w:val="000000"/>
-                <w:sz w:val="16"/>
-                <w:szCs w:val="16"/>
-              </w:rPr>
-              <w:t>(4)</w:t>
-            </w:r>
-          </w:p>
-        </w:tc>
-        <w:tc>
-          <w:tcPr>
-            <w:tcW w:w="246" w:type="pct"/>
-            <w:tcBorders>
-              <w:top w:val="nil"/>
-              <w:left w:val="nil"/>
-              <w:bottom w:val="single" w:sz="4" w:space="0" w:color="auto"/>
-              <w:right w:val="single" w:sz="4" w:space="0" w:color="auto"/>
-            </w:tcBorders>
-            <w:vAlign w:val="center"/>
-            <w:hideMark/>
-          </w:tcPr>
-          <w:p>
-            <w:pPr>
-              <w:spacing w:after="0" w:line="240" w:lineRule="auto"/>
-              <w:jc w:val="center"/>
-              <w:rPr>
-                <w:rFonts w:ascii="Arial" w:eastAsia="Times New Roman" w:hAnsi="Arial" w:cs="Arial"/>
-                <w:b/>
-                <w:bCs/>
-                <w:color w:val="000000"/>
-                <w:sz w:val="16"/>
-                <w:szCs w:val="16"/>
-              </w:rPr>
-            </w:pPr>
-            <w:r>
-              <w:rPr>
-                <w:rFonts w:ascii="Arial" w:eastAsia="Times New Roman" w:hAnsi="Arial" w:cs="Arial"/>
-                <w:b/>
-                <w:bCs/>
-                <w:color w:val="000000"/>
-                <w:sz w:val="16"/>
-                <w:szCs w:val="16"/>
-              </w:rPr>
-              <w:t>(5)</w:t>
-            </w:r>
-          </w:p>
-        </w:tc>
-        <w:tc>
-          <w:tcPr>
-            <w:tcW w:w="360" w:type="pct"/>
-            <w:tcBorders>
-              <w:top w:val="nil"/>
-              <w:left w:val="nil"/>
-              <w:bottom w:val="single" w:sz="4" w:space="0" w:color="auto"/>
-              <w:right w:val="single" w:sz="4" w:space="0" w:color="auto"/>
-            </w:tcBorders>
-            <w:vAlign w:val="center"/>
-            <w:hideMark/>
-          </w:tcPr>
-          <w:p>
-            <w:pPr>
-              <w:spacing w:after="0" w:line="240" w:lineRule="auto"/>
-              <w:jc w:val="center"/>
-              <w:rPr>
-                <w:rFonts w:ascii="Arial" w:eastAsia="Times New Roman" w:hAnsi="Arial" w:cs="Arial"/>
-                <w:b/>
-                <w:bCs/>
-                <w:color w:val="000000"/>
-                <w:sz w:val="16"/>
-                <w:szCs w:val="16"/>
-              </w:rPr>
-            </w:pPr>
-            <w:r>
-              <w:rPr>
-                <w:rFonts w:ascii="Arial" w:eastAsia="Times New Roman" w:hAnsi="Arial" w:cs="Arial"/>
-                <w:b/>
-                <w:bCs/>
-                <w:color w:val="000000"/>
-                <w:sz w:val="16"/>
-                <w:szCs w:val="16"/>
-              </w:rPr>
-              <w:t>(6)</w:t>
-            </w:r>
-          </w:p>
-        </w:tc>
-        <w:tc>
-          <w:tcPr>
-            <w:tcW w:w="343" w:type="pct"/>
-            <w:tcBorders>
-              <w:top w:val="nil"/>
-              <w:left w:val="nil"/>
-              <w:bottom w:val="single" w:sz="4" w:space="0" w:color="auto"/>
-              <w:right w:val="single" w:sz="4" w:space="0" w:color="auto"/>
-            </w:tcBorders>
-            <w:vAlign w:val="center"/>
-            <w:hideMark/>
-          </w:tcPr>
-          <w:p>
-            <w:pPr>
-              <w:spacing w:after="0" w:line="240" w:lineRule="auto"/>
-              <w:jc w:val="center"/>
-              <w:rPr>
-                <w:rFonts w:ascii="Arial" w:eastAsia="Times New Roman" w:hAnsi="Arial" w:cs="Arial"/>
-                <w:b/>
-                <w:bCs/>
-                <w:color w:val="000000"/>
-                <w:sz w:val="16"/>
-                <w:szCs w:val="16"/>
-              </w:rPr>
-            </w:pPr>
-            <w:r>
-              <w:rPr>
-                <w:rFonts w:ascii="Arial" w:eastAsia="Times New Roman" w:hAnsi="Arial" w:cs="Arial"/>
-                <w:b/>
-                <w:bCs/>
-                <w:color w:val="000000"/>
-                <w:sz w:val="16"/>
-                <w:szCs w:val="16"/>
-              </w:rPr>
-              <w:t>(7)</w:t>
-            </w:r>
-          </w:p>
-        </w:tc>
-        <w:tc>
-          <w:tcPr>
-            <w:tcW w:w="235" w:type="pct"/>
-            <w:tcBorders>
-              <w:top w:val="nil"/>
-              <w:left w:val="nil"/>
-              <w:bottom w:val="single" w:sz="4" w:space="0" w:color="auto"/>
-              <w:right w:val="single" w:sz="4" w:space="0" w:color="auto"/>
-            </w:tcBorders>
-            <w:vAlign w:val="center"/>
-            <w:hideMark/>
-          </w:tcPr>
-          <w:p>
-            <w:pPr>
-              <w:spacing w:after="0" w:line="240" w:lineRule="auto"/>
-              <w:jc w:val="center"/>
-              <w:rPr>
-                <w:rFonts w:ascii="Arial" w:eastAsia="Times New Roman" w:hAnsi="Arial" w:cs="Arial"/>
-                <w:b/>
-                <w:bCs/>
-                <w:color w:val="000000"/>
-                <w:sz w:val="16"/>
-                <w:szCs w:val="16"/>
-              </w:rPr>
-            </w:pPr>
-            <w:r>
-              <w:rPr>
-                <w:rFonts w:ascii="Arial" w:eastAsia="Times New Roman" w:hAnsi="Arial" w:cs="Arial"/>
-                <w:b/>
-                <w:bCs/>
-                <w:color w:val="000000"/>
-                <w:sz w:val="16"/>
-                <w:szCs w:val="16"/>
-              </w:rPr>
-              <w:t>(8)</w:t>
-            </w:r>
-          </w:p>
-        </w:tc>
-        <w:tc>
-          <w:tcPr>
-            <w:tcW w:w="299" w:type="pct"/>
-            <w:tcBorders>
-              <w:top w:val="nil"/>
-              <w:left w:val="nil"/>
-              <w:bottom w:val="single" w:sz="4" w:space="0" w:color="auto"/>
-              <w:right w:val="single" w:sz="4" w:space="0" w:color="auto"/>
-            </w:tcBorders>
-            <w:vAlign w:val="center"/>
-            <w:hideMark/>
-          </w:tcPr>
-          <w:p>
-            <w:pPr>
-              <w:spacing w:after="0" w:line="240" w:lineRule="auto"/>
-              <w:jc w:val="center"/>
-              <w:rPr>
-                <w:rFonts w:ascii="Arial" w:eastAsia="Times New Roman" w:hAnsi="Arial" w:cs="Arial"/>
-                <w:b/>
-                <w:bCs/>
-                <w:color w:val="000000"/>
-                <w:sz w:val="16"/>
-                <w:szCs w:val="16"/>
-              </w:rPr>
-            </w:pPr>
-            <w:r>
-              <w:rPr>
-                <w:rFonts w:ascii="Arial" w:eastAsia="Times New Roman" w:hAnsi="Arial" w:cs="Arial"/>
-                <w:b/>
-                <w:bCs/>
-                <w:color w:val="000000"/>
-                <w:sz w:val="16"/>
-                <w:szCs w:val="16"/>
-              </w:rPr>
-              <w:t>(9)</w:t>
-            </w:r>
-          </w:p>
-        </w:tc>
-        <w:tc>
-          <w:tcPr>
-            <w:tcW w:w="262" w:type="pct"/>
-            <w:tcBorders>
-              <w:top w:val="nil"/>
-              <w:left w:val="nil"/>
-              <w:bottom w:val="single" w:sz="4" w:space="0" w:color="auto"/>
-              <w:right w:val="single" w:sz="4" w:space="0" w:color="auto"/>
-            </w:tcBorders>
-            <w:vAlign w:val="center"/>
-            <w:hideMark/>
-          </w:tcPr>
-          <w:p>
-            <w:pPr>
-              <w:spacing w:after="0" w:line="240" w:lineRule="auto"/>
-              <w:jc w:val="center"/>
-              <w:rPr>
-                <w:rFonts w:ascii="Arial" w:eastAsia="Times New Roman" w:hAnsi="Arial" w:cs="Arial"/>
-                <w:b/>
-                <w:bCs/>
-                <w:color w:val="000000"/>
-                <w:sz w:val="16"/>
-                <w:szCs w:val="16"/>
-              </w:rPr>
-            </w:pPr>
-            <w:r>
-              <w:rPr>
-                <w:rFonts w:ascii="Arial" w:eastAsia="Times New Roman" w:hAnsi="Arial" w:cs="Arial"/>
-                <w:b/>
-                <w:bCs/>
-                <w:color w:val="000000"/>
-                <w:sz w:val="16"/>
-                <w:szCs w:val="16"/>
-              </w:rPr>
-              <w:t>(10)</w:t>
-            </w:r>
-          </w:p>
-        </w:tc>
-        <w:tc>
-          <w:tcPr>
-            <w:tcW w:w="269" w:type="pct"/>
-            <w:tcBorders>
-              <w:top w:val="nil"/>
-              <w:left w:val="nil"/>
-              <w:bottom w:val="single" w:sz="4" w:space="0" w:color="auto"/>
-              <w:right w:val="single" w:sz="4" w:space="0" w:color="auto"/>
-            </w:tcBorders>
-            <w:vAlign w:val="center"/>
-            <w:hideMark/>
-          </w:tcPr>
-          <w:p>
-            <w:pPr>
-              <w:spacing w:after="0" w:line="240" w:lineRule="auto"/>
-              <w:jc w:val="center"/>
-              <w:rPr>
-                <w:rFonts w:ascii="Arial" w:eastAsia="Times New Roman" w:hAnsi="Arial" w:cs="Arial"/>
-                <w:b/>
-                <w:bCs/>
-                <w:color w:val="000000"/>
-                <w:sz w:val="16"/>
-                <w:szCs w:val="16"/>
-              </w:rPr>
-            </w:pPr>
-            <w:r>
-              <w:rPr>
-                <w:rFonts w:ascii="Arial" w:eastAsia="Times New Roman" w:hAnsi="Arial" w:cs="Arial"/>
-                <w:b/>
-                <w:bCs/>
-                <w:color w:val="000000"/>
-                <w:sz w:val="16"/>
-                <w:szCs w:val="16"/>
-              </w:rPr>
-              <w:t>(11)</w:t>
-            </w:r>
-          </w:p>
-        </w:tc>
-        <w:tc>
-          <w:tcPr>
-            <w:tcW w:w="385" w:type="pct"/>
-            <w:tcBorders>
-              <w:top w:val="nil"/>
-              <w:left w:val="nil"/>
-              <w:bottom w:val="single" w:sz="4" w:space="0" w:color="auto"/>
-              <w:right w:val="single" w:sz="4" w:space="0" w:color="auto"/>
-            </w:tcBorders>
-            <w:vAlign w:val="center"/>
-            <w:hideMark/>
-          </w:tcPr>
-          <w:p>
-            <w:pPr>
-              <w:spacing w:after="0" w:line="240" w:lineRule="auto"/>
-              <w:jc w:val="center"/>
-              <w:rPr>
-                <w:rFonts w:ascii="Arial" w:eastAsia="Times New Roman" w:hAnsi="Arial" w:cs="Arial"/>
-                <w:b/>
-                <w:bCs/>
-                <w:color w:val="000000"/>
-                <w:sz w:val="16"/>
-                <w:szCs w:val="16"/>
-              </w:rPr>
-            </w:pPr>
-            <w:r>
-              <w:rPr>
-                <w:rFonts w:ascii="Arial" w:eastAsia="Times New Roman" w:hAnsi="Arial" w:cs="Arial"/>
-                <w:b/>
-                <w:bCs/>
-                <w:color w:val="000000"/>
-                <w:sz w:val="16"/>
-                <w:szCs w:val="16"/>
-              </w:rPr>
-              <w:t>(12)</w:t>
-            </w:r>
-          </w:p>
-        </w:tc>
-        <w:tc>
-          <w:tcPr>
-            <w:tcW w:w="347" w:type="pct"/>
-            <w:tcBorders>
-              <w:top w:val="nil"/>
-              <w:left w:val="nil"/>
-              <w:bottom w:val="single" w:sz="4" w:space="0" w:color="auto"/>
-              <w:right w:val="single" w:sz="4" w:space="0" w:color="auto"/>
-            </w:tcBorders>
-            <w:vAlign w:val="center"/>
-            <w:hideMark/>
-          </w:tcPr>
-          <w:p>
-            <w:pPr>
-              <w:spacing w:after="0" w:line="240" w:lineRule="auto"/>
-              <w:jc w:val="center"/>
-              <w:rPr>
-                <w:rFonts w:ascii="Arial" w:eastAsia="Times New Roman" w:hAnsi="Arial" w:cs="Arial"/>
-                <w:b/>
-                <w:bCs/>
-                <w:color w:val="000000"/>
-                <w:sz w:val="16"/>
-                <w:szCs w:val="16"/>
-              </w:rPr>
-            </w:pPr>
-            <w:r>
-              <w:rPr>
-                <w:rFonts w:ascii="Arial" w:eastAsia="Times New Roman" w:hAnsi="Arial" w:cs="Arial"/>
-                <w:b/>
-                <w:bCs/>
-                <w:color w:val="000000"/>
-                <w:sz w:val="16"/>
-                <w:szCs w:val="16"/>
-              </w:rPr>
-              <w:t>(13)</w:t>
-            </w:r>
-          </w:p>
-        </w:tc>
-        <w:tc>
-          <w:tcPr>
-            <w:tcW w:w="355" w:type="pct"/>
-            <w:tcBorders>
-              <w:top w:val="nil"/>
-              <w:left w:val="nil"/>
-              <w:bottom w:val="single" w:sz="4" w:space="0" w:color="auto"/>
-              <w:right w:val="single" w:sz="4" w:space="0" w:color="auto"/>
-            </w:tcBorders>
-            <w:vAlign w:val="center"/>
-            <w:hideMark/>
-          </w:tcPr>
-          <w:p>
-            <w:pPr>
-              <w:spacing w:after="0" w:line="240" w:lineRule="auto"/>
-              <w:jc w:val="center"/>
-              <w:rPr>
-                <w:rFonts w:ascii="Arial" w:eastAsia="Times New Roman" w:hAnsi="Arial" w:cs="Arial"/>
-                <w:b/>
-                <w:bCs/>
-                <w:color w:val="000000"/>
-                <w:sz w:val="16"/>
-                <w:szCs w:val="16"/>
-              </w:rPr>
-            </w:pPr>
-            <w:r>
-              <w:rPr>
-                <w:rFonts w:ascii="Arial" w:eastAsia="Times New Roman" w:hAnsi="Arial" w:cs="Arial"/>
-                <w:b/>
-                <w:bCs/>
-                <w:color w:val="000000"/>
-                <w:sz w:val="16"/>
-                <w:szCs w:val="16"/>
-              </w:rPr>
-              <w:t>(14)</w:t>
-            </w:r>
-          </w:p>
-        </w:tc>
-        <w:tc>
-          <w:tcPr>
-            <w:tcW w:w="432" w:type="pct"/>
-            <w:tcBorders>
-              <w:top w:val="nil"/>
-              <w:left w:val="nil"/>
-              <w:bottom w:val="single" w:sz="4" w:space="0" w:color="auto"/>
-              <w:right w:val="single" w:sz="4" w:space="0" w:color="auto"/>
-            </w:tcBorders>
-            <w:vAlign w:val="center"/>
-            <w:hideMark/>
-          </w:tcPr>
-          <w:p>
-            <w:pPr>
-              <w:spacing w:after="0" w:line="240" w:lineRule="auto"/>
-              <w:jc w:val="center"/>
-              <w:rPr>
-                <w:rFonts w:ascii="Arial" w:eastAsia="Times New Roman" w:hAnsi="Arial" w:cs="Arial"/>
-                <w:b/>
-                <w:bCs/>
-                <w:color w:val="000000"/>
-                <w:sz w:val="16"/>
-                <w:szCs w:val="16"/>
-              </w:rPr>
-            </w:pPr>
-            <w:r>
-              <w:rPr>
-                <w:rFonts w:ascii="Arial" w:eastAsia="Times New Roman" w:hAnsi="Arial" w:cs="Arial"/>
-                <w:b/>
-                <w:bCs/>
-                <w:color w:val="000000"/>
-                <w:sz w:val="16"/>
-                <w:szCs w:val="16"/>
-              </w:rPr>
-              <w:t>(15)=(14)/(11)</w:t>
-            </w:r>
-          </w:p>
-        </w:tc>
-        <w:tc>
-          <w:tcPr>
-            <w:tcW w:w="265" w:type="pct"/>
-            <w:tcBorders>
-              <w:top w:val="nil"/>
-              <w:left w:val="nil"/>
-              <w:bottom w:val="single" w:sz="4" w:space="0" w:color="auto"/>
-              <w:right w:val="single" w:sz="4" w:space="0" w:color="auto"/>
-            </w:tcBorders>
-            <w:vAlign w:val="center"/>
-            <w:hideMark/>
-          </w:tcPr>
-          <w:p>
-            <w:pPr>
-              <w:spacing w:after="0" w:line="240" w:lineRule="auto"/>
-              <w:jc w:val="center"/>
-              <w:rPr>
-                <w:rFonts w:ascii="Arial" w:eastAsia="Times New Roman" w:hAnsi="Arial" w:cs="Arial"/>
-                <w:b/>
-                <w:bCs/>
-                <w:color w:val="000000"/>
-                <w:sz w:val="16"/>
-                <w:szCs w:val="16"/>
-              </w:rPr>
-            </w:pPr>
-            <w:r>
-              <w:rPr>
-                <w:rFonts w:ascii="Arial" w:eastAsia="Times New Roman" w:hAnsi="Arial" w:cs="Arial"/>
-                <w:b/>
-                <w:bCs/>
-                <w:color w:val="000000"/>
-                <w:sz w:val="16"/>
-                <w:szCs w:val="16"/>
-              </w:rPr>
-              <w:t>(18)</w:t>
-            </w:r>
-          </w:p>
-        </w:tc>
-      </w:tr>
-      <w:tr>
-        <w:trPr>
-          <w:trHeight w:val="300"/>
-        </w:trPr>
-        <w:tc>
-          <w:tcPr>
-            <w:tcW w:w="303" w:type="pct"/>
-            <w:tcBorders>
-              <w:top w:val="nil"/>
-              <w:left w:val="single" w:sz="4" w:space="0" w:color="auto"/>
-              <w:bottom w:val="single" w:sz="4" w:space="0" w:color="auto"/>
-              <w:right w:val="single" w:sz="4" w:space="0" w:color="auto"/>
-            </w:tcBorders>
-            <w:vAlign w:val="center"/>
-            <w:hideMark/>
-          </w:tcPr>
-          <w:p>
-            <w:pPr>
-              <w:spacing w:after="0" w:line="240" w:lineRule="auto"/>
-              <w:jc w:val="center"/>
-              <w:rPr>
-                <w:rFonts w:ascii="Arial" w:eastAsia="Times New Roman" w:hAnsi="Arial" w:cs="Arial"/>
-                <w:color w:val="000000"/>
-                <w:sz w:val="16"/>
-                <w:szCs w:val="16"/>
-              </w:rPr>
-            </w:pPr>
-            <w:r>
-              <w:rPr>
-                <w:rFonts w:ascii="Arial" w:eastAsia="Times New Roman" w:hAnsi="Arial" w:cs="Arial"/>
-                <w:color w:val="000000"/>
-                <w:sz w:val="16"/>
-                <w:szCs w:val="16"/>
-              </w:rPr>
-              <w:t>{#peserta}{no}</w:t>
-            </w:r>
-            <w:r>
-              <w:rPr>
-                <w:rFonts w:ascii="Arial" w:eastAsia="Times New Roman" w:hAnsi="Arial" w:cs="Arial"/>
-                <w:color w:val="000000"/>
-                <w:sz w:val="16"/>
-                <w:szCs w:val="16"/>
-              </w:rPr>
-              <w:t> </w:t>
-            </w:r>
-          </w:p>
-        </w:tc>
-        <w:tc>
-          <w:tcPr>
-            <w:tcW w:w="326" w:type="pct"/>
-            <w:tcBorders>
-              <w:top w:val="nil"/>
-              <w:left w:val="nil"/>
-              <w:bottom w:val="single" w:sz="4" w:space="0" w:color="auto"/>
-              <w:right w:val="single" w:sz="4" w:space="0" w:color="auto"/>
-            </w:tcBorders>
-            <w:vAlign w:val="center"/>
-            <w:hideMark/>
-          </w:tcPr>
-          <w:p>
-            <w:pPr>
-              <w:spacing w:after="0" w:line="240" w:lineRule="auto"/>
-              <w:rPr>
-                <w:rFonts w:ascii="Arial" w:eastAsia="Times New Roman" w:hAnsi="Arial" w:cs="Arial"/>
-                <w:color w:val="000000"/>
-                <w:sz w:val="16"/>
-                <w:szCs w:val="16"/>
-              </w:rPr>
-            </w:pPr>
-            <w:r>
-              <w:rPr>
-                <w:rFonts w:ascii="Arial" w:eastAsia="Times New Roman" w:hAnsi="Arial" w:cs="Arial"/>
-                <w:color w:val="000000"/>
-                <w:sz w:val="16"/>
-                <w:szCs w:val="16"/>
-              </w:rPr>
-              <w:t>{nama_petugas}</w:t>
-            </w:r>
-          </w:p>
-        </w:tc>
-        <w:tc>
-          <w:tcPr>
-            <w:tcW w:w="322" w:type="pct"/>
-            <w:tcBorders>
-              <w:top w:val="nil"/>
-              <w:left w:val="nil"/>
-              <w:bottom w:val="single" w:sz="4" w:space="0" w:color="auto"/>
-              <w:right w:val="single" w:sz="4" w:space="0" w:color="auto"/>
-            </w:tcBorders>
-            <w:vAlign w:val="center"/>
-            <w:hideMark/>
-          </w:tcPr>
-          <w:p>
-            <w:pPr>
-              <w:spacing w:after="0" w:line="240" w:lineRule="auto"/>
-              <w:rPr>
-                <w:rFonts w:ascii="Arial" w:eastAsia="Times New Roman" w:hAnsi="Arial" w:cs="Arial"/>
-                <w:color w:val="000000"/>
-                <w:sz w:val="16"/>
-                <w:szCs w:val="16"/>
-              </w:rPr>
-            </w:pPr>
-            <w:r>
-              <w:rPr>
-                <w:rFonts w:ascii="Arial" w:eastAsia="Times New Roman" w:hAnsi="Arial" w:cs="Arial"/>
-                <w:color w:val="000000"/>
-                <w:sz w:val="16"/>
-                <w:szCs w:val="16"/>
-              </w:rPr>
-              <w:t>{email_petugas}</w:t>
-            </w:r>
-          </w:p>
-        </w:tc>
-        <w:tc>
-          <w:tcPr>
-            <w:tcW w:w="250" w:type="pct"/>
-            <w:tcBorders>
-              <w:top w:val="nil"/>
-              <w:left w:val="nil"/>
-              <w:bottom w:val="single" w:sz="4" w:space="0" w:color="auto"/>
-              <w:right w:val="single" w:sz="4" w:space="0" w:color="auto"/>
-            </w:tcBorders>
-            <w:vAlign w:val="center"/>
-            <w:hideMark/>
-          </w:tcPr>
-          <w:p>
-            <w:pPr>
-              <w:spacing w:after="0" w:line="240" w:lineRule="auto"/>
-              <w:rPr>
-                <w:rFonts w:ascii="Arial" w:eastAsia="Times New Roman" w:hAnsi="Arial" w:cs="Arial"/>
-                <w:color w:val="000000"/>
-                <w:sz w:val="16"/>
-                <w:szCs w:val="16"/>
-              </w:rPr>
-            </w:pPr>
-            <w:r>
-              <w:rPr>
-                <w:rFonts w:ascii="Arial" w:eastAsia="Times New Roman" w:hAnsi="Arial" w:cs="Arial"/>
-                <w:color w:val="000000"/>
-                <w:sz w:val="16"/>
-                <w:szCs w:val="16"/>
-              </w:rPr>
-              <w:t>{nama_ppl}</w:t>
-            </w:r>
-          </w:p>
-        </w:tc>
-        <w:tc>
-          <w:tcPr>
-            <w:tcW w:w="246" w:type="pct"/>
-            <w:tcBorders>
-              <w:top w:val="nil"/>
-              <w:left w:val="nil"/>
-              <w:bottom w:val="single" w:sz="4" w:space="0" w:color="auto"/>
-              <w:right w:val="single" w:sz="4" w:space="0" w:color="auto"/>
-            </w:tcBorders>
-            <w:vAlign w:val="center"/>
-            <w:hideMark/>
-          </w:tcPr>
-          <w:p>
-            <w:pPr>
-              <w:spacing w:after="0" w:line="240" w:lineRule="auto"/>
-              <w:rPr>
-                <w:rFonts w:ascii="Arial" w:eastAsia="Times New Roman" w:hAnsi="Arial" w:cs="Arial"/>
-                <w:color w:val="000000"/>
-                <w:sz w:val="16"/>
-                <w:szCs w:val="16"/>
-              </w:rPr>
-            </w:pPr>
-            <w:r>
-              <w:rPr>
-                <w:rFonts w:ascii="Arial" w:eastAsia="Times New Roman" w:hAnsi="Arial" w:cs="Arial"/>
-                <w:color w:val="000000"/>
-                <w:sz w:val="16"/>
-                <w:szCs w:val="16"/>
-              </w:rPr>
-              <w:t>{email_ppl}</w:t>
-            </w:r>
-          </w:p>
-        </w:tc>
-        <w:tc>
-          <w:tcPr>
-            <w:tcW w:w="360" w:type="pct"/>
-            <w:tcBorders>
-              <w:top w:val="nil"/>
-              <w:left w:val="nil"/>
-              <w:bottom w:val="single" w:sz="4" w:space="0" w:color="auto"/>
-              <w:right w:val="single" w:sz="4" w:space="0" w:color="auto"/>
-            </w:tcBorders>
-            <w:vAlign w:val="center"/>
-            <w:hideMark/>
-          </w:tcPr>
-          <w:p>
-            <w:pPr>
-              <w:spacing w:after="0" w:line="240" w:lineRule="auto"/>
-              <w:jc w:val="center"/>
-              <w:rPr>
-                <w:rFonts w:ascii="Arial" w:eastAsia="Times New Roman" w:hAnsi="Arial" w:cs="Arial"/>
-                <w:color w:val="000000"/>
-                <w:sz w:val="16"/>
-                <w:szCs w:val="16"/>
-              </w:rPr>
-            </w:pPr>
-            <w:r>
-              <w:rPr>
-                <w:rFonts w:ascii="Arial" w:eastAsia="Times New Roman" w:hAnsi="Arial" w:cs="Arial"/>
-                <w:color w:val="000000"/>
-                <w:sz w:val="16"/>
-                <w:szCs w:val="16"/>
-              </w:rPr>
-              <w:t>{kode_kecamatan}</w:t>
-            </w:r>
-          </w:p>
-        </w:tc>
-        <w:tc>
-          <w:tcPr>
-            <w:tcW w:w="343" w:type="pct"/>
-            <w:tcBorders>
-              <w:top w:val="nil"/>
-              <w:left w:val="nil"/>
-              <w:bottom w:val="single" w:sz="4" w:space="0" w:color="auto"/>
-              <w:right w:val="single" w:sz="4" w:space="0" w:color="auto"/>
-            </w:tcBorders>
-            <w:vAlign w:val="center"/>
-            <w:hideMark/>
-          </w:tcPr>
-          <w:p>
-            <w:pPr>
-              <w:spacing w:after="0" w:line="240" w:lineRule="auto"/>
-              <w:jc w:val="center"/>
-              <w:rPr>
-                <w:rFonts w:ascii="Arial" w:eastAsia="Times New Roman" w:hAnsi="Arial" w:cs="Arial"/>
-                <w:color w:val="000000"/>
-                <w:sz w:val="16"/>
-                <w:szCs w:val="16"/>
-              </w:rPr>
-            </w:pPr>
-            <w:r>
-              <w:rPr>
-                <w:rFonts w:ascii="Arial" w:eastAsia="Times New Roman" w:hAnsi="Arial" w:cs="Arial"/>
-                <w:color w:val="000000"/>
-                <w:sz w:val="16"/>
-                <w:szCs w:val="16"/>
-              </w:rPr>
-              <w:t>{kode_kelurahan}</w:t>
-            </w:r>
-          </w:p>
-        </w:tc>
-        <w:tc>
-          <w:tcPr>
-            <w:tcW w:w="235" w:type="pct"/>
-            <w:tcBorders>
-              <w:top w:val="nil"/>
-              <w:left w:val="nil"/>
-              <w:bottom w:val="single" w:sz="4" w:space="0" w:color="auto"/>
-              <w:right w:val="single" w:sz="4" w:space="0" w:color="auto"/>
-            </w:tcBorders>
-            <w:vAlign w:val="center"/>
-            <w:hideMark/>
-          </w:tcPr>
-          <w:p>
-            <w:pPr>
-              <w:spacing w:after="0" w:line="240" w:lineRule="auto"/>
-              <w:jc w:val="center"/>
-              <w:rPr>
-                <w:rFonts w:ascii="Arial" w:eastAsia="Times New Roman" w:hAnsi="Arial" w:cs="Arial"/>
-                <w:color w:val="000000"/>
-                <w:sz w:val="16"/>
-                <w:szCs w:val="16"/>
-              </w:rPr>
-            </w:pPr>
-            <w:r>
-              <w:rPr>
-                <w:rFonts w:ascii="Arial" w:eastAsia="Times New Roman" w:hAnsi="Arial" w:cs="Arial"/>
-                <w:color w:val="000000"/>
-                <w:sz w:val="16"/>
-                <w:szCs w:val="16"/>
-              </w:rPr>
-              <w:t>{kode_sls}</w:t>
-            </w:r>
-          </w:p>
-        </w:tc>
-        <w:tc>
-          <w:tcPr>
-            <w:tcW w:w="299" w:type="pct"/>
-            <w:tcBorders>
-              <w:top w:val="nil"/>
-              <w:left w:val="nil"/>
-              <w:bottom w:val="single" w:sz="4" w:space="0" w:color="auto"/>
-              <w:right w:val="single" w:sz="4" w:space="0" w:color="auto"/>
-            </w:tcBorders>
-            <w:noWrap/>
-            <w:vAlign w:val="center"/>
-            <w:hideMark/>
-          </w:tcPr>
-          <w:p>
-            <w:pPr>
-              <w:spacing w:after="0" w:line="240" w:lineRule="auto"/>
-              <w:rPr>
-                <w:rFonts w:ascii="Arial" w:eastAsia="Times New Roman" w:hAnsi="Arial" w:cs="Arial"/>
-                <w:color w:val="000000"/>
-                <w:sz w:val="16"/>
-                <w:szCs w:val="16"/>
-              </w:rPr>
-            </w:pPr>
-            <w:r>
-              <w:rPr>
-                <w:rFonts w:ascii="Arial" w:eastAsia="Times New Roman" w:hAnsi="Arial" w:cs="Arial"/>
-                <w:color w:val="000000"/>
-                <w:sz w:val="16"/>
-                <w:szCs w:val="16"/>
-              </w:rPr>
-              <w:t>{pre_keluarga}</w:t>
-            </w:r>
-          </w:p>
-        </w:tc>
-        <w:tc>
-          <w:tcPr>
-            <w:tcW w:w="262" w:type="pct"/>
-            <w:tcBorders>
-              <w:top w:val="nil"/>
-              <w:left w:val="nil"/>
-              <w:bottom w:val="single" w:sz="4" w:space="0" w:color="auto"/>
-              <w:right w:val="single" w:sz="4" w:space="0" w:color="auto"/>
-            </w:tcBorders>
-            <w:noWrap/>
-            <w:vAlign w:val="center"/>
-            <w:hideMark/>
-          </w:tcPr>
-          <w:p>
-            <w:pPr>
-              <w:spacing w:after="0" w:line="240" w:lineRule="auto"/>
-              <w:rPr>
-                <w:rFonts w:ascii="Arial" w:eastAsia="Times New Roman" w:hAnsi="Arial" w:cs="Arial"/>
-                <w:color w:val="000000"/>
-                <w:sz w:val="16"/>
-                <w:szCs w:val="16"/>
-              </w:rPr>
-            </w:pPr>
-            <w:r>
-              <w:rPr>
-                <w:rFonts w:ascii="Arial" w:eastAsia="Times New Roman" w:hAnsi="Arial" w:cs="Arial"/>
-                <w:color w:val="000000"/>
-                <w:sz w:val="16"/>
-                <w:szCs w:val="16"/>
-              </w:rPr>
-              <w:t>{pre_usaha}</w:t>
-            </w:r>
-          </w:p>
-        </w:tc>
-        <w:tc>
-          <w:tcPr>
-            <w:tcW w:w="269" w:type="pct"/>
-            <w:tcBorders>
-              <w:top w:val="nil"/>
-              <w:left w:val="nil"/>
-              <w:bottom w:val="single" w:sz="4" w:space="0" w:color="auto"/>
-              <w:right w:val="single" w:sz="4" w:space="0" w:color="auto"/>
-            </w:tcBorders>
-            <w:noWrap/>
-            <w:vAlign w:val="center"/>
-            <w:hideMark/>
-          </w:tcPr>
-          <w:p>
-            <w:pPr>
-              <w:spacing w:after="0" w:line="240" w:lineRule="auto"/>
-              <w:rPr>
-                <w:rFonts w:ascii="Arial" w:eastAsia="Times New Roman" w:hAnsi="Arial" w:cs="Arial"/>
-                <w:color w:val="000000"/>
-                <w:sz w:val="16"/>
-                <w:szCs w:val="16"/>
-              </w:rPr>
-            </w:pPr>
-            <w:r>
-              <w:rPr>
-                <w:rFonts w:ascii="Arial" w:eastAsia="Times New Roman" w:hAnsi="Arial" w:cs="Arial"/>
-                <w:color w:val="000000"/>
-                <w:sz w:val="16"/>
-                <w:szCs w:val="16"/>
-              </w:rPr>
-              <w:t>{jumlah_pre}</w:t>
-            </w:r>
-          </w:p>
-        </w:tc>
-        <w:tc>
-          <w:tcPr>
-            <w:tcW w:w="385" w:type="pct"/>
-            <w:tcBorders>
-              <w:top w:val="nil"/>
-              <w:left w:val="nil"/>
-              <w:bottom w:val="single" w:sz="4" w:space="0" w:color="auto"/>
-              <w:right w:val="single" w:sz="4" w:space="0" w:color="auto"/>
-            </w:tcBorders>
-            <w:noWrap/>
-            <w:vAlign w:val="center"/>
-            <w:hideMark/>
-          </w:tcPr>
-          <w:p>
-            <w:pPr>
-              <w:spacing w:after="0" w:line="240" w:lineRule="auto"/>
-              <w:rPr>
-                <w:rFonts w:ascii="Arial" w:eastAsia="Times New Roman" w:hAnsi="Arial" w:cs="Arial"/>
-                <w:color w:val="000000"/>
-                <w:sz w:val="16"/>
-                <w:szCs w:val="16"/>
-              </w:rPr>
-            </w:pPr>
-            <w:r>
-              <w:rPr>
-                <w:rFonts w:ascii="Arial" w:eastAsia="Times New Roman" w:hAnsi="Arial" w:cs="Arial"/>
-                <w:color w:val="000000"/>
-                <w:sz w:val="16"/>
-                <w:szCs w:val="16"/>
-              </w:rPr>
-              <w:t> </w:t>
-            </w:r>
-            <w:r>
-              <w:rPr>
-                <w:rFonts w:ascii="Arial" w:eastAsia="Times New Roman" w:hAnsi="Arial" w:cs="Arial"/>
-                <w:color w:val="000000"/>
-                <w:sz w:val="16"/>
-                <w:szCs w:val="16"/>
-              </w:rPr>
-              <w:t>{realisasi_keluarga}</w:t>
-            </w:r>
-          </w:p>
-        </w:tc>
-        <w:tc>
-          <w:tcPr>
-            <w:tcW w:w="347" w:type="pct"/>
-            <w:tcBorders>
-              <w:top w:val="nil"/>
-              <w:left w:val="nil"/>
-              <w:bottom w:val="single" w:sz="4" w:space="0" w:color="auto"/>
-              <w:right w:val="single" w:sz="4" w:space="0" w:color="auto"/>
-            </w:tcBorders>
-            <w:noWrap/>
-            <w:vAlign w:val="center"/>
-            <w:hideMark/>
-          </w:tcPr>
-          <w:p>
-            <w:pPr>
-              <w:spacing w:after="0" w:line="240" w:lineRule="auto"/>
-              <w:rPr>
-                <w:rFonts w:ascii="Arial" w:eastAsia="Times New Roman" w:hAnsi="Arial" w:cs="Arial"/>
-                <w:color w:val="000000"/>
-                <w:sz w:val="16"/>
-                <w:szCs w:val="16"/>
-              </w:rPr>
-            </w:pPr>
-            <w:r>
-              <w:rPr>
-                <w:rFonts w:ascii="Arial" w:eastAsia="Times New Roman" w:hAnsi="Arial" w:cs="Arial"/>
-                <w:color w:val="000000"/>
-                <w:sz w:val="16"/>
-                <w:szCs w:val="16"/>
-              </w:rPr>
-              <w:t> </w:t>
-            </w:r>
-            <w:r>
-              <w:rPr>
-                <w:rFonts w:ascii="Arial" w:eastAsia="Times New Roman" w:hAnsi="Arial" w:cs="Arial"/>
-                <w:color w:val="000000"/>
-                <w:sz w:val="16"/>
-                <w:szCs w:val="16"/>
-              </w:rPr>
-              <w:t>{realisasi_usaha}</w:t>
-            </w:r>
-          </w:p>
-        </w:tc>
-        <w:tc>
-          <w:tcPr>
-            <w:tcW w:w="355" w:type="pct"/>
-            <w:tcBorders>
-              <w:top w:val="nil"/>
-              <w:left w:val="nil"/>
-              <w:bottom w:val="single" w:sz="4" w:space="0" w:color="auto"/>
-              <w:right w:val="single" w:sz="4" w:space="0" w:color="auto"/>
-            </w:tcBorders>
-            <w:noWrap/>
-            <w:vAlign w:val="center"/>
-            <w:hideMark/>
-          </w:tcPr>
-          <w:p>
-            <w:pPr>
-              <w:spacing w:after="0" w:line="240" w:lineRule="auto"/>
-              <w:rPr>
-                <w:rFonts w:ascii="Arial" w:eastAsia="Times New Roman" w:hAnsi="Arial" w:cs="Arial"/>
-                <w:color w:val="000000"/>
-                <w:sz w:val="16"/>
-                <w:szCs w:val="16"/>
-              </w:rPr>
-            </w:pPr>
-            <w:r>
-              <w:rPr>
-                <w:rFonts w:ascii="Arial" w:eastAsia="Times New Roman" w:hAnsi="Arial" w:cs="Arial"/>
-                <w:color w:val="000000"/>
-                <w:sz w:val="16"/>
-                <w:szCs w:val="16"/>
-              </w:rPr>
-              <w:t>{realisasi_jumlah}</w:t>
-            </w:r>
-            <w:r>
-              <w:rPr>
-                <w:rFonts w:ascii="Arial" w:eastAsia="Times New Roman" w:hAnsi="Arial" w:cs="Arial"/>
-                <w:color w:val="000000"/>
-                <w:sz w:val="16"/>
-                <w:szCs w:val="16"/>
-              </w:rPr>
-              <w:t> </w:t>
-            </w:r>
-          </w:p>
-        </w:tc>
-        <w:tc>
-          <w:tcPr>
-            <w:tcW w:w="432" w:type="pct"/>
-            <w:tcBorders>
-              <w:top w:val="nil"/>
-              <w:left w:val="nil"/>
-              <w:bottom w:val="single" w:sz="4" w:space="0" w:color="auto"/>
-              <w:right w:val="single" w:sz="4" w:space="0" w:color="auto"/>
-            </w:tcBorders>
-            <w:noWrap/>
-            <w:vAlign w:val="center"/>
-            <w:hideMark/>
-          </w:tcPr>
-          <w:p>
-            <w:pPr>
-              <w:spacing w:after="0" w:line="240" w:lineRule="auto"/>
-              <w:rPr>
-                <w:rFonts w:ascii="Arial" w:eastAsia="Times New Roman" w:hAnsi="Arial" w:cs="Arial"/>
-                <w:color w:val="000000"/>
-                <w:sz w:val="16"/>
-                <w:szCs w:val="16"/>
-              </w:rPr>
-            </w:pPr>
-            <w:r>
-              <w:rPr>
-                <w:rFonts w:ascii="Arial" w:eastAsia="Times New Roman" w:hAnsi="Arial" w:cs="Arial"/>
-                <w:color w:val="000000"/>
-                <w:sz w:val="16"/>
-                <w:szCs w:val="16"/>
-              </w:rPr>
-              <w:t>{pesentase}{/peserta}</w:t>
-            </w:r>
-          </w:p>
-        </w:tc>
-        <w:tc>
-          <w:tcPr>
-            <w:tcW w:w="265" w:type="pct"/>
-            <w:tcBorders>
-              <w:top w:val="nil"/>
-              <w:left w:val="single" w:sz="4" w:space="0" w:color="auto"/>
-              <w:bottom w:val="single" w:sz="4" w:space="0" w:color="000000"/>
-              <w:right w:val="single" w:sz="4" w:space="0" w:color="auto"/>
-            </w:tcBorders>
-            <w:vAlign w:val="center"/>
-            <w:hideMark/>
-          </w:tcPr>
-          <w:p>
-            <w:pPr>
-              <w:spacing w:after="0" w:line="240" w:lineRule="auto"/>
-              <w:rPr>
-                <w:rFonts w:ascii="Arial" w:eastAsia="Times New Roman" w:hAnsi="Arial" w:cs="Arial"/>
-                <w:color w:val="000000"/>
-                <w:sz w:val="16"/>
-                <w:szCs w:val="16"/>
-              </w:rPr>
-            </w:pPr>
-          </w:p>
-        </w:tc>
-      </w:tr>
-      <w:tr>
-        <w:trPr>
-          <w:trHeight w:val="450"/>
-        </w:trPr>
-        <w:tc>
-          <w:tcPr>
-            <w:tcW w:w="2386" w:type="pct"/>
-            <w:gridSpan w:val="8"/>
-            <w:tcBorders>
-              <w:top w:val="single" w:sz="4" w:space="0" w:color="auto"/>
-              <w:left w:val="single" w:sz="4" w:space="0" w:color="auto"/>
-              <w:bottom w:val="single" w:sz="4" w:space="0" w:color="auto"/>
-              <w:right w:val="single" w:sz="4" w:space="0" w:color="000000"/>
-            </w:tcBorders>
-            <w:noWrap/>
-            <w:vAlign w:val="center"/>
-            <w:hideMark/>
-          </w:tcPr>
-          <w:p>
-            <w:pPr>
-              <w:spacing w:after="0" w:line="240" w:lineRule="auto"/>
-              <w:jc w:val="center"/>
-              <w:rPr>
-                <w:rFonts w:ascii="Arial" w:eastAsia="Times New Roman" w:hAnsi="Arial" w:cs="Arial"/>
-                <w:b/>
-                <w:bCs/>
-                <w:color w:val="000000"/>
-                <w:sz w:val="16"/>
-                <w:szCs w:val="16"/>
-              </w:rPr>
-            </w:pPr>
-            <w:r>
-              <w:rPr>
-                <w:rFonts w:ascii="Arial" w:eastAsia="Times New Roman" w:hAnsi="Arial" w:cs="Arial"/>
-                <w:b/>
-                <w:bCs/>
-                <w:color w:val="000000"/>
-                <w:sz w:val="16"/>
-                <w:szCs w:val="16"/>
-              </w:rPr>
-              <w:t>Jumlah</w:t>
-            </w:r>
-          </w:p>
-        </w:tc>
-        <w:tc>
-          <w:tcPr>
-            <w:tcW w:w="299" w:type="pct"/>
-            <w:tcBorders>
-              <w:top w:val="nil"/>
-              <w:left w:val="nil"/>
-              <w:bottom w:val="single" w:sz="4" w:space="0" w:color="auto"/>
-              <w:right w:val="single" w:sz="4" w:space="0" w:color="auto"/>
-            </w:tcBorders>
-            <w:noWrap/>
-            <w:vAlign w:val="center"/>
-            <w:hideMark/>
-          </w:tcPr>
-          <w:p>
-            <w:pPr>
-              <w:spacing w:after="0" w:line="240" w:lineRule="auto"/>
-              <w:rPr>
-                <w:rFonts w:ascii="Arial" w:eastAsia="Times New Roman" w:hAnsi="Arial" w:cs="Arial"/>
-                <w:b/>
-                <w:bCs/>
-                <w:color w:val="000000"/>
-                <w:sz w:val="16"/>
-                <w:szCs w:val="16"/>
-              </w:rPr>
-            </w:pPr>
-            <w:r>
-              <w:rPr>
-                <w:rFonts w:ascii="Arial" w:eastAsia="Times New Roman" w:hAnsi="Arial" w:cs="Arial"/>
-                <w:b/>
-                <w:bCs/>
-                <w:color w:val="000000"/>
-                <w:sz w:val="16"/>
-                <w:szCs w:val="16"/>
-              </w:rPr>
-              <w:t> </w:t>
-            </w:r>
-          </w:p>
-        </w:tc>
-        <w:tc>
-          <w:tcPr>
-            <w:tcW w:w="262" w:type="pct"/>
-            <w:tcBorders>
-              <w:top w:val="nil"/>
-              <w:left w:val="nil"/>
-              <w:bottom w:val="single" w:sz="4" w:space="0" w:color="auto"/>
-              <w:right w:val="single" w:sz="4" w:space="0" w:color="auto"/>
-            </w:tcBorders>
-            <w:noWrap/>
-            <w:vAlign w:val="center"/>
-            <w:hideMark/>
-          </w:tcPr>
-          <w:p>
-            <w:pPr>
-              <w:spacing w:after="0" w:line="240" w:lineRule="auto"/>
-              <w:rPr>
-                <w:rFonts w:ascii="Arial" w:eastAsia="Times New Roman" w:hAnsi="Arial" w:cs="Arial"/>
-                <w:b/>
-                <w:bCs/>
-                <w:color w:val="000000"/>
-                <w:sz w:val="16"/>
-                <w:szCs w:val="16"/>
-              </w:rPr>
-            </w:pPr>
-            <w:r>
-              <w:rPr>
-                <w:rFonts w:ascii="Arial" w:eastAsia="Times New Roman" w:hAnsi="Arial" w:cs="Arial"/>
-                <w:b/>
-                <w:bCs/>
-                <w:color w:val="000000"/>
-                <w:sz w:val="16"/>
-                <w:szCs w:val="16"/>
-              </w:rPr>
-              <w:t> </w:t>
-            </w:r>
-          </w:p>
-        </w:tc>
-        <w:tc>
-          <w:tcPr>
-            <w:tcW w:w="269" w:type="pct"/>
-            <w:tcBorders>
-              <w:top w:val="nil"/>
-              <w:left w:val="nil"/>
-              <w:bottom w:val="single" w:sz="4" w:space="0" w:color="auto"/>
-              <w:right w:val="single" w:sz="4" w:space="0" w:color="auto"/>
-            </w:tcBorders>
-            <w:noWrap/>
-            <w:vAlign w:val="center"/>
-          </w:tcPr>
-          <w:p>
-            <w:pPr>
-              <w:spacing w:after="0" w:line="240" w:lineRule="auto"/>
-              <w:jc w:val="right"/>
-              <w:rPr>
-                <w:rFonts w:ascii="Arial" w:eastAsia="Times New Roman" w:hAnsi="Arial" w:cs="Arial"/>
-                <w:b/>
-                <w:bCs/>
-                <w:color w:val="000000"/>
-                <w:sz w:val="16"/>
-                <w:szCs w:val="16"/>
-              </w:rPr>
-            </w:pPr>
-          </w:p>
-        </w:tc>
-        <w:tc>
-          <w:tcPr>
-            <w:tcW w:w="385" w:type="pct"/>
-            <w:tcBorders>
-              <w:top w:val="nil"/>
-              <w:left w:val="nil"/>
-              <w:bottom w:val="single" w:sz="4" w:space="0" w:color="auto"/>
-              <w:right w:val="single" w:sz="4" w:space="0" w:color="auto"/>
-            </w:tcBorders>
-            <w:noWrap/>
-            <w:vAlign w:val="center"/>
-          </w:tcPr>
-          <w:p>
-            <w:pPr>
-              <w:spacing w:after="0" w:line="240" w:lineRule="auto"/>
-              <w:rPr>
-                <w:rFonts w:ascii="Arial" w:eastAsia="Times New Roman" w:hAnsi="Arial" w:cs="Arial"/>
-                <w:b/>
-                <w:bCs/>
-                <w:color w:val="000000"/>
-                <w:sz w:val="16"/>
-                <w:szCs w:val="16"/>
-              </w:rPr>
-            </w:pPr>
-          </w:p>
-        </w:tc>
-        <w:tc>
-          <w:tcPr>
-            <w:tcW w:w="347" w:type="pct"/>
-            <w:tcBorders>
-              <w:top w:val="nil"/>
-              <w:left w:val="nil"/>
-              <w:bottom w:val="single" w:sz="4" w:space="0" w:color="auto"/>
-              <w:right w:val="single" w:sz="4" w:space="0" w:color="auto"/>
-            </w:tcBorders>
-            <w:noWrap/>
-            <w:vAlign w:val="center"/>
-          </w:tcPr>
-          <w:p>
-            <w:pPr>
-              <w:spacing w:after="0" w:line="240" w:lineRule="auto"/>
-              <w:rPr>
-                <w:rFonts w:ascii="Arial" w:eastAsia="Times New Roman" w:hAnsi="Arial" w:cs="Arial"/>
-                <w:b/>
-                <w:bCs/>
-                <w:color w:val="000000"/>
-                <w:sz w:val="16"/>
-                <w:szCs w:val="16"/>
-              </w:rPr>
-            </w:pPr>
-          </w:p>
-        </w:tc>
-        <w:tc>
-          <w:tcPr>
-            <w:tcW w:w="355" w:type="pct"/>
-            <w:tcBorders>
-              <w:top w:val="nil"/>
-              <w:left w:val="nil"/>
-              <w:bottom w:val="single" w:sz="4" w:space="0" w:color="auto"/>
-              <w:right w:val="single" w:sz="4" w:space="0" w:color="auto"/>
-            </w:tcBorders>
-            <w:noWrap/>
-            <w:vAlign w:val="center"/>
-          </w:tcPr>
-          <w:p>
-            <w:pPr>
-              <w:spacing w:after="0" w:line="240" w:lineRule="auto"/>
-              <w:jc w:val="right"/>
-              <w:rPr>
-                <w:rFonts w:ascii="Arial" w:eastAsia="Times New Roman" w:hAnsi="Arial" w:cs="Arial"/>
-                <w:b/>
-                <w:bCs/>
-                <w:color w:val="000000"/>
-                <w:sz w:val="16"/>
-                <w:szCs w:val="16"/>
-              </w:rPr>
-            </w:pPr>
-          </w:p>
-        </w:tc>
-        <w:tc>
-          <w:tcPr>
-            <w:tcW w:w="432" w:type="pct"/>
-            <w:tcBorders>
-              <w:top w:val="nil"/>
-              <w:left w:val="nil"/>
-              <w:bottom w:val="single" w:sz="4" w:space="0" w:color="auto"/>
-              <w:right w:val="single" w:sz="4" w:space="0" w:color="auto"/>
-            </w:tcBorders>
-            <w:noWrap/>
-            <w:vAlign w:val="center"/>
-            <w:hideMark/>
-          </w:tcPr>
-          <w:p>
-            <w:pPr>
-              <w:spacing w:after="0" w:line="240" w:lineRule="auto"/>
-              <w:jc w:val="right"/>
-              <w:rPr>
-                <w:rFonts w:ascii="Arial" w:eastAsia="Times New Roman" w:hAnsi="Arial" w:cs="Arial"/>
-                <w:b/>
-                <w:bCs/>
-                <w:color w:val="000000"/>
-                <w:sz w:val="16"/>
-                <w:szCs w:val="16"/>
-              </w:rPr>
-            </w:pPr>
-            <w:r>
-              <w:rPr>
-                <w:rFonts w:ascii="Arial" w:eastAsia="Times New Roman" w:hAnsi="Arial" w:cs="Arial"/>
-                <w:b/>
-                <w:bCs/>
-                <w:color w:val="000000"/>
-                <w:sz w:val="16"/>
-                <w:szCs w:val="16"/>
-              </w:rPr>
-              <w:t>{average_persentase}</w:t>
-            </w:r>
-          </w:p>
-        </w:tc>
-        <w:tc>
-          <w:tcPr>
-            <w:tcW w:w="265" w:type="pct"/>
-            <w:tcBorders>
-              <w:top w:val="nil"/>
-              <w:left w:val="nil"/>
-              <w:bottom w:val="single" w:sz="4" w:space="0" w:color="auto"/>
-              <w:right w:val="single" w:sz="4" w:space="0" w:color="auto"/>
-            </w:tcBorders>
-            <w:vAlign w:val="center"/>
-            <w:hideMark/>
-          </w:tcPr>
-          <w:p>
-            <w:pPr>
-              <w:spacing w:after="0" w:line="240" w:lineRule="auto"/>
-              <w:jc w:val="center"/>
-              <w:rPr>
-                <w:rFonts w:ascii="Arial" w:eastAsia="Times New Roman" w:hAnsi="Arial" w:cs="Arial"/>
-                <w:b/>
-                <w:bCs/>
-                <w:color w:val="000000"/>
-                <w:sz w:val="16"/>
-                <w:szCs w:val="16"/>
-              </w:rPr>
-            </w:pPr>
-          </w:p>
-        </w:tc>
-      </w:tr>
-    </w:tbl>
-    <w:p>
-      <w:pPr>
-        <w:spacing w:line="278" w:lineRule="auto"/>
-        <w:rPr>
-          <w:rFonts w:ascii="Aptos" w:eastAsia="Aptos" w:hAnsi="Aptos" w:cs="Times New Roman"/>
-          <w:kern w:val="2"/>
-          <w:sz w:val="24"/>
-          <w:szCs w:val="24"/>
-          <w:lang w:eastAsia="en-US"/>
-          <w14:ligatures w14:val="standardContextual"/>
-        </w:rPr>
-      </w:pPr>
-    </w:p>
-    <w:p>
-      <w:pPr>
-        <w:spacing w:line="278" w:lineRule="auto"/>
-        <w:rPr>
-          <w:rFonts w:ascii="Aptos" w:eastAsia="Aptos" w:hAnsi="Aptos" w:cs="Times New Roman"/>
-          <w:kern w:val="2"/>
-          <w:sz w:val="24"/>
-          <w:szCs w:val="24"/>
-          <w:lang w:eastAsia="en-US"/>
-          <w14:ligatures w14:val="standardContextual"/>
         </w:rPr>
       </w:pPr>
     </w:p>

--- a/public/templates/BERKAS PEMBAYARAN TERMIN II PML (1).docx
+++ b/public/templates/BERKAS PEMBAYARAN TERMIN II PML (1).docx
@@ -13014,16 +13014,27 @@
           <w:szCs w:val="24"/>
           <w:lang w:val="en"/>
         </w:rPr>
-        <w:t>B-</w:t>
-      </w:r>
-      <w:r>
-        <w:rPr>
-          <w:rFonts w:ascii="Bookman Old Style" w:eastAsia="Bookman Old Style" w:hAnsi="Bookman Old Style" w:cs="Bookman Old Style"/>
-          <w:sz w:val="24"/>
-          <w:szCs w:val="24"/>
-          <w:lang w:val="sv-SE"/>
-        </w:rPr>
-        <w:t>{nomor_prefix}</w:t>
+        <w:t>B-{</w:t>
+      </w:r>
+      <w:proofErr w:type="spellStart"/>
+      <w:r>
+        <w:rPr>
+          <w:rFonts w:ascii="Bookman Old Style" w:eastAsia="Bookman Old Style" w:hAnsi="Bookman Old Style" w:cs="Bookman Old Style"/>
+          <w:sz w:val="24"/>
+          <w:szCs w:val="24"/>
+          <w:lang w:val="en"/>
+        </w:rPr>
+        <w:t>nomor</w:t>
+      </w:r>
+      <w:proofErr w:type="spellEnd"/>
+      <w:r>
+        <w:rPr>
+          <w:rFonts w:ascii="Bookman Old Style" w:eastAsia="Bookman Old Style" w:hAnsi="Bookman Old Style" w:cs="Bookman Old Style"/>
+          <w:sz w:val="24"/>
+          <w:szCs w:val="24"/>
+          <w:lang w:val="en"/>
+        </w:rPr>
+        <w:t>-prefix}/BAST-II-SE2026/PML/3172/SS.340/2026</w:t>
       </w:r>
     </w:p>
     <w:p>
@@ -13073,7 +13084,7 @@
     </w:p>
     <w:tbl>
       <w:tblPr>
-        <w:tblW w:w="13155" w:type="dxa"/>
+        <w:tblW w:w="13315" w:type="dxa"/>
         <w:jc w:val="center"/>
         <w:tblBorders>
           <w:top w:val="single" w:sz="8" w:space="0" w:color="000000"/>
@@ -13092,7 +13103,7 @@
         <w:gridCol w:w="1350"/>
         <w:gridCol w:w="1290"/>
         <w:gridCol w:w="2385"/>
-        <w:gridCol w:w="2190"/>
+        <w:gridCol w:w="2350"/>
       </w:tblGrid>
       <w:tr>
         <w:trPr>
@@ -13279,7 +13290,7 @@
         </w:tc>
         <w:tc>
           <w:tcPr>
-            <w:tcW w:w="2190" w:type="dxa"/>
+            <w:tcW w:w="2350" w:type="dxa"/>
             <w:vMerge w:val="restart"/>
             <w:vAlign w:val="center"/>
           </w:tcPr>
@@ -13458,7 +13469,7 @@
         </w:tc>
         <w:tc>
           <w:tcPr>
-            <w:tcW w:w="2190" w:type="dxa"/>
+            <w:tcW w:w="2350" w:type="dxa"/>
             <w:vMerge/>
             <w:vAlign w:val="center"/>
           </w:tcPr>
@@ -13624,7 +13635,7 @@
         </w:tc>
         <w:tc>
           <w:tcPr>
-            <w:tcW w:w="2190" w:type="dxa"/>
+            <w:tcW w:w="2350" w:type="dxa"/>
             <w:vAlign w:val="center"/>
           </w:tcPr>
           <w:p>
@@ -14023,7 +14034,7 @@
         </w:tc>
         <w:tc>
           <w:tcPr>
-            <w:tcW w:w="2190" w:type="dxa"/>
+            <w:tcW w:w="2350" w:type="dxa"/>
             <w:vMerge w:val="restart"/>
             <w:vAlign w:val="center"/>
           </w:tcPr>
@@ -14047,7 +14058,43 @@
                 <w:szCs w:val="24"/>
                 <w:lang w:val="en"/>
               </w:rPr>
-              <w:t>Rp8.746.500,00</w:t>
+              <w:t>Rp</w:t>
+            </w:r>
+            <w:r>
+              <w:rPr>
+                <w:rFonts w:ascii="Bookman Old Style" w:eastAsia="Bookman Old Style" w:hAnsi="Bookman Old Style" w:cs="Bookman Old Style"/>
+                <w:sz w:val="24"/>
+                <w:szCs w:val="24"/>
+                <w:lang w:val="en"/>
+              </w:rPr>
+              <w:t>14</w:t>
+            </w:r>
+            <w:r>
+              <w:rPr>
+                <w:rFonts w:ascii="Bookman Old Style" w:eastAsia="Bookman Old Style" w:hAnsi="Bookman Old Style" w:cs="Bookman Old Style"/>
+                <w:sz w:val="24"/>
+                <w:szCs w:val="24"/>
+                <w:lang w:val="en"/>
+              </w:rPr>
+              <w:t>.</w:t>
+            </w:r>
+            <w:r>
+              <w:rPr>
+                <w:rFonts w:ascii="Bookman Old Style" w:eastAsia="Bookman Old Style" w:hAnsi="Bookman Old Style" w:cs="Bookman Old Style"/>
+                <w:sz w:val="24"/>
+                <w:szCs w:val="24"/>
+                <w:lang w:val="en"/>
+              </w:rPr>
+              <w:t>577</w:t>
+            </w:r>
+            <w:r>
+              <w:rPr>
+                <w:rFonts w:ascii="Bookman Old Style" w:eastAsia="Bookman Old Style" w:hAnsi="Bookman Old Style" w:cs="Bookman Old Style"/>
+                <w:sz w:val="24"/>
+                <w:szCs w:val="24"/>
+                <w:lang w:val="en"/>
+              </w:rPr>
+              <w:t>.500,00</w:t>
             </w:r>
           </w:p>
         </w:tc>
@@ -14181,7 +14228,7 @@
         </w:tc>
         <w:tc>
           <w:tcPr>
-            <w:tcW w:w="2190" w:type="dxa"/>
+            <w:tcW w:w="2350" w:type="dxa"/>
             <w:vMerge/>
             <w:vAlign w:val="center"/>
           </w:tcPr>
@@ -14241,13 +14288,13 @@
                 <w:szCs w:val="24"/>
                 <w:lang w:val="sv-SE"/>
               </w:rPr>
-              <w:t>Delapan juta tujuh ratus empat puluh enam ribu lima ratus rupiah</w:t>
+              <w:t>Empat belas juta lima ratus tujuh puluh tujuh ribu lima ratus rupiah</w:t>
             </w:r>
           </w:p>
         </w:tc>
         <w:tc>
           <w:tcPr>
-            <w:tcW w:w="2190" w:type="dxa"/>
+            <w:tcW w:w="2350" w:type="dxa"/>
             <w:vAlign w:val="center"/>
           </w:tcPr>
           <w:p>
@@ -14268,7 +14315,43 @@
                 <w:szCs w:val="24"/>
                 <w:lang w:val="en"/>
               </w:rPr>
-              <w:t>Rp8.746.500,00</w:t>
+              <w:t>Rp</w:t>
+            </w:r>
+            <w:r>
+              <w:rPr>
+                <w:rFonts w:ascii="Bookman Old Style" w:eastAsia="Bookman Old Style" w:hAnsi="Bookman Old Style" w:cs="Bookman Old Style"/>
+                <w:sz w:val="24"/>
+                <w:szCs w:val="24"/>
+                <w:lang w:val="en"/>
+              </w:rPr>
+              <w:t>14</w:t>
+            </w:r>
+            <w:r>
+              <w:rPr>
+                <w:rFonts w:ascii="Bookman Old Style" w:eastAsia="Bookman Old Style" w:hAnsi="Bookman Old Style" w:cs="Bookman Old Style"/>
+                <w:sz w:val="24"/>
+                <w:szCs w:val="24"/>
+                <w:lang w:val="en"/>
+              </w:rPr>
+              <w:t>.</w:t>
+            </w:r>
+            <w:r>
+              <w:rPr>
+                <w:rFonts w:ascii="Bookman Old Style" w:eastAsia="Bookman Old Style" w:hAnsi="Bookman Old Style" w:cs="Bookman Old Style"/>
+                <w:sz w:val="24"/>
+                <w:szCs w:val="24"/>
+                <w:lang w:val="en"/>
+              </w:rPr>
+              <w:t>577</w:t>
+            </w:r>
+            <w:r>
+              <w:rPr>
+                <w:rFonts w:ascii="Bookman Old Style" w:eastAsia="Bookman Old Style" w:hAnsi="Bookman Old Style" w:cs="Bookman Old Style"/>
+                <w:sz w:val="24"/>
+                <w:szCs w:val="24"/>
+                <w:lang w:val="en"/>
+              </w:rPr>
+              <w:t>.500,00</w:t>
             </w:r>
           </w:p>
         </w:tc>

--- a/public/templates/BERKAS PEMBAYARAN TERMIN II PML (1).docx
+++ b/public/templates/BERKAS PEMBAYARAN TERMIN II PML (1).docx
@@ -1531,84 +1531,38 @@
         <w:t>I</w:t>
       </w:r>
     </w:p>
-    <w:p>
-      <w:pPr>
-        <w:widowControl w:val="0"/>
-        <w:spacing w:after="0" w:line="240" w:lineRule="auto"/>
-        <w:rPr>
-          <w:rFonts w:ascii="Bookman Old Style" w:eastAsia="Bookman Old Style" w:hAnsi="Bookman Old Style" w:cs="Bookman Old Style"/>
-          <w:sz w:val="24"/>
-          <w:szCs w:val="24"/>
-          <w:lang w:val="sv-SE"/>
-        </w:rPr>
-      </w:pPr>
-    </w:p>
-    <w:p>
-      <w:pPr>
-        <w:widowControl w:val="0"/>
-        <w:spacing w:after="0" w:line="240" w:lineRule="auto"/>
-        <w:rPr>
-          <w:rFonts w:ascii="Bookman Old Style" w:eastAsia="Bookman Old Style" w:hAnsi="Bookman Old Style" w:cs="Bookman Old Style"/>
-          <w:sz w:val="24"/>
-          <w:szCs w:val="24"/>
-          <w:lang w:val="sv-SE"/>
-        </w:rPr>
-      </w:pPr>
-    </w:p>
     <w:tbl>
       <w:tblPr>
-        <w:tblStyle w:val="a0"/>
-        <w:tblpPr w:leftFromText="180" w:rightFromText="180" w:topFromText="180" w:bottomFromText="180" w:vertAnchor="text" w:tblpX="1125"/>
-        <w:tblW w:w="10620" w:type="dxa"/>
-        <w:tblInd w:w="0" w:type="dxa"/>
-        <w:tblBorders>
-          <w:top w:val="nil"/>
-          <w:left w:val="nil"/>
-          <w:bottom w:val="nil"/>
-          <w:right w:val="nil"/>
-          <w:insideH w:val="nil"/>
-          <w:insideV w:val="nil"/>
-        </w:tblBorders>
-        <w:tblLayout w:type="fixed"/>
-        <w:tblLook w:val="0600" w:firstRow="0" w:lastRow="0" w:firstColumn="0" w:lastColumn="0" w:noHBand="1" w:noVBand="1"/>
+        <w:tblStyle w:val="TableGrid"/>
+        <w:tblW w:w="0" w:type="auto"/>
+        <w:tblLook w:val="04A0" w:firstRow="1" w:lastRow="0" w:firstColumn="1" w:lastColumn="0" w:noHBand="0" w:noVBand="1"/>
       </w:tblPr>
       <w:tblGrid>
-        <w:gridCol w:w="930"/>
-        <w:gridCol w:w="3630"/>
-        <w:gridCol w:w="1635"/>
-        <w:gridCol w:w="2325"/>
-        <w:gridCol w:w="1995"/>
-        <w:gridCol w:w="105"/>
+        <w:gridCol w:w="1781"/>
+        <w:gridCol w:w="3317"/>
+        <w:gridCol w:w="2410"/>
+        <w:gridCol w:w="3260"/>
+        <w:gridCol w:w="2756"/>
       </w:tblGrid>
       <w:tr>
         <w:trPr>
-          <w:trHeight w:val="840"/>
+          <w:trHeight w:val="907"/>
+          <w:tblHeader/>
         </w:trPr>
         <w:tc>
           <w:tcPr>
-            <w:tcW w:w="930" w:type="dxa"/>
-            <w:tcBorders>
-              <w:top w:val="single" w:sz="4" w:space="0" w:color="000000"/>
-              <w:left w:val="single" w:sz="4" w:space="0" w:color="000000"/>
-              <w:bottom w:val="single" w:sz="4" w:space="0" w:color="000000"/>
-              <w:right w:val="single" w:sz="4" w:space="0" w:color="000000"/>
-            </w:tcBorders>
-            <w:tcMar>
-              <w:top w:w="0" w:type="dxa"/>
-              <w:bottom w:w="0" w:type="dxa"/>
-            </w:tcMar>
+            <w:tcW w:w="1781" w:type="dxa"/>
             <w:vAlign w:val="center"/>
           </w:tcPr>
           <w:p>
             <w:pPr>
               <w:widowControl w:val="0"/>
-              <w:spacing w:after="0" w:line="276" w:lineRule="auto"/>
-              <w:ind w:left="40"/>
               <w:jc w:val="center"/>
               <w:rPr>
                 <w:rFonts w:ascii="Bookman Old Style" w:eastAsia="Bookman Old Style" w:hAnsi="Bookman Old Style" w:cs="Bookman Old Style"/>
                 <w:sz w:val="24"/>
                 <w:szCs w:val="24"/>
+                <w:lang w:val="sv-SE"/>
               </w:rPr>
             </w:pPr>
             <w:r>
@@ -1623,29 +1577,18 @@
         </w:tc>
         <w:tc>
           <w:tcPr>
-            <w:tcW w:w="3630" w:type="dxa"/>
-            <w:tcBorders>
-              <w:top w:val="single" w:sz="4" w:space="0" w:color="000000"/>
-              <w:left w:val="single" w:sz="4" w:space="0" w:color="000000"/>
-              <w:bottom w:val="single" w:sz="4" w:space="0" w:color="000000"/>
-              <w:right w:val="single" w:sz="4" w:space="0" w:color="000000"/>
-            </w:tcBorders>
-            <w:tcMar>
-              <w:top w:w="0" w:type="dxa"/>
-              <w:bottom w:w="0" w:type="dxa"/>
-            </w:tcMar>
+            <w:tcW w:w="3317" w:type="dxa"/>
             <w:vAlign w:val="center"/>
           </w:tcPr>
           <w:p>
             <w:pPr>
               <w:widowControl w:val="0"/>
-              <w:spacing w:after="0" w:line="276" w:lineRule="auto"/>
-              <w:ind w:left="-80"/>
               <w:jc w:val="center"/>
               <w:rPr>
                 <w:rFonts w:ascii="Bookman Old Style" w:eastAsia="Bookman Old Style" w:hAnsi="Bookman Old Style" w:cs="Bookman Old Style"/>
                 <w:sz w:val="24"/>
                 <w:szCs w:val="24"/>
+                <w:lang w:val="sv-SE"/>
               </w:rPr>
             </w:pPr>
             <w:r>
@@ -1678,30 +1621,18 @@
         </w:tc>
         <w:tc>
           <w:tcPr>
-            <w:tcW w:w="1635" w:type="dxa"/>
-            <w:tcBorders>
-              <w:top w:val="single" w:sz="4" w:space="0" w:color="000000"/>
-              <w:left w:val="single" w:sz="4" w:space="0" w:color="000000"/>
-              <w:bottom w:val="single" w:sz="4" w:space="0" w:color="000000"/>
-              <w:right w:val="single" w:sz="4" w:space="0" w:color="000000"/>
-            </w:tcBorders>
-            <w:tcMar>
-              <w:top w:w="0" w:type="dxa"/>
-              <w:bottom w:w="0" w:type="dxa"/>
-            </w:tcMar>
+            <w:tcW w:w="2410" w:type="dxa"/>
             <w:vAlign w:val="center"/>
           </w:tcPr>
           <w:p>
             <w:pPr>
               <w:widowControl w:val="0"/>
-              <w:spacing w:after="0" w:line="276" w:lineRule="auto"/>
               <w:jc w:val="center"/>
               <w:rPr>
                 <w:rFonts w:ascii="Bookman Old Style" w:eastAsia="Bookman Old Style" w:hAnsi="Bookman Old Style" w:cs="Bookman Old Style"/>
-                <w:i/>
-                <w:iCs/>
-                <w:sz w:val="24"/>
-                <w:szCs w:val="24"/>
+                <w:sz w:val="24"/>
+                <w:szCs w:val="24"/>
+                <w:lang w:val="sv-SE"/>
               </w:rPr>
             </w:pPr>
             <w:r>
@@ -1726,29 +1657,18 @@
         </w:tc>
         <w:tc>
           <w:tcPr>
-            <w:tcW w:w="2325" w:type="dxa"/>
-            <w:tcBorders>
-              <w:top w:val="single" w:sz="4" w:space="0" w:color="000000"/>
-              <w:left w:val="single" w:sz="4" w:space="0" w:color="000000"/>
-              <w:bottom w:val="single" w:sz="4" w:space="0" w:color="000000"/>
-              <w:right w:val="single" w:sz="4" w:space="0" w:color="000000"/>
-            </w:tcBorders>
-            <w:tcMar>
-              <w:top w:w="0" w:type="dxa"/>
-              <w:bottom w:w="0" w:type="dxa"/>
-            </w:tcMar>
+            <w:tcW w:w="3260" w:type="dxa"/>
             <w:vAlign w:val="center"/>
           </w:tcPr>
           <w:p>
             <w:pPr>
               <w:widowControl w:val="0"/>
-              <w:spacing w:after="0" w:line="276" w:lineRule="auto"/>
-              <w:ind w:left="-40"/>
               <w:jc w:val="center"/>
               <w:rPr>
                 <w:rFonts w:ascii="Bookman Old Style" w:eastAsia="Bookman Old Style" w:hAnsi="Bookman Old Style" w:cs="Bookman Old Style"/>
                 <w:sz w:val="24"/>
                 <w:szCs w:val="24"/>
+                <w:lang w:val="sv-SE"/>
               </w:rPr>
             </w:pPr>
             <w:proofErr w:type="spellStart"/>
@@ -1809,28 +1729,18 @@
         </w:tc>
         <w:tc>
           <w:tcPr>
-            <w:tcW w:w="1995" w:type="dxa"/>
-            <w:tcBorders>
-              <w:top w:val="single" w:sz="4" w:space="0" w:color="000000"/>
-              <w:left w:val="single" w:sz="4" w:space="0" w:color="000000"/>
-              <w:bottom w:val="single" w:sz="4" w:space="0" w:color="000000"/>
-              <w:right w:val="single" w:sz="4" w:space="0" w:color="000000"/>
-            </w:tcBorders>
-            <w:tcMar>
-              <w:top w:w="0" w:type="dxa"/>
-              <w:bottom w:w="0" w:type="dxa"/>
-            </w:tcMar>
+            <w:tcW w:w="2745" w:type="dxa"/>
             <w:vAlign w:val="center"/>
           </w:tcPr>
           <w:p>
             <w:pPr>
               <w:widowControl w:val="0"/>
-              <w:spacing w:after="0" w:line="276" w:lineRule="auto"/>
               <w:jc w:val="center"/>
               <w:rPr>
                 <w:rFonts w:ascii="Bookman Old Style" w:eastAsia="Bookman Old Style" w:hAnsi="Bookman Old Style" w:cs="Bookman Old Style"/>
                 <w:sz w:val="24"/>
                 <w:szCs w:val="24"/>
+                <w:lang w:val="sv-SE"/>
               </w:rPr>
             </w:pPr>
             <w:proofErr w:type="spellStart"/>
@@ -1851,63 +1761,27 @@
               </w:rPr>
               <w:t xml:space="preserve"> (%)</w:t>
             </w:r>
-          </w:p>
-        </w:tc>
-        <w:tc>
-          <w:tcPr>
-            <w:tcW w:w="105" w:type="dxa"/>
-            <w:tcBorders>
-              <w:left w:val="single" w:sz="4" w:space="0" w:color="000000"/>
-            </w:tcBorders>
-            <w:tcMar>
-              <w:top w:w="20" w:type="dxa"/>
-              <w:left w:w="20" w:type="dxa"/>
-              <w:bottom w:w="20" w:type="dxa"/>
-              <w:right w:w="20" w:type="dxa"/>
-            </w:tcMar>
-          </w:tcPr>
-          <w:p>
-            <w:pPr>
-              <w:widowControl w:val="0"/>
-              <w:spacing w:after="0" w:line="240" w:lineRule="auto"/>
-              <w:rPr>
-                <w:rFonts w:ascii="Bookman Old Style" w:eastAsia="Bookman Old Style" w:hAnsi="Bookman Old Style" w:cs="Bookman Old Style"/>
-                <w:sz w:val="24"/>
-                <w:szCs w:val="24"/>
-              </w:rPr>
-            </w:pPr>
           </w:p>
         </w:tc>
       </w:tr>
       <w:tr>
         <w:trPr>
-          <w:trHeight w:val="435"/>
+          <w:trHeight w:val="907"/>
         </w:trPr>
         <w:tc>
           <w:tcPr>
-            <w:tcW w:w="930" w:type="dxa"/>
-            <w:tcBorders>
-              <w:top w:val="single" w:sz="4" w:space="0" w:color="000000"/>
-              <w:left w:val="single" w:sz="4" w:space="0" w:color="000000"/>
-              <w:bottom w:val="single" w:sz="4" w:space="0" w:color="000000"/>
-              <w:right w:val="single" w:sz="4" w:space="0" w:color="000000"/>
-            </w:tcBorders>
-            <w:tcMar>
-              <w:top w:w="0" w:type="dxa"/>
-              <w:bottom w:w="0" w:type="dxa"/>
-            </w:tcMar>
+            <w:tcW w:w="1781" w:type="dxa"/>
             <w:vAlign w:val="center"/>
           </w:tcPr>
           <w:p>
             <w:pPr>
               <w:widowControl w:val="0"/>
-              <w:spacing w:after="0" w:line="276" w:lineRule="auto"/>
-              <w:ind w:left="40"/>
               <w:jc w:val="center"/>
               <w:rPr>
                 <w:rFonts w:ascii="Bookman Old Style" w:eastAsia="Bookman Old Style" w:hAnsi="Bookman Old Style" w:cs="Bookman Old Style"/>
                 <w:sz w:val="24"/>
                 <w:szCs w:val="24"/>
+                <w:lang w:val="sv-SE"/>
               </w:rPr>
             </w:pPr>
             <w:r>
@@ -1922,29 +1796,18 @@
         </w:tc>
         <w:tc>
           <w:tcPr>
-            <w:tcW w:w="3630" w:type="dxa"/>
-            <w:tcBorders>
-              <w:top w:val="single" w:sz="4" w:space="0" w:color="000000"/>
-              <w:left w:val="single" w:sz="4" w:space="0" w:color="000000"/>
-              <w:bottom w:val="single" w:sz="4" w:space="0" w:color="000000"/>
-              <w:right w:val="single" w:sz="4" w:space="0" w:color="000000"/>
-            </w:tcBorders>
-            <w:tcMar>
-              <w:top w:w="0" w:type="dxa"/>
-              <w:bottom w:w="0" w:type="dxa"/>
-            </w:tcMar>
+            <w:tcW w:w="3317" w:type="dxa"/>
             <w:vAlign w:val="center"/>
           </w:tcPr>
           <w:p>
             <w:pPr>
               <w:widowControl w:val="0"/>
-              <w:spacing w:after="0" w:line="276" w:lineRule="auto"/>
-              <w:ind w:left="-80"/>
               <w:jc w:val="center"/>
               <w:rPr>
                 <w:rFonts w:ascii="Bookman Old Style" w:eastAsia="Bookman Old Style" w:hAnsi="Bookman Old Style" w:cs="Bookman Old Style"/>
                 <w:sz w:val="24"/>
                 <w:szCs w:val="24"/>
+                <w:lang w:val="sv-SE"/>
               </w:rPr>
             </w:pPr>
             <w:r>
@@ -1959,28 +1822,18 @@
         </w:tc>
         <w:tc>
           <w:tcPr>
-            <w:tcW w:w="1635" w:type="dxa"/>
-            <w:tcBorders>
-              <w:top w:val="single" w:sz="4" w:space="0" w:color="000000"/>
-              <w:left w:val="single" w:sz="4" w:space="0" w:color="000000"/>
-              <w:bottom w:val="single" w:sz="4" w:space="0" w:color="000000"/>
-              <w:right w:val="single" w:sz="4" w:space="0" w:color="000000"/>
-            </w:tcBorders>
-            <w:tcMar>
-              <w:top w:w="0" w:type="dxa"/>
-              <w:bottom w:w="0" w:type="dxa"/>
-            </w:tcMar>
+            <w:tcW w:w="2410" w:type="dxa"/>
             <w:vAlign w:val="center"/>
           </w:tcPr>
           <w:p>
             <w:pPr>
               <w:widowControl w:val="0"/>
-              <w:spacing w:after="0" w:line="276" w:lineRule="auto"/>
               <w:jc w:val="center"/>
               <w:rPr>
                 <w:rFonts w:ascii="Bookman Old Style" w:eastAsia="Bookman Old Style" w:hAnsi="Bookman Old Style" w:cs="Bookman Old Style"/>
                 <w:sz w:val="24"/>
                 <w:szCs w:val="24"/>
+                <w:lang w:val="sv-SE"/>
               </w:rPr>
             </w:pPr>
             <w:r>
@@ -1995,29 +1848,18 @@
         </w:tc>
         <w:tc>
           <w:tcPr>
-            <w:tcW w:w="2325" w:type="dxa"/>
-            <w:tcBorders>
-              <w:top w:val="single" w:sz="4" w:space="0" w:color="000000"/>
-              <w:left w:val="single" w:sz="4" w:space="0" w:color="000000"/>
-              <w:bottom w:val="single" w:sz="4" w:space="0" w:color="000000"/>
-              <w:right w:val="single" w:sz="4" w:space="0" w:color="000000"/>
-            </w:tcBorders>
-            <w:tcMar>
-              <w:top w:w="0" w:type="dxa"/>
-              <w:bottom w:w="0" w:type="dxa"/>
-            </w:tcMar>
+            <w:tcW w:w="3260" w:type="dxa"/>
             <w:vAlign w:val="center"/>
           </w:tcPr>
           <w:p>
             <w:pPr>
               <w:widowControl w:val="0"/>
-              <w:spacing w:after="0" w:line="276" w:lineRule="auto"/>
-              <w:ind w:left="-40"/>
               <w:jc w:val="center"/>
               <w:rPr>
                 <w:rFonts w:ascii="Bookman Old Style" w:eastAsia="Bookman Old Style" w:hAnsi="Bookman Old Style" w:cs="Bookman Old Style"/>
                 <w:sz w:val="24"/>
                 <w:szCs w:val="24"/>
+                <w:lang w:val="sv-SE"/>
               </w:rPr>
             </w:pPr>
             <w:r>
@@ -2032,28 +1874,18 @@
         </w:tc>
         <w:tc>
           <w:tcPr>
-            <w:tcW w:w="1995" w:type="dxa"/>
-            <w:tcBorders>
-              <w:top w:val="single" w:sz="4" w:space="0" w:color="000000"/>
-              <w:left w:val="single" w:sz="4" w:space="0" w:color="000000"/>
-              <w:bottom w:val="single" w:sz="4" w:space="0" w:color="000000"/>
-              <w:right w:val="single" w:sz="4" w:space="0" w:color="000000"/>
-            </w:tcBorders>
-            <w:tcMar>
-              <w:top w:w="0" w:type="dxa"/>
-              <w:bottom w:w="0" w:type="dxa"/>
-            </w:tcMar>
+            <w:tcW w:w="2745" w:type="dxa"/>
             <w:vAlign w:val="center"/>
           </w:tcPr>
           <w:p>
             <w:pPr>
               <w:widowControl w:val="0"/>
-              <w:spacing w:after="0" w:line="276" w:lineRule="auto"/>
               <w:jc w:val="center"/>
               <w:rPr>
                 <w:rFonts w:ascii="Bookman Old Style" w:eastAsia="Bookman Old Style" w:hAnsi="Bookman Old Style" w:cs="Bookman Old Style"/>
                 <w:sz w:val="24"/>
                 <w:szCs w:val="24"/>
+                <w:lang w:val="sv-SE"/>
               </w:rPr>
             </w:pPr>
             <w:r>
@@ -2063,73 +1895,28 @@
                 <w:szCs w:val="24"/>
               </w:rPr>
               <w:t>(5)</w:t>
-            </w:r>
-          </w:p>
-        </w:tc>
-        <w:tc>
-          <w:tcPr>
-            <w:tcW w:w="105" w:type="dxa"/>
-            <w:tcBorders>
-              <w:left w:val="single" w:sz="4" w:space="0" w:color="000000"/>
-            </w:tcBorders>
-            <w:tcMar>
-              <w:top w:w="20" w:type="dxa"/>
-              <w:left w:w="20" w:type="dxa"/>
-              <w:bottom w:w="20" w:type="dxa"/>
-              <w:right w:w="20" w:type="dxa"/>
-            </w:tcMar>
-          </w:tcPr>
-          <w:p>
-            <w:pPr>
-              <w:widowControl w:val="0"/>
-              <w:spacing w:after="0" w:line="276" w:lineRule="auto"/>
-              <w:ind w:left="360"/>
-              <w:rPr>
-                <w:rFonts w:ascii="Bookman Old Style" w:eastAsia="Bookman Old Style" w:hAnsi="Bookman Old Style" w:cs="Bookman Old Style"/>
-                <w:sz w:val="24"/>
-                <w:szCs w:val="24"/>
-              </w:rPr>
-            </w:pPr>
-            <w:r>
-              <w:rPr>
-                <w:rFonts w:ascii="Bookman Old Style" w:eastAsia="Bookman Old Style" w:hAnsi="Bookman Old Style" w:cs="Bookman Old Style"/>
-                <w:sz w:val="24"/>
-                <w:szCs w:val="24"/>
-              </w:rPr>
-              <w:t xml:space="preserve"> </w:t>
             </w:r>
           </w:p>
         </w:tc>
       </w:tr>
       <w:tr>
         <w:trPr>
-          <w:trHeight w:val="645"/>
+          <w:trHeight w:val="907"/>
         </w:trPr>
         <w:tc>
           <w:tcPr>
-            <w:tcW w:w="930" w:type="dxa"/>
-            <w:tcBorders>
-              <w:top w:val="single" w:sz="4" w:space="0" w:color="000000"/>
-              <w:left w:val="single" w:sz="4" w:space="0" w:color="000000"/>
-              <w:bottom w:val="single" w:sz="4" w:space="0" w:color="000000"/>
-              <w:right w:val="single" w:sz="4" w:space="0" w:color="000000"/>
-            </w:tcBorders>
-            <w:tcMar>
-              <w:top w:w="0" w:type="dxa"/>
-              <w:bottom w:w="0" w:type="dxa"/>
-            </w:tcMar>
+            <w:tcW w:w="1781" w:type="dxa"/>
             <w:vAlign w:val="center"/>
           </w:tcPr>
           <w:p>
             <w:pPr>
               <w:widowControl w:val="0"/>
-              <w:spacing w:after="0" w:line="276" w:lineRule="auto"/>
-              <w:ind w:left="40"/>
               <w:jc w:val="center"/>
               <w:rPr>
                 <w:rFonts w:ascii="Bookman Old Style" w:eastAsia="Bookman Old Style" w:hAnsi="Bookman Old Style" w:cs="Bookman Old Style"/>
                 <w:sz w:val="24"/>
                 <w:szCs w:val="24"/>
+                <w:lang w:val="sv-SE"/>
               </w:rPr>
             </w:pPr>
             <w:r>
@@ -2147,15 +1934,7 @@
                 <w:sz w:val="24"/>
                 <w:szCs w:val="24"/>
               </w:rPr>
-              <w:t>peserta}</w:t>
-            </w:r>
-            <w:r>
-              <w:rPr>
-                <w:rFonts w:ascii="Bookman Old Style" w:eastAsia="Bookman Old Style" w:hAnsi="Bookman Old Style" w:cs="Bookman Old Style"/>
-                <w:sz w:val="24"/>
-                <w:szCs w:val="24"/>
-              </w:rPr>
-              <w:t>{</w:t>
+              <w:t>peserta}{</w:t>
             </w:r>
             <w:proofErr w:type="gramEnd"/>
             <w:r>
@@ -2170,28 +1949,18 @@
         </w:tc>
         <w:tc>
           <w:tcPr>
-            <w:tcW w:w="3630" w:type="dxa"/>
-            <w:tcBorders>
-              <w:top w:val="single" w:sz="4" w:space="0" w:color="000000"/>
-              <w:left w:val="single" w:sz="4" w:space="0" w:color="000000"/>
-              <w:bottom w:val="single" w:sz="4" w:space="0" w:color="000000"/>
-              <w:right w:val="single" w:sz="4" w:space="0" w:color="000000"/>
-            </w:tcBorders>
-            <w:tcMar>
-              <w:top w:w="0" w:type="dxa"/>
-              <w:bottom w:w="0" w:type="dxa"/>
-            </w:tcMar>
+            <w:tcW w:w="3317" w:type="dxa"/>
             <w:vAlign w:val="center"/>
           </w:tcPr>
           <w:p>
             <w:pPr>
               <w:widowControl w:val="0"/>
-              <w:spacing w:after="0" w:line="276" w:lineRule="auto"/>
-              <w:ind w:left="360"/>
-              <w:rPr>
-                <w:rFonts w:ascii="Bookman Old Style" w:eastAsia="Bookman Old Style" w:hAnsi="Bookman Old Style" w:cs="Bookman Old Style"/>
-                <w:sz w:val="24"/>
-                <w:szCs w:val="24"/>
+              <w:jc w:val="both"/>
+              <w:rPr>
+                <w:rFonts w:ascii="Bookman Old Style" w:eastAsia="Bookman Old Style" w:hAnsi="Bookman Old Style" w:cs="Bookman Old Style"/>
+                <w:sz w:val="24"/>
+                <w:szCs w:val="24"/>
+                <w:lang w:val="sv-SE"/>
               </w:rPr>
             </w:pPr>
             <w:r>
@@ -2224,29 +1993,18 @@
         </w:tc>
         <w:tc>
           <w:tcPr>
-            <w:tcW w:w="1635" w:type="dxa"/>
-            <w:tcBorders>
-              <w:top w:val="single" w:sz="4" w:space="0" w:color="000000"/>
-              <w:left w:val="single" w:sz="4" w:space="0" w:color="000000"/>
-              <w:bottom w:val="single" w:sz="4" w:space="0" w:color="000000"/>
-              <w:right w:val="single" w:sz="4" w:space="0" w:color="000000"/>
-            </w:tcBorders>
-            <w:tcMar>
-              <w:top w:w="0" w:type="dxa"/>
-              <w:bottom w:w="0" w:type="dxa"/>
-            </w:tcMar>
+            <w:tcW w:w="2410" w:type="dxa"/>
             <w:vAlign w:val="center"/>
           </w:tcPr>
           <w:p>
             <w:pPr>
               <w:widowControl w:val="0"/>
-              <w:spacing w:after="0" w:line="276" w:lineRule="auto"/>
-              <w:ind w:left="360"/>
               <w:jc w:val="center"/>
               <w:rPr>
                 <w:rFonts w:ascii="Bookman Old Style" w:eastAsia="Bookman Old Style" w:hAnsi="Bookman Old Style" w:cs="Bookman Old Style"/>
                 <w:sz w:val="24"/>
                 <w:szCs w:val="24"/>
+                <w:lang w:val="sv-SE"/>
               </w:rPr>
             </w:pPr>
             <w:r>
@@ -2279,29 +2037,18 @@
         </w:tc>
         <w:tc>
           <w:tcPr>
-            <w:tcW w:w="2325" w:type="dxa"/>
-            <w:tcBorders>
-              <w:top w:val="single" w:sz="4" w:space="0" w:color="000000"/>
-              <w:left w:val="single" w:sz="4" w:space="0" w:color="000000"/>
-              <w:bottom w:val="single" w:sz="4" w:space="0" w:color="000000"/>
-              <w:right w:val="single" w:sz="4" w:space="0" w:color="000000"/>
-            </w:tcBorders>
-            <w:tcMar>
-              <w:top w:w="0" w:type="dxa"/>
-              <w:bottom w:w="0" w:type="dxa"/>
-            </w:tcMar>
+            <w:tcW w:w="3260" w:type="dxa"/>
             <w:vAlign w:val="center"/>
           </w:tcPr>
           <w:p>
             <w:pPr>
               <w:widowControl w:val="0"/>
-              <w:spacing w:after="0" w:line="276" w:lineRule="auto"/>
-              <w:ind w:left="360"/>
               <w:jc w:val="center"/>
               <w:rPr>
                 <w:rFonts w:ascii="Bookman Old Style" w:eastAsia="Bookman Old Style" w:hAnsi="Bookman Old Style" w:cs="Bookman Old Style"/>
                 <w:sz w:val="24"/>
                 <w:szCs w:val="24"/>
+                <w:lang w:val="sv-SE"/>
               </w:rPr>
             </w:pPr>
             <w:r>
@@ -2334,29 +2081,18 @@
         </w:tc>
         <w:tc>
           <w:tcPr>
-            <w:tcW w:w="1995" w:type="dxa"/>
-            <w:tcBorders>
-              <w:top w:val="single" w:sz="4" w:space="0" w:color="000000"/>
-              <w:left w:val="single" w:sz="4" w:space="0" w:color="000000"/>
-              <w:bottom w:val="single" w:sz="4" w:space="0" w:color="000000"/>
-              <w:right w:val="single" w:sz="4" w:space="0" w:color="000000"/>
-            </w:tcBorders>
-            <w:tcMar>
-              <w:top w:w="0" w:type="dxa"/>
-              <w:bottom w:w="0" w:type="dxa"/>
-            </w:tcMar>
+            <w:tcW w:w="2745" w:type="dxa"/>
             <w:vAlign w:val="center"/>
           </w:tcPr>
           <w:p>
             <w:pPr>
               <w:widowControl w:val="0"/>
-              <w:spacing w:after="0" w:line="276" w:lineRule="auto"/>
-              <w:ind w:left="180" w:hanging="180"/>
-              <w:jc w:val="right"/>
-              <w:rPr>
-                <w:rFonts w:ascii="Bookman Old Style" w:eastAsia="Bookman Old Style" w:hAnsi="Bookman Old Style" w:cs="Bookman Old Style"/>
-                <w:sz w:val="24"/>
-                <w:szCs w:val="24"/>
+              <w:jc w:val="center"/>
+              <w:rPr>
+                <w:rFonts w:ascii="Bookman Old Style" w:eastAsia="Bookman Old Style" w:hAnsi="Bookman Old Style" w:cs="Bookman Old Style"/>
+                <w:sz w:val="24"/>
+                <w:szCs w:val="24"/>
+                <w:lang w:val="sv-SE"/>
               </w:rPr>
             </w:pPr>
             <w:r>
@@ -2368,64 +2104,28 @@
               </w:rPr>
               <w:t>{persentase}{/peserta}</w:t>
             </w:r>
-          </w:p>
-        </w:tc>
-        <w:tc>
-          <w:tcPr>
-            <w:tcW w:w="105" w:type="dxa"/>
-            <w:tcBorders>
-              <w:left w:val="single" w:sz="4" w:space="0" w:color="000000"/>
-            </w:tcBorders>
-            <w:tcMar>
-              <w:top w:w="20" w:type="dxa"/>
-              <w:left w:w="20" w:type="dxa"/>
-              <w:bottom w:w="20" w:type="dxa"/>
-              <w:right w:w="20" w:type="dxa"/>
-            </w:tcMar>
-          </w:tcPr>
-          <w:p>
-            <w:pPr>
-              <w:widowControl w:val="0"/>
-              <w:spacing w:after="0" w:line="240" w:lineRule="auto"/>
-              <w:rPr>
-                <w:rFonts w:ascii="Bookman Old Style" w:eastAsia="Bookman Old Style" w:hAnsi="Bookman Old Style" w:cs="Bookman Old Style"/>
-                <w:sz w:val="24"/>
-                <w:szCs w:val="24"/>
-              </w:rPr>
-            </w:pPr>
           </w:p>
         </w:tc>
       </w:tr>
       <w:tr>
         <w:trPr>
-          <w:trHeight w:val="645"/>
+          <w:trHeight w:val="907"/>
         </w:trPr>
         <w:tc>
           <w:tcPr>
-            <w:tcW w:w="4560" w:type="dxa"/>
+            <w:tcW w:w="5098" w:type="dxa"/>
             <w:gridSpan w:val="2"/>
-            <w:tcBorders>
-              <w:top w:val="single" w:sz="4" w:space="0" w:color="000000"/>
-              <w:left w:val="single" w:sz="4" w:space="0" w:color="000000"/>
-              <w:bottom w:val="single" w:sz="4" w:space="0" w:color="000000"/>
-              <w:right w:val="single" w:sz="4" w:space="0" w:color="000000"/>
-            </w:tcBorders>
-            <w:tcMar>
-              <w:top w:w="0" w:type="dxa"/>
-              <w:bottom w:w="0" w:type="dxa"/>
-            </w:tcMar>
             <w:vAlign w:val="center"/>
           </w:tcPr>
           <w:p>
             <w:pPr>
               <w:widowControl w:val="0"/>
-              <w:spacing w:after="0" w:line="276" w:lineRule="auto"/>
-              <w:ind w:left="360"/>
               <w:jc w:val="center"/>
               <w:rPr>
                 <w:rFonts w:ascii="Bookman Old Style" w:eastAsia="Bookman Old Style" w:hAnsi="Bookman Old Style" w:cs="Bookman Old Style"/>
                 <w:sz w:val="24"/>
                 <w:szCs w:val="24"/>
+                <w:lang w:val="sv-SE"/>
               </w:rPr>
             </w:pPr>
             <w:proofErr w:type="spellStart"/>
@@ -2442,88 +2142,52 @@
         </w:tc>
         <w:tc>
           <w:tcPr>
-            <w:tcW w:w="1635" w:type="dxa"/>
-            <w:tcBorders>
-              <w:top w:val="single" w:sz="4" w:space="0" w:color="000000"/>
-              <w:left w:val="single" w:sz="4" w:space="0" w:color="000000"/>
-              <w:bottom w:val="single" w:sz="4" w:space="0" w:color="000000"/>
-              <w:right w:val="single" w:sz="4" w:space="0" w:color="000000"/>
-            </w:tcBorders>
-            <w:tcMar>
-              <w:top w:w="0" w:type="dxa"/>
-              <w:bottom w:w="0" w:type="dxa"/>
-            </w:tcMar>
+            <w:tcW w:w="2410" w:type="dxa"/>
+          </w:tcPr>
+          <w:p>
+            <w:pPr>
+              <w:widowControl w:val="0"/>
+              <w:rPr>
+                <w:rFonts w:ascii="Bookman Old Style" w:eastAsia="Bookman Old Style" w:hAnsi="Bookman Old Style" w:cs="Bookman Old Style"/>
+                <w:sz w:val="24"/>
+                <w:szCs w:val="24"/>
+                <w:lang w:val="sv-SE"/>
+              </w:rPr>
+            </w:pPr>
+          </w:p>
+        </w:tc>
+        <w:tc>
+          <w:tcPr>
+            <w:tcW w:w="3260" w:type="dxa"/>
+          </w:tcPr>
+          <w:p>
+            <w:pPr>
+              <w:widowControl w:val="0"/>
+              <w:rPr>
+                <w:rFonts w:ascii="Bookman Old Style" w:eastAsia="Bookman Old Style" w:hAnsi="Bookman Old Style" w:cs="Bookman Old Style"/>
+                <w:sz w:val="24"/>
+                <w:szCs w:val="24"/>
+                <w:lang w:val="sv-SE"/>
+              </w:rPr>
+            </w:pPr>
+          </w:p>
+        </w:tc>
+        <w:tc>
+          <w:tcPr>
+            <w:tcW w:w="2745" w:type="dxa"/>
             <w:vAlign w:val="center"/>
           </w:tcPr>
           <w:p>
             <w:pPr>
               <w:widowControl w:val="0"/>
-              <w:spacing w:after="0" w:line="276" w:lineRule="auto"/>
-              <w:ind w:left="360"/>
               <w:jc w:val="center"/>
               <w:rPr>
                 <w:rFonts w:ascii="Bookman Old Style" w:eastAsia="Bookman Old Style" w:hAnsi="Bookman Old Style" w:cs="Bookman Old Style"/>
                 <w:sz w:val="24"/>
                 <w:szCs w:val="24"/>
+                <w:lang w:val="sv-SE"/>
               </w:rPr>
             </w:pPr>
-          </w:p>
-        </w:tc>
-        <w:tc>
-          <w:tcPr>
-            <w:tcW w:w="2325" w:type="dxa"/>
-            <w:tcBorders>
-              <w:top w:val="single" w:sz="4" w:space="0" w:color="000000"/>
-              <w:left w:val="single" w:sz="4" w:space="0" w:color="000000"/>
-              <w:bottom w:val="single" w:sz="4" w:space="0" w:color="000000"/>
-              <w:right w:val="single" w:sz="4" w:space="0" w:color="000000"/>
-            </w:tcBorders>
-            <w:tcMar>
-              <w:top w:w="0" w:type="dxa"/>
-              <w:bottom w:w="0" w:type="dxa"/>
-            </w:tcMar>
-            <w:vAlign w:val="center"/>
-          </w:tcPr>
-          <w:p>
-            <w:pPr>
-              <w:widowControl w:val="0"/>
-              <w:spacing w:after="0" w:line="276" w:lineRule="auto"/>
-              <w:ind w:left="360"/>
-              <w:jc w:val="center"/>
-              <w:rPr>
-                <w:rFonts w:ascii="Bookman Old Style" w:eastAsia="Bookman Old Style" w:hAnsi="Bookman Old Style" w:cs="Bookman Old Style"/>
-                <w:sz w:val="24"/>
-                <w:szCs w:val="24"/>
-              </w:rPr>
-            </w:pPr>
-          </w:p>
-        </w:tc>
-        <w:tc>
-          <w:tcPr>
-            <w:tcW w:w="1995" w:type="dxa"/>
-            <w:tcBorders>
-              <w:top w:val="single" w:sz="4" w:space="0" w:color="000000"/>
-              <w:left w:val="single" w:sz="4" w:space="0" w:color="000000"/>
-              <w:bottom w:val="single" w:sz="4" w:space="0" w:color="000000"/>
-              <w:right w:val="single" w:sz="4" w:space="0" w:color="000000"/>
-            </w:tcBorders>
-            <w:tcMar>
-              <w:top w:w="0" w:type="dxa"/>
-              <w:bottom w:w="0" w:type="dxa"/>
-            </w:tcMar>
-            <w:vAlign w:val="center"/>
-          </w:tcPr>
-          <w:p>
-            <w:pPr>
-              <w:widowControl w:val="0"/>
-              <w:spacing w:after="0" w:line="276" w:lineRule="auto"/>
-              <w:jc w:val="right"/>
-              <w:rPr>
-                <w:rFonts w:ascii="Bookman Old Style" w:eastAsia="Bookman Old Style" w:hAnsi="Bookman Old Style" w:cs="Bookman Old Style"/>
-                <w:sz w:val="24"/>
-                <w:szCs w:val="24"/>
-              </w:rPr>
-            </w:pPr>
             <w:r>
               <w:rPr>
                 <w:rFonts w:ascii="Bookman Old Style" w:eastAsia="Bookman Old Style" w:hAnsi="Bookman Old Style" w:cs="Bookman Old Style"/>
@@ -2532,67 +2196,11 @@
                 <w:szCs w:val="24"/>
               </w:rPr>
               <w:t>{average_persentase}</w:t>
-            </w:r>
-          </w:p>
-        </w:tc>
-        <w:tc>
-          <w:tcPr>
-            <w:tcW w:w="105" w:type="dxa"/>
-            <w:tcBorders>
-              <w:left w:val="single" w:sz="4" w:space="0" w:color="000000"/>
-            </w:tcBorders>
-            <w:tcMar>
-              <w:top w:w="20" w:type="dxa"/>
-              <w:left w:w="20" w:type="dxa"/>
-              <w:bottom w:w="20" w:type="dxa"/>
-              <w:right w:w="20" w:type="dxa"/>
-            </w:tcMar>
-          </w:tcPr>
-          <w:p>
-            <w:pPr>
-              <w:widowControl w:val="0"/>
-              <w:spacing w:after="0" w:line="276" w:lineRule="auto"/>
-              <w:ind w:left="360"/>
-              <w:rPr>
-                <w:rFonts w:ascii="Bookman Old Style" w:eastAsia="Bookman Old Style" w:hAnsi="Bookman Old Style" w:cs="Bookman Old Style"/>
-                <w:sz w:val="24"/>
-                <w:szCs w:val="24"/>
-              </w:rPr>
-            </w:pPr>
-            <w:r>
-              <w:rPr>
-                <w:rFonts w:ascii="Bookman Old Style" w:eastAsia="Bookman Old Style" w:hAnsi="Bookman Old Style" w:cs="Bookman Old Style"/>
-                <w:sz w:val="24"/>
-                <w:szCs w:val="24"/>
-              </w:rPr>
-              <w:t xml:space="preserve"> </w:t>
             </w:r>
           </w:p>
         </w:tc>
       </w:tr>
     </w:tbl>
-    <w:p>
-      <w:pPr>
-        <w:widowControl w:val="0"/>
-        <w:spacing w:after="0" w:line="240" w:lineRule="auto"/>
-        <w:rPr>
-          <w:rFonts w:ascii="Bookman Old Style" w:eastAsia="Bookman Old Style" w:hAnsi="Bookman Old Style" w:cs="Bookman Old Style"/>
-          <w:sz w:val="24"/>
-          <w:szCs w:val="24"/>
-        </w:rPr>
-      </w:pPr>
-    </w:p>
-    <w:p>
-      <w:pPr>
-        <w:widowControl w:val="0"/>
-        <w:spacing w:after="0" w:line="240" w:lineRule="auto"/>
-        <w:rPr>
-          <w:rFonts w:ascii="Bookman Old Style" w:eastAsia="Bookman Old Style" w:hAnsi="Bookman Old Style" w:cs="Bookman Old Style"/>
-          <w:sz w:val="24"/>
-          <w:szCs w:val="24"/>
-        </w:rPr>
-      </w:pPr>
-    </w:p>
     <w:p>
       <w:pPr>
         <w:widowControl w:val="0"/>
@@ -18055,6 +17663,25 @@
     <w:uiPriority w:val="99"/>
     <w:rsid w:val="00FD29C8"/>
   </w:style>
+  <w:style w:type="table" w:styleId="TableGrid">
+    <w:name w:val="Table Grid"/>
+    <w:basedOn w:val="TableNormal"/>
+    <w:uiPriority w:val="39"/>
+    <w:rsid w:val="006945F0"/>
+    <w:pPr>
+      <w:spacing w:after="0" w:line="240" w:lineRule="auto"/>
+    </w:pPr>
+    <w:tblPr>
+      <w:tblBorders>
+        <w:top w:val="single" w:sz="4" w:space="0" w:color="auto"/>
+        <w:left w:val="single" w:sz="4" w:space="0" w:color="auto"/>
+        <w:bottom w:val="single" w:sz="4" w:space="0" w:color="auto"/>
+        <w:right w:val="single" w:sz="4" w:space="0" w:color="auto"/>
+        <w:insideH w:val="single" w:sz="4" w:space="0" w:color="auto"/>
+        <w:insideV w:val="single" w:sz="4" w:space="0" w:color="auto"/>
+      </w:tblBorders>
+    </w:tblPr>
+  </w:style>
 </w:styles>
 </file>
 

--- a/public/templates/BERKAS PEMBAYARAN TERMIN II PML (1).docx
+++ b/public/templates/BERKAS PEMBAYARAN TERMIN II PML (1).docx
@@ -1194,7 +1194,25 @@
                 <w:szCs w:val="24"/>
                 <w:lang w:val="sv-SE"/>
               </w:rPr>
-              <w:t>{tanggal}{</w:t>
+              <w:t>{tanggal}</w:t>
+            </w:r>
+            <w:r>
+              <w:rPr>
+                <w:rFonts w:ascii="Bookman Old Style" w:eastAsia="Bookman Old Style" w:hAnsi="Bookman Old Style" w:cs="Bookman Old Style"/>
+                <w:sz w:val="24"/>
+                <w:szCs w:val="24"/>
+                <w:lang w:val="sv-SE"/>
+              </w:rPr>
+              <w:t xml:space="preserve"> </w:t>
+            </w:r>
+            <w:r>
+              <w:rPr>
+                <w:rFonts w:ascii="Bookman Old Style" w:eastAsia="Bookman Old Style" w:hAnsi="Bookman Old Style" w:cs="Bookman Old Style"/>
+                <w:sz w:val="24"/>
+                <w:szCs w:val="24"/>
+                <w:lang w:val="sv-SE"/>
+              </w:rPr>
+              <w:t>{</w:t>
             </w:r>
             <w:r>
               <w:rPr>
@@ -1925,25 +1943,7 @@
                 <w:sz w:val="24"/>
                 <w:szCs w:val="24"/>
               </w:rPr>
-              <w:t>{#</w:t>
-            </w:r>
-            <w:proofErr w:type="gramStart"/>
-            <w:r>
-              <w:rPr>
-                <w:rFonts w:ascii="Bookman Old Style" w:eastAsia="Bookman Old Style" w:hAnsi="Bookman Old Style" w:cs="Bookman Old Style"/>
-                <w:sz w:val="24"/>
-                <w:szCs w:val="24"/>
-              </w:rPr>
-              <w:t>peserta}{</w:t>
-            </w:r>
-            <w:proofErr w:type="gramEnd"/>
-            <w:r>
-              <w:rPr>
-                <w:rFonts w:ascii="Bookman Old Style" w:eastAsia="Bookman Old Style" w:hAnsi="Bookman Old Style" w:cs="Bookman Old Style"/>
-                <w:sz w:val="24"/>
-                <w:szCs w:val="24"/>
-              </w:rPr>
-              <w:t>no}</w:t>
+              <w:t>{#peserta}{no}</w:t>
             </w:r>
           </w:p>
         </w:tc>
@@ -3635,7 +3635,6 @@
         <w:t xml:space="preserve"> </w:t>
       </w:r>
       <w:proofErr w:type="spellStart"/>
-      <w:proofErr w:type="gramStart"/>
       <w:r>
         <w:rPr>
           <w:rFonts w:ascii="Bookman Old Style" w:eastAsia="Bookman Old Style" w:hAnsi="Bookman Old Style" w:cs="Bookman Old Style"/>
@@ -3666,7 +3665,6 @@
         <w:t>pekerjaan</w:t>
       </w:r>
       <w:proofErr w:type="spellEnd"/>
-      <w:proofErr w:type="gramEnd"/>
       <w:r>
         <w:rPr>
           <w:rFonts w:ascii="Bookman Old Style" w:eastAsia="Bookman Old Style" w:hAnsi="Bookman Old Style" w:cs="Bookman Old Style"/>
@@ -3713,27 +3711,7 @@
           <w:sz w:val="24"/>
           <w:szCs w:val="24"/>
         </w:rPr>
-        <w:t xml:space="preserve"> </w:t>
-      </w:r>
-      <w:proofErr w:type="gramStart"/>
-      <w:r>
-        <w:rPr>
-          <w:rFonts w:ascii="Bookman Old Style" w:eastAsia="Bookman Old Style" w:hAnsi="Bookman Old Style" w:cs="Bookman Old Style"/>
-          <w:color w:val="000000"/>
-          <w:sz w:val="24"/>
-          <w:szCs w:val="24"/>
-        </w:rPr>
-        <w:t>Lapangan  Sensus</w:t>
-      </w:r>
-      <w:proofErr w:type="gramEnd"/>
-      <w:r>
-        <w:rPr>
-          <w:rFonts w:ascii="Bookman Old Style" w:eastAsia="Bookman Old Style" w:hAnsi="Bookman Old Style" w:cs="Bookman Old Style"/>
-          <w:color w:val="000000"/>
-          <w:sz w:val="24"/>
-          <w:szCs w:val="24"/>
-        </w:rPr>
-        <w:t xml:space="preserve"> Ekonomi 2026 pada Badan Pusat </w:t>
+        <w:t xml:space="preserve"> Lapangan  Sensus Ekonomi 2026 pada Badan Pusat </w:t>
       </w:r>
       <w:proofErr w:type="spellStart"/>
       <w:r>
@@ -4646,27 +4624,7 @@
           <w:sz w:val="24"/>
           <w:szCs w:val="24"/>
         </w:rPr>
-        <w:t xml:space="preserve"> </w:t>
-      </w:r>
-      <w:proofErr w:type="gramStart"/>
-      <w:r>
-        <w:rPr>
-          <w:rFonts w:ascii="Bookman Old Style" w:eastAsia="Bookman Old Style" w:hAnsi="Bookman Old Style" w:cs="Bookman Old Style"/>
-          <w:color w:val="000000"/>
-          <w:sz w:val="24"/>
-          <w:szCs w:val="24"/>
-        </w:rPr>
-        <w:t>Lapangan  Sensus</w:t>
-      </w:r>
-      <w:proofErr w:type="gramEnd"/>
-      <w:r>
-        <w:rPr>
-          <w:rFonts w:ascii="Bookman Old Style" w:eastAsia="Bookman Old Style" w:hAnsi="Bookman Old Style" w:cs="Bookman Old Style"/>
-          <w:color w:val="000000"/>
-          <w:sz w:val="24"/>
-          <w:szCs w:val="24"/>
-        </w:rPr>
-        <w:t xml:space="preserve"> Ekonomi 2026 </w:t>
+        <w:t xml:space="preserve"> Lapangan  Sensus Ekonomi 2026 </w:t>
       </w:r>
       <w:proofErr w:type="spellStart"/>
       <w:r>
@@ -8100,23 +8058,7 @@
                 <w:rFonts w:ascii="Arial" w:eastAsia="Arial" w:hAnsi="Arial"/>
                 <w:sz w:val="16"/>
               </w:rPr>
-              <w:t>{#foto_</w:t>
-            </w:r>
-            <w:proofErr w:type="gramStart"/>
-            <w:r>
-              <w:rPr>
-                <w:rFonts w:ascii="Arial" w:eastAsia="Arial" w:hAnsi="Arial"/>
-                <w:sz w:val="16"/>
-              </w:rPr>
-              <w:t>rows}{</w:t>
-            </w:r>
-            <w:proofErr w:type="gramEnd"/>
-            <w:r>
-              <w:rPr>
-                <w:rFonts w:ascii="Arial" w:eastAsia="Arial" w:hAnsi="Arial"/>
-                <w:sz w:val="16"/>
-              </w:rPr>
-              <w:t>%foto1}</w:t>
+              <w:t>{#foto_rows}{%foto1}</w:t>
             </w:r>
           </w:p>
         </w:tc>
@@ -8166,23 +8108,7 @@
                 <w:rFonts w:ascii="Arial" w:eastAsia="Arial" w:hAnsi="Arial"/>
                 <w:sz w:val="16"/>
               </w:rPr>
-              <w:t>{%foto</w:t>
-            </w:r>
-            <w:proofErr w:type="gramStart"/>
-            <w:r>
-              <w:rPr>
-                <w:rFonts w:ascii="Arial" w:eastAsia="Arial" w:hAnsi="Arial"/>
-                <w:sz w:val="16"/>
-              </w:rPr>
-              <w:t>3}{</w:t>
-            </w:r>
-            <w:proofErr w:type="gramEnd"/>
-            <w:r>
-              <w:rPr>
-                <w:rFonts w:ascii="Arial" w:eastAsia="Arial" w:hAnsi="Arial"/>
-                <w:sz w:val="16"/>
-              </w:rPr>
-              <w:t>/</w:t>
+              <w:t>{%foto3}{/</w:t>
             </w:r>
             <w:proofErr w:type="spellStart"/>
             <w:r>
@@ -8927,7 +8853,25 @@
           <w:szCs w:val="24"/>
           <w:lang w:val="sv-SE"/>
         </w:rPr>
-        <w:t>{nomor-prefix}</w:t>
+        <w:t>{nomor</w:t>
+      </w:r>
+      <w:r>
+        <w:rPr>
+          <w:rFonts w:ascii="Bookman Old Style" w:eastAsia="Bookman Old Style" w:hAnsi="Bookman Old Style" w:cs="Bookman Old Style"/>
+          <w:sz w:val="24"/>
+          <w:szCs w:val="24"/>
+          <w:lang w:val="sv-SE"/>
+        </w:rPr>
+        <w:t>_</w:t>
+      </w:r>
+      <w:r>
+        <w:rPr>
+          <w:rFonts w:ascii="Bookman Old Style" w:eastAsia="Bookman Old Style" w:hAnsi="Bookman Old Style" w:cs="Bookman Old Style"/>
+          <w:sz w:val="24"/>
+          <w:szCs w:val="24"/>
+          <w:lang w:val="sv-SE"/>
+        </w:rPr>
+        <w:t>prefix}</w:t>
       </w:r>
       <w:r>
         <w:rPr>
@@ -12634,15 +12578,33 @@
         </w:rPr>
         <w:t>nomor</w:t>
       </w:r>
-      <w:proofErr w:type="spellEnd"/>
-      <w:r>
-        <w:rPr>
-          <w:rFonts w:ascii="Bookman Old Style" w:eastAsia="Bookman Old Style" w:hAnsi="Bookman Old Style" w:cs="Bookman Old Style"/>
-          <w:sz w:val="24"/>
-          <w:szCs w:val="24"/>
-          <w:lang w:val="en"/>
-        </w:rPr>
-        <w:t>-prefix}/BAST-II-SE2026/PML/3172/SS.340/2026</w:t>
+      <w:r>
+        <w:rPr>
+          <w:rFonts w:ascii="Bookman Old Style" w:eastAsia="Bookman Old Style" w:hAnsi="Bookman Old Style" w:cs="Bookman Old Style"/>
+          <w:sz w:val="24"/>
+          <w:szCs w:val="24"/>
+          <w:lang w:val="en"/>
+        </w:rPr>
+        <w:t>_</w:t>
+      </w:r>
+      <w:r>
+        <w:rPr>
+          <w:rFonts w:ascii="Bookman Old Style" w:eastAsia="Bookman Old Style" w:hAnsi="Bookman Old Style" w:cs="Bookman Old Style"/>
+          <w:sz w:val="24"/>
+          <w:szCs w:val="24"/>
+          <w:lang w:val="en"/>
+        </w:rPr>
+        <w:t>prefix</w:t>
+      </w:r>
+      <w:proofErr w:type="spellEnd"/>
+      <w:r>
+        <w:rPr>
+          <w:rFonts w:ascii="Bookman Old Style" w:eastAsia="Bookman Old Style" w:hAnsi="Bookman Old Style" w:cs="Bookman Old Style"/>
+          <w:sz w:val="24"/>
+          <w:szCs w:val="24"/>
+          <w:lang w:val="en"/>
+        </w:rPr>
+        <w:t>}/BAST-II-SE2026/PML/3172/SS.340/2026</w:t>
       </w:r>
     </w:p>
     <w:p>
@@ -14470,27 +14432,7 @@
                 <w:szCs w:val="24"/>
                 <w:lang w:val="en"/>
               </w:rPr>
-              <w:t>{#</w:t>
-            </w:r>
-            <w:proofErr w:type="gramStart"/>
-            <w:r>
-              <w:rPr>
-                <w:rFonts w:ascii="Bookman Old Style" w:eastAsia="Bookman Old Style" w:hAnsi="Bookman Old Style" w:cs="Bookman Old Style"/>
-                <w:sz w:val="24"/>
-                <w:szCs w:val="24"/>
-                <w:lang w:val="en"/>
-              </w:rPr>
-              <w:t>peserta}{</w:t>
-            </w:r>
-            <w:proofErr w:type="gramEnd"/>
-            <w:r>
-              <w:rPr>
-                <w:rFonts w:ascii="Bookman Old Style" w:eastAsia="Bookman Old Style" w:hAnsi="Bookman Old Style" w:cs="Bookman Old Style"/>
-                <w:sz w:val="24"/>
-                <w:szCs w:val="24"/>
-                <w:lang w:val="en"/>
-              </w:rPr>
-              <w:t>no}</w:t>
+              <w:t>{#peserta}{no}</w:t>
             </w:r>
           </w:p>
         </w:tc>
@@ -14806,27 +14748,7 @@
                 <w:szCs w:val="24"/>
                 <w:lang w:val="en"/>
               </w:rPr>
-              <w:t>{#foto_</w:t>
-            </w:r>
-            <w:proofErr w:type="gramStart"/>
-            <w:r>
-              <w:rPr>
-                <w:rFonts w:ascii="Bookman Old Style" w:eastAsia="Bookman Old Style" w:hAnsi="Bookman Old Style" w:cs="Bookman Old Style"/>
-                <w:sz w:val="24"/>
-                <w:szCs w:val="24"/>
-                <w:lang w:val="en"/>
-              </w:rPr>
-              <w:t>rows}{</w:t>
-            </w:r>
-            <w:proofErr w:type="gramEnd"/>
-            <w:r>
-              <w:rPr>
-                <w:rFonts w:ascii="Bookman Old Style" w:eastAsia="Bookman Old Style" w:hAnsi="Bookman Old Style" w:cs="Bookman Old Style"/>
-                <w:sz w:val="24"/>
-                <w:szCs w:val="24"/>
-                <w:lang w:val="en"/>
-              </w:rPr>
-              <w:t>%foto1}</w:t>
+              <w:t>{#foto_rows}{%foto1}</w:t>
             </w:r>
           </w:p>
         </w:tc>
@@ -14892,27 +14814,7 @@
                 <w:szCs w:val="24"/>
                 <w:lang w:val="en"/>
               </w:rPr>
-              <w:t>{%foto</w:t>
-            </w:r>
-            <w:proofErr w:type="gramStart"/>
-            <w:r>
-              <w:rPr>
-                <w:rFonts w:ascii="Bookman Old Style" w:eastAsia="Bookman Old Style" w:hAnsi="Bookman Old Style" w:cs="Bookman Old Style"/>
-                <w:sz w:val="24"/>
-                <w:szCs w:val="24"/>
-                <w:lang w:val="en"/>
-              </w:rPr>
-              <w:t>3}{</w:t>
-            </w:r>
-            <w:proofErr w:type="gramEnd"/>
-            <w:r>
-              <w:rPr>
-                <w:rFonts w:ascii="Bookman Old Style" w:eastAsia="Bookman Old Style" w:hAnsi="Bookman Old Style" w:cs="Bookman Old Style"/>
-                <w:sz w:val="24"/>
-                <w:szCs w:val="24"/>
-                <w:lang w:val="en"/>
-              </w:rPr>
-              <w:t>/</w:t>
+              <w:t>{%foto3}{/</w:t>
             </w:r>
             <w:proofErr w:type="spellStart"/>
             <w:r>
